--- a/VOLT_Bibbia.docx
+++ b/VOLT_Bibbia.docx
@@ -322,7 +322,7 @@
     <w:p/>
     <w:p>
       <w:r>
-        <w:t>Fusa con la Bibbia narrativa v1.1 scritta con l'altra IA.</w:t>
+        <w:t>Atto II completo, dal settore 21 al 65. Fusa con la Bibbia narrativa v1.1 scritta con l'altra IA.</w:t>
       </w:r>
     </w:p>
     <w:p>
@@ -515,10 +515,44 @@
         <w:rPr>
           <w:b/>
         </w:rPr>
-        <w:t>Praterìa Cromo, Deserto Solare, Laguna Profonda, Giardino Viola, Ghiacciaio</w:t>
+        <w:t>Prateria Cromo, Deserto Solare, Laguna Profonda, Giardino Viola, Ghiacciaio</w:t>
       </w:r>
       <w:r>
         <w:t xml:space="preserve"> — che si alternano ogni cinque settori.</w:t>
+      </w:r>
+    </w:p>
+    <w:p>
+      <w:r>
+        <w:t xml:space="preserve">Il Nucleo produce la spinta. Ma una spinta, da sola, non illumina niente: perché Lumina abbia luce, quell'energia deve </w:t>
+      </w:r>
+      <w:r>
+        <w:rPr>
+          <w:b/>
+        </w:rPr>
+        <w:t>scorrere</w:t>
+      </w:r>
+      <w:r>
+        <w:t xml:space="preserve">. Se ne occupa la centrale, e dentro la centrale c'è </w:t>
+      </w:r>
+      <w:r>
+        <w:rPr>
+          <w:b/>
+        </w:rPr>
+        <w:t>Ampere</w:t>
+      </w:r>
+      <w:r>
+        <w:t>.</w:t>
+      </w:r>
+    </w:p>
+    <w:p>
+      <w:r>
+        <w:rPr>
+          <w:b/>
+        </w:rPr>
+        <w:t>Come si disegna:</w:t>
+      </w:r>
+      <w:r>
+        <w:t xml:space="preserve"> cieli ampi e colorati, colline morbide, tutto tondeggiante e pulito. Lumina non è futuristica e non è medievale: è un posto dove si sta bene. Il pericolo, quando arriva, arriva dal cielo.</w:t>
       </w:r>
     </w:p>
     <w:p>
@@ -526,58 +560,45 @@
         <w:pStyle w:val="Heading2"/>
       </w:pPr>
       <w:r>
-        <w:t>ECLISSIA [SCRITTO]</w:t>
+        <w:t>La Frattura — che cos'è [GIOCO] (l'origine è [SCRITTO])</w:t>
       </w:r>
     </w:p>
     <w:p>
       <w:r>
-        <w:t xml:space="preserve">L'altro mondo. Ha un livello energetico </w:t>
-      </w:r>
+        <w:t>Lumina ed Eclissia hanno livelli energetici opposti. La differenza di potenziale fra i due mondi è cresciuta finché non ha lacerato lo spazio.</w:t>
+      </w:r>
+    </w:p>
+    <w:p>
       <w:r>
         <w:rPr>
           <w:b/>
         </w:rPr>
-        <w:t>opposto</w:t>
-      </w:r>
-      <w:r>
-        <w:t xml:space="preserve"> a quello di Lumina: è il polo basso, quello che aspetta di essere riempito. </w:t>
+        <w:t>La Frattura è una sovratensione rimasta senza un circuito attraverso cui scaricarsi</w:t>
+      </w:r>
+      <w:r>
+        <w:t>: un arco elettrico che non si spegne, perché non ha dove andare.</w:t>
+      </w:r>
+    </w:p>
+    <w:p>
+      <w:r>
+        <w:t xml:space="preserve">Questo è il punto più importante di tutta la storia, e va detto sempre così: </w:t>
       </w:r>
       <w:r>
         <w:rPr>
           <w:b/>
         </w:rPr>
-        <w:t>Non è il mondo dei cattivi</w:t>
-      </w:r>
-      <w:r>
-        <w:t>, è semplicemente l'altro capo del circuito — e senza di lui la corrente non avrebbe dove andare.</w:t>
+        <w:t>la Frattura non si tappa. Si chiude dandole una strada.</w:t>
       </w:r>
     </w:p>
     <w:p>
-      <w:r>
-        <w:t xml:space="preserve">Si chiama così perché da Lumina si vede come un'ombra che copre la luce senza spegnerla. E un'eclissi, per definizione, </w:t>
-      </w:r>
       <w:r>
         <w:rPr>
           <w:b/>
         </w:rPr>
-        <w:t>è una cosa che passa</w:t>
-      </w:r>
-      <w:r>
-        <w:t>: due corpi disallineati, non due nemici. È il motivo per cui la storia può finire con un riequilibrio e non con una distruzione.</w:t>
-      </w:r>
-    </w:p>
-    <w:p>
-      <w:r>
-        <w:t xml:space="preserve">Il nome viene dal greco </w:t>
-      </w:r>
-      <w:r>
-        <w:rPr>
-          <w:i/>
-        </w:rPr>
-        <w:t>ékleipsis</w:t>
-      </w:r>
-      <w:r>
-        <w:t>, «sparizione, venir meno» — la stessa paura che tiene in vita ECHO-0.</w:t>
+        <w:t>Nessuno l'ha aperta.</w:t>
+      </w:r>
+      <w:r>
+        <w:t xml:space="preserve"> È successa. Ma da Lumina, per tutto il tempo, si è creduto che fosse un attacco — e quel malinteso è il vero antefatto della storia: due mondi che si sono accusati a vicenda di una cosa che è capitata e basta.</w:t>
       </w:r>
     </w:p>
     <w:p>
@@ -585,37 +606,54 @@
         <w:pStyle w:val="Heading2"/>
       </w:pPr>
       <w:r>
-        <w:t>La Frattura [GIOCO] (l'origine è [SCRITTO])</w:t>
+        <w:t>La Frattura — il luogo [SCRITTO]</w:t>
       </w:r>
     </w:p>
     <w:p>
       <w:r>
-        <w:t xml:space="preserve">La differenza di potenziale fra i due mondi è cresciuta finché non ha lacerato lo spazio. </w:t>
+        <w:t xml:space="preserve">Fino al settore 20 la Frattura è una ferita nel cielo da cui escono i mostri. Dal 21 diventa un </w:t>
       </w:r>
       <w:r>
         <w:rPr>
           <w:b/>
         </w:rPr>
-        <w:t>La Frattura è una sovratensione rimasta senza un circuito attraverso cui scaricarsi</w:t>
-      </w:r>
-      <w:r>
-        <w:t>: un arco elettrico che non si spegne, perché non ha dove andare.</w:t>
+        <w:t>posto in cui si entra</w:t>
+      </w:r>
+      <w:r>
+        <w:t>, e ci si resta per quindici settori.</w:t>
       </w:r>
     </w:p>
     <w:p>
-      <w:r>
-        <w:t xml:space="preserve">Questo è il punto più importante di tutta la storia, e va detto sempre così: </w:t>
-      </w:r>
       <w:r>
         <w:rPr>
           <w:b/>
         </w:rPr>
-        <w:t>la Frattura non si tappa. Si chiude dandole una strada.</w:t>
+        <w:t>Cos'è.</w:t>
+      </w:r>
+      <w:r>
+        <w:t xml:space="preserve"> Il tra-i-due-mondi. Non è Eclissia e non è più Lumina: è quello che la lacerazione ha strappato ai bordi e tiene sospeso. Pezzi di Lumina che galleggiano nel viola — un tratto di prateria, il tetto di una casa, una strada che finisce nel vuoto, un pezzo di ghiacciaio capovolto. Riconosci casa tua a brandelli, ed è per questo che fa impressione: non è un mondo nuovo, è il tuo, fatto a pezzi.</w:t>
       </w:r>
     </w:p>
     <w:p>
       <w:r>
-        <w:t>Dalla Frattura escono i mostri, e oltre la Frattura c'è un mondo instabile dove le leggi cambiano ogni tre settori.</w:t>
+        <w:rPr>
+          <w:b/>
+        </w:rPr>
+        <w:t>Come si gioca.</w:t>
+      </w:r>
+      <w:r>
+        <w:t xml:space="preserve"> Settori 21-35. Le piattaforme sono i frammenti; sotto non c'è terra ma il vuoto viola. Non ci sono ancora le leggi che cambiano — quelle sono di Eclissia. Qui il pericolo è il vuoto e chi ci abita.</w:t>
+      </w:r>
+    </w:p>
+    <w:p>
+      <w:r>
+        <w:rPr>
+          <w:b/>
+        </w:rPr>
+        <w:t>Come si disegna.</w:t>
+      </w:r>
+      <w:r>
+        <w:t xml:space="preserve"> Fondale viola profondo senza orizzonte, senza sole. Isole di paesaggio riconoscibile che ruotano piano, con i bordi strappati e le radici che pendono. Lampi lontani. Nessuna architettura nuova: solo cose di Lumina finite dove non dovevano.</w:t>
       </w:r>
     </w:p>
     <w:p>
@@ -623,21 +661,40 @@
         <w:pStyle w:val="Heading2"/>
       </w:pPr>
       <w:r>
-        <w:t>La Corrente Verde [GIOCO]</w:t>
+        <w:t>Il passaggio nascosto [SCRITTO]</w:t>
       </w:r>
     </w:p>
     <w:p>
       <w:r>
-        <w:t xml:space="preserve">Particelle di energia sparse nei settori oltre la Frattura. Non sono monete: sono </w:t>
+        <w:t xml:space="preserve">Eclissia non l'aveva mai vista nessuno, perché </w:t>
       </w:r>
       <w:r>
         <w:rPr>
           <w:b/>
         </w:rPr>
-        <w:t>cariche</w:t>
-      </w:r>
-      <w:r>
-        <w:t>, restano sospese in aria e le raccoglie Ampere, non il giocatore. I mostri, morendo, ne lasciano cadere.</w:t>
+        <w:t>nessuno sapeva che ci fosse un dall'altra parte</w:t>
+      </w:r>
+      <w:r>
+        <w:t>. Si credeva che la Frattura fosse la fine, non un tramite.</w:t>
+      </w:r>
+    </w:p>
+    <w:p>
+      <w:r>
+        <w:t xml:space="preserve">Il passaggio lo conosce solo chi è nato nella ferita. </w:t>
+      </w:r>
+      <w:r>
+        <w:rPr>
+          <w:b/>
+        </w:rPr>
+        <w:t>Lo mostra ECHO-0 al settore 35</w:t>
+      </w:r>
+      <w:r>
+        <w:t>, quando si arrende: una fenditura nel fondo del viola che si apre soltanto se sai dove guardare.</w:t>
+      </w:r>
+    </w:p>
+    <w:p>
+      <w:r>
+        <w:t>È il momento in cui il gioco cambia mondo, e va trattato come tale: una scena, non una porta.</w:t>
       </w:r>
     </w:p>
     <w:p>
@@ -645,12 +702,264 @@
         <w:pStyle w:val="Heading2"/>
       </w:pPr>
       <w:r>
-        <w:t>La Caldera Voltaica [SCRITTO]</w:t>
+        <w:t>ECLISSIA [SCRITTO]</w:t>
       </w:r>
     </w:p>
     <w:p>
       <w:r>
-        <w:t xml:space="preserve">Un immenso vulcano energetico al centro del mondo oltre la Frattura. Nel cratere non c'è lava: ci sono </w:t>
+        <w:t xml:space="preserve">L'altro mondo. Ha un livello energetico </w:t>
+      </w:r>
+      <w:r>
+        <w:rPr>
+          <w:b/>
+        </w:rPr>
+        <w:t>opposto</w:t>
+      </w:r>
+      <w:r>
+        <w:t xml:space="preserve"> a quello di Lumina: è il polo basso, quello che aspetta di essere riempito. </w:t>
+      </w:r>
+      <w:r>
+        <w:rPr>
+          <w:b/>
+        </w:rPr>
+        <w:t>Non è il mondo dei cattivi</w:t>
+      </w:r>
+      <w:r>
+        <w:t>, è semplicemente l'altro capo del circuito — e senza di lui la corrente non avrebbe dove andare.</w:t>
+      </w:r>
+    </w:p>
+    <w:p>
+      <w:r>
+        <w:t xml:space="preserve">Si chiama così perché da Lumina si vede come un'ombra che copre la luce senza spegnerla. E un'eclissi, per definizione, </w:t>
+      </w:r>
+      <w:r>
+        <w:rPr>
+          <w:b/>
+        </w:rPr>
+        <w:t>è una cosa che passa</w:t>
+      </w:r>
+      <w:r>
+        <w:t>: due corpi disallineati, non due nemici. È il motivo per cui la storia può finire con un riequilibrio e non con una distruzione.</w:t>
+      </w:r>
+    </w:p>
+    <w:p>
+      <w:r>
+        <w:t xml:space="preserve">Il nome viene dal greco </w:t>
+      </w:r>
+      <w:r>
+        <w:rPr>
+          <w:i/>
+        </w:rPr>
+        <w:t>ékleipsis</w:t>
+      </w:r>
+      <w:r>
+        <w:t>, «sparizione, venir meno» — la stessa paura che tiene in vita ECHO-0.</w:t>
+      </w:r>
+    </w:p>
+    <w:p>
+      <w:r>
+        <w:rPr>
+          <w:b/>
+        </w:rPr>
+        <w:t>Eclissia non vuole niente.</w:t>
+      </w:r>
+      <w:r>
+        <w:t xml:space="preserve"> Non ha un esercito, non ha un piano, non ha un re: è un mondo, non un nemico. Chi ruba e chi minaccia sono creature nate nella ferita, non ambasciatori di Eclissia. Questa riga non si tocca mai.</w:t>
+      </w:r>
+    </w:p>
+    <w:p>
+      <w:r>
+        <w:rPr>
+          <w:b/>
+        </w:rPr>
+        <w:t>Come si gioca.</w:t>
+      </w:r>
+      <w:r>
+        <w:t xml:space="preserve"> Settori 36-55. È qui che il mondo cambia legge ogni tre settori (vedi capitolo 10): bassa gravità, buio, piattaforme instabili, giganti, eco, tempesta, pioggia di fuoco. Non sono effetti speciali: sono il clima del posto.</w:t>
+      </w:r>
+    </w:p>
+    <w:p>
+      <w:r>
+        <w:rPr>
+          <w:b/>
+        </w:rPr>
+        <w:t>Come si disegna.</w:t>
+      </w:r>
+      <w:r>
+        <w:t xml:space="preserve"> Un mondo vero, non un incubo: ha terra, ha cielo, ha orizzonte — ma tutto è illuminato al contrario, come sotto un'eclissi. Luce radente, ombre lunghe, colori profondi (indaco, prugna, verde marcio) e in lontananza, sempre, la sagoma del vulcano. Bello e scomodo, mai brutto.</w:t>
+      </w:r>
+    </w:p>
+    <w:p>
+      <w:pPr>
+        <w:pStyle w:val="Heading2"/>
+      </w:pPr>
+      <w:r>
+        <w:t>La Corrente Verde [GIOCO]</w:t>
+      </w:r>
+    </w:p>
+    <w:p>
+      <w:r>
+        <w:rPr>
+          <w:b/>
+        </w:rPr>
+        <w:t>Cos'è.</w:t>
+      </w:r>
+      <w:r>
+        <w:t xml:space="preserve"> L'energia che riesce davvero a fluire. Non è una moneta e non è un potere: è la sostanza che, versata dove serve, fa scorrere il resto. In natura sta sparsa in cariche sospese, che non cadono e non si consumano.</w:t>
+      </w:r>
+    </w:p>
+    <w:p>
+      <w:r>
+        <w:rPr>
+          <w:b/>
+        </w:rPr>
+        <w:t>Come si gioca.</w:t>
+      </w:r>
+      <w:r>
+        <w:t xml:space="preserve"> Le cariche restano ferme a mezz'aria. Non le raccoglie il giocatore: le raccoglie il contenitore. Con Ampere in mano, corrono da sola verso la lanterna. Senza Ampere (settori 36-55) le raccolgono i Custodi addosso — vedi </w:t>
+      </w:r>
+      <w:r>
+        <w:rPr>
+          <w:i/>
+        </w:rPr>
+        <w:t>La corrente addosso</w:t>
+      </w:r>
+      <w:r>
+        <w:t>, qui sotto.</w:t>
+      </w:r>
+    </w:p>
+    <w:p>
+      <w:r>
+        <w:rPr>
+          <w:b/>
+        </w:rPr>
+        <w:t>Come si disegna.</w:t>
+      </w:r>
+      <w:r>
+        <w:t xml:space="preserve"> Piccoli cristalli verde fluo che ruotano piano, con un alone. Verde </w:t>
+      </w:r>
+      <w:r>
+        <w:rPr>
+          <w:rFonts w:ascii="Consolas" w:hAnsi="Consolas"/>
+          <w:color w:val="7A3FD6"/>
+          <w:sz w:val="19"/>
+        </w:rPr>
+        <w:t>#5effa8</w:t>
+      </w:r>
+      <w:r>
+        <w:t xml:space="preserve">, cuore chiaro </w:t>
+      </w:r>
+      <w:r>
+        <w:rPr>
+          <w:rFonts w:ascii="Consolas" w:hAnsi="Consolas"/>
+          <w:color w:val="7A3FD6"/>
+          <w:sz w:val="19"/>
+        </w:rPr>
+        <w:t>#eafff2</w:t>
+      </w:r>
+      <w:r>
+        <w:t>. Mai monete, mai gemme, mai soldi: sono scintille ordinate.</w:t>
+      </w:r>
+    </w:p>
+    <w:p>
+      <w:pPr>
+        <w:pStyle w:val="Heading2"/>
+      </w:pPr>
+      <w:r>
+        <w:t>La corrente addosso [SCRITTO]</w:t>
+      </w:r>
+    </w:p>
+    <w:p>
+      <w:r>
+        <w:rPr>
+          <w:b/>
+        </w:rPr>
+        <w:t>Cos'è.</w:t>
+      </w:r>
+      <w:r>
+        <w:t xml:space="preserve"> Dal settore 36 al 55 Ampere non ce l'hanno: la corrente se la tengono dentro. Aren e Lyra sono i Custodi di VOLT, sono fatti per </w:t>
+      </w:r>
+      <w:r>
+        <w:rPr>
+          <w:b/>
+        </w:rPr>
+        <w:t>reggere la tensione</w:t>
+      </w:r>
+      <w:r>
+        <w:t xml:space="preserve"> — ma non sono contenitori. Tenersi la corrente in corpo è scomodo e pericoloso.</w:t>
+      </w:r>
+    </w:p>
+    <w:p>
+      <w:r>
+        <w:t>Ed è esattamente il motivo per cui devono riprendersi la lanterna. Non è un capriccio: è che senza un contenitore l'energia non serve a niente e fa solo male. È il tema del gioco, applicato addosso ai protagonisti.</w:t>
+      </w:r>
+    </w:p>
+    <w:p>
+      <w:r>
+        <w:rPr>
+          <w:b/>
+        </w:rPr>
+        <w:t>Come si gioca.</w:t>
+      </w:r>
+      <w:r>
+        <w:t xml:space="preserve"> Una </w:t>
+      </w:r>
+      <w:r>
+        <w:rPr>
+          <w:b/>
+        </w:rPr>
+        <w:t>barra verde fluo in alto</w:t>
+      </w:r>
+      <w:r>
+        <w:t xml:space="preserve"> che si riempie mano a mano che si raccoglie. Più è piena, più è instabile: ogni tanto </w:t>
+      </w:r>
+      <w:r>
+        <w:rPr>
+          <w:b/>
+        </w:rPr>
+        <w:t>scarica da sola</w:t>
+      </w:r>
+      <w:r>
+        <w:t xml:space="preserve"> — un lampo, una scossa, il personaggio che perde un istante il controllo — e più sale, più capita spesso. Non toglie vite: toglie tranquillità. Al settore 56, appena Ampere torna, </w:t>
+      </w:r>
+      <w:r>
+        <w:rPr>
+          <w:b/>
+        </w:rPr>
+        <w:t>si svuota dentro il vetro in un colpo solo</w:t>
+      </w:r>
+      <w:r>
+        <w:t xml:space="preserve"> e la lanterna si accende come non l'hai mai vista.</w:t>
+      </w:r>
+    </w:p>
+    <w:p>
+      <w:r>
+        <w:rPr>
+          <w:b/>
+        </w:rPr>
+        <w:t>Come si disegna.</w:t>
+      </w:r>
+      <w:r>
+        <w:t xml:space="preserve"> Nei post e nei disegni: vene verdi che si accendono sotto la tuta lungo le braccia, il petto che pulsa, scariche che saltano fra i due quando camminano vicini. Sono pieni di una cosa che non è loro.</w:t>
+      </w:r>
+    </w:p>
+    <w:p>
+      <w:pPr>
+        <w:pStyle w:val="Heading2"/>
+      </w:pPr>
+      <w:r>
+        <w:t>La Caldera Voltaica [SCRITTO]</w:t>
+      </w:r>
+    </w:p>
+    <w:p>
+      <w:r>
+        <w:rPr>
+          <w:b/>
+        </w:rPr>
+        <w:t>Cos'è.</w:t>
+      </w:r>
+      <w:r>
+        <w:t xml:space="preserve"> Un immenso vulcano energetico al centro di Eclissia. Nel cratere non c'è lava: ci sono </w:t>
       </w:r>
       <w:r>
         <w:rPr>
@@ -659,12 +968,12 @@
         <w:t>fulmini liquidi, rocce magnetiche e residui dei due mondi</w:t>
       </w:r>
       <w:r>
-        <w:t>. È il punto in cui la differenza di potenziale raggiunge il massimo, ed è per questo che ECHO-0 vive nelle sue profondità: quella sovratensione è ciò che lo tiene in vita.</w:t>
+        <w:t>. È il punto in cui la differenza di potenziale fra i mondi tocca il massimo — e quindi l'unico posto dove la corrente, se versata, diventa flusso invece che scarica.</w:t>
       </w:r>
     </w:p>
     <w:p>
       <w:r>
-        <w:t xml:space="preserve">Versare la Corrente Verde nella Caldera chiude il circuito: l'energia non esplode verso l'esterno, </w:t>
+        <w:t xml:space="preserve">Versarcela dentro chiude il circuito: l'energia non esplode verso l'esterno, </w:t>
       </w:r>
       <w:r>
         <w:rPr>
@@ -674,6 +983,28 @@
       </w:r>
       <w:r>
         <w:t xml:space="preserve"> e li ricuce come una ferita luminosa.</w:t>
+      </w:r>
+    </w:p>
+    <w:p>
+      <w:r>
+        <w:rPr>
+          <w:b/>
+        </w:rPr>
+        <w:t>Come si gioca.</w:t>
+      </w:r>
+      <w:r>
+        <w:t xml:space="preserve"> Settori 57-65: la scalata. Il gioco gira di novanta gradi — non si corre più in avanti, si guadagna quota.</w:t>
+      </w:r>
+    </w:p>
+    <w:p>
+      <w:r>
+        <w:rPr>
+          <w:b/>
+        </w:rPr>
+        <w:t>Come si disegna.</w:t>
+      </w:r>
+      <w:r>
+        <w:t xml:space="preserve"> Un cono nero e magnetico che si vede da tutta Eclissia, con scariche che salgono lungo i fianchi invece di scendere. Dentro il cratere, luce bianca e blu. Nessun fuoco arancione: non è un vulcano di lava, è un vulcano di corrente.</w:t>
       </w:r>
     </w:p>
     <w:p>
@@ -917,26 +1248,18 @@
         <w:pStyle w:val="Heading2"/>
       </w:pPr>
       <w:r>
-        <w:t>AMPERE [GIOCO] (l'origine è [SCRITTO])</w:t>
+        <w:t>AMPERE [GIOCO] (la storia è [SCRITTO])</w:t>
       </w:r>
     </w:p>
     <w:p>
-      <w:r>
-        <w:t xml:space="preserve">Una piccola lanterna verde, quasi viva, costruita dagli antichi Custodi per stabilizzare la Frattura. Dentro conserva la </w:t>
-      </w:r>
       <w:r>
         <w:rPr>
           <w:b/>
         </w:rPr>
-        <w:t>Corrente Verde</w:t>
-      </w:r>
-      <w:r>
-        <w:t>.</w:t>
-      </w:r>
-    </w:p>
-    <w:p>
-      <w:r>
-        <w:t xml:space="preserve">Non è un oggetto da raccogliere: </w:t>
+        <w:t>Cos'è.</w:t>
+      </w:r>
+      <w:r>
+        <w:t xml:space="preserve"> Una piccola lanterna verde, quasi viva, costruita dagli antichi Custodi. Non è un oggetto magico e non è un'arma: </w:t>
       </w:r>
       <w:r>
         <w:rPr>
@@ -945,7 +1268,32 @@
         <w:t>è un contenitore</w:t>
       </w:r>
       <w:r>
-        <w:t xml:space="preserve">. Raccoglie le cariche sparse, le ordina e le rende utilizzabili. Nel gioco galleggia dietro le spalle del Custode, si accende man mano che si carica, </w:t>
+        <w:t>. Raccoglie la Corrente Verde, la ordina e la rende utilizzabile.</w:t>
+      </w:r>
+    </w:p>
+    <w:p>
+      <w:r>
+        <w:t xml:space="preserve">Non era una leggenda perduta: </w:t>
+      </w:r>
+      <w:r>
+        <w:rPr>
+          <w:b/>
+        </w:rPr>
+        <w:t>stava nella centrale di Lumina</w:t>
+      </w:r>
+      <w:r>
+        <w:t>, ed è la ragione per cui Lumina ha luce. Il Nucleo dà la spinta, Ampere fa scorrere.</w:t>
+      </w:r>
+    </w:p>
+    <w:p>
+      <w:r>
+        <w:rPr>
+          <w:b/>
+        </w:rPr>
+        <w:t>Come si gioca.</w:t>
+      </w:r>
+      <w:r>
+        <w:t xml:space="preserve"> Galleggia dietro le spalle del Custode. Si accende man mano che si carica, </w:t>
       </w:r>
       <w:r>
         <w:rPr>
@@ -954,7 +1302,16 @@
         <w:t>si allarma quando arriva un mostro</w:t>
       </w:r>
       <w:r>
-        <w:t xml:space="preserve"> (si scosta, trema, diventa arancione), e al buio è lei la vera fonte di luce. Quando è piena, la corrente scorre da sola: un filo verde salta da un mostro all'altro.</w:t>
+        <w:t xml:space="preserve"> (si scosta, trema, diventa arancione) e </w:t>
+      </w:r>
+      <w:r>
+        <w:rPr>
+          <w:b/>
+        </w:rPr>
+        <w:t>al buio è lei la vera fonte di luce</w:t>
+      </w:r>
+      <w:r>
+        <w:t>, con un raggio che cresce con la carica. Quando è piena la corrente scorre da sola: un filo verde parte dalla lanterna e salta da un mostro all'altro, fino a cinque.</w:t>
       </w:r>
     </w:p>
     <w:p>
@@ -968,12 +1325,7 @@
         <w:t>reagisce</w:t>
       </w:r>
       <w:r>
-        <w:t>: si muove verso quello che conta. È lei a insegnare al giocatore cosa fare, senza scritte.</w:t>
-      </w:r>
-    </w:p>
-    <w:p>
-      <w:r>
-        <w:t>A carica piena può richiudere la Frattura — ma solo versandola nella Caldera.</w:t>
+        <w:t>: si muove verso quello che conta. È lei a insegnare al giocatore cosa fare, senza scritte in mezzo allo schermo.</w:t>
       </w:r>
     </w:p>
     <w:p>
@@ -981,109 +1333,41 @@
         <w:rPr>
           <w:b/>
         </w:rPr>
-        <w:t>L'arco di Ampere nel secondo atto</w:t>
-      </w:r>
-      <w:r>
-        <w:t xml:space="preserve">, e va rispettato: prima è </w:t>
+        <w:t>Come si disegna.</w:t>
+      </w:r>
+      <w:r>
+        <w:t xml:space="preserve"> Lanterna da minatore, non lampada di Aladino: cappello e base in metallo blu scuro (</w:t>
+      </w:r>
+      <w:r>
+        <w:rPr>
+          <w:rFonts w:ascii="Consolas" w:hAnsi="Consolas"/>
+          <w:color w:val="7A3FD6"/>
+          <w:sz w:val="19"/>
+        </w:rPr>
+        <w:t>#3b4a7a</w:t>
+      </w:r>
+      <w:r>
+        <w:t xml:space="preserve">), vetro tondo, manico ad archetto. Dentro, la corrente sale come un liquido: più è carica, più il vetro è pieno. Nucleo chiaro che pulsa al centro. Verde </w:t>
+      </w:r>
+      <w:r>
+        <w:rPr>
+          <w:rFonts w:ascii="Consolas" w:hAnsi="Consolas"/>
+          <w:color w:val="7A3FD6"/>
+          <w:sz w:val="19"/>
+        </w:rPr>
+        <w:t>#5effa8</w:t>
+      </w:r>
+      <w:r>
+        <w:t xml:space="preserve">. Quando ha paura vira all'arancione. Non ha occhi e non ha bocca: </w:t>
       </w:r>
       <w:r>
         <w:rPr>
           <w:b/>
         </w:rPr>
-        <w:t>perduta</w:t>
-      </w:r>
-      <w:r>
-        <w:t xml:space="preserve"> (ce l'ha ECHO-0, e per questo lui scappa), poi è </w:t>
-      </w:r>
-      <w:r>
-        <w:rPr>
-          <w:b/>
-        </w:rPr>
-        <w:t>riconquistata</w:t>
-      </w:r>
-      <w:r>
-        <w:t xml:space="preserve"> (spenta, vuota), poi va </w:t>
-      </w:r>
-      <w:r>
-        <w:rPr>
-          <w:b/>
-        </w:rPr>
-        <w:t>riempita</w:t>
-      </w:r>
-      <w:r>
-        <w:t xml:space="preserve">, e alla fine si </w:t>
-      </w:r>
-      <w:r>
-        <w:rPr>
-          <w:b/>
-        </w:rPr>
-        <w:t>versa</w:t>
-      </w:r>
-      <w:r>
-        <w:t>. Non è un accessorio che il giocatore riceve all'inizio: è la cosa che manca, poi la cosa che si è ripresa, poi la cosa da proteggere. Se la lanterna è lì dal primo momento e si carica da sola, tutto l'atto II perde il motivo per cui esiste.</w:t>
-      </w:r>
-    </w:p>
-    <w:p>
-      <w:pPr>
-        <w:pStyle w:val="Heading1"/>
-      </w:pPr>
-      <w:r>
-        <w:t>4. I nemici</w:t>
-      </w:r>
-    </w:p>
-    <w:p>
-      <w:pPr>
-        <w:pStyle w:val="Heading2"/>
-      </w:pPr>
-      <w:r>
-        <w:t>Il Divoratore [GIOCO]</w:t>
-      </w:r>
-    </w:p>
-    <w:p>
-      <w:r>
-        <w:t xml:space="preserve">L'antagonista del primo atto. Un'ombra corazzata viola e nera, con </w:t>
-      </w:r>
-      <w:r>
-        <w:rPr>
-          <w:b/>
-        </w:rPr>
-        <w:t>frammenti gialli incastonati nel petto</w:t>
-      </w:r>
-      <w:r>
-        <w:t>. Apre la Frattura, rapisce uno dei due Custodi e lo tiene dietro sbarre di energia viola. Viene abbattuto al ventesimo settore.</w:t>
-      </w:r>
-    </w:p>
-    <w:p>
-      <w:r>
-        <w:rPr>
-          <w:b/>
-        </w:rPr>
-        <w:t>Non è la mente dell'universo.</w:t>
-      </w:r>
-      <w:r>
-        <w:t xml:space="preserve"> È la prima cosa uscita dalla Frattura, non l'ultima.</w:t>
-      </w:r>
-    </w:p>
-    <w:p>
-      <w:pPr>
-        <w:pStyle w:val="Heading2"/>
-      </w:pPr>
-      <w:r>
-        <w:t>La famiglia ECHO</w:t>
-      </w:r>
-    </w:p>
-    <w:p>
-      <w:r>
-        <w:t xml:space="preserve">Creature nate dentro la Frattura. Ognuna ha una funzione diversa: non sono mostri più grossi, sono </w:t>
-      </w:r>
-      <w:r>
-        <w:rPr>
-          <w:b/>
-        </w:rPr>
-        <w:t>problemi diversi</w:t>
-      </w:r>
-      <w:r>
-        <w:t>.</w:t>
+        <w:t>è viva nel modo in cui si muove</w:t>
+      </w:r>
+      <w:r>
+        <w:t>, non nella faccia.</w:t>
       </w:r>
     </w:p>
     <w:p>
@@ -1091,48 +1375,164 @@
         <w:pStyle w:val="Heading3"/>
       </w:pPr>
       <w:r>
-        <w:t>ECHO-0 — Il Copiatore [SCRITTO]</w:t>
+        <w:t>L'arco di Ampere, e va rispettato</w:t>
       </w:r>
     </w:p>
     <w:p>
-      <w:r>
-        <w:t>L'antagonista del secondo atto, e il personaggio più importante che abbiamo dopo i due Custodi.</w:t>
-      </w:r>
-    </w:p>
-    <w:p>
+      <w:pPr>
+        <w:pStyle w:val="ListNumber"/>
+      </w:pPr>
       <w:r>
         <w:rPr>
           <w:b/>
         </w:rPr>
-        <w:t>Nasce per sbaglio dall'energia corrotta di Ampere, e cresce con le scelte del giocatore.</w:t>
-      </w:r>
-      <w:r>
-        <w:t xml:space="preserve"> Le due cose non si escludono: la scintilla è Ampere, il cibo sono i potenziamenti raccolti nella prima campagna. Più il giocatore è diventato potente, più forte è diventato lui — e questo va detto esplicitamente al momento della rivelazione, perché è la cosa che fa male.</w:t>
+        <w:t>Rubata</w:t>
+      </w:r>
+      <w:r>
+        <w:t xml:space="preserve"> — ECHO-0 se la porta via dalla centrale di Lumina. È il motivo per</w:t>
+      </w:r>
+      <w:r>
+        <w:t xml:space="preserve"> cui Lumina si sta spegnendo.</w:t>
       </w:r>
     </w:p>
     <w:p>
-      <w:r>
-        <w:t xml:space="preserve">Pensa, parla e capisce cosa sta succedendo. Osserva la partita del giocatore, </w:t>
-      </w:r>
+      <w:pPr>
+        <w:pStyle w:val="ListNumber"/>
+      </w:pPr>
       <w:r>
         <w:rPr>
           <w:b/>
         </w:rPr>
-        <w:t>copia i suoi potenziamenti</w:t>
-      </w:r>
-      <w:r>
-        <w:t xml:space="preserve"> e li usa contro di lui, cambiando aspetto in base al potere rubato. Non aspetta fermo alla fine del settore: compare sullo sfondo, attraversa il percorso, distrugge piattaforme, corre ai frammenti prima di te e sparisce dentro portali instabili. Combatte poco e poi fugge, portandosi via Ampere.</w:t>
+        <w:t>Riconquistata</w:t>
+      </w:r>
+      <w:r>
+        <w:t xml:space="preserve"> — settore 30: gliela strappi di mano.</w:t>
       </w:r>
     </w:p>
     <w:p>
+      <w:pPr>
+        <w:pStyle w:val="ListNumber"/>
+      </w:pPr>
       <w:r>
         <w:rPr>
           <w:b/>
         </w:rPr>
-        <w:t>Non vuole conquistare Lumina. Sta cercando di non scomparire.</w:t>
-      </w:r>
-      <w:r>
-        <w:t xml:space="preserve"> Se la Corrente Verde viene versata nella Caldera, la sovratensione si scarica e lui perde il corpo. Ogni volta che scappa, sta scappando dalla propria fine.</w:t>
+        <w:t>Persa di nuovo</w:t>
+      </w:r>
+      <w:r>
+        <w:t xml:space="preserve"> — settore 35: te la strappa ECHO-1, un istante prima che tu</w:t>
+      </w:r>
+      <w:r>
+        <w:t xml:space="preserve"> vinca.</w:t>
+      </w:r>
+    </w:p>
+    <w:p>
+      <w:pPr>
+        <w:pStyle w:val="ListNumber"/>
+      </w:pPr>
+      <w:r>
+        <w:rPr>
+          <w:b/>
+        </w:rPr>
+        <w:t>Riavuta</w:t>
+      </w:r>
+      <w:r>
+        <w:t xml:space="preserve"> — settore 56, dal petto di ECHO-1.</w:t>
+      </w:r>
+    </w:p>
+    <w:p>
+      <w:pPr>
+        <w:pStyle w:val="ListNumber"/>
+      </w:pPr>
+      <w:r>
+        <w:rPr>
+          <w:b/>
+        </w:rPr>
+        <w:t>Riempita</w:t>
+      </w:r>
+      <w:r>
+        <w:t xml:space="preserve"> — con tutta la corrente che ti sei portato addosso per venti</w:t>
+      </w:r>
+      <w:r>
+        <w:t xml:space="preserve"> settori.</w:t>
+      </w:r>
+    </w:p>
+    <w:p>
+      <w:pPr>
+        <w:pStyle w:val="ListNumber"/>
+      </w:pPr>
+      <w:r>
+        <w:rPr>
+          <w:b/>
+        </w:rPr>
+        <w:t>Versata</w:t>
+      </w:r>
+      <w:r>
+        <w:t xml:space="preserve"> — al settore 65, nel cratere.</w:t>
+      </w:r>
+    </w:p>
+    <w:p>
+      <w:r>
+        <w:t>Se la lanterna è lì dal primo momento e si carica da sola, tutto l'atto II perde il motivo per cui esiste.</w:t>
+      </w:r>
+    </w:p>
+    <w:p>
+      <w:pPr>
+        <w:pStyle w:val="Heading3"/>
+      </w:pPr>
+      <w:r>
+        <w:t>Ampere rovesciata [SCRITTO]</w:t>
+      </w:r>
+    </w:p>
+    <w:p>
+      <w:r>
+        <w:rPr>
+          <w:b/>
+        </w:rPr>
+        <w:t>Cos'è.</w:t>
+      </w:r>
+      <w:r>
+        <w:t xml:space="preserve"> Alla cima, Ampere si gira al contrario: smette di versare e comincia ad </w:t>
+      </w:r>
+      <w:r>
+        <w:rPr>
+          <w:b/>
+        </w:rPr>
+        <w:t>aspirare</w:t>
+      </w:r>
+      <w:r>
+        <w:t>. Un contenitore funziona nei due sensi — è la stessa idea, letta al rovescio.</w:t>
+      </w:r>
+    </w:p>
+    <w:p>
+      <w:r>
+        <w:rPr>
+          <w:b/>
+        </w:rPr>
+        <w:t>Come si gioca.</w:t>
+      </w:r>
+      <w:r>
+        <w:t xml:space="preserve"> È l'arma dell'ultimo scontro (vedi </w:t>
+      </w:r>
+      <w:r>
+        <w:rPr>
+          <w:b/>
+        </w:rPr>
+        <w:t>OHM</w:t>
+      </w:r>
+      <w:r>
+        <w:t>): non si spara, si aspira. Pezzo per pezzo.</w:t>
+      </w:r>
+    </w:p>
+    <w:p>
+      <w:r>
+        <w:rPr>
+          <w:b/>
+        </w:rPr>
+        <w:t>Come si disegna.</w:t>
+      </w:r>
+      <w:r>
+        <w:t xml:space="preserve"> Il vetro si apre come un diaframma e il flusso entra invece di uscire. La luce va dal nemico verso la lanterna, non viceversa. È l'immagine-chiave del finale e vale un poster da sola.</w:t>
       </w:r>
     </w:p>
     <w:p>
@@ -1145,38 +1545,93 @@
       </w:pPr>
       <w:r>
         <w:rPr>
+          <w:b/>
           <w:sz w:val="21"/>
         </w:rPr>
-        <w:t>«HO OSSERVATO OGNI TUA SCELTA. ORA I TUOI POTERI APPARTENGONO A ME.» «VOI VOLETE SALVARE IL VOSTRO MONDO. IO STO SOLTANTO CERCANDO DI NON SCOMPARIRE.»</w:t>
+        <w:t>[APERTO] — Ampere si versa, non si getta.</w:t>
+      </w:r>
+      <w:r>
+        <w:rPr>
+          <w:sz w:val="21"/>
+        </w:rPr>
+        <w:t xml:space="preserve"> Deciso: la lanterna resta. Alla fine è vuota e spenta, in mano a chi l'ha portata fin lassù, e si riaccende piano soltanto quando la Frattura è chiusa.</w:t>
       </w:r>
     </w:p>
     <w:p>
-      <w:r>
-        <w:t xml:space="preserve">Aspetto: corpo nero cristallino, nastri viola che si muovono da soli, </w:t>
+      <w:pPr>
+        <w:pStyle w:val="Heading1"/>
+      </w:pPr>
+      <w:r>
+        <w:t>4. I nemici</w:t>
+      </w:r>
+    </w:p>
+    <w:p>
+      <w:pPr>
+        <w:pStyle w:val="Heading2"/>
+      </w:pPr>
+      <w:r>
+        <w:t>Il Divoratore [GIOCO]</w:t>
+      </w:r>
+    </w:p>
+    <w:p>
+      <w:r>
+        <w:t xml:space="preserve">L'antagonista del primo atto. Un'ombra corazzata viola e nera, con </w:t>
       </w:r>
       <w:r>
         <w:rPr>
           <w:b/>
         </w:rPr>
-        <w:t>occhio sinistro azzurro e occhio destro rosso</w:t>
-      </w:r>
-      <w:r>
-        <w:t xml:space="preserve">, fulmine giallo sul petto, </w:t>
-      </w:r>
+        <w:t>frammenti gialli incastonati nel petto</w:t>
+      </w:r>
+      <w:r>
+        <w:t>. Apre la strada dalla Frattura, rapisce il Custode non scelto e lo tiene dietro sbarre di energia viola. Viene abbattuto al ventesimo settore.</w:t>
+      </w:r>
+    </w:p>
+    <w:p>
       <w:r>
         <w:rPr>
           <w:b/>
         </w:rPr>
-        <w:t>braccia diverse fra loro</w:t>
-      </w:r>
-      <w:r>
-        <w:t xml:space="preserve"> — cannone ciano a sinistra, guanto rosso a destra. L'asimmetria non è un vezzo: </w:t>
+        <w:t>Non è la mente dell'universo.</w:t>
+      </w:r>
+      <w:r>
+        <w:t xml:space="preserve"> È la prima cosa uscita dalla Frattura, non l'ultima. E non è lui ad aver rubato Ampere.</w:t>
+      </w:r>
+    </w:p>
+    <w:p>
+      <w:pPr>
+        <w:pStyle w:val="Heading2"/>
+      </w:pPr>
+      <w:r>
+        <w:t>La famiglia ECHO</w:t>
+      </w:r>
+    </w:p>
+    <w:p>
+      <w:r>
+        <w:t xml:space="preserve">Creature nate dentro la Frattura. Ognuna ha una funzione diversa: non sono mostri più grossi, sono </w:t>
       </w:r>
       <w:r>
         <w:rPr>
           <w:b/>
         </w:rPr>
-        <w:t>è lì che si vede quale potere ha rubato.</w:t>
+        <w:t>problemi diversi</w:t>
+      </w:r>
+      <w:r>
+        <w:t>.</w:t>
+      </w:r>
+    </w:p>
+    <w:p>
+      <w:r>
+        <w:t xml:space="preserve">E hanno un nome che nessuno aveva mai spiegato. </w:t>
+      </w:r>
+      <w:r>
+        <w:rPr>
+          <w:b/>
+        </w:rPr>
+        <w:t>Sono le eco di OHM.</w:t>
+      </w:r>
+      <w:r>
+        <w:t xml:space="preserve"> Lo si scopre alla cima, e in una riga sola si capisce tutta la famiglia.</w:t>
       </w:r>
     </w:p>
     <w:p>
@@ -1184,81 +1639,124 @@
         <w:pStyle w:val="Heading3"/>
       </w:pPr>
       <w:r>
-        <w:t>ECHO-1 — Il Condensatore [SCRITTO]</w:t>
+        <w:t>ECHO-0 — Il Copiatore [SCRITTO]</w:t>
       </w:r>
     </w:p>
     <w:p>
       <w:r>
-        <w:t xml:space="preserve">Enorme, pesante, senza volto. Creato dalla Frattura per </w:t>
-      </w:r>
+        <w:t>L'antagonista del secondo atto, e il personaggio più importante che abbiamo dopo i due Custodi.</w:t>
+      </w:r>
+    </w:p>
+    <w:p>
       <w:r>
         <w:rPr>
           <w:b/>
         </w:rPr>
-        <w:t>assorbire la Corrente Verde prima che arrivi ad Ampere</w:t>
-      </w:r>
-      <w:r>
-        <w:t>. Tre cristalli gialli sul petto.</w:t>
-      </w:r>
-    </w:p>
-    <w:p>
-      <w:r>
-        <w:t xml:space="preserve">Assorbe i colpi energetici e li accumula: </w:t>
+        <w:t>Cos'è.</w:t>
+      </w:r>
+      <w:r>
+        <w:t xml:space="preserve"> </w:t>
       </w:r>
       <w:r>
         <w:rPr>
           <w:b/>
         </w:rPr>
-        <w:t>sparargli addosso lo rende più forte</w:t>
-      </w:r>
-      <w:r>
-        <w:t>. Colpisce il terreno creando onde d'urto, attira a sé piattaforme e frammenti, può bloccare temporaneamente il cambio fra Aren e Lyra, e a pieno carico libera un'esplosione circolare.</w:t>
+        <w:t>Nasce per sbaglio dall'energia corrotta di Ampere, e cresce con le scelte del giocatore.</w:t>
+      </w:r>
+      <w:r>
+        <w:t xml:space="preserve"> Le due cose non si escludono: la scintilla è Ampere, il cibo sono i potenziamenti raccolti nella prima campagna. Più il giocatore è diventato potente, più forte è diventato lui — e va detto esplicitamente al momento della rivelazione, perché è la cosa che fa male.</w:t>
       </w:r>
     </w:p>
     <w:p>
       <w:r>
-        <w:t xml:space="preserve">Si batte così: espone un cristallo → </w:t>
-      </w:r>
+        <w:t>Pensa, parla e capisce cosa sta succedendo.</w:t>
+      </w:r>
+    </w:p>
+    <w:p>
       <w:r>
         <w:rPr>
           <w:b/>
         </w:rPr>
-        <w:t>Aren</w:t>
-      </w:r>
-      <w:r>
-        <w:t xml:space="preserve"> lo sovraccarica sparandogli → il cristallo cambia colore e diventa instabile → si passa a </w:t>
+        <w:t>Perché ruba Ampere.</w:t>
+      </w:r>
+      <w:r>
+        <w:t xml:space="preserve"> </w:t>
+      </w:r>
+      <w:r>
+        <w:rPr>
+          <w:i/>
+        </w:rPr>
+        <w:t>Dice</w:t>
+      </w:r>
+      <w:r>
+        <w:t xml:space="preserve"> di volerlo per spegnere Lumina, e per un po' ci credono tutti. </w:t>
       </w:r>
       <w:r>
         <w:rPr>
           <w:b/>
         </w:rPr>
-        <w:t>Lyra</w:t>
-      </w:r>
-      <w:r>
-        <w:t xml:space="preserve"> → il guanto ne estrae la carica → la carica va ad Ampere. Tre volte, un cristallo alla volta.</w:t>
+        <w:t>La verità è che se Ampere torna a funzionare, la Frattura si chiude e lui smette di esistere.</w:t>
+      </w:r>
+      <w:r>
+        <w:t xml:space="preserve"> Mente sul proprio movente: non è un tiranno, è uno che sta scappando dalla propria fine.</w:t>
       </w:r>
     </w:p>
     <w:p>
-      <w:r>
-        <w:t xml:space="preserve">Compare al </w:t>
-      </w:r>
       <w:r>
         <w:rPr>
           <w:b/>
         </w:rPr>
-        <w:t>settore 30</w:t>
-      </w:r>
-      <w:r>
-        <w:t xml:space="preserve">, e non è un servo di ECHO-0: </w:t>
+        <w:t>Come si gioca.</w:t>
+      </w:r>
+      <w:r>
+        <w:t xml:space="preserve"> Non aspetta fermo alla fine del settore: compare sullo sfondo, attraversa il percorso, distrugge piattaforme, corre ai frammenti prima di te. Ogni tre-quattro settori si ferma e ti affronta davvero — </w:t>
       </w:r>
       <w:r>
         <w:rPr>
           <w:b/>
         </w:rPr>
-        <w:t>ha strappato Ampere proprio a lui</w:t>
-      </w:r>
-      <w:r>
-        <w:t xml:space="preserve"> e se l'è messa nel petto insieme ai tre cristalli. Un condensatore non lascia uscire la corrente, nemmeno per chi l'ha creato.</w:t>
+        <w:t>e appena la sua barra sta per finire, fugge dentro un portale</w:t>
+      </w:r>
+      <w:r>
+        <w:t>. Osserva la tua build, copia un potenziamento e te lo rimanda addosso. Non si vince due volte con la stessa strategia.</w:t>
+      </w:r>
+    </w:p>
+    <w:p>
+      <w:r>
+        <w:rPr>
+          <w:b/>
+        </w:rPr>
+        <w:t>Come si disegna.</w:t>
+      </w:r>
+      <w:r>
+        <w:t xml:space="preserve"> Corpo nero cristallino fatto di schegge fluttuanti, nastri viola che si muovono da soli, </w:t>
+      </w:r>
+      <w:r>
+        <w:rPr>
+          <w:b/>
+        </w:rPr>
+        <w:t>occhio sinistro azzurro e occhio destro rosso</w:t>
+      </w:r>
+      <w:r>
+        <w:t xml:space="preserve">, fulmine giallo sul petto. </w:t>
+      </w:r>
+      <w:r>
+        <w:rPr>
+          <w:b/>
+        </w:rPr>
+        <w:t>Braccia diverse fra loro</w:t>
+      </w:r>
+      <w:r>
+        <w:t xml:space="preserve">: cannone ciano a sinistra, guanto rosso a destra — imitano il blaster di Aren e il guanto di Lyra. L'asimmetria non è un vezzo: </w:t>
+      </w:r>
+      <w:r>
+        <w:rPr>
+          <w:b/>
+        </w:rPr>
+        <w:t>è lì che si vede quale potere ha rubato</w:t>
+      </w:r>
+      <w:r>
+        <w:t>. Il guanto prende il colore del potenziamento copiato.</w:t>
       </w:r>
     </w:p>
     <w:p>
@@ -1273,21 +1771,41 @@
         <w:rPr>
           <w:sz w:val="21"/>
         </w:rPr>
-        <w:t>«SE VOLETE LA CORRENTE… DOVRETE RIPRENDERSELA.»</w:t>
+        <w:t>«HO OSSERVATO OGNI TUA SCELTA. ORA I TUOI POTERI APPARTENGONO A ME.» «VOI VOLETE SALVARE IL VOSTRO MONDO. IO STO SOLTANTO CERCANDO DI NON SCOMPARIRE.»</w:t>
       </w:r>
     </w:p>
     <w:p>
-      <w:r>
-        <w:t xml:space="preserve">Battendolo, i tre cristalli liberano la prima grande quantità di Corrente Verde e i due Custodi </w:t>
-      </w:r>
       <w:r>
         <w:rPr>
           <w:b/>
         </w:rPr>
-        <w:t>riprendono Ampere: spenta, vuota, ma loro</w:t>
-      </w:r>
-      <w:r>
-        <w:t>. Da quel momento ECHO-0 capisce che possono davvero chiudere la Frattura, smette di giocare con loro e comincia a dare la caccia alla lanterna.</w:t>
+        <w:t>La resa (settore 35).</w:t>
+      </w:r>
+      <w:r>
+        <w:t xml:space="preserve"> Sta per cadere, e proprio allora arriva ECHO-1 e gli porta via Ampere. Si arrende — non perché l'hai battuto: perché l'hanno derubato anche a lui. Si rialza e </w:t>
+      </w:r>
+      <w:r>
+        <w:rPr>
+          <w:b/>
+        </w:rPr>
+        <w:t>vi mostra il passaggio per Eclissia</w:t>
+      </w:r>
+      <w:r>
+        <w:t>.</w:t>
+      </w:r>
+    </w:p>
+    <w:p>
+      <w:r>
+        <w:t xml:space="preserve">Sa perfettamente dove porta quella strada. Sa che se Ampere torna a funzionare lui muore. </w:t>
+      </w:r>
+      <w:r>
+        <w:rPr>
+          <w:b/>
+        </w:rPr>
+        <w:t>Ve la indica lo stesso.</w:t>
+      </w:r>
+      <w:r>
+        <w:t xml:space="preserve"> Da quel momento non è più il nemico: è uno che si è già arreso a morire per voi, e alla fine sarete voi a non lasciarlo andare.</w:t>
       </w:r>
     </w:p>
     <w:p>
@@ -1295,99 +1813,27 @@
         <w:pStyle w:val="Heading3"/>
       </w:pPr>
       <w:r>
-        <w:t>ECHO-2 — Il Gemello [APERTO]</w:t>
+        <w:t>ECHO-1 — Il Condensatore [SCRITTO]</w:t>
       </w:r>
     </w:p>
     <w:p>
-      <w:r>
-        <w:t>Idea: duplica Aren e Lyra e li costringe a combattere contro sé stessi.</w:t>
-      </w:r>
-    </w:p>
-    <w:p>
-      <w:pPr>
-        <w:pStyle w:val="Heading3"/>
-      </w:pPr>
-      <w:r>
-        <w:t>ECHO-3 — Il Guardiano della Caldera [APERTO]</w:t>
-      </w:r>
-    </w:p>
-    <w:p>
-      <w:r>
-        <w:t>Idea: controlla la gravità e le piattaforme.</w:t>
-      </w:r>
-    </w:p>
-    <w:p>
-      <w:pPr>
-        <w:pStyle w:val="Heading2"/>
-      </w:pPr>
-      <w:r>
-        <w:t>I mostri comuni [GIOCO]</w:t>
-      </w:r>
-    </w:p>
-    <w:p>
-      <w:r>
-        <w:t xml:space="preserve">Non hanno nome proprio, sono la fauna della Frattura: </w:t>
-      </w:r>
       <w:r>
         <w:rPr>
           <w:b/>
         </w:rPr>
-        <w:t>strisciante, volante, sputatore, caricatore, bombardiere</w:t>
-      </w:r>
-      <w:r>
-        <w:t xml:space="preserve">. Dal sesto settore alcuni arrivano temprati — gli </w:t>
+        <w:t>Cos'è.</w:t>
+      </w:r>
+      <w:r>
+        <w:t xml:space="preserve"> Un colosso oscuro e pesante, apparentemente senza volto. Non è un servo di ECHO-0: </w:t>
       </w:r>
       <w:r>
         <w:rPr>
           <w:b/>
         </w:rPr>
-        <w:t>élite</w:t>
-      </w:r>
-      <w:r>
-        <w:t xml:space="preserve">: </w:t>
-      </w:r>
-      <w:r>
-        <w:rPr>
-          <w:i/>
-        </w:rPr>
-        <w:t>scattante</w:t>
-      </w:r>
-      <w:r>
-        <w:t xml:space="preserve"> (velocissimo, fragile), </w:t>
-      </w:r>
-      <w:r>
-        <w:rPr>
-          <w:i/>
-        </w:rPr>
-        <w:t>corazzato</w:t>
-      </w:r>
-      <w:r>
-        <w:t xml:space="preserve"> (la piastra ferma i colpi frontali, va preso alle spalle), </w:t>
-      </w:r>
-      <w:r>
-        <w:rPr>
-          <w:i/>
-        </w:rPr>
-        <w:t>disturbatore</w:t>
-      </w:r>
-      <w:r>
-        <w:t xml:space="preserve"> (la sua scarica ti spegne l'arma).</w:t>
-      </w:r>
-    </w:p>
-    <w:p>
-      <w:pPr>
-        <w:pStyle w:val="Heading1"/>
-      </w:pPr>
-      <w:r>
-        <w:t>5. La storia</w:t>
-      </w:r>
-    </w:p>
-    <w:p>
-      <w:pPr>
-        <w:pStyle w:val="Heading2"/>
-      </w:pPr>
-      <w:r>
-        <w:t>ATTO I — «Ritrova chi ami» · settori 1-20 [GIOCO]</w:t>
+        <w:t>è una funzione</w:t>
+      </w:r>
+      <w:r>
+        <w:t>. Un condensatore accumula e non restituisce — e prende la batteria più piena che trova, senza chiedere il permesso a nessuno, nemmeno a chi l'ha creato.</w:t>
       </w:r>
     </w:p>
     <w:p>
@@ -1395,30 +1841,80 @@
         <w:rPr>
           <w:b/>
         </w:rPr>
-        <w:t>Apertura (filmato).</w:t>
-      </w:r>
-      <w:r>
-        <w:t xml:space="preserve"> L'officina di Lumina, i due Custodi accanto al Nucleo. Il cielo si spacca, dalla Frattura esce il Divoratore, una mano di energia afferra uno dei due e lo trascina dentro. Ultima immagine: il Custode rapito dietro sbarre viola, e in mano all'altro un frammento giallo che si accende.</w:t>
-      </w:r>
-    </w:p>
-    <w:p>
+        <w:t>Come si gioca (settore 56).</w:t>
+      </w:r>
+      <w:r>
+        <w:t xml:space="preserve"> Assorbe l'energia: </w:t>
+      </w:r>
       <w:r>
         <w:rPr>
           <w:b/>
         </w:rPr>
-        <w:t>Il viaggio.</w:t>
-      </w:r>
-      <w:r>
-        <w:t xml:space="preserve"> Venti settori inseguendo il Divoratore, seguendo i frammenti che il Custode rapito lascia come traccia. </w:t>
+        <w:t>sparargli addosso lo carica</w:t>
+      </w:r>
+      <w:r>
+        <w:t xml:space="preserve">. Colpisce il terreno creando onde d'urto, attira a sé piattaforme e frammenti, e può </w:t>
       </w:r>
       <w:r>
         <w:rPr>
           <w:b/>
         </w:rPr>
-        <w:t>Tre Comandanti</w:t>
-      </w:r>
-      <w:r>
-        <w:t xml:space="preserve"> — ai settori 5, 10 e 15 — e il Divoratore al ventesimo. Dopo ogni Comandante il gioco salva un punto di ripresa.</w:t>
+        <w:t>bloccare temporaneamente il cambio fra Aren e Lyra</w:t>
+      </w:r>
+      <w:r>
+        <w:t>. A pieno carico libera un'esplosione circolare.</w:t>
+      </w:r>
+    </w:p>
+    <w:p>
+      <w:r>
+        <w:t xml:space="preserve">Si combatte in due: </w:t>
+      </w:r>
+      <w:r>
+        <w:rPr>
+          <w:b/>
+        </w:rPr>
+        <w:t>uno lo comandi tu, l'altro combatte al tuo fianco.</w:t>
+      </w:r>
+      <w:r>
+        <w:t xml:space="preserve"> Aren sovraccarica il cristallo esposto finché non diventa instabile, poi si passa a Lyra che ne estrae la corrente col guanto. Tre volte, un cristallo alla volta. Non gli si fa male: </w:t>
+      </w:r>
+      <w:r>
+        <w:rPr>
+          <w:b/>
+        </w:rPr>
+        <w:t>gli si allenta la presa</w:t>
+      </w:r>
+      <w:r>
+        <w:t>.</w:t>
+      </w:r>
+    </w:p>
+    <w:p>
+      <w:r>
+        <w:rPr>
+          <w:b/>
+        </w:rPr>
+        <w:t>Come si disegna.</w:t>
+      </w:r>
+      <w:r>
+        <w:t xml:space="preserve"> Al centro del petto, incastonata come un reattore, c'è </w:t>
+      </w:r>
+      <w:r>
+        <w:rPr>
+          <w:b/>
+        </w:rPr>
+        <w:t>Ampere</w:t>
+      </w:r>
+      <w:r>
+        <w:t xml:space="preserve">: si vede il vetro verde pulsare dentro il corpo nero. </w:t>
+      </w:r>
+      <w:r>
+        <w:rPr>
+          <w:b/>
+        </w:rPr>
+        <w:t>Tre cristalli gialli</w:t>
+      </w:r>
+      <w:r>
+        <w:t xml:space="preserve"> le stanno intorno come tre morse. Quando un cristallo salta, una morsa si apre. Quando salta il terzo, la lanterna esce.</w:t>
       </w:r>
     </w:p>
     <w:p>
@@ -1431,53 +1927,76 @@
       </w:pPr>
       <w:r>
         <w:rPr>
-          <w:b/>
           <w:sz w:val="21"/>
         </w:rPr>
-        <w:t>Attenzione al numero:</w:t>
-      </w:r>
-      <w:r>
-        <w:rPr>
-          <w:sz w:val="21"/>
-        </w:rPr>
-        <w:t xml:space="preserve"> i Comandanti sono </w:t>
-      </w:r>
-      <w:r>
-        <w:rPr>
-          <w:b/>
-          <w:sz w:val="21"/>
-        </w:rPr>
-        <w:t>tre</w:t>
-      </w:r>
-      <w:r>
-        <w:rPr>
-          <w:sz w:val="21"/>
-        </w:rPr>
-        <w:t xml:space="preserve">, non quattro. Il quarto scontro è il Divoratore, che è un'altra cosa. Nomi e storie dei tre sono ancora </w:t>
-      </w:r>
-      <w:r>
-        <w:rPr>
-          <w:b/>
-          <w:sz w:val="21"/>
-        </w:rPr>
-        <w:t>[APERTO]</w:t>
-      </w:r>
-      <w:r>
-        <w:rPr>
-          <w:sz w:val="21"/>
-        </w:rPr>
-        <w:t>.</w:t>
+        <w:t>«SE VOLETE LA CORRENTE… DOVRETE RIPRENDERVELA.»</w:t>
       </w:r>
     </w:p>
     <w:p>
+      <w:pPr>
+        <w:pStyle w:val="Heading3"/>
+      </w:pPr>
+      <w:r>
+        <w:t>OHM — La Resistenza [SCRITTO]</w:t>
+      </w:r>
+    </w:p>
+    <w:p>
+      <w:r>
+        <w:t xml:space="preserve">L'ultimo nemico del gioco, e il più importante da capire bene: </w:t>
+      </w:r>
       <w:r>
         <w:rPr>
           <w:b/>
         </w:rPr>
-        <w:t>Finale (filmato).</w:t>
-      </w:r>
-      <w:r>
-        <w:t xml:space="preserve"> La cella si spegne, il Custode liberato cade in avanti e viene preso al volo dall'altro. Si abbracciano. Dietro di loro la frattura si richiude e la luce torna su Lumina.</w:t>
+        <w:t>non è un mostro. È il problema.</w:t>
+      </w:r>
+    </w:p>
+    <w:p>
+      <w:r>
+        <w:rPr>
+          <w:b/>
+        </w:rPr>
+        <w:t>Cos'è.</w:t>
+      </w:r>
+      <w:r>
+        <w:t xml:space="preserve"> VOLT è la tensione, AMPERE è la corrente, </w:t>
+      </w:r>
+      <w:r>
+        <w:rPr>
+          <w:b/>
+        </w:rPr>
+        <w:t>OHM è la resistenza</w:t>
+      </w:r>
+      <w:r>
+        <w:t>: ciò che impedisce alla corrente di scorrere. È la sovratensione che ha aperto la Frattura, quella che per tutto questo tempo non ha avuto dove scaricarsi, e che a forza di accumularsi ha preso una forma.</w:t>
+      </w:r>
+    </w:p>
+    <w:p>
+      <w:r>
+        <w:t xml:space="preserve">Non pensa, non parla, non odia. </w:t>
+      </w:r>
+      <w:r>
+        <w:rPr>
+          <w:b/>
+        </w:rPr>
+        <w:t>Preme, e basta.</w:t>
+      </w:r>
+      <w:r>
+        <w:t xml:space="preserve"> Non ha un piano perché non ha una mente: è un ostacolo, il più grande che esista.</w:t>
+      </w:r>
+    </w:p>
+    <w:p>
+      <w:r>
+        <w:t xml:space="preserve">E gli ECHO sono le sue </w:t>
+      </w:r>
+      <w:r>
+        <w:rPr>
+          <w:b/>
+        </w:rPr>
+        <w:t>eco</w:t>
+      </w:r>
+      <w:r>
+        <w:t>: nati dalla stessa scarica, più piccoli, più tardi. È per questo che si chiamano così.</w:t>
       </w:r>
     </w:p>
     <w:p>
@@ -1490,96 +2009,10 @@
       </w:pPr>
       <w:r>
         <w:rPr>
-          <w:sz w:val="21"/>
-        </w:rPr>
-        <w:t xml:space="preserve">Il primo atto è </w:t>
-      </w:r>
-      <w:r>
-        <w:rPr>
           <w:b/>
           <w:sz w:val="21"/>
         </w:rPr>
-        <w:t>finito e giocabile</w:t>
-      </w:r>
-      <w:r>
-        <w:rPr>
-          <w:sz w:val="21"/>
-        </w:rPr>
-        <w:t>. Quello che succede dopo non lo contraddice: la Frattura sembra chiudersi, ma non si chiude.</w:t>
-      </w:r>
-    </w:p>
-    <w:p>
-      <w:pPr>
-        <w:pStyle w:val="Heading2"/>
-      </w:pPr>
-      <w:r>
-        <w:t>ATTO II — «Trova Ampere» · settori 21-40 [SCRITTO]</w:t>
-      </w:r>
-    </w:p>
-    <w:p>
-      <w:r>
-        <w:t xml:space="preserve">I due si abbracciano, ma la Frattura </w:t>
-      </w:r>
-      <w:r>
-        <w:rPr>
-          <w:b/>
-        </w:rPr>
-        <w:t>non</w:t>
-      </w:r>
-      <w:r>
-        <w:t xml:space="preserve"> si chiude. Dall'altra parte compare ECHO-0, che ha guardato tutto e ha imparato tutto — e che ha in mano </w:t>
-      </w:r>
-      <w:r>
-        <w:rPr>
-          <w:b/>
-        </w:rPr>
-        <w:t>Ampere</w:t>
-      </w:r>
-      <w:r>
-        <w:t xml:space="preserve">. Aren e Lyra attraversano la Frattura </w:t>
-      </w:r>
-      <w:r>
-        <w:rPr>
-          <w:b/>
-        </w:rPr>
-        <w:t>insieme</w:t>
-      </w:r>
-      <w:r>
-        <w:t>, ed entrano in Eclissia.</w:t>
-      </w:r>
-    </w:p>
-    <w:p>
-      <w:r>
-        <w:t xml:space="preserve">Il primo atto era: </w:t>
-      </w:r>
-      <w:r>
-        <w:rPr>
-          <w:i/>
-        </w:rPr>
-        <w:t>scegli un Custode e salva l'altro.</w:t>
-      </w:r>
-      <w:r>
-        <w:t xml:space="preserve"> Il secondo è: </w:t>
-      </w:r>
-      <w:r>
-        <w:rPr>
-          <w:b/>
-        </w:rPr>
-        <w:t>controlla tutti e due, riprenditi Ampere, riempila.</w:t>
-      </w:r>
-    </w:p>
-    <w:p>
-      <w:r>
-        <w:t xml:space="preserve">Il secondo atto ha </w:t>
-      </w:r>
-      <w:r>
-        <w:rPr>
-          <w:b/>
-        </w:rPr>
-        <w:t>tre fasi</w:t>
-      </w:r>
-      <w:r>
-        <w:t>, e sono tre condizioni diverse per il giocatore. Questa è la spina dorsale dell'atto: se una scena non sta in una di queste tre fasi, è fuori posto.</w:t>
+        <w:t>VOLT spinge. AMPERE scorre. OHM resiste.</w:t>
       </w:r>
     </w:p>
     <w:p>
@@ -1592,6 +2025,527 @@
       </w:pPr>
       <w:r>
         <w:rPr>
+          <w:sz w:val="21"/>
+        </w:rPr>
+        <w:t>«NON È UN SOVRACCARICO. È OHM. E NOI SIAMO SOLTANTO LE SUE ECO.» — ECHO-0, alla cima</w:t>
+      </w:r>
+    </w:p>
+    <w:p>
+      <w:r>
+        <w:rPr>
+          <w:b/>
+        </w:rPr>
+        <w:t>Il nome sbagliato.</w:t>
+      </w:r>
+      <w:r>
+        <w:t xml:space="preserve"> Da Lumina lo chiamano </w:t>
+      </w:r>
+      <w:r>
+        <w:rPr>
+          <w:b/>
+        </w:rPr>
+        <w:t>il Sovraccarico</w:t>
+      </w:r>
+      <w:r>
+        <w:t>, perché è quello che sembra. È il nome che si usa in tutto l'atto II, nei dialoghi e nei post: il nome vero arriva solo alla fine, detto da ECHO-0. Tenere i due nomi separati è importante — il primo è quello che credono, il secondo è quello che è.</w:t>
+      </w:r>
+    </w:p>
+    <w:p>
+      <w:r>
+        <w:rPr>
+          <w:b/>
+        </w:rPr>
+        <w:t>Come si gioca (settore 65, in soggettiva).</w:t>
+      </w:r>
+      <w:r>
+        <w:t xml:space="preserve"> </w:t>
+      </w:r>
+      <w:r>
+        <w:rPr>
+          <w:b/>
+        </w:rPr>
+        <w:t>Non si spara: sparargli lo nutre.</w:t>
+      </w:r>
+      <w:r>
+        <w:t xml:space="preserve"> Ogni colpo di energia che gli mandi lo rende più grande. Si vince con </w:t>
+      </w:r>
+      <w:r>
+        <w:rPr>
+          <w:b/>
+        </w:rPr>
+        <w:t>Ampere rovesciata</w:t>
+      </w:r>
+      <w:r>
+        <w:t>: la lanterna aspira, e pezzo per pezzo lo si tira dentro il vetro. Ogni scarica che gli strappi è un pezzo di lui che diventa tuo.</w:t>
+      </w:r>
+    </w:p>
+    <w:p>
+      <w:r>
+        <w:t xml:space="preserve">E quando è tutto dentro, </w:t>
+      </w:r>
+      <w:r>
+        <w:rPr>
+          <w:b/>
+        </w:rPr>
+        <w:t>quello che versi nel cratere è lui.</w:t>
+      </w:r>
+      <w:r>
+        <w:t xml:space="preserve"> L'energia che teneva aperta la ferita è quella che la ricuce. Il nemico finale non viene distrutto: viene </w:t>
+      </w:r>
+      <w:r>
+        <w:rPr>
+          <w:b/>
+        </w:rPr>
+        <w:t>fatto scorrere</w:t>
+      </w:r>
+      <w:r>
+        <w:t>.</w:t>
+      </w:r>
+    </w:p>
+    <w:p>
+      <w:r>
+        <w:rPr>
+          <w:b/>
+        </w:rPr>
+        <w:t>Come si disegna.</w:t>
+      </w:r>
+      <w:r>
+        <w:t xml:space="preserve"> Una massa di fulmini sospesa sopra il cratere, senza corpo solido e senza faccia: un groviglio di scariche bianche e blu che si riavvolgono su sé stesse, grande quanto una casa. Porta un segno, ed è il suo simbolo: </w:t>
+      </w:r>
+      <w:r>
+        <w:rPr>
+          <w:b/>
+        </w:rPr>
+        <w:t>Ω</w:t>
+      </w:r>
+      <w:r>
+        <w:t>, la lettera dell'ohm, che è già la forma di un arco elettrico. Quando aspiri, il groviglio si assottiglia e il segno si spegne un pezzo alla volta.</w:t>
+      </w:r>
+    </w:p>
+    <w:p>
+      <w:pPr>
+        <w:pStyle w:val="Heading3"/>
+      </w:pPr>
+      <w:r>
+        <w:t>ECHO-2 e ECHO-3 [APERTO]</w:t>
+      </w:r>
+    </w:p>
+    <w:p>
+      <w:r>
+        <w:t>Se serviranno. ECHO-2: duplica Aren e Lyra e li costringe a combattere contro sé stessi. ECHO-3: guardiano della Caldera, controlla gravità e piattaforme. Nessuno dei due è ancora deciso — e la storia, così com'è, sta in piedi senza.</w:t>
+      </w:r>
+    </w:p>
+    <w:p>
+      <w:pPr>
+        <w:pStyle w:val="Heading2"/>
+      </w:pPr>
+      <w:r>
+        <w:t>I mostri comuni [GIOCO]</w:t>
+      </w:r>
+    </w:p>
+    <w:p>
+      <w:r>
+        <w:t xml:space="preserve">Non hanno nome proprio, sono la fauna della Frattura: </w:t>
+      </w:r>
+      <w:r>
+        <w:rPr>
+          <w:b/>
+        </w:rPr>
+        <w:t>strisciante, volante, sputatore, caricatore, bombardiere</w:t>
+      </w:r>
+      <w:r>
+        <w:t xml:space="preserve">. Dal sesto settore alcuni arrivano temprati — gli </w:t>
+      </w:r>
+      <w:r>
+        <w:rPr>
+          <w:b/>
+        </w:rPr>
+        <w:t>élite</w:t>
+      </w:r>
+      <w:r>
+        <w:t xml:space="preserve">: </w:t>
+      </w:r>
+      <w:r>
+        <w:rPr>
+          <w:i/>
+        </w:rPr>
+        <w:t>scattante</w:t>
+      </w:r>
+      <w:r>
+        <w:t xml:space="preserve"> (velocissimo, fragile), </w:t>
+      </w:r>
+      <w:r>
+        <w:rPr>
+          <w:i/>
+        </w:rPr>
+        <w:t>corazzato</w:t>
+      </w:r>
+      <w:r>
+        <w:t xml:space="preserve"> (la piastra ferma i colpi frontali, va preso alle spalle), </w:t>
+      </w:r>
+      <w:r>
+        <w:rPr>
+          <w:i/>
+        </w:rPr>
+        <w:t>disturbatore</w:t>
+      </w:r>
+      <w:r>
+        <w:t xml:space="preserve"> (la sua scarica ti spegne l'arma).</w:t>
+      </w:r>
+    </w:p>
+    <w:p>
+      <w:pPr>
+        <w:pStyle w:val="Heading1"/>
+      </w:pPr>
+      <w:r>
+        <w:t>5. La storia</w:t>
+      </w:r>
+    </w:p>
+    <w:p>
+      <w:pPr>
+        <w:pStyle w:val="Heading2"/>
+      </w:pPr>
+      <w:r>
+        <w:t>ATTO I — «Ritrova chi ami» · settori 1-20 [GIOCO]</w:t>
+      </w:r>
+    </w:p>
+    <w:p>
+      <w:r>
+        <w:rPr>
+          <w:b/>
+        </w:rPr>
+        <w:t>Apertura (filmato).</w:t>
+      </w:r>
+      <w:r>
+        <w:t xml:space="preserve"> L'officina di Lumina, i due Custodi accanto al Nucleo. Il cielo si spacca, dalla Frattura esce il Divoratore, una mano di energia afferra uno dei due e lo trascina dentro. Ultima immagine: il Custode rapito dietro sbarre viola, e in mano all'altro un frammento giallo che si accende.</w:t>
+      </w:r>
+    </w:p>
+    <w:p>
+      <w:r>
+        <w:rPr>
+          <w:b/>
+        </w:rPr>
+        <w:t>Il viaggio.</w:t>
+      </w:r>
+      <w:r>
+        <w:t xml:space="preserve"> Venti settori inseguendo il Divoratore, seguendo i frammenti che il Custode rapito lascia come traccia. </w:t>
+      </w:r>
+      <w:r>
+        <w:rPr>
+          <w:b/>
+        </w:rPr>
+        <w:t>Tre Comandanti</w:t>
+      </w:r>
+      <w:r>
+        <w:t xml:space="preserve"> — ai settori 5, 10 e 15 — e il Divoratore al ventesimo. Dopo ogni Comandante il gioco salva un punto di ripresa.</w:t>
+      </w:r>
+    </w:p>
+    <w:p>
+      <w:pPr>
+        <w:spacing w:before="160" w:after="200"/>
+        <w:ind w:left="340"/>
+        <w:pBdr>
+          <w:left w:val="single" w:sz="18" w:space="10" w:color="7A3FD6"/>
+        </w:pBdr>
+      </w:pPr>
+      <w:r>
+        <w:rPr>
+          <w:b/>
+          <w:sz w:val="21"/>
+        </w:rPr>
+        <w:t>Attenzione al numero:</w:t>
+      </w:r>
+      <w:r>
+        <w:rPr>
+          <w:sz w:val="21"/>
+        </w:rPr>
+        <w:t xml:space="preserve"> i Comandanti sono </w:t>
+      </w:r>
+      <w:r>
+        <w:rPr>
+          <w:b/>
+          <w:sz w:val="21"/>
+        </w:rPr>
+        <w:t>tre</w:t>
+      </w:r>
+      <w:r>
+        <w:rPr>
+          <w:sz w:val="21"/>
+        </w:rPr>
+        <w:t xml:space="preserve">, non quattro. Il quarto scontro è il Divoratore, che è un'altra cosa. Nomi e storie dei tre sono ancora </w:t>
+      </w:r>
+      <w:r>
+        <w:rPr>
+          <w:b/>
+          <w:sz w:val="21"/>
+        </w:rPr>
+        <w:t>[APERTO]</w:t>
+      </w:r>
+      <w:r>
+        <w:rPr>
+          <w:sz w:val="21"/>
+        </w:rPr>
+        <w:t>.</w:t>
+      </w:r>
+    </w:p>
+    <w:p>
+      <w:r>
+        <w:rPr>
+          <w:b/>
+        </w:rPr>
+        <w:t>Chi viene rapito non sta a guardare.</w:t>
+      </w:r>
+      <w:r>
+        <w:t xml:space="preserve"> Resiste, osserva, manda segnali frammentari e prepara dall'interno le condizioni della propria liberazione. Nel gioco è già così: i messaggi che arrivano durante i settori («Segnale di Lyra rilevato», «Un frammento: è passato di qui») sono la sua voce.</w:t>
+      </w:r>
+    </w:p>
+    <w:p>
+      <w:pPr>
+        <w:pStyle w:val="Heading3"/>
+      </w:pPr>
+      <w:r>
+        <w:t>La semina — settori 15-20 [SCRITTO]</w:t>
+      </w:r>
+    </w:p>
+    <w:p>
+      <w:r>
+        <w:t xml:space="preserve">Il secondo atto comincia qui, e nessuno deve accorgersene subito. Quando al settore 21 si dirà che Ampere è stata rubata, il giocatore deve poter pensare: </w:t>
+      </w:r>
+      <w:r>
+        <w:rPr>
+          <w:i/>
+        </w:rPr>
+        <w:t>l'avevo visto</w:t>
+      </w:r>
+      <w:r>
+        <w:t>.</w:t>
+      </w:r>
+    </w:p>
+    <w:p>
+      <w:r>
+        <w:rPr>
+          <w:b/>
+        </w:rPr>
+        <w:t>Settore 15, il terzo Comandante.</w:t>
+      </w:r>
+      <w:r>
+        <w:t xml:space="preserve"> Non arriva a mani vuote: porta sulla schiena una </w:t>
+      </w:r>
+      <w:r>
+        <w:rPr>
+          <w:b/>
+        </w:rPr>
+        <w:t>lanterna verde accesa</w:t>
+      </w:r>
+      <w:r>
+        <w:t xml:space="preserve">. Non si spiega, non se ne parla, non c'è una scritta. Quando lo abbatti quella luce non cade a terra: </w:t>
+      </w:r>
+      <w:r>
+        <w:rPr>
+          <w:b/>
+        </w:rPr>
+        <w:t>se la porta via qualcos'altro</w:t>
+      </w:r>
+      <w:r>
+        <w:t>, veloce, dentro la Frattura, e sparisce.</w:t>
+      </w:r>
+    </w:p>
+    <w:p>
+      <w:r>
+        <w:rPr>
+          <w:b/>
+        </w:rPr>
+        <w:t>Settori 16-20: Lumina comincia a cedere.</w:t>
+      </w:r>
+    </w:p>
+    <w:p>
+      <w:pPr>
+        <w:pStyle w:val="ListBullet"/>
+      </w:pPr>
+      <w:r>
+        <w:rPr>
+          <w:b/>
+        </w:rPr>
+        <w:t>Cali di tensione</w:t>
+      </w:r>
+      <w:r>
+        <w:t>: il mondo si spegne per mezzo secondo e torna.</w:t>
+      </w:r>
+    </w:p>
+    <w:p>
+      <w:pPr>
+        <w:pStyle w:val="ListBullet"/>
+      </w:pPr>
+      <w:r>
+        <w:t>Le luci del fondale che sfarfallano.</w:t>
+      </w:r>
+    </w:p>
+    <w:p>
+      <w:pPr>
+        <w:pStyle w:val="ListBullet"/>
+      </w:pPr>
+      <w:r>
+        <w:t>Il cielo che perde colore a scatti.</w:t>
+      </w:r>
+    </w:p>
+    <w:p>
+      <w:r>
+        <w:t>Sempre più spesso man mano che ci si avvicina al 20.</w:t>
+      </w:r>
+    </w:p>
+    <w:p>
+      <w:r>
+        <w:rPr>
+          <w:b/>
+        </w:rPr>
+        <w:t>Come si gioca.</w:t>
+      </w:r>
+      <w:r>
+        <w:t xml:space="preserve"> Il blackout è un lampo di buio di mezzo secondo, che non toglie vite e non blocca i comandi: spaventa e basta. Nei settori 16-17 capita una volta ogni tanto, al 19-20 più spesso.</w:t>
+      </w:r>
+    </w:p>
+    <w:p>
+      <w:r>
+        <w:rPr>
+          <w:b/>
+        </w:rPr>
+        <w:t>Come si disegna.</w:t>
+      </w:r>
+      <w:r>
+        <w:t xml:space="preserve"> Nei post e nei disegni di questa fase: Lumina vista da lontano con una fascia di case al buio, lampioni che si riaccendono a fatica, gente che alza la testa verso il cielo.</w:t>
+      </w:r>
+    </w:p>
+    <w:p>
+      <w:pPr>
+        <w:pStyle w:val="Heading3"/>
+      </w:pPr>
+      <w:r>
+        <w:t>Finale dell'atto I [GIOCO]</w:t>
+      </w:r>
+    </w:p>
+    <w:p>
+      <w:r>
+        <w:t xml:space="preserve">Al settore 20 il Divoratore cade, la cella si spezza, il Custode liberato viene preso al volo dall'altro. </w:t>
+      </w:r>
+      <w:r>
+        <w:rPr>
+          <w:b/>
+        </w:rPr>
+        <w:t>Si abbracciano.</w:t>
+      </w:r>
+    </w:p>
+    <w:p>
+      <w:r>
+        <w:t xml:space="preserve">E mentre si abbracciano, alle loro spalle, </w:t>
+      </w:r>
+      <w:r>
+        <w:rPr>
+          <w:b/>
+        </w:rPr>
+        <w:t>il mondo si sta spegnendo</w:t>
+      </w:r>
+      <w:r>
+        <w:t>.</w:t>
+      </w:r>
+    </w:p>
+    <w:p>
+      <w:pPr>
+        <w:spacing w:before="160" w:after="200"/>
+        <w:ind w:left="340"/>
+        <w:pBdr>
+          <w:left w:val="single" w:sz="18" w:space="10" w:color="7A3FD6"/>
+        </w:pBdr>
+      </w:pPr>
+      <w:r>
+        <w:rPr>
+          <w:sz w:val="21"/>
+        </w:rPr>
+        <w:t>La prima vittoria salva la persona amata. Non salva ancora il mondo.</w:t>
+      </w:r>
+    </w:p>
+    <w:p>
+      <w:pPr>
+        <w:pStyle w:val="Heading2"/>
+      </w:pPr>
+      <w:r>
+        <w:t>ATTO II — «Riprenditi la luce» · settori 21-65 [SCRITTO]</w:t>
+      </w:r>
+    </w:p>
+    <w:p>
+      <w:pPr>
+        <w:pStyle w:val="Heading3"/>
+      </w:pPr>
+      <w:r>
+        <w:t>L'antefatto dell'atto II</w:t>
+      </w:r>
+    </w:p>
+    <w:p>
+      <w:r>
+        <w:t xml:space="preserve">Ampere non era una leggenda perduta: </w:t>
+      </w:r>
+      <w:r>
+        <w:rPr>
+          <w:b/>
+        </w:rPr>
+        <w:t>stava nella centrale di Lumina</w:t>
+      </w:r>
+      <w:r>
+        <w:t xml:space="preserve">, ed è la ragione per cui Lumina ha luce. </w:t>
+      </w:r>
+      <w:r>
+        <w:rPr>
+          <w:b/>
+        </w:rPr>
+        <w:t>ECHO-0 l'ha rubata</w:t>
+      </w:r>
+      <w:r>
+        <w:t xml:space="preserve"> e se l'è portata oltre la Frattura. Ecco perché il mondo si sta spegnendo.</w:t>
+      </w:r>
+    </w:p>
+    <w:p>
+      <w:r>
+        <w:t xml:space="preserve">E qui cade la prima certezza: </w:t>
+      </w:r>
+      <w:r>
+        <w:rPr>
+          <w:b/>
+        </w:rPr>
+        <w:t>nessuno, fino a quel momento, sapeva che la Frattura fosse una porta.</w:t>
+      </w:r>
+      <w:r>
+        <w:t xml:space="preserve"> La si credeva una ferita e basta, una cosa da cui escono i mostri. Invece dall'altra parte c'è un mondo intero, e ha un nome: </w:t>
+      </w:r>
+      <w:r>
+        <w:rPr>
+          <w:b/>
+        </w:rPr>
+        <w:t>Eclissia</w:t>
+      </w:r>
+      <w:r>
+        <w:t>.</w:t>
+      </w:r>
+    </w:p>
+    <w:p>
+      <w:r>
+        <w:t xml:space="preserve">Aren e Lyra attraversano insieme. Non per salvarsi: </w:t>
+      </w:r>
+      <w:r>
+        <w:rPr>
+          <w:b/>
+        </w:rPr>
+        <w:t>per riprendersi la luce.</w:t>
+      </w:r>
+    </w:p>
+    <w:p>
+      <w:pPr>
+        <w:spacing w:before="160" w:after="200"/>
+        <w:ind w:left="340"/>
+        <w:pBdr>
+          <w:left w:val="single" w:sz="18" w:space="10" w:color="7A3FD6"/>
+        </w:pBdr>
+      </w:pPr>
+      <w:r>
+        <w:rPr>
           <w:b/>
           <w:sz w:val="21"/>
         </w:rPr>
@@ -1618,6 +2572,26 @@
       </w:r>
     </w:p>
     <w:p>
+      <w:r>
+        <w:rPr>
+          <w:b/>
+        </w:rPr>
+        <w:t>Come si gioca il cambio.</w:t>
+      </w:r>
+      <w:r>
+        <w:t xml:space="preserve"> Si passa dall'uno all'altra quando vuoi, con una ricarica di pochi secondi. Chi esce non sparisce: torna corrente. E in certi scontri </w:t>
+      </w:r>
+      <w:r>
+        <w:rPr>
+          <w:b/>
+        </w:rPr>
+        <w:t>è il gioco a costringerti a cambiare</w:t>
+      </w:r>
+      <w:r>
+        <w:t xml:space="preserve"> — un sigillo che solo Aren spezza, una serratura energetica che solo il guanto di Lyra apre, un nemico che blocca uno dei due.</w:t>
+      </w:r>
+    </w:p>
+    <w:p>
       <w:pPr>
         <w:pStyle w:val="Heading3"/>
       </w:pPr>
@@ -1630,24 +2604,24 @@
         <w:rPr>
           <w:b/>
         </w:rPr>
-        <w:t>Ampere non è con voi. Ce l'ha ECHO-0, e per questo scappa.</w:t>
-      </w:r>
-      <w:r>
-        <w:t xml:space="preserve"> Non scappa per paura di perdere uno scontro: scappa perché se i Custodi riprendono la lanterna, lui finisce.</w:t>
+        <w:t>Dove si è:</w:t>
+      </w:r>
+      <w:r>
+        <w:t xml:space="preserve"> dentro la Frattura, non ancora in Eclissia.</w:t>
       </w:r>
     </w:p>
     <w:p>
       <w:r>
-        <w:t xml:space="preserve">In questa fase </w:t>
+        <w:t xml:space="preserve">ECHO-0 non aspetta alla fine del livello: corre. Ogni tre o quattro settori si ferma, ti affronta davvero — e appena la sua barra sta per finire </w:t>
       </w:r>
       <w:r>
         <w:rPr>
           <w:b/>
         </w:rPr>
-        <w:t>non c'è lanterna, non c'è luce, non si raccoglie Corrente Verde</w:t>
-      </w:r>
-      <w:r>
-        <w:t>. Eclissia è buia e ostile e bisogna attraversarla al buio. Si impara a combattere in due, si insegue, e ogni volta che lo si raggiunge lui combatte poco e sparisce in un portale.</w:t>
+        <w:t>scappa</w:t>
+      </w:r>
+      <w:r>
+        <w:t xml:space="preserve"> dentro un portale, e lo ritrovi più avanti.</w:t>
       </w:r>
     </w:p>
     <w:tbl>
@@ -1721,7 +2695,7 @@
               <w:rPr>
                 <w:sz w:val="20"/>
               </w:rPr>
-              <w:t>21-24</w:t>
+              <w:t>21-23</w:t>
             </w:r>
           </w:p>
         </w:tc>
@@ -1742,7 +2716,7 @@
               <w:rPr>
                 <w:sz w:val="20"/>
               </w:rPr>
-              <w:t>Aren e Lyra imparano a combattere insieme. Eclissia è buia</w:t>
+              <w:t>Si impara a combattere in due. La Frattura è ostile e non si vede lontano</w:t>
             </w:r>
           </w:p>
         </w:tc>
@@ -1767,7 +2741,7 @@
                 <w:b/>
                 <w:sz w:val="20"/>
               </w:rPr>
-              <w:t>25</w:t>
+              <w:t>24</w:t>
             </w:r>
           </w:p>
         </w:tc>
@@ -1789,7 +2763,7 @@
               <w:rPr>
                 <w:sz w:val="20"/>
               </w:rPr>
-              <w:t>Primo scontro con ECHO-0. Quando sta per cadere, fugge con Ampere</w:t>
+              <w:t>Primo scontro. Ti studia, copia un potere, fugge</w:t>
             </w:r>
           </w:p>
         </w:tc>
@@ -1812,7 +2786,7 @@
               <w:rPr>
                 <w:sz w:val="20"/>
               </w:rPr>
-              <w:t>26-29</w:t>
+              <w:t>25-26</w:t>
             </w:r>
           </w:p>
         </w:tc>
@@ -1833,7 +2807,98 @@
               <w:rPr>
                 <w:sz w:val="20"/>
               </w:rPr>
-              <w:t>L'inseguimento attraverso Eclissia, il mondo si ribalta</w:t>
+              <w:t>L'inseguimento</w:t>
+            </w:r>
+          </w:p>
+        </w:tc>
+      </w:tr>
+      <w:tr>
+        <w:tc>
+          <w:tcPr>
+            <w:tcW w:type="dxa" w:w="4759"/>
+            <w:shd w:val="clear" w:fill="F1EFF8"/>
+          </w:tcPr>
+          <w:p>
+            <w:pPr>
+              <w:spacing w:after="40"/>
+            </w:pPr>
+            <w:r>
+              <w:rPr>
+                <w:sz w:val="20"/>
+              </w:rPr>
+            </w:r>
+            <w:r>
+              <w:rPr>
+                <w:b/>
+                <w:sz w:val="20"/>
+              </w:rPr>
+              <w:t>27</w:t>
+            </w:r>
+          </w:p>
+        </w:tc>
+        <w:tc>
+          <w:tcPr>
+            <w:tcW w:type="dxa" w:w="4759"/>
+            <w:shd w:val="clear" w:fill="F1EFF8"/>
+          </w:tcPr>
+          <w:p>
+            <w:pPr>
+              <w:spacing w:after="40"/>
+            </w:pPr>
+            <w:r>
+              <w:rPr>
+                <w:sz w:val="20"/>
+              </w:rPr>
+            </w:r>
+            <w:r>
+              <w:rPr>
+                <w:sz w:val="20"/>
+              </w:rPr>
+              <w:t>Secondo scontro. Adesso usa contro di te la tua stessa build</w:t>
+            </w:r>
+          </w:p>
+        </w:tc>
+      </w:tr>
+      <w:tr>
+        <w:tc>
+          <w:tcPr>
+            <w:tcW w:type="dxa" w:w="4759"/>
+          </w:tcPr>
+          <w:p>
+            <w:pPr>
+              <w:spacing w:after="40"/>
+            </w:pPr>
+            <w:r>
+              <w:rPr>
+                <w:sz w:val="20"/>
+              </w:rPr>
+            </w:r>
+            <w:r>
+              <w:rPr>
+                <w:sz w:val="20"/>
+              </w:rPr>
+              <w:t>28-29</w:t>
+            </w:r>
+          </w:p>
+        </w:tc>
+        <w:tc>
+          <w:tcPr>
+            <w:tcW w:type="dxa" w:w="4759"/>
+          </w:tcPr>
+          <w:p>
+            <w:pPr>
+              <w:spacing w:after="40"/>
+            </w:pPr>
+            <w:r>
+              <w:rPr>
+                <w:sz w:val="20"/>
+              </w:rPr>
+            </w:r>
+            <w:r>
+              <w:rPr>
+                <w:sz w:val="20"/>
+              </w:rPr>
+              <w:t>L'inseguimento</w:t>
             </w:r>
           </w:p>
         </w:tc>
@@ -1878,23 +2943,16 @@
             </w:r>
             <w:r>
               <w:rPr>
-                <w:b/>
                 <w:sz w:val="20"/>
               </w:rPr>
-              <w:t>ECHO-1</w:t>
-            </w:r>
-            <w:r>
-              <w:rPr>
-                <w:sz w:val="20"/>
-              </w:rPr>
-              <w:t xml:space="preserve">. Ha strappato Ampere a ECHO-0 e se l'è messa nel petto insieme ai tre cristalli: un condensatore non lascia scappare la corrente, nemmeno al suo padrone. Battendolo, i due riprendono la lanterna — </w:t>
+              <w:t xml:space="preserve">Terzo scontro. Lo metti alle strette: </w:t>
             </w:r>
             <w:r>
               <w:rPr>
                 <w:b/>
                 <w:sz w:val="20"/>
               </w:rPr>
-              <w:t>spenta, vuota</w:t>
+              <w:t>Ampere torna nelle vostre mani</w:t>
             </w:r>
           </w:p>
         </w:tc>
@@ -1903,44 +2961,64 @@
     <w:p/>
     <w:p>
       <w:pPr>
+        <w:spacing w:before="160" w:after="200"/>
+        <w:ind w:left="340"/>
+        <w:pBdr>
+          <w:left w:val="single" w:sz="18" w:space="10" w:color="7A3FD6"/>
+        </w:pBdr>
+      </w:pPr>
+      <w:r>
+        <w:rPr>
+          <w:b/>
+          <w:sz w:val="21"/>
+        </w:rPr>
+        <w:t>Regola di ritmo:</w:t>
+      </w:r>
+      <w:r>
+        <w:rPr>
+          <w:sz w:val="21"/>
+        </w:rPr>
+        <w:t xml:space="preserve"> questi dieci settori </w:t>
+      </w:r>
+      <w:r>
+        <w:rPr>
+          <w:b/>
+          <w:sz w:val="21"/>
+        </w:rPr>
+        <w:t>non si superano in fretta</w:t>
+      </w:r>
+      <w:r>
+        <w:rPr>
+          <w:sz w:val="21"/>
+        </w:rPr>
+        <w:t>. Settori più lunghi, più resistenza, il portale che si apre solo a obiettivo davvero compiuto. Anche un giocatore bravo ci deve mettere parecchio: sta inseguendo qualcuno che scappa da dieci settori, e la fatica è il punto.</w:t>
+      </w:r>
+    </w:p>
+    <w:p>
+      <w:pPr>
         <w:pStyle w:val="Heading3"/>
       </w:pPr>
       <w:r>
-        <w:t>Fase 2 · LA CORRENTE — settori 31-37</w:t>
+        <w:t>Fase 2 · LA CACCIA AL CONTRARIO — settori 31-35</w:t>
       </w:r>
     </w:p>
     <w:p>
+      <w:r>
+        <w:t>Adesso la lanterna è tua. Galleggia dietro le spalle, si accende, illumina — e va riempita di Corrente Verde.</w:t>
+      </w:r>
+    </w:p>
+    <w:p>
+      <w:r>
+        <w:t xml:space="preserve">Ma il gioco si è capovolto: </w:t>
+      </w:r>
       <w:r>
         <w:rPr>
           <w:b/>
         </w:rPr>
-        <w:t>Ampere è vostra, ma è al minimo.</w:t>
-      </w:r>
-      <w:r>
-        <w:t xml:space="preserve"> Da qui in poi galleggia dietro le spalle, </w:t>
-      </w:r>
-      <w:r>
-        <w:rPr>
-          <w:b/>
-        </w:rPr>
-        <w:t>illumina Eclissia</w:t>
-      </w:r>
-      <w:r>
-        <w:t xml:space="preserve"> e va riempita: ogni settore è Corrente Verde da recuperare. Più si carica, più luce fa — e più lontano si vede.</w:t>
-      </w:r>
-    </w:p>
-    <w:p>
-      <w:r>
-        <w:t xml:space="preserve">ECHO-0 non fugge più: adesso torna, ruba i poteri del giocatore, li usa contro di lui e tenta di </w:t>
-      </w:r>
-      <w:r>
-        <w:rPr>
-          <w:b/>
-        </w:rPr>
-        <w:t>riprendersi la lanterna</w:t>
-      </w:r>
-      <w:r>
-        <w:t>. Non è più lui a scappare: siete voi a dover proteggere qualcosa.</w:t>
+        <w:t>non insegui più tu, sei tu a essere inseguito.</w:t>
+      </w:r>
+      <w:r>
+        <w:t xml:space="preserve"> ECHO-0 torna per riprendersela, e ogni settore diventa una cosa da proteggere.</w:t>
       </w:r>
     </w:p>
     <w:tbl>
@@ -2035,7 +3113,7 @@
               <w:rPr>
                 <w:sz w:val="20"/>
               </w:rPr>
-              <w:t>Labirinti che si passano solo alternando i due Custodi, mentre si raccoglie corrente</w:t>
+              <w:t>Ti dà la caccia. Si raccoglie corrente e si sopravvive</w:t>
             </w:r>
           </w:p>
         </w:tc>
@@ -2082,51 +3160,20 @@
               <w:rPr>
                 <w:sz w:val="20"/>
               </w:rPr>
-              <w:t>ECHO-0 crea due copie con abilità diverse</w:t>
+              <w:t xml:space="preserve">Lo scontro vero. Sta per cadere — e proprio allora, dal buio, arriva </w:t>
             </w:r>
-          </w:p>
-        </w:tc>
-      </w:tr>
-      <w:tr>
-        <w:tc>
-          <w:tcPr>
-            <w:tcW w:type="dxa" w:w="4759"/>
-          </w:tcPr>
-          <w:p>
-            <w:pPr>
-              <w:spacing w:after="40"/>
-            </w:pPr>
             <w:r>
               <w:rPr>
+                <w:b/>
                 <w:sz w:val="20"/>
               </w:rPr>
+              <w:t>ECHO-1</w:t>
             </w:r>
             <w:r>
               <w:rPr>
                 <w:sz w:val="20"/>
               </w:rPr>
-              <w:t>36-37</w:t>
-            </w:r>
-          </w:p>
-        </w:tc>
-        <w:tc>
-          <w:tcPr>
-            <w:tcW w:type="dxa" w:w="4759"/>
-          </w:tcPr>
-          <w:p>
-            <w:pPr>
-              <w:spacing w:after="40"/>
-            </w:pPr>
-            <w:r>
-              <w:rPr>
-                <w:sz w:val="20"/>
-              </w:rPr>
-            </w:r>
-            <w:r>
-              <w:rPr>
-                <w:sz w:val="20"/>
-              </w:rPr>
-              <w:t>Ultime cariche. La Frattura comincia a collassare</w:t>
+              <w:t>: prende Ampere e sparisce</w:t>
             </w:r>
           </w:p>
         </w:tc>
@@ -2134,188 +3181,165 @@
     </w:tbl>
     <w:p/>
     <w:p>
+      <w:r>
+        <w:rPr>
+          <w:b/>
+        </w:rPr>
+        <w:t>La resa.</w:t>
+      </w:r>
+      <w:r>
+        <w:t xml:space="preserve"> ECHO-0 si arrende. Non perché l'hai battuto: perché l'hanno derubato anche a lui. Si rialza e </w:t>
+      </w:r>
+      <w:r>
+        <w:rPr>
+          <w:b/>
+        </w:rPr>
+        <w:t>vi mostra il passaggio nascosto per Eclissia</w:t>
+      </w:r>
+      <w:r>
+        <w:t>, sapendo benissimo dove porta.</w:t>
+      </w:r>
+    </w:p>
+    <w:p>
       <w:pPr>
         <w:pStyle w:val="Heading3"/>
       </w:pPr>
       <w:r>
-        <w:t>Fase 3 · LA SALITA — settori 38-40</w:t>
+        <w:t>Fase 3 · ECLISSIA — settori 36-55</w:t>
       </w:r>
     </w:p>
     <w:p>
+      <w:r>
+        <w:t xml:space="preserve">Venti settori nel mondo che nessuno aveva mai visto. Qui le leggi non sono un effetto speciale: </w:t>
+      </w:r>
       <w:r>
         <w:rPr>
           <w:b/>
         </w:rPr>
-        <w:t>Ampere è piena. Sotto di voi c'è la Caldera Voltaica.</w:t>
-      </w:r>
-      <w:r>
-        <w:t xml:space="preserve"> Non si insegue più nessuno: si </w:t>
-      </w:r>
+        <w:t>sono il clima del posto</w:t>
+      </w:r>
+      <w:r>
+        <w:t>. Ogni tre settori il mondo cambia regola — bassa gravità, buio, piattaforme instabili, giganti, eco, tempesta, pioggia di fuoco.</w:t>
+      </w:r>
+    </w:p>
+    <w:p>
       <w:r>
         <w:rPr>
           <w:b/>
         </w:rPr>
-        <w:t>sale</w:t>
-      </w:r>
-      <w:r>
-        <w:t>. Tre settori in verticale lungo il fianco del vulcano, con la roccia magnetica che tira, le piattaforme che precipitano e ECHO-0 che vi aspetta più in alto, perché sa benissimo dove state andando e cosa succede quando arrivate.</w:t>
-      </w:r>
-    </w:p>
-    <w:tbl>
-      <w:tblPr>
-        <w:tblStyle w:val="TableGrid"/>
-        <w:tblW w:type="auto" w:w="0"/>
-        <w:jc w:val="center"/>
-        <w:tblLook w:firstColumn="1" w:firstRow="1" w:lastColumn="0" w:lastRow="0" w:noHBand="0" w:noVBand="1" w:val="04A0"/>
-      </w:tblPr>
-      <w:tblGrid>
-        <w:gridCol w:w="4759"/>
-        <w:gridCol w:w="4759"/>
-      </w:tblGrid>
-      <w:tr>
-        <w:tc>
-          <w:tcPr>
-            <w:tcW w:type="dxa" w:w="4759"/>
-            <w:shd w:val="clear" w:fill="3B4A7A"/>
-          </w:tcPr>
-          <w:p>
-            <w:pPr>
-              <w:spacing w:after="40"/>
-            </w:pPr>
-            <w:r/>
-            <w:r>
-              <w:rPr>
-                <w:b/>
-                <w:color w:val="FFFFFF"/>
-                <w:sz w:val="20"/>
-              </w:rPr>
-              <w:t>Settore</w:t>
-            </w:r>
-          </w:p>
-        </w:tc>
-        <w:tc>
-          <w:tcPr>
-            <w:tcW w:type="dxa" w:w="4759"/>
-            <w:shd w:val="clear" w:fill="3B4A7A"/>
-          </w:tcPr>
-          <w:p>
-            <w:pPr>
-              <w:spacing w:after="40"/>
-            </w:pPr>
-            <w:r/>
-            <w:r>
-              <w:rPr>
-                <w:b/>
-                <w:color w:val="FFFFFF"/>
-                <w:sz w:val="20"/>
-              </w:rPr>
-              <w:t>Cosa succede</w:t>
-            </w:r>
-          </w:p>
-        </w:tc>
-      </w:tr>
-      <w:tr>
-        <w:tc>
-          <w:tcPr>
-            <w:tcW w:type="dxa" w:w="4759"/>
-          </w:tcPr>
-          <w:p>
-            <w:pPr>
-              <w:spacing w:after="40"/>
-            </w:pPr>
-            <w:r>
-              <w:rPr>
-                <w:sz w:val="20"/>
-              </w:rPr>
-            </w:r>
-            <w:r>
-              <w:rPr>
-                <w:sz w:val="20"/>
-              </w:rPr>
-              <w:t>38-39</w:t>
-            </w:r>
-          </w:p>
-        </w:tc>
-        <w:tc>
-          <w:tcPr>
-            <w:tcW w:type="dxa" w:w="4759"/>
-          </w:tcPr>
-          <w:p>
-            <w:pPr>
-              <w:spacing w:after="40"/>
-            </w:pPr>
-            <w:r>
-              <w:rPr>
-                <w:sz w:val="20"/>
-              </w:rPr>
-            </w:r>
-            <w:r>
-              <w:rPr>
-                <w:sz w:val="20"/>
-              </w:rPr>
-              <w:t>La scalata. Verticale, non più orizzontale</w:t>
-            </w:r>
-          </w:p>
-        </w:tc>
-      </w:tr>
-      <w:tr>
-        <w:tc>
-          <w:tcPr>
-            <w:tcW w:type="dxa" w:w="4759"/>
-            <w:shd w:val="clear" w:fill="F1EFF8"/>
-          </w:tcPr>
-          <w:p>
-            <w:pPr>
-              <w:spacing w:after="40"/>
-            </w:pPr>
-            <w:r>
-              <w:rPr>
-                <w:sz w:val="20"/>
-              </w:rPr>
-            </w:r>
-            <w:r>
-              <w:rPr>
-                <w:b/>
-                <w:sz w:val="20"/>
-              </w:rPr>
-              <w:t>40</w:t>
-            </w:r>
-          </w:p>
-        </w:tc>
-        <w:tc>
-          <w:tcPr>
-            <w:tcW w:type="dxa" w:w="4759"/>
-            <w:shd w:val="clear" w:fill="F1EFF8"/>
-          </w:tcPr>
-          <w:p>
-            <w:pPr>
-              <w:spacing w:after="40"/>
-            </w:pPr>
-            <w:r>
-              <w:rPr>
-                <w:sz w:val="20"/>
-              </w:rPr>
-            </w:r>
-            <w:r>
-              <w:rPr>
-                <w:sz w:val="20"/>
-              </w:rPr>
-              <w:t>La cima. Lo scontro, la verità, la scelta</w:t>
-            </w:r>
-          </w:p>
-        </w:tc>
-      </w:tr>
-    </w:tbl>
-    <w:p/>
-    <w:p>
+        <w:t>E non si va a caso.</w:t>
+      </w:r>
+      <w:r>
+        <w:t xml:space="preserve"> ECHO-1 è un condensatore troppo pieno, </w:t>
+      </w:r>
       <w:r>
         <w:rPr>
           <w:b/>
         </w:rPr>
-        <w:t>La battaglia finale</w:t>
-      </w:r>
-      <w:r>
-        <w:t xml:space="preserve"> avviene sul bordo del cratere: Aren rompe i quattro sigilli, Lyra protegge Ampere e ne tiene stabile la carica, il giocatore alterna i due mentre ECHO-0 copia i loro poteri, la gravità cambia e le piattaforme precipitano dentro.</w:t>
+        <w:t>e perde</w:t>
+      </w:r>
+      <w:r>
+        <w:t>. Dietro di lui resta una scia di Corrente Verde nel buio: è la mappa e il bottino insieme. La segui, la raccogli, e ogni goccia è un pezzo di luce che torna a Lumina.</w:t>
+      </w:r>
+    </w:p>
+    <w:p>
+      <w:r>
+        <w:t xml:space="preserve">Ampere non ce l'hai. La corrente </w:t>
+      </w:r>
+      <w:r>
+        <w:rPr>
+          <w:b/>
+        </w:rPr>
+        <w:t>te la tieni addosso</w:t>
+      </w:r>
+      <w:r>
+        <w:t xml:space="preserve"> (vedi capitolo 2), con la barra verde in alto che si riempie e ogni tanto scarica da sola.</w:t>
+      </w:r>
+    </w:p>
+    <w:p>
+      <w:pPr>
+        <w:pStyle w:val="Heading3"/>
+      </w:pPr>
+      <w:r>
+        <w:t>Fase 4 · IL CONDENSATORE — settore 56</w:t>
+      </w:r>
+    </w:p>
+    <w:p>
+      <w:r>
+        <w:t xml:space="preserve">Lo raggiungi. È enorme, ha tre cristalli gialli nel petto e </w:t>
+      </w:r>
+      <w:r>
+        <w:rPr>
+          <w:b/>
+        </w:rPr>
+        <w:t>al centro, come un reattore, c'è Ampere</w:t>
+      </w:r>
+      <w:r>
+        <w:t>.</w:t>
+      </w:r>
+    </w:p>
+    <w:p>
+      <w:r>
+        <w:t xml:space="preserve">Non si vince sparandogli: ogni colpo lo carica. </w:t>
+      </w:r>
+      <w:r>
+        <w:rPr>
+          <w:b/>
+        </w:rPr>
+        <w:t>Si combatte in due — uno lo comandi tu, l'altro combatte al tuo fianco.</w:t>
+      </w:r>
+      <w:r>
+        <w:t xml:space="preserve"> Aren sovraccarica il cristallo esposto, Lyra ne estrae la corrente col guanto. Tre volte, un cristallo alla volta: tre morse che si aprono.</w:t>
+      </w:r>
+    </w:p>
+    <w:p>
+      <w:r>
+        <w:t xml:space="preserve">Quando cade, </w:t>
+      </w:r>
+      <w:r>
+        <w:rPr>
+          <w:b/>
+        </w:rPr>
+        <w:t>la lanterna torna a voi</w:t>
+      </w:r>
+      <w:r>
+        <w:t xml:space="preserve"> — e tutta la corrente che ti sei portato addosso per venti settori le entra dentro in un colpo solo.</w:t>
+      </w:r>
+    </w:p>
+    <w:p>
+      <w:pPr>
+        <w:pStyle w:val="Heading3"/>
+      </w:pPr>
+      <w:r>
+        <w:t>Fase 5 · LA SALITA — settori 57-65</w:t>
+      </w:r>
+    </w:p>
+    <w:p>
+      <w:r>
+        <w:t xml:space="preserve">Al centro di Eclissia c'è la </w:t>
+      </w:r>
+      <w:r>
+        <w:rPr>
+          <w:b/>
+        </w:rPr>
+        <w:t>Caldera Voltaica</w:t>
+      </w:r>
+      <w:r>
+        <w:t>. Si sale.</w:t>
+      </w:r>
+    </w:p>
+    <w:p>
+      <w:r>
+        <w:t xml:space="preserve">Nove settori </w:t>
+      </w:r>
+      <w:r>
+        <w:rPr>
+          <w:b/>
+        </w:rPr>
+        <w:t>in verticale</w:t>
+      </w:r>
+      <w:r>
+        <w:t>: non si corre più in avanti, si guadagna quota, con il cratere che si allarga sotto e le piattaforme che ci cadono dentro. La roccia magnetica tira, le scariche salgono lungo i fianchi.</w:t>
       </w:r>
     </w:p>
     <w:p>
@@ -2331,74 +3355,118 @@
           <w:b/>
           <w:sz w:val="21"/>
         </w:rPr>
-        <w:t>Regola di progettazione, non narrativa:</w:t>
+        <w:t>Nota di realizzazione:</w:t>
       </w:r>
       <w:r>
         <w:rPr>
           <w:sz w:val="21"/>
         </w:rPr>
-        <w:t xml:space="preserve"> al massimo </w:t>
+        <w:t xml:space="preserve"> la salita resta in </w:t>
       </w:r>
       <w:r>
         <w:rPr>
           <w:b/>
           <w:sz w:val="21"/>
         </w:rPr>
-        <w:t>due richieste per volta</w:t>
+        <w:t>2,5D</w:t>
       </w:r>
       <w:r>
         <w:rPr>
           <w:sz w:val="21"/>
         </w:rPr>
-        <w:t xml:space="preserve"> al giocatore. Sei cose insieme su due pollici non sono difficili, sono illeggibili. Lo scontro si divide in fasi.</w:t>
+        <w:t xml:space="preserve"> — stesso motore, asse girato. La </w:t>
+      </w:r>
+      <w:r>
+        <w:rPr>
+          <w:b/>
+          <w:sz w:val="21"/>
+        </w:rPr>
+        <w:t>prima persona</w:t>
+      </w:r>
+      <w:r>
+        <w:rPr>
+          <w:sz w:val="21"/>
+        </w:rPr>
+        <w:t xml:space="preserve"> è riservata al solo settore 65, la cima.</w:t>
       </w:r>
     </w:p>
     <w:p>
+      <w:pPr>
+        <w:pStyle w:val="Heading3"/>
+      </w:pPr>
+      <w:r>
+        <w:t>65 · LA CIMA — in soggettiva</w:t>
+      </w:r>
+    </w:p>
+    <w:p>
+      <w:r>
+        <w:t xml:space="preserve">L'ultimo quadro si gioca </w:t>
+      </w:r>
       <w:r>
         <w:rPr>
           <w:b/>
         </w:rPr>
-        <w:t>Il finale.</w:t>
-      </w:r>
-      <w:r>
-        <w:t xml:space="preserve"> Lyra apre il condotto centrale col guanto, Aren spezza i sigilli, e la Corrente Verde di Ampere viene versata nella Caldera. Il vulcano entra in risonanza: una colonna verde sale, si divide in migliaia di filamenti e </w:t>
+        <w:t>in prima persona</w:t>
+      </w:r>
+      <w:r>
+        <w:t>, ed è l'unico del gioco.</w:t>
+      </w:r>
+    </w:p>
+    <w:p>
+      <w:r>
+        <w:t xml:space="preserve">Sopra il cratere fluttua </w:t>
       </w:r>
       <w:r>
         <w:rPr>
           <w:b/>
         </w:rPr>
-        <w:t>cuce il cielo viola</w:t>
-      </w:r>
-      <w:r>
-        <w:t xml:space="preserve"> lungo i due bordi della Frattura.</w:t>
-      </w:r>
-    </w:p>
-    <w:p>
-      <w:r>
-        <w:t xml:space="preserve">Ma i due non versano tutto: </w:t>
+        <w:t>OHM</w:t>
+      </w:r>
+      <w:r>
+        <w:t xml:space="preserve">: una massa di fulmini, senza corpo e senza faccia, con il segno </w:t>
       </w:r>
       <w:r>
         <w:rPr>
           <w:b/>
         </w:rPr>
-        <w:t>ne tengono da parte un poco per salvare la coscienza di ECHO-0.</w:t>
-      </w:r>
-      <w:r>
-        <w:t xml:space="preserve"> Il corpo mostruoso si disgrega e dal nucleo nasce una piccola creatura energetica con </w:t>
-      </w:r>
+        <w:t>Ω</w:t>
+      </w:r>
+      <w:r>
+        <w:t xml:space="preserve"> che gli attraversa il groviglio.</w:t>
+      </w:r>
+    </w:p>
+    <w:p>
       <w:r>
         <w:rPr>
           <w:b/>
         </w:rPr>
-        <w:t>due occhi, uno ciano e uno rosa</w:t>
-      </w:r>
-      <w:r>
-        <w:t>. Se la portano a Lumina.</w:t>
+        <w:t>Non si spara: sparargli lo nutre.</w:t>
+      </w:r>
+      <w:r>
+        <w:t xml:space="preserve"> Si usa </w:t>
+      </w:r>
+      <w:r>
+        <w:rPr>
+          <w:b/>
+        </w:rPr>
+        <w:t>Ampere rovesciata</w:t>
+      </w:r>
+      <w:r>
+        <w:t>: la lanterna si apre e comincia ad aspirare. Pezzo per pezzo lo si tira dentro il vetro, e ogni scarica strappata è un pezzo di lui che diventa tuo.</w:t>
       </w:r>
     </w:p>
     <w:p>
       <w:r>
-        <w:t>Ampere resta spenta, vuota, in mano a chi l'ha portata fin lassù. Si riaccende piano, con un filo di luce, solo quando la Frattura è chiusa.</w:t>
+        <w:t xml:space="preserve">Poi Lyra apre il condotto centrale col guanto, Aren spezza i quattro sigilli, e </w:t>
+      </w:r>
+      <w:r>
+        <w:rPr>
+          <w:b/>
+        </w:rPr>
+        <w:t>quello che si versa nel cratere è lui</w:t>
+      </w:r>
+      <w:r>
+        <w:t>.</w:t>
       </w:r>
     </w:p>
     <w:p>
@@ -2414,26 +3482,87 @@
           <w:b/>
           <w:sz w:val="21"/>
         </w:rPr>
-        <w:t>[APERTO] — Ampere si versa o si getta?</w:t>
+        <w:t>Regola di progettazione:</w:t>
       </w:r>
       <w:r>
         <w:rPr>
           <w:sz w:val="21"/>
         </w:rPr>
-        <w:t xml:space="preserve"> Qui è scritta la versione in cui </w:t>
+        <w:t xml:space="preserve"> al massimo </w:t>
       </w:r>
       <w:r>
         <w:rPr>
           <w:b/>
           <w:sz w:val="21"/>
         </w:rPr>
-        <w:t>si versa e la lanterna resta</w:t>
+        <w:t>due richieste per volta</w:t>
       </w:r>
       <w:r>
         <w:rPr>
           <w:sz w:val="21"/>
         </w:rPr>
-        <w:t>: la si è portata su, svuotata, e alla fine torna ad accendersi. L'alternativa è gettarla nel cratere, e allora Ampere muore per chiudere la Frattura. È più straziante, ma il finale ha già un atto di pietà — quello per ECHO-0 — e due sacrifici nella stessa scena si tolgono forza a vicenda. Decisione del Capo.</w:t>
+        <w:t xml:space="preserve"> al giocatore. Sei cose insieme su due pollici non sono difficili, sono illeggibili. La cima si divide in fasi: prima aspirare, poi aprire, poi versare.</w:t>
+      </w:r>
+    </w:p>
+    <w:p>
+      <w:pPr>
+        <w:pStyle w:val="Heading3"/>
+      </w:pPr>
+      <w:r>
+        <w:t>Il finale</w:t>
+      </w:r>
+    </w:p>
+    <w:p>
+      <w:r>
+        <w:t xml:space="preserve">Il vulcano non esplode: </w:t>
+      </w:r>
+      <w:r>
+        <w:rPr>
+          <w:b/>
+        </w:rPr>
+        <w:t>erutta una colonna verde che si divide in migliaia di filamenti e cuce il cielo</w:t>
+      </w:r>
+      <w:r>
+        <w:t xml:space="preserve"> lungo i due bordi della Frattura. L'energia che teneva aperta la ferita è quella che la ricuce.</w:t>
+      </w:r>
+    </w:p>
+    <w:p>
+      <w:r>
+        <w:t>ECHO-0 è lì. Sta svanendo insieme al mondo che lo ha fatto nascere, e non fugge: aveva già scelto trenta settori prima, quando ha indicato la strada.</w:t>
+      </w:r>
+    </w:p>
+    <w:p>
+      <w:r>
+        <w:t xml:space="preserve">Aren e Lyra </w:t>
+      </w:r>
+      <w:r>
+        <w:rPr>
+          <w:b/>
+        </w:rPr>
+        <w:t>non versano tutto</w:t>
+      </w:r>
+      <w:r>
+        <w:t xml:space="preserve">. Deviano un filo di corrente nel suo nucleo. Il corpo di schegge si disfa, e dal centro resta una piccola creatura di luce con </w:t>
+      </w:r>
+      <w:r>
+        <w:rPr>
+          <w:b/>
+        </w:rPr>
+        <w:t>un occhio ciano e uno rosa</w:t>
+      </w:r>
+      <w:r>
+        <w:t>. La portano a Lumina con loro.</w:t>
+      </w:r>
+    </w:p>
+    <w:p>
+      <w:r>
+        <w:rPr>
+          <w:b/>
+        </w:rPr>
+        <w:t>Ampere resta.</w:t>
+      </w:r>
+      <w:r>
+        <w:t xml:space="preserve"> Vuota e spenta, in mano a chi l'ha portata fin lassù — e si riaccende piano, con un filo di luce, solo quando la Frattura è chiusa.</w:t>
       </w:r>
     </w:p>
     <w:p>
@@ -2453,7 +3582,7 @@
     </w:p>
     <w:p>
       <w:r>
-        <w:t>Nel primo atto salviamo chi amiamo. Nel secondo scopriamo se siamo capaci di salvare anche il nostro nemico.</w:t>
+        <w:t>Nel primo atto salviamo chi amiamo. Nel secondo scopriamo se siamo capaci di salvare anche il nostro nemico — che si era già arreso a morire per noi.</w:t>
       </w:r>
     </w:p>
     <w:p>
@@ -2694,7 +3823,7 @@
               <w:rPr>
                 <w:sz w:val="20"/>
               </w:rPr>
-              <w:t>Oltre la Frattura</w:t>
+              <w:t>Dentro la Frattura</w:t>
             </w:r>
           </w:p>
         </w:tc>
@@ -2760,7 +3889,7 @@
               <w:rPr>
                 <w:sz w:val="20"/>
               </w:rPr>
-              <w:t>La Caldera</w:t>
+              <w:t>Eclissia</w:t>
             </w:r>
           </w:p>
         </w:tc>
@@ -2782,7 +3911,7 @@
               <w:rPr>
                 <w:sz w:val="20"/>
               </w:rPr>
-              <w:t>Compassione</w:t>
+              <w:t>Fatica</w:t>
             </w:r>
           </w:p>
         </w:tc>
@@ -2804,7 +3933,7 @@
               <w:rPr>
                 <w:sz w:val="20"/>
               </w:rPr>
-              <w:t>Estendono al nemico la salvezza che cercavano per sé</w:t>
+              <w:t>Portarsi addosso una cosa che non si può contenere</w:t>
             </w:r>
           </w:p>
         </w:tc>
@@ -2827,7 +3956,7 @@
               <w:rPr>
                 <w:sz w:val="20"/>
               </w:rPr>
-              <w:t>Epilogo</w:t>
+              <w:t>La Caldera</w:t>
             </w:r>
           </w:p>
         </w:tc>
@@ -2848,7 +3977,7 @@
               <w:rPr>
                 <w:sz w:val="20"/>
               </w:rPr>
-              <w:t>Equilibrio</w:t>
+              <w:t>Compassione</w:t>
             </w:r>
           </w:p>
         </w:tc>
@@ -2869,7 +3998,7 @@
               <w:rPr>
                 <w:sz w:val="20"/>
               </w:rPr>
-              <w:t>Tensione e corrente, individuo e coppia, due mondi</w:t>
+              <w:t>Estendono al nemico la salvezza che cercavano per sé</w:t>
             </w:r>
           </w:p>
         </w:tc>
@@ -2886,7 +4015,7 @@
     </w:p>
     <w:p>
       <w:r>
-        <w:t>ECHO-0, diventato piccolo e innocuo, potrebbe essere giocabile, conservando la capacità di copiare temporaneamente i poteri. Niente di più è deciso.</w:t>
+        <w:t>La creaturina con un occhio ciano e uno rosa vive a Lumina. Potrebbe diventare giocabile, conservando la capacità di copiare temporaneamente i poteri. Niente di più è deciso.</w:t>
       </w:r>
     </w:p>
     <w:p>
@@ -3017,6 +4146,43 @@
       </w:r>
       <w:r>
         <w:t xml:space="preserve"> combattere, mai l'importanza. Nessuno dei due è il vero protagonista.</w:t>
+      </w:r>
+    </w:p>
+    <w:p>
+      <w:pPr>
+        <w:pStyle w:val="ListNumber"/>
+      </w:pPr>
+      <w:r>
+        <w:rPr>
+          <w:b/>
+        </w:rPr>
+        <w:t>OHM non è un cattivo.</w:t>
+      </w:r>
+      <w:r>
+        <w:t xml:space="preserve"> Non pensa, non parla, non vuole. È un ostacolo, e</w:t>
+      </w:r>
+      <w:r>
+        <w:t xml:space="preserve"> si risolve facendolo scorrere, non uccidendolo. Chi lo scrive come «il mostro</w:t>
+      </w:r>
+      <w:r>
+        <w:t xml:space="preserve"> finale che vuole distruggere tutto» ha capito male il gioco.</w:t>
+      </w:r>
+    </w:p>
+    <w:p>
+      <w:pPr>
+        <w:pStyle w:val="ListNumber"/>
+      </w:pPr>
+      <w:r>
+        <w:rPr>
+          <w:b/>
+        </w:rPr>
+        <w:t>A OHM non si spara.</w:t>
+      </w:r>
+      <w:r>
+        <w:t xml:space="preserve"> Nemmeno per sbaglio, nemmeno in un post: sparargli lo</w:t>
+      </w:r>
+      <w:r>
+        <w:t xml:space="preserve"> nutre. L'unica arma è Ampere rovesciata.</w:t>
       </w:r>
     </w:p>
     <w:p>
@@ -3539,6 +4705,370 @@
                 <w:b/>
                 <w:sz w:val="20"/>
               </w:rPr>
+              <w:t>OHM</w:t>
+            </w:r>
+            <w:r>
+              <w:rPr>
+                <w:sz w:val="20"/>
+              </w:rPr>
+              <w:t xml:space="preserve"> (il nome vero dell'ultimo nemico)</w:t>
+            </w:r>
+          </w:p>
+        </w:tc>
+        <w:tc>
+          <w:tcPr>
+            <w:tcW w:type="dxa" w:w="4759"/>
+          </w:tcPr>
+          <w:p>
+            <w:pPr>
+              <w:spacing w:after="40"/>
+            </w:pPr>
+            <w:r>
+              <w:rPr>
+                <w:sz w:val="20"/>
+              </w:rPr>
+            </w:r>
+            <w:r>
+              <w:rPr>
+                <w:sz w:val="20"/>
+              </w:rPr>
+              <w:t>Ohm, l'Ohm, Om</w:t>
+            </w:r>
+          </w:p>
+        </w:tc>
+      </w:tr>
+      <w:tr>
+        <w:tc>
+          <w:tcPr>
+            <w:tcW w:type="dxa" w:w="4759"/>
+            <w:shd w:val="clear" w:fill="F1EFF8"/>
+          </w:tcPr>
+          <w:p>
+            <w:pPr>
+              <w:spacing w:after="40"/>
+            </w:pPr>
+            <w:r>
+              <w:rPr>
+                <w:sz w:val="20"/>
+              </w:rPr>
+            </w:r>
+            <w:r>
+              <w:rPr>
+                <w:b/>
+                <w:sz w:val="20"/>
+              </w:rPr>
+              <w:t>il Sovraccarico</w:t>
+            </w:r>
+            <w:r>
+              <w:rPr>
+                <w:sz w:val="20"/>
+              </w:rPr>
+              <w:t xml:space="preserve"> (come lo chiamano a Lumina, prima di sapere)</w:t>
+            </w:r>
+          </w:p>
+        </w:tc>
+        <w:tc>
+          <w:tcPr>
+            <w:tcW w:type="dxa" w:w="4759"/>
+            <w:shd w:val="clear" w:fill="F1EFF8"/>
+          </w:tcPr>
+          <w:p>
+            <w:pPr>
+              <w:spacing w:after="40"/>
+            </w:pPr>
+            <w:r>
+              <w:rPr>
+                <w:sz w:val="20"/>
+              </w:rPr>
+            </w:r>
+            <w:r>
+              <w:rPr>
+                <w:sz w:val="20"/>
+              </w:rPr>
+              <w:t>il sovraccarico</w:t>
+            </w:r>
+          </w:p>
+        </w:tc>
+      </w:tr>
+      <w:tr>
+        <w:tc>
+          <w:tcPr>
+            <w:tcW w:type="dxa" w:w="4759"/>
+          </w:tcPr>
+          <w:p>
+            <w:pPr>
+              <w:spacing w:after="40"/>
+            </w:pPr>
+            <w:r>
+              <w:rPr>
+                <w:sz w:val="20"/>
+              </w:rPr>
+            </w:r>
+            <w:r>
+              <w:rPr>
+                <w:b/>
+                <w:sz w:val="20"/>
+              </w:rPr>
+              <w:t>Ω</w:t>
+            </w:r>
+            <w:r>
+              <w:rPr>
+                <w:sz w:val="20"/>
+              </w:rPr>
+              <w:t xml:space="preserve"> — il segno di OHM</w:t>
+            </w:r>
+          </w:p>
+        </w:tc>
+        <w:tc>
+          <w:tcPr>
+            <w:tcW w:type="dxa" w:w="4759"/>
+          </w:tcPr>
+          <w:p>
+            <w:pPr>
+              <w:spacing w:after="40"/>
+            </w:pPr>
+            <w:r>
+              <w:rPr>
+                <w:sz w:val="20"/>
+              </w:rPr>
+            </w:r>
+            <w:r>
+              <w:rPr>
+                <w:sz w:val="20"/>
+              </w:rPr>
+              <w:t>omega, la lettera</w:t>
+            </w:r>
+          </w:p>
+        </w:tc>
+      </w:tr>
+      <w:tr>
+        <w:tc>
+          <w:tcPr>
+            <w:tcW w:type="dxa" w:w="4759"/>
+            <w:shd w:val="clear" w:fill="F1EFF8"/>
+          </w:tcPr>
+          <w:p>
+            <w:pPr>
+              <w:spacing w:after="40"/>
+            </w:pPr>
+            <w:r>
+              <w:rPr>
+                <w:sz w:val="20"/>
+              </w:rPr>
+            </w:r>
+            <w:r>
+              <w:rPr>
+                <w:b/>
+                <w:sz w:val="20"/>
+              </w:rPr>
+              <w:t>la Corrente Verde</w:t>
+            </w:r>
+            <w:r>
+              <w:rPr>
+                <w:sz w:val="20"/>
+              </w:rPr>
+              <w:t xml:space="preserve"> addosso ai Custodi</w:t>
+            </w:r>
+          </w:p>
+        </w:tc>
+        <w:tc>
+          <w:tcPr>
+            <w:tcW w:type="dxa" w:w="4759"/>
+            <w:shd w:val="clear" w:fill="F1EFF8"/>
+          </w:tcPr>
+          <w:p>
+            <w:pPr>
+              <w:spacing w:after="40"/>
+            </w:pPr>
+            <w:r>
+              <w:rPr>
+                <w:sz w:val="20"/>
+              </w:rPr>
+            </w:r>
+            <w:r>
+              <w:rPr>
+                <w:sz w:val="20"/>
+              </w:rPr>
+              <w:t>la barra, l'energia</w:t>
+            </w:r>
+          </w:p>
+        </w:tc>
+      </w:tr>
+      <w:tr>
+        <w:tc>
+          <w:tcPr>
+            <w:tcW w:type="dxa" w:w="4759"/>
+          </w:tcPr>
+          <w:p>
+            <w:pPr>
+              <w:spacing w:after="40"/>
+            </w:pPr>
+            <w:r>
+              <w:rPr>
+                <w:sz w:val="20"/>
+              </w:rPr>
+            </w:r>
+            <w:r>
+              <w:rPr>
+                <w:b/>
+                <w:sz w:val="20"/>
+              </w:rPr>
+              <w:t>la Caldera Voltaica</w:t>
+            </w:r>
+            <w:r>
+              <w:rPr>
+                <w:sz w:val="20"/>
+              </w:rPr>
+              <w:t>, la Caldera</w:t>
+            </w:r>
+          </w:p>
+        </w:tc>
+        <w:tc>
+          <w:tcPr>
+            <w:tcW w:type="dxa" w:w="4759"/>
+          </w:tcPr>
+          <w:p>
+            <w:pPr>
+              <w:spacing w:after="40"/>
+            </w:pPr>
+            <w:r>
+              <w:rPr>
+                <w:sz w:val="20"/>
+              </w:rPr>
+            </w:r>
+            <w:r>
+              <w:rPr>
+                <w:sz w:val="20"/>
+              </w:rPr>
+              <w:t>il vulcano di lava</w:t>
+            </w:r>
+          </w:p>
+        </w:tc>
+      </w:tr>
+      <w:tr>
+        <w:tc>
+          <w:tcPr>
+            <w:tcW w:type="dxa" w:w="4759"/>
+            <w:shd w:val="clear" w:fill="F1EFF8"/>
+          </w:tcPr>
+          <w:p>
+            <w:pPr>
+              <w:spacing w:after="40"/>
+            </w:pPr>
+            <w:r>
+              <w:rPr>
+                <w:sz w:val="20"/>
+              </w:rPr>
+            </w:r>
+            <w:r>
+              <w:rPr>
+                <w:b/>
+                <w:sz w:val="20"/>
+              </w:rPr>
+              <w:t>ECHO-1</w:t>
+            </w:r>
+            <w:r>
+              <w:rPr>
+                <w:sz w:val="20"/>
+              </w:rPr>
+              <w:t>, il Condensatore</w:t>
+            </w:r>
+          </w:p>
+        </w:tc>
+        <w:tc>
+          <w:tcPr>
+            <w:tcW w:type="dxa" w:w="4759"/>
+            <w:shd w:val="clear" w:fill="F1EFF8"/>
+          </w:tcPr>
+          <w:p>
+            <w:pPr>
+              <w:spacing w:after="40"/>
+            </w:pPr>
+            <w:r>
+              <w:rPr>
+                <w:sz w:val="20"/>
+              </w:rPr>
+            </w:r>
+            <w:r>
+              <w:rPr>
+                <w:sz w:val="20"/>
+              </w:rPr>
+              <w:t>Echo Uno, il colosso</w:t>
+            </w:r>
+          </w:p>
+        </w:tc>
+      </w:tr>
+      <w:tr>
+        <w:tc>
+          <w:tcPr>
+            <w:tcW w:type="dxa" w:w="4759"/>
+          </w:tcPr>
+          <w:p>
+            <w:pPr>
+              <w:spacing w:after="40"/>
+            </w:pPr>
+            <w:r>
+              <w:rPr>
+                <w:sz w:val="20"/>
+              </w:rPr>
+            </w:r>
+            <w:r>
+              <w:rPr>
+                <w:b/>
+                <w:sz w:val="20"/>
+              </w:rPr>
+              <w:t>la centrale di Lumina</w:t>
+            </w:r>
+            <w:r>
+              <w:rPr>
+                <w:sz w:val="20"/>
+              </w:rPr>
+              <w:t xml:space="preserve"> (dove stava Ampere)</w:t>
+            </w:r>
+          </w:p>
+        </w:tc>
+        <w:tc>
+          <w:tcPr>
+            <w:tcW w:type="dxa" w:w="4759"/>
+          </w:tcPr>
+          <w:p>
+            <w:pPr>
+              <w:spacing w:after="40"/>
+            </w:pPr>
+            <w:r>
+              <w:rPr>
+                <w:sz w:val="20"/>
+              </w:rPr>
+            </w:r>
+            <w:r>
+              <w:rPr>
+                <w:sz w:val="20"/>
+              </w:rPr>
+              <w:t>il generatore, la fabbrica</w:t>
+            </w:r>
+          </w:p>
+        </w:tc>
+      </w:tr>
+      <w:tr>
+        <w:tc>
+          <w:tcPr>
+            <w:tcW w:type="dxa" w:w="4759"/>
+            <w:shd w:val="clear" w:fill="F1EFF8"/>
+          </w:tcPr>
+          <w:p>
+            <w:pPr>
+              <w:spacing w:after="40"/>
+            </w:pPr>
+            <w:r>
+              <w:rPr>
+                <w:sz w:val="20"/>
+              </w:rPr>
+            </w:r>
+            <w:r>
+              <w:rPr>
+                <w:b/>
+                <w:sz w:val="20"/>
+              </w:rPr>
               <w:t>ECHO-0</w:t>
             </w:r>
             <w:r>
@@ -3565,6 +5095,7 @@
         <w:tc>
           <w:tcPr>
             <w:tcW w:type="dxa" w:w="4759"/>
+            <w:shd w:val="clear" w:fill="F1EFF8"/>
           </w:tcPr>
           <w:p>
             <w:pPr>
@@ -3588,7 +5119,6 @@
         <w:tc>
           <w:tcPr>
             <w:tcW w:type="dxa" w:w="4759"/>
-            <w:shd w:val="clear" w:fill="F1EFF8"/>
           </w:tcPr>
           <w:p>
             <w:pPr>
@@ -3611,7 +5141,6 @@
         <w:tc>
           <w:tcPr>
             <w:tcW w:type="dxa" w:w="4759"/>
-            <w:shd w:val="clear" w:fill="F1EFF8"/>
           </w:tcPr>
           <w:p>
             <w:pPr>
@@ -3635,6 +5164,7 @@
         <w:tc>
           <w:tcPr>
             <w:tcW w:type="dxa" w:w="4759"/>
+            <w:shd w:val="clear" w:fill="F1EFF8"/>
           </w:tcPr>
           <w:p>
             <w:pPr>
@@ -3663,6 +5193,7 @@
         <w:tc>
           <w:tcPr>
             <w:tcW w:type="dxa" w:w="4759"/>
+            <w:shd w:val="clear" w:fill="F1EFF8"/>
           </w:tcPr>
           <w:p>
             <w:pPr>
@@ -3686,7 +5217,6 @@
         <w:tc>
           <w:tcPr>
             <w:tcW w:type="dxa" w:w="4759"/>
-            <w:shd w:val="clear" w:fill="F1EFF8"/>
           </w:tcPr>
           <w:p>
             <w:pPr>
@@ -3715,7 +5245,6 @@
         <w:tc>
           <w:tcPr>
             <w:tcW w:type="dxa" w:w="4759"/>
-            <w:shd w:val="clear" w:fill="F1EFF8"/>
           </w:tcPr>
           <w:p>
             <w:pPr>
@@ -3739,6 +5268,7 @@
         <w:tc>
           <w:tcPr>
             <w:tcW w:type="dxa" w:w="4759"/>
+            <w:shd w:val="clear" w:fill="F1EFF8"/>
           </w:tcPr>
           <w:p>
             <w:pPr>
@@ -3767,6 +5297,7 @@
         <w:tc>
           <w:tcPr>
             <w:tcW w:type="dxa" w:w="4759"/>
+            <w:shd w:val="clear" w:fill="F1EFF8"/>
           </w:tcPr>
           <w:p>
             <w:pPr>
@@ -3911,6 +5442,38 @@
       </w:r>
     </w:p>
     <w:p>
+      <w:pPr>
+        <w:pStyle w:val="ListBullet"/>
+      </w:pPr>
+      <w:r>
+        <w:t xml:space="preserve">Metallo di Ampere: </w:t>
+      </w:r>
+      <w:r>
+        <w:rPr>
+          <w:rFonts w:ascii="Consolas" w:hAnsi="Consolas"/>
+          <w:color w:val="7A3FD6"/>
+          <w:sz w:val="19"/>
+        </w:rPr>
+        <w:t>#3b4a7a</w:t>
+      </w:r>
+    </w:p>
+    <w:p>
+      <w:pPr>
+        <w:pStyle w:val="ListBullet"/>
+      </w:pPr>
+      <w:r>
+        <w:t>Eclissia: indaco, prugna, verde marcio — profondi, mai neri</w:t>
+      </w:r>
+    </w:p>
+    <w:p>
+      <w:pPr>
+        <w:pStyle w:val="ListBullet"/>
+      </w:pPr>
+      <w:r>
+        <w:t>OHM: bianco e azzurro elettrico su fondo nero; nessun rosso, nessun arancione</w:t>
+      </w:r>
+    </w:p>
+    <w:p>
       <w:r>
         <w:rPr>
           <w:b/>
@@ -4247,10 +5810,24 @@
         <w:rPr>
           <w:b/>
         </w:rPr>
-        <w:t>Manca tutto l'atto II:</w:t>
-      </w:r>
-      <w:r>
-        <w:t xml:space="preserve"> ECHO-0, ECHO-1, la Caldera, i settori 21-40, il furto dei poteri, i filmati nuovi.</w:t>
+        <w:t>Manca tutto l'atto II</w:t>
+      </w:r>
+      <w:r>
+        <w:t xml:space="preserve">, cioè i settori </w:t>
+      </w:r>
+      <w:r>
+        <w:rPr>
+          <w:b/>
+        </w:rPr>
+        <w:t>21-65</w:t>
+      </w:r>
+      <w:r>
+        <w:t>: la semina nei settori 15-20, la Frattura come luogo, ECHO-0 e i suoi tre scontri, il furto dei poteri, la barra della corrente addosso, Eclissia, ECHO-1 e il suo reattore, la salita in 2,5D, la cima in soggettiva, OHM, Ampere rovesciata e i filmati nuovi.</w:t>
+      </w:r>
+    </w:p>
+    <w:p>
+      <w:r>
+        <w:t>Quello che c'è già e che l'atto II riuserà: il cambio fra i due Custodi, Ampere con la sua corrente, le sette leggi del mondo, gli élite, il buio (che serve per i blackout di Lumina), la tempesta, i boss.</w:t>
       </w:r>
     </w:p>
     <w:p>
@@ -4258,7 +5835,7 @@
         <w:pStyle w:val="Heading2"/>
       </w:pPr>
       <w:r>
-        <w:t>Una contraddizione da sciogliere [APERTO]</w:t>
+        <w:t>Il nome della modalità infinita [APERTO]</w:t>
       </w:r>
     </w:p>
     <w:p>
@@ -4272,30 +5849,12 @@
         <w:t>Oltre la Frattura</w:t>
       </w:r>
       <w:r>
-        <w:t xml:space="preserve">, e lì Ampere è con te </w:t>
-      </w:r>
-      <w:r>
-        <w:rPr>
-          <w:b/>
-        </w:rPr>
-        <w:t>dal primo settore</w:t>
-      </w:r>
-      <w:r>
-        <w:t>. Nel racconto, invece, all'inizio dell'atto II Ampere ce l'ha ECHO-0. Le due cose non possono stare insieme sotto lo stesso nome.</w:t>
+        <w:t>, e lì Ampere è con te dal primo settore. Ma «oltre la Frattura» adesso è un posto preciso della storia — Eclissia — e nel racconto Ampere all'inizio non ce l'hai. Due cose diverse sotto lo stesso nome.</w:t>
       </w:r>
     </w:p>
     <w:p>
       <w:r>
-        <w:t xml:space="preserve">La soluzione proposta: </w:t>
-      </w:r>
-      <w:r>
-        <w:rPr>
-          <w:b/>
-        </w:rPr>
-        <w:t>il nome «Oltre la Frattura» torna al racconto</w:t>
-      </w:r>
-      <w:r>
-        <w:t xml:space="preserve"> (l'atto II, i settori 21-40, dove la lanterna si perde e si riconquista), e la modalità infinita — che è un arcade a punteggio, non una storia — prende un nome suo. Il migliore che abbiamo trovato è </w:t>
+        <w:t xml:space="preserve">Proposta: la modalità infinita — che è un arcade a punteggio, non un capitolo — prende un nome suo. Il migliore che abbiamo trovato è </w:t>
       </w:r>
       <w:r>
         <w:rPr>
@@ -4304,7 +5863,7 @@
         <w:t>CIRCUITO APERTO</w:t>
       </w:r>
       <w:r>
-        <w:t>: un circuito che non si chiude mai è esattamente un posto dove la corrente non arriva da nessuna parte, e infatti non finisce. Lì le leggi del mondo cambiano ogni tre settori e Ampere c'è: è una partita, non un capitolo.</w:t>
+        <w:t>: un circuito che non si chiude mai è esattamente un posto dove la corrente non arriva da nessuna parte, e infatti non finisce.</w:t>
       </w:r>
     </w:p>
     <w:p>
@@ -4394,11 +5953,8 @@
       </w:r>
     </w:p>
     <w:p>
-      <w:pPr>
-        <w:pStyle w:val="Heading2"/>
-      </w:pPr>
-      <w:r>
-        <w:t>Le due che bloccano il resto</w:t>
+      <w:r>
+        <w:t>Le decisioni prese si trovano dove competono, non qui. Restano da sciogliere:</w:t>
       </w:r>
     </w:p>
     <w:p>
@@ -4409,16 +5965,22 @@
         <w:rPr>
           <w:b/>
         </w:rPr>
-        <w:t>Ampere si riprende al settore 25 o al 30?</w:t>
-      </w:r>
-      <w:r>
-        <w:t xml:space="preserve"> Al 25 la si trova dietro</w:t>
-      </w:r>
-      <w:r>
-        <w:t xml:space="preserve"> ECHO-1 e restano quindici settori per riempirla. Al 30 l'inseguimento al buio</w:t>
-      </w:r>
-      <w:r>
-        <w:t xml:space="preserve"> dura di più e la lanterna arriva a metà atto, quando pesa di più.</w:t>
+        <w:t>Come si chiama la modalità infinita?</w:t>
+      </w:r>
+      <w:r>
+        <w:t xml:space="preserve"> Proposta: </w:t>
+      </w:r>
+      <w:r>
+        <w:rPr>
+          <w:i/>
+        </w:rPr>
+        <w:t>Circuito Aperto</w:t>
+      </w:r>
+      <w:r>
+        <w:t>, così</w:t>
+      </w:r>
+      <w:r>
+        <w:t xml:space="preserve"> «Oltre la Frattura» resta un posto della storia (vedi capitolo 10).</w:t>
       </w:r>
     </w:p>
     <w:p>
@@ -4429,30 +5991,13 @@
         <w:rPr>
           <w:b/>
         </w:rPr>
-        <w:t>Alla fine Ampere si versa o si getta?</w:t>
-      </w:r>
-      <w:r>
-        <w:t xml:space="preserve"> Se si versa, la lanterna resta,</w:t>
-      </w:r>
-      <w:r>
-        <w:t xml:space="preserve"> svuotata, e si riaccende quando la Frattura è chiusa. Se si getta, muore per</w:t>
-      </w:r>
-      <w:r>
-        <w:t xml:space="preserve"> chiudere la ferita: più straziante, ma il finale ha già un atto di pietà —</w:t>
-      </w:r>
-      <w:r>
-        <w:t xml:space="preserve"> quello per ECHO-0 — e due sacrifici nella stessa scena si tolgono forza a</w:t>
-      </w:r>
-      <w:r>
-        <w:t xml:space="preserve"> vicenda.</w:t>
-      </w:r>
-    </w:p>
-    <w:p>
-      <w:pPr>
-        <w:pStyle w:val="Heading2"/>
-      </w:pPr>
-      <w:r>
-        <w:t>Le altre</w:t>
+        <w:t>Chi erano gli antichi Custodi</w:t>
+      </w:r>
+      <w:r>
+        <w:t xml:space="preserve"> che costruirono Ampere? Servono davvero, o</w:t>
+      </w:r>
+      <w:r>
+        <w:t xml:space="preserve"> restano un'eco?</w:t>
       </w:r>
     </w:p>
     <w:p>
@@ -4463,22 +6008,13 @@
         <w:rPr>
           <w:b/>
         </w:rPr>
-        <w:t>Come si chiama la modalità infinita?</w:t>
-      </w:r>
-      <w:r>
-        <w:t xml:space="preserve"> Proposta: </w:t>
-      </w:r>
-      <w:r>
-        <w:rPr>
-          <w:i/>
-        </w:rPr>
-        <w:t>Circuito Aperto</w:t>
-      </w:r>
-      <w:r>
-        <w:t>, così</w:t>
-      </w:r>
-      <w:r>
-        <w:t xml:space="preserve"> «Oltre la Frattura» torna a essere il nome dell'atto II (vedi capitolo 10).</w:t>
+        <w:t>Perché proprio Aren e Lyra</w:t>
+      </w:r>
+      <w:r>
+        <w:t xml:space="preserve"> vegliavano sul Nucleo? Sono stati scelti,</w:t>
+      </w:r>
+      <w:r>
+        <w:t xml:space="preserve"> nati così, o si sono trovati lì?</w:t>
       </w:r>
     </w:p>
     <w:p>
@@ -4489,13 +6025,10 @@
         <w:rPr>
           <w:b/>
         </w:rPr>
-        <w:t>Chi erano gli antichi Custodi</w:t>
-      </w:r>
-      <w:r>
-        <w:t xml:space="preserve"> che costruirono Ampere? Servono davvero, o</w:t>
-      </w:r>
-      <w:r>
-        <w:t xml:space="preserve"> restano un'eco?</w:t>
+        <w:t>Nomi e storie dei tre Comandanti</w:t>
+      </w:r>
+      <w:r>
+        <w:t xml:space="preserve"> della prima campagna.</w:t>
       </w:r>
     </w:p>
     <w:p>
@@ -4506,13 +6039,10 @@
         <w:rPr>
           <w:b/>
         </w:rPr>
-        <w:t>Perché proprio Aren e Lyra</w:t>
-      </w:r>
-      <w:r>
-        <w:t xml:space="preserve"> vegliavano sul Nucleo? Sono stati scelti,</w:t>
-      </w:r>
-      <w:r>
-        <w:t xml:space="preserve"> nati così, o si sono trovati lì?</w:t>
+        <w:t>ECHO-2 ed ECHO-3</w:t>
+      </w:r>
+      <w:r>
+        <w:t xml:space="preserve"> esistono o bastano ECHO-0, ECHO-1 e OHM?</w:t>
       </w:r>
     </w:p>
     <w:p>
@@ -4523,10 +6053,10 @@
         <w:rPr>
           <w:b/>
         </w:rPr>
-        <w:t>Nomi e storie dei tre Comandanti</w:t>
-      </w:r>
-      <w:r>
-        <w:t xml:space="preserve"> della prima campagna.</w:t>
+        <w:t>Che forma e che carattere ha</w:t>
+      </w:r>
+      <w:r>
+        <w:t xml:space="preserve"> la creaturina che resta di ECHO-0?</w:t>
       </w:r>
     </w:p>
     <w:p>
@@ -4537,41 +6067,24 @@
         <w:rPr>
           <w:b/>
         </w:rPr>
-        <w:t>ECHO-2 ed ECHO-3</w:t>
-      </w:r>
-      <w:r>
-        <w:t xml:space="preserve"> esistono o bastano ECHO-0 e ECHO-1?</w:t>
+        <w:t>Il capitolo zero su Instagram</w:t>
+      </w:r>
+      <w:r>
+        <w:t>: cosa si racconta prima dell'inizio del</w:t>
+      </w:r>
+      <w:r>
+        <w:t xml:space="preserve"> gioco?</w:t>
       </w:r>
     </w:p>
     <w:p>
-      <w:pPr>
-        <w:pStyle w:val="ListNumber"/>
-      </w:pPr>
       <w:r>
         <w:rPr>
           <w:b/>
         </w:rPr>
-        <w:t>Che forma e che carattere ha</w:t>
-      </w:r>
-      <w:r>
-        <w:t xml:space="preserve"> la creaturina che resta di ECHO-0?</w:t>
-      </w:r>
-    </w:p>
-    <w:p>
-      <w:pPr>
-        <w:pStyle w:val="ListNumber"/>
-      </w:pPr>
-      <w:r>
-        <w:rPr>
-          <w:b/>
-        </w:rPr>
-        <w:t>Il capitolo zero su Instagram</w:t>
-      </w:r>
-      <w:r>
-        <w:t>: cosa si racconta prima dell'inizio del</w:t>
-      </w:r>
-      <w:r>
-        <w:t xml:space="preserve"> gioco?</w:t>
+        <w:t>Decise di recente, per memoria:</w:t>
+      </w:r>
+      <w:r>
+        <w:t xml:space="preserve"> l'altro mondo si chiama Eclissia; Ampere torna in mano ai Custodi al settore 30; alla fine si versa e la lanterna resta; l'ultimo nemico è OHM; la cima si gioca in soggettiva; la salita è in 2,5D.</w:t>
       </w:r>
     </w:p>
     <w:p>
@@ -4799,7 +6312,7 @@
     </w:p>
     <w:p>
       <w:r>
-        <w:t>Da usare quando serve raccontare tutto in una volta: una presentazione, un post lungo, una descrizione del gioco.</w:t>
+        <w:t>Da usare quando serve raccontare tutto in una volta: una presentazione, un post lungo, la descrizione del gioco.</w:t>
       </w:r>
     </w:p>
     <w:p>
@@ -4813,7 +6326,7 @@
         <w:t>Eclissia</w:t>
       </w:r>
       <w:r>
-        <w:t xml:space="preserve">, l'altro capo del circuito. Dalla ferita emerge il Divoratore. Aren e Lyra, i due Custodi, cercano di fermarlo — ma il Nucleo può legarsi a uno solo di loro. Il giocatore sceglie chi diventerà </w:t>
+        <w:t xml:space="preserve">, l'altro capo del circuito — anche se nessuno, a Lumina, sa ancora che dall'altra parte ci sia un mondo. Dalla ferita emerge il Divoratore. Aren e Lyra, i due Custodi, cercano di fermarlo, ma il Nucleo può legarsi a uno solo di loro. Il giocatore sceglie chi diventerà </w:t>
       </w:r>
       <w:r>
         <w:rPr>
@@ -4827,18 +6340,30 @@
     </w:p>
     <w:p>
       <w:r>
-        <w:t xml:space="preserve">Il Custode scelto attraversa venti settori, abbatte tre Comandanti, impara il Rush e la navicella e costruisce una combinazione di poteri tutta sua. Dalla cella, la persona amata non sta a guardare: manda segnali, lascia frammenti, prepara la propria liberazione. Al ventesimo settore il Divoratore cade, la cella si spezza, i due si riabbracciano. </w:t>
+        <w:t xml:space="preserve">Il Custode scelto attraversa venti settori, abbatte tre Comandanti, impara il Rush e la navicella e costruisce una combinazione di poteri tutta sua. Dalla cella, la persona amata non sta a guardare: manda segnali, lascia frammenti, prepara la propria liberazione. E intanto, senza che nessuno se ne accorga, qualcosa porta via dalla centrale la lanterna che tiene accesa Lumina: nei settori finali il mondo comincia a spegnersi a intermittenza. Al ventesimo il Divoratore cade, la cella si spezza, i due si riabbracciano — </w:t>
       </w:r>
       <w:r>
         <w:rPr>
           <w:b/>
         </w:rPr>
-        <w:t>Ma la Frattura resta aperta.</w:t>
+        <w:t>mentre alle loro spalle la luce se ne va</w:t>
+      </w:r>
+      <w:r>
+        <w:t>.</w:t>
       </w:r>
     </w:p>
     <w:p>
       <w:r>
-        <w:t xml:space="preserve">Dal portale esce </w:t>
+        <w:t xml:space="preserve">A rubare </w:t>
+      </w:r>
+      <w:r>
+        <w:rPr>
+          <w:b/>
+        </w:rPr>
+        <w:t>Ampere</w:t>
+      </w:r>
+      <w:r>
+        <w:t xml:space="preserve"> è stato </w:t>
       </w:r>
       <w:r>
         <w:rPr>
@@ -4847,30 +6372,21 @@
         <w:t>ECHO-0</w:t>
       </w:r>
       <w:r>
-        <w:t xml:space="preserve">: una coscienza nata per sbaglio dall'energia corrotta di Ampere e cresciuta con ogni potere che il giocatore ha scelto. Conosce i loro movimenti perché li ha guardati per venti settori, copia le loro armi, e ha in mano </w:t>
+        <w:t>: una coscienza nata per sbaglio dall'energia corrotta della lanterna e cresciuta con ogni potere che il giocatore ha scelto. Dice di volerla per spegnere Lumina. La verità è un'altra: se Ampere torna a funzionare, la Frattura si chiude e lui smette di esistere.</w:t>
+      </w:r>
+    </w:p>
+    <w:p>
+      <w:r>
+        <w:t xml:space="preserve">Aren e Lyra attraversano insieme, e da quel momento il giocatore li alterna: la forza di Aren e la velocità di Lyra diventano due parti dello stesso circuito. Per quindici settori non sono in un altro mondo, ma </w:t>
       </w:r>
       <w:r>
         <w:rPr>
           <w:b/>
         </w:rPr>
-        <w:t>Ampere</w:t>
-      </w:r>
-      <w:r>
-        <w:t xml:space="preserve">. Non vuole conquistare niente: sa che se quella lanterna torna a funzionare, lui smette di esistere. Aren e Lyra attraversano la Frattura </w:t>
-      </w:r>
-      <w:r>
-        <w:rPr>
-          <w:b/>
-        </w:rPr>
-        <w:t>insieme</w:t>
-      </w:r>
-      <w:r>
-        <w:t>, e da quel momento il giocatore li alterna: la forza di Aren e la velocità di Lyra diventano due parti dello stesso circuito.</w:t>
-      </w:r>
-    </w:p>
-    <w:p>
-      <w:r>
-        <w:t xml:space="preserve">In Eclissia le leggi del mondo cambiano di continuo. I due inseguono ECHO-0 al buio, incontrano </w:t>
+        <w:t>dentro</w:t>
+      </w:r>
+      <w:r>
+        <w:t xml:space="preserve"> la ferita, fra pezzi di Lumina strappati e sospesi nel viola. Inseguono ECHO-0, che si ferma a combattere e scappa appena rischia di perdere, finché al trentesimo non gli strappano la lanterna di mano. Per cinque settori la proteggono mentre lui prova a riprendersela — e quando finalmente sta per cadere, dal buio arriva </w:t>
       </w:r>
       <w:r>
         <w:rPr>
@@ -4879,12 +6395,31 @@
         <w:t>ECHO-1</w:t>
       </w:r>
       <w:r>
-        <w:t xml:space="preserve"> — il Condensatore, che la corrente la trattiene per sé — e riprendono Ampere: spenta, vuota. Da lì la lanterna torna ad accendersi un frammento alla volta, e più si carica più lontano si vede. Ma adesso è ECHO-0 a dare la caccia a loro.</w:t>
+        <w:t>, il Condensatore, che porta via Ampere a tutti e due.</w:t>
       </w:r>
     </w:p>
     <w:p>
       <w:r>
-        <w:t xml:space="preserve">Alla fine c'è la </w:t>
+        <w:t xml:space="preserve">ECHO-0 si arrende. Non perché è stato battuto: perché hanno derubato anche lui. Si rialza e mostra ai due il passaggio nascosto per </w:t>
+      </w:r>
+      <w:r>
+        <w:rPr>
+          <w:b/>
+        </w:rPr>
+        <w:t>Eclissia</w:t>
+      </w:r>
+      <w:r>
+        <w:t>, sapendo benissimo che quella strada porta alla propria fine.</w:t>
+      </w:r>
+    </w:p>
+    <w:p>
+      <w:r>
+        <w:t>In Eclissia le leggi del mondo cambiano ogni tre settori. Senza contenitore, la corrente i Custodi se la tengono addosso — scomoda, instabile, pericolosa — e seguono la scia verde che ECHO-1 perde mentre fugge. Lo raggiungono al cinquantaseiesimo: Ampere è incastonata nel suo petto come un reattore, stretta da tre cristalli. Si combatte in due, si allentano le morse una alla volta, e la lanterna torna a casa piena di tutto quello che i due si erano portati addosso.</w:t>
+      </w:r>
+    </w:p>
+    <w:p>
+      <w:r>
+        <w:t xml:space="preserve">Poi c'è da salire. Al centro di Eclissia si alza la </w:t>
       </w:r>
       <w:r>
         <w:rPr>
@@ -4893,16 +6428,30 @@
         <w:t>Caldera Voltaica</w:t>
       </w:r>
       <w:r>
-        <w:t xml:space="preserve">, il vulcano dove la differenza di potenziale fra i mondi tocca il massimo. Lyra apre il condotto, Aren spezza i sigilli, la Corrente Verde si riversa nel cratere e l'eruzione non esplode: si divide in migliaia di filamenti che </w:t>
+        <w:t xml:space="preserve">, un vulcano di fulmini liquidi dove la differenza di potenziale fra i mondi tocca il massimo. Nove settori in verticale, e in cima aspetta </w:t>
       </w:r>
       <w:r>
         <w:rPr>
           <w:b/>
         </w:rPr>
-        <w:t>cuciono il cielo</w:t>
-      </w:r>
-      <w:r>
-        <w:t xml:space="preserve"> lungo i bordi della Frattura. ECHO-0 sta per sparire insieme al mondo che lo ha creato — e i due Custodi scelgono di non lasciarlo andare.</w:t>
+        <w:t>OHM</w:t>
+      </w:r>
+      <w:r>
+        <w:t xml:space="preserve">: non un mostro, ma la resistenza stessa — la tensione che non ha mai avuto dove scaricarsi, e che a forza di accumularsi ha preso una forma. Sparargli lo nutre. L'unico modo è </w:t>
+      </w:r>
+      <w:r>
+        <w:rPr>
+          <w:b/>
+        </w:rPr>
+        <w:t>Ampere rovesciata</w:t>
+      </w:r>
+      <w:r>
+        <w:t>: la lanterna smette di versare e comincia ad aspirare, finché quello che si riversa nel cratere non è più corrente raccolta, ma lui.</w:t>
+      </w:r>
+    </w:p>
+    <w:p>
+      <w:r>
+        <w:t>Il vulcano non esplode: erutta una colonna verde che si divide in migliaia di filamenti e cuce il cielo lungo i bordi della Frattura. ECHO-0 sta per sparire insieme al mondo che lo ha creato — e i due Custodi deviano un filo di quella corrente nel suo nucleo. Il corpo di schegge si disfa; resta una creaturina di luce con un occhio ciano e uno rosa, che tornerà a Lumina con loro.</w:t>
       </w:r>
     </w:p>
     <w:p>

--- a/VOLT_Bibbia.docx
+++ b/VOLT_Bibbia.docx
@@ -322,7 +322,7 @@
     <w:p/>
     <w:p>
       <w:r>
-        <w:t>Atto II completo, dal settore 21 al 65. Fusa con la Bibbia narrativa v1.1 scritta con l'altra IA.</w:t>
+        <w:t>Atto II completo dal settore 21 al 65, con le istruzioni operative per chi produce immagini, post e filmati (capitolo 14). Fusa con la Bibbia narrativa v1.1 scritta con l'altra IA.</w:t>
       </w:r>
     </w:p>
     <w:p>
@@ -661,878 +661,34 @@
         <w:pStyle w:val="Heading2"/>
       </w:pPr>
       <w:r>
-        <w:t>Il passaggio nascosto [SCRITTO]</w:t>
+        <w:t>La prima Frattura [SCRITTO]</w:t>
       </w:r>
     </w:p>
     <w:p>
       <w:r>
-        <w:t xml:space="preserve">Eclissia non l'aveva mai vista nessuno, perché </w:t>
-      </w:r>
-      <w:r>
-        <w:rPr>
-          <w:b/>
-        </w:rPr>
-        <w:t>nessuno sapeva che ci fosse un dall'altra parte</w:t>
-      </w:r>
-      <w:r>
-        <w:t>. Si credeva che la Frattura fosse la fine, non un tramite.</w:t>
+        <w:t>Non è la prima volta che succede. Tanto tempo fa la differenza di potenziale crebbe già una volta, e il cielo si aprì.</w:t>
       </w:r>
     </w:p>
     <w:p>
       <w:r>
-        <w:t xml:space="preserve">Il passaggio lo conosce solo chi è nato nella ferita. </w:t>
-      </w:r>
-      <w:r>
         <w:rPr>
           <w:b/>
         </w:rPr>
-        <w:t>Lo mostra ECHO-0 al settore 35</w:t>
-      </w:r>
-      <w:r>
-        <w:t>, quando si arrende: una fenditura nel fondo del viola che si apre soltanto se sai dove guardare.</w:t>
+        <w:t>Gli antichi Custodi la chiusero nel modo sbagliato: la tapparono.</w:t>
+      </w:r>
+      <w:r>
+        <w:t xml:space="preserve"> Invece di darle una strada, la sigillarono a forza. Ha retto secoli — abbastanza perché tutti dimenticassero — poi la tensione, che nel frattempo non aveva smesso di crescere, ha riaperto la ferita nello stesso punto.</w:t>
       </w:r>
     </w:p>
     <w:p>
       <w:r>
-        <w:t>È il momento in cui il gioco cambia mondo, e va trattato come tale: una scena, non una porta.</w:t>
-      </w:r>
-    </w:p>
-    <w:p>
-      <w:pPr>
-        <w:pStyle w:val="Heading2"/>
-      </w:pPr>
-      <w:r>
-        <w:t>ECLISSIA [SCRITTO]</w:t>
-      </w:r>
-    </w:p>
-    <w:p>
-      <w:r>
-        <w:t xml:space="preserve">L'altro mondo. Ha un livello energetico </w:t>
-      </w:r>
-      <w:r>
         <w:rPr>
           <w:b/>
         </w:rPr>
-        <w:t>opposto</w:t>
-      </w:r>
-      <w:r>
-        <w:t xml:space="preserve"> a quello di Lumina: è il polo basso, quello che aspetta di essere riempito. </w:t>
-      </w:r>
-      <w:r>
-        <w:rPr>
-          <w:b/>
-        </w:rPr>
-        <w:t>Non è il mondo dei cattivi</w:t>
-      </w:r>
-      <w:r>
-        <w:t>, è semplicemente l'altro capo del circuito — e senza di lui la corrente non avrebbe dove andare.</w:t>
-      </w:r>
-    </w:p>
-    <w:p>
-      <w:r>
-        <w:t xml:space="preserve">Si chiama così perché da Lumina si vede come un'ombra che copre la luce senza spegnerla. E un'eclissi, per definizione, </w:t>
-      </w:r>
-      <w:r>
-        <w:rPr>
-          <w:b/>
-        </w:rPr>
-        <w:t>è una cosa che passa</w:t>
-      </w:r>
-      <w:r>
-        <w:t>: due corpi disallineati, non due nemici. È il motivo per cui la storia può finire con un riequilibrio e non con una distruzione.</w:t>
-      </w:r>
-    </w:p>
-    <w:p>
-      <w:r>
-        <w:t xml:space="preserve">Il nome viene dal greco </w:t>
-      </w:r>
-      <w:r>
-        <w:rPr>
-          <w:i/>
-        </w:rPr>
-        <w:t>ékleipsis</w:t>
-      </w:r>
-      <w:r>
-        <w:t>, «sparizione, venir meno» — la stessa paura che tiene in vita ECHO-0.</w:t>
-      </w:r>
-    </w:p>
-    <w:p>
-      <w:r>
-        <w:rPr>
-          <w:b/>
-        </w:rPr>
-        <w:t>Eclissia non vuole niente.</w:t>
-      </w:r>
-      <w:r>
-        <w:t xml:space="preserve"> Non ha un esercito, non ha un piano, non ha un re: è un mondo, non un nemico. Chi ruba e chi minaccia sono creature nate nella ferita, non ambasciatori di Eclissia. Questa riga non si tocca mai.</w:t>
-      </w:r>
-    </w:p>
-    <w:p>
-      <w:r>
-        <w:rPr>
-          <w:b/>
-        </w:rPr>
-        <w:t>Come si gioca.</w:t>
-      </w:r>
-      <w:r>
-        <w:t xml:space="preserve"> Settori 36-55. È qui che il mondo cambia legge ogni tre settori (vedi capitolo 10): bassa gravità, buio, piattaforme instabili, giganti, eco, tempesta, pioggia di fuoco. Non sono effetti speciali: sono il clima del posto.</w:t>
-      </w:r>
-    </w:p>
-    <w:p>
-      <w:r>
-        <w:rPr>
-          <w:b/>
-        </w:rPr>
-        <w:t>Come si disegna.</w:t>
-      </w:r>
-      <w:r>
-        <w:t xml:space="preserve"> Un mondo vero, non un incubo: ha terra, ha cielo, ha orizzonte — ma tutto è illuminato al contrario, come sotto un'eclissi. Luce radente, ombre lunghe, colori profondi (indaco, prugna, verde marcio) e in lontananza, sempre, la sagoma del vulcano. Bello e scomodo, mai brutto.</w:t>
-      </w:r>
-    </w:p>
-    <w:p>
-      <w:pPr>
-        <w:pStyle w:val="Heading2"/>
-      </w:pPr>
-      <w:r>
-        <w:t>La Corrente Verde [GIOCO]</w:t>
-      </w:r>
-    </w:p>
-    <w:p>
-      <w:r>
-        <w:rPr>
-          <w:b/>
-        </w:rPr>
-        <w:t>Cos'è.</w:t>
-      </w:r>
-      <w:r>
-        <w:t xml:space="preserve"> L'energia che riesce davvero a fluire. Non è una moneta e non è un potere: è la sostanza che, versata dove serve, fa scorrere il resto. In natura sta sparsa in cariche sospese, che non cadono e non si consumano.</w:t>
-      </w:r>
-    </w:p>
-    <w:p>
-      <w:r>
-        <w:rPr>
-          <w:b/>
-        </w:rPr>
-        <w:t>Come si gioca.</w:t>
-      </w:r>
-      <w:r>
-        <w:t xml:space="preserve"> Le cariche restano ferme a mezz'aria. Non le raccoglie il giocatore: le raccoglie il contenitore. Con Ampere in mano, corrono da sola verso la lanterna. Senza Ampere (settori 36-55) le raccolgono i Custodi addosso — vedi </w:t>
-      </w:r>
-      <w:r>
-        <w:rPr>
-          <w:i/>
-        </w:rPr>
-        <w:t>La corrente addosso</w:t>
-      </w:r>
-      <w:r>
-        <w:t>, qui sotto.</w:t>
-      </w:r>
-    </w:p>
-    <w:p>
-      <w:r>
-        <w:rPr>
-          <w:b/>
-        </w:rPr>
-        <w:t>Come si disegna.</w:t>
-      </w:r>
-      <w:r>
-        <w:t xml:space="preserve"> Piccoli cristalli verde fluo che ruotano piano, con un alone. Verde </w:t>
-      </w:r>
-      <w:r>
-        <w:rPr>
-          <w:rFonts w:ascii="Consolas" w:hAnsi="Consolas"/>
-          <w:color w:val="7A3FD6"/>
-          <w:sz w:val="19"/>
-        </w:rPr>
-        <w:t>#5effa8</w:t>
-      </w:r>
-      <w:r>
-        <w:t xml:space="preserve">, cuore chiaro </w:t>
-      </w:r>
-      <w:r>
-        <w:rPr>
-          <w:rFonts w:ascii="Consolas" w:hAnsi="Consolas"/>
-          <w:color w:val="7A3FD6"/>
-          <w:sz w:val="19"/>
-        </w:rPr>
-        <w:t>#eafff2</w:t>
-      </w:r>
-      <w:r>
-        <w:t>. Mai monete, mai gemme, mai soldi: sono scintille ordinate.</w:t>
-      </w:r>
-    </w:p>
-    <w:p>
-      <w:pPr>
-        <w:pStyle w:val="Heading2"/>
-      </w:pPr>
-      <w:r>
-        <w:t>La corrente addosso [SCRITTO]</w:t>
-      </w:r>
-    </w:p>
-    <w:p>
-      <w:r>
-        <w:rPr>
-          <w:b/>
-        </w:rPr>
-        <w:t>Cos'è.</w:t>
-      </w:r>
-      <w:r>
-        <w:t xml:space="preserve"> Dal settore 36 al 55 Ampere non ce l'hanno: la corrente se la tengono dentro. Aren e Lyra sono i Custodi di VOLT, sono fatti per </w:t>
-      </w:r>
-      <w:r>
-        <w:rPr>
-          <w:b/>
-        </w:rPr>
-        <w:t>reggere la tensione</w:t>
-      </w:r>
-      <w:r>
-        <w:t xml:space="preserve"> — ma non sono contenitori. Tenersi la corrente in corpo è scomodo e pericoloso.</w:t>
-      </w:r>
-    </w:p>
-    <w:p>
-      <w:r>
-        <w:t>Ed è esattamente il motivo per cui devono riprendersi la lanterna. Non è un capriccio: è che senza un contenitore l'energia non serve a niente e fa solo male. È il tema del gioco, applicato addosso ai protagonisti.</w:t>
-      </w:r>
-    </w:p>
-    <w:p>
-      <w:r>
-        <w:rPr>
-          <w:b/>
-        </w:rPr>
-        <w:t>Come si gioca.</w:t>
-      </w:r>
-      <w:r>
-        <w:t xml:space="preserve"> Una </w:t>
-      </w:r>
-      <w:r>
-        <w:rPr>
-          <w:b/>
-        </w:rPr>
-        <w:t>barra verde fluo in alto</w:t>
-      </w:r>
-      <w:r>
-        <w:t xml:space="preserve"> che si riempie mano a mano che si raccoglie. Più è piena, più è instabile: ogni tanto </w:t>
-      </w:r>
-      <w:r>
-        <w:rPr>
-          <w:b/>
-        </w:rPr>
-        <w:t>scarica da sola</w:t>
-      </w:r>
-      <w:r>
-        <w:t xml:space="preserve"> — un lampo, una scossa, il personaggio che perde un istante il controllo — e più sale, più capita spesso. Non toglie vite: toglie tranquillità. Al settore 56, appena Ampere torna, </w:t>
-      </w:r>
-      <w:r>
-        <w:rPr>
-          <w:b/>
-        </w:rPr>
-        <w:t>si svuota dentro il vetro in un colpo solo</w:t>
-      </w:r>
-      <w:r>
-        <w:t xml:space="preserve"> e la lanterna si accende come non l'hai mai vista.</w:t>
-      </w:r>
-    </w:p>
-    <w:p>
-      <w:r>
-        <w:rPr>
-          <w:b/>
-        </w:rPr>
-        <w:t>Come si disegna.</w:t>
-      </w:r>
-      <w:r>
-        <w:t xml:space="preserve"> Nei post e nei disegni: vene verdi che si accendono sotto la tuta lungo le braccia, il petto che pulsa, scariche che saltano fra i due quando camminano vicini. Sono pieni di una cosa che non è loro.</w:t>
-      </w:r>
-    </w:p>
-    <w:p>
-      <w:pPr>
-        <w:pStyle w:val="Heading2"/>
-      </w:pPr>
-      <w:r>
-        <w:t>La Caldera Voltaica [SCRITTO]</w:t>
-      </w:r>
-    </w:p>
-    <w:p>
-      <w:r>
-        <w:rPr>
-          <w:b/>
-        </w:rPr>
-        <w:t>Cos'è.</w:t>
-      </w:r>
-      <w:r>
-        <w:t xml:space="preserve"> Un immenso vulcano energetico al centro di Eclissia. Nel cratere non c'è lava: ci sono </w:t>
-      </w:r>
-      <w:r>
-        <w:rPr>
-          <w:b/>
-        </w:rPr>
-        <w:t>fulmini liquidi, rocce magnetiche e residui dei due mondi</w:t>
-      </w:r>
-      <w:r>
-        <w:t>. È il punto in cui la differenza di potenziale fra i mondi tocca il massimo — e quindi l'unico posto dove la corrente, se versata, diventa flusso invece che scarica.</w:t>
-      </w:r>
-    </w:p>
-    <w:p>
-      <w:r>
-        <w:t xml:space="preserve">Versarcela dentro chiude il circuito: l'energia non esplode verso l'esterno, </w:t>
-      </w:r>
-      <w:r>
-        <w:rPr>
-          <w:b/>
-        </w:rPr>
-        <w:t>scorre lungo i due bordi della Frattura</w:t>
-      </w:r>
-      <w:r>
-        <w:t xml:space="preserve"> e li ricuce come una ferita luminosa.</w:t>
-      </w:r>
-    </w:p>
-    <w:p>
-      <w:r>
-        <w:rPr>
-          <w:b/>
-        </w:rPr>
-        <w:t>Come si gioca.</w:t>
-      </w:r>
-      <w:r>
-        <w:t xml:space="preserve"> Settori 57-65: la scalata. Il gioco gira di novanta gradi — non si corre più in avanti, si guadagna quota.</w:t>
-      </w:r>
-    </w:p>
-    <w:p>
-      <w:r>
-        <w:rPr>
-          <w:b/>
-        </w:rPr>
-        <w:t>Come si disegna.</w:t>
-      </w:r>
-      <w:r>
-        <w:t xml:space="preserve"> Un cono nero e magnetico che si vede da tutta Eclissia, con scariche che salgono lungo i fianchi invece di scendere. Dentro il cratere, luce bianca e blu. Nessun fuoco arancione: non è un vulcano di lava, è un vulcano di corrente.</w:t>
-      </w:r>
-    </w:p>
-    <w:p>
-      <w:pPr>
-        <w:pStyle w:val="Heading1"/>
-      </w:pPr>
-      <w:r>
-        <w:t>3. Le persone</w:t>
-      </w:r>
-    </w:p>
-    <w:p>
-      <w:pPr>
-        <w:pStyle w:val="Heading2"/>
-      </w:pPr>
-      <w:r>
-        <w:t>VOLT non è un nome [GIOCO]</w:t>
-      </w:r>
-    </w:p>
-    <w:p>
-      <w:r>
-        <w:rPr>
-          <w:b/>
-        </w:rPr>
-        <w:t>VOLT è il potere, non la persona. Non si nasce VOLT: lo si diventa.</w:t>
-      </w:r>
-      <w:r>
-        <w:t xml:space="preserve"> Due Custodi vegliano sul Nucleo di Lumina. Quello che il giocatore sceglie assorbe l'energia e diventa VOLT; l'altro viene catturato dal Divoratore mentre cerca di proteggerlo.</w:t>
-      </w:r>
-    </w:p>
-    <w:p>
-      <w:r>
-        <w:t>Non si scrive mai «VOLT, il ragazzo» o «Volt e Lyra». Si scrive «Aren, che è diventato VOLT» oppure «Lyra, che è diventata VOLT».</w:t>
-      </w:r>
-    </w:p>
-    <w:p>
-      <w:pPr>
-        <w:pStyle w:val="Heading2"/>
-      </w:pPr>
-      <w:r>
-        <w:t>AREN [GIOCO]</w:t>
-      </w:r>
-    </w:p>
-    <w:p>
-      <w:r>
-        <w:t xml:space="preserve">Custode. Combatte col </w:t>
-      </w:r>
-      <w:r>
-        <w:rPr>
-          <w:b/>
-        </w:rPr>
-        <w:t>blaster</w:t>
-      </w:r>
-      <w:r>
-        <w:t>. Colpi pesanti, più resistenza, un po' più lento. Nel gioco: 5 cuori, corsa 282, danno per secondo 8,7.</w:t>
-      </w:r>
-    </w:p>
-    <w:p>
-      <w:r>
-        <w:t xml:space="preserve">Aspetto: tuta bianca e blu notte, visore azzurro, </w:t>
-      </w:r>
-      <w:r>
-        <w:rPr>
-          <w:b/>
-        </w:rPr>
-        <w:t>sciarpa fucsia</w:t>
-      </w:r>
-      <w:r>
-        <w:t xml:space="preserve">, fulmine giallo sul petto. Colori esatti: corpo </w:t>
-      </w:r>
-      <w:r>
-        <w:rPr>
-          <w:rFonts w:ascii="Consolas" w:hAnsi="Consolas"/>
-          <w:color w:val="7A3FD6"/>
-          <w:sz w:val="19"/>
-        </w:rPr>
-        <w:t>#f2f7ff</w:t>
-      </w:r>
-      <w:r>
-        <w:t xml:space="preserve">, dettagli </w:t>
-      </w:r>
-      <w:r>
-        <w:rPr>
-          <w:rFonts w:ascii="Consolas" w:hAnsi="Consolas"/>
-          <w:color w:val="7A3FD6"/>
-          <w:sz w:val="19"/>
-        </w:rPr>
-        <w:t>#22c8f5</w:t>
-      </w:r>
-      <w:r>
-        <w:t xml:space="preserve">, sciarpa </w:t>
-      </w:r>
-      <w:r>
-        <w:rPr>
-          <w:rFonts w:ascii="Consolas" w:hAnsi="Consolas"/>
-          <w:color w:val="7A3FD6"/>
-          <w:sz w:val="19"/>
-        </w:rPr>
-        <w:t>#ff5d8f</w:t>
-      </w:r>
-      <w:r>
-        <w:t xml:space="preserve">, gambe </w:t>
-      </w:r>
-      <w:r>
-        <w:rPr>
-          <w:rFonts w:ascii="Consolas" w:hAnsi="Consolas"/>
-          <w:color w:val="7A3FD6"/>
-          <w:sz w:val="19"/>
-        </w:rPr>
-        <w:t>#3a4a86</w:t>
-      </w:r>
-      <w:r>
-        <w:t>.</w:t>
-      </w:r>
-    </w:p>
-    <w:p>
-      <w:pPr>
-        <w:pStyle w:val="Heading2"/>
-      </w:pPr>
-      <w:r>
-        <w:t>LYRA [GIOCO]</w:t>
-      </w:r>
-    </w:p>
-    <w:p>
-      <w:r>
-        <w:t xml:space="preserve">Custode. Combatte col </w:t>
-      </w:r>
-      <w:r>
-        <w:rPr>
-          <w:b/>
-        </w:rPr>
-        <w:t>guanto energetico</w:t>
-      </w:r>
-      <w:r>
-        <w:t>, non col blaster. Veloce, salto più alto, raffica rapida, colpi più leggeri, meno resistenza. Nel gioco: 4 cuori, corsa 336, danno per secondo 8,2 (stessa possibilità di arrivare in fondo, modo diverso di arrivarci).</w:t>
-      </w:r>
-    </w:p>
-    <w:p>
-      <w:r>
-        <w:t xml:space="preserve">Aspetto: tuta rosa e bianca, capelli viola con la </w:t>
-      </w:r>
-      <w:r>
-        <w:rPr>
-          <w:b/>
-        </w:rPr>
-        <w:t>ciocca gialla</w:t>
-      </w:r>
-      <w:r>
-        <w:t xml:space="preserve">, dettagli ciano, coda. Colori esatti: corpo </w:t>
-      </w:r>
-      <w:r>
-        <w:rPr>
-          <w:rFonts w:ascii="Consolas" w:hAnsi="Consolas"/>
-          <w:color w:val="7A3FD6"/>
-          <w:sz w:val="19"/>
-        </w:rPr>
-        <w:t>#fff0f6</w:t>
-      </w:r>
-      <w:r>
-        <w:t xml:space="preserve">, dettagli </w:t>
-      </w:r>
-      <w:r>
-        <w:rPr>
-          <w:rFonts w:ascii="Consolas" w:hAnsi="Consolas"/>
-          <w:color w:val="7A3FD6"/>
-          <w:sz w:val="19"/>
-        </w:rPr>
-        <w:t>#ff5d8f</w:t>
-      </w:r>
-      <w:r>
-        <w:t xml:space="preserve">, capelli </w:t>
-      </w:r>
-      <w:r>
-        <w:rPr>
-          <w:rFonts w:ascii="Consolas" w:hAnsi="Consolas"/>
-          <w:color w:val="7A3FD6"/>
-          <w:sz w:val="19"/>
-        </w:rPr>
-        <w:t>#7a3fd6</w:t>
-      </w:r>
-      <w:r>
-        <w:t xml:space="preserve">, ciocca </w:t>
-      </w:r>
-      <w:r>
-        <w:rPr>
-          <w:rFonts w:ascii="Consolas" w:hAnsi="Consolas"/>
-          <w:color w:val="7A3FD6"/>
-          <w:sz w:val="19"/>
-        </w:rPr>
-        <w:t>#ffd166</w:t>
-      </w:r>
-      <w:r>
-        <w:t xml:space="preserve">, gambe </w:t>
-      </w:r>
-      <w:r>
-        <w:rPr>
-          <w:rFonts w:ascii="Consolas" w:hAnsi="Consolas"/>
-          <w:color w:val="7A3FD6"/>
-          <w:sz w:val="19"/>
-        </w:rPr>
-        <w:t>#4a2f7a</w:t>
-      </w:r>
-      <w:r>
-        <w:t>.</w:t>
-      </w:r>
-    </w:p>
-    <w:p>
-      <w:pPr>
-        <w:pStyle w:val="Heading2"/>
-      </w:pPr>
-      <w:r>
-        <w:t>Il legame fra i due [SCRITTO]</w:t>
-      </w:r>
-    </w:p>
-    <w:p>
-      <w:r>
-        <w:t xml:space="preserve">Si vogliono bene. Non serve dirlo mai a parole: si vede da cosa fanno l'uno per l'altra. Nel primo atto uno attraversa venti settori per riprendersi l'altro; nel secondo combattono insieme. </w:t>
-      </w:r>
-      <w:r>
-        <w:rPr>
-          <w:b/>
-        </w:rPr>
-        <w:t>Non si scrivono dichiarazioni d'amore, non si scrivono baci.</w:t>
-      </w:r>
-      <w:r>
-        <w:t xml:space="preserve"> Si abbracciano, e basta: il gioco lo guardano anche i bambini, e le cose dette a metà funzionano meglio.</w:t>
-      </w:r>
-    </w:p>
-    <w:p>
-      <w:r>
-        <w:rPr>
-          <w:b/>
-        </w:rPr>
-        <w:t>Chi viene rapito non è una damigella.</w:t>
-      </w:r>
-      <w:r>
-        <w:t xml:space="preserve"> Resiste, osserva, manda segnali frammentari e prepara dall'interno le condizioni della propria liberazione. Nel gioco è già così: i messaggi che arrivano durante i settori («Segnale di Lyra rilevato», «Un frammento: è passato di qui») sono la sua voce, non un promemoria del gioco.</w:t>
-      </w:r>
-    </w:p>
-    <w:p>
-      <w:pPr>
-        <w:pStyle w:val="Heading2"/>
-      </w:pPr>
-      <w:r>
-        <w:t>AMPERE [GIOCO] (la storia è [SCRITTO])</w:t>
-      </w:r>
-    </w:p>
-    <w:p>
-      <w:r>
-        <w:rPr>
-          <w:b/>
-        </w:rPr>
-        <w:t>Cos'è.</w:t>
-      </w:r>
-      <w:r>
-        <w:t xml:space="preserve"> Una piccola lanterna verde, quasi viva, costruita dagli antichi Custodi. Non è un oggetto magico e non è un'arma: </w:t>
-      </w:r>
-      <w:r>
-        <w:rPr>
-          <w:b/>
-        </w:rPr>
-        <w:t>è un contenitore</w:t>
-      </w:r>
-      <w:r>
-        <w:t>. Raccoglie la Corrente Verde, la ordina e la rende utilizzabile.</w:t>
-      </w:r>
-    </w:p>
-    <w:p>
-      <w:r>
-        <w:t xml:space="preserve">Non era una leggenda perduta: </w:t>
-      </w:r>
-      <w:r>
-        <w:rPr>
-          <w:b/>
-        </w:rPr>
-        <w:t>stava nella centrale di Lumina</w:t>
-      </w:r>
-      <w:r>
-        <w:t>, ed è la ragione per cui Lumina ha luce. Il Nucleo dà la spinta, Ampere fa scorrere.</w:t>
-      </w:r>
-    </w:p>
-    <w:p>
-      <w:r>
-        <w:rPr>
-          <w:b/>
-        </w:rPr>
-        <w:t>Come si gioca.</w:t>
-      </w:r>
-      <w:r>
-        <w:t xml:space="preserve"> Galleggia dietro le spalle del Custode. Si accende man mano che si carica, </w:t>
-      </w:r>
-      <w:r>
-        <w:rPr>
-          <w:b/>
-        </w:rPr>
-        <w:t>si allarma quando arriva un mostro</w:t>
-      </w:r>
-      <w:r>
-        <w:t xml:space="preserve"> (si scosta, trema, diventa arancione) e </w:t>
-      </w:r>
-      <w:r>
-        <w:rPr>
-          <w:b/>
-        </w:rPr>
-        <w:t>al buio è lei la vera fonte di luce</w:t>
-      </w:r>
-      <w:r>
-        <w:t>, con un raggio che cresce con la carica. Quando è piena la corrente scorre da sola: un filo verde parte dalla lanterna e salta da un mostro all'altro, fino a cinque.</w:t>
-      </w:r>
-    </w:p>
-    <w:p>
-      <w:r>
-        <w:t xml:space="preserve">Ampere non parla. Ampere </w:t>
-      </w:r>
-      <w:r>
-        <w:rPr>
-          <w:b/>
-        </w:rPr>
-        <w:t>reagisce</w:t>
-      </w:r>
-      <w:r>
-        <w:t>: si muove verso quello che conta. È lei a insegnare al giocatore cosa fare, senza scritte in mezzo allo schermo.</w:t>
-      </w:r>
-    </w:p>
-    <w:p>
-      <w:r>
-        <w:rPr>
-          <w:b/>
-        </w:rPr>
-        <w:t>Come si disegna.</w:t>
-      </w:r>
-      <w:r>
-        <w:t xml:space="preserve"> Lanterna da minatore, non lampada di Aladino: cappello e base in metallo blu scuro (</w:t>
-      </w:r>
-      <w:r>
-        <w:rPr>
-          <w:rFonts w:ascii="Consolas" w:hAnsi="Consolas"/>
-          <w:color w:val="7A3FD6"/>
-          <w:sz w:val="19"/>
-        </w:rPr>
-        <w:t>#3b4a7a</w:t>
-      </w:r>
-      <w:r>
-        <w:t xml:space="preserve">), vetro tondo, manico ad archetto. Dentro, la corrente sale come un liquido: più è carica, più il vetro è pieno. Nucleo chiaro che pulsa al centro. Verde </w:t>
-      </w:r>
-      <w:r>
-        <w:rPr>
-          <w:rFonts w:ascii="Consolas" w:hAnsi="Consolas"/>
-          <w:color w:val="7A3FD6"/>
-          <w:sz w:val="19"/>
-        </w:rPr>
-        <w:t>#5effa8</w:t>
-      </w:r>
-      <w:r>
-        <w:t xml:space="preserve">. Quando ha paura vira all'arancione. Non ha occhi e non ha bocca: </w:t>
-      </w:r>
-      <w:r>
-        <w:rPr>
-          <w:b/>
-        </w:rPr>
-        <w:t>è viva nel modo in cui si muove</w:t>
-      </w:r>
-      <w:r>
-        <w:t>, non nella faccia.</w:t>
-      </w:r>
-    </w:p>
-    <w:p>
-      <w:pPr>
-        <w:pStyle w:val="Heading3"/>
-      </w:pPr>
-      <w:r>
-        <w:t>L'arco di Ampere, e va rispettato</w:t>
-      </w:r>
-    </w:p>
-    <w:p>
-      <w:pPr>
-        <w:pStyle w:val="ListNumber"/>
-      </w:pPr>
-      <w:r>
-        <w:rPr>
-          <w:b/>
-        </w:rPr>
-        <w:t>Rubata</w:t>
-      </w:r>
-      <w:r>
-        <w:t xml:space="preserve"> — ECHO-0 se la porta via dalla centrale di Lumina. È il motivo per</w:t>
-      </w:r>
-      <w:r>
-        <w:t xml:space="preserve"> cui Lumina si sta spegnendo.</w:t>
-      </w:r>
-    </w:p>
-    <w:p>
-      <w:pPr>
-        <w:pStyle w:val="ListNumber"/>
-      </w:pPr>
-      <w:r>
-        <w:rPr>
-          <w:b/>
-        </w:rPr>
-        <w:t>Riconquistata</w:t>
-      </w:r>
-      <w:r>
-        <w:t xml:space="preserve"> — settore 30: gliela strappi di mano.</w:t>
-      </w:r>
-    </w:p>
-    <w:p>
-      <w:pPr>
-        <w:pStyle w:val="ListNumber"/>
-      </w:pPr>
-      <w:r>
-        <w:rPr>
-          <w:b/>
-        </w:rPr>
-        <w:t>Persa di nuovo</w:t>
-      </w:r>
-      <w:r>
-        <w:t xml:space="preserve"> — settore 35: te la strappa ECHO-1, un istante prima che tu</w:t>
-      </w:r>
-      <w:r>
-        <w:t xml:space="preserve"> vinca.</w:t>
-      </w:r>
-    </w:p>
-    <w:p>
-      <w:pPr>
-        <w:pStyle w:val="ListNumber"/>
-      </w:pPr>
-      <w:r>
-        <w:rPr>
-          <w:b/>
-        </w:rPr>
-        <w:t>Riavuta</w:t>
-      </w:r>
-      <w:r>
-        <w:t xml:space="preserve"> — settore 56, dal petto di ECHO-1.</w:t>
-      </w:r>
-    </w:p>
-    <w:p>
-      <w:pPr>
-        <w:pStyle w:val="ListNumber"/>
-      </w:pPr>
-      <w:r>
-        <w:rPr>
-          <w:b/>
-        </w:rPr>
-        <w:t>Riempita</w:t>
-      </w:r>
-      <w:r>
-        <w:t xml:space="preserve"> — con tutta la corrente che ti sei portato addosso per venti</w:t>
-      </w:r>
-      <w:r>
-        <w:t xml:space="preserve"> settori.</w:t>
-      </w:r>
-    </w:p>
-    <w:p>
-      <w:pPr>
-        <w:pStyle w:val="ListNumber"/>
-      </w:pPr>
-      <w:r>
-        <w:rPr>
-          <w:b/>
-        </w:rPr>
-        <w:t>Versata</w:t>
-      </w:r>
-      <w:r>
-        <w:t xml:space="preserve"> — al settore 65, nel cratere.</w:t>
-      </w:r>
-    </w:p>
-    <w:p>
-      <w:r>
-        <w:t>Se la lanterna è lì dal primo momento e si carica da sola, tutto l'atto II perde il motivo per cui esiste.</w:t>
-      </w:r>
-    </w:p>
-    <w:p>
-      <w:pPr>
-        <w:pStyle w:val="Heading3"/>
-      </w:pPr>
-      <w:r>
-        <w:t>Ampere rovesciata [SCRITTO]</w:t>
-      </w:r>
-    </w:p>
-    <w:p>
-      <w:r>
-        <w:rPr>
-          <w:b/>
-        </w:rPr>
-        <w:t>Cos'è.</w:t>
-      </w:r>
-      <w:r>
-        <w:t xml:space="preserve"> Alla cima, Ampere si gira al contrario: smette di versare e comincia ad </w:t>
-      </w:r>
-      <w:r>
-        <w:rPr>
-          <w:b/>
-        </w:rPr>
-        <w:t>aspirare</w:t>
-      </w:r>
-      <w:r>
-        <w:t>. Un contenitore funziona nei due sensi — è la stessa idea, letta al rovescio.</w:t>
-      </w:r>
-    </w:p>
-    <w:p>
-      <w:r>
-        <w:rPr>
-          <w:b/>
-        </w:rPr>
-        <w:t>Come si gioca.</w:t>
-      </w:r>
-      <w:r>
-        <w:t xml:space="preserve"> È l'arma dell'ultimo scontro (vedi </w:t>
-      </w:r>
-      <w:r>
-        <w:rPr>
-          <w:b/>
-        </w:rPr>
-        <w:t>OHM</w:t>
-      </w:r>
-      <w:r>
-        <w:t>): non si spara, si aspira. Pezzo per pezzo.</w:t>
-      </w:r>
-    </w:p>
-    <w:p>
-      <w:r>
-        <w:rPr>
-          <w:b/>
-        </w:rPr>
-        <w:t>Come si disegna.</w:t>
-      </w:r>
-      <w:r>
-        <w:t xml:space="preserve"> Il vetro si apre come un diaframma e il flusso entra invece di uscire. La luce va dal nemico verso la lanterna, non viceversa. È l'immagine-chiave del finale e vale un poster da sola.</w:t>
+        <w:t>Da quell'errore nasce Ampere:</w:t>
+      </w:r>
+      <w:r>
+        <w:t xml:space="preserve"> la costruirono dopo, quando capirono che sigillare non basta e che serve un contenitore capace di far scorrere. Ma non fecero in tempo a usarla per chiudere niente: la misero nella centrale, dove serviva a tenere accesa Lumina, e la storia della prima Frattura diventò una cosa che non si raccontava più.</w:t>
       </w:r>
     </w:p>
     <w:p>
@@ -1548,13 +704,384 @@
           <w:b/>
           <w:sz w:val="21"/>
         </w:rPr>
-        <w:t>[APERTO] — Ampere si versa, non si getta.</w:t>
+        <w:t>Perché la conoscenza si era persa:</w:t>
       </w:r>
       <w:r>
         <w:rPr>
           <w:sz w:val="21"/>
         </w:rPr>
-        <w:t xml:space="preserve"> Deciso: la lanterna resta. Alla fine è vuota e spenta, in mano a chi l'ha portata fin lassù, e si riaccende piano soltanto quando la Frattura è chiusa.</w:t>
+        <w:t xml:space="preserve"> quando una cosa sembra risolta, si smette di parlarne. È così che si dimenticano le cose importanti.</w:t>
+      </w:r>
+    </w:p>
+    <w:p>
+      <w:r>
+        <w:rPr>
+          <w:b/>
+        </w:rPr>
+        <w:t>Come si racconta.</w:t>
+      </w:r>
+      <w:r>
+        <w:t xml:space="preserve"> Non serve una civiltà, non servono nomi, non servono rovine da disegnare. Serve </w:t>
+      </w:r>
+      <w:r>
+        <w:rPr>
+          <w:b/>
+        </w:rPr>
+        <w:t>l'errore</w:t>
+      </w:r>
+      <w:r>
+        <w:t>: hanno tappato invece di far scorrere. È la stessa lezione del gioco, detta una volta prima e sbagliata.</w:t>
+      </w:r>
+    </w:p>
+    <w:p>
+      <w:pPr>
+        <w:pStyle w:val="Heading2"/>
+      </w:pPr>
+      <w:r>
+        <w:t>Il passaggio nascosto [SCRITTO]</w:t>
+      </w:r>
+    </w:p>
+    <w:p>
+      <w:r>
+        <w:t xml:space="preserve">Eclissia non l'aveva mai vista nessuno, perché </w:t>
+      </w:r>
+      <w:r>
+        <w:rPr>
+          <w:b/>
+        </w:rPr>
+        <w:t>nessuno sapeva che ci fosse un dall'altra parte</w:t>
+      </w:r>
+      <w:r>
+        <w:t>. Si credeva che la Frattura fosse la fine, non un tramite.</w:t>
+      </w:r>
+    </w:p>
+    <w:p>
+      <w:r>
+        <w:t xml:space="preserve">Il passaggio lo conosce solo chi è nato nella ferita. </w:t>
+      </w:r>
+      <w:r>
+        <w:rPr>
+          <w:b/>
+        </w:rPr>
+        <w:t>Lo mostra ECHO-0 al settore 35</w:t>
+      </w:r>
+      <w:r>
+        <w:t>, quando si arrende: una fenditura nel fondo del viola che si apre soltanto se sai dove guardare.</w:t>
+      </w:r>
+    </w:p>
+    <w:p>
+      <w:r>
+        <w:t>È il momento in cui il gioco cambia mondo, e va trattato come tale: una scena, non una porta.</w:t>
+      </w:r>
+    </w:p>
+    <w:p>
+      <w:pPr>
+        <w:pStyle w:val="Heading2"/>
+      </w:pPr>
+      <w:r>
+        <w:t>ECLISSIA [SCRITTO]</w:t>
+      </w:r>
+    </w:p>
+    <w:p>
+      <w:r>
+        <w:t xml:space="preserve">L'altro mondo. Ha un livello energetico </w:t>
+      </w:r>
+      <w:r>
+        <w:rPr>
+          <w:b/>
+        </w:rPr>
+        <w:t>opposto</w:t>
+      </w:r>
+      <w:r>
+        <w:t xml:space="preserve"> a quello di Lumina: è il polo basso, quello che aspetta di essere riempito. </w:t>
+      </w:r>
+      <w:r>
+        <w:rPr>
+          <w:b/>
+        </w:rPr>
+        <w:t>Non è il mondo dei cattivi</w:t>
+      </w:r>
+      <w:r>
+        <w:t>, è semplicemente l'altro capo del circuito — e senza di lui la corrente non avrebbe dove andare.</w:t>
+      </w:r>
+    </w:p>
+    <w:p>
+      <w:r>
+        <w:t xml:space="preserve">Si chiama così perché da Lumina si vede come un'ombra che copre la luce senza spegnerla. E un'eclissi, per definizione, </w:t>
+      </w:r>
+      <w:r>
+        <w:rPr>
+          <w:b/>
+        </w:rPr>
+        <w:t>è una cosa che passa</w:t>
+      </w:r>
+      <w:r>
+        <w:t>: due corpi disallineati, non due nemici. È il motivo per cui la storia può finire con un riequilibrio e non con una distruzione.</w:t>
+      </w:r>
+    </w:p>
+    <w:p>
+      <w:r>
+        <w:t xml:space="preserve">Il nome viene dal greco </w:t>
+      </w:r>
+      <w:r>
+        <w:rPr>
+          <w:i/>
+        </w:rPr>
+        <w:t>ékleipsis</w:t>
+      </w:r>
+      <w:r>
+        <w:t>, «sparizione, venir meno» — la stessa paura che tiene in vita ECHO-0.</w:t>
+      </w:r>
+    </w:p>
+    <w:p>
+      <w:r>
+        <w:rPr>
+          <w:b/>
+        </w:rPr>
+        <w:t>Eclissia non vuole niente.</w:t>
+      </w:r>
+      <w:r>
+        <w:t xml:space="preserve"> Non ha un esercito, non ha un piano, non ha un re: è un mondo, non un nemico. Chi ruba e chi minaccia sono creature nate nella ferita, non ambasciatori di Eclissia. Questa riga non si tocca mai.</w:t>
+      </w:r>
+    </w:p>
+    <w:p>
+      <w:r>
+        <w:rPr>
+          <w:b/>
+        </w:rPr>
+        <w:t>Come si gioca.</w:t>
+      </w:r>
+      <w:r>
+        <w:t xml:space="preserve"> Settori 36-55. È qui che il mondo cambia legge ogni tre settori (vedi capitolo 10): bassa gravità, buio, piattaforme instabili, giganti, eco, tempesta, pioggia di fuoco. Non sono effetti speciali: sono il clima del posto.</w:t>
+      </w:r>
+    </w:p>
+    <w:p>
+      <w:r>
+        <w:rPr>
+          <w:b/>
+        </w:rPr>
+        <w:t>Come si disegna.</w:t>
+      </w:r>
+      <w:r>
+        <w:t xml:space="preserve"> Un mondo vero, non un incubo: ha terra, ha cielo, ha orizzonte — ma tutto è illuminato al contrario, come sotto un'eclissi. Luce radente, ombre lunghe, colori profondi (indaco, prugna, verde marcio) e in lontananza, sempre, la sagoma del vulcano. Bello e scomodo, mai brutto.</w:t>
+      </w:r>
+    </w:p>
+    <w:p>
+      <w:pPr>
+        <w:pStyle w:val="Heading2"/>
+      </w:pPr>
+      <w:r>
+        <w:t>La Corrente Verde [GIOCO]</w:t>
+      </w:r>
+    </w:p>
+    <w:p>
+      <w:r>
+        <w:rPr>
+          <w:b/>
+        </w:rPr>
+        <w:t>Cos'è.</w:t>
+      </w:r>
+      <w:r>
+        <w:t xml:space="preserve"> L'energia che riesce davvero a fluire. Non è una moneta e non è un potere: è la sostanza che, versata dove serve, fa scorrere il resto. In natura sta sparsa in cariche sospese, che non cadono e non si consumano.</w:t>
+      </w:r>
+    </w:p>
+    <w:p>
+      <w:r>
+        <w:rPr>
+          <w:b/>
+        </w:rPr>
+        <w:t>Come si gioca.</w:t>
+      </w:r>
+      <w:r>
+        <w:t xml:space="preserve"> Le cariche restano ferme a mezz'aria. Non le raccoglie il giocatore: le raccoglie il contenitore. Con Ampere in mano, corrono da sola verso la lanterna. Senza Ampere (settori 36-55) le raccolgono i Custodi addosso — vedi </w:t>
+      </w:r>
+      <w:r>
+        <w:rPr>
+          <w:i/>
+        </w:rPr>
+        <w:t>La corrente addosso</w:t>
+      </w:r>
+      <w:r>
+        <w:t>, qui sotto.</w:t>
+      </w:r>
+    </w:p>
+    <w:p>
+      <w:r>
+        <w:rPr>
+          <w:b/>
+        </w:rPr>
+        <w:t>Come si disegna.</w:t>
+      </w:r>
+      <w:r>
+        <w:t xml:space="preserve"> Piccoli cristalli verde fluo che ruotano piano, con un alone. Verde </w:t>
+      </w:r>
+      <w:r>
+        <w:rPr>
+          <w:rFonts w:ascii="Consolas" w:hAnsi="Consolas"/>
+          <w:color w:val="7A3FD6"/>
+          <w:sz w:val="19"/>
+        </w:rPr>
+        <w:t>#5effa8</w:t>
+      </w:r>
+      <w:r>
+        <w:t xml:space="preserve">, cuore chiaro </w:t>
+      </w:r>
+      <w:r>
+        <w:rPr>
+          <w:rFonts w:ascii="Consolas" w:hAnsi="Consolas"/>
+          <w:color w:val="7A3FD6"/>
+          <w:sz w:val="19"/>
+        </w:rPr>
+        <w:t>#eafff2</w:t>
+      </w:r>
+      <w:r>
+        <w:t>. Mai monete, mai gemme, mai soldi: sono scintille ordinate.</w:t>
+      </w:r>
+    </w:p>
+    <w:p>
+      <w:pPr>
+        <w:pStyle w:val="Heading2"/>
+      </w:pPr>
+      <w:r>
+        <w:t>La corrente addosso [SCRITTO]</w:t>
+      </w:r>
+    </w:p>
+    <w:p>
+      <w:r>
+        <w:rPr>
+          <w:b/>
+        </w:rPr>
+        <w:t>Cos'è.</w:t>
+      </w:r>
+      <w:r>
+        <w:t xml:space="preserve"> Dal settore 36 al 55 Ampere non ce l'hanno: la corrente se la tengono dentro. Aren e Lyra sono i Custodi di VOLT, sono fatti per </w:t>
+      </w:r>
+      <w:r>
+        <w:rPr>
+          <w:b/>
+        </w:rPr>
+        <w:t>reggere la tensione</w:t>
+      </w:r>
+      <w:r>
+        <w:t xml:space="preserve"> — ma non sono contenitori. Tenersi la corrente in corpo è scomodo e pericoloso.</w:t>
+      </w:r>
+    </w:p>
+    <w:p>
+      <w:r>
+        <w:t>Ed è esattamente il motivo per cui devono riprendersi la lanterna. Non è un capriccio: è che senza un contenitore l'energia non serve a niente e fa solo male. È il tema del gioco, applicato addosso ai protagonisti.</w:t>
+      </w:r>
+    </w:p>
+    <w:p>
+      <w:r>
+        <w:rPr>
+          <w:b/>
+        </w:rPr>
+        <w:t>Come si gioca.</w:t>
+      </w:r>
+      <w:r>
+        <w:t xml:space="preserve"> Una </w:t>
+      </w:r>
+      <w:r>
+        <w:rPr>
+          <w:b/>
+        </w:rPr>
+        <w:t>barra verde fluo in alto</w:t>
+      </w:r>
+      <w:r>
+        <w:t xml:space="preserve"> che si riempie mano a mano che si raccoglie. Più è piena, più è instabile: ogni tanto </w:t>
+      </w:r>
+      <w:r>
+        <w:rPr>
+          <w:b/>
+        </w:rPr>
+        <w:t>scarica da sola</w:t>
+      </w:r>
+      <w:r>
+        <w:t xml:space="preserve"> — un lampo, una scossa, il personaggio che perde un istante il controllo — e più sale, più capita spesso. Non toglie vite: toglie tranquillità. Al settore 56, appena Ampere torna, </w:t>
+      </w:r>
+      <w:r>
+        <w:rPr>
+          <w:b/>
+        </w:rPr>
+        <w:t>si svuota dentro il vetro in un colpo solo</w:t>
+      </w:r>
+      <w:r>
+        <w:t xml:space="preserve"> e la lanterna si accende come non l'hai mai vista.</w:t>
+      </w:r>
+    </w:p>
+    <w:p>
+      <w:r>
+        <w:rPr>
+          <w:b/>
+        </w:rPr>
+        <w:t>Come si disegna.</w:t>
+      </w:r>
+      <w:r>
+        <w:t xml:space="preserve"> Nei post e nei disegni: vene verdi che si accendono sotto la tuta lungo le braccia, il petto che pulsa, scariche che saltano fra i due quando camminano vicini. Sono pieni di una cosa che non è loro.</w:t>
+      </w:r>
+    </w:p>
+    <w:p>
+      <w:pPr>
+        <w:pStyle w:val="Heading2"/>
+      </w:pPr>
+      <w:r>
+        <w:t>La Caldera Voltaica [SCRITTO]</w:t>
+      </w:r>
+    </w:p>
+    <w:p>
+      <w:r>
+        <w:rPr>
+          <w:b/>
+        </w:rPr>
+        <w:t>Cos'è.</w:t>
+      </w:r>
+      <w:r>
+        <w:t xml:space="preserve"> Un immenso vulcano energetico al centro di Eclissia. Nel cratere non c'è lava: ci sono </w:t>
+      </w:r>
+      <w:r>
+        <w:rPr>
+          <w:b/>
+        </w:rPr>
+        <w:t>fulmini liquidi, rocce magnetiche e residui dei due mondi</w:t>
+      </w:r>
+      <w:r>
+        <w:t>. È il punto in cui la differenza di potenziale fra i mondi tocca il massimo — e quindi l'unico posto dove la corrente, se versata, diventa flusso invece che scarica.</w:t>
+      </w:r>
+    </w:p>
+    <w:p>
+      <w:r>
+        <w:t xml:space="preserve">Versarcela dentro chiude il circuito: l'energia non esplode verso l'esterno, </w:t>
+      </w:r>
+      <w:r>
+        <w:rPr>
+          <w:b/>
+        </w:rPr>
+        <w:t>scorre lungo i due bordi della Frattura</w:t>
+      </w:r>
+      <w:r>
+        <w:t xml:space="preserve"> e li ricuce come una ferita luminosa.</w:t>
+      </w:r>
+    </w:p>
+    <w:p>
+      <w:r>
+        <w:rPr>
+          <w:b/>
+        </w:rPr>
+        <w:t>Come si gioca.</w:t>
+      </w:r>
+      <w:r>
+        <w:t xml:space="preserve"> Settori 57-65: la scalata. Il gioco gira di novanta gradi — non si corre più in avanti, si guadagna quota.</w:t>
+      </w:r>
+    </w:p>
+    <w:p>
+      <w:r>
+        <w:rPr>
+          <w:b/>
+        </w:rPr>
+        <w:t>Come si disegna.</w:t>
+      </w:r>
+      <w:r>
+        <w:t xml:space="preserve"> Un cono nero e magnetico che si vede da tutta Eclissia, con scariche che salgono lungo i fianchi invece di scendere. Dentro il cratere, luce bianca e blu. Nessun fuoco arancione: non è un vulcano di lava, è un vulcano di corrente.</w:t>
       </w:r>
     </w:p>
     <w:p>
@@ -1562,7 +1089,7 @@
         <w:pStyle w:val="Heading1"/>
       </w:pPr>
       <w:r>
-        <w:t>4. I nemici</w:t>
+        <w:t>3. Le persone</w:t>
       </w:r>
     </w:p>
     <w:p>
@@ -1570,32 +1097,23 @@
         <w:pStyle w:val="Heading2"/>
       </w:pPr>
       <w:r>
-        <w:t>Il Divoratore [GIOCO]</w:t>
+        <w:t>VOLT non è un nome [GIOCO]</w:t>
       </w:r>
     </w:p>
     <w:p>
       <w:r>
-        <w:t xml:space="preserve">L'antagonista del primo atto. Un'ombra corazzata viola e nera, con </w:t>
-      </w:r>
-      <w:r>
         <w:rPr>
           <w:b/>
         </w:rPr>
-        <w:t>frammenti gialli incastonati nel petto</w:t>
-      </w:r>
-      <w:r>
-        <w:t>. Apre la strada dalla Frattura, rapisce il Custode non scelto e lo tiene dietro sbarre di energia viola. Viene abbattuto al ventesimo settore.</w:t>
+        <w:t>VOLT è il potere, non la persona. Non si nasce VOLT: lo si diventa.</w:t>
+      </w:r>
+      <w:r>
+        <w:t xml:space="preserve"> Due Custodi vegliano sul Nucleo di Lumina. Quello che il giocatore sceglie assorbe l'energia e diventa VOLT; l'altro viene catturato dal Divoratore mentre cerca di proteggerlo.</w:t>
       </w:r>
     </w:p>
     <w:p>
       <w:r>
-        <w:rPr>
-          <w:b/>
-        </w:rPr>
-        <w:t>Non è la mente dell'universo.</w:t>
-      </w:r>
-      <w:r>
-        <w:t xml:space="preserve"> È la prima cosa uscita dalla Frattura, non l'ultima. E non è lui ad aver rubato Ampere.</w:t>
+        <w:t>Non si scrive mai «VOLT, il ragazzo» o «Volt e Lyra». Si scrive «Aren, che è diventato VOLT» oppure «Lyra, che è diventata VOLT».</w:t>
       </w:r>
     </w:p>
     <w:p>
@@ -1603,35 +1121,666 @@
         <w:pStyle w:val="Heading2"/>
       </w:pPr>
       <w:r>
-        <w:t>La famiglia ECHO</w:t>
+        <w:t>AREN [GIOCO]</w:t>
       </w:r>
     </w:p>
     <w:p>
       <w:r>
-        <w:t xml:space="preserve">Creature nate dentro la Frattura. Ognuna ha una funzione diversa: non sono mostri più grossi, sono </w:t>
+        <w:t xml:space="preserve">Custode. Combatte col </w:t>
       </w:r>
       <w:r>
         <w:rPr>
           <w:b/>
         </w:rPr>
-        <w:t>problemi diversi</w:t>
-      </w:r>
-      <w:r>
-        <w:t>.</w:t>
+        <w:t>blaster</w:t>
+      </w:r>
+      <w:r>
+        <w:t>. Colpi pesanti, più resistenza, un po' più lento. Nel gioco: 5 cuori, corsa 282, danno per secondo 8,7.</w:t>
       </w:r>
     </w:p>
     <w:p>
       <w:r>
-        <w:t xml:space="preserve">E hanno un nome che nessuno aveva mai spiegato. </w:t>
+        <w:t xml:space="preserve">Aspetto: tuta bianca e blu notte, visore azzurro, </w:t>
       </w:r>
       <w:r>
         <w:rPr>
           <w:b/>
         </w:rPr>
-        <w:t>Sono le eco di OHM.</w:t>
-      </w:r>
-      <w:r>
-        <w:t xml:space="preserve"> Lo si scopre alla cima, e in una riga sola si capisce tutta la famiglia.</w:t>
+        <w:t>sciarpa fucsia</w:t>
+      </w:r>
+      <w:r>
+        <w:t xml:space="preserve">, fulmine giallo sul petto. Colori esatti: corpo </w:t>
+      </w:r>
+      <w:r>
+        <w:rPr>
+          <w:rFonts w:ascii="Consolas" w:hAnsi="Consolas"/>
+          <w:color w:val="7A3FD6"/>
+          <w:sz w:val="19"/>
+        </w:rPr>
+        <w:t>#f2f7ff</w:t>
+      </w:r>
+      <w:r>
+        <w:t xml:space="preserve">, dettagli </w:t>
+      </w:r>
+      <w:r>
+        <w:rPr>
+          <w:rFonts w:ascii="Consolas" w:hAnsi="Consolas"/>
+          <w:color w:val="7A3FD6"/>
+          <w:sz w:val="19"/>
+        </w:rPr>
+        <w:t>#22c8f5</w:t>
+      </w:r>
+      <w:r>
+        <w:t xml:space="preserve">, sciarpa </w:t>
+      </w:r>
+      <w:r>
+        <w:rPr>
+          <w:rFonts w:ascii="Consolas" w:hAnsi="Consolas"/>
+          <w:color w:val="7A3FD6"/>
+          <w:sz w:val="19"/>
+        </w:rPr>
+        <w:t>#ff5d8f</w:t>
+      </w:r>
+      <w:r>
+        <w:t xml:space="preserve">, gambe </w:t>
+      </w:r>
+      <w:r>
+        <w:rPr>
+          <w:rFonts w:ascii="Consolas" w:hAnsi="Consolas"/>
+          <w:color w:val="7A3FD6"/>
+          <w:sz w:val="19"/>
+        </w:rPr>
+        <w:t>#3a4a86</w:t>
+      </w:r>
+      <w:r>
+        <w:t>.</w:t>
+      </w:r>
+    </w:p>
+    <w:p>
+      <w:pPr>
+        <w:pStyle w:val="Heading2"/>
+      </w:pPr>
+      <w:r>
+        <w:t>LYRA [GIOCO]</w:t>
+      </w:r>
+    </w:p>
+    <w:p>
+      <w:r>
+        <w:t xml:space="preserve">Custode. Combatte col </w:t>
+      </w:r>
+      <w:r>
+        <w:rPr>
+          <w:b/>
+        </w:rPr>
+        <w:t>guanto energetico</w:t>
+      </w:r>
+      <w:r>
+        <w:t>, non col blaster. Veloce, salto più alto, raffica rapida, colpi più leggeri, meno resistenza. Nel gioco: 4 cuori, corsa 336, danno per secondo 8,2 (stessa possibilità di arrivare in fondo, modo diverso di arrivarci).</w:t>
+      </w:r>
+    </w:p>
+    <w:p>
+      <w:r>
+        <w:t xml:space="preserve">Aspetto: tuta rosa e bianca, capelli viola con la </w:t>
+      </w:r>
+      <w:r>
+        <w:rPr>
+          <w:b/>
+        </w:rPr>
+        <w:t>ciocca gialla</w:t>
+      </w:r>
+      <w:r>
+        <w:t xml:space="preserve">, dettagli ciano, coda. Colori esatti: corpo </w:t>
+      </w:r>
+      <w:r>
+        <w:rPr>
+          <w:rFonts w:ascii="Consolas" w:hAnsi="Consolas"/>
+          <w:color w:val="7A3FD6"/>
+          <w:sz w:val="19"/>
+        </w:rPr>
+        <w:t>#fff0f6</w:t>
+      </w:r>
+      <w:r>
+        <w:t xml:space="preserve">, dettagli </w:t>
+      </w:r>
+      <w:r>
+        <w:rPr>
+          <w:rFonts w:ascii="Consolas" w:hAnsi="Consolas"/>
+          <w:color w:val="7A3FD6"/>
+          <w:sz w:val="19"/>
+        </w:rPr>
+        <w:t>#ff5d8f</w:t>
+      </w:r>
+      <w:r>
+        <w:t xml:space="preserve">, capelli </w:t>
+      </w:r>
+      <w:r>
+        <w:rPr>
+          <w:rFonts w:ascii="Consolas" w:hAnsi="Consolas"/>
+          <w:color w:val="7A3FD6"/>
+          <w:sz w:val="19"/>
+        </w:rPr>
+        <w:t>#7a3fd6</w:t>
+      </w:r>
+      <w:r>
+        <w:t xml:space="preserve">, ciocca </w:t>
+      </w:r>
+      <w:r>
+        <w:rPr>
+          <w:rFonts w:ascii="Consolas" w:hAnsi="Consolas"/>
+          <w:color w:val="7A3FD6"/>
+          <w:sz w:val="19"/>
+        </w:rPr>
+        <w:t>#ffd166</w:t>
+      </w:r>
+      <w:r>
+        <w:t xml:space="preserve">, gambe </w:t>
+      </w:r>
+      <w:r>
+        <w:rPr>
+          <w:rFonts w:ascii="Consolas" w:hAnsi="Consolas"/>
+          <w:color w:val="7A3FD6"/>
+          <w:sz w:val="19"/>
+        </w:rPr>
+        <w:t>#4a2f7a</w:t>
+      </w:r>
+      <w:r>
+        <w:t>.</w:t>
+      </w:r>
+    </w:p>
+    <w:p>
+      <w:pPr>
+        <w:pStyle w:val="Heading2"/>
+      </w:pPr>
+      <w:r>
+        <w:t>Il legame fra i due [SCRITTO]</w:t>
+      </w:r>
+    </w:p>
+    <w:p>
+      <w:r>
+        <w:rPr>
+          <w:b/>
+        </w:rPr>
+        <w:t>All'inizio non sono una coppia. Sono due colleghi.</w:t>
+      </w:r>
+    </w:p>
+    <w:p>
+      <w:r>
+        <w:t xml:space="preserve">Aren e Lyra non erano i Custodi designati e non erano prescelti: </w:t>
+      </w:r>
+      <w:r>
+        <w:rPr>
+          <w:b/>
+        </w:rPr>
+        <w:t>erano i due tecnici di turno quella notte.</w:t>
+      </w:r>
+      <w:r>
+        <w:t xml:space="preserve"> Lyra è l'ingegnera energetica della centrale, Aren è quello che si mette davanti quando qualcosa esplode. Diventano Custodi mentre il cielo si spacca, non prima. Se fossero nati eroi, il claim del gioco crollerebbe: </w:t>
+      </w:r>
+      <w:r>
+        <w:rPr>
+          <w:i/>
+        </w:rPr>
+        <w:t>non si nasce VOLT, lo si diventa.</w:t>
+      </w:r>
+    </w:p>
+    <w:p>
+      <w:r>
+        <w:rPr>
+          <w:b/>
+        </w:rPr>
+        <w:t>E fra loro c'era del tenero.</w:t>
+      </w:r>
+      <w:r>
+        <w:t xml:space="preserve"> Niente di detto, niente di dichiarato: due che lavorano insieme da tanto, si conoscono i silenzi, si passano gli attrezzi senza guardarsi. Quella notte uno dei due viene portato via, e l'altro scopre in un secondo quanto era importante.</w:t>
+      </w:r>
+    </w:p>
+    <w:p>
+      <w:r>
+        <w:rPr>
+          <w:b/>
+        </w:rPr>
+        <w:t>L'arco del sentimento, e va rispettato in ogni media:</w:t>
+      </w:r>
+    </w:p>
+    <w:tbl>
+      <w:tblPr>
+        <w:tblStyle w:val="TableGrid"/>
+        <w:tblW w:type="auto" w:w="0"/>
+        <w:jc w:val="center"/>
+        <w:tblLook w:firstColumn="1" w:firstRow="1" w:lastColumn="0" w:lastRow="0" w:noHBand="0" w:noVBand="1" w:val="04A0"/>
+      </w:tblPr>
+      <w:tblGrid>
+        <w:gridCol w:w="4759"/>
+        <w:gridCol w:w="4759"/>
+      </w:tblGrid>
+      <w:tr>
+        <w:tc>
+          <w:tcPr>
+            <w:tcW w:type="dxa" w:w="4759"/>
+            <w:shd w:val="clear" w:fill="3B4A7A"/>
+          </w:tcPr>
+          <w:p>
+            <w:pPr>
+              <w:spacing w:after="40"/>
+            </w:pPr>
+            <w:r/>
+            <w:r>
+              <w:rPr>
+                <w:b/>
+                <w:color w:val="FFFFFF"/>
+                <w:sz w:val="20"/>
+              </w:rPr>
+              <w:t>Momento</w:t>
+            </w:r>
+          </w:p>
+        </w:tc>
+        <w:tc>
+          <w:tcPr>
+            <w:tcW w:type="dxa" w:w="4759"/>
+            <w:shd w:val="clear" w:fill="3B4A7A"/>
+          </w:tcPr>
+          <w:p>
+            <w:pPr>
+              <w:spacing w:after="40"/>
+            </w:pPr>
+            <w:r/>
+            <w:r>
+              <w:rPr>
+                <w:b/>
+                <w:color w:val="FFFFFF"/>
+                <w:sz w:val="20"/>
+              </w:rPr>
+              <w:t>A che punto sono</w:t>
+            </w:r>
+          </w:p>
+        </w:tc>
+      </w:tr>
+      <w:tr>
+        <w:tc>
+          <w:tcPr>
+            <w:tcW w:type="dxa" w:w="4759"/>
+          </w:tcPr>
+          <w:p>
+            <w:pPr>
+              <w:spacing w:after="40"/>
+            </w:pPr>
+            <w:r>
+              <w:rPr>
+                <w:sz w:val="20"/>
+              </w:rPr>
+            </w:r>
+            <w:r>
+              <w:rPr>
+                <w:sz w:val="20"/>
+              </w:rPr>
+              <w:t>Capitolo zero (prima del gioco)</w:t>
+            </w:r>
+          </w:p>
+        </w:tc>
+        <w:tc>
+          <w:tcPr>
+            <w:tcW w:type="dxa" w:w="4759"/>
+          </w:tcPr>
+          <w:p>
+            <w:pPr>
+              <w:spacing w:after="40"/>
+            </w:pPr>
+            <w:r>
+              <w:rPr>
+                <w:sz w:val="20"/>
+              </w:rPr>
+            </w:r>
+            <w:r>
+              <w:rPr>
+                <w:sz w:val="20"/>
+              </w:rPr>
+              <w:t>Colleghi. Una battuta di troppo, uno sguardo che dura un attimo in più</w:t>
+            </w:r>
+          </w:p>
+        </w:tc>
+      </w:tr>
+      <w:tr>
+        <w:tc>
+          <w:tcPr>
+            <w:tcW w:type="dxa" w:w="4759"/>
+            <w:shd w:val="clear" w:fill="F1EFF8"/>
+          </w:tcPr>
+          <w:p>
+            <w:pPr>
+              <w:spacing w:after="40"/>
+            </w:pPr>
+            <w:r>
+              <w:rPr>
+                <w:sz w:val="20"/>
+              </w:rPr>
+            </w:r>
+            <w:r>
+              <w:rPr>
+                <w:sz w:val="20"/>
+              </w:rPr>
+              <w:t>Settori 1-20</w:t>
+            </w:r>
+          </w:p>
+        </w:tc>
+        <w:tc>
+          <w:tcPr>
+            <w:tcW w:type="dxa" w:w="4759"/>
+            <w:shd w:val="clear" w:fill="F1EFF8"/>
+          </w:tcPr>
+          <w:p>
+            <w:pPr>
+              <w:spacing w:after="40"/>
+            </w:pPr>
+            <w:r>
+              <w:rPr>
+                <w:sz w:val="20"/>
+              </w:rPr>
+            </w:r>
+            <w:r>
+              <w:rPr>
+                <w:sz w:val="20"/>
+              </w:rPr>
+              <w:t>Uno insegue l'altro attraverso venti settori. Non lo dice mai, ma lo sanno tutti</w:t>
+            </w:r>
+          </w:p>
+        </w:tc>
+      </w:tr>
+      <w:tr>
+        <w:tc>
+          <w:tcPr>
+            <w:tcW w:type="dxa" w:w="4759"/>
+          </w:tcPr>
+          <w:p>
+            <w:pPr>
+              <w:spacing w:after="40"/>
+            </w:pPr>
+            <w:r>
+              <w:rPr>
+                <w:sz w:val="20"/>
+              </w:rPr>
+            </w:r>
+            <w:r>
+              <w:rPr>
+                <w:sz w:val="20"/>
+              </w:rPr>
+              <w:t>Settore 20, l'abbraccio</w:t>
+            </w:r>
+          </w:p>
+        </w:tc>
+        <w:tc>
+          <w:tcPr>
+            <w:tcW w:type="dxa" w:w="4759"/>
+          </w:tcPr>
+          <w:p>
+            <w:pPr>
+              <w:spacing w:after="40"/>
+            </w:pPr>
+            <w:r>
+              <w:rPr>
+                <w:sz w:val="20"/>
+              </w:rPr>
+            </w:r>
+            <w:r>
+              <w:rPr>
+                <w:sz w:val="20"/>
+              </w:rPr>
+              <w:t>Il primo momento in cui è evidente anche a loro</w:t>
+            </w:r>
+          </w:p>
+        </w:tc>
+      </w:tr>
+      <w:tr>
+        <w:tc>
+          <w:tcPr>
+            <w:tcW w:type="dxa" w:w="4759"/>
+            <w:shd w:val="clear" w:fill="F1EFF8"/>
+          </w:tcPr>
+          <w:p>
+            <w:pPr>
+              <w:spacing w:after="40"/>
+            </w:pPr>
+            <w:r>
+              <w:rPr>
+                <w:sz w:val="20"/>
+              </w:rPr>
+            </w:r>
+            <w:r>
+              <w:rPr>
+                <w:sz w:val="20"/>
+              </w:rPr>
+              <w:t>Atto II</w:t>
+            </w:r>
+          </w:p>
+        </w:tc>
+        <w:tc>
+          <w:tcPr>
+            <w:tcW w:type="dxa" w:w="4759"/>
+            <w:shd w:val="clear" w:fill="F1EFF8"/>
+          </w:tcPr>
+          <w:p>
+            <w:pPr>
+              <w:spacing w:after="40"/>
+            </w:pPr>
+            <w:r>
+              <w:rPr>
+                <w:sz w:val="20"/>
+              </w:rPr>
+            </w:r>
+            <w:r>
+              <w:rPr>
+                <w:sz w:val="20"/>
+              </w:rPr>
+              <w:t xml:space="preserve">Combattono come una cosa sola. Il legame diventa </w:t>
+            </w:r>
+            <w:r>
+              <w:rPr>
+                <w:b/>
+                <w:sz w:val="20"/>
+              </w:rPr>
+              <w:t>meccanica</w:t>
+            </w:r>
+            <w:r>
+              <w:rPr>
+                <w:sz w:val="20"/>
+              </w:rPr>
+              <w:t>: nessuno dei due basta da solo</w:t>
+            </w:r>
+          </w:p>
+        </w:tc>
+      </w:tr>
+      <w:tr>
+        <w:tc>
+          <w:tcPr>
+            <w:tcW w:type="dxa" w:w="4759"/>
+          </w:tcPr>
+          <w:p>
+            <w:pPr>
+              <w:spacing w:after="40"/>
+            </w:pPr>
+            <w:r>
+              <w:rPr>
+                <w:sz w:val="20"/>
+              </w:rPr>
+            </w:r>
+            <w:r>
+              <w:rPr>
+                <w:sz w:val="20"/>
+              </w:rPr>
+              <w:t>Il finale</w:t>
+            </w:r>
+          </w:p>
+        </w:tc>
+        <w:tc>
+          <w:tcPr>
+            <w:tcW w:type="dxa" w:w="4759"/>
+          </w:tcPr>
+          <w:p>
+            <w:pPr>
+              <w:spacing w:after="40"/>
+            </w:pPr>
+            <w:r>
+              <w:rPr>
+                <w:sz w:val="20"/>
+              </w:rPr>
+            </w:r>
+            <w:r>
+              <w:rPr>
+                <w:sz w:val="20"/>
+              </w:rPr>
+              <w:t>Trionfa. Apertamente, davanti al cielo che si ricuce</w:t>
+            </w:r>
+          </w:p>
+        </w:tc>
+      </w:tr>
+    </w:tbl>
+    <w:p/>
+    <w:p>
+      <w:r>
+        <w:rPr>
+          <w:b/>
+        </w:rPr>
+        <w:t>Come si scrive.</w:t>
+      </w:r>
+      <w:r>
+        <w:t xml:space="preserve"> Non si scrivono dichiarazioni d'amore e non si scrivono baci: si scrive quello che fanno l'uno per l'altra. Un abbraccio vale dieci frasi, e il gioco lo guardano anche i bambini. Le cose dette a metà funzionano meglio — fino al finale, dove invece si può smettere di dirle a metà.</w:t>
+      </w:r>
+    </w:p>
+    <w:p>
+      <w:r>
+        <w:rPr>
+          <w:b/>
+        </w:rPr>
+        <w:t>Chi viene rapito non è una damigella.</w:t>
+      </w:r>
+      <w:r>
+        <w:t xml:space="preserve"> Resiste, osserva, manda segnali frammentari e prepara dall'interno le condizioni della propria liberazione. Nel gioco è già così: i messaggi che arrivano durante i settori («Segnale di Lyra rilevato», «Un frammento: è passato di qui») sono la sua voce, non un promemoria del gioco.</w:t>
+      </w:r>
+    </w:p>
+    <w:p>
+      <w:pPr>
+        <w:pStyle w:val="Heading2"/>
+      </w:pPr>
+      <w:r>
+        <w:t>AMPERE [GIOCO] (la storia è [SCRITTO])</w:t>
+      </w:r>
+    </w:p>
+    <w:p>
+      <w:r>
+        <w:rPr>
+          <w:b/>
+        </w:rPr>
+        <w:t>Cos'è.</w:t>
+      </w:r>
+      <w:r>
+        <w:t xml:space="preserve"> Una piccola lanterna verde, quasi viva, costruita dagli antichi Custodi. Non è un oggetto magico e non è un'arma: </w:t>
+      </w:r>
+      <w:r>
+        <w:rPr>
+          <w:b/>
+        </w:rPr>
+        <w:t>è un contenitore</w:t>
+      </w:r>
+      <w:r>
+        <w:t>. Raccoglie la Corrente Verde, la ordina e la rende utilizzabile.</w:t>
+      </w:r>
+    </w:p>
+    <w:p>
+      <w:r>
+        <w:t xml:space="preserve">Non era una leggenda perduta: </w:t>
+      </w:r>
+      <w:r>
+        <w:rPr>
+          <w:b/>
+        </w:rPr>
+        <w:t>stava nella centrale di Lumina</w:t>
+      </w:r>
+      <w:r>
+        <w:t>, ed è la ragione per cui Lumina ha luce. Il Nucleo dà la spinta, Ampere fa scorrere.</w:t>
+      </w:r>
+    </w:p>
+    <w:p>
+      <w:r>
+        <w:rPr>
+          <w:b/>
+        </w:rPr>
+        <w:t>Come si gioca.</w:t>
+      </w:r>
+      <w:r>
+        <w:t xml:space="preserve"> Galleggia dietro le spalle del Custode. Si accende man mano che si carica, </w:t>
+      </w:r>
+      <w:r>
+        <w:rPr>
+          <w:b/>
+        </w:rPr>
+        <w:t>si allarma quando arriva un mostro</w:t>
+      </w:r>
+      <w:r>
+        <w:t xml:space="preserve"> (si scosta, trema, diventa arancione) e </w:t>
+      </w:r>
+      <w:r>
+        <w:rPr>
+          <w:b/>
+        </w:rPr>
+        <w:t>al buio è lei la vera fonte di luce</w:t>
+      </w:r>
+      <w:r>
+        <w:t>, con un raggio che cresce con la carica. Quando è piena la corrente scorre da sola: un filo verde parte dalla lanterna e salta da un mostro all'altro, fino a cinque.</w:t>
+      </w:r>
+    </w:p>
+    <w:p>
+      <w:r>
+        <w:t xml:space="preserve">Ampere non parla. Ampere </w:t>
+      </w:r>
+      <w:r>
+        <w:rPr>
+          <w:b/>
+        </w:rPr>
+        <w:t>reagisce</w:t>
+      </w:r>
+      <w:r>
+        <w:t>: si muove verso quello che conta. È lei a insegnare al giocatore cosa fare, senza scritte in mezzo allo schermo.</w:t>
+      </w:r>
+    </w:p>
+    <w:p>
+      <w:r>
+        <w:rPr>
+          <w:b/>
+        </w:rPr>
+        <w:t>Come si disegna.</w:t>
+      </w:r>
+      <w:r>
+        <w:t xml:space="preserve"> Lanterna da minatore, non lampada di Aladino: cappello e base in metallo blu scuro (</w:t>
+      </w:r>
+      <w:r>
+        <w:rPr>
+          <w:rFonts w:ascii="Consolas" w:hAnsi="Consolas"/>
+          <w:color w:val="7A3FD6"/>
+          <w:sz w:val="19"/>
+        </w:rPr>
+        <w:t>#3b4a7a</w:t>
+      </w:r>
+      <w:r>
+        <w:t xml:space="preserve">), vetro tondo, manico ad archetto. Dentro, la corrente sale come un liquido: più è carica, più il vetro è pieno. Nucleo chiaro che pulsa al centro. Verde </w:t>
+      </w:r>
+      <w:r>
+        <w:rPr>
+          <w:rFonts w:ascii="Consolas" w:hAnsi="Consolas"/>
+          <w:color w:val="7A3FD6"/>
+          <w:sz w:val="19"/>
+        </w:rPr>
+        <w:t>#5effa8</w:t>
+      </w:r>
+      <w:r>
+        <w:t xml:space="preserve">. Quando ha paura vira all'arancione. Non ha occhi e non ha bocca: </w:t>
+      </w:r>
+      <w:r>
+        <w:rPr>
+          <w:b/>
+        </w:rPr>
+        <w:t>è viva nel modo in cui si muove</w:t>
+      </w:r>
+      <w:r>
+        <w:t>, non nella faccia.</w:t>
       </w:r>
     </w:p>
     <w:p>
@@ -1639,124 +1788,164 @@
         <w:pStyle w:val="Heading3"/>
       </w:pPr>
       <w:r>
-        <w:t>ECHO-0 — Il Copiatore [SCRITTO]</w:t>
+        <w:t>L'arco di Ampere, e va rispettato</w:t>
       </w:r>
     </w:p>
     <w:p>
-      <w:r>
-        <w:t>L'antagonista del secondo atto, e il personaggio più importante che abbiamo dopo i due Custodi.</w:t>
+      <w:pPr>
+        <w:pStyle w:val="ListNumber"/>
+      </w:pPr>
+      <w:r>
+        <w:rPr>
+          <w:b/>
+        </w:rPr>
+        <w:t>Rubata</w:t>
+      </w:r>
+      <w:r>
+        <w:t xml:space="preserve"> — ECHO-0 se la porta via dalla centrale di Lumina. È il motivo per</w:t>
+      </w:r>
+      <w:r>
+        <w:t xml:space="preserve"> cui Lumina si sta spegnendo.</w:t>
       </w:r>
     </w:p>
     <w:p>
+      <w:pPr>
+        <w:pStyle w:val="ListNumber"/>
+      </w:pPr>
       <w:r>
         <w:rPr>
           <w:b/>
         </w:rPr>
-        <w:t>Cos'è.</w:t>
-      </w:r>
-      <w:r>
-        <w:t xml:space="preserve"> </w:t>
-      </w:r>
-      <w:r>
-        <w:rPr>
-          <w:b/>
-        </w:rPr>
-        <w:t>Nasce per sbaglio dall'energia corrotta di Ampere, e cresce con le scelte del giocatore.</w:t>
-      </w:r>
-      <w:r>
-        <w:t xml:space="preserve"> Le due cose non si escludono: la scintilla è Ampere, il cibo sono i potenziamenti raccolti nella prima campagna. Più il giocatore è diventato potente, più forte è diventato lui — e va detto esplicitamente al momento della rivelazione, perché è la cosa che fa male.</w:t>
+        <w:t>Riconquistata</w:t>
+      </w:r>
+      <w:r>
+        <w:t xml:space="preserve"> — settore 30: gliela strappi di mano.</w:t>
       </w:r>
     </w:p>
     <w:p>
-      <w:r>
-        <w:t>Pensa, parla e capisce cosa sta succedendo.</w:t>
+      <w:pPr>
+        <w:pStyle w:val="ListNumber"/>
+      </w:pPr>
+      <w:r>
+        <w:rPr>
+          <w:b/>
+        </w:rPr>
+        <w:t>Persa di nuovo</w:t>
+      </w:r>
+      <w:r>
+        <w:t xml:space="preserve"> — settore 35: te la strappa ECHO-1, un istante prima che tu</w:t>
+      </w:r>
+      <w:r>
+        <w:t xml:space="preserve"> vinca.</w:t>
       </w:r>
     </w:p>
     <w:p>
+      <w:pPr>
+        <w:pStyle w:val="ListNumber"/>
+      </w:pPr>
       <w:r>
         <w:rPr>
           <w:b/>
         </w:rPr>
-        <w:t>Perché ruba Ampere.</w:t>
-      </w:r>
-      <w:r>
-        <w:t xml:space="preserve"> </w:t>
-      </w:r>
-      <w:r>
-        <w:rPr>
-          <w:i/>
-        </w:rPr>
-        <w:t>Dice</w:t>
-      </w:r>
-      <w:r>
-        <w:t xml:space="preserve"> di volerlo per spegnere Lumina, e per un po' ci credono tutti. </w:t>
-      </w:r>
-      <w:r>
-        <w:rPr>
-          <w:b/>
-        </w:rPr>
-        <w:t>La verità è che se Ampere torna a funzionare, la Frattura si chiude e lui smette di esistere.</w:t>
-      </w:r>
-      <w:r>
-        <w:t xml:space="preserve"> Mente sul proprio movente: non è un tiranno, è uno che sta scappando dalla propria fine.</w:t>
+        <w:t>Riavuta</w:t>
+      </w:r>
+      <w:r>
+        <w:t xml:space="preserve"> — settore 56, dal petto di ECHO-1.</w:t>
       </w:r>
     </w:p>
     <w:p>
+      <w:pPr>
+        <w:pStyle w:val="ListNumber"/>
+      </w:pPr>
       <w:r>
         <w:rPr>
           <w:b/>
         </w:rPr>
-        <w:t>Come si gioca.</w:t>
-      </w:r>
-      <w:r>
-        <w:t xml:space="preserve"> Non aspetta fermo alla fine del settore: compare sullo sfondo, attraversa il percorso, distrugge piattaforme, corre ai frammenti prima di te. Ogni tre-quattro settori si ferma e ti affronta davvero — </w:t>
-      </w:r>
-      <w:r>
-        <w:rPr>
-          <w:b/>
-        </w:rPr>
-        <w:t>e appena la sua barra sta per finire, fugge dentro un portale</w:t>
-      </w:r>
-      <w:r>
-        <w:t>. Osserva la tua build, copia un potenziamento e te lo rimanda addosso. Non si vince due volte con la stessa strategia.</w:t>
+        <w:t>Riempita</w:t>
+      </w:r>
+      <w:r>
+        <w:t xml:space="preserve"> — con tutta la corrente che ti sei portato addosso per venti</w:t>
+      </w:r>
+      <w:r>
+        <w:t xml:space="preserve"> settori.</w:t>
       </w:r>
     </w:p>
     <w:p>
+      <w:pPr>
+        <w:pStyle w:val="ListNumber"/>
+      </w:pPr>
       <w:r>
         <w:rPr>
           <w:b/>
         </w:rPr>
+        <w:t>Versata</w:t>
+      </w:r>
+      <w:r>
+        <w:t xml:space="preserve"> — al settore 65, nel cratere.</w:t>
+      </w:r>
+    </w:p>
+    <w:p>
+      <w:r>
+        <w:t>Se la lanterna è lì dal primo momento e si carica da sola, tutto l'atto II perde il motivo per cui esiste.</w:t>
+      </w:r>
+    </w:p>
+    <w:p>
+      <w:pPr>
+        <w:pStyle w:val="Heading3"/>
+      </w:pPr>
+      <w:r>
+        <w:t>Ampere rovesciata [SCRITTO]</w:t>
+      </w:r>
+    </w:p>
+    <w:p>
+      <w:r>
+        <w:rPr>
+          <w:b/>
+        </w:rPr>
+        <w:t>Cos'è.</w:t>
+      </w:r>
+      <w:r>
+        <w:t xml:space="preserve"> Alla cima, Ampere si gira al contrario: smette di versare e comincia ad </w:t>
+      </w:r>
+      <w:r>
+        <w:rPr>
+          <w:b/>
+        </w:rPr>
+        <w:t>aspirare</w:t>
+      </w:r>
+      <w:r>
+        <w:t>. Un contenitore funziona nei due sensi — è la stessa idea, letta al rovescio.</w:t>
+      </w:r>
+    </w:p>
+    <w:p>
+      <w:r>
+        <w:rPr>
+          <w:b/>
+        </w:rPr>
+        <w:t>Come si gioca.</w:t>
+      </w:r>
+      <w:r>
+        <w:t xml:space="preserve"> È l'arma dell'ultimo scontro (vedi </w:t>
+      </w:r>
+      <w:r>
+        <w:rPr>
+          <w:b/>
+        </w:rPr>
+        <w:t>OHM</w:t>
+      </w:r>
+      <w:r>
+        <w:t>): non si spara, si aspira. Pezzo per pezzo.</w:t>
+      </w:r>
+    </w:p>
+    <w:p>
+      <w:r>
+        <w:rPr>
+          <w:b/>
+        </w:rPr>
         <w:t>Come si disegna.</w:t>
       </w:r>
       <w:r>
-        <w:t xml:space="preserve"> Corpo nero cristallino fatto di schegge fluttuanti, nastri viola che si muovono da soli, </w:t>
-      </w:r>
-      <w:r>
-        <w:rPr>
-          <w:b/>
-        </w:rPr>
-        <w:t>occhio sinistro azzurro e occhio destro rosso</w:t>
-      </w:r>
-      <w:r>
-        <w:t xml:space="preserve">, fulmine giallo sul petto. </w:t>
-      </w:r>
-      <w:r>
-        <w:rPr>
-          <w:b/>
-        </w:rPr>
-        <w:t>Braccia diverse fra loro</w:t>
-      </w:r>
-      <w:r>
-        <w:t xml:space="preserve">: cannone ciano a sinistra, guanto rosso a destra — imitano il blaster di Aren e il guanto di Lyra. L'asimmetria non è un vezzo: </w:t>
-      </w:r>
-      <w:r>
-        <w:rPr>
-          <w:b/>
-        </w:rPr>
-        <w:t>è lì che si vede quale potere ha rubato</w:t>
-      </w:r>
-      <w:r>
-        <w:t>. Il guanto prende il colore del potenziamento copiato.</w:t>
+        <w:t xml:space="preserve"> Il vetro si apre come un diaframma e il flusso entra invece di uscire. La luce va dal nemico verso la lanterna, non viceversa. È l'immagine-chiave del finale e vale un poster da sola.</w:t>
       </w:r>
     </w:p>
     <w:p>
@@ -1769,43 +1958,93 @@
       </w:pPr>
       <w:r>
         <w:rPr>
+          <w:b/>
           <w:sz w:val="21"/>
         </w:rPr>
-        <w:t>«HO OSSERVATO OGNI TUA SCELTA. ORA I TUOI POTERI APPARTENGONO A ME.» «VOI VOLETE SALVARE IL VOSTRO MONDO. IO STO SOLTANTO CERCANDO DI NON SCOMPARIRE.»</w:t>
+        <w:t>[APERTO] — Ampere si versa, non si getta.</w:t>
+      </w:r>
+      <w:r>
+        <w:rPr>
+          <w:sz w:val="21"/>
+        </w:rPr>
+        <w:t xml:space="preserve"> Deciso: la lanterna resta. Alla fine è vuota e spenta, in mano a chi l'ha portata fin lassù, e si riaccende piano soltanto quando la Frattura è chiusa.</w:t>
       </w:r>
     </w:p>
     <w:p>
-      <w:r>
-        <w:rPr>
-          <w:b/>
-        </w:rPr>
-        <w:t>La resa (settore 35).</w:t>
-      </w:r>
-      <w:r>
-        <w:t xml:space="preserve"> Sta per cadere, e proprio allora arriva ECHO-1 e gli porta via Ampere. Si arrende — non perché l'hai battuto: perché l'hanno derubato anche a lui. Si rialza e </w:t>
-      </w:r>
-      <w:r>
-        <w:rPr>
-          <w:b/>
-        </w:rPr>
-        <w:t>vi mostra il passaggio per Eclissia</w:t>
-      </w:r>
-      <w:r>
-        <w:t>.</w:t>
+      <w:pPr>
+        <w:pStyle w:val="Heading1"/>
+      </w:pPr>
+      <w:r>
+        <w:t>4. I nemici</w:t>
       </w:r>
     </w:p>
     <w:p>
-      <w:r>
-        <w:t xml:space="preserve">Sa perfettamente dove porta quella strada. Sa che se Ampere torna a funzionare lui muore. </w:t>
+      <w:pPr>
+        <w:pStyle w:val="Heading2"/>
+      </w:pPr>
+      <w:r>
+        <w:t>Il Divoratore [GIOCO]</w:t>
+      </w:r>
+    </w:p>
+    <w:p>
+      <w:r>
+        <w:t xml:space="preserve">L'antagonista del primo atto. Un'ombra corazzata viola e nera, con </w:t>
       </w:r>
       <w:r>
         <w:rPr>
           <w:b/>
         </w:rPr>
-        <w:t>Ve la indica lo stesso.</w:t>
-      </w:r>
-      <w:r>
-        <w:t xml:space="preserve"> Da quel momento non è più il nemico: è uno che si è già arreso a morire per voi, e alla fine sarete voi a non lasciarlo andare.</w:t>
+        <w:t>frammenti gialli incastonati nel petto</w:t>
+      </w:r>
+      <w:r>
+        <w:t>. Apre la strada dalla Frattura, rapisce il Custode non scelto e lo tiene dietro sbarre di energia viola. Viene abbattuto al ventesimo settore.</w:t>
+      </w:r>
+    </w:p>
+    <w:p>
+      <w:r>
+        <w:rPr>
+          <w:b/>
+        </w:rPr>
+        <w:t>Non è la mente dell'universo.</w:t>
+      </w:r>
+      <w:r>
+        <w:t xml:space="preserve"> È la prima cosa uscita dalla Frattura, non l'ultima. E non è lui ad aver rubato Ampere.</w:t>
+      </w:r>
+    </w:p>
+    <w:p>
+      <w:pPr>
+        <w:pStyle w:val="Heading2"/>
+      </w:pPr>
+      <w:r>
+        <w:t>La famiglia ECHO</w:t>
+      </w:r>
+    </w:p>
+    <w:p>
+      <w:r>
+        <w:t xml:space="preserve">Creature nate dentro la Frattura. Ognuna ha una funzione diversa: non sono mostri più grossi, sono </w:t>
+      </w:r>
+      <w:r>
+        <w:rPr>
+          <w:b/>
+        </w:rPr>
+        <w:t>problemi diversi</w:t>
+      </w:r>
+      <w:r>
+        <w:t>.</w:t>
+      </w:r>
+    </w:p>
+    <w:p>
+      <w:r>
+        <w:t xml:space="preserve">E hanno un nome che nessuno aveva mai spiegato. </w:t>
+      </w:r>
+      <w:r>
+        <w:rPr>
+          <w:b/>
+        </w:rPr>
+        <w:t>Sono le eco di OHM.</w:t>
+      </w:r>
+      <w:r>
+        <w:t xml:space="preserve"> Lo si scopre alla cima, e in una riga sola si capisce tutta la famiglia.</w:t>
       </w:r>
     </w:p>
     <w:p>
@@ -1813,27 +2052,12 @@
         <w:pStyle w:val="Heading3"/>
       </w:pPr>
       <w:r>
-        <w:t>ECHO-1 — Il Condensatore [SCRITTO]</w:t>
+        <w:t>ECHO-0 — Il Copiatore [SCRITTO]</w:t>
       </w:r>
     </w:p>
     <w:p>
       <w:r>
-        <w:rPr>
-          <w:b/>
-        </w:rPr>
-        <w:t>Cos'è.</w:t>
-      </w:r>
-      <w:r>
-        <w:t xml:space="preserve"> Un colosso oscuro e pesante, apparentemente senza volto. Non è un servo di ECHO-0: </w:t>
-      </w:r>
-      <w:r>
-        <w:rPr>
-          <w:b/>
-        </w:rPr>
-        <w:t>è una funzione</w:t>
-      </w:r>
-      <w:r>
-        <w:t>. Un condensatore accumula e non restituisce — e prende la batteria più piena che trova, senza chiedere il permesso a nessuno, nemmeno a chi l'ha creato.</w:t>
+        <w:t>L'antagonista del secondo atto, e il personaggio più importante che abbiamo dopo i due Custodi.</w:t>
       </w:r>
     </w:p>
     <w:p>
@@ -1841,51 +2065,24 @@
         <w:rPr>
           <w:b/>
         </w:rPr>
-        <w:t>Come si gioca (settore 56).</w:t>
-      </w:r>
-      <w:r>
-        <w:t xml:space="preserve"> Assorbe l'energia: </w:t>
+        <w:t>Cos'è.</w:t>
+      </w:r>
+      <w:r>
+        <w:t xml:space="preserve"> </w:t>
       </w:r>
       <w:r>
         <w:rPr>
           <w:b/>
         </w:rPr>
-        <w:t>sparargli addosso lo carica</w:t>
-      </w:r>
-      <w:r>
-        <w:t xml:space="preserve">. Colpisce il terreno creando onde d'urto, attira a sé piattaforme e frammenti, e può </w:t>
-      </w:r>
-      <w:r>
-        <w:rPr>
-          <w:b/>
-        </w:rPr>
-        <w:t>bloccare temporaneamente il cambio fra Aren e Lyra</w:t>
-      </w:r>
-      <w:r>
-        <w:t>. A pieno carico libera un'esplosione circolare.</w:t>
+        <w:t>Nasce per sbaglio dall'energia corrotta di Ampere, e cresce con le scelte del giocatore.</w:t>
+      </w:r>
+      <w:r>
+        <w:t xml:space="preserve"> Le due cose non si escludono: la scintilla è Ampere, il cibo sono i potenziamenti raccolti nella prima campagna. Più il giocatore è diventato potente, più forte è diventato lui — e va detto esplicitamente al momento della rivelazione, perché è la cosa che fa male.</w:t>
       </w:r>
     </w:p>
     <w:p>
       <w:r>
-        <w:t xml:space="preserve">Si combatte in due: </w:t>
-      </w:r>
-      <w:r>
-        <w:rPr>
-          <w:b/>
-        </w:rPr>
-        <w:t>uno lo comandi tu, l'altro combatte al tuo fianco.</w:t>
-      </w:r>
-      <w:r>
-        <w:t xml:space="preserve"> Aren sovraccarica il cristallo esposto finché non diventa instabile, poi si passa a Lyra che ne estrae la corrente col guanto. Tre volte, un cristallo alla volta. Non gli si fa male: </w:t>
-      </w:r>
-      <w:r>
-        <w:rPr>
-          <w:b/>
-        </w:rPr>
-        <w:t>gli si allenta la presa</w:t>
-      </w:r>
-      <w:r>
-        <w:t>.</w:t>
+        <w:t>Pensa, parla e capisce cosa sta succedendo.</w:t>
       </w:r>
     </w:p>
     <w:p>
@@ -1893,28 +2090,86 @@
         <w:rPr>
           <w:b/>
         </w:rPr>
+        <w:t>Perché ruba Ampere.</w:t>
+      </w:r>
+      <w:r>
+        <w:t xml:space="preserve"> </w:t>
+      </w:r>
+      <w:r>
+        <w:rPr>
+          <w:i/>
+        </w:rPr>
+        <w:t>Dice</w:t>
+      </w:r>
+      <w:r>
+        <w:t xml:space="preserve"> di volerlo per spegnere Lumina, e per un po' ci credono tutti. </w:t>
+      </w:r>
+      <w:r>
+        <w:rPr>
+          <w:b/>
+        </w:rPr>
+        <w:t>La verità è che se Ampere torna a funzionare, la Frattura si chiude e lui smette di esistere.</w:t>
+      </w:r>
+      <w:r>
+        <w:t xml:space="preserve"> Mente sul proprio movente: non è un tiranno, è uno che sta scappando dalla propria fine.</w:t>
+      </w:r>
+    </w:p>
+    <w:p>
+      <w:r>
+        <w:rPr>
+          <w:b/>
+        </w:rPr>
+        <w:t>Come si gioca.</w:t>
+      </w:r>
+      <w:r>
+        <w:t xml:space="preserve"> Non aspetta fermo alla fine del settore: compare sullo sfondo, attraversa il percorso, distrugge piattaforme, corre ai frammenti prima di te. Ogni tre-quattro settori si ferma e ti affronta davvero — </w:t>
+      </w:r>
+      <w:r>
+        <w:rPr>
+          <w:b/>
+        </w:rPr>
+        <w:t>e appena la sua barra sta per finire, fugge dentro un portale</w:t>
+      </w:r>
+      <w:r>
+        <w:t>. Osserva la tua build, copia un potenziamento e te lo rimanda addosso. Non si vince due volte con la stessa strategia.</w:t>
+      </w:r>
+    </w:p>
+    <w:p>
+      <w:r>
+        <w:rPr>
+          <w:b/>
+        </w:rPr>
         <w:t>Come si disegna.</w:t>
       </w:r>
       <w:r>
-        <w:t xml:space="preserve"> Al centro del petto, incastonata come un reattore, c'è </w:t>
+        <w:t xml:space="preserve"> Corpo nero cristallino fatto di schegge fluttuanti, nastri viola che si muovono da soli, </w:t>
       </w:r>
       <w:r>
         <w:rPr>
           <w:b/>
         </w:rPr>
-        <w:t>Ampere</w:t>
-      </w:r>
-      <w:r>
-        <w:t xml:space="preserve">: si vede il vetro verde pulsare dentro il corpo nero. </w:t>
+        <w:t>occhio sinistro azzurro e occhio destro rosso</w:t>
+      </w:r>
+      <w:r>
+        <w:t xml:space="preserve">, fulmine giallo sul petto. </w:t>
       </w:r>
       <w:r>
         <w:rPr>
           <w:b/>
         </w:rPr>
-        <w:t>Tre cristalli gialli</w:t>
-      </w:r>
-      <w:r>
-        <w:t xml:space="preserve"> le stanno intorno come tre morse. Quando un cristallo salta, una morsa si apre. Quando salta il terzo, la lanterna esce.</w:t>
+        <w:t>Braccia diverse fra loro</w:t>
+      </w:r>
+      <w:r>
+        <w:t xml:space="preserve">: cannone ciano a sinistra, guanto rosso a destra — imitano il blaster di Aren e il guanto di Lyra. L'asimmetria non è un vezzo: </w:t>
+      </w:r>
+      <w:r>
+        <w:rPr>
+          <w:b/>
+        </w:rPr>
+        <w:t>è lì che si vede quale potere ha rubato</w:t>
+      </w:r>
+      <w:r>
+        <w:t>. Il guanto prende il colore del potenziamento copiato.</w:t>
       </w:r>
     </w:p>
     <w:p>
@@ -1929,7 +2184,41 @@
         <w:rPr>
           <w:sz w:val="21"/>
         </w:rPr>
-        <w:t>«SE VOLETE LA CORRENTE… DOVRETE RIPRENDERVELA.»</w:t>
+        <w:t>«HO OSSERVATO OGNI TUA SCELTA. ORA I TUOI POTERI APPARTENGONO A ME.» «VOI VOLETE SALVARE IL VOSTRO MONDO. IO STO SOLTANTO CERCANDO DI NON SCOMPARIRE.»</w:t>
+      </w:r>
+    </w:p>
+    <w:p>
+      <w:r>
+        <w:rPr>
+          <w:b/>
+        </w:rPr>
+        <w:t>La resa (settore 35).</w:t>
+      </w:r>
+      <w:r>
+        <w:t xml:space="preserve"> Sta per cadere, e proprio allora arriva ECHO-1 e gli porta via Ampere. Si arrende — non perché l'hai battuto: perché l'hanno derubato anche a lui. Si rialza e </w:t>
+      </w:r>
+      <w:r>
+        <w:rPr>
+          <w:b/>
+        </w:rPr>
+        <w:t>vi mostra il passaggio per Eclissia</w:t>
+      </w:r>
+      <w:r>
+        <w:t>.</w:t>
+      </w:r>
+    </w:p>
+    <w:p>
+      <w:r>
+        <w:t xml:space="preserve">Sa perfettamente dove porta quella strada. Sa che se Ampere torna a funzionare lui muore. </w:t>
+      </w:r>
+      <w:r>
+        <w:rPr>
+          <w:b/>
+        </w:rPr>
+        <w:t>Ve la indica lo stesso.</w:t>
+      </w:r>
+      <w:r>
+        <w:t xml:space="preserve"> Da quel momento non è più il nemico: è uno che si è già arreso a morire per voi, e alla fine sarete voi a non lasciarlo andare.</w:t>
       </w:r>
     </w:p>
     <w:p>
@@ -1937,18 +2226,27 @@
         <w:pStyle w:val="Heading3"/>
       </w:pPr>
       <w:r>
-        <w:t>OHM — La Resistenza [SCRITTO]</w:t>
+        <w:t>ECHO-1 — Il Condensatore [SCRITTO]</w:t>
       </w:r>
     </w:p>
     <w:p>
       <w:r>
-        <w:t xml:space="preserve">L'ultimo nemico del gioco, e il più importante da capire bene: </w:t>
-      </w:r>
-      <w:r>
         <w:rPr>
           <w:b/>
         </w:rPr>
-        <w:t>non è un mostro. È il problema.</w:t>
+        <w:t>Cos'è.</w:t>
+      </w:r>
+      <w:r>
+        <w:t xml:space="preserve"> Un colosso oscuro e pesante, apparentemente senza volto. Non è un servo di ECHO-0: </w:t>
+      </w:r>
+      <w:r>
+        <w:rPr>
+          <w:b/>
+        </w:rPr>
+        <w:t>è una funzione</w:t>
+      </w:r>
+      <w:r>
+        <w:t>. Un condensatore accumula e non restituisce — e prende la batteria più piena che trova, senza chiedere il permesso a nessuno, nemmeno a chi l'ha creato.</w:t>
       </w:r>
     </w:p>
     <w:p>
@@ -1956,47 +2254,80 @@
         <w:rPr>
           <w:b/>
         </w:rPr>
-        <w:t>Cos'è.</w:t>
-      </w:r>
-      <w:r>
-        <w:t xml:space="preserve"> VOLT è la tensione, AMPERE è la corrente, </w:t>
+        <w:t>Come si gioca (settore 56).</w:t>
+      </w:r>
+      <w:r>
+        <w:t xml:space="preserve"> Assorbe l'energia: </w:t>
       </w:r>
       <w:r>
         <w:rPr>
           <w:b/>
         </w:rPr>
-        <w:t>OHM è la resistenza</w:t>
-      </w:r>
-      <w:r>
-        <w:t>: ciò che impedisce alla corrente di scorrere. È la sovratensione che ha aperto la Frattura, quella che per tutto questo tempo non ha avuto dove scaricarsi, e che a forza di accumularsi ha preso una forma.</w:t>
+        <w:t>sparargli addosso lo carica</w:t>
+      </w:r>
+      <w:r>
+        <w:t xml:space="preserve">. Colpisce il terreno creando onde d'urto, attira a sé piattaforme e frammenti, e può </w:t>
+      </w:r>
+      <w:r>
+        <w:rPr>
+          <w:b/>
+        </w:rPr>
+        <w:t>bloccare temporaneamente il cambio fra Aren e Lyra</w:t>
+      </w:r>
+      <w:r>
+        <w:t>. A pieno carico libera un'esplosione circolare.</w:t>
       </w:r>
     </w:p>
     <w:p>
       <w:r>
-        <w:t xml:space="preserve">Non pensa, non parla, non odia. </w:t>
+        <w:t xml:space="preserve">Si combatte in due: </w:t>
       </w:r>
       <w:r>
         <w:rPr>
           <w:b/>
         </w:rPr>
-        <w:t>Preme, e basta.</w:t>
-      </w:r>
-      <w:r>
-        <w:t xml:space="preserve"> Non ha un piano perché non ha una mente: è un ostacolo, il più grande che esista.</w:t>
+        <w:t>uno lo comandi tu, l'altro combatte al tuo fianco.</w:t>
+      </w:r>
+      <w:r>
+        <w:t xml:space="preserve"> Aren sovraccarica il cristallo esposto finché non diventa instabile, poi si passa a Lyra che ne estrae la corrente col guanto. Tre volte, un cristallo alla volta. Non gli si fa male: </w:t>
+      </w:r>
+      <w:r>
+        <w:rPr>
+          <w:b/>
+        </w:rPr>
+        <w:t>gli si allenta la presa</w:t>
+      </w:r>
+      <w:r>
+        <w:t>.</w:t>
       </w:r>
     </w:p>
     <w:p>
       <w:r>
-        <w:t xml:space="preserve">E gli ECHO sono le sue </w:t>
-      </w:r>
-      <w:r>
         <w:rPr>
           <w:b/>
         </w:rPr>
-        <w:t>eco</w:t>
-      </w:r>
-      <w:r>
-        <w:t>: nati dalla stessa scarica, più piccoli, più tardi. È per questo che si chiamano così.</w:t>
+        <w:t>Come si disegna.</w:t>
+      </w:r>
+      <w:r>
+        <w:t xml:space="preserve"> Al centro del petto, incastonata come un reattore, c'è </w:t>
+      </w:r>
+      <w:r>
+        <w:rPr>
+          <w:b/>
+        </w:rPr>
+        <w:t>Ampere</w:t>
+      </w:r>
+      <w:r>
+        <w:t xml:space="preserve">: si vede il vetro verde pulsare dentro il corpo nero. </w:t>
+      </w:r>
+      <w:r>
+        <w:rPr>
+          <w:b/>
+        </w:rPr>
+        <w:t>Tre cristalli gialli</w:t>
+      </w:r>
+      <w:r>
+        <w:t xml:space="preserve"> le stanno intorno come tre morse. Quando un cristallo salta, una morsa si apre. Quando salta il terzo, la lanterna esce.</w:t>
       </w:r>
     </w:p>
     <w:p>
@@ -2009,10 +2340,76 @@
       </w:pPr>
       <w:r>
         <w:rPr>
+          <w:sz w:val="21"/>
+        </w:rPr>
+        <w:t>«SE VOLETE LA CORRENTE… DOVRETE RIPRENDERVELA.»</w:t>
+      </w:r>
+    </w:p>
+    <w:p>
+      <w:pPr>
+        <w:pStyle w:val="Heading3"/>
+      </w:pPr>
+      <w:r>
+        <w:t>OHM — La Resistenza [SCRITTO]</w:t>
+      </w:r>
+    </w:p>
+    <w:p>
+      <w:r>
+        <w:t xml:space="preserve">L'ultimo nemico del gioco, e il più importante da capire bene: </w:t>
+      </w:r>
+      <w:r>
+        <w:rPr>
           <w:b/>
-          <w:sz w:val="21"/>
-        </w:rPr>
-        <w:t>VOLT spinge. AMPERE scorre. OHM resiste.</w:t>
+        </w:rPr>
+        <w:t>non è un mostro. È il problema.</w:t>
+      </w:r>
+    </w:p>
+    <w:p>
+      <w:r>
+        <w:rPr>
+          <w:b/>
+        </w:rPr>
+        <w:t>Cos'è.</w:t>
+      </w:r>
+      <w:r>
+        <w:t xml:space="preserve"> VOLT è la tensione, AMPERE è la corrente, </w:t>
+      </w:r>
+      <w:r>
+        <w:rPr>
+          <w:b/>
+        </w:rPr>
+        <w:t>OHM è la resistenza</w:t>
+      </w:r>
+      <w:r>
+        <w:t>: ciò che impedisce alla corrente di scorrere. È la sovratensione che ha aperto la Frattura, quella che per tutto questo tempo non ha avuto dove scaricarsi, e che a forza di accumularsi ha preso una forma.</w:t>
+      </w:r>
+    </w:p>
+    <w:p>
+      <w:r>
+        <w:t xml:space="preserve">Non pensa, non parla, non odia. </w:t>
+      </w:r>
+      <w:r>
+        <w:rPr>
+          <w:b/>
+        </w:rPr>
+        <w:t>Preme, e basta.</w:t>
+      </w:r>
+      <w:r>
+        <w:t xml:space="preserve"> Non ha un piano perché non ha una mente: è un ostacolo, il più grande che esista.</w:t>
+      </w:r>
+    </w:p>
+    <w:p>
+      <w:r>
+        <w:t xml:space="preserve">E gli ECHO sono le sue </w:t>
+      </w:r>
+      <w:r>
+        <w:rPr>
+          <w:b/>
+        </w:rPr>
+        <w:t>eco</w:t>
+      </w:r>
+      <w:r>
+        <w:t>: nati dalla stessa scarica, più piccoli, più tardi. È per questo che si chiamano così.</w:t>
       </w:r>
     </w:p>
     <w:p>
@@ -2025,219 +2422,10 @@
       </w:pPr>
       <w:r>
         <w:rPr>
+          <w:b/>
           <w:sz w:val="21"/>
         </w:rPr>
-        <w:t>«NON È UN SOVRACCARICO. È OHM. E NOI SIAMO SOLTANTO LE SUE ECO.» — ECHO-0, alla cima</w:t>
-      </w:r>
-    </w:p>
-    <w:p>
-      <w:r>
-        <w:rPr>
-          <w:b/>
-        </w:rPr>
-        <w:t>Il nome sbagliato.</w:t>
-      </w:r>
-      <w:r>
-        <w:t xml:space="preserve"> Da Lumina lo chiamano </w:t>
-      </w:r>
-      <w:r>
-        <w:rPr>
-          <w:b/>
-        </w:rPr>
-        <w:t>il Sovraccarico</w:t>
-      </w:r>
-      <w:r>
-        <w:t>, perché è quello che sembra. È il nome che si usa in tutto l'atto II, nei dialoghi e nei post: il nome vero arriva solo alla fine, detto da ECHO-0. Tenere i due nomi separati è importante — il primo è quello che credono, il secondo è quello che è.</w:t>
-      </w:r>
-    </w:p>
-    <w:p>
-      <w:r>
-        <w:rPr>
-          <w:b/>
-        </w:rPr>
-        <w:t>Come si gioca (settore 65, in soggettiva).</w:t>
-      </w:r>
-      <w:r>
-        <w:t xml:space="preserve"> </w:t>
-      </w:r>
-      <w:r>
-        <w:rPr>
-          <w:b/>
-        </w:rPr>
-        <w:t>Non si spara: sparargli lo nutre.</w:t>
-      </w:r>
-      <w:r>
-        <w:t xml:space="preserve"> Ogni colpo di energia che gli mandi lo rende più grande. Si vince con </w:t>
-      </w:r>
-      <w:r>
-        <w:rPr>
-          <w:b/>
-        </w:rPr>
-        <w:t>Ampere rovesciata</w:t>
-      </w:r>
-      <w:r>
-        <w:t>: la lanterna aspira, e pezzo per pezzo lo si tira dentro il vetro. Ogni scarica che gli strappi è un pezzo di lui che diventa tuo.</w:t>
-      </w:r>
-    </w:p>
-    <w:p>
-      <w:r>
-        <w:t xml:space="preserve">E quando è tutto dentro, </w:t>
-      </w:r>
-      <w:r>
-        <w:rPr>
-          <w:b/>
-        </w:rPr>
-        <w:t>quello che versi nel cratere è lui.</w:t>
-      </w:r>
-      <w:r>
-        <w:t xml:space="preserve"> L'energia che teneva aperta la ferita è quella che la ricuce. Il nemico finale non viene distrutto: viene </w:t>
-      </w:r>
-      <w:r>
-        <w:rPr>
-          <w:b/>
-        </w:rPr>
-        <w:t>fatto scorrere</w:t>
-      </w:r>
-      <w:r>
-        <w:t>.</w:t>
-      </w:r>
-    </w:p>
-    <w:p>
-      <w:r>
-        <w:rPr>
-          <w:b/>
-        </w:rPr>
-        <w:t>Come si disegna.</w:t>
-      </w:r>
-      <w:r>
-        <w:t xml:space="preserve"> Una massa di fulmini sospesa sopra il cratere, senza corpo solido e senza faccia: un groviglio di scariche bianche e blu che si riavvolgono su sé stesse, grande quanto una casa. Porta un segno, ed è il suo simbolo: </w:t>
-      </w:r>
-      <w:r>
-        <w:rPr>
-          <w:b/>
-        </w:rPr>
-        <w:t>Ω</w:t>
-      </w:r>
-      <w:r>
-        <w:t>, la lettera dell'ohm, che è già la forma di un arco elettrico. Quando aspiri, il groviglio si assottiglia e il segno si spegne un pezzo alla volta.</w:t>
-      </w:r>
-    </w:p>
-    <w:p>
-      <w:pPr>
-        <w:pStyle w:val="Heading3"/>
-      </w:pPr>
-      <w:r>
-        <w:t>ECHO-2 e ECHO-3 [APERTO]</w:t>
-      </w:r>
-    </w:p>
-    <w:p>
-      <w:r>
-        <w:t>Se serviranno. ECHO-2: duplica Aren e Lyra e li costringe a combattere contro sé stessi. ECHO-3: guardiano della Caldera, controlla gravità e piattaforme. Nessuno dei due è ancora deciso — e la storia, così com'è, sta in piedi senza.</w:t>
-      </w:r>
-    </w:p>
-    <w:p>
-      <w:pPr>
-        <w:pStyle w:val="Heading2"/>
-      </w:pPr>
-      <w:r>
-        <w:t>I mostri comuni [GIOCO]</w:t>
-      </w:r>
-    </w:p>
-    <w:p>
-      <w:r>
-        <w:t xml:space="preserve">Non hanno nome proprio, sono la fauna della Frattura: </w:t>
-      </w:r>
-      <w:r>
-        <w:rPr>
-          <w:b/>
-        </w:rPr>
-        <w:t>strisciante, volante, sputatore, caricatore, bombardiere</w:t>
-      </w:r>
-      <w:r>
-        <w:t xml:space="preserve">. Dal sesto settore alcuni arrivano temprati — gli </w:t>
-      </w:r>
-      <w:r>
-        <w:rPr>
-          <w:b/>
-        </w:rPr>
-        <w:t>élite</w:t>
-      </w:r>
-      <w:r>
-        <w:t xml:space="preserve">: </w:t>
-      </w:r>
-      <w:r>
-        <w:rPr>
-          <w:i/>
-        </w:rPr>
-        <w:t>scattante</w:t>
-      </w:r>
-      <w:r>
-        <w:t xml:space="preserve"> (velocissimo, fragile), </w:t>
-      </w:r>
-      <w:r>
-        <w:rPr>
-          <w:i/>
-        </w:rPr>
-        <w:t>corazzato</w:t>
-      </w:r>
-      <w:r>
-        <w:t xml:space="preserve"> (la piastra ferma i colpi frontali, va preso alle spalle), </w:t>
-      </w:r>
-      <w:r>
-        <w:rPr>
-          <w:i/>
-        </w:rPr>
-        <w:t>disturbatore</w:t>
-      </w:r>
-      <w:r>
-        <w:t xml:space="preserve"> (la sua scarica ti spegne l'arma).</w:t>
-      </w:r>
-    </w:p>
-    <w:p>
-      <w:pPr>
-        <w:pStyle w:val="Heading1"/>
-      </w:pPr>
-      <w:r>
-        <w:t>5. La storia</w:t>
-      </w:r>
-    </w:p>
-    <w:p>
-      <w:pPr>
-        <w:pStyle w:val="Heading2"/>
-      </w:pPr>
-      <w:r>
-        <w:t>ATTO I — «Ritrova chi ami» · settori 1-20 [GIOCO]</w:t>
-      </w:r>
-    </w:p>
-    <w:p>
-      <w:r>
-        <w:rPr>
-          <w:b/>
-        </w:rPr>
-        <w:t>Apertura (filmato).</w:t>
-      </w:r>
-      <w:r>
-        <w:t xml:space="preserve"> L'officina di Lumina, i due Custodi accanto al Nucleo. Il cielo si spacca, dalla Frattura esce il Divoratore, una mano di energia afferra uno dei due e lo trascina dentro. Ultima immagine: il Custode rapito dietro sbarre viola, e in mano all'altro un frammento giallo che si accende.</w:t>
-      </w:r>
-    </w:p>
-    <w:p>
-      <w:r>
-        <w:rPr>
-          <w:b/>
-        </w:rPr>
-        <w:t>Il viaggio.</w:t>
-      </w:r>
-      <w:r>
-        <w:t xml:space="preserve"> Venti settori inseguendo il Divoratore, seguendo i frammenti che il Custode rapito lascia come traccia. </w:t>
-      </w:r>
-      <w:r>
-        <w:rPr>
-          <w:b/>
-        </w:rPr>
-        <w:t>Tre Comandanti</w:t>
-      </w:r>
-      <w:r>
-        <w:t xml:space="preserve"> — ai settori 5, 10 e 15 — e il Divoratore al ventesimo. Dopo ogni Comandante il gioco salva un punto di ripresa.</w:t>
+        <w:t>VOLT spinge. AMPERE scorre. OHM resiste.</w:t>
       </w:r>
     </w:p>
     <w:p>
@@ -2250,6 +2438,882 @@
       </w:pPr>
       <w:r>
         <w:rPr>
+          <w:sz w:val="21"/>
+        </w:rPr>
+        <w:t>«NON È UN SOVRACCARICO. È OHM. E NOI SIAMO SOLTANTO LE SUE ECO.» — ECHO-0, alla cima</w:t>
+      </w:r>
+    </w:p>
+    <w:p>
+      <w:r>
+        <w:rPr>
+          <w:b/>
+        </w:rPr>
+        <w:t>Il nome sbagliato.</w:t>
+      </w:r>
+      <w:r>
+        <w:t xml:space="preserve"> Da Lumina lo chiamano </w:t>
+      </w:r>
+      <w:r>
+        <w:rPr>
+          <w:b/>
+        </w:rPr>
+        <w:t>il Sovraccarico</w:t>
+      </w:r>
+      <w:r>
+        <w:t>, perché è quello che sembra. È il nome che si usa in tutto l'atto II, nei dialoghi e nei post: il nome vero arriva solo alla fine, detto da ECHO-0. Tenere i due nomi separati è importante — il primo è quello che credono, il secondo è quello che è.</w:t>
+      </w:r>
+    </w:p>
+    <w:p>
+      <w:r>
+        <w:rPr>
+          <w:b/>
+        </w:rPr>
+        <w:t>Come si gioca (settore 65, in soggettiva).</w:t>
+      </w:r>
+      <w:r>
+        <w:t xml:space="preserve"> </w:t>
+      </w:r>
+      <w:r>
+        <w:rPr>
+          <w:b/>
+        </w:rPr>
+        <w:t>Non si spara: sparargli lo nutre.</w:t>
+      </w:r>
+      <w:r>
+        <w:t xml:space="preserve"> Ogni colpo di energia che gli mandi lo rende più grande. Si vince con </w:t>
+      </w:r>
+      <w:r>
+        <w:rPr>
+          <w:b/>
+        </w:rPr>
+        <w:t>Ampere rovesciata</w:t>
+      </w:r>
+      <w:r>
+        <w:t>: la lanterna aspira, e pezzo per pezzo lo si tira dentro il vetro. Ogni scarica che gli strappi è un pezzo di lui che diventa tuo.</w:t>
+      </w:r>
+    </w:p>
+    <w:p>
+      <w:r>
+        <w:t xml:space="preserve">E quando è tutto dentro, </w:t>
+      </w:r>
+      <w:r>
+        <w:rPr>
+          <w:b/>
+        </w:rPr>
+        <w:t>quello che versi nel cratere è lui.</w:t>
+      </w:r>
+      <w:r>
+        <w:t xml:space="preserve"> L'energia che teneva aperta la ferita è quella che la ricuce. Il nemico finale non viene distrutto: viene </w:t>
+      </w:r>
+      <w:r>
+        <w:rPr>
+          <w:b/>
+        </w:rPr>
+        <w:t>fatto scorrere</w:t>
+      </w:r>
+      <w:r>
+        <w:t>.</w:t>
+      </w:r>
+    </w:p>
+    <w:p>
+      <w:r>
+        <w:rPr>
+          <w:b/>
+        </w:rPr>
+        <w:t>Come si disegna.</w:t>
+      </w:r>
+      <w:r>
+        <w:t xml:space="preserve"> Una massa di fulmini sospesa sopra il cratere, senza corpo solido e senza faccia: un groviglio di scariche bianche e blu che si riavvolgono su sé stesse, grande quanto una casa. Porta un segno, ed è il suo simbolo: </w:t>
+      </w:r>
+      <w:r>
+        <w:rPr>
+          <w:b/>
+        </w:rPr>
+        <w:t>Ω</w:t>
+      </w:r>
+      <w:r>
+        <w:t>, la lettera dell'ohm, che è già la forma di un arco elettrico. Quando aspiri, il groviglio si assottiglia e il segno si spegne un pezzo alla volta.</w:t>
+      </w:r>
+    </w:p>
+    <w:p>
+      <w:pPr>
+        <w:pStyle w:val="Heading3"/>
+      </w:pPr>
+      <w:r>
+        <w:t>La creatura che resta [APERTO]</w:t>
+      </w:r>
+    </w:p>
+    <w:p>
+      <w:r>
+        <w:t>Quello che nasce dal nucleo di ECHO-0 alla fine del gioco.</w:t>
+      </w:r>
+    </w:p>
+    <w:p>
+      <w:r>
+        <w:rPr>
+          <w:b/>
+        </w:rPr>
+        <w:t>Quello che è già deciso:</w:t>
+      </w:r>
+      <w:r>
+        <w:t xml:space="preserve"> è piccola, fluttua, ha </w:t>
+      </w:r>
+      <w:r>
+        <w:rPr>
+          <w:b/>
+        </w:rPr>
+        <w:t>un occhio ciano e uno rosa</w:t>
+      </w:r>
+      <w:r>
+        <w:t xml:space="preserve">, e continua a fare l'unica cosa che ha sempre saputo fare — </w:t>
+      </w:r>
+      <w:r>
+        <w:rPr>
+          <w:b/>
+        </w:rPr>
+        <w:t>copia</w:t>
+      </w:r>
+      <w:r>
+        <w:t>. Ma adesso copia i gesti, per gioco: ti imita quando cammini. E i due smettono di chiamarla con un numero.</w:t>
+      </w:r>
+    </w:p>
+    <w:p>
+      <w:r>
+        <w:rPr>
+          <w:b/>
+        </w:rPr>
+        <w:t>Quello che non è deciso: la forma e il nome.</w:t>
+      </w:r>
+      <w:r>
+        <w:t xml:space="preserve"> Li fa l'altra IA — prima il disegno, e </w:t>
+      </w:r>
+      <w:r>
+        <w:rPr>
+          <w:b/>
+        </w:rPr>
+        <w:t>dal disegno viene il nome</w:t>
+      </w:r>
+      <w:r>
+        <w:t>. Finché non c'è, nei testi si scrive «la creatura che resta».</w:t>
+      </w:r>
+    </w:p>
+    <w:p>
+      <w:pPr>
+        <w:pStyle w:val="Heading3"/>
+      </w:pPr>
+      <w:r>
+        <w:t>ECHO-2 e ECHO-3 — non esistono [DECISO]</w:t>
+      </w:r>
+    </w:p>
+    <w:p>
+      <w:r>
+        <w:rPr>
+          <w:b/>
+        </w:rPr>
+        <w:t>Non si fanno.</w:t>
+      </w:r>
+      <w:r>
+        <w:t xml:space="preserve"> Con ECHO-0, ECHO-1 e OHM la storia è completa e ogni creatura ha un mestiere diverso; aggiungerne altre due le trasformerebbe in una serie di boss. Gli ECHO sono pochi </w:t>
+      </w:r>
+      <w:r>
+        <w:rPr>
+          <w:b/>
+        </w:rPr>
+        <w:t>perché sono le eco di una cosa sola</w:t>
+      </w:r>
+      <w:r>
+        <w:t>, ed è quello che li rende speciali.</w:t>
+      </w:r>
+    </w:p>
+    <w:p>
+      <w:r>
+        <w:t xml:space="preserve">Se in Eclissia serviranno altri scontri, saranno </w:t>
+      </w:r>
+      <w:r>
+        <w:rPr>
+          <w:b/>
+        </w:rPr>
+        <w:t>creature di Eclissia</w:t>
+      </w:r>
+      <w:r>
+        <w:t xml:space="preserve"> — non ECHO. Il nome ECHO è riservato a chi è nato dalla scarica di OHM.</w:t>
+      </w:r>
+    </w:p>
+    <w:p>
+      <w:pPr>
+        <w:pStyle w:val="Heading2"/>
+      </w:pPr>
+      <w:r>
+        <w:t>I mostri comuni [GIOCO]</w:t>
+      </w:r>
+    </w:p>
+    <w:p>
+      <w:r>
+        <w:t xml:space="preserve">Non hanno nome proprio, sono la fauna della Frattura: </w:t>
+      </w:r>
+      <w:r>
+        <w:rPr>
+          <w:b/>
+        </w:rPr>
+        <w:t>strisciante, volante, sputatore, caricatore, bombardiere</w:t>
+      </w:r>
+      <w:r>
+        <w:t xml:space="preserve">. Dal sesto settore alcuni arrivano temprati — gli </w:t>
+      </w:r>
+      <w:r>
+        <w:rPr>
+          <w:b/>
+        </w:rPr>
+        <w:t>élite</w:t>
+      </w:r>
+      <w:r>
+        <w:t xml:space="preserve">: </w:t>
+      </w:r>
+      <w:r>
+        <w:rPr>
+          <w:i/>
+        </w:rPr>
+        <w:t>scattante</w:t>
+      </w:r>
+      <w:r>
+        <w:t xml:space="preserve"> (velocissimo, fragile), </w:t>
+      </w:r>
+      <w:r>
+        <w:rPr>
+          <w:i/>
+        </w:rPr>
+        <w:t>corazzato</w:t>
+      </w:r>
+      <w:r>
+        <w:t xml:space="preserve"> (la piastra ferma i colpi frontali, va preso alle spalle), </w:t>
+      </w:r>
+      <w:r>
+        <w:rPr>
+          <w:i/>
+        </w:rPr>
+        <w:t>disturbatore</w:t>
+      </w:r>
+      <w:r>
+        <w:t xml:space="preserve"> (la sua scarica ti spegne l'arma).</w:t>
+      </w:r>
+    </w:p>
+    <w:p>
+      <w:pPr>
+        <w:pStyle w:val="Heading1"/>
+      </w:pPr>
+      <w:r>
+        <w:t>5. La storia</w:t>
+      </w:r>
+    </w:p>
+    <w:p>
+      <w:pPr>
+        <w:pStyle w:val="Heading2"/>
+      </w:pPr>
+      <w:r>
+        <w:t>CAPITOLO ZERO — la notte prima [SCRITTO]</w:t>
+      </w:r>
+    </w:p>
+    <w:p>
+      <w:r>
+        <w:t xml:space="preserve">Non è un livello: è quello che si racconta </w:t>
+      </w:r>
+      <w:r>
+        <w:rPr>
+          <w:b/>
+        </w:rPr>
+        <w:t>fuori dal gioco</w:t>
+      </w:r>
+      <w:r>
+        <w:t xml:space="preserve">, su Instagram, prima che il gioco esca. Serve a far affezionare la gente ad Aren e Lyra </w:t>
+      </w:r>
+      <w:r>
+        <w:rPr>
+          <w:b/>
+        </w:rPr>
+        <w:t>prima</w:t>
+      </w:r>
+      <w:r>
+        <w:t xml:space="preserve"> di vederli separare.</w:t>
+      </w:r>
+    </w:p>
+    <w:p>
+      <w:r>
+        <w:rPr>
+          <w:b/>
+        </w:rPr>
+        <w:t>Cosa succede.</w:t>
+      </w:r>
+      <w:r>
+        <w:t xml:space="preserve"> Niente. È il punto.</w:t>
+      </w:r>
+    </w:p>
+    <w:p>
+      <w:r>
+        <w:t>Lumina normale, una notte come le altre. I due sono in turno alla centrale. Lyra controlla gli strumenti, Aren fa il giro delle luci. Si prendono in giro. Uno dei due dice una battuta di troppo e l'altro se ne accorge.</w:t>
+      </w:r>
+    </w:p>
+    <w:p>
+      <w:r>
+        <w:t xml:space="preserve">E intanto, in fondo a un quadrante che nessuno guarda mai, </w:t>
+      </w:r>
+      <w:r>
+        <w:rPr>
+          <w:b/>
+        </w:rPr>
+        <w:t>un numero sale</w:t>
+      </w:r>
+      <w:r>
+        <w:t xml:space="preserve">. Una luce tremola e torna. Un ronzio che prima non c'era. Nessuno dei due lo legge come un allarme, perché non lo è ancora: </w:t>
+      </w:r>
+      <w:r>
+        <w:rPr>
+          <w:b/>
+        </w:rPr>
+        <w:t>le cose importanti, all'inizio, sembrano sempre piccole</w:t>
+      </w:r>
+      <w:r>
+        <w:t>.</w:t>
+      </w:r>
+    </w:p>
+    <w:p>
+      <w:r>
+        <w:t>Finisce esattamente dove comincia il gioco: il cielo che si spacca.</w:t>
+      </w:r>
+    </w:p>
+    <w:p>
+      <w:r>
+        <w:rPr>
+          <w:b/>
+        </w:rPr>
+        <w:t>Perché funziona per Instagram.</w:t>
+      </w:r>
+      <w:r>
+        <w:t xml:space="preserve"> È tutto atmosfera e personaggi, non serve animare battaglie, e ogni post può essere una singola immagine con due righe di dialogo. Ed è l'unico posto della storia dove i due sono </w:t>
+      </w:r>
+      <w:r>
+        <w:rPr>
+          <w:b/>
+        </w:rPr>
+        <w:t>felici e tranquilli</w:t>
+      </w:r>
+      <w:r>
+        <w:t>: serve, perché tutto quello che viene dopo è la perdita di quella sera.</w:t>
+      </w:r>
+    </w:p>
+    <w:p>
+      <w:pPr>
+        <w:pStyle w:val="Heading2"/>
+      </w:pPr>
+      <w:r>
+        <w:t>ATTO I — «Ritrova chi ami» · settori 1-20 [GIOCO]</w:t>
+      </w:r>
+    </w:p>
+    <w:p>
+      <w:r>
+        <w:rPr>
+          <w:b/>
+        </w:rPr>
+        <w:t>Apertura (filmato).</w:t>
+      </w:r>
+      <w:r>
+        <w:t xml:space="preserve"> La centrale di Lumina, i due tecnici di turno accanto al Nucleo — non sono ancora Custodi di niente. Il cielo si spacca, dalla Frattura esce il Divoratore, una mano di energia afferra uno dei due e lo trascina dentro. Ultima immagine: il Custode rapito dietro sbarre viola, e in mano all'altro un frammento giallo che si accende.</w:t>
+      </w:r>
+    </w:p>
+    <w:p>
+      <w:r>
+        <w:rPr>
+          <w:b/>
+        </w:rPr>
+        <w:t>Il viaggio.</w:t>
+      </w:r>
+      <w:r>
+        <w:t xml:space="preserve"> Venti settori inseguendo il Divoratore, seguendo i frammenti che il Custode rapito lascia come traccia. </w:t>
+      </w:r>
+      <w:r>
+        <w:rPr>
+          <w:b/>
+        </w:rPr>
+        <w:t>Tre Comandanti</w:t>
+      </w:r>
+      <w:r>
+        <w:t xml:space="preserve"> — ai settori 5, 10 e 15 — e il Divoratore al ventesimo. Dopo ogni Comandante il gioco salva un punto di ripresa.</w:t>
+      </w:r>
+    </w:p>
+    <w:p>
+      <w:r>
+        <w:rPr>
+          <w:b/>
+        </w:rPr>
+        <w:t>I tre Comandanti non hanno nomi propri: sono Comandanti d'area.</w:t>
+      </w:r>
+      <w:r>
+        <w:t xml:space="preserve"> Ognuno tiene un pezzo di Lumina, e prende il nome dal posto che presidia — che è già quello che il gioco mostra, perché il paesaggio cambia ogni cinque settori.</w:t>
+      </w:r>
+    </w:p>
+    <w:tbl>
+      <w:tblPr>
+        <w:tblStyle w:val="TableGrid"/>
+        <w:tblW w:type="auto" w:w="0"/>
+        <w:jc w:val="center"/>
+        <w:tblLook w:firstColumn="1" w:firstRow="1" w:lastColumn="0" w:lastRow="0" w:noHBand="0" w:noVBand="1" w:val="04A0"/>
+      </w:tblPr>
+      <w:tblGrid>
+        <w:gridCol w:w="2379"/>
+        <w:gridCol w:w="2379"/>
+        <w:gridCol w:w="2379"/>
+        <w:gridCol w:w="2379"/>
+      </w:tblGrid>
+      <w:tr>
+        <w:tc>
+          <w:tcPr>
+            <w:tcW w:type="dxa" w:w="2379"/>
+            <w:shd w:val="clear" w:fill="3B4A7A"/>
+          </w:tcPr>
+          <w:p>
+            <w:pPr>
+              <w:spacing w:after="40"/>
+            </w:pPr>
+            <w:r/>
+            <w:r>
+              <w:rPr>
+                <w:b/>
+                <w:color w:val="FFFFFF"/>
+                <w:sz w:val="20"/>
+              </w:rPr>
+              <w:t>Settore</w:t>
+            </w:r>
+          </w:p>
+        </w:tc>
+        <w:tc>
+          <w:tcPr>
+            <w:tcW w:type="dxa" w:w="2379"/>
+            <w:shd w:val="clear" w:fill="3B4A7A"/>
+          </w:tcPr>
+          <w:p>
+            <w:pPr>
+              <w:spacing w:after="40"/>
+            </w:pPr>
+            <w:r/>
+            <w:r>
+              <w:rPr>
+                <w:b/>
+                <w:color w:val="FFFFFF"/>
+                <w:sz w:val="20"/>
+              </w:rPr>
+              <w:t>Chi</w:t>
+            </w:r>
+          </w:p>
+        </w:tc>
+        <w:tc>
+          <w:tcPr>
+            <w:tcW w:type="dxa" w:w="2379"/>
+            <w:shd w:val="clear" w:fill="3B4A7A"/>
+          </w:tcPr>
+          <w:p>
+            <w:pPr>
+              <w:spacing w:after="40"/>
+            </w:pPr>
+            <w:r/>
+            <w:r>
+              <w:rPr>
+                <w:b/>
+                <w:color w:val="FFFFFF"/>
+                <w:sz w:val="20"/>
+              </w:rPr>
+              <w:t>Dove</w:t>
+            </w:r>
+          </w:p>
+        </w:tc>
+        <w:tc>
+          <w:tcPr>
+            <w:tcW w:type="dxa" w:w="2379"/>
+            <w:shd w:val="clear" w:fill="3B4A7A"/>
+          </w:tcPr>
+          <w:p>
+            <w:pPr>
+              <w:spacing w:after="40"/>
+            </w:pPr>
+            <w:r/>
+            <w:r>
+              <w:rPr>
+                <w:b/>
+                <w:color w:val="FFFFFF"/>
+                <w:sz w:val="20"/>
+              </w:rPr>
+              <w:t>Segno particolare</w:t>
+            </w:r>
+          </w:p>
+        </w:tc>
+      </w:tr>
+      <w:tr>
+        <w:tc>
+          <w:tcPr>
+            <w:tcW w:type="dxa" w:w="2379"/>
+          </w:tcPr>
+          <w:p>
+            <w:pPr>
+              <w:spacing w:after="40"/>
+            </w:pPr>
+            <w:r>
+              <w:rPr>
+                <w:sz w:val="20"/>
+              </w:rPr>
+            </w:r>
+            <w:r>
+              <w:rPr>
+                <w:sz w:val="20"/>
+              </w:rPr>
+              <w:t>5</w:t>
+            </w:r>
+          </w:p>
+        </w:tc>
+        <w:tc>
+          <w:tcPr>
+            <w:tcW w:type="dxa" w:w="2379"/>
+          </w:tcPr>
+          <w:p>
+            <w:pPr>
+              <w:spacing w:after="40"/>
+            </w:pPr>
+            <w:r>
+              <w:rPr>
+                <w:sz w:val="20"/>
+              </w:rPr>
+            </w:r>
+            <w:r>
+              <w:rPr>
+                <w:b/>
+                <w:sz w:val="20"/>
+              </w:rPr>
+              <w:t>il Comandante della Prateria</w:t>
+            </w:r>
+          </w:p>
+        </w:tc>
+        <w:tc>
+          <w:tcPr>
+            <w:tcW w:type="dxa" w:w="2379"/>
+          </w:tcPr>
+          <w:p>
+            <w:pPr>
+              <w:spacing w:after="40"/>
+            </w:pPr>
+            <w:r>
+              <w:rPr>
+                <w:sz w:val="20"/>
+              </w:rPr>
+            </w:r>
+            <w:r>
+              <w:rPr>
+                <w:sz w:val="20"/>
+              </w:rPr>
+              <w:t>Prateria Cromo</w:t>
+            </w:r>
+          </w:p>
+        </w:tc>
+        <w:tc>
+          <w:tcPr>
+            <w:tcW w:type="dxa" w:w="2379"/>
+          </w:tcPr>
+          <w:p>
+            <w:pPr>
+              <w:spacing w:after="40"/>
+            </w:pPr>
+            <w:r>
+              <w:rPr>
+                <w:sz w:val="20"/>
+              </w:rPr>
+            </w:r>
+            <w:r>
+              <w:rPr>
+                <w:sz w:val="20"/>
+              </w:rPr>
+              <w:t>Il primo. Serve a far capire cos'è un Comandante</w:t>
+            </w:r>
+          </w:p>
+        </w:tc>
+      </w:tr>
+      <w:tr>
+        <w:tc>
+          <w:tcPr>
+            <w:tcW w:type="dxa" w:w="2379"/>
+            <w:shd w:val="clear" w:fill="F1EFF8"/>
+          </w:tcPr>
+          <w:p>
+            <w:pPr>
+              <w:spacing w:after="40"/>
+            </w:pPr>
+            <w:r>
+              <w:rPr>
+                <w:sz w:val="20"/>
+              </w:rPr>
+            </w:r>
+            <w:r>
+              <w:rPr>
+                <w:sz w:val="20"/>
+              </w:rPr>
+              <w:t>10</w:t>
+            </w:r>
+          </w:p>
+        </w:tc>
+        <w:tc>
+          <w:tcPr>
+            <w:tcW w:type="dxa" w:w="2379"/>
+            <w:shd w:val="clear" w:fill="F1EFF8"/>
+          </w:tcPr>
+          <w:p>
+            <w:pPr>
+              <w:spacing w:after="40"/>
+            </w:pPr>
+            <w:r>
+              <w:rPr>
+                <w:sz w:val="20"/>
+              </w:rPr>
+            </w:r>
+            <w:r>
+              <w:rPr>
+                <w:b/>
+                <w:sz w:val="20"/>
+              </w:rPr>
+              <w:t>il Comandante del Deserto</w:t>
+            </w:r>
+          </w:p>
+        </w:tc>
+        <w:tc>
+          <w:tcPr>
+            <w:tcW w:type="dxa" w:w="2379"/>
+            <w:shd w:val="clear" w:fill="F1EFF8"/>
+          </w:tcPr>
+          <w:p>
+            <w:pPr>
+              <w:spacing w:after="40"/>
+            </w:pPr>
+            <w:r>
+              <w:rPr>
+                <w:sz w:val="20"/>
+              </w:rPr>
+            </w:r>
+            <w:r>
+              <w:rPr>
+                <w:sz w:val="20"/>
+              </w:rPr>
+              <w:t>Deserto Solare</w:t>
+            </w:r>
+          </w:p>
+        </w:tc>
+        <w:tc>
+          <w:tcPr>
+            <w:tcW w:type="dxa" w:w="2379"/>
+            <w:shd w:val="clear" w:fill="F1EFF8"/>
+          </w:tcPr>
+          <w:p>
+            <w:pPr>
+              <w:spacing w:after="40"/>
+            </w:pPr>
+            <w:r>
+              <w:rPr>
+                <w:sz w:val="20"/>
+              </w:rPr>
+            </w:r>
+            <w:r>
+              <w:rPr>
+                <w:sz w:val="20"/>
+              </w:rPr>
+              <w:t>Arriva con più scorta di quanta ne serva</w:t>
+            </w:r>
+          </w:p>
+        </w:tc>
+      </w:tr>
+      <w:tr>
+        <w:tc>
+          <w:tcPr>
+            <w:tcW w:type="dxa" w:w="2379"/>
+          </w:tcPr>
+          <w:p>
+            <w:pPr>
+              <w:spacing w:after="40"/>
+            </w:pPr>
+            <w:r>
+              <w:rPr>
+                <w:sz w:val="20"/>
+              </w:rPr>
+            </w:r>
+            <w:r>
+              <w:rPr>
+                <w:sz w:val="20"/>
+              </w:rPr>
+              <w:t>15</w:t>
+            </w:r>
+          </w:p>
+        </w:tc>
+        <w:tc>
+          <w:tcPr>
+            <w:tcW w:type="dxa" w:w="2379"/>
+          </w:tcPr>
+          <w:p>
+            <w:pPr>
+              <w:spacing w:after="40"/>
+            </w:pPr>
+            <w:r>
+              <w:rPr>
+                <w:sz w:val="20"/>
+              </w:rPr>
+            </w:r>
+            <w:r>
+              <w:rPr>
+                <w:b/>
+                <w:sz w:val="20"/>
+              </w:rPr>
+              <w:t>il Comandante della Laguna</w:t>
+            </w:r>
+          </w:p>
+        </w:tc>
+        <w:tc>
+          <w:tcPr>
+            <w:tcW w:type="dxa" w:w="2379"/>
+          </w:tcPr>
+          <w:p>
+            <w:pPr>
+              <w:spacing w:after="40"/>
+            </w:pPr>
+            <w:r>
+              <w:rPr>
+                <w:sz w:val="20"/>
+              </w:rPr>
+            </w:r>
+            <w:r>
+              <w:rPr>
+                <w:sz w:val="20"/>
+              </w:rPr>
+              <w:t>Laguna Profonda</w:t>
+            </w:r>
+          </w:p>
+        </w:tc>
+        <w:tc>
+          <w:tcPr>
+            <w:tcW w:type="dxa" w:w="2379"/>
+          </w:tcPr>
+          <w:p>
+            <w:pPr>
+              <w:spacing w:after="40"/>
+            </w:pPr>
+            <w:r>
+              <w:rPr>
+                <w:sz w:val="20"/>
+              </w:rPr>
+            </w:r>
+            <w:r>
+              <w:rPr>
+                <w:b/>
+                <w:sz w:val="20"/>
+              </w:rPr>
+              <w:t>Porta sulla schiena una lanterna verde accesa</w:t>
+            </w:r>
+          </w:p>
+        </w:tc>
+      </w:tr>
+      <w:tr>
+        <w:tc>
+          <w:tcPr>
+            <w:tcW w:type="dxa" w:w="2379"/>
+            <w:shd w:val="clear" w:fill="F1EFF8"/>
+          </w:tcPr>
+          <w:p>
+            <w:pPr>
+              <w:spacing w:after="40"/>
+            </w:pPr>
+            <w:r>
+              <w:rPr>
+                <w:sz w:val="20"/>
+              </w:rPr>
+            </w:r>
+            <w:r>
+              <w:rPr>
+                <w:sz w:val="20"/>
+              </w:rPr>
+              <w:t>20</w:t>
+            </w:r>
+          </w:p>
+        </w:tc>
+        <w:tc>
+          <w:tcPr>
+            <w:tcW w:type="dxa" w:w="2379"/>
+            <w:shd w:val="clear" w:fill="F1EFF8"/>
+          </w:tcPr>
+          <w:p>
+            <w:pPr>
+              <w:spacing w:after="40"/>
+            </w:pPr>
+            <w:r>
+              <w:rPr>
+                <w:sz w:val="20"/>
+              </w:rPr>
+            </w:r>
+            <w:r>
+              <w:rPr>
+                <w:b/>
+                <w:sz w:val="20"/>
+              </w:rPr>
+              <w:t>il Divoratore</w:t>
+            </w:r>
+          </w:p>
+        </w:tc>
+        <w:tc>
+          <w:tcPr>
+            <w:tcW w:type="dxa" w:w="2379"/>
+            <w:shd w:val="clear" w:fill="F1EFF8"/>
+          </w:tcPr>
+          <w:p>
+            <w:pPr>
+              <w:spacing w:after="40"/>
+            </w:pPr>
+            <w:r>
+              <w:rPr>
+                <w:sz w:val="20"/>
+              </w:rPr>
+            </w:r>
+            <w:r>
+              <w:rPr>
+                <w:sz w:val="20"/>
+              </w:rPr>
+              <w:t>Giardino Viola</w:t>
+            </w:r>
+          </w:p>
+        </w:tc>
+        <w:tc>
+          <w:tcPr>
+            <w:tcW w:type="dxa" w:w="2379"/>
+            <w:shd w:val="clear" w:fill="F1EFF8"/>
+          </w:tcPr>
+          <w:p>
+            <w:pPr>
+              <w:spacing w:after="40"/>
+            </w:pPr>
+            <w:r>
+              <w:rPr>
+                <w:sz w:val="20"/>
+              </w:rPr>
+            </w:r>
+            <w:r>
+              <w:rPr>
+                <w:sz w:val="20"/>
+              </w:rPr>
+              <w:t>Non è un Comandante: è un'altra cosa</w:t>
+            </w:r>
+          </w:p>
+        </w:tc>
+      </w:tr>
+    </w:tbl>
+    <w:p/>
+    <w:p>
+      <w:pPr>
+        <w:spacing w:before="160" w:after="200"/>
+        <w:ind w:left="340"/>
+        <w:pBdr>
+          <w:left w:val="single" w:sz="18" w:space="10" w:color="7A3FD6"/>
+        </w:pBdr>
+      </w:pPr>
+      <w:r>
+        <w:rPr>
           <w:b/>
           <w:sz w:val="21"/>
         </w:rPr>
@@ -2272,20 +3336,7 @@
         <w:rPr>
           <w:sz w:val="21"/>
         </w:rPr>
-        <w:t xml:space="preserve">, non quattro. Il quarto scontro è il Divoratore, che è un'altra cosa. Nomi e storie dei tre sono ancora </w:t>
-      </w:r>
-      <w:r>
-        <w:rPr>
-          <w:b/>
-          <w:sz w:val="21"/>
-        </w:rPr>
-        <w:t>[APERTO]</w:t>
-      </w:r>
-      <w:r>
-        <w:rPr>
-          <w:sz w:val="21"/>
-        </w:rPr>
-        <w:t>.</w:t>
+        <w:t>, non quattro. Il quarto scontro è il Divoratore.</w:t>
       </w:r>
     </w:p>
     <w:p>
@@ -2468,7 +3519,43 @@
         <w:pStyle w:val="Heading2"/>
       </w:pPr>
       <w:r>
-        <w:t>ATTO II — «Riprenditi la luce» · settori 21-65 [SCRITTO]</w:t>
+        <w:t>ATTO II — «OLTRE LA FRATTURA» · settori 21-65 [SCRITTO]</w:t>
+      </w:r>
+    </w:p>
+    <w:p>
+      <w:pPr>
+        <w:spacing w:before="160" w:after="200"/>
+        <w:ind w:left="340"/>
+        <w:pBdr>
+          <w:left w:val="single" w:sz="18" w:space="10" w:color="7A3FD6"/>
+        </w:pBdr>
+      </w:pPr>
+      <w:r>
+        <w:rPr>
+          <w:i/>
+          <w:sz w:val="21"/>
+        </w:rPr>
+        <w:t>Riprenditi la luce.</w:t>
+      </w:r>
+    </w:p>
+    <w:p>
+      <w:r>
+        <w:rPr>
+          <w:b/>
+        </w:rPr>
+        <w:t>«Oltre la Frattura» è il nome di questo atto</w:t>
+      </w:r>
+      <w:r>
+        <w:t xml:space="preserve">, non di una modalità di gioco. Il gioco finisce al settore 65, col versamento di Ampere. La modalità infinita — il passatempo per chi ogni tanto vuole solo giocare — si sblocca </w:t>
+      </w:r>
+      <w:r>
+        <w:rPr>
+          <w:b/>
+        </w:rPr>
+        <w:t>dopo</w:t>
+      </w:r>
+      <w:r>
+        <w:t>, a gioco finito, e sta fuori dalla storia.</w:t>
       </w:r>
     </w:p>
     <w:p>
@@ -5954,7 +7041,7 @@
     </w:p>
     <w:p>
       <w:r>
-        <w:t>Le decisioni prese si trovano dove competono, non qui. Restano da sciogliere:</w:t>
+        <w:t>Ne restano due. Tutto il resto è stato deciso e sta nel capitolo che gli compete.</w:t>
       </w:r>
     </w:p>
     <w:p>
@@ -5968,19 +7055,28 @@
         <w:t>Come si chiama la modalità infinita?</w:t>
       </w:r>
       <w:r>
-        <w:t xml:space="preserve"> Proposta: </w:t>
-      </w:r>
-      <w:r>
-        <w:rPr>
-          <w:i/>
-        </w:rPr>
-        <w:t>Circuito Aperto</w:t>
-      </w:r>
-      <w:r>
-        <w:t>, così</w:t>
-      </w:r>
-      <w:r>
-        <w:t xml:space="preserve"> «Oltre la Frattura» resta un posto della storia (vedi capitolo 10).</w:t>
+        <w:t xml:space="preserve"> Non è più «Oltre la Frattura»:</w:t>
+      </w:r>
+      <w:r>
+        <w:t xml:space="preserve"> quello è il nome dell'atto II. È il passatempo che si sblocca a gioco finito,</w:t>
+      </w:r>
+      <w:r>
+        <w:t xml:space="preserve"> dopo il settore 65, e sta fuori dalla storia. Proposta: </w:t>
+      </w:r>
+      <w:r>
+        <w:rPr>
+          <w:b/>
+        </w:rPr>
+        <w:t>CIRCUITO APERTO</w:t>
+      </w:r>
+      <w:r>
+        <w:t xml:space="preserve"> —</w:t>
+      </w:r>
+      <w:r>
+        <w:t xml:space="preserve"> un circuito che non si chiude mai è esattamente un posto dove la corrente non</w:t>
+      </w:r>
+      <w:r>
+        <w:t xml:space="preserve"> arriva da nessuna parte, e infatti non finisce.</w:t>
       </w:r>
     </w:p>
     <w:p>
@@ -5991,13 +7087,154 @@
         <w:rPr>
           <w:b/>
         </w:rPr>
-        <w:t>Chi erano gli antichi Custodi</w:t>
-      </w:r>
-      <w:r>
-        <w:t xml:space="preserve"> che costruirono Ampere? Servono davvero, o</w:t>
-      </w:r>
-      <w:r>
-        <w:t xml:space="preserve"> restano un'eco?</w:t>
+        <w:t>Che forma e che nome ha la creatura che resta di ECHO-0?</w:t>
+      </w:r>
+      <w:r>
+        <w:t xml:space="preserve"> La disegna</w:t>
+      </w:r>
+      <w:r>
+        <w:t xml:space="preserve"> l'altra IA, e dal disegno viene il nome. Fino ad allora, nei testi, si scrive</w:t>
+      </w:r>
+      <w:r>
+        <w:t xml:space="preserve"> «la creatura che resta».</w:t>
+      </w:r>
+    </w:p>
+    <w:p>
+      <w:pPr>
+        <w:pStyle w:val="Heading2"/>
+      </w:pPr>
+      <w:r>
+        <w:t>Decise, per memoria</w:t>
+      </w:r>
+    </w:p>
+    <w:p>
+      <w:r>
+        <w:t>Eclissia è il nome dell'altro mondo · Ampere torna in mano ai Custodi al settore 30 · alla fine si versa e la lanterna resta · l'ultimo nemico è OHM · la cima si gioca in soggettiva, la salita in 2,5D · la Frattura si era già aperta una volta e fu chiusa nel modo sbagliato · Aren e Lyra erano due tecnici di turno, non due prescelti · i Comandanti sono d'area e non hanno nomi propri · ECHO-2 ed ECHO-3 non si fanno · il capitolo zero racconta la notte prima.</w:t>
+      </w:r>
+    </w:p>
+    <w:p>
+      <w:pPr>
+        <w:pStyle w:val="Heading1"/>
+      </w:pPr>
+      <w:r>
+        <w:t>12. Come si aggiorna questa Bibbia</w:t>
+      </w:r>
+    </w:p>
+    <w:p>
+      <w:pPr>
+        <w:pStyle w:val="Heading2"/>
+      </w:pPr>
+      <w:r>
+        <w:t>I due file</w:t>
+      </w:r>
+    </w:p>
+    <w:p>
+      <w:r>
+        <w:t xml:space="preserve">La Bibbia vive in </w:t>
+      </w:r>
+      <w:r>
+        <w:rPr>
+          <w:b/>
+        </w:rPr>
+        <w:t>due formati allineati</w:t>
+      </w:r>
+      <w:r>
+        <w:t>:</w:t>
+      </w:r>
+    </w:p>
+    <w:p>
+      <w:pPr>
+        <w:pStyle w:val="ListBullet"/>
+      </w:pPr>
+      <w:r>
+        <w:rPr>
+          <w:b/>
+        </w:rPr>
+        <w:t>`STORIA.md`</w:t>
+      </w:r>
+      <w:r>
+        <w:t xml:space="preserve"> — la fonte. È qui che si scrive, ed è questo che si dà da</w:t>
+      </w:r>
+      <w:r>
+        <w:t xml:space="preserve"> leggere alle intelligenze artificiali.</w:t>
+      </w:r>
+    </w:p>
+    <w:p>
+      <w:pPr>
+        <w:pStyle w:val="ListBullet"/>
+      </w:pPr>
+      <w:r>
+        <w:rPr>
+          <w:b/>
+        </w:rPr>
+        <w:t>`VOLT_Bibbia.docx`</w:t>
+      </w:r>
+      <w:r>
+        <w:t xml:space="preserve"> — la stampa, per chi legge da persona.</w:t>
+      </w:r>
+    </w:p>
+    <w:p>
+      <w:r>
+        <w:rPr>
+          <w:b/>
+        </w:rPr>
+        <w:t>Il Word non si modifica mai a mano.</w:t>
+      </w:r>
+      <w:r>
+        <w:t xml:space="preserve"> Si scrive nell'</w:t>
+      </w:r>
+      <w:r>
+        <w:rPr>
+          <w:rFonts w:ascii="Consolas" w:hAnsi="Consolas"/>
+          <w:color w:val="7A3FD6"/>
+          <w:sz w:val="19"/>
+        </w:rPr>
+        <w:t>.md</w:t>
+      </w:r>
+      <w:r>
+        <w:t xml:space="preserve"> e si rilancia:</w:t>
+      </w:r>
+    </w:p>
+    <w:p>
+      <w:r>
+        <w:rPr>
+          <w:rFonts w:ascii="Consolas" w:hAnsi="Consolas"/>
+          <w:color w:val="7A3FD6"/>
+          <w:sz w:val="19"/>
+        </w:rPr>
+      </w:r>
+      <w:r>
+        <w:rPr>
+          <w:rFonts w:ascii="Consolas" w:hAnsi="Consolas"/>
+          <w:color w:val="7A3FD6"/>
+          <w:sz w:val="19"/>
+        </w:rPr>
+        <w:t xml:space="preserve"> python strumenti/bibbia_docx.py </w:t>
+      </w:r>
+      <w:r>
+        <w:rPr>
+          <w:rFonts w:ascii="Consolas" w:hAnsi="Consolas"/>
+          <w:color w:val="7A3FD6"/>
+          <w:sz w:val="19"/>
+        </w:rPr>
+      </w:r>
+    </w:p>
+    <w:p>
+      <w:r>
+        <w:t>Il documento si rigenera identico, con copertina, titoli e tabelle. Così i due file non possono litigare: uno è la fonte, l'altro è la sua fotografia.</w:t>
+      </w:r>
+    </w:p>
+    <w:p>
+      <w:pPr>
+        <w:pStyle w:val="Heading2"/>
+      </w:pPr>
+      <w:r>
+        <w:t>Le tre prove</w:t>
+      </w:r>
+    </w:p>
+    <w:p>
+      <w:r>
+        <w:t>Un'idea nuova entra nella Bibbia solo se supera tre controlli:</w:t>
       </w:r>
     </w:p>
     <w:p>
@@ -6008,13 +7245,10 @@
         <w:rPr>
           <w:b/>
         </w:rPr>
-        <w:t>Perché proprio Aren e Lyra</w:t>
-      </w:r>
-      <w:r>
-        <w:t xml:space="preserve"> vegliavano sul Nucleo? Sono stati scelti,</w:t>
-      </w:r>
-      <w:r>
-        <w:t xml:space="preserve"> nati così, o si sono trovati lì?</w:t>
+        <w:t>non contraddice il canone</w:t>
+      </w:r>
+      <w:r>
+        <w:t xml:space="preserve"> (e se lo contraddice, si dice quale riga cambia);</w:t>
       </w:r>
     </w:p>
     <w:p>
@@ -6025,10 +7259,10 @@
         <w:rPr>
           <w:b/>
         </w:rPr>
-        <w:t>Nomi e storie dei tre Comandanti</w:t>
-      </w:r>
-      <w:r>
-        <w:t xml:space="preserve"> della prima campagna.</w:t>
+        <w:t>migliora il gioco o l'emozione</w:t>
+      </w:r>
+      <w:r>
+        <w:t xml:space="preserve"> — non solo la mitologia;</w:t>
       </w:r>
     </w:p>
     <w:p>
@@ -6039,10 +7273,2973 @@
         <w:rPr>
           <w:b/>
         </w:rPr>
-        <w:t>ECHO-2 ed ECHO-3</w:t>
-      </w:r>
-      <w:r>
-        <w:t xml:space="preserve"> esistono o bastano ECHO-0, ECHO-1 e OHM?</w:t>
+        <w:t>si può raccontare con chiarezza in tutti i media</w:t>
+      </w:r>
+      <w:r>
+        <w:t>: in un livello, in un</w:t>
+      </w:r>
+      <w:r>
+        <w:t xml:space="preserve"> post, in un disegno.</w:t>
+      </w:r>
+    </w:p>
+    <w:p>
+      <w:pPr>
+        <w:pStyle w:val="Heading2"/>
+      </w:pPr>
+      <w:r>
+        <w:t>La manutenzione</w:t>
+      </w:r>
+    </w:p>
+    <w:p>
+      <w:r>
+        <w:t xml:space="preserve">Quando si decide qualcosa, si scrive </w:t>
+      </w:r>
+      <w:r>
+        <w:rPr>
+          <w:b/>
+        </w:rPr>
+        <w:t>qui</w:t>
+      </w:r>
+      <w:r>
+        <w:t xml:space="preserve">, con la sua etichetta, e si aggiorna la data in cima. Quando una cosa </w:t>
+      </w:r>
+      <w:r>
+        <w:rPr>
+          <w:b/>
+        </w:rPr>
+        <w:t>[SCRITTO]</w:t>
+      </w:r>
+      <w:r>
+        <w:t xml:space="preserve"> entra nel gioco diventa </w:t>
+      </w:r>
+      <w:r>
+        <w:rPr>
+          <w:b/>
+        </w:rPr>
+        <w:t>[GIOCO]</w:t>
+      </w:r>
+      <w:r>
+        <w:t>. Quando una domanda aperta trova risposta, la risposta sale nel capitolo che le compete e la domanda sparisce dal capitolo 11.</w:t>
+      </w:r>
+    </w:p>
+    <w:p>
+      <w:r>
+        <w:t>Tutto sta dentro la cartella del gioco e viaggia con il codice: se cambia il gioco, si cambiano i file nello stesso momento.</w:t>
+      </w:r>
+    </w:p>
+    <w:p>
+      <w:pPr>
+        <w:pStyle w:val="Heading1"/>
+      </w:pPr>
+      <w:r>
+        <w:t>13. Sinossi lunga</w:t>
+      </w:r>
+    </w:p>
+    <w:p>
+      <w:r>
+        <w:t>Da usare quando serve raccontare tutto in una volta: una presentazione, un post lungo, la descrizione del gioco.</w:t>
+      </w:r>
+    </w:p>
+    <w:p>
+      <w:r>
+        <w:t xml:space="preserve">Lumina vive di energia, ma la sua luce nasconde una tensione che cresce. Quando il Nucleo non riesce più a contenerla il cielo si spezza, e una Frattura collega il mondo a </w:t>
+      </w:r>
+      <w:r>
+        <w:rPr>
+          <w:b/>
+        </w:rPr>
+        <w:t>Eclissia</w:t>
+      </w:r>
+      <w:r>
+        <w:t xml:space="preserve">, l'altro capo del circuito — anche se nessuno, a Lumina, sa ancora che dall'altra parte ci sia un mondo. Dalla ferita emerge il Divoratore. Aren e Lyra, i due Custodi, cercano di fermarlo, ma il Nucleo può legarsi a uno solo di loro. Il giocatore sceglie chi diventerà </w:t>
+      </w:r>
+      <w:r>
+        <w:rPr>
+          <w:b/>
+        </w:rPr>
+        <w:t>VOLT</w:t>
+      </w:r>
+      <w:r>
+        <w:t>; l'altro viene rapito e rinchiuso oltre la Frattura.</w:t>
+      </w:r>
+    </w:p>
+    <w:p>
+      <w:r>
+        <w:t xml:space="preserve">Il Custode scelto attraversa venti settori, abbatte tre Comandanti, impara il Rush e la navicella e costruisce una combinazione di poteri tutta sua. Dalla cella, la persona amata non sta a guardare: manda segnali, lascia frammenti, prepara la propria liberazione. E intanto, senza che nessuno se ne accorga, qualcosa porta via dalla centrale la lanterna che tiene accesa Lumina: nei settori finali il mondo comincia a spegnersi a intermittenza. Al ventesimo il Divoratore cade, la cella si spezza, i due si riabbracciano — </w:t>
+      </w:r>
+      <w:r>
+        <w:rPr>
+          <w:b/>
+        </w:rPr>
+        <w:t>mentre alle loro spalle la luce se ne va</w:t>
+      </w:r>
+      <w:r>
+        <w:t>.</w:t>
+      </w:r>
+    </w:p>
+    <w:p>
+      <w:r>
+        <w:t xml:space="preserve">A rubare </w:t>
+      </w:r>
+      <w:r>
+        <w:rPr>
+          <w:b/>
+        </w:rPr>
+        <w:t>Ampere</w:t>
+      </w:r>
+      <w:r>
+        <w:t xml:space="preserve"> è stato </w:t>
+      </w:r>
+      <w:r>
+        <w:rPr>
+          <w:b/>
+        </w:rPr>
+        <w:t>ECHO-0</w:t>
+      </w:r>
+      <w:r>
+        <w:t>: una coscienza nata per sbaglio dall'energia corrotta della lanterna e cresciuta con ogni potere che il giocatore ha scelto. Dice di volerla per spegnere Lumina. La verità è un'altra: se Ampere torna a funzionare, la Frattura si chiude e lui smette di esistere.</w:t>
+      </w:r>
+    </w:p>
+    <w:p>
+      <w:r>
+        <w:t xml:space="preserve">Aren e Lyra attraversano insieme, e da quel momento il giocatore li alterna: la forza di Aren e la velocità di Lyra diventano due parti dello stesso circuito. Per quindici settori non sono in un altro mondo, ma </w:t>
+      </w:r>
+      <w:r>
+        <w:rPr>
+          <w:b/>
+        </w:rPr>
+        <w:t>dentro</w:t>
+      </w:r>
+      <w:r>
+        <w:t xml:space="preserve"> la ferita, fra pezzi di Lumina strappati e sospesi nel viola. Inseguono ECHO-0, che si ferma a combattere e scappa appena rischia di perdere, finché al trentesimo non gli strappano la lanterna di mano. Per cinque settori la proteggono mentre lui prova a riprendersela — e quando finalmente sta per cadere, dal buio arriva </w:t>
+      </w:r>
+      <w:r>
+        <w:rPr>
+          <w:b/>
+        </w:rPr>
+        <w:t>ECHO-1</w:t>
+      </w:r>
+      <w:r>
+        <w:t>, il Condensatore, che porta via Ampere a tutti e due.</w:t>
+      </w:r>
+    </w:p>
+    <w:p>
+      <w:r>
+        <w:t xml:space="preserve">ECHO-0 si arrende. Non perché è stato battuto: perché hanno derubato anche lui. Si rialza e mostra ai due il passaggio nascosto per </w:t>
+      </w:r>
+      <w:r>
+        <w:rPr>
+          <w:b/>
+        </w:rPr>
+        <w:t>Eclissia</w:t>
+      </w:r>
+      <w:r>
+        <w:t>, sapendo benissimo che quella strada porta alla propria fine.</w:t>
+      </w:r>
+    </w:p>
+    <w:p>
+      <w:r>
+        <w:t>In Eclissia le leggi del mondo cambiano ogni tre settori. Senza contenitore, la corrente i Custodi se la tengono addosso — scomoda, instabile, pericolosa — e seguono la scia verde che ECHO-1 perde mentre fugge. Lo raggiungono al cinquantaseiesimo: Ampere è incastonata nel suo petto come un reattore, stretta da tre cristalli. Si combatte in due, si allentano le morse una alla volta, e la lanterna torna a casa piena di tutto quello che i due si erano portati addosso.</w:t>
+      </w:r>
+    </w:p>
+    <w:p>
+      <w:r>
+        <w:t xml:space="preserve">Poi c'è da salire. Al centro di Eclissia si alza la </w:t>
+      </w:r>
+      <w:r>
+        <w:rPr>
+          <w:b/>
+        </w:rPr>
+        <w:t>Caldera Voltaica</w:t>
+      </w:r>
+      <w:r>
+        <w:t xml:space="preserve">, un vulcano di fulmini liquidi dove la differenza di potenziale fra i mondi tocca il massimo. Nove settori in verticale, e in cima aspetta </w:t>
+      </w:r>
+      <w:r>
+        <w:rPr>
+          <w:b/>
+        </w:rPr>
+        <w:t>OHM</w:t>
+      </w:r>
+      <w:r>
+        <w:t xml:space="preserve">: non un mostro, ma la resistenza stessa — la tensione che non ha mai avuto dove scaricarsi, e che a forza di accumularsi ha preso una forma. Sparargli lo nutre. L'unico modo è </w:t>
+      </w:r>
+      <w:r>
+        <w:rPr>
+          <w:b/>
+        </w:rPr>
+        <w:t>Ampere rovesciata</w:t>
+      </w:r>
+      <w:r>
+        <w:t>: la lanterna smette di versare e comincia ad aspirare, finché quello che si riversa nel cratere non è più corrente raccolta, ma lui.</w:t>
+      </w:r>
+    </w:p>
+    <w:p>
+      <w:r>
+        <w:t>Il vulcano non esplode: erutta una colonna verde che si divide in migliaia di filamenti e cuce il cielo lungo i bordi della Frattura. ECHO-0 sta per sparire insieme al mondo che lo ha creato — e i due Custodi deviano un filo di quella corrente nel suo nucleo. Il corpo di schegge si disfa; resta una creaturina di luce con un occhio ciano e uno rosa, che tornerà a Lumina con loro.</w:t>
+      </w:r>
+    </w:p>
+    <w:p>
+      <w:r>
+        <w:t>La Frattura non si chiude con la distruzione. Si chiude con l'equilibrio: la tensione ha finalmente trovato qualcosa in cui scorrere.</w:t>
+      </w:r>
+    </w:p>
+    <w:p>
+      <w:pPr>
+        <w:pStyle w:val="Heading1"/>
+      </w:pPr>
+      <w:r>
+        <w:t>14. Istruzioni per chi produce immagini, post e filmati</w:t>
+      </w:r>
+    </w:p>
+    <w:p>
+      <w:r>
+        <w:t>Questo capitolo è scritto per chi disegna e per chi scrive i post — l'altra intelligenza artificiale compresa. È la parte operativa: cosa si fa, in che ordine, e con quali vincoli.</w:t>
+      </w:r>
+    </w:p>
+    <w:p>
+      <w:pPr>
+        <w:pStyle w:val="Heading2"/>
+      </w:pPr>
+      <w:r>
+        <w:t>14.1 L'ordine di produzione</w:t>
+      </w:r>
+    </w:p>
+    <w:p>
+      <w:r>
+        <w:t>Non si comincia dal finale. Si costruisce nell'ordine in cui il pubblico incontrerà le cose, perché ogni pezzo deve poter essere pubblicato appena è pronto.</w:t>
+      </w:r>
+    </w:p>
+    <w:tbl>
+      <w:tblPr>
+        <w:tblStyle w:val="TableGrid"/>
+        <w:tblW w:type="auto" w:w="0"/>
+        <w:jc w:val="center"/>
+        <w:tblLook w:firstColumn="1" w:firstRow="1" w:lastColumn="0" w:lastRow="0" w:noHBand="0" w:noVBand="1" w:val="04A0"/>
+      </w:tblPr>
+      <w:tblGrid>
+        <w:gridCol w:w="3173"/>
+        <w:gridCol w:w="3173"/>
+        <w:gridCol w:w="3173"/>
+      </w:tblGrid>
+      <w:tr>
+        <w:tc>
+          <w:tcPr>
+            <w:tcW w:type="dxa" w:w="3173"/>
+            <w:shd w:val="clear" w:fill="3B4A7A"/>
+          </w:tcPr>
+          <w:p>
+            <w:pPr>
+              <w:spacing w:after="40"/>
+            </w:pPr>
+            <w:r/>
+            <w:r>
+              <w:rPr>
+                <w:b/>
+                <w:color w:val="FFFFFF"/>
+                <w:sz w:val="20"/>
+              </w:rPr>
+              <w:t>#</w:t>
+            </w:r>
+          </w:p>
+        </w:tc>
+        <w:tc>
+          <w:tcPr>
+            <w:tcW w:type="dxa" w:w="3173"/>
+            <w:shd w:val="clear" w:fill="3B4A7A"/>
+          </w:tcPr>
+          <w:p>
+            <w:pPr>
+              <w:spacing w:after="40"/>
+            </w:pPr>
+            <w:r/>
+            <w:r>
+              <w:rPr>
+                <w:b/>
+                <w:color w:val="FFFFFF"/>
+                <w:sz w:val="20"/>
+              </w:rPr>
+              <w:t>Cosa</w:t>
+            </w:r>
+          </w:p>
+        </w:tc>
+        <w:tc>
+          <w:tcPr>
+            <w:tcW w:type="dxa" w:w="3173"/>
+            <w:shd w:val="clear" w:fill="3B4A7A"/>
+          </w:tcPr>
+          <w:p>
+            <w:pPr>
+              <w:spacing w:after="40"/>
+            </w:pPr>
+            <w:r/>
+            <w:r>
+              <w:rPr>
+                <w:b/>
+                <w:color w:val="FFFFFF"/>
+                <w:sz w:val="20"/>
+              </w:rPr>
+              <w:t>Perché adesso</w:t>
+            </w:r>
+          </w:p>
+        </w:tc>
+      </w:tr>
+      <w:tr>
+        <w:tc>
+          <w:tcPr>
+            <w:tcW w:type="dxa" w:w="3173"/>
+          </w:tcPr>
+          <w:p>
+            <w:pPr>
+              <w:spacing w:after="40"/>
+            </w:pPr>
+            <w:r>
+              <w:rPr>
+                <w:sz w:val="20"/>
+              </w:rPr>
+            </w:r>
+            <w:r>
+              <w:rPr>
+                <w:sz w:val="20"/>
+              </w:rPr>
+              <w:t>1</w:t>
+            </w:r>
+          </w:p>
+        </w:tc>
+        <w:tc>
+          <w:tcPr>
+            <w:tcW w:type="dxa" w:w="3173"/>
+          </w:tcPr>
+          <w:p>
+            <w:pPr>
+              <w:spacing w:after="40"/>
+            </w:pPr>
+            <w:r>
+              <w:rPr>
+                <w:sz w:val="20"/>
+              </w:rPr>
+            </w:r>
+            <w:r>
+              <w:rPr>
+                <w:b/>
+                <w:sz w:val="20"/>
+              </w:rPr>
+              <w:t>Aren e Lyra</w:t>
+            </w:r>
+            <w:r>
+              <w:rPr>
+                <w:sz w:val="20"/>
+              </w:rPr>
+              <w:t xml:space="preserve"> — figure intere, fronte, profilo, schiena, espressioni</w:t>
+            </w:r>
+          </w:p>
+        </w:tc>
+        <w:tc>
+          <w:tcPr>
+            <w:tcW w:type="dxa" w:w="3173"/>
+          </w:tcPr>
+          <w:p>
+            <w:pPr>
+              <w:spacing w:after="40"/>
+            </w:pPr>
+            <w:r>
+              <w:rPr>
+                <w:sz w:val="20"/>
+              </w:rPr>
+            </w:r>
+            <w:r>
+              <w:rPr>
+                <w:sz w:val="20"/>
+              </w:rPr>
+              <w:t>Esistono già come riferimento nel gioco: da lì non ci si allontana più</w:t>
+            </w:r>
+          </w:p>
+        </w:tc>
+      </w:tr>
+      <w:tr>
+        <w:tc>
+          <w:tcPr>
+            <w:tcW w:type="dxa" w:w="3173"/>
+            <w:shd w:val="clear" w:fill="F1EFF8"/>
+          </w:tcPr>
+          <w:p>
+            <w:pPr>
+              <w:spacing w:after="40"/>
+            </w:pPr>
+            <w:r>
+              <w:rPr>
+                <w:sz w:val="20"/>
+              </w:rPr>
+            </w:r>
+            <w:r>
+              <w:rPr>
+                <w:sz w:val="20"/>
+              </w:rPr>
+              <w:t>2</w:t>
+            </w:r>
+          </w:p>
+        </w:tc>
+        <w:tc>
+          <w:tcPr>
+            <w:tcW w:type="dxa" w:w="3173"/>
+            <w:shd w:val="clear" w:fill="F1EFF8"/>
+          </w:tcPr>
+          <w:p>
+            <w:pPr>
+              <w:spacing w:after="40"/>
+            </w:pPr>
+            <w:r>
+              <w:rPr>
+                <w:sz w:val="20"/>
+              </w:rPr>
+            </w:r>
+            <w:r>
+              <w:rPr>
+                <w:b/>
+                <w:sz w:val="20"/>
+              </w:rPr>
+              <w:t>La centrale di Lumina</w:t>
+            </w:r>
+          </w:p>
+        </w:tc>
+        <w:tc>
+          <w:tcPr>
+            <w:tcW w:type="dxa" w:w="3173"/>
+            <w:shd w:val="clear" w:fill="F1EFF8"/>
+          </w:tcPr>
+          <w:p>
+            <w:pPr>
+              <w:spacing w:after="40"/>
+            </w:pPr>
+            <w:r>
+              <w:rPr>
+                <w:sz w:val="20"/>
+              </w:rPr>
+            </w:r>
+            <w:r>
+              <w:rPr>
+                <w:sz w:val="20"/>
+              </w:rPr>
+              <w:t>È il posto del capitolo zero: serve subito per i primi post</w:t>
+            </w:r>
+          </w:p>
+        </w:tc>
+      </w:tr>
+      <w:tr>
+        <w:tc>
+          <w:tcPr>
+            <w:tcW w:type="dxa" w:w="3173"/>
+          </w:tcPr>
+          <w:p>
+            <w:pPr>
+              <w:spacing w:after="40"/>
+            </w:pPr>
+            <w:r>
+              <w:rPr>
+                <w:sz w:val="20"/>
+              </w:rPr>
+            </w:r>
+            <w:r>
+              <w:rPr>
+                <w:sz w:val="20"/>
+              </w:rPr>
+              <w:t>3</w:t>
+            </w:r>
+          </w:p>
+        </w:tc>
+        <w:tc>
+          <w:tcPr>
+            <w:tcW w:type="dxa" w:w="3173"/>
+          </w:tcPr>
+          <w:p>
+            <w:pPr>
+              <w:spacing w:after="40"/>
+            </w:pPr>
+            <w:r>
+              <w:rPr>
+                <w:sz w:val="20"/>
+              </w:rPr>
+            </w:r>
+            <w:r>
+              <w:rPr>
+                <w:b/>
+                <w:sz w:val="20"/>
+              </w:rPr>
+              <w:t>AMPERE</w:t>
+            </w:r>
+            <w:r>
+              <w:rPr>
+                <w:sz w:val="20"/>
+              </w:rPr>
+              <w:t xml:space="preserve"> — la lanterna, in cinque stati di carica</w:t>
+            </w:r>
+          </w:p>
+        </w:tc>
+        <w:tc>
+          <w:tcPr>
+            <w:tcW w:type="dxa" w:w="3173"/>
+          </w:tcPr>
+          <w:p>
+            <w:pPr>
+              <w:spacing w:after="40"/>
+            </w:pPr>
+            <w:r>
+              <w:rPr>
+                <w:sz w:val="20"/>
+              </w:rPr>
+            </w:r>
+            <w:r>
+              <w:rPr>
+                <w:sz w:val="20"/>
+              </w:rPr>
+              <w:t>È il personaggio-oggetto del gioco. Va disegnata prima di ECHO-1, che la porta nel petto</w:t>
+            </w:r>
+          </w:p>
+        </w:tc>
+      </w:tr>
+      <w:tr>
+        <w:tc>
+          <w:tcPr>
+            <w:tcW w:type="dxa" w:w="3173"/>
+            <w:shd w:val="clear" w:fill="F1EFF8"/>
+          </w:tcPr>
+          <w:p>
+            <w:pPr>
+              <w:spacing w:after="40"/>
+            </w:pPr>
+            <w:r>
+              <w:rPr>
+                <w:sz w:val="20"/>
+              </w:rPr>
+            </w:r>
+            <w:r>
+              <w:rPr>
+                <w:sz w:val="20"/>
+              </w:rPr>
+              <w:t>4</w:t>
+            </w:r>
+          </w:p>
+        </w:tc>
+        <w:tc>
+          <w:tcPr>
+            <w:tcW w:type="dxa" w:w="3173"/>
+            <w:shd w:val="clear" w:fill="F1EFF8"/>
+          </w:tcPr>
+          <w:p>
+            <w:pPr>
+              <w:spacing w:after="40"/>
+            </w:pPr>
+            <w:r>
+              <w:rPr>
+                <w:sz w:val="20"/>
+              </w:rPr>
+            </w:r>
+            <w:r>
+              <w:rPr>
+                <w:b/>
+                <w:sz w:val="20"/>
+              </w:rPr>
+              <w:t>Il Divoratore</w:t>
+            </w:r>
+          </w:p>
+        </w:tc>
+        <w:tc>
+          <w:tcPr>
+            <w:tcW w:type="dxa" w:w="3173"/>
+            <w:shd w:val="clear" w:fill="F1EFF8"/>
+          </w:tcPr>
+          <w:p>
+            <w:pPr>
+              <w:spacing w:after="40"/>
+            </w:pPr>
+            <w:r>
+              <w:rPr>
+                <w:sz w:val="20"/>
+              </w:rPr>
+            </w:r>
+            <w:r>
+              <w:rPr>
+                <w:sz w:val="20"/>
+              </w:rPr>
+              <w:t>Chiude l'atto I</w:t>
+            </w:r>
+          </w:p>
+        </w:tc>
+      </w:tr>
+      <w:tr>
+        <w:tc>
+          <w:tcPr>
+            <w:tcW w:type="dxa" w:w="3173"/>
+          </w:tcPr>
+          <w:p>
+            <w:pPr>
+              <w:spacing w:after="40"/>
+            </w:pPr>
+            <w:r>
+              <w:rPr>
+                <w:sz w:val="20"/>
+              </w:rPr>
+            </w:r>
+            <w:r>
+              <w:rPr>
+                <w:sz w:val="20"/>
+              </w:rPr>
+              <w:t>5</w:t>
+            </w:r>
+          </w:p>
+        </w:tc>
+        <w:tc>
+          <w:tcPr>
+            <w:tcW w:type="dxa" w:w="3173"/>
+          </w:tcPr>
+          <w:p>
+            <w:pPr>
+              <w:spacing w:after="40"/>
+            </w:pPr>
+            <w:r>
+              <w:rPr>
+                <w:sz w:val="20"/>
+              </w:rPr>
+            </w:r>
+            <w:r>
+              <w:rPr>
+                <w:b/>
+                <w:sz w:val="20"/>
+              </w:rPr>
+              <w:t>La Frattura come luogo</w:t>
+            </w:r>
+            <w:r>
+              <w:rPr>
+                <w:sz w:val="20"/>
+              </w:rPr>
+              <w:t xml:space="preserve"> — pezzi di Lumina sospesi nel viola</w:t>
+            </w:r>
+          </w:p>
+        </w:tc>
+        <w:tc>
+          <w:tcPr>
+            <w:tcW w:type="dxa" w:w="3173"/>
+          </w:tcPr>
+          <w:p>
+            <w:pPr>
+              <w:spacing w:after="40"/>
+            </w:pPr>
+            <w:r>
+              <w:rPr>
+                <w:sz w:val="20"/>
+              </w:rPr>
+            </w:r>
+            <w:r>
+              <w:rPr>
+                <w:sz w:val="20"/>
+              </w:rPr>
+              <w:t>Ambientazione dei settori 21-35</w:t>
+            </w:r>
+          </w:p>
+        </w:tc>
+      </w:tr>
+      <w:tr>
+        <w:tc>
+          <w:tcPr>
+            <w:tcW w:type="dxa" w:w="3173"/>
+            <w:shd w:val="clear" w:fill="F1EFF8"/>
+          </w:tcPr>
+          <w:p>
+            <w:pPr>
+              <w:spacing w:after="40"/>
+            </w:pPr>
+            <w:r>
+              <w:rPr>
+                <w:sz w:val="20"/>
+              </w:rPr>
+            </w:r>
+            <w:r>
+              <w:rPr>
+                <w:sz w:val="20"/>
+              </w:rPr>
+              <w:t>6</w:t>
+            </w:r>
+          </w:p>
+        </w:tc>
+        <w:tc>
+          <w:tcPr>
+            <w:tcW w:type="dxa" w:w="3173"/>
+            <w:shd w:val="clear" w:fill="F1EFF8"/>
+          </w:tcPr>
+          <w:p>
+            <w:pPr>
+              <w:spacing w:after="40"/>
+            </w:pPr>
+            <w:r>
+              <w:rPr>
+                <w:sz w:val="20"/>
+              </w:rPr>
+            </w:r>
+            <w:r>
+              <w:rPr>
+                <w:b/>
+                <w:sz w:val="20"/>
+              </w:rPr>
+              <w:t>ECHO-0</w:t>
+            </w:r>
+          </w:p>
+        </w:tc>
+        <w:tc>
+          <w:tcPr>
+            <w:tcW w:type="dxa" w:w="3173"/>
+            <w:shd w:val="clear" w:fill="F1EFF8"/>
+          </w:tcPr>
+          <w:p>
+            <w:pPr>
+              <w:spacing w:after="40"/>
+            </w:pPr>
+            <w:r>
+              <w:rPr>
+                <w:sz w:val="20"/>
+              </w:rPr>
+            </w:r>
+            <w:r>
+              <w:rPr>
+                <w:sz w:val="20"/>
+              </w:rPr>
+              <w:t>Esiste già un rendering: va solo declinato nei poteri rubati</w:t>
+            </w:r>
+          </w:p>
+        </w:tc>
+      </w:tr>
+      <w:tr>
+        <w:tc>
+          <w:tcPr>
+            <w:tcW w:type="dxa" w:w="3173"/>
+          </w:tcPr>
+          <w:p>
+            <w:pPr>
+              <w:spacing w:after="40"/>
+            </w:pPr>
+            <w:r>
+              <w:rPr>
+                <w:sz w:val="20"/>
+              </w:rPr>
+            </w:r>
+            <w:r>
+              <w:rPr>
+                <w:sz w:val="20"/>
+              </w:rPr>
+              <w:t>7</w:t>
+            </w:r>
+          </w:p>
+        </w:tc>
+        <w:tc>
+          <w:tcPr>
+            <w:tcW w:type="dxa" w:w="3173"/>
+          </w:tcPr>
+          <w:p>
+            <w:pPr>
+              <w:spacing w:after="40"/>
+            </w:pPr>
+            <w:r>
+              <w:rPr>
+                <w:sz w:val="20"/>
+              </w:rPr>
+            </w:r>
+            <w:r>
+              <w:rPr>
+                <w:b/>
+                <w:sz w:val="20"/>
+              </w:rPr>
+              <w:t>Eclissia</w:t>
+            </w:r>
+            <w:r>
+              <w:rPr>
+                <w:sz w:val="20"/>
+              </w:rPr>
+              <w:t xml:space="preserve"> — panorami</w:t>
+            </w:r>
+          </w:p>
+        </w:tc>
+        <w:tc>
+          <w:tcPr>
+            <w:tcW w:type="dxa" w:w="3173"/>
+          </w:tcPr>
+          <w:p>
+            <w:pPr>
+              <w:spacing w:after="40"/>
+            </w:pPr>
+            <w:r>
+              <w:rPr>
+                <w:sz w:val="20"/>
+              </w:rPr>
+            </w:r>
+            <w:r>
+              <w:rPr>
+                <w:sz w:val="20"/>
+              </w:rPr>
+              <w:t>Ambientazione dei settori 36-55, e materiale enorme per i post</w:t>
+            </w:r>
+          </w:p>
+        </w:tc>
+      </w:tr>
+      <w:tr>
+        <w:tc>
+          <w:tcPr>
+            <w:tcW w:type="dxa" w:w="3173"/>
+            <w:shd w:val="clear" w:fill="F1EFF8"/>
+          </w:tcPr>
+          <w:p>
+            <w:pPr>
+              <w:spacing w:after="40"/>
+            </w:pPr>
+            <w:r>
+              <w:rPr>
+                <w:sz w:val="20"/>
+              </w:rPr>
+            </w:r>
+            <w:r>
+              <w:rPr>
+                <w:sz w:val="20"/>
+              </w:rPr>
+              <w:t>8</w:t>
+            </w:r>
+          </w:p>
+        </w:tc>
+        <w:tc>
+          <w:tcPr>
+            <w:tcW w:type="dxa" w:w="3173"/>
+            <w:shd w:val="clear" w:fill="F1EFF8"/>
+          </w:tcPr>
+          <w:p>
+            <w:pPr>
+              <w:spacing w:after="40"/>
+            </w:pPr>
+            <w:r>
+              <w:rPr>
+                <w:sz w:val="20"/>
+              </w:rPr>
+            </w:r>
+            <w:r>
+              <w:rPr>
+                <w:b/>
+                <w:sz w:val="20"/>
+              </w:rPr>
+              <w:t>ECHO-1</w:t>
+            </w:r>
+          </w:p>
+        </w:tc>
+        <w:tc>
+          <w:tcPr>
+            <w:tcW w:type="dxa" w:w="3173"/>
+            <w:shd w:val="clear" w:fill="F1EFF8"/>
+          </w:tcPr>
+          <w:p>
+            <w:pPr>
+              <w:spacing w:after="40"/>
+            </w:pPr>
+            <w:r>
+              <w:rPr>
+                <w:sz w:val="20"/>
+              </w:rPr>
+            </w:r>
+            <w:r>
+              <w:rPr>
+                <w:sz w:val="20"/>
+              </w:rPr>
+              <w:t xml:space="preserve">Il rendering esiste: serve la versione </w:t>
+            </w:r>
+            <w:r>
+              <w:rPr>
+                <w:b/>
+                <w:sz w:val="20"/>
+              </w:rPr>
+              <w:t>con Ampere incastonata nel petto</w:t>
+            </w:r>
+          </w:p>
+        </w:tc>
+      </w:tr>
+      <w:tr>
+        <w:tc>
+          <w:tcPr>
+            <w:tcW w:type="dxa" w:w="3173"/>
+          </w:tcPr>
+          <w:p>
+            <w:pPr>
+              <w:spacing w:after="40"/>
+            </w:pPr>
+            <w:r>
+              <w:rPr>
+                <w:sz w:val="20"/>
+              </w:rPr>
+            </w:r>
+            <w:r>
+              <w:rPr>
+                <w:sz w:val="20"/>
+              </w:rPr>
+              <w:t>9</w:t>
+            </w:r>
+          </w:p>
+        </w:tc>
+        <w:tc>
+          <w:tcPr>
+            <w:tcW w:type="dxa" w:w="3173"/>
+          </w:tcPr>
+          <w:p>
+            <w:pPr>
+              <w:spacing w:after="40"/>
+            </w:pPr>
+            <w:r>
+              <w:rPr>
+                <w:sz w:val="20"/>
+              </w:rPr>
+            </w:r>
+            <w:r>
+              <w:rPr>
+                <w:b/>
+                <w:sz w:val="20"/>
+              </w:rPr>
+              <w:t>La Caldera Voltaica</w:t>
+            </w:r>
+          </w:p>
+        </w:tc>
+        <w:tc>
+          <w:tcPr>
+            <w:tcW w:type="dxa" w:w="3173"/>
+          </w:tcPr>
+          <w:p>
+            <w:pPr>
+              <w:spacing w:after="40"/>
+            </w:pPr>
+            <w:r>
+              <w:rPr>
+                <w:sz w:val="20"/>
+              </w:rPr>
+            </w:r>
+            <w:r>
+              <w:rPr>
+                <w:sz w:val="20"/>
+              </w:rPr>
+              <w:t>Il posto finale</w:t>
+            </w:r>
+          </w:p>
+        </w:tc>
+      </w:tr>
+      <w:tr>
+        <w:tc>
+          <w:tcPr>
+            <w:tcW w:type="dxa" w:w="3173"/>
+            <w:shd w:val="clear" w:fill="F1EFF8"/>
+          </w:tcPr>
+          <w:p>
+            <w:pPr>
+              <w:spacing w:after="40"/>
+            </w:pPr>
+            <w:r>
+              <w:rPr>
+                <w:sz w:val="20"/>
+              </w:rPr>
+            </w:r>
+            <w:r>
+              <w:rPr>
+                <w:sz w:val="20"/>
+              </w:rPr>
+              <w:t>10</w:t>
+            </w:r>
+          </w:p>
+        </w:tc>
+        <w:tc>
+          <w:tcPr>
+            <w:tcW w:type="dxa" w:w="3173"/>
+            <w:shd w:val="clear" w:fill="F1EFF8"/>
+          </w:tcPr>
+          <w:p>
+            <w:pPr>
+              <w:spacing w:after="40"/>
+            </w:pPr>
+            <w:r>
+              <w:rPr>
+                <w:sz w:val="20"/>
+              </w:rPr>
+            </w:r>
+            <w:r>
+              <w:rPr>
+                <w:b/>
+                <w:sz w:val="20"/>
+              </w:rPr>
+              <w:t>OHM</w:t>
+            </w:r>
+          </w:p>
+        </w:tc>
+        <w:tc>
+          <w:tcPr>
+            <w:tcW w:type="dxa" w:w="3173"/>
+            <w:shd w:val="clear" w:fill="F1EFF8"/>
+          </w:tcPr>
+          <w:p>
+            <w:pPr>
+              <w:spacing w:after="40"/>
+            </w:pPr>
+            <w:r>
+              <w:rPr>
+                <w:sz w:val="20"/>
+              </w:rPr>
+            </w:r>
+            <w:r>
+              <w:rPr>
+                <w:sz w:val="20"/>
+              </w:rPr>
+              <w:t>L'ultimo nemico. Nessuno lo deve vedere prima del momento giusto</w:t>
+            </w:r>
+          </w:p>
+        </w:tc>
+      </w:tr>
+      <w:tr>
+        <w:tc>
+          <w:tcPr>
+            <w:tcW w:type="dxa" w:w="3173"/>
+          </w:tcPr>
+          <w:p>
+            <w:pPr>
+              <w:spacing w:after="40"/>
+            </w:pPr>
+            <w:r>
+              <w:rPr>
+                <w:sz w:val="20"/>
+              </w:rPr>
+            </w:r>
+            <w:r>
+              <w:rPr>
+                <w:sz w:val="20"/>
+              </w:rPr>
+              <w:t>11</w:t>
+            </w:r>
+          </w:p>
+        </w:tc>
+        <w:tc>
+          <w:tcPr>
+            <w:tcW w:type="dxa" w:w="3173"/>
+          </w:tcPr>
+          <w:p>
+            <w:pPr>
+              <w:spacing w:after="40"/>
+            </w:pPr>
+            <w:r>
+              <w:rPr>
+                <w:sz w:val="20"/>
+              </w:rPr>
+            </w:r>
+            <w:r>
+              <w:rPr>
+                <w:b/>
+                <w:sz w:val="20"/>
+              </w:rPr>
+              <w:t>La creatura che resta</w:t>
+            </w:r>
+          </w:p>
+        </w:tc>
+        <w:tc>
+          <w:tcPr>
+            <w:tcW w:type="dxa" w:w="3173"/>
+          </w:tcPr>
+          <w:p>
+            <w:pPr>
+              <w:spacing w:after="40"/>
+            </w:pPr>
+            <w:r>
+              <w:rPr>
+                <w:sz w:val="20"/>
+              </w:rPr>
+            </w:r>
+            <w:r>
+              <w:rPr>
+                <w:sz w:val="20"/>
+              </w:rPr>
+              <w:t>Ultima. Dal disegno verrà anche il suo nome</w:t>
+            </w:r>
+          </w:p>
+        </w:tc>
+      </w:tr>
+    </w:tbl>
+    <w:p/>
+    <w:p>
+      <w:pPr>
+        <w:pStyle w:val="Heading2"/>
+      </w:pPr>
+      <w:r>
+        <w:t>14.2 La coerenza dei personaggi</w:t>
+      </w:r>
+    </w:p>
+    <w:p>
+      <w:r>
+        <w:t>È il problema numero uno, e si risolve in un modo solo:</w:t>
+      </w:r>
+    </w:p>
+    <w:p>
+      <w:pPr>
+        <w:pStyle w:val="ListBullet"/>
+      </w:pPr>
+      <w:r>
+        <w:rPr>
+          <w:b/>
+        </w:rPr>
+        <w:t>si parte sempre dalla stessa immagine di riferimento</w:t>
+      </w:r>
+      <w:r>
+        <w:t xml:space="preserve"> del personaggio;</w:t>
+      </w:r>
+    </w:p>
+    <w:p>
+      <w:pPr>
+        <w:pStyle w:val="ListBullet"/>
+      </w:pPr>
+      <w:r>
+        <w:t xml:space="preserve">si generano </w:t>
+      </w:r>
+      <w:r>
+        <w:rPr>
+          <w:b/>
+        </w:rPr>
+        <w:t>tutte</w:t>
+      </w:r>
+      <w:r>
+        <w:t xml:space="preserve"> le immagini di un personaggio prima di passare al</w:t>
+      </w:r>
+      <w:r>
+        <w:t xml:space="preserve"> successivo;</w:t>
+      </w:r>
+    </w:p>
+    <w:p>
+      <w:pPr>
+        <w:pStyle w:val="ListBullet"/>
+      </w:pPr>
+      <w:r>
+        <w:t>prima di tenerle, si guardano di fila: se una faccia cambia, si nota subito;</w:t>
+      </w:r>
+    </w:p>
+    <w:p>
+      <w:pPr>
+        <w:pStyle w:val="ListBullet"/>
+      </w:pPr>
+      <w:r>
+        <w:t>i colori sono quelli scritti nel capitolo 8, non «un blu simile».</w:t>
+      </w:r>
+    </w:p>
+    <w:p>
+      <w:pPr>
+        <w:pStyle w:val="Heading2"/>
+      </w:pPr>
+      <w:r>
+        <w:t>14.3 I filmati del gioco</w:t>
+      </w:r>
+    </w:p>
+    <w:p>
+      <w:r>
+        <w:t xml:space="preserve">Il gioco mostra brevi filmati fra una fase e l'altra, come faceva </w:t>
+      </w:r>
+      <w:r>
+        <w:rPr>
+          <w:i/>
+        </w:rPr>
+        <w:t>Prince of Persia</w:t>
+      </w:r>
+      <w:r>
+        <w:t xml:space="preserve">: non sono premi, sono </w:t>
+      </w:r>
+      <w:r>
+        <w:rPr>
+          <w:b/>
+        </w:rPr>
+        <w:t>il modo in cui la storia va avanti mentre si gioca</w:t>
+      </w:r>
+      <w:r>
+        <w:t>.</w:t>
+      </w:r>
+    </w:p>
+    <w:p>
+      <w:r>
+        <w:rPr>
+          <w:b/>
+        </w:rPr>
+        <w:t>Fatti</w:t>
+      </w:r>
+      <w:r>
+        <w:t xml:space="preserve"> (già dentro il gioco, quattro):</w:t>
+      </w:r>
+    </w:p>
+    <w:tbl>
+      <w:tblPr>
+        <w:tblStyle w:val="TableGrid"/>
+        <w:tblW w:type="auto" w:w="0"/>
+        <w:jc w:val="center"/>
+        <w:tblLook w:firstColumn="1" w:firstRow="1" w:lastColumn="0" w:lastRow="0" w:noHBand="0" w:noVBand="1" w:val="04A0"/>
+      </w:tblPr>
+      <w:tblGrid>
+        <w:gridCol w:w="3173"/>
+        <w:gridCol w:w="3173"/>
+        <w:gridCol w:w="3173"/>
+      </w:tblGrid>
+      <w:tr>
+        <w:tc>
+          <w:tcPr>
+            <w:tcW w:type="dxa" w:w="3173"/>
+            <w:shd w:val="clear" w:fill="3B4A7A"/>
+          </w:tcPr>
+          <w:p>
+            <w:pPr>
+              <w:spacing w:after="40"/>
+            </w:pPr>
+            <w:r/>
+            <w:r>
+              <w:rPr>
+                <w:b/>
+                <w:color w:val="FFFFFF"/>
+                <w:sz w:val="20"/>
+              </w:rPr>
+              <w:t>File</w:t>
+            </w:r>
+          </w:p>
+        </w:tc>
+        <w:tc>
+          <w:tcPr>
+            <w:tcW w:type="dxa" w:w="3173"/>
+            <w:shd w:val="clear" w:fill="3B4A7A"/>
+          </w:tcPr>
+          <w:p>
+            <w:pPr>
+              <w:spacing w:after="40"/>
+            </w:pPr>
+            <w:r/>
+            <w:r>
+              <w:rPr>
+                <w:b/>
+                <w:color w:val="FFFFFF"/>
+                <w:sz w:val="20"/>
+              </w:rPr>
+              <w:t>Quando</w:t>
+            </w:r>
+          </w:p>
+        </w:tc>
+        <w:tc>
+          <w:tcPr>
+            <w:tcW w:type="dxa" w:w="3173"/>
+            <w:shd w:val="clear" w:fill="3B4A7A"/>
+          </w:tcPr>
+          <w:p>
+            <w:pPr>
+              <w:spacing w:after="40"/>
+            </w:pPr>
+            <w:r/>
+            <w:r>
+              <w:rPr>
+                <w:b/>
+                <w:color w:val="FFFFFF"/>
+                <w:sz w:val="20"/>
+              </w:rPr>
+              <w:t>Cosa mostra</w:t>
+            </w:r>
+          </w:p>
+        </w:tc>
+      </w:tr>
+      <w:tr>
+        <w:tc>
+          <w:tcPr>
+            <w:tcW w:type="dxa" w:w="3173"/>
+          </w:tcPr>
+          <w:p>
+            <w:pPr>
+              <w:spacing w:after="40"/>
+            </w:pPr>
+            <w:r>
+              <w:rPr>
+                <w:sz w:val="20"/>
+              </w:rPr>
+            </w:r>
+            <w:r>
+              <w:rPr>
+                <w:rFonts w:ascii="Consolas" w:hAnsi="Consolas"/>
+                <w:color w:val="7A3FD6"/>
+                <w:sz w:val="20"/>
+              </w:rPr>
+              <w:t>rapimento_lyra</w:t>
+            </w:r>
+          </w:p>
+        </w:tc>
+        <w:tc>
+          <w:tcPr>
+            <w:tcW w:type="dxa" w:w="3173"/>
+          </w:tcPr>
+          <w:p>
+            <w:pPr>
+              <w:spacing w:after="40"/>
+            </w:pPr>
+            <w:r>
+              <w:rPr>
+                <w:sz w:val="20"/>
+              </w:rPr>
+            </w:r>
+            <w:r>
+              <w:rPr>
+                <w:sz w:val="20"/>
+              </w:rPr>
+              <w:t>inizio, se giochi Aren</w:t>
+            </w:r>
+          </w:p>
+        </w:tc>
+        <w:tc>
+          <w:tcPr>
+            <w:tcW w:type="dxa" w:w="3173"/>
+          </w:tcPr>
+          <w:p>
+            <w:pPr>
+              <w:spacing w:after="40"/>
+            </w:pPr>
+            <w:r>
+              <w:rPr>
+                <w:sz w:val="20"/>
+              </w:rPr>
+            </w:r>
+            <w:r>
+              <w:rPr>
+                <w:sz w:val="20"/>
+              </w:rPr>
+              <w:t>Lyra viene separata, trascinata oltre il portale, rinchiusa</w:t>
+            </w:r>
+          </w:p>
+        </w:tc>
+      </w:tr>
+      <w:tr>
+        <w:tc>
+          <w:tcPr>
+            <w:tcW w:type="dxa" w:w="3173"/>
+            <w:shd w:val="clear" w:fill="F1EFF8"/>
+          </w:tcPr>
+          <w:p>
+            <w:pPr>
+              <w:spacing w:after="40"/>
+            </w:pPr>
+            <w:r>
+              <w:rPr>
+                <w:sz w:val="20"/>
+              </w:rPr>
+            </w:r>
+            <w:r>
+              <w:rPr>
+                <w:rFonts w:ascii="Consolas" w:hAnsi="Consolas"/>
+                <w:color w:val="7A3FD6"/>
+                <w:sz w:val="20"/>
+              </w:rPr>
+              <w:t>rapimento_aren</w:t>
+            </w:r>
+          </w:p>
+        </w:tc>
+        <w:tc>
+          <w:tcPr>
+            <w:tcW w:type="dxa" w:w="3173"/>
+            <w:shd w:val="clear" w:fill="F1EFF8"/>
+          </w:tcPr>
+          <w:p>
+            <w:pPr>
+              <w:spacing w:after="40"/>
+            </w:pPr>
+            <w:r>
+              <w:rPr>
+                <w:sz w:val="20"/>
+              </w:rPr>
+            </w:r>
+            <w:r>
+              <w:rPr>
+                <w:sz w:val="20"/>
+              </w:rPr>
+              <w:t>inizio, se giochi Lyra</w:t>
+            </w:r>
+          </w:p>
+        </w:tc>
+        <w:tc>
+          <w:tcPr>
+            <w:tcW w:type="dxa" w:w="3173"/>
+            <w:shd w:val="clear" w:fill="F1EFF8"/>
+          </w:tcPr>
+          <w:p>
+            <w:pPr>
+              <w:spacing w:after="40"/>
+            </w:pPr>
+            <w:r>
+              <w:rPr>
+                <w:sz w:val="20"/>
+              </w:rPr>
+            </w:r>
+            <w:r>
+              <w:rPr>
+                <w:sz w:val="20"/>
+              </w:rPr>
+              <w:t>Aren protegge il Nucleo, viene sopraffatto, imprigionato</w:t>
+            </w:r>
+          </w:p>
+        </w:tc>
+      </w:tr>
+      <w:tr>
+        <w:tc>
+          <w:tcPr>
+            <w:tcW w:type="dxa" w:w="3173"/>
+          </w:tcPr>
+          <w:p>
+            <w:pPr>
+              <w:spacing w:after="40"/>
+            </w:pPr>
+            <w:r>
+              <w:rPr>
+                <w:sz w:val="20"/>
+              </w:rPr>
+            </w:r>
+            <w:r>
+              <w:rPr>
+                <w:rFonts w:ascii="Consolas" w:hAnsi="Consolas"/>
+                <w:color w:val="7A3FD6"/>
+                <w:sz w:val="20"/>
+              </w:rPr>
+              <w:t>liberazione_lyra</w:t>
+            </w:r>
+          </w:p>
+        </w:tc>
+        <w:tc>
+          <w:tcPr>
+            <w:tcW w:type="dxa" w:w="3173"/>
+          </w:tcPr>
+          <w:p>
+            <w:pPr>
+              <w:spacing w:after="40"/>
+            </w:pPr>
+            <w:r>
+              <w:rPr>
+                <w:sz w:val="20"/>
+              </w:rPr>
+            </w:r>
+            <w:r>
+              <w:rPr>
+                <w:sz w:val="20"/>
+              </w:rPr>
+              <w:t>dopo il settore 20</w:t>
+            </w:r>
+          </w:p>
+        </w:tc>
+        <w:tc>
+          <w:tcPr>
+            <w:tcW w:type="dxa" w:w="3173"/>
+          </w:tcPr>
+          <w:p>
+            <w:pPr>
+              <w:spacing w:after="40"/>
+            </w:pPr>
+            <w:r>
+              <w:rPr>
+                <w:sz w:val="20"/>
+              </w:rPr>
+            </w:r>
+            <w:r>
+              <w:rPr>
+                <w:sz w:val="20"/>
+              </w:rPr>
+              <w:t>Aren spezza la cella, si abbracciano</w:t>
+            </w:r>
+          </w:p>
+        </w:tc>
+      </w:tr>
+      <w:tr>
+        <w:tc>
+          <w:tcPr>
+            <w:tcW w:type="dxa" w:w="3173"/>
+            <w:shd w:val="clear" w:fill="F1EFF8"/>
+          </w:tcPr>
+          <w:p>
+            <w:pPr>
+              <w:spacing w:after="40"/>
+            </w:pPr>
+            <w:r>
+              <w:rPr>
+                <w:sz w:val="20"/>
+              </w:rPr>
+            </w:r>
+            <w:r>
+              <w:rPr>
+                <w:rFonts w:ascii="Consolas" w:hAnsi="Consolas"/>
+                <w:color w:val="7A3FD6"/>
+                <w:sz w:val="20"/>
+              </w:rPr>
+              <w:t>liberazione_aren</w:t>
+            </w:r>
+          </w:p>
+        </w:tc>
+        <w:tc>
+          <w:tcPr>
+            <w:tcW w:type="dxa" w:w="3173"/>
+            <w:shd w:val="clear" w:fill="F1EFF8"/>
+          </w:tcPr>
+          <w:p>
+            <w:pPr>
+              <w:spacing w:after="40"/>
+            </w:pPr>
+            <w:r>
+              <w:rPr>
+                <w:sz w:val="20"/>
+              </w:rPr>
+            </w:r>
+            <w:r>
+              <w:rPr>
+                <w:sz w:val="20"/>
+              </w:rPr>
+              <w:t>dopo il settore 20</w:t>
+            </w:r>
+          </w:p>
+        </w:tc>
+        <w:tc>
+          <w:tcPr>
+            <w:tcW w:type="dxa" w:w="3173"/>
+            <w:shd w:val="clear" w:fill="F1EFF8"/>
+          </w:tcPr>
+          <w:p>
+            <w:pPr>
+              <w:spacing w:after="40"/>
+            </w:pPr>
+            <w:r>
+              <w:rPr>
+                <w:sz w:val="20"/>
+              </w:rPr>
+            </w:r>
+            <w:r>
+              <w:rPr>
+                <w:sz w:val="20"/>
+              </w:rPr>
+              <w:t>Lyra apre la cella col guanto, si abbracciano</w:t>
+            </w:r>
+          </w:p>
+        </w:tc>
+      </w:tr>
+    </w:tbl>
+    <w:p/>
+    <w:p>
+      <w:r>
+        <w:rPr>
+          <w:b/>
+        </w:rPr>
+        <w:t>Da fare</w:t>
+      </w:r>
+      <w:r>
+        <w:t xml:space="preserve">, in ordine di importanza. I primi quattro sono </w:t>
+      </w:r>
+      <w:r>
+        <w:rPr>
+          <w:b/>
+        </w:rPr>
+        <w:t>essenziali</w:t>
+      </w:r>
+      <w:r>
+        <w:t>: senza di loro la storia non si capisce. Gli altri fanno bella figura.</w:t>
+      </w:r>
+    </w:p>
+    <w:tbl>
+      <w:tblPr>
+        <w:tblStyle w:val="TableGrid"/>
+        <w:tblW w:type="auto" w:w="0"/>
+        <w:jc w:val="center"/>
+        <w:tblLook w:firstColumn="1" w:firstRow="1" w:lastColumn="0" w:lastRow="0" w:noHBand="0" w:noVBand="1" w:val="04A0"/>
+      </w:tblPr>
+      <w:tblGrid>
+        <w:gridCol w:w="1904"/>
+        <w:gridCol w:w="1904"/>
+        <w:gridCol w:w="1904"/>
+        <w:gridCol w:w="1904"/>
+        <w:gridCol w:w="1904"/>
+      </w:tblGrid>
+      <w:tr>
+        <w:tc>
+          <w:tcPr>
+            <w:tcW w:type="dxa" w:w="1904"/>
+            <w:shd w:val="clear" w:fill="3B4A7A"/>
+          </w:tcPr>
+          <w:p>
+            <w:pPr>
+              <w:spacing w:after="40"/>
+            </w:pPr>
+            <w:r/>
+            <w:r>
+              <w:rPr>
+                <w:b/>
+                <w:color w:val="FFFFFF"/>
+                <w:sz w:val="20"/>
+              </w:rPr>
+              <w:t>#</w:t>
+            </w:r>
+          </w:p>
+        </w:tc>
+        <w:tc>
+          <w:tcPr>
+            <w:tcW w:type="dxa" w:w="1904"/>
+            <w:shd w:val="clear" w:fill="3B4A7A"/>
+          </w:tcPr>
+          <w:p>
+            <w:pPr>
+              <w:spacing w:after="40"/>
+            </w:pPr>
+            <w:r/>
+            <w:r>
+              <w:rPr>
+                <w:b/>
+                <w:color w:val="FFFFFF"/>
+                <w:sz w:val="20"/>
+              </w:rPr>
+              <w:t>File</w:t>
+            </w:r>
+          </w:p>
+        </w:tc>
+        <w:tc>
+          <w:tcPr>
+            <w:tcW w:type="dxa" w:w="1904"/>
+            <w:shd w:val="clear" w:fill="3B4A7A"/>
+          </w:tcPr>
+          <w:p>
+            <w:pPr>
+              <w:spacing w:after="40"/>
+            </w:pPr>
+            <w:r/>
+            <w:r>
+              <w:rPr>
+                <w:b/>
+                <w:color w:val="FFFFFF"/>
+                <w:sz w:val="20"/>
+              </w:rPr>
+              <w:t>Quando</w:t>
+            </w:r>
+          </w:p>
+        </w:tc>
+        <w:tc>
+          <w:tcPr>
+            <w:tcW w:type="dxa" w:w="1904"/>
+            <w:shd w:val="clear" w:fill="3B4A7A"/>
+          </w:tcPr>
+          <w:p>
+            <w:pPr>
+              <w:spacing w:after="40"/>
+            </w:pPr>
+            <w:r/>
+            <w:r>
+              <w:rPr>
+                <w:b/>
+                <w:color w:val="FFFFFF"/>
+                <w:sz w:val="20"/>
+              </w:rPr>
+              <w:t>Cosa deve mostrare</w:t>
+            </w:r>
+          </w:p>
+        </w:tc>
+        <w:tc>
+          <w:tcPr>
+            <w:tcW w:type="dxa" w:w="1904"/>
+            <w:shd w:val="clear" w:fill="3B4A7A"/>
+          </w:tcPr>
+          <w:p>
+            <w:pPr>
+              <w:spacing w:after="40"/>
+            </w:pPr>
+            <w:r/>
+            <w:r>
+              <w:rPr>
+                <w:b/>
+                <w:color w:val="FFFFFF"/>
+                <w:sz w:val="20"/>
+              </w:rPr>
+              <w:t>Priorità</w:t>
+            </w:r>
+          </w:p>
+        </w:tc>
+      </w:tr>
+      <w:tr>
+        <w:tc>
+          <w:tcPr>
+            <w:tcW w:type="dxa" w:w="1904"/>
+          </w:tcPr>
+          <w:p>
+            <w:pPr>
+              <w:spacing w:after="40"/>
+            </w:pPr>
+            <w:r>
+              <w:rPr>
+                <w:sz w:val="20"/>
+              </w:rPr>
+            </w:r>
+            <w:r>
+              <w:rPr>
+                <w:sz w:val="20"/>
+              </w:rPr>
+              <w:t>1</w:t>
+            </w:r>
+          </w:p>
+        </w:tc>
+        <w:tc>
+          <w:tcPr>
+            <w:tcW w:type="dxa" w:w="1904"/>
+          </w:tcPr>
+          <w:p>
+            <w:pPr>
+              <w:spacing w:after="40"/>
+            </w:pPr>
+            <w:r>
+              <w:rPr>
+                <w:sz w:val="20"/>
+              </w:rPr>
+            </w:r>
+            <w:r>
+              <w:rPr>
+                <w:rFonts w:ascii="Consolas" w:hAnsi="Consolas"/>
+                <w:color w:val="7A3FD6"/>
+                <w:sz w:val="20"/>
+              </w:rPr>
+              <w:t>la_luce_se_ne_va</w:t>
+            </w:r>
+          </w:p>
+        </w:tc>
+        <w:tc>
+          <w:tcPr>
+            <w:tcW w:type="dxa" w:w="1904"/>
+          </w:tcPr>
+          <w:p>
+            <w:pPr>
+              <w:spacing w:after="40"/>
+            </w:pPr>
+            <w:r>
+              <w:rPr>
+                <w:sz w:val="20"/>
+              </w:rPr>
+            </w:r>
+            <w:r>
+              <w:rPr>
+                <w:sz w:val="20"/>
+              </w:rPr>
+              <w:t>subito dopo la liberazione, prima del 21</w:t>
+            </w:r>
+          </w:p>
+        </w:tc>
+        <w:tc>
+          <w:tcPr>
+            <w:tcW w:type="dxa" w:w="1904"/>
+          </w:tcPr>
+          <w:p>
+            <w:pPr>
+              <w:spacing w:after="40"/>
+            </w:pPr>
+            <w:r>
+              <w:rPr>
+                <w:sz w:val="20"/>
+              </w:rPr>
+            </w:r>
+            <w:r>
+              <w:rPr>
+                <w:sz w:val="20"/>
+              </w:rPr>
+              <w:t>I due si abbracciano; dietro di loro Lumina si spegne a fasce. Una sagoma attraversa la Frattura con una luce verde in mano</w:t>
+            </w:r>
+          </w:p>
+        </w:tc>
+        <w:tc>
+          <w:tcPr>
+            <w:tcW w:type="dxa" w:w="1904"/>
+          </w:tcPr>
+          <w:p>
+            <w:pPr>
+              <w:spacing w:after="40"/>
+            </w:pPr>
+            <w:r>
+              <w:rPr>
+                <w:sz w:val="20"/>
+              </w:rPr>
+            </w:r>
+            <w:r>
+              <w:rPr>
+                <w:b/>
+                <w:sz w:val="20"/>
+              </w:rPr>
+              <w:t>essenziale</w:t>
+            </w:r>
+          </w:p>
+        </w:tc>
+      </w:tr>
+      <w:tr>
+        <w:tc>
+          <w:tcPr>
+            <w:tcW w:type="dxa" w:w="1904"/>
+            <w:shd w:val="clear" w:fill="F1EFF8"/>
+          </w:tcPr>
+          <w:p>
+            <w:pPr>
+              <w:spacing w:after="40"/>
+            </w:pPr>
+            <w:r>
+              <w:rPr>
+                <w:sz w:val="20"/>
+              </w:rPr>
+            </w:r>
+            <w:r>
+              <w:rPr>
+                <w:sz w:val="20"/>
+              </w:rPr>
+              <w:t>2</w:t>
+            </w:r>
+          </w:p>
+        </w:tc>
+        <w:tc>
+          <w:tcPr>
+            <w:tcW w:type="dxa" w:w="1904"/>
+            <w:shd w:val="clear" w:fill="F1EFF8"/>
+          </w:tcPr>
+          <w:p>
+            <w:pPr>
+              <w:spacing w:after="40"/>
+            </w:pPr>
+            <w:r>
+              <w:rPr>
+                <w:sz w:val="20"/>
+              </w:rPr>
+            </w:r>
+            <w:r>
+              <w:rPr>
+                <w:rFonts w:ascii="Consolas" w:hAnsi="Consolas"/>
+                <w:color w:val="7A3FD6"/>
+                <w:sz w:val="20"/>
+              </w:rPr>
+              <w:t>il_tradimento</w:t>
+            </w:r>
+          </w:p>
+        </w:tc>
+        <w:tc>
+          <w:tcPr>
+            <w:tcW w:type="dxa" w:w="1904"/>
+            <w:shd w:val="clear" w:fill="F1EFF8"/>
+          </w:tcPr>
+          <w:p>
+            <w:pPr>
+              <w:spacing w:after="40"/>
+            </w:pPr>
+            <w:r>
+              <w:rPr>
+                <w:sz w:val="20"/>
+              </w:rPr>
+            </w:r>
+            <w:r>
+              <w:rPr>
+                <w:sz w:val="20"/>
+              </w:rPr>
+              <w:t>settore 35</w:t>
+            </w:r>
+          </w:p>
+        </w:tc>
+        <w:tc>
+          <w:tcPr>
+            <w:tcW w:type="dxa" w:w="1904"/>
+            <w:shd w:val="clear" w:fill="F1EFF8"/>
+          </w:tcPr>
+          <w:p>
+            <w:pPr>
+              <w:spacing w:after="40"/>
+            </w:pPr>
+            <w:r>
+              <w:rPr>
+                <w:sz w:val="20"/>
+              </w:rPr>
+            </w:r>
+            <w:r>
+              <w:rPr>
+                <w:sz w:val="20"/>
+              </w:rPr>
+              <w:t>ECHO-0 sta per cadere; dal buio arriva ECHO-1, gli strappa Ampere e sparisce. ECHO-0 resta in ginocchio</w:t>
+            </w:r>
+          </w:p>
+        </w:tc>
+        <w:tc>
+          <w:tcPr>
+            <w:tcW w:type="dxa" w:w="1904"/>
+            <w:shd w:val="clear" w:fill="F1EFF8"/>
+          </w:tcPr>
+          <w:p>
+            <w:pPr>
+              <w:spacing w:after="40"/>
+            </w:pPr>
+            <w:r>
+              <w:rPr>
+                <w:sz w:val="20"/>
+              </w:rPr>
+            </w:r>
+            <w:r>
+              <w:rPr>
+                <w:b/>
+                <w:sz w:val="20"/>
+              </w:rPr>
+              <w:t>essenziale</w:t>
+            </w:r>
+          </w:p>
+        </w:tc>
+      </w:tr>
+      <w:tr>
+        <w:tc>
+          <w:tcPr>
+            <w:tcW w:type="dxa" w:w="1904"/>
+          </w:tcPr>
+          <w:p>
+            <w:pPr>
+              <w:spacing w:after="40"/>
+            </w:pPr>
+            <w:r>
+              <w:rPr>
+                <w:sz w:val="20"/>
+              </w:rPr>
+            </w:r>
+            <w:r>
+              <w:rPr>
+                <w:sz w:val="20"/>
+              </w:rPr>
+              <w:t>3</w:t>
+            </w:r>
+          </w:p>
+        </w:tc>
+        <w:tc>
+          <w:tcPr>
+            <w:tcW w:type="dxa" w:w="1904"/>
+          </w:tcPr>
+          <w:p>
+            <w:pPr>
+              <w:spacing w:after="40"/>
+            </w:pPr>
+            <w:r>
+              <w:rPr>
+                <w:sz w:val="20"/>
+              </w:rPr>
+            </w:r>
+            <w:r>
+              <w:rPr>
+                <w:rFonts w:ascii="Consolas" w:hAnsi="Consolas"/>
+                <w:color w:val="7A3FD6"/>
+                <w:sz w:val="20"/>
+              </w:rPr>
+              <w:t>il_passaggio</w:t>
+            </w:r>
+          </w:p>
+        </w:tc>
+        <w:tc>
+          <w:tcPr>
+            <w:tcW w:type="dxa" w:w="1904"/>
+          </w:tcPr>
+          <w:p>
+            <w:pPr>
+              <w:spacing w:after="40"/>
+            </w:pPr>
+            <w:r>
+              <w:rPr>
+                <w:sz w:val="20"/>
+              </w:rPr>
+            </w:r>
+            <w:r>
+              <w:rPr>
+                <w:sz w:val="20"/>
+              </w:rPr>
+              <w:t>subito dopo</w:t>
+            </w:r>
+          </w:p>
+        </w:tc>
+        <w:tc>
+          <w:tcPr>
+            <w:tcW w:type="dxa" w:w="1904"/>
+          </w:tcPr>
+          <w:p>
+            <w:pPr>
+              <w:spacing w:after="40"/>
+            </w:pPr>
+            <w:r>
+              <w:rPr>
+                <w:sz w:val="20"/>
+              </w:rPr>
+            </w:r>
+            <w:r>
+              <w:rPr>
+                <w:sz w:val="20"/>
+              </w:rPr>
+              <w:t>ECHO-0 si rialza e apre una fenditura nel fondo del viola: si intravede Eclissia</w:t>
+            </w:r>
+          </w:p>
+        </w:tc>
+        <w:tc>
+          <w:tcPr>
+            <w:tcW w:type="dxa" w:w="1904"/>
+          </w:tcPr>
+          <w:p>
+            <w:pPr>
+              <w:spacing w:after="40"/>
+            </w:pPr>
+            <w:r>
+              <w:rPr>
+                <w:sz w:val="20"/>
+              </w:rPr>
+            </w:r>
+            <w:r>
+              <w:rPr>
+                <w:b/>
+                <w:sz w:val="20"/>
+              </w:rPr>
+              <w:t>essenziale</w:t>
+            </w:r>
+          </w:p>
+        </w:tc>
+      </w:tr>
+      <w:tr>
+        <w:tc>
+          <w:tcPr>
+            <w:tcW w:type="dxa" w:w="1904"/>
+            <w:shd w:val="clear" w:fill="F1EFF8"/>
+          </w:tcPr>
+          <w:p>
+            <w:pPr>
+              <w:spacing w:after="40"/>
+            </w:pPr>
+            <w:r>
+              <w:rPr>
+                <w:sz w:val="20"/>
+              </w:rPr>
+            </w:r>
+            <w:r>
+              <w:rPr>
+                <w:sz w:val="20"/>
+              </w:rPr>
+              <w:t>4</w:t>
+            </w:r>
+          </w:p>
+        </w:tc>
+        <w:tc>
+          <w:tcPr>
+            <w:tcW w:type="dxa" w:w="1904"/>
+            <w:shd w:val="clear" w:fill="F1EFF8"/>
+          </w:tcPr>
+          <w:p>
+            <w:pPr>
+              <w:spacing w:after="40"/>
+            </w:pPr>
+            <w:r>
+              <w:rPr>
+                <w:sz w:val="20"/>
+              </w:rPr>
+            </w:r>
+            <w:r>
+              <w:rPr>
+                <w:rFonts w:ascii="Consolas" w:hAnsi="Consolas"/>
+                <w:color w:val="7A3FD6"/>
+                <w:sz w:val="20"/>
+              </w:rPr>
+              <w:t>il_finale</w:t>
+            </w:r>
+          </w:p>
+        </w:tc>
+        <w:tc>
+          <w:tcPr>
+            <w:tcW w:type="dxa" w:w="1904"/>
+            <w:shd w:val="clear" w:fill="F1EFF8"/>
+          </w:tcPr>
+          <w:p>
+            <w:pPr>
+              <w:spacing w:after="40"/>
+            </w:pPr>
+            <w:r>
+              <w:rPr>
+                <w:sz w:val="20"/>
+              </w:rPr>
+            </w:r>
+            <w:r>
+              <w:rPr>
+                <w:sz w:val="20"/>
+              </w:rPr>
+              <w:t>settore 65</w:t>
+            </w:r>
+          </w:p>
+        </w:tc>
+        <w:tc>
+          <w:tcPr>
+            <w:tcW w:type="dxa" w:w="1904"/>
+            <w:shd w:val="clear" w:fill="F1EFF8"/>
+          </w:tcPr>
+          <w:p>
+            <w:pPr>
+              <w:spacing w:after="40"/>
+            </w:pPr>
+            <w:r>
+              <w:rPr>
+                <w:sz w:val="20"/>
+              </w:rPr>
+            </w:r>
+            <w:r>
+              <w:rPr>
+                <w:sz w:val="20"/>
+              </w:rPr>
+              <w:t>L'eruzione verde che si divide in filamenti e cuce il cielo; un filo di corrente devia nel nucleo di ECHO-0; la creatura che resta; il ritorno a Lumina</w:t>
+            </w:r>
+          </w:p>
+        </w:tc>
+        <w:tc>
+          <w:tcPr>
+            <w:tcW w:type="dxa" w:w="1904"/>
+            <w:shd w:val="clear" w:fill="F1EFF8"/>
+          </w:tcPr>
+          <w:p>
+            <w:pPr>
+              <w:spacing w:after="40"/>
+            </w:pPr>
+            <w:r>
+              <w:rPr>
+                <w:sz w:val="20"/>
+              </w:rPr>
+            </w:r>
+            <w:r>
+              <w:rPr>
+                <w:b/>
+                <w:sz w:val="20"/>
+              </w:rPr>
+              <w:t>essenziale</w:t>
+            </w:r>
+          </w:p>
+        </w:tc>
+      </w:tr>
+      <w:tr>
+        <w:tc>
+          <w:tcPr>
+            <w:tcW w:type="dxa" w:w="1904"/>
+          </w:tcPr>
+          <w:p>
+            <w:pPr>
+              <w:spacing w:after="40"/>
+            </w:pPr>
+            <w:r>
+              <w:rPr>
+                <w:sz w:val="20"/>
+              </w:rPr>
+            </w:r>
+            <w:r>
+              <w:rPr>
+                <w:sz w:val="20"/>
+              </w:rPr>
+              <w:t>5</w:t>
+            </w:r>
+          </w:p>
+        </w:tc>
+        <w:tc>
+          <w:tcPr>
+            <w:tcW w:type="dxa" w:w="1904"/>
+          </w:tcPr>
+          <w:p>
+            <w:pPr>
+              <w:spacing w:after="40"/>
+            </w:pPr>
+            <w:r>
+              <w:rPr>
+                <w:sz w:val="20"/>
+              </w:rPr>
+            </w:r>
+            <w:r>
+              <w:rPr>
+                <w:rFonts w:ascii="Consolas" w:hAnsi="Consolas"/>
+                <w:color w:val="7A3FD6"/>
+                <w:sz w:val="20"/>
+              </w:rPr>
+              <w:t>dentro_la_frattura</w:t>
+            </w:r>
+          </w:p>
+        </w:tc>
+        <w:tc>
+          <w:tcPr>
+            <w:tcW w:type="dxa" w:w="1904"/>
+          </w:tcPr>
+          <w:p>
+            <w:pPr>
+              <w:spacing w:after="40"/>
+            </w:pPr>
+            <w:r>
+              <w:rPr>
+                <w:sz w:val="20"/>
+              </w:rPr>
+            </w:r>
+            <w:r>
+              <w:rPr>
+                <w:sz w:val="20"/>
+              </w:rPr>
+              <w:t>settore 21</w:t>
+            </w:r>
+          </w:p>
+        </w:tc>
+        <w:tc>
+          <w:tcPr>
+            <w:tcW w:type="dxa" w:w="1904"/>
+          </w:tcPr>
+          <w:p>
+            <w:pPr>
+              <w:spacing w:after="40"/>
+            </w:pPr>
+            <w:r>
+              <w:rPr>
+                <w:sz w:val="20"/>
+              </w:rPr>
+            </w:r>
+            <w:r>
+              <w:rPr>
+                <w:sz w:val="20"/>
+              </w:rPr>
+              <w:t>I due entrano insieme; il mondo è fatto di pezzi di casa loro</w:t>
+            </w:r>
+          </w:p>
+        </w:tc>
+        <w:tc>
+          <w:tcPr>
+            <w:tcW w:type="dxa" w:w="1904"/>
+          </w:tcPr>
+          <w:p>
+            <w:pPr>
+              <w:spacing w:after="40"/>
+            </w:pPr>
+            <w:r>
+              <w:rPr>
+                <w:sz w:val="20"/>
+              </w:rPr>
+            </w:r>
+            <w:r>
+              <w:rPr>
+                <w:sz w:val="20"/>
+              </w:rPr>
+              <w:t>desiderabile</w:t>
+            </w:r>
+          </w:p>
+        </w:tc>
+      </w:tr>
+      <w:tr>
+        <w:tc>
+          <w:tcPr>
+            <w:tcW w:type="dxa" w:w="1904"/>
+            <w:shd w:val="clear" w:fill="F1EFF8"/>
+          </w:tcPr>
+          <w:p>
+            <w:pPr>
+              <w:spacing w:after="40"/>
+            </w:pPr>
+            <w:r>
+              <w:rPr>
+                <w:sz w:val="20"/>
+              </w:rPr>
+            </w:r>
+            <w:r>
+              <w:rPr>
+                <w:sz w:val="20"/>
+              </w:rPr>
+              <w:t>6</w:t>
+            </w:r>
+          </w:p>
+        </w:tc>
+        <w:tc>
+          <w:tcPr>
+            <w:tcW w:type="dxa" w:w="1904"/>
+            <w:shd w:val="clear" w:fill="F1EFF8"/>
+          </w:tcPr>
+          <w:p>
+            <w:pPr>
+              <w:spacing w:after="40"/>
+            </w:pPr>
+            <w:r>
+              <w:rPr>
+                <w:sz w:val="20"/>
+              </w:rPr>
+            </w:r>
+            <w:r>
+              <w:rPr>
+                <w:rFonts w:ascii="Consolas" w:hAnsi="Consolas"/>
+                <w:color w:val="7A3FD6"/>
+                <w:sz w:val="20"/>
+              </w:rPr>
+              <w:t>primo_incontro</w:t>
+            </w:r>
+          </w:p>
+        </w:tc>
+        <w:tc>
+          <w:tcPr>
+            <w:tcW w:type="dxa" w:w="1904"/>
+            <w:shd w:val="clear" w:fill="F1EFF8"/>
+          </w:tcPr>
+          <w:p>
+            <w:pPr>
+              <w:spacing w:after="40"/>
+            </w:pPr>
+            <w:r>
+              <w:rPr>
+                <w:sz w:val="20"/>
+              </w:rPr>
+            </w:r>
+            <w:r>
+              <w:rPr>
+                <w:sz w:val="20"/>
+              </w:rPr>
+              <w:t>settore 24</w:t>
+            </w:r>
+          </w:p>
+        </w:tc>
+        <w:tc>
+          <w:tcPr>
+            <w:tcW w:type="dxa" w:w="1904"/>
+            <w:shd w:val="clear" w:fill="F1EFF8"/>
+          </w:tcPr>
+          <w:p>
+            <w:pPr>
+              <w:spacing w:after="40"/>
+            </w:pPr>
+            <w:r>
+              <w:rPr>
+                <w:sz w:val="20"/>
+              </w:rPr>
+            </w:r>
+            <w:r>
+              <w:rPr>
+                <w:sz w:val="20"/>
+              </w:rPr>
+              <w:t>ECHO-0 appare e parla per la prima volta</w:t>
+            </w:r>
+          </w:p>
+        </w:tc>
+        <w:tc>
+          <w:tcPr>
+            <w:tcW w:type="dxa" w:w="1904"/>
+            <w:shd w:val="clear" w:fill="F1EFF8"/>
+          </w:tcPr>
+          <w:p>
+            <w:pPr>
+              <w:spacing w:after="40"/>
+            </w:pPr>
+            <w:r>
+              <w:rPr>
+                <w:sz w:val="20"/>
+              </w:rPr>
+            </w:r>
+            <w:r>
+              <w:rPr>
+                <w:sz w:val="20"/>
+              </w:rPr>
+              <w:t>desiderabile</w:t>
+            </w:r>
+          </w:p>
+        </w:tc>
+      </w:tr>
+      <w:tr>
+        <w:tc>
+          <w:tcPr>
+            <w:tcW w:type="dxa" w:w="1904"/>
+          </w:tcPr>
+          <w:p>
+            <w:pPr>
+              <w:spacing w:after="40"/>
+            </w:pPr>
+            <w:r>
+              <w:rPr>
+                <w:sz w:val="20"/>
+              </w:rPr>
+            </w:r>
+            <w:r>
+              <w:rPr>
+                <w:sz w:val="20"/>
+              </w:rPr>
+              <w:t>7</w:t>
+            </w:r>
+          </w:p>
+        </w:tc>
+        <w:tc>
+          <w:tcPr>
+            <w:tcW w:type="dxa" w:w="1904"/>
+          </w:tcPr>
+          <w:p>
+            <w:pPr>
+              <w:spacing w:after="40"/>
+            </w:pPr>
+            <w:r>
+              <w:rPr>
+                <w:sz w:val="20"/>
+              </w:rPr>
+            </w:r>
+            <w:r>
+              <w:rPr>
+                <w:rFonts w:ascii="Consolas" w:hAnsi="Consolas"/>
+                <w:color w:val="7A3FD6"/>
+                <w:sz w:val="20"/>
+              </w:rPr>
+              <w:t>ampere_torna</w:t>
+            </w:r>
+          </w:p>
+        </w:tc>
+        <w:tc>
+          <w:tcPr>
+            <w:tcW w:type="dxa" w:w="1904"/>
+          </w:tcPr>
+          <w:p>
+            <w:pPr>
+              <w:spacing w:after="40"/>
+            </w:pPr>
+            <w:r>
+              <w:rPr>
+                <w:sz w:val="20"/>
+              </w:rPr>
+            </w:r>
+            <w:r>
+              <w:rPr>
+                <w:sz w:val="20"/>
+              </w:rPr>
+              <w:t>settore 30</w:t>
+            </w:r>
+          </w:p>
+        </w:tc>
+        <w:tc>
+          <w:tcPr>
+            <w:tcW w:type="dxa" w:w="1904"/>
+          </w:tcPr>
+          <w:p>
+            <w:pPr>
+              <w:spacing w:after="40"/>
+            </w:pPr>
+            <w:r>
+              <w:rPr>
+                <w:sz w:val="20"/>
+              </w:rPr>
+            </w:r>
+            <w:r>
+              <w:rPr>
+                <w:sz w:val="20"/>
+              </w:rPr>
+              <w:t>Gliela strappano di mano; la lanterna si accende fra i due</w:t>
+            </w:r>
+          </w:p>
+        </w:tc>
+        <w:tc>
+          <w:tcPr>
+            <w:tcW w:type="dxa" w:w="1904"/>
+          </w:tcPr>
+          <w:p>
+            <w:pPr>
+              <w:spacing w:after="40"/>
+            </w:pPr>
+            <w:r>
+              <w:rPr>
+                <w:sz w:val="20"/>
+              </w:rPr>
+            </w:r>
+            <w:r>
+              <w:rPr>
+                <w:sz w:val="20"/>
+              </w:rPr>
+              <w:t>desiderabile</w:t>
+            </w:r>
+          </w:p>
+        </w:tc>
+      </w:tr>
+      <w:tr>
+        <w:tc>
+          <w:tcPr>
+            <w:tcW w:type="dxa" w:w="1904"/>
+            <w:shd w:val="clear" w:fill="F1EFF8"/>
+          </w:tcPr>
+          <w:p>
+            <w:pPr>
+              <w:spacing w:after="40"/>
+            </w:pPr>
+            <w:r>
+              <w:rPr>
+                <w:sz w:val="20"/>
+              </w:rPr>
+            </w:r>
+            <w:r>
+              <w:rPr>
+                <w:sz w:val="20"/>
+              </w:rPr>
+              <w:t>8</w:t>
+            </w:r>
+          </w:p>
+        </w:tc>
+        <w:tc>
+          <w:tcPr>
+            <w:tcW w:type="dxa" w:w="1904"/>
+            <w:shd w:val="clear" w:fill="F1EFF8"/>
+          </w:tcPr>
+          <w:p>
+            <w:pPr>
+              <w:spacing w:after="40"/>
+            </w:pPr>
+            <w:r>
+              <w:rPr>
+                <w:sz w:val="20"/>
+              </w:rPr>
+            </w:r>
+            <w:r>
+              <w:rPr>
+                <w:rFonts w:ascii="Consolas" w:hAnsi="Consolas"/>
+                <w:color w:val="7A3FD6"/>
+                <w:sz w:val="20"/>
+              </w:rPr>
+              <w:t>eclissia</w:t>
+            </w:r>
+          </w:p>
+        </w:tc>
+        <w:tc>
+          <w:tcPr>
+            <w:tcW w:type="dxa" w:w="1904"/>
+            <w:shd w:val="clear" w:fill="F1EFF8"/>
+          </w:tcPr>
+          <w:p>
+            <w:pPr>
+              <w:spacing w:after="40"/>
+            </w:pPr>
+            <w:r>
+              <w:rPr>
+                <w:sz w:val="20"/>
+              </w:rPr>
+            </w:r>
+            <w:r>
+              <w:rPr>
+                <w:sz w:val="20"/>
+              </w:rPr>
+              <w:t>settore 36</w:t>
+            </w:r>
+          </w:p>
+        </w:tc>
+        <w:tc>
+          <w:tcPr>
+            <w:tcW w:type="dxa" w:w="1904"/>
+            <w:shd w:val="clear" w:fill="F1EFF8"/>
+          </w:tcPr>
+          <w:p>
+            <w:pPr>
+              <w:spacing w:after="40"/>
+            </w:pPr>
+            <w:r>
+              <w:rPr>
+                <w:sz w:val="20"/>
+              </w:rPr>
+            </w:r>
+            <w:r>
+              <w:rPr>
+                <w:sz w:val="20"/>
+              </w:rPr>
+              <w:t>La prima immagine del mondo nuovo, con il vulcano all'orizzonte</w:t>
+            </w:r>
+          </w:p>
+        </w:tc>
+        <w:tc>
+          <w:tcPr>
+            <w:tcW w:type="dxa" w:w="1904"/>
+            <w:shd w:val="clear" w:fill="F1EFF8"/>
+          </w:tcPr>
+          <w:p>
+            <w:pPr>
+              <w:spacing w:after="40"/>
+            </w:pPr>
+            <w:r>
+              <w:rPr>
+                <w:sz w:val="20"/>
+              </w:rPr>
+            </w:r>
+            <w:r>
+              <w:rPr>
+                <w:sz w:val="20"/>
+              </w:rPr>
+              <w:t>desiderabile</w:t>
+            </w:r>
+          </w:p>
+        </w:tc>
+      </w:tr>
+      <w:tr>
+        <w:tc>
+          <w:tcPr>
+            <w:tcW w:type="dxa" w:w="1904"/>
+          </w:tcPr>
+          <w:p>
+            <w:pPr>
+              <w:spacing w:after="40"/>
+            </w:pPr>
+            <w:r>
+              <w:rPr>
+                <w:sz w:val="20"/>
+              </w:rPr>
+            </w:r>
+            <w:r>
+              <w:rPr>
+                <w:sz w:val="20"/>
+              </w:rPr>
+              <w:t>9</w:t>
+            </w:r>
+          </w:p>
+        </w:tc>
+        <w:tc>
+          <w:tcPr>
+            <w:tcW w:type="dxa" w:w="1904"/>
+          </w:tcPr>
+          <w:p>
+            <w:pPr>
+              <w:spacing w:after="40"/>
+            </w:pPr>
+            <w:r>
+              <w:rPr>
+                <w:sz w:val="20"/>
+              </w:rPr>
+            </w:r>
+            <w:r>
+              <w:rPr>
+                <w:rFonts w:ascii="Consolas" w:hAnsi="Consolas"/>
+                <w:color w:val="7A3FD6"/>
+                <w:sz w:val="20"/>
+              </w:rPr>
+              <w:t>il_reattore</w:t>
+            </w:r>
+          </w:p>
+        </w:tc>
+        <w:tc>
+          <w:tcPr>
+            <w:tcW w:type="dxa" w:w="1904"/>
+          </w:tcPr>
+          <w:p>
+            <w:pPr>
+              <w:spacing w:after="40"/>
+            </w:pPr>
+            <w:r>
+              <w:rPr>
+                <w:sz w:val="20"/>
+              </w:rPr>
+            </w:r>
+            <w:r>
+              <w:rPr>
+                <w:sz w:val="20"/>
+              </w:rPr>
+              <w:t>settore 56</w:t>
+            </w:r>
+          </w:p>
+        </w:tc>
+        <w:tc>
+          <w:tcPr>
+            <w:tcW w:type="dxa" w:w="1904"/>
+          </w:tcPr>
+          <w:p>
+            <w:pPr>
+              <w:spacing w:after="40"/>
+            </w:pPr>
+            <w:r>
+              <w:rPr>
+                <w:sz w:val="20"/>
+              </w:rPr>
+            </w:r>
+            <w:r>
+              <w:rPr>
+                <w:sz w:val="20"/>
+              </w:rPr>
+              <w:t>ECHO-1 cade, le tre morse si aprono, Ampere esce e si riempie di colpo</w:t>
+            </w:r>
+          </w:p>
+        </w:tc>
+        <w:tc>
+          <w:tcPr>
+            <w:tcW w:type="dxa" w:w="1904"/>
+          </w:tcPr>
+          <w:p>
+            <w:pPr>
+              <w:spacing w:after="40"/>
+            </w:pPr>
+            <w:r>
+              <w:rPr>
+                <w:sz w:val="20"/>
+              </w:rPr>
+            </w:r>
+            <w:r>
+              <w:rPr>
+                <w:sz w:val="20"/>
+              </w:rPr>
+              <w:t>desiderabile</w:t>
+            </w:r>
+          </w:p>
+        </w:tc>
+      </w:tr>
+      <w:tr>
+        <w:tc>
+          <w:tcPr>
+            <w:tcW w:type="dxa" w:w="1904"/>
+            <w:shd w:val="clear" w:fill="F1EFF8"/>
+          </w:tcPr>
+          <w:p>
+            <w:pPr>
+              <w:spacing w:after="40"/>
+            </w:pPr>
+            <w:r>
+              <w:rPr>
+                <w:sz w:val="20"/>
+              </w:rPr>
+            </w:r>
+            <w:r>
+              <w:rPr>
+                <w:sz w:val="20"/>
+              </w:rPr>
+              <w:t>10</w:t>
+            </w:r>
+          </w:p>
+        </w:tc>
+        <w:tc>
+          <w:tcPr>
+            <w:tcW w:type="dxa" w:w="1904"/>
+            <w:shd w:val="clear" w:fill="F1EFF8"/>
+          </w:tcPr>
+          <w:p>
+            <w:pPr>
+              <w:spacing w:after="40"/>
+            </w:pPr>
+            <w:r>
+              <w:rPr>
+                <w:sz w:val="20"/>
+              </w:rPr>
+            </w:r>
+            <w:r>
+              <w:rPr>
+                <w:rFonts w:ascii="Consolas" w:hAnsi="Consolas"/>
+                <w:color w:val="7A3FD6"/>
+                <w:sz w:val="20"/>
+              </w:rPr>
+              <w:t>la_cima</w:t>
+            </w:r>
+          </w:p>
+        </w:tc>
+        <w:tc>
+          <w:tcPr>
+            <w:tcW w:type="dxa" w:w="1904"/>
+            <w:shd w:val="clear" w:fill="F1EFF8"/>
+          </w:tcPr>
+          <w:p>
+            <w:pPr>
+              <w:spacing w:after="40"/>
+            </w:pPr>
+            <w:r>
+              <w:rPr>
+                <w:sz w:val="20"/>
+              </w:rPr>
+            </w:r>
+            <w:r>
+              <w:rPr>
+                <w:sz w:val="20"/>
+              </w:rPr>
+              <w:t>settore 65, prima dello scontro</w:t>
+            </w:r>
+          </w:p>
+        </w:tc>
+        <w:tc>
+          <w:tcPr>
+            <w:tcW w:type="dxa" w:w="1904"/>
+            <w:shd w:val="clear" w:fill="F1EFF8"/>
+          </w:tcPr>
+          <w:p>
+            <w:pPr>
+              <w:spacing w:after="40"/>
+            </w:pPr>
+            <w:r>
+              <w:rPr>
+                <w:sz w:val="20"/>
+              </w:rPr>
+            </w:r>
+            <w:r>
+              <w:rPr>
+                <w:sz w:val="20"/>
+              </w:rPr>
+              <w:t>OHM appare sopra il cratere; il segno Ω si accende</w:t>
+            </w:r>
+          </w:p>
+        </w:tc>
+        <w:tc>
+          <w:tcPr>
+            <w:tcW w:type="dxa" w:w="1904"/>
+            <w:shd w:val="clear" w:fill="F1EFF8"/>
+          </w:tcPr>
+          <w:p>
+            <w:pPr>
+              <w:spacing w:after="40"/>
+            </w:pPr>
+            <w:r>
+              <w:rPr>
+                <w:sz w:val="20"/>
+              </w:rPr>
+            </w:r>
+            <w:r>
+              <w:rPr>
+                <w:sz w:val="20"/>
+              </w:rPr>
+              <w:t>desiderabile</w:t>
+            </w:r>
+          </w:p>
+        </w:tc>
+      </w:tr>
+    </w:tbl>
+    <w:p/>
+    <w:p>
+      <w:r>
+        <w:rPr>
+          <w:b/>
+        </w:rPr>
+        <w:t>Le trasmissioni brevi.</w:t>
+      </w:r>
+      <w:r>
+        <w:t xml:space="preserve"> Oltre ai filmati servono clip di </w:t>
+      </w:r>
+      <w:r>
+        <w:rPr>
+          <w:b/>
+        </w:rPr>
+        <w:t>tre o quattro secondi</w:t>
+      </w:r>
+      <w:r>
+        <w:t>, che il gioco mostra in un angolo mentre si gioca: ECHO-0 che compare e dice una riga, il Custode prigioniero che manda un segnale, Ampere che si agita. Costano pochissimo e tengono viva la storia fra un filmato e l'altro.</w:t>
+      </w:r>
+    </w:p>
+    <w:p>
+      <w:pPr>
+        <w:pStyle w:val="Heading2"/>
+      </w:pPr>
+      <w:r>
+        <w:t>14.4 Le regole tecniche dei filmati</w:t>
+      </w:r>
+    </w:p>
+    <w:p>
+      <w:r>
+        <w:t>Non sono consigli: se non si rispettano, il filmato non entra nel gioco.</w:t>
+      </w:r>
+    </w:p>
+    <w:p>
+      <w:pPr>
+        <w:pStyle w:val="ListBullet"/>
+      </w:pPr>
+      <w:r>
+        <w:rPr>
+          <w:b/>
+        </w:rPr>
+        <w:t>Formato:</w:t>
+      </w:r>
+      <w:r>
+        <w:t xml:space="preserve"> MP4, video H.264, audio AAC. È l'unico che va su tutti i telefoni.</w:t>
+      </w:r>
+    </w:p>
+    <w:p>
+      <w:pPr>
+        <w:pStyle w:val="ListBullet"/>
+      </w:pPr>
+      <w:r>
+        <w:rPr>
+          <w:b/>
+        </w:rPr>
+        <w:t>Dimensione:</w:t>
+      </w:r>
+      <w:r>
+        <w:t xml:space="preserve"> 1280×720, orizzontale. Su un telefono in verticale appare come</w:t>
+      </w:r>
+      <w:r>
+        <w:t xml:space="preserve"> una fascia centrale su fondo nero, ed è giusto così.</w:t>
+      </w:r>
+    </w:p>
+    <w:p>
+      <w:pPr>
+        <w:pStyle w:val="ListBullet"/>
+      </w:pPr>
+      <w:r>
+        <w:rPr>
+          <w:b/>
+        </w:rPr>
+        <w:t>Durata:</w:t>
+      </w:r>
+      <w:r>
+        <w:t xml:space="preserve"> 6-10 secondi. Oltre, la gente salta.</w:t>
+      </w:r>
+    </w:p>
+    <w:p>
+      <w:pPr>
+        <w:pStyle w:val="ListBullet"/>
+      </w:pPr>
+      <w:r>
+        <w:rPr>
+          <w:b/>
+        </w:rPr>
+        <w:t>Peso:</w:t>
+      </w:r>
+      <w:r>
+        <w:t xml:space="preserve"> </w:t>
+      </w:r>
+      <w:r>
+        <w:rPr>
+          <w:b/>
+        </w:rPr>
+        <w:t>massimo 3 MB l'uno.</w:t>
+      </w:r>
+      <w:r>
+        <w:t xml:space="preserve"> Il gioco intero pesa poco più di un mega:</w:t>
+      </w:r>
+      <w:r>
+        <w:t xml:space="preserve"> quattro video da dieci lo renderebbero lentissimo da aprire in mobilità.</w:t>
+      </w:r>
+    </w:p>
+    <w:p>
+      <w:pPr>
+        <w:pStyle w:val="ListBullet"/>
+      </w:pPr>
+      <w:r>
+        <w:rPr>
+          <w:b/>
+        </w:rPr>
+        <w:t>Deve funzionare muto.</w:t>
+      </w:r>
+      <w:r>
+        <w:t xml:space="preserve"> L'audio sul telefono può essere bloccato dal</w:t>
+      </w:r>
+      <w:r>
+        <w:t xml:space="preserve"> browser. Quindi </w:t>
+      </w:r>
+      <w:r>
+        <w:rPr>
+          <w:b/>
+        </w:rPr>
+        <w:t>niente dialoghi parlati indispensabili</w:t>
+      </w:r>
+      <w:r>
+        <w:t>: se una frase è</w:t>
+      </w:r>
+      <w:r>
+        <w:t xml:space="preserve"> necessaria, si scrive a schermo, in maiuscolo, poche parole.</w:t>
+      </w:r>
+    </w:p>
+    <w:p>
+      <w:pPr>
+        <w:pStyle w:val="ListBullet"/>
+      </w:pPr>
+      <w:r>
+        <w:rPr>
+          <w:b/>
+        </w:rPr>
+        <w:t>Camera leggibile:</w:t>
+      </w:r>
+      <w:r>
+        <w:t xml:space="preserve"> pochi tagli, niente montaggio nervoso. In otto secondi</w:t>
+      </w:r>
+      <w:r>
+        <w:t xml:space="preserve"> si racconta una cosa sola.</w:t>
+      </w:r>
+    </w:p>
+    <w:p>
+      <w:pPr>
+        <w:pStyle w:val="Heading2"/>
+      </w:pPr>
+      <w:r>
+        <w:t>14.5 Instagram: l'ordine dei capitoli</w:t>
+      </w:r>
+    </w:p>
+    <w:p>
+      <w:r>
+        <w:t xml:space="preserve">Il pubblico non sono spettatori: sono gli </w:t>
+      </w:r>
+      <w:r>
+        <w:rPr>
+          <w:b/>
+        </w:rPr>
+        <w:t>Operatori di Lumina</w:t>
+      </w:r>
+      <w:r>
+        <w:t>, e ricevono trasmissioni numerate.</w:t>
       </w:r>
     </w:p>
     <w:p>
@@ -6053,10 +10250,13 @@
         <w:rPr>
           <w:b/>
         </w:rPr>
-        <w:t>Che forma e che carattere ha</w:t>
-      </w:r>
-      <w:r>
-        <w:t xml:space="preserve"> la creaturina che resta di ECHO-0?</w:t>
+        <w:t>Capitolo zero — la notte prima.</w:t>
+      </w:r>
+      <w:r>
+        <w:t xml:space="preserve"> Prima che il gioco esca. Atmosfera, i due</w:t>
+      </w:r>
+      <w:r>
+        <w:t xml:space="preserve"> in turno, i piccoli segnali che nessuno legge. Serve ad affezionare.</w:t>
       </w:r>
     </w:p>
     <w:p>
@@ -6067,32 +10267,127 @@
         <w:rPr>
           <w:b/>
         </w:rPr>
-        <w:t>Il capitolo zero su Instagram</w:t>
-      </w:r>
-      <w:r>
-        <w:t>: cosa si racconta prima dell'inizio del</w:t>
-      </w:r>
-      <w:r>
-        <w:t xml:space="preserve"> gioco?</w:t>
-      </w:r>
-    </w:p>
-    <w:p>
-      <w:r>
-        <w:rPr>
-          <w:b/>
-        </w:rPr>
-        <w:t>Decise di recente, per memoria:</w:t>
-      </w:r>
-      <w:r>
-        <w:t xml:space="preserve"> l'altro mondo si chiama Eclissia; Ampere torna in mano ai Custodi al settore 30; alla fine si versa e la lanterna resta; l'ultimo nemico è OHM; la cima si gioca in soggettiva; la salita è in 2,5D.</w:t>
+        <w:t>La scelta.</w:t>
+      </w:r>
+      <w:r>
+        <w:t xml:space="preserve"> «Due Custodi. Un solo Nucleo. Chi diventerà VOLT?» — ed è la</w:t>
+      </w:r>
+      <w:r>
+        <w:t xml:space="preserve"> stessa domanda che il gioco fa all'avvio. Qui il pubblico risponde.</w:t>
       </w:r>
     </w:p>
     <w:p>
       <w:pPr>
-        <w:pStyle w:val="Heading1"/>
+        <w:pStyle w:val="ListNumber"/>
       </w:pPr>
       <w:r>
-        <w:t>12. Come si aggiorna questa Bibbia</w:t>
+        <w:rPr>
+          <w:b/>
+        </w:rPr>
+        <w:t>Il rapimento.</w:t>
+      </w:r>
+      <w:r>
+        <w:t xml:space="preserve"> Nelle due versioni: chi sceglie Aren vede rapire Lyra, e</w:t>
+      </w:r>
+      <w:r>
+        <w:t xml:space="preserve"> viceversa. Due racconti paralleli, non uno.</w:t>
+      </w:r>
+    </w:p>
+    <w:p>
+      <w:pPr>
+        <w:pStyle w:val="ListNumber"/>
+      </w:pPr>
+      <w:r>
+        <w:rPr>
+          <w:b/>
+        </w:rPr>
+        <w:t>Il viaggio.</w:t>
+      </w:r>
+      <w:r>
+        <w:t xml:space="preserve"> I settori, i Comandanti d'area, i segnali dal prigioniero.</w:t>
+      </w:r>
+    </w:p>
+    <w:p>
+      <w:pPr>
+        <w:pStyle w:val="ListNumber"/>
+      </w:pPr>
+      <w:r>
+        <w:rPr>
+          <w:b/>
+        </w:rPr>
+        <w:t>Il ricongiungimento.</w:t>
+      </w:r>
+      <w:r>
+        <w:t xml:space="preserve"> L'abbraccio. Ed è il momento in cui il pubblico</w:t>
+      </w:r>
+      <w:r>
+        <w:t xml:space="preserve"> crede che sia finita.</w:t>
+      </w:r>
+    </w:p>
+    <w:p>
+      <w:pPr>
+        <w:pStyle w:val="ListNumber"/>
+      </w:pPr>
+      <w:r>
+        <w:rPr>
+          <w:b/>
+        </w:rPr>
+        <w:t>La luce che se ne va.</w:t>
+      </w:r>
+      <w:r>
+        <w:t xml:space="preserve"> Il colpo di scena: Lumina si spegne, Ampere non c'è</w:t>
+      </w:r>
+      <w:r>
+        <w:t xml:space="preserve"> più. Da qui comincia il secondo racconto.</w:t>
+      </w:r>
+    </w:p>
+    <w:p>
+      <w:pPr>
+        <w:pStyle w:val="ListNumber"/>
+      </w:pPr>
+      <w:r>
+        <w:rPr>
+          <w:b/>
+        </w:rPr>
+        <w:t>Oltre la Frattura.</w:t>
+      </w:r>
+      <w:r>
+        <w:t xml:space="preserve"> ECHO-0, Eclissia, ECHO-1, la salita, OHM.</w:t>
+      </w:r>
+    </w:p>
+    <w:p>
+      <w:pPr>
+        <w:spacing w:before="160" w:after="200"/>
+        <w:ind w:left="340"/>
+        <w:pBdr>
+          <w:left w:val="single" w:sz="18" w:space="10" w:color="7A3FD6"/>
+        </w:pBdr>
+      </w:pPr>
+      <w:r>
+        <w:rPr>
+          <w:b/>
+          <w:sz w:val="21"/>
+        </w:rPr>
+        <w:t>Regola:</w:t>
+      </w:r>
+      <w:r>
+        <w:rPr>
+          <w:sz w:val="21"/>
+        </w:rPr>
+        <w:t xml:space="preserve"> su Instagram si racconta </w:t>
+      </w:r>
+      <w:r>
+        <w:rPr>
+          <w:b/>
+          <w:sz w:val="21"/>
+        </w:rPr>
+        <w:t>solo quello che è [GIOCO] o [SCRITTO]</w:t>
+      </w:r>
+      <w:r>
+        <w:rPr>
+          <w:sz w:val="21"/>
+        </w:rPr>
+        <w:t xml:space="preserve"> in questa Bibbia. Non si annuncia mai una cosa marcata [APERTO], e non si mostra mai OHM prima del suo momento.</w:t>
       </w:r>
     </w:p>
     <w:p>
@@ -6100,21 +10395,7 @@
         <w:pStyle w:val="Heading2"/>
       </w:pPr>
       <w:r>
-        <w:t>I due file</w:t>
-      </w:r>
-    </w:p>
-    <w:p>
-      <w:r>
-        <w:t xml:space="preserve">La Bibbia vive in </w:t>
-      </w:r>
-      <w:r>
-        <w:rPr>
-          <w:b/>
-        </w:rPr>
-        <w:t>due formati allineati</w:t>
-      </w:r>
-      <w:r>
-        <w:t>:</w:t>
+        <w:t>14.6 Dove finiscono i file</w:t>
       </w:r>
     </w:p>
     <w:p>
@@ -6122,16 +10403,15 @@
         <w:pStyle w:val="ListBullet"/>
       </w:pPr>
       <w:r>
-        <w:rPr>
-          <w:b/>
-        </w:rPr>
-        <w:t>`STORIA.md`</w:t>
-      </w:r>
-      <w:r>
-        <w:t xml:space="preserve"> — la fonte. È qui che si scrive, ed è questo che si dà da</w:t>
-      </w:r>
-      <w:r>
-        <w:t xml:space="preserve"> leggere alle intelligenze artificiali.</w:t>
+        <w:t xml:space="preserve">Illustrazioni dei personaggi: </w:t>
+      </w:r>
+      <w:r>
+        <w:rPr>
+          <w:rFonts w:ascii="Consolas" w:hAnsi="Consolas"/>
+          <w:color w:val="7A3FD6"/>
+          <w:sz w:val="19"/>
+        </w:rPr>
+        <w:t>assets/heroes/</w:t>
       </w:r>
     </w:p>
     <w:p>
@@ -6139,24 +10419,7 @@
         <w:pStyle w:val="ListBullet"/>
       </w:pPr>
       <w:r>
-        <w:rPr>
-          <w:b/>
-        </w:rPr>
-        <w:t>`VOLT_Bibbia.docx`</w:t>
-      </w:r>
-      <w:r>
-        <w:t xml:space="preserve"> — la stampa, per chi legge da persona.</w:t>
-      </w:r>
-    </w:p>
-    <w:p>
-      <w:r>
-        <w:rPr>
-          <w:b/>
-        </w:rPr>
-        <w:t>Il Word non si modifica mai a mano.</w:t>
-      </w:r>
-      <w:r>
-        <w:t xml:space="preserve"> Si scrive nell'</w:t>
+        <w:t xml:space="preserve">Filmati: </w:t>
       </w:r>
       <w:r>
         <w:rPr>
@@ -6164,299 +10427,35 @@
           <w:color w:val="7A3FD6"/>
           <w:sz w:val="19"/>
         </w:rPr>
-        <w:t>.md</w:t>
-      </w:r>
-      <w:r>
-        <w:t xml:space="preserve"> e si rilancia:</w:t>
-      </w:r>
-    </w:p>
-    <w:p>
+        <w:t>assets/video/</w:t>
+      </w:r>
+      <w:r>
+        <w:t xml:space="preserve">, con </w:t>
+      </w:r>
+      <w:r>
+        <w:rPr>
+          <w:b/>
+        </w:rPr>
+        <w:t>esattamente</w:t>
+      </w:r>
+      <w:r>
+        <w:t xml:space="preserve"> i nomi della tabella 14.3 e</w:t>
+      </w:r>
+      <w:r>
+        <w:t xml:space="preserve"> l'estensione </w:t>
+      </w:r>
       <w:r>
         <w:rPr>
           <w:rFonts w:ascii="Consolas" w:hAnsi="Consolas"/>
           <w:color w:val="7A3FD6"/>
           <w:sz w:val="19"/>
         </w:rPr>
-      </w:r>
-      <w:r>
-        <w:rPr>
-          <w:rFonts w:ascii="Consolas" w:hAnsi="Consolas"/>
-          <w:color w:val="7A3FD6"/>
-          <w:sz w:val="19"/>
-        </w:rPr>
-        <w:t xml:space="preserve"> python strumenti/bibbia_docx.py </w:t>
-      </w:r>
-      <w:r>
-        <w:rPr>
-          <w:rFonts w:ascii="Consolas" w:hAnsi="Consolas"/>
-          <w:color w:val="7A3FD6"/>
-          <w:sz w:val="19"/>
-        </w:rPr>
+        <w:t>.mp4</w:t>
       </w:r>
     </w:p>
     <w:p>
       <w:r>
-        <w:t>Il documento si rigenera identico, con copertina, titoli e tabelle. Così i due file non possono litigare: uno è la fonte, l'altro è la sua fotografia.</w:t>
-      </w:r>
-    </w:p>
-    <w:p>
-      <w:pPr>
-        <w:pStyle w:val="Heading2"/>
-      </w:pPr>
-      <w:r>
-        <w:t>Le tre prove</w:t>
-      </w:r>
-    </w:p>
-    <w:p>
-      <w:r>
-        <w:t>Un'idea nuova entra nella Bibbia solo se supera tre controlli:</w:t>
-      </w:r>
-    </w:p>
-    <w:p>
-      <w:pPr>
-        <w:pStyle w:val="ListNumber"/>
-      </w:pPr>
-      <w:r>
-        <w:rPr>
-          <w:b/>
-        </w:rPr>
-        <w:t>non contraddice il canone</w:t>
-      </w:r>
-      <w:r>
-        <w:t xml:space="preserve"> (e se lo contraddice, si dice quale riga cambia);</w:t>
-      </w:r>
-    </w:p>
-    <w:p>
-      <w:pPr>
-        <w:pStyle w:val="ListNumber"/>
-      </w:pPr>
-      <w:r>
-        <w:rPr>
-          <w:b/>
-        </w:rPr>
-        <w:t>migliora il gioco o l'emozione</w:t>
-      </w:r>
-      <w:r>
-        <w:t xml:space="preserve"> — non solo la mitologia;</w:t>
-      </w:r>
-    </w:p>
-    <w:p>
-      <w:pPr>
-        <w:pStyle w:val="ListNumber"/>
-      </w:pPr>
-      <w:r>
-        <w:rPr>
-          <w:b/>
-        </w:rPr>
-        <w:t>si può raccontare con chiarezza in tutti i media</w:t>
-      </w:r>
-      <w:r>
-        <w:t>: in un livello, in un</w:t>
-      </w:r>
-      <w:r>
-        <w:t xml:space="preserve"> post, in un disegno.</w:t>
-      </w:r>
-    </w:p>
-    <w:p>
-      <w:pPr>
-        <w:pStyle w:val="Heading2"/>
-      </w:pPr>
-      <w:r>
-        <w:t>La manutenzione</w:t>
-      </w:r>
-    </w:p>
-    <w:p>
-      <w:r>
-        <w:t xml:space="preserve">Quando si decide qualcosa, si scrive </w:t>
-      </w:r>
-      <w:r>
-        <w:rPr>
-          <w:b/>
-        </w:rPr>
-        <w:t>qui</w:t>
-      </w:r>
-      <w:r>
-        <w:t xml:space="preserve">, con la sua etichetta, e si aggiorna la data in cima. Quando una cosa </w:t>
-      </w:r>
-      <w:r>
-        <w:rPr>
-          <w:b/>
-        </w:rPr>
-        <w:t>[SCRITTO]</w:t>
-      </w:r>
-      <w:r>
-        <w:t xml:space="preserve"> entra nel gioco diventa </w:t>
-      </w:r>
-      <w:r>
-        <w:rPr>
-          <w:b/>
-        </w:rPr>
-        <w:t>[GIOCO]</w:t>
-      </w:r>
-      <w:r>
-        <w:t>. Quando una domanda aperta trova risposta, la risposta sale nel capitolo che le compete e la domanda sparisce dal capitolo 11.</w:t>
-      </w:r>
-    </w:p>
-    <w:p>
-      <w:r>
-        <w:t>Tutto sta dentro la cartella del gioco e viaggia con il codice: se cambia il gioco, si cambiano i file nello stesso momento.</w:t>
-      </w:r>
-    </w:p>
-    <w:p>
-      <w:pPr>
-        <w:pStyle w:val="Heading1"/>
-      </w:pPr>
-      <w:r>
-        <w:t>13. Sinossi lunga</w:t>
-      </w:r>
-    </w:p>
-    <w:p>
-      <w:r>
-        <w:t>Da usare quando serve raccontare tutto in una volta: una presentazione, un post lungo, la descrizione del gioco.</w:t>
-      </w:r>
-    </w:p>
-    <w:p>
-      <w:r>
-        <w:t xml:space="preserve">Lumina vive di energia, ma la sua luce nasconde una tensione che cresce. Quando il Nucleo non riesce più a contenerla il cielo si spezza, e una Frattura collega il mondo a </w:t>
-      </w:r>
-      <w:r>
-        <w:rPr>
-          <w:b/>
-        </w:rPr>
-        <w:t>Eclissia</w:t>
-      </w:r>
-      <w:r>
-        <w:t xml:space="preserve">, l'altro capo del circuito — anche se nessuno, a Lumina, sa ancora che dall'altra parte ci sia un mondo. Dalla ferita emerge il Divoratore. Aren e Lyra, i due Custodi, cercano di fermarlo, ma il Nucleo può legarsi a uno solo di loro. Il giocatore sceglie chi diventerà </w:t>
-      </w:r>
-      <w:r>
-        <w:rPr>
-          <w:b/>
-        </w:rPr>
-        <w:t>VOLT</w:t>
-      </w:r>
-      <w:r>
-        <w:t>; l'altro viene rapito e rinchiuso oltre la Frattura.</w:t>
-      </w:r>
-    </w:p>
-    <w:p>
-      <w:r>
-        <w:t xml:space="preserve">Il Custode scelto attraversa venti settori, abbatte tre Comandanti, impara il Rush e la navicella e costruisce una combinazione di poteri tutta sua. Dalla cella, la persona amata non sta a guardare: manda segnali, lascia frammenti, prepara la propria liberazione. E intanto, senza che nessuno se ne accorga, qualcosa porta via dalla centrale la lanterna che tiene accesa Lumina: nei settori finali il mondo comincia a spegnersi a intermittenza. Al ventesimo il Divoratore cade, la cella si spezza, i due si riabbracciano — </w:t>
-      </w:r>
-      <w:r>
-        <w:rPr>
-          <w:b/>
-        </w:rPr>
-        <w:t>mentre alle loro spalle la luce se ne va</w:t>
-      </w:r>
-      <w:r>
-        <w:t>.</w:t>
-      </w:r>
-    </w:p>
-    <w:p>
-      <w:r>
-        <w:t xml:space="preserve">A rubare </w:t>
-      </w:r>
-      <w:r>
-        <w:rPr>
-          <w:b/>
-        </w:rPr>
-        <w:t>Ampere</w:t>
-      </w:r>
-      <w:r>
-        <w:t xml:space="preserve"> è stato </w:t>
-      </w:r>
-      <w:r>
-        <w:rPr>
-          <w:b/>
-        </w:rPr>
-        <w:t>ECHO-0</w:t>
-      </w:r>
-      <w:r>
-        <w:t>: una coscienza nata per sbaglio dall'energia corrotta della lanterna e cresciuta con ogni potere che il giocatore ha scelto. Dice di volerla per spegnere Lumina. La verità è un'altra: se Ampere torna a funzionare, la Frattura si chiude e lui smette di esistere.</w:t>
-      </w:r>
-    </w:p>
-    <w:p>
-      <w:r>
-        <w:t xml:space="preserve">Aren e Lyra attraversano insieme, e da quel momento il giocatore li alterna: la forza di Aren e la velocità di Lyra diventano due parti dello stesso circuito. Per quindici settori non sono in un altro mondo, ma </w:t>
-      </w:r>
-      <w:r>
-        <w:rPr>
-          <w:b/>
-        </w:rPr>
-        <w:t>dentro</w:t>
-      </w:r>
-      <w:r>
-        <w:t xml:space="preserve"> la ferita, fra pezzi di Lumina strappati e sospesi nel viola. Inseguono ECHO-0, che si ferma a combattere e scappa appena rischia di perdere, finché al trentesimo non gli strappano la lanterna di mano. Per cinque settori la proteggono mentre lui prova a riprendersela — e quando finalmente sta per cadere, dal buio arriva </w:t>
-      </w:r>
-      <w:r>
-        <w:rPr>
-          <w:b/>
-        </w:rPr>
-        <w:t>ECHO-1</w:t>
-      </w:r>
-      <w:r>
-        <w:t>, il Condensatore, che porta via Ampere a tutti e due.</w:t>
-      </w:r>
-    </w:p>
-    <w:p>
-      <w:r>
-        <w:t xml:space="preserve">ECHO-0 si arrende. Non perché è stato battuto: perché hanno derubato anche lui. Si rialza e mostra ai due il passaggio nascosto per </w:t>
-      </w:r>
-      <w:r>
-        <w:rPr>
-          <w:b/>
-        </w:rPr>
-        <w:t>Eclissia</w:t>
-      </w:r>
-      <w:r>
-        <w:t>, sapendo benissimo che quella strada porta alla propria fine.</w:t>
-      </w:r>
-    </w:p>
-    <w:p>
-      <w:r>
-        <w:t>In Eclissia le leggi del mondo cambiano ogni tre settori. Senza contenitore, la corrente i Custodi se la tengono addosso — scomoda, instabile, pericolosa — e seguono la scia verde che ECHO-1 perde mentre fugge. Lo raggiungono al cinquantaseiesimo: Ampere è incastonata nel suo petto come un reattore, stretta da tre cristalli. Si combatte in due, si allentano le morse una alla volta, e la lanterna torna a casa piena di tutto quello che i due si erano portati addosso.</w:t>
-      </w:r>
-    </w:p>
-    <w:p>
-      <w:r>
-        <w:t xml:space="preserve">Poi c'è da salire. Al centro di Eclissia si alza la </w:t>
-      </w:r>
-      <w:r>
-        <w:rPr>
-          <w:b/>
-        </w:rPr>
-        <w:t>Caldera Voltaica</w:t>
-      </w:r>
-      <w:r>
-        <w:t xml:space="preserve">, un vulcano di fulmini liquidi dove la differenza di potenziale fra i mondi tocca il massimo. Nove settori in verticale, e in cima aspetta </w:t>
-      </w:r>
-      <w:r>
-        <w:rPr>
-          <w:b/>
-        </w:rPr>
-        <w:t>OHM</w:t>
-      </w:r>
-      <w:r>
-        <w:t xml:space="preserve">: non un mostro, ma la resistenza stessa — la tensione che non ha mai avuto dove scaricarsi, e che a forza di accumularsi ha preso una forma. Sparargli lo nutre. L'unico modo è </w:t>
-      </w:r>
-      <w:r>
-        <w:rPr>
-          <w:b/>
-        </w:rPr>
-        <w:t>Ampere rovesciata</w:t>
-      </w:r>
-      <w:r>
-        <w:t>: la lanterna smette di versare e comincia ad aspirare, finché quello che si riversa nel cratere non è più corrente raccolta, ma lui.</w:t>
-      </w:r>
-    </w:p>
-    <w:p>
-      <w:r>
-        <w:t>Il vulcano non esplode: erutta una colonna verde che si divide in migliaia di filamenti e cuce il cielo lungo i bordi della Frattura. ECHO-0 sta per sparire insieme al mondo che lo ha creato — e i due Custodi deviano un filo di quella corrente nel suo nucleo. Il corpo di schegge si disfa; resta una creaturina di luce con un occhio ciano e uno rosa, che tornerà a Lumina con loro.</w:t>
-      </w:r>
-    </w:p>
-    <w:p>
-      <w:r>
-        <w:t>La Frattura non si chiude con la distruzione. Si chiude con l'equilibrio: la tensione ha finalmente trovato qualcosa in cui scorrere.</w:t>
+        <w:t>Il gioco li prende da solo appena ci sono. Se un file manca, tira dritto senza bloccare la partita: si può quindi consegnarne anche uno alla volta.</w:t>
       </w:r>
     </w:p>
     <w:sectPr>

--- a/VOLT_Bibbia.docx
+++ b/VOLT_Bibbia.docx
@@ -2540,61 +2540,355 @@
         <w:pStyle w:val="Heading3"/>
       </w:pPr>
       <w:r>
-        <w:t>La creatura che resta [APERTO]</w:t>
-      </w:r>
-    </w:p>
-    <w:p>
-      <w:r>
-        <w:t>Quello che nasce dal nucleo di ECHO-0 alla fine del gioco.</w:t>
-      </w:r>
-    </w:p>
-    <w:p>
+        <w:t>La creatura che resta — una piccola eclissi [SCRITTO] (il nome è [APERTO])</w:t>
+      </w:r>
+    </w:p>
+    <w:p>
+      <w:r>
+        <w:t xml:space="preserve">Quello che nasce dal nucleo di ECHO-0 alla fine del gioco. </w:t>
+      </w:r>
       <w:r>
         <w:rPr>
           <w:b/>
         </w:rPr>
-        <w:t>Quello che è già deciso:</w:t>
-      </w:r>
-      <w:r>
-        <w:t xml:space="preserve"> è piccola, fluttua, ha </w:t>
-      </w:r>
+        <w:t>Non è un ECHO rimpicciolito</w:t>
+      </w:r>
+      <w:r>
+        <w:t>: è una cosa nuova, la prima nata dopo il riequilibrio.</w:t>
+      </w:r>
+    </w:p>
+    <w:p>
       <w:r>
         <w:rPr>
           <w:b/>
         </w:rPr>
-        <w:t>un occhio ciano e uno rosa</w:t>
-      </w:r>
-      <w:r>
-        <w:t xml:space="preserve">, e continua a fare l'unica cosa che ha sempre saputo fare — </w:t>
+        <w:t>Cos'è.</w:t>
+      </w:r>
+      <w:r>
+        <w:t xml:space="preserve"> Una piccola sfera fluttuante, </w:t>
       </w:r>
       <w:r>
         <w:rPr>
           <w:b/>
         </w:rPr>
-        <w:t>copia</w:t>
-      </w:r>
-      <w:r>
-        <w:t>. Ma adesso copia i gesti, per gioco: ti imita quando cammini. E i due smettono di chiamarla con un numero.</w:t>
-      </w:r>
-    </w:p>
-    <w:p>
+        <w:t>metà illuminata e metà in ombra</w:t>
+      </w:r>
+      <w:r>
+        <w:t xml:space="preserve">, come un'eclissi vista da vicino. Non ha braccia, non ha gambe, non ha faccia. È fatta dei due mondi finalmente in fase: </w:t>
+      </w:r>
       <w:r>
         <w:rPr>
           <w:b/>
         </w:rPr>
-        <w:t>Quello che non è deciso: la forma e il nome.</w:t>
-      </w:r>
-      <w:r>
-        <w:t xml:space="preserve"> Li fa l'altra IA — prima il disegno, e </w:t>
-      </w:r>
+        <w:t>è la prova vivente del finale</w:t>
+      </w:r>
+      <w:r>
+        <w:t>, e si porta il nome di Eclissia addosso senza doverlo spiegare.</w:t>
+      </w:r>
+    </w:p>
+    <w:p>
+      <w:r>
+        <w:t>Gli occhi diversi di ECHO-0 non ci sono più, ed è voluto: erano il segno che era fatto di pezzi rubati ad Aren e Lyra. Lasciarglieli sarebbe come lasciargli le manette.</w:t>
+      </w:r>
+    </w:p>
+    <w:p>
       <w:r>
         <w:rPr>
           <w:b/>
         </w:rPr>
-        <w:t>dal disegno viene il nome</w:t>
-      </w:r>
-      <w:r>
-        <w:t>. Finché non c'è, nei testi si scrive «la creatura che resta».</w:t>
+        <w:t>Nasce dal vetro di Ampere.</w:t>
+      </w:r>
+      <w:r>
+        <w:t xml:space="preserve"> Il filo di corrente che i due deviano non gli ricostruisce un corpo: entra nella lanterna, e dalla lanterna </w:t>
+      </w:r>
+      <w:r>
+        <w:rPr>
+          <w:b/>
+        </w:rPr>
+        <w:t>esce lei</w:t>
+      </w:r>
+      <w:r>
+        <w:t>. Lì dentro torna a dormire quando vuole. Quello che aveva rubato Ampere finisce per abitarci — ed è la vendetta più dolce che potesse capitargli.</w:t>
+      </w:r>
+    </w:p>
+    <w:p>
+      <w:r>
+        <w:rPr>
+          <w:b/>
+        </w:rPr>
+        <w:t>Come si gioca.</w:t>
+      </w:r>
+      <w:r>
+        <w:t xml:space="preserve"> Nel finale non si comanda: esce, gira intorno ai due, e li segue a Lumina. In un eventuale atto III sarebbe la compagna del giocatore, e la sua abilità resta l'unica che ha sempre avuto — </w:t>
+      </w:r>
+      <w:r>
+        <w:rPr>
+          <w:b/>
+        </w:rPr>
+        <w:t>copiare</w:t>
+      </w:r>
+      <w:r>
+        <w:t xml:space="preserve"> — ma per gioco, non per rubare.</w:t>
+      </w:r>
+    </w:p>
+    <w:p>
+      <w:r>
+        <w:rPr>
+          <w:b/>
+        </w:rPr>
+        <w:t>Come si disegna.</w:t>
+      </w:r>
+      <w:r>
+        <w:t xml:space="preserve"> Una sfera piccola, liscia, senza spigoli. Una metà di luce calda (il bianco-verde di Ampere), l'altra in ombra profonda (l'indaco di Eclissia), e fra le due una </w:t>
+      </w:r>
+      <w:r>
+        <w:rPr>
+          <w:b/>
+        </w:rPr>
+        <w:t>linea netta che si sposta come le fasi della luna</w:t>
+      </w:r>
+      <w:r>
+        <w:t>.</w:t>
+      </w:r>
+    </w:p>
+    <w:p>
+      <w:r>
+        <w:rPr>
+          <w:b/>
+        </w:rPr>
+        <w:t>Quella linea è la sua faccia.</w:t>
+      </w:r>
+      <w:r>
+        <w:t xml:space="preserve"> È l'unica espressione che ha, ed è l'unico parametro da animare:</w:t>
+      </w:r>
+    </w:p>
+    <w:tbl>
+      <w:tblPr>
+        <w:tblStyle w:val="TableGrid"/>
+        <w:tblW w:type="auto" w:w="0"/>
+        <w:jc w:val="center"/>
+        <w:tblLook w:firstColumn="1" w:firstRow="1" w:lastColumn="0" w:lastRow="0" w:noHBand="0" w:noVBand="1" w:val="04A0"/>
+      </w:tblPr>
+      <w:tblGrid>
+        <w:gridCol w:w="4759"/>
+        <w:gridCol w:w="4759"/>
+      </w:tblGrid>
+      <w:tr>
+        <w:tc>
+          <w:tcPr>
+            <w:tcW w:type="dxa" w:w="4759"/>
+            <w:shd w:val="clear" w:fill="3B4A7A"/>
+          </w:tcPr>
+          <w:p>
+            <w:pPr>
+              <w:spacing w:after="40"/>
+            </w:pPr>
+            <w:r/>
+            <w:r>
+              <w:rPr>
+                <w:b/>
+                <w:color w:val="FFFFFF"/>
+                <w:sz w:val="20"/>
+              </w:rPr>
+              <w:t>Fase</w:t>
+            </w:r>
+          </w:p>
+        </w:tc>
+        <w:tc>
+          <w:tcPr>
+            <w:tcW w:type="dxa" w:w="4759"/>
+            <w:shd w:val="clear" w:fill="3B4A7A"/>
+          </w:tcPr>
+          <w:p>
+            <w:pPr>
+              <w:spacing w:after="40"/>
+            </w:pPr>
+            <w:r/>
+            <w:r>
+              <w:rPr>
+                <w:b/>
+                <w:color w:val="FFFFFF"/>
+                <w:sz w:val="20"/>
+              </w:rPr>
+              <w:t>Cosa vuol dire</w:t>
+            </w:r>
+          </w:p>
+        </w:tc>
+      </w:tr>
+      <w:tr>
+        <w:tc>
+          <w:tcPr>
+            <w:tcW w:type="dxa" w:w="4759"/>
+          </w:tcPr>
+          <w:p>
+            <w:pPr>
+              <w:spacing w:after="40"/>
+            </w:pPr>
+            <w:r>
+              <w:rPr>
+                <w:sz w:val="20"/>
+              </w:rPr>
+            </w:r>
+            <w:r>
+              <w:rPr>
+                <w:sz w:val="20"/>
+              </w:rPr>
+              <w:t>Quasi tutta luce</w:t>
+            </w:r>
+          </w:p>
+        </w:tc>
+        <w:tc>
+          <w:tcPr>
+            <w:tcW w:type="dxa" w:w="4759"/>
+          </w:tcPr>
+          <w:p>
+            <w:pPr>
+              <w:spacing w:after="40"/>
+            </w:pPr>
+            <w:r>
+              <w:rPr>
+                <w:sz w:val="20"/>
+              </w:rPr>
+            </w:r>
+            <w:r>
+              <w:rPr>
+                <w:sz w:val="20"/>
+              </w:rPr>
+              <w:t>contenta, curiosa, si fida</w:t>
+            </w:r>
+          </w:p>
+        </w:tc>
+      </w:tr>
+      <w:tr>
+        <w:tc>
+          <w:tcPr>
+            <w:tcW w:type="dxa" w:w="4759"/>
+            <w:shd w:val="clear" w:fill="F1EFF8"/>
+          </w:tcPr>
+          <w:p>
+            <w:pPr>
+              <w:spacing w:after="40"/>
+            </w:pPr>
+            <w:r>
+              <w:rPr>
+                <w:sz w:val="20"/>
+              </w:rPr>
+            </w:r>
+            <w:r>
+              <w:rPr>
+                <w:sz w:val="20"/>
+              </w:rPr>
+              <w:t>Metà e metà</w:t>
+            </w:r>
+          </w:p>
+        </w:tc>
+        <w:tc>
+          <w:tcPr>
+            <w:tcW w:type="dxa" w:w="4759"/>
+            <w:shd w:val="clear" w:fill="F1EFF8"/>
+          </w:tcPr>
+          <w:p>
+            <w:pPr>
+              <w:spacing w:after="40"/>
+            </w:pPr>
+            <w:r>
+              <w:rPr>
+                <w:sz w:val="20"/>
+              </w:rPr>
+            </w:r>
+            <w:r>
+              <w:rPr>
+                <w:sz w:val="20"/>
+              </w:rPr>
+              <w:t>tranquilla, è il suo riposo</w:t>
+            </w:r>
+          </w:p>
+        </w:tc>
+      </w:tr>
+      <w:tr>
+        <w:tc>
+          <w:tcPr>
+            <w:tcW w:type="dxa" w:w="4759"/>
+          </w:tcPr>
+          <w:p>
+            <w:pPr>
+              <w:spacing w:after="40"/>
+            </w:pPr>
+            <w:r>
+              <w:rPr>
+                <w:sz w:val="20"/>
+              </w:rPr>
+            </w:r>
+            <w:r>
+              <w:rPr>
+                <w:sz w:val="20"/>
+              </w:rPr>
+              <w:t>Quasi tutta ombra</w:t>
+            </w:r>
+          </w:p>
+        </w:tc>
+        <w:tc>
+          <w:tcPr>
+            <w:tcW w:type="dxa" w:w="4759"/>
+          </w:tcPr>
+          <w:p>
+            <w:pPr>
+              <w:spacing w:after="40"/>
+            </w:pPr>
+            <w:r>
+              <w:rPr>
+                <w:sz w:val="20"/>
+              </w:rPr>
+            </w:r>
+            <w:r>
+              <w:rPr>
+                <w:sz w:val="20"/>
+              </w:rPr>
+              <w:t>ha paura, o si sta nascondendo</w:t>
+            </w:r>
+          </w:p>
+        </w:tc>
+      </w:tr>
+    </w:tbl>
+    <w:p/>
+    <w:p>
+      <w:r>
+        <w:rPr>
+          <w:b/>
+        </w:rPr>
+        <w:t>Il nome.</w:t>
+      </w:r>
+      <w:r>
+        <w:t xml:space="preserve"> Non c'è ancora. Lo disegna l'altra IA e </w:t>
+      </w:r>
+      <w:r>
+        <w:rPr>
+          <w:b/>
+        </w:rPr>
+        <w:t>dal rendering viene il nome</w:t>
+      </w:r>
+      <w:r>
+        <w:t>. Fino ad allora, in ogni testo, si scrive «la creatura che resta».</w:t>
+      </w:r>
+    </w:p>
+    <w:p>
+      <w:r>
+        <w:rPr>
+          <w:b/>
+        </w:rPr>
+        <w:t>Perché questa e non un'altra:</w:t>
+      </w:r>
+      <w:r>
+        <w:t xml:space="preserve"> significa qualcosa (i due mondi in equilibrio), si anima con un parametro solo, si riconosce in silhouette, e </w:t>
+      </w:r>
+      <w:r>
+        <w:rPr>
+          <w:b/>
+        </w:rPr>
+        <w:t>si stampa in 3D</w:t>
+      </w:r>
+      <w:r>
+        <w:t xml:space="preserve"> — insieme alla lanterna sono due oggetti, non uno.</w:t>
       </w:r>
     </w:p>
     <w:p>
@@ -4629,16 +4923,35 @@
         <w:t>non versano tutto</w:t>
       </w:r>
       <w:r>
-        <w:t xml:space="preserve">. Deviano un filo di corrente nel suo nucleo. Il corpo di schegge si disfa, e dal centro resta una piccola creatura di luce con </w:t>
+        <w:t xml:space="preserve">. Deviano un filo di corrente nel suo nucleo — e quel filo non gli ricostruisce un corpo: </w:t>
       </w:r>
       <w:r>
         <w:rPr>
           <w:b/>
         </w:rPr>
-        <w:t>un occhio ciano e uno rosa</w:t>
-      </w:r>
-      <w:r>
-        <w:t>. La portano a Lumina con loro.</w:t>
+        <w:t>entra dentro Ampere</w:t>
+      </w:r>
+      <w:r>
+        <w:t>.</w:t>
+      </w:r>
+    </w:p>
+    <w:p>
+      <w:r>
+        <w:t xml:space="preserve">Il corpo di schegge si disfa. Poi, dal vetro della lanterna, </w:t>
+      </w:r>
+      <w:r>
+        <w:rPr>
+          <w:b/>
+        </w:rPr>
+        <w:t>esce una piccola sfera che fluttua: metà luce e metà ombra, come un'eclissi</w:t>
+      </w:r>
+      <w:r>
+        <w:t>. Gira una volta intorno ai due, e li segue.</w:t>
+      </w:r>
+    </w:p>
+    <w:p>
+      <w:r>
+        <w:t>La portano a Lumina con loro.</w:t>
       </w:r>
     </w:p>
     <w:p>
@@ -5102,7 +5415,7 @@
     </w:p>
     <w:p>
       <w:r>
-        <w:t>La creaturina con un occhio ciano e uno rosa vive a Lumina. Potrebbe diventare giocabile, conservando la capacità di copiare temporaneamente i poteri. Niente di più è deciso.</w:t>
+        <w:t>La piccola eclissi vive a Lumina, e dorme dentro Ampere. Potrebbe diventare la compagna del giocatore — o giocabile lei stessa — conservando l'unica cosa che ha sempre saputo fare: copiare. Niente di più è deciso.</w:t>
       </w:r>
     </w:p>
     <w:p>
@@ -7087,16 +7400,19 @@
         <w:rPr>
           <w:b/>
         </w:rPr>
-        <w:t>Che forma e che nome ha la creatura che resta di ECHO-0?</w:t>
-      </w:r>
-      <w:r>
-        <w:t xml:space="preserve"> La disegna</w:t>
-      </w:r>
-      <w:r>
-        <w:t xml:space="preserve"> l'altra IA, e dal disegno viene il nome. Fino ad allora, nei testi, si scrive</w:t>
-      </w:r>
-      <w:r>
-        <w:t xml:space="preserve"> «la creatura che resta».</w:t>
+        <w:t>Come si chiama la creatura che resta?</w:t>
+      </w:r>
+      <w:r>
+        <w:t xml:space="preserve"> La forma è decisa (una piccola</w:t>
+      </w:r>
+      <w:r>
+        <w:t xml:space="preserve"> eclissi che nasce dal vetro di Ampere, capitolo 4): manca il nome, e viene</w:t>
+      </w:r>
+      <w:r>
+        <w:t xml:space="preserve"> dal rendering dell'altra IA. Fino ad allora, nei testi, si scrive «la</w:t>
+      </w:r>
+      <w:r>
+        <w:t xml:space="preserve"> creatura che resta».</w:t>
       </w:r>
     </w:p>
     <w:p>
@@ -7109,7 +7425,7 @@
     </w:p>
     <w:p>
       <w:r>
-        <w:t>Eclissia è il nome dell'altro mondo · Ampere torna in mano ai Custodi al settore 30 · alla fine si versa e la lanterna resta · l'ultimo nemico è OHM · la cima si gioca in soggettiva, la salita in 2,5D · la Frattura si era già aperta una volta e fu chiusa nel modo sbagliato · Aren e Lyra erano due tecnici di turno, non due prescelti · i Comandanti sono d'area e non hanno nomi propri · ECHO-2 ed ECHO-3 non si fanno · il capitolo zero racconta la notte prima.</w:t>
+        <w:t>Eclissia è il nome dell'altro mondo · Ampere torna in mano ai Custodi al settore 30 · alla fine si versa e la lanterna resta · l'ultimo nemico è OHM · la cima si gioca in soggettiva, la salita in 2,5D · la Frattura si era già aperta una volta e fu chiusa nel modo sbagliato · Aren e Lyra erano due tecnici di turno, non due prescelti · i Comandanti sono d'area e non hanno nomi propri · ECHO-2 ed ECHO-3 non si fanno · il capitolo zero racconta la notte prima · la creatura che resta è una piccola eclissi e nasce dal vetro di Ampere.</w:t>
       </w:r>
     </w:p>
     <w:p>
@@ -7476,7 +7792,7 @@
     </w:p>
     <w:p>
       <w:r>
-        <w:t>Il vulcano non esplode: erutta una colonna verde che si divide in migliaia di filamenti e cuce il cielo lungo i bordi della Frattura. ECHO-0 sta per sparire insieme al mondo che lo ha creato — e i due Custodi deviano un filo di quella corrente nel suo nucleo. Il corpo di schegge si disfa; resta una creaturina di luce con un occhio ciano e uno rosa, che tornerà a Lumina con loro.</w:t>
+        <w:t>Il vulcano non esplode: erutta una colonna verde che si divide in migliaia di filamenti e cuce il cielo lungo i bordi della Frattura. ECHO-0 sta per sparire insieme al mondo che lo ha creato — e i due Custodi deviano un filo di quella corrente nel suo nucleo — e quel filo entra dentro Ampere. Il corpo di schegge si disfa, e dal vetro della lanterna esce una piccola sfera fluttuante, metà luce e metà ombra come un'eclissi, che tornerà a Lumina con loro.</w:t>
       </w:r>
     </w:p>
     <w:p>
@@ -8351,13 +8667,92 @@
               <w:rPr>
                 <w:sz w:val="20"/>
               </w:rPr>
-              <w:t>Ultima. Dal disegno verrà anche il suo nome</w:t>
+              <w:t xml:space="preserve">Ultima. La forma è decisa, dal disegno verrà il </w:t>
+            </w:r>
+            <w:r>
+              <w:rPr>
+                <w:b/>
+                <w:sz w:val="20"/>
+              </w:rPr>
+              <w:t>nome</w:t>
             </w:r>
           </w:p>
         </w:tc>
       </w:tr>
     </w:tbl>
     <w:p/>
+    <w:p>
+      <w:pPr>
+        <w:pStyle w:val="Heading2"/>
+      </w:pPr>
+      <w:r>
+        <w:t>14.1-bis La commessa per la creatura che resta</w:t>
+      </w:r>
+    </w:p>
+    <w:p>
+      <w:r>
+        <w:t>Il brief, già pronto da passare a chi genera le immagini:</w:t>
+      </w:r>
+    </w:p>
+    <w:p>
+      <w:pPr>
+        <w:spacing w:before="160" w:after="200"/>
+        <w:ind w:left="340"/>
+        <w:pBdr>
+          <w:left w:val="single" w:sz="18" w:space="10" w:color="7A3FD6"/>
+        </w:pBdr>
+      </w:pPr>
+      <w:r>
+        <w:rPr>
+          <w:i/>
+          <w:sz w:val="21"/>
+        </w:rPr>
+        <w:t>Una piccola sfera fluttuante, liscia e senza arti, metà illuminata di luce calda bianco-verde e metà in ombra indaco profondo, come un'eclissi vista da vicino. La linea netta che separa le due metà si sposta come le fasi della luna ed è la sua unica espressione. Nasce dal vetro di una lanterna verde e può rientrarci. Stile coerente con il gioco: forme morbide, contorno scuro, colori vivi.</w:t>
+      </w:r>
+    </w:p>
+    <w:p>
+      <w:r>
+        <w:t xml:space="preserve">Servono tre cose: </w:t>
+      </w:r>
+      <w:r>
+        <w:rPr>
+          <w:b/>
+        </w:rPr>
+        <w:t>la creatura da sola</w:t>
+      </w:r>
+      <w:r>
+        <w:t xml:space="preserve"> (tre fasi: quasi tutta luce, metà e metà, quasi tutta ombra), </w:t>
+      </w:r>
+      <w:r>
+        <w:rPr>
+          <w:b/>
+        </w:rPr>
+        <w:t>mentre esce dalla lanterna</w:t>
+      </w:r>
+      <w:r>
+        <w:t xml:space="preserve">, e </w:t>
+      </w:r>
+      <w:r>
+        <w:rPr>
+          <w:b/>
+        </w:rPr>
+        <w:t>accanto ad Aren e Lyra</w:t>
+      </w:r>
+      <w:r>
+        <w:t xml:space="preserve"> per capire quanto è piccola.</w:t>
+      </w:r>
+    </w:p>
+    <w:p>
+      <w:r>
+        <w:rPr>
+          <w:b/>
+        </w:rPr>
+        <w:t>Poi si guarda il rendering e le si dà il nome.</w:t>
+      </w:r>
+      <w:r>
+        <w:t xml:space="preserve"> È l'ultima cosa che manca alla Bibbia.</w:t>
+      </w:r>
+    </w:p>
     <w:p>
       <w:pPr>
         <w:pStyle w:val="Heading2"/>

--- a/VOLT_Bibbia.docx
+++ b/VOLT_Bibbia.docx
@@ -3649,7 +3649,7 @@
         <w:pStyle w:val="Heading3"/>
       </w:pPr>
       <w:r>
-        <w:t>La semina — settori 15-20 [SCRITTO]</w:t>
+        <w:t>La semina — settori 15-20 [GIOCO] (dalla versione 31)</w:t>
       </w:r>
     </w:p>
     <w:p>
@@ -3746,7 +3746,21 @@
         <w:t>Come si gioca.</w:t>
       </w:r>
       <w:r>
-        <w:t xml:space="preserve"> Il blackout è un lampo di buio di mezzo secondo, che non toglie vite e non blocca i comandi: spaventa e basta. Nei settori 16-17 capita una volta ogni tanto, al 19-20 più spesso.</w:t>
+        <w:t xml:space="preserve"> Il blackout è un lampo di buio di mezzo secondo, che non toglie vite e non blocca i comandi: spaventa e basta. Al settore 16 capita ogni otto-quattordici secondi, al 20 ogni quattro-sette. Il mondo sbatte nel buio due volte e poi torna piano, con un ronzio basso che cala.</w:t>
+      </w:r>
+    </w:p>
+    <w:p>
+      <w:r>
+        <w:t xml:space="preserve">La lanterna sulla schiena del Comandante della Laguna è accesa e si vede da lontano. Quando lui cade, la luce verde </w:t>
+      </w:r>
+      <w:r>
+        <w:rPr>
+          <w:b/>
+        </w:rPr>
+        <w:t>sale</w:t>
+      </w:r>
+      <w:r>
+        <w:t xml:space="preserve"> dal corpo, e a metà salita una sagoma scura attraversa lo schermo e non c'è più. Nessuna scritta, nessun filmato: chi guarda lo vede, chi non guarda lo capirà al settore 21.</w:t>
       </w:r>
     </w:p>
     <w:p>
@@ -3840,7 +3854,16 @@
         <w:t>«Oltre la Frattura» è il nome di questo atto</w:t>
       </w:r>
       <w:r>
-        <w:t xml:space="preserve">, non di una modalità di gioco. Il gioco finisce al settore 65, col versamento di Ampere. La modalità infinita — il passatempo per chi ogni tanto vuole solo giocare — si sblocca </w:t>
+        <w:t xml:space="preserve">, non di una modalità di gioco. Il gioco finisce al settore 65, col versamento di Ampere. </w:t>
+      </w:r>
+      <w:r>
+        <w:rPr>
+          <w:b/>
+        </w:rPr>
+        <w:t>CIRCUITO APERTO</w:t>
+      </w:r>
+      <w:r>
+        <w:t xml:space="preserve"> — il passatempo per chi ogni tanto vuole solo giocare — si sblocca </w:t>
       </w:r>
       <w:r>
         <w:rPr>
@@ -6469,26 +6492,13 @@
                 <w:b/>
                 <w:sz w:val="20"/>
               </w:rPr>
-              <w:t>ECHO-0</w:t>
-            </w:r>
-            <w:r>
-              <w:rPr>
-                <w:sz w:val="20"/>
-              </w:rPr>
-              <w:t xml:space="preserve">, </w:t>
-            </w:r>
-            <w:r>
-              <w:rPr>
-                <w:b/>
-                <w:sz w:val="20"/>
-              </w:rPr>
-              <w:t>ECHO-1</w:t>
-            </w:r>
-            <w:r>
-              <w:rPr>
-                <w:sz w:val="20"/>
-              </w:rPr>
-              <w:t xml:space="preserve"> (trattino, cifra)</w:t>
+              <w:t>CIRCUITO APERTO</w:t>
+            </w:r>
+            <w:r>
+              <w:rPr>
+                <w:sz w:val="20"/>
+              </w:rPr>
+              <w:t xml:space="preserve"> (la modalità infinita, fuori dal canone)</w:t>
             </w:r>
           </w:p>
         </w:tc>
@@ -6510,7 +6520,7 @@
               <w:rPr>
                 <w:sz w:val="20"/>
               </w:rPr>
-              <w:t>Echo Zero, ECHO 0</w:t>
+              <w:t>Oltre la Frattura, modalità infinita</w:t>
             </w:r>
           </w:p>
         </w:tc>
@@ -6534,7 +6544,7 @@
                 <w:b/>
                 <w:sz w:val="20"/>
               </w:rPr>
-              <w:t>il Divoratore</w:t>
+              <w:t>il Comandante della Prateria / del Deserto / della Laguna</w:t>
             </w:r>
           </w:p>
         </w:tc>
@@ -6555,7 +6565,7 @@
               <w:rPr>
                 <w:sz w:val="20"/>
               </w:rPr>
-              <w:t>il divoratore</w:t>
+              <w:t>il boss, il primo boss</w:t>
             </w:r>
           </w:p>
         </w:tc>
@@ -6580,13 +6590,26 @@
                 <w:b/>
                 <w:sz w:val="20"/>
               </w:rPr>
-              <w:t>i Custodi</w:t>
-            </w:r>
-            <w:r>
-              <w:rPr>
-                <w:sz w:val="20"/>
-              </w:rPr>
-              <w:t xml:space="preserve"> (maiuscolo quando è il ruolo)</w:t>
+              <w:t>ECHO-0</w:t>
+            </w:r>
+            <w:r>
+              <w:rPr>
+                <w:sz w:val="20"/>
+              </w:rPr>
+              <w:t xml:space="preserve">, </w:t>
+            </w:r>
+            <w:r>
+              <w:rPr>
+                <w:b/>
+                <w:sz w:val="20"/>
+              </w:rPr>
+              <w:t>ECHO-1</w:t>
+            </w:r>
+            <w:r>
+              <w:rPr>
+                <w:sz w:val="20"/>
+              </w:rPr>
+              <w:t xml:space="preserve"> (trattino, cifra)</w:t>
             </w:r>
           </w:p>
         </w:tc>
@@ -6608,7 +6631,7 @@
               <w:rPr>
                 <w:sz w:val="20"/>
               </w:rPr>
-              <w:t>i custodi</w:t>
+              <w:t>Echo Zero, ECHO 0</w:t>
             </w:r>
           </w:p>
         </w:tc>
@@ -6632,13 +6655,7 @@
                 <w:b/>
                 <w:sz w:val="20"/>
               </w:rPr>
-              <w:t>il Comandante</w:t>
-            </w:r>
-            <w:r>
-              <w:rPr>
-                <w:sz w:val="20"/>
-              </w:rPr>
-              <w:t xml:space="preserve"> (i boss dell'atto I)</w:t>
+              <w:t>il Divoratore</w:t>
             </w:r>
           </w:p>
         </w:tc>
@@ -6659,7 +6676,7 @@
               <w:rPr>
                 <w:sz w:val="20"/>
               </w:rPr>
-              <w:t>il boss</w:t>
+              <w:t>il divoratore</w:t>
             </w:r>
           </w:p>
         </w:tc>
@@ -6684,13 +6701,13 @@
                 <w:b/>
                 <w:sz w:val="20"/>
               </w:rPr>
-              <w:t>il settore</w:t>
-            </w:r>
-            <w:r>
-              <w:rPr>
-                <w:sz w:val="20"/>
-              </w:rPr>
-              <w:t xml:space="preserve"> (i livelli)</w:t>
+              <w:t>i Custodi</w:t>
+            </w:r>
+            <w:r>
+              <w:rPr>
+                <w:sz w:val="20"/>
+              </w:rPr>
+              <w:t xml:space="preserve"> (maiuscolo quando è il ruolo)</w:t>
             </w:r>
           </w:p>
         </w:tc>
@@ -6712,6 +6729,110 @@
               <w:rPr>
                 <w:sz w:val="20"/>
               </w:rPr>
+              <w:t>i custodi</w:t>
+            </w:r>
+          </w:p>
+        </w:tc>
+      </w:tr>
+      <w:tr>
+        <w:tc>
+          <w:tcPr>
+            <w:tcW w:type="dxa" w:w="4759"/>
+          </w:tcPr>
+          <w:p>
+            <w:pPr>
+              <w:spacing w:after="40"/>
+            </w:pPr>
+            <w:r>
+              <w:rPr>
+                <w:sz w:val="20"/>
+              </w:rPr>
+            </w:r>
+            <w:r>
+              <w:rPr>
+                <w:b/>
+                <w:sz w:val="20"/>
+              </w:rPr>
+              <w:t>il Comandante</w:t>
+            </w:r>
+            <w:r>
+              <w:rPr>
+                <w:sz w:val="20"/>
+              </w:rPr>
+              <w:t xml:space="preserve"> (i boss dell'atto I)</w:t>
+            </w:r>
+          </w:p>
+        </w:tc>
+        <w:tc>
+          <w:tcPr>
+            <w:tcW w:type="dxa" w:w="4759"/>
+          </w:tcPr>
+          <w:p>
+            <w:pPr>
+              <w:spacing w:after="40"/>
+            </w:pPr>
+            <w:r>
+              <w:rPr>
+                <w:sz w:val="20"/>
+              </w:rPr>
+            </w:r>
+            <w:r>
+              <w:rPr>
+                <w:sz w:val="20"/>
+              </w:rPr>
+              <w:t>il boss</w:t>
+            </w:r>
+          </w:p>
+        </w:tc>
+      </w:tr>
+      <w:tr>
+        <w:tc>
+          <w:tcPr>
+            <w:tcW w:type="dxa" w:w="4759"/>
+            <w:shd w:val="clear" w:fill="F1EFF8"/>
+          </w:tcPr>
+          <w:p>
+            <w:pPr>
+              <w:spacing w:after="40"/>
+            </w:pPr>
+            <w:r>
+              <w:rPr>
+                <w:sz w:val="20"/>
+              </w:rPr>
+            </w:r>
+            <w:r>
+              <w:rPr>
+                <w:b/>
+                <w:sz w:val="20"/>
+              </w:rPr>
+              <w:t>il settore</w:t>
+            </w:r>
+            <w:r>
+              <w:rPr>
+                <w:sz w:val="20"/>
+              </w:rPr>
+              <w:t xml:space="preserve"> (i livelli)</w:t>
+            </w:r>
+          </w:p>
+        </w:tc>
+        <w:tc>
+          <w:tcPr>
+            <w:tcW w:type="dxa" w:w="4759"/>
+            <w:shd w:val="clear" w:fill="F1EFF8"/>
+          </w:tcPr>
+          <w:p>
+            <w:pPr>
+              <w:spacing w:after="40"/>
+            </w:pPr>
+            <w:r>
+              <w:rPr>
+                <w:sz w:val="20"/>
+              </w:rPr>
+            </w:r>
+            <w:r>
+              <w:rPr>
+                <w:sz w:val="20"/>
+              </w:rPr>
               <w:t>il livello, lo stage</w:t>
             </w:r>
           </w:p>
@@ -7199,10 +7320,70 @@
         <w:t>Il cambio fra Aren e Lyra</w:t>
       </w:r>
       <w:r>
-        <w:t xml:space="preserve"> esiste, oltre la Frattura, con sei secondi di</w:t>
+        <w:t xml:space="preserve"> esiste, in Circuito Aperto, con sei secondi di</w:t>
       </w:r>
       <w:r>
         <w:t xml:space="preserve"> ricarica.</w:t>
+      </w:r>
+    </w:p>
+    <w:p>
+      <w:pPr>
+        <w:pStyle w:val="ListBullet"/>
+      </w:pPr>
+      <w:r>
+        <w:rPr>
+          <w:b/>
+        </w:rPr>
+        <w:t>La semina dei settori 15-20</w:t>
+      </w:r>
+      <w:r>
+        <w:t>: il Comandante della Laguna porta la lanterna</w:t>
+      </w:r>
+      <w:r>
+        <w:t xml:space="preserve"> verde sulla schiena, quando cade la luce sale e qualcosa se la porta via, e</w:t>
+      </w:r>
+      <w:r>
+        <w:t xml:space="preserve"> dal 16 al 20 Lumina va in blackout sempre più spesso.</w:t>
+      </w:r>
+    </w:p>
+    <w:p>
+      <w:pPr>
+        <w:pStyle w:val="ListBullet"/>
+      </w:pPr>
+      <w:r>
+        <w:rPr>
+          <w:b/>
+        </w:rPr>
+        <w:t>I tre Comandanti hanno il nome della loro area</w:t>
+      </w:r>
+      <w:r>
+        <w:t xml:space="preserve"> — Prateria, Deserto,</w:t>
+      </w:r>
+      <w:r>
+        <w:t xml:space="preserve"> Laguna — nel banner, nella barra e nell'insegna del settore.</w:t>
+      </w:r>
+    </w:p>
+    <w:p>
+      <w:pPr>
+        <w:pStyle w:val="ListBullet"/>
+      </w:pPr>
+      <w:r>
+        <w:t xml:space="preserve">La modalità infinita si chiama </w:t>
+      </w:r>
+      <w:r>
+        <w:rPr>
+          <w:b/>
+        </w:rPr>
+        <w:t>CIRCUITO APERTO</w:t>
+      </w:r>
+      <w:r>
+        <w:t>. Oggi si sblocca finendo i</w:t>
+      </w:r>
+      <w:r>
+        <w:t xml:space="preserve"> 20 settori, perché è dove finisce quello che esiste: quando l'atto II sarà</w:t>
+      </w:r>
+      <w:r>
+        <w:t xml:space="preserve"> pronto si sposterà alla fine del 65.</w:t>
       </w:r>
     </w:p>
     <w:p>
@@ -7354,7 +7535,7 @@
     </w:p>
     <w:p>
       <w:r>
-        <w:t>Ne restano due. Tutto il resto è stato deciso e sta nel capitolo che gli compete.</w:t>
+        <w:t>Ne resta una. Tutto il resto è stato deciso e sta nel capitolo che gli compete.</w:t>
       </w:r>
     </w:p>
     <w:p>
@@ -7365,41 +7546,6 @@
         <w:rPr>
           <w:b/>
         </w:rPr>
-        <w:t>Come si chiama la modalità infinita?</w:t>
-      </w:r>
-      <w:r>
-        <w:t xml:space="preserve"> Non è più «Oltre la Frattura»:</w:t>
-      </w:r>
-      <w:r>
-        <w:t xml:space="preserve"> quello è il nome dell'atto II. È il passatempo che si sblocca a gioco finito,</w:t>
-      </w:r>
-      <w:r>
-        <w:t xml:space="preserve"> dopo il settore 65, e sta fuori dalla storia. Proposta: </w:t>
-      </w:r>
-      <w:r>
-        <w:rPr>
-          <w:b/>
-        </w:rPr>
-        <w:t>CIRCUITO APERTO</w:t>
-      </w:r>
-      <w:r>
-        <w:t xml:space="preserve"> —</w:t>
-      </w:r>
-      <w:r>
-        <w:t xml:space="preserve"> un circuito che non si chiude mai è esattamente un posto dove la corrente non</w:t>
-      </w:r>
-      <w:r>
-        <w:t xml:space="preserve"> arriva da nessuna parte, e infatti non finisce.</w:t>
-      </w:r>
-    </w:p>
-    <w:p>
-      <w:pPr>
-        <w:pStyle w:val="ListNumber"/>
-      </w:pPr>
-      <w:r>
-        <w:rPr>
-          <w:b/>
-        </w:rPr>
         <w:t>Come si chiama la creatura che resta?</w:t>
       </w:r>
       <w:r>
@@ -7413,6 +7559,11 @@
       </w:r>
       <w:r>
         <w:t xml:space="preserve"> creatura che resta».</w:t>
+      </w:r>
+    </w:p>
+    <w:p>
+      <w:r>
+        <w:t>È l'ultima cosa che manca alla Bibbia.</w:t>
       </w:r>
     </w:p>
     <w:p>
@@ -7425,7 +7576,7 @@
     </w:p>
     <w:p>
       <w:r>
-        <w:t>Eclissia è il nome dell'altro mondo · Ampere torna in mano ai Custodi al settore 30 · alla fine si versa e la lanterna resta · l'ultimo nemico è OHM · la cima si gioca in soggettiva, la salita in 2,5D · la Frattura si era già aperta una volta e fu chiusa nel modo sbagliato · Aren e Lyra erano due tecnici di turno, non due prescelti · i Comandanti sono d'area e non hanno nomi propri · ECHO-2 ed ECHO-3 non si fanno · il capitolo zero racconta la notte prima · la creatura che resta è una piccola eclissi e nasce dal vetro di Ampere.</w:t>
+        <w:t>Eclissia è il nome dell'altro mondo · Ampere torna in mano ai Custodi al settore 30 · alla fine si versa e la lanterna resta · l'ultimo nemico è OHM · la cima si gioca in soggettiva, la salita in 2,5D · la Frattura si era già aperta una volta e fu chiusa nel modo sbagliato · Aren e Lyra erano due tecnici di turno, non due prescelti · i Comandanti sono d'area e non hanno nomi propri · ECHO-2 ed ECHO-3 non si fanno · il capitolo zero racconta la notte prima · la creatura che resta è una piccola eclissi e nasce dal vetro di Ampere · la modalità infinita si chiama Circuito Aperto e sta fuori dal canone.</w:t>
       </w:r>
     </w:p>
     <w:p>

--- a/VOLT_Bibbia.docx
+++ b/VOLT_Bibbia.docx
@@ -322,7 +322,16 @@
     <w:p/>
     <w:p>
       <w:r>
-        <w:t>Atto II completo dal settore 21 al 65, con le istruzioni operative per chi produce immagini, post e filmati (capitolo 14). Fusa con la Bibbia narrativa v1.1 scritta con l'altra IA.</w:t>
+        <w:t xml:space="preserve">Atto II completo dal settore 21 al 65, con le istruzioni operative per chi produce immagini, post e filmati (capitolo 14). </w:t>
+      </w:r>
+      <w:r>
+        <w:rPr>
+          <w:b/>
+        </w:rPr>
+        <w:t>Nessuna domanda aperta.</w:t>
+      </w:r>
+      <w:r>
+        <w:t xml:space="preserve"> Fusa con la Bibbia narrativa v1.1 scritta con l'altra IA.</w:t>
       </w:r>
     </w:p>
     <w:p>
@@ -1961,13 +1970,13 @@
           <w:b/>
           <w:sz w:val="21"/>
         </w:rPr>
-        <w:t>[APERTO] — Ampere si versa, non si getta.</w:t>
+        <w:t>[DECISO] — Ampere si versa, non si getta.</w:t>
       </w:r>
       <w:r>
         <w:rPr>
           <w:sz w:val="21"/>
         </w:rPr>
-        <w:t xml:space="preserve"> Deciso: la lanterna resta. Alla fine è vuota e spenta, in mano a chi l'ha portata fin lassù, e si riaccende piano soltanto quando la Frattura è chiusa.</w:t>
+        <w:t xml:space="preserve"> La lanterna resta. Alla fine è vuota e spenta, in mano a chi l'ha portata fin lassù, e si riaccende piano soltanto quando la Frattura è chiusa.</w:t>
       </w:r>
     </w:p>
     <w:p>
@@ -2540,16 +2549,57 @@
         <w:pStyle w:val="Heading3"/>
       </w:pPr>
       <w:r>
-        <w:t>La creatura che resta — una piccola eclissi [SCRITTO] (il nome è [APERTO])</w:t>
-      </w:r>
-    </w:p>
-    <w:p>
-      <w:r>
-        <w:t xml:space="preserve">Quello che nasce dal nucleo di ECHO-0 alla fine del gioco. </w:t>
-      </w:r>
+        <w:t>ECLIO [SCRITTO]</w:t>
+      </w:r>
+    </w:p>
+    <w:p>
+      <w:pPr>
+        <w:spacing w:before="160" w:after="200"/>
+        <w:ind w:left="340"/>
+        <w:pBdr>
+          <w:left w:val="single" w:sz="18" w:space="10" w:color="7A3FD6"/>
+        </w:pBdr>
+      </w:pPr>
       <w:r>
         <w:rPr>
           <w:b/>
+          <w:sz w:val="21"/>
+        </w:rPr>
+        <w:t>ECLIO</w:t>
+      </w:r>
+      <w:r>
+        <w:rPr>
+          <w:sz w:val="21"/>
+        </w:rPr>
+        <w:t xml:space="preserve"> — l'ultima scintilla cosciente di ECHO-0. Nato dalla Corrente Verde dentro Ampere, porta in sé </w:t>
+      </w:r>
+      <w:r>
+        <w:rPr>
+          <w:b/>
+          <w:sz w:val="21"/>
+        </w:rPr>
+        <w:t>la luce di Lumina e l'ombra di Eclissia</w:t>
+      </w:r>
+      <w:r>
+        <w:rPr>
+          <w:sz w:val="21"/>
+        </w:rPr>
+        <w:t>.</w:t>
+      </w:r>
+    </w:p>
+    <w:p>
+      <w:r>
+        <w:rPr>
+          <w:b/>
+        </w:rPr>
+        <w:t>Cos'è.</w:t>
+      </w:r>
+      <w:r>
+        <w:t xml:space="preserve"> Quello che nasce dal nucleo di ECHO-0 alla fine del gioco. </w:t>
+      </w:r>
+      <w:r>
+        <w:rPr>
+          <w:b/>
         </w:rPr>
         <w:t>Non è un ECHO rimpicciolito</w:t>
       </w:r>
@@ -2559,43 +2609,54 @@
     </w:p>
     <w:p>
       <w:r>
+        <w:t xml:space="preserve">Una piccola sfera fluttuante, </w:t>
+      </w:r>
+      <w:r>
         <w:rPr>
           <w:b/>
         </w:rPr>
-        <w:t>Cos'è.</w:t>
-      </w:r>
-      <w:r>
-        <w:t xml:space="preserve"> Una piccola sfera fluttuante, </w:t>
+        <w:t>metà illuminata e metà in ombra</w:t>
+      </w:r>
+      <w:r>
+        <w:t xml:space="preserve">, come un'eclissi vista da vicino. Non ha braccia, non ha gambe, non ha faccia. È fatto dei due mondi finalmente in fase: </w:t>
       </w:r>
       <w:r>
         <w:rPr>
           <w:b/>
         </w:rPr>
-        <w:t>metà illuminata e metà in ombra</w:t>
-      </w:r>
-      <w:r>
-        <w:t xml:space="preserve">, come un'eclissi vista da vicino. Non ha braccia, non ha gambe, non ha faccia. È fatta dei due mondi finalmente in fase: </w:t>
-      </w:r>
+        <w:t>è la prova vivente del finale</w:t>
+      </w:r>
+      <w:r>
+        <w:t>, e si porta il nome di Eclissia addosso senza doverlo spiegare.</w:t>
+      </w:r>
+    </w:p>
+    <w:p>
+      <w:r>
+        <w:t>Gli occhi diversi di ECHO-0 non ci sono più, ed è voluto: erano il segno che era fatto di pezzi rubati ad Aren e Lyra. Lasciarglieli sarebbe come lasciargli le manette.</w:t>
+      </w:r>
+    </w:p>
+    <w:p>
       <w:r>
         <w:rPr>
           <w:b/>
         </w:rPr>
-        <w:t>è la prova vivente del finale</w:t>
-      </w:r>
-      <w:r>
-        <w:t>, e si porta il nome di Eclissia addosso senza doverlo spiegare.</w:t>
-      </w:r>
-    </w:p>
-    <w:p>
-      <w:r>
-        <w:t>Gli occhi diversi di ECHO-0 non ci sono più, ed è voluto: erano il segno che era fatto di pezzi rubati ad Aren e Lyra. Lasciarglieli sarebbe come lasciargli le manette.</w:t>
-      </w:r>
-    </w:p>
-    <w:p>
+        <w:t>Il nome.</w:t>
+      </w:r>
+      <w:r>
+        <w:t xml:space="preserve"> Viene da Eclissia, ma suona piccolo, affettuoso e pronunciabile in qualunque lingua. Non sembra il nome di un mostro né di un robot: sembra quello di una creatura unica. </w:t>
+      </w:r>
       <w:r>
         <w:rPr>
           <w:b/>
         </w:rPr>
+        <w:t>Si scrive ECLIO in maiuscolo nei titoli, Eclio nei testi.</w:t>
+      </w:r>
+    </w:p>
+    <w:p>
+      <w:r>
+        <w:rPr>
+          <w:b/>
+        </w:rPr>
         <w:t>Nasce dal vetro di Ampere.</w:t>
       </w:r>
       <w:r>
@@ -2605,7 +2666,7 @@
         <w:rPr>
           <w:b/>
         </w:rPr>
-        <w:t>esce lei</w:t>
+        <w:t>esce lui</w:t>
       </w:r>
       <w:r>
         <w:t>. Lì dentro torna a dormire quando vuole. Quello che aveva rubato Ampere finisce per abitarci — ed è la vendetta più dolce che potesse capitargli.</w:t>
@@ -2632,34 +2693,25 @@
       </w:r>
     </w:p>
     <w:p>
+      <w:pPr>
+        <w:pStyle w:val="Heading3"/>
+      </w:pPr>
+      <w:r>
+        <w:t>Le fasi di Eclio: il suo linguaggio</w:t>
+      </w:r>
+    </w:p>
+    <w:p>
+      <w:r>
+        <w:t xml:space="preserve">La linea che separa la luce dall'ombra </w:t>
+      </w:r>
       <w:r>
         <w:rPr>
           <w:b/>
         </w:rPr>
-        <w:t>Come si disegna.</w:t>
-      </w:r>
-      <w:r>
-        <w:t xml:space="preserve"> Una sfera piccola, liscia, senza spigoli. Una metà di luce calda (il bianco-verde di Ampere), l'altra in ombra profonda (l'indaco di Eclissia), e fra le due una </w:t>
-      </w:r>
-      <w:r>
-        <w:rPr>
-          <w:b/>
-        </w:rPr>
-        <w:t>linea netta che si sposta come le fasi della luna</w:t>
-      </w:r>
-      <w:r>
-        <w:t>.</w:t>
-      </w:r>
-    </w:p>
-    <w:p>
-      <w:r>
-        <w:rPr>
-          <w:b/>
-        </w:rPr>
-        <w:t>Quella linea è la sua faccia.</w:t>
-      </w:r>
-      <w:r>
-        <w:t xml:space="preserve"> È l'unica espressione che ha, ed è l'unico parametro da animare:</w:t>
+        <w:t>è la sua faccia</w:t>
+      </w:r>
+      <w:r>
+        <w:t>. Non ha altre espressioni, e non gliene servono: è l'unico parametro da animare, e il significato di ogni fase è canonico.</w:t>
       </w:r>
     </w:p>
     <w:tbl>
@@ -2731,9 +2783,10 @@
             </w:r>
             <w:r>
               <w:rPr>
-                <w:sz w:val="20"/>
-              </w:rPr>
-              <w:t>Quasi tutta luce</w:t>
+                <w:b/>
+                <w:sz w:val="20"/>
+              </w:rPr>
+              <w:t>Prevalenza luminosa</w:t>
             </w:r>
           </w:p>
         </w:tc>
@@ -2754,7 +2807,7 @@
               <w:rPr>
                 <w:sz w:val="20"/>
               </w:rPr>
-              <w:t>contenta, curiosa, si fida</w:t>
+              <w:t>curiosità, fiducia</w:t>
             </w:r>
           </w:p>
         </w:tc>
@@ -2776,9 +2829,10 @@
             </w:r>
             <w:r>
               <w:rPr>
-                <w:sz w:val="20"/>
-              </w:rPr>
-              <w:t>Metà e metà</w:t>
+                <w:b/>
+                <w:sz w:val="20"/>
+              </w:rPr>
+              <w:t>Metà luce e metà ombra</w:t>
             </w:r>
           </w:p>
         </w:tc>
@@ -2800,7 +2854,7 @@
               <w:rPr>
                 <w:sz w:val="20"/>
               </w:rPr>
-              <w:t>tranquilla, è il suo riposo</w:t>
+              <w:t>attenzione, equilibrio — è il suo riposo da sveglio</w:t>
             </w:r>
           </w:p>
         </w:tc>
@@ -2821,9 +2875,10 @@
             </w:r>
             <w:r>
               <w:rPr>
-                <w:sz w:val="20"/>
-              </w:rPr>
-              <w:t>Quasi tutta ombra</w:t>
+                <w:b/>
+                <w:sz w:val="20"/>
+              </w:rPr>
+              <w:t>Prevalenza indaco</w:t>
             </w:r>
           </w:p>
         </w:tc>
@@ -2844,7 +2899,111 @@
               <w:rPr>
                 <w:sz w:val="20"/>
               </w:rPr>
-              <w:t>ha paura, o si sta nascondendo</w:t>
+              <w:t>paura, tristezza, o pericolo vicino</w:t>
+            </w:r>
+          </w:p>
+        </w:tc>
+      </w:tr>
+      <w:tr>
+        <w:tc>
+          <w:tcPr>
+            <w:tcW w:type="dxa" w:w="4759"/>
+            <w:shd w:val="clear" w:fill="F1EFF8"/>
+          </w:tcPr>
+          <w:p>
+            <w:pPr>
+              <w:spacing w:after="40"/>
+            </w:pPr>
+            <w:r>
+              <w:rPr>
+                <w:sz w:val="20"/>
+              </w:rPr>
+            </w:r>
+            <w:r>
+              <w:rPr>
+                <w:b/>
+                <w:sz w:val="20"/>
+              </w:rPr>
+              <w:t>Linea instabile</w:t>
+            </w:r>
+            <w:r>
+              <w:rPr>
+                <w:sz w:val="20"/>
+              </w:rPr>
+              <w:t xml:space="preserve"> (che oscilla in fretta)</w:t>
+            </w:r>
+          </w:p>
+        </w:tc>
+        <w:tc>
+          <w:tcPr>
+            <w:tcW w:type="dxa" w:w="4759"/>
+            <w:shd w:val="clear" w:fill="F1EFF8"/>
+          </w:tcPr>
+          <w:p>
+            <w:pPr>
+              <w:spacing w:after="40"/>
+            </w:pPr>
+            <w:r>
+              <w:rPr>
+                <w:sz w:val="20"/>
+              </w:rPr>
+            </w:r>
+            <w:r>
+              <w:rPr>
+                <w:sz w:val="20"/>
+              </w:rPr>
+              <w:t>agitazione</w:t>
+            </w:r>
+          </w:p>
+        </w:tc>
+      </w:tr>
+      <w:tr>
+        <w:tc>
+          <w:tcPr>
+            <w:tcW w:type="dxa" w:w="4759"/>
+          </w:tcPr>
+          <w:p>
+            <w:pPr>
+              <w:spacing w:after="40"/>
+            </w:pPr>
+            <w:r>
+              <w:rPr>
+                <w:sz w:val="20"/>
+              </w:rPr>
+            </w:r>
+            <w:r>
+              <w:rPr>
+                <w:b/>
+                <w:sz w:val="20"/>
+              </w:rPr>
+              <w:t>Eclissi perfetta</w:t>
+            </w:r>
+            <w:r>
+              <w:rPr>
+                <w:sz w:val="20"/>
+              </w:rPr>
+              <w:t xml:space="preserve"> (tutto in ombra)</w:t>
+            </w:r>
+          </w:p>
+        </w:tc>
+        <w:tc>
+          <w:tcPr>
+            <w:tcW w:type="dxa" w:w="4759"/>
+          </w:tcPr>
+          <w:p>
+            <w:pPr>
+              <w:spacing w:after="40"/>
+            </w:pPr>
+            <w:r>
+              <w:rPr>
+                <w:sz w:val="20"/>
+              </w:rPr>
+            </w:r>
+            <w:r>
+              <w:rPr>
+                <w:sz w:val="20"/>
+              </w:rPr>
+              <w:t>sonno, o rientro nella lanterna</w:t>
             </w:r>
           </w:p>
         </w:tc>
@@ -2856,19 +3015,19 @@
         <w:rPr>
           <w:b/>
         </w:rPr>
-        <w:t>Il nome.</w:t>
-      </w:r>
-      <w:r>
-        <w:t xml:space="preserve"> Non c'è ancora. Lo disegna l'altra IA e </w:t>
+        <w:t>Come si disegna.</w:t>
+      </w:r>
+      <w:r>
+        <w:t xml:space="preserve"> Una sfera piccola, liscia, senza spigoli. Una metà di luce calda bianco-verde (il verde di Ampere, con venature più chiare che si muovono dentro), l'altra in ombra indaco profondo con un riflesso viola in alto. Fra le due, una </w:t>
       </w:r>
       <w:r>
         <w:rPr>
           <w:b/>
         </w:rPr>
-        <w:t>dal rendering viene il nome</w:t>
-      </w:r>
-      <w:r>
-        <w:t>. Fino ad allora, in ogni testo, si scrive «la creatura che resta».</w:t>
+        <w:t>linea netta</w:t>
+      </w:r>
+      <w:r>
+        <w:t xml:space="preserve"> che si sposta come le fasi della luna. Attorno, un alone verde sottile.</w:t>
       </w:r>
     </w:p>
     <w:p>
@@ -2876,19 +3035,96 @@
         <w:rPr>
           <w:b/>
         </w:rPr>
-        <w:t>Perché questa e non un'altra:</w:t>
-      </w:r>
-      <w:r>
-        <w:t xml:space="preserve"> significa qualcosa (i due mondi in equilibrio), si anima con un parametro solo, si riconosce in silhouette, e </w:t>
-      </w:r>
+        <w:t>La dimensione canonica è di circa 16 centimetri</w:t>
+      </w:r>
+      <w:r>
+        <w:t>: sta nel palmo di una mano, ed è alto quanto la testa di Aren. Vale per i disegni, per i post e per la stampa 3D.</w:t>
+      </w:r>
+    </w:p>
+    <w:p>
       <w:r>
         <w:rPr>
           <w:b/>
         </w:rPr>
-        <w:t>si stampa in 3D</w:t>
-      </w:r>
-      <w:r>
-        <w:t xml:space="preserve"> — insieme alla lanterna sono due oggetti, non uno.</w:t>
+        <w:t>Riferimenti ufficiali</w:t>
+      </w:r>
+      <w:r>
+        <w:t xml:space="preserve"> (in </w:t>
+      </w:r>
+      <w:r>
+        <w:rPr>
+          <w:rFonts w:ascii="Consolas" w:hAnsi="Consolas"/>
+          <w:color w:val="7A3FD6"/>
+          <w:sz w:val="19"/>
+        </w:rPr>
+        <w:t>assets/heroes/</w:t>
+      </w:r>
+      <w:r>
+        <w:t>, dall'altra IA):</w:t>
+      </w:r>
+    </w:p>
+    <w:p>
+      <w:pPr>
+        <w:pStyle w:val="ListBullet"/>
+      </w:pPr>
+      <w:r>
+        <w:rPr>
+          <w:rFonts w:ascii="Consolas" w:hAnsi="Consolas"/>
+          <w:color w:val="7A3FD6"/>
+          <w:sz w:val="19"/>
+        </w:rPr>
+        <w:t>eclio.webp</w:t>
+      </w:r>
+      <w:r>
+        <w:t xml:space="preserve"> — le tre fasi principali</w:t>
+      </w:r>
+    </w:p>
+    <w:p>
+      <w:pPr>
+        <w:pStyle w:val="ListBullet"/>
+      </w:pPr>
+      <w:r>
+        <w:rPr>
+          <w:rFonts w:ascii="Consolas" w:hAnsi="Consolas"/>
+          <w:color w:val="7A3FD6"/>
+          <w:sz w:val="19"/>
+        </w:rPr>
+        <w:t>lanterna_esce_eclio.webp</w:t>
+      </w:r>
+      <w:r>
+        <w:t xml:space="preserve"> — mentre esce dal vetro di Ampere</w:t>
+      </w:r>
+    </w:p>
+    <w:p>
+      <w:pPr>
+        <w:pStyle w:val="ListBullet"/>
+      </w:pPr>
+      <w:r>
+        <w:rPr>
+          <w:rFonts w:ascii="Consolas" w:hAnsi="Consolas"/>
+          <w:color w:val="7A3FD6"/>
+          <w:sz w:val="19"/>
+        </w:rPr>
+        <w:t>aren_eclio_lyra.webp</w:t>
+      </w:r>
+      <w:r>
+        <w:t xml:space="preserve"> — fra i due Custodi, per la scala</w:t>
+      </w:r>
+    </w:p>
+    <w:p>
+      <w:r>
+        <w:t>Da queste immagini non ci si allontana più.</w:t>
+      </w:r>
+    </w:p>
+    <w:p>
+      <w:r>
+        <w:rPr>
+          <w:b/>
+        </w:rPr>
+        <w:t>Nel gioco si disegna in codice</w:t>
+      </w:r>
+      <w:r>
+        <w:t>, come tutto il resto: è un cerchio con un gradiente e una linea che si sposta — non serve nessun file, e resta leggero.</w:t>
       </w:r>
     </w:p>
     <w:p>
@@ -4974,7 +5210,16 @@
     </w:p>
     <w:p>
       <w:r>
-        <w:t>La portano a Lumina con loro.</w:t>
+        <w:t xml:space="preserve">Si chiama </w:t>
+      </w:r>
+      <w:r>
+        <w:rPr>
+          <w:b/>
+        </w:rPr>
+        <w:t>ECLIO</w:t>
+      </w:r>
+      <w:r>
+        <w:t>. Lo portano a Lumina con loro.</w:t>
       </w:r>
     </w:p>
     <w:p>
@@ -5438,7 +5683,13 @@
     </w:p>
     <w:p>
       <w:r>
-        <w:t>La piccola eclissi vive a Lumina, e dorme dentro Ampere. Potrebbe diventare la compagna del giocatore — o giocabile lei stessa — conservando l'unica cosa che ha sempre saputo fare: copiare. Niente di più è deciso.</w:t>
+        <w:rPr>
+          <w:b/>
+        </w:rPr>
+        <w:t>Eclio</w:t>
+      </w:r>
+      <w:r>
+        <w:t xml:space="preserve"> vive a Lumina, e dorme dentro Ampere. Potrebbe diventare la compagna del giocatore — o giocabile lei stessa — conservando l'unica cosa che ha sempre saputo fare: copiare. Niente di più è deciso.</w:t>
       </w:r>
     </w:p>
     <w:p>
@@ -6544,7 +6795,26 @@
                 <w:b/>
                 <w:sz w:val="20"/>
               </w:rPr>
-              <w:t>il Comandante della Prateria / del Deserto / della Laguna</w:t>
+              <w:t>ECLIO</w:t>
+            </w:r>
+            <w:r>
+              <w:rPr>
+                <w:sz w:val="20"/>
+              </w:rPr>
+              <w:t xml:space="preserve"> nei titoli, </w:t>
+            </w:r>
+            <w:r>
+              <w:rPr>
+                <w:b/>
+                <w:sz w:val="20"/>
+              </w:rPr>
+              <w:t>Eclio</w:t>
+            </w:r>
+            <w:r>
+              <w:rPr>
+                <w:sz w:val="20"/>
+              </w:rPr>
+              <w:t xml:space="preserve"> nei testi</w:t>
             </w:r>
           </w:p>
         </w:tc>
@@ -6565,7 +6835,7 @@
               <w:rPr>
                 <w:sz w:val="20"/>
               </w:rPr>
-              <w:t>il boss, il primo boss</w:t>
+              <w:t>Eclio-0, la creaturina, l'eclissi</w:t>
             </w:r>
           </w:p>
         </w:tc>
@@ -6590,26 +6860,7 @@
                 <w:b/>
                 <w:sz w:val="20"/>
               </w:rPr>
-              <w:t>ECHO-0</w:t>
-            </w:r>
-            <w:r>
-              <w:rPr>
-                <w:sz w:val="20"/>
-              </w:rPr>
-              <w:t xml:space="preserve">, </w:t>
-            </w:r>
-            <w:r>
-              <w:rPr>
-                <w:b/>
-                <w:sz w:val="20"/>
-              </w:rPr>
-              <w:t>ECHO-1</w:t>
-            </w:r>
-            <w:r>
-              <w:rPr>
-                <w:sz w:val="20"/>
-              </w:rPr>
-              <w:t xml:space="preserve"> (trattino, cifra)</w:t>
+              <w:t>il Comandante della Prateria / del Deserto / della Laguna</w:t>
             </w:r>
           </w:p>
         </w:tc>
@@ -6631,7 +6882,7 @@
               <w:rPr>
                 <w:sz w:val="20"/>
               </w:rPr>
-              <w:t>Echo Zero, ECHO 0</w:t>
+              <w:t>il boss, il primo boss</w:t>
             </w:r>
           </w:p>
         </w:tc>
@@ -6655,7 +6906,26 @@
                 <w:b/>
                 <w:sz w:val="20"/>
               </w:rPr>
-              <w:t>il Divoratore</w:t>
+              <w:t>ECHO-0</w:t>
+            </w:r>
+            <w:r>
+              <w:rPr>
+                <w:sz w:val="20"/>
+              </w:rPr>
+              <w:t xml:space="preserve">, </w:t>
+            </w:r>
+            <w:r>
+              <w:rPr>
+                <w:b/>
+                <w:sz w:val="20"/>
+              </w:rPr>
+              <w:t>ECHO-1</w:t>
+            </w:r>
+            <w:r>
+              <w:rPr>
+                <w:sz w:val="20"/>
+              </w:rPr>
+              <w:t xml:space="preserve"> (trattino, cifra)</w:t>
             </w:r>
           </w:p>
         </w:tc>
@@ -6676,7 +6946,7 @@
               <w:rPr>
                 <w:sz w:val="20"/>
               </w:rPr>
-              <w:t>il divoratore</w:t>
+              <w:t>Echo Zero, ECHO 0</w:t>
             </w:r>
           </w:p>
         </w:tc>
@@ -6701,13 +6971,7 @@
                 <w:b/>
                 <w:sz w:val="20"/>
               </w:rPr>
-              <w:t>i Custodi</w:t>
-            </w:r>
-            <w:r>
-              <w:rPr>
-                <w:sz w:val="20"/>
-              </w:rPr>
-              <w:t xml:space="preserve"> (maiuscolo quando è il ruolo)</w:t>
+              <w:t>il Divoratore</w:t>
             </w:r>
           </w:p>
         </w:tc>
@@ -6729,7 +6993,7 @@
               <w:rPr>
                 <w:sz w:val="20"/>
               </w:rPr>
-              <w:t>i custodi</w:t>
+              <w:t>il divoratore</w:t>
             </w:r>
           </w:p>
         </w:tc>
@@ -6753,13 +7017,13 @@
                 <w:b/>
                 <w:sz w:val="20"/>
               </w:rPr>
-              <w:t>il Comandante</w:t>
-            </w:r>
-            <w:r>
-              <w:rPr>
-                <w:sz w:val="20"/>
-              </w:rPr>
-              <w:t xml:space="preserve"> (i boss dell'atto I)</w:t>
+              <w:t>i Custodi</w:t>
+            </w:r>
+            <w:r>
+              <w:rPr>
+                <w:sz w:val="20"/>
+              </w:rPr>
+              <w:t xml:space="preserve"> (maiuscolo quando è il ruolo)</w:t>
             </w:r>
           </w:p>
         </w:tc>
@@ -6780,7 +7044,7 @@
               <w:rPr>
                 <w:sz w:val="20"/>
               </w:rPr>
-              <w:t>il boss</w:t>
+              <w:t>i custodi</w:t>
             </w:r>
           </w:p>
         </w:tc>
@@ -6805,13 +7069,13 @@
                 <w:b/>
                 <w:sz w:val="20"/>
               </w:rPr>
-              <w:t>il settore</w:t>
-            </w:r>
-            <w:r>
-              <w:rPr>
-                <w:sz w:val="20"/>
-              </w:rPr>
-              <w:t xml:space="preserve"> (i livelli)</w:t>
+              <w:t>il Comandante</w:t>
+            </w:r>
+            <w:r>
+              <w:rPr>
+                <w:sz w:val="20"/>
+              </w:rPr>
+              <w:t xml:space="preserve"> (i boss dell'atto I)</w:t>
             </w:r>
           </w:p>
         </w:tc>
@@ -6833,6 +7097,57 @@
               <w:rPr>
                 <w:sz w:val="20"/>
               </w:rPr>
+              <w:t>il boss</w:t>
+            </w:r>
+          </w:p>
+        </w:tc>
+      </w:tr>
+      <w:tr>
+        <w:tc>
+          <w:tcPr>
+            <w:tcW w:type="dxa" w:w="4759"/>
+          </w:tcPr>
+          <w:p>
+            <w:pPr>
+              <w:spacing w:after="40"/>
+            </w:pPr>
+            <w:r>
+              <w:rPr>
+                <w:sz w:val="20"/>
+              </w:rPr>
+            </w:r>
+            <w:r>
+              <w:rPr>
+                <w:b/>
+                <w:sz w:val="20"/>
+              </w:rPr>
+              <w:t>il settore</w:t>
+            </w:r>
+            <w:r>
+              <w:rPr>
+                <w:sz w:val="20"/>
+              </w:rPr>
+              <w:t xml:space="preserve"> (i livelli)</w:t>
+            </w:r>
+          </w:p>
+        </w:tc>
+        <w:tc>
+          <w:tcPr>
+            <w:tcW w:type="dxa" w:w="4759"/>
+          </w:tcPr>
+          <w:p>
+            <w:pPr>
+              <w:spacing w:after="40"/>
+            </w:pPr>
+            <w:r>
+              <w:rPr>
+                <w:sz w:val="20"/>
+              </w:rPr>
+            </w:r>
+            <w:r>
+              <w:rPr>
+                <w:sz w:val="20"/>
+              </w:rPr>
               <w:t>il livello, lo stage</w:t>
             </w:r>
           </w:p>
@@ -7416,7 +7731,7 @@
         <w:pStyle w:val="Heading2"/>
       </w:pPr>
       <w:r>
-        <w:t>Il nome della modalità infinita [APERTO]</w:t>
+        <w:t>Il nome della modalità infinita [GIOCO] (dalla versione 31)</w:t>
       </w:r>
     </w:p>
     <w:p>
@@ -7435,7 +7750,7 @@
     </w:p>
     <w:p>
       <w:r>
-        <w:t xml:space="preserve">Proposta: la modalità infinita — che è un arcade a punteggio, non un capitolo — prende un nome suo. Il migliore che abbiamo trovato è </w:t>
+        <w:t xml:space="preserve">Risolto: la modalità infinita — che è un arcade a punteggio, non un capitolo — si chiama </w:t>
       </w:r>
       <w:r>
         <w:rPr>
@@ -7444,7 +7759,7 @@
         <w:t>CIRCUITO APERTO</w:t>
       </w:r>
       <w:r>
-        <w:t>: un circuito che non si chiude mai è esattamente un posto dove la corrente non arriva da nessuna parte, e infatti non finisce.</w:t>
+        <w:t>. Un circuito che non si chiude mai è esattamente un posto dove la corrente non arriva da nessuna parte, e infatti non finisce.</w:t>
       </w:r>
     </w:p>
     <w:p>
@@ -7530,12 +7845,215 @@
         <w:pStyle w:val="Heading1"/>
       </w:pPr>
       <w:r>
-        <w:t>11. Le domande ancora aperte [APERTO]</w:t>
-      </w:r>
-    </w:p>
-    <w:p>
-      <w:r>
-        <w:t>Ne resta una. Tutto il resto è stato deciso e sta nel capitolo che gli compete.</w:t>
+        <w:t>11. Le domande ancora aperte</w:t>
+      </w:r>
+    </w:p>
+    <w:p>
+      <w:r>
+        <w:rPr>
+          <w:b/>
+        </w:rPr>
+        <w:t>Nessuna.</w:t>
+      </w:r>
+      <w:r>
+        <w:t xml:space="preserve"> Per la prima volta da quando esiste questo file, ogni decisione di racconto è presa: il mondo, i personaggi, i nemici, i due atti, il finale, i nomi.</w:t>
+      </w:r>
+    </w:p>
+    <w:p>
+      <w:r>
+        <w:t>Restano marcate [APERTO] solo due cose, e non sono domande:</w:t>
+      </w:r>
+    </w:p>
+    <w:p>
+      <w:pPr>
+        <w:pStyle w:val="ListBullet"/>
+      </w:pPr>
+      <w:r>
+        <w:rPr>
+          <w:b/>
+        </w:rPr>
+        <w:t>l'atto III</w:t>
+      </w:r>
+      <w:r>
+        <w:t>, che non è una decisione da prendere ma un dopo da vedere;</w:t>
+      </w:r>
+    </w:p>
+    <w:p>
+      <w:pPr>
+        <w:pStyle w:val="ListBullet"/>
+      </w:pPr>
+      <w:r>
+        <w:rPr>
+          <w:b/>
+        </w:rPr>
+        <w:t>le tre leggi non programmate</w:t>
+      </w:r>
+      <w:r>
+        <w:t xml:space="preserve"> (capitolo 10), che non sono un dubbio ma un</w:t>
+      </w:r>
+      <w:r>
+        <w:t xml:space="preserve"> costo.</w:t>
+      </w:r>
+    </w:p>
+    <w:p>
+      <w:r>
+        <w:t xml:space="preserve">Quello che resta non è più da decidere: è da </w:t>
+      </w:r>
+      <w:r>
+        <w:rPr>
+          <w:b/>
+        </w:rPr>
+        <w:t>fare</w:t>
+      </w:r>
+      <w:r>
+        <w:t>. Il gioco si ferma al settore 20 e la Bibbia arriva al 65 — la distanza fra le due cose è tutto il lavoro che c'è davanti.</w:t>
+      </w:r>
+    </w:p>
+    <w:p>
+      <w:pPr>
+        <w:pStyle w:val="Heading2"/>
+      </w:pPr>
+      <w:r>
+        <w:t>Decise, per memoria</w:t>
+      </w:r>
+    </w:p>
+    <w:p>
+      <w:r>
+        <w:t xml:space="preserve">Eclissia è il nome dell'altro mondo · Ampere torna in mano ai Custodi al settore 30 · alla fine si versa e la lanterna resta · l'ultimo nemico è OHM · la cima si gioca in soggettiva, la salita in 2,5D · la Frattura si era già aperta una volta e fu chiusa nel modo sbagliato · Aren e Lyra erano due tecnici di turno, non due prescelti · i Comandanti sono d'area e non hanno nomi propri · ECHO-2 ed ECHO-3 non si fanno · il capitolo zero racconta la notte prima · la creatura che resta è </w:t>
+      </w:r>
+      <w:r>
+        <w:rPr>
+          <w:b/>
+        </w:rPr>
+        <w:t>Eclio</w:t>
+      </w:r>
+      <w:r>
+        <w:t>, una piccola eclissi che nasce dal vetro di Ampere · la modalità infinita si chiama Circuito Aperto e sta fuori dal canone.</w:t>
+      </w:r>
+    </w:p>
+    <w:p>
+      <w:pPr>
+        <w:pStyle w:val="Heading1"/>
+      </w:pPr>
+      <w:r>
+        <w:t>12. Come si aggiorna questa Bibbia</w:t>
+      </w:r>
+    </w:p>
+    <w:p>
+      <w:pPr>
+        <w:pStyle w:val="Heading2"/>
+      </w:pPr>
+      <w:r>
+        <w:t>I due file</w:t>
+      </w:r>
+    </w:p>
+    <w:p>
+      <w:r>
+        <w:t xml:space="preserve">La Bibbia vive in </w:t>
+      </w:r>
+      <w:r>
+        <w:rPr>
+          <w:b/>
+        </w:rPr>
+        <w:t>due formati allineati</w:t>
+      </w:r>
+      <w:r>
+        <w:t>:</w:t>
+      </w:r>
+    </w:p>
+    <w:p>
+      <w:pPr>
+        <w:pStyle w:val="ListBullet"/>
+      </w:pPr>
+      <w:r>
+        <w:rPr>
+          <w:b/>
+        </w:rPr>
+        <w:t>`STORIA.md`</w:t>
+      </w:r>
+      <w:r>
+        <w:t xml:space="preserve"> — la fonte. È qui che si scrive, ed è questo che si dà da</w:t>
+      </w:r>
+      <w:r>
+        <w:t xml:space="preserve"> leggere alle intelligenze artificiali.</w:t>
+      </w:r>
+    </w:p>
+    <w:p>
+      <w:pPr>
+        <w:pStyle w:val="ListBullet"/>
+      </w:pPr>
+      <w:r>
+        <w:rPr>
+          <w:b/>
+        </w:rPr>
+        <w:t>`VOLT_Bibbia.docx`</w:t>
+      </w:r>
+      <w:r>
+        <w:t xml:space="preserve"> — la stampa, per chi legge da persona.</w:t>
+      </w:r>
+    </w:p>
+    <w:p>
+      <w:r>
+        <w:rPr>
+          <w:b/>
+        </w:rPr>
+        <w:t>Il Word non si modifica mai a mano.</w:t>
+      </w:r>
+      <w:r>
+        <w:t xml:space="preserve"> Si scrive nell'</w:t>
+      </w:r>
+      <w:r>
+        <w:rPr>
+          <w:rFonts w:ascii="Consolas" w:hAnsi="Consolas"/>
+          <w:color w:val="7A3FD6"/>
+          <w:sz w:val="19"/>
+        </w:rPr>
+        <w:t>.md</w:t>
+      </w:r>
+      <w:r>
+        <w:t xml:space="preserve"> e si rilancia:</w:t>
+      </w:r>
+    </w:p>
+    <w:p>
+      <w:r>
+        <w:rPr>
+          <w:rFonts w:ascii="Consolas" w:hAnsi="Consolas"/>
+          <w:color w:val="7A3FD6"/>
+          <w:sz w:val="19"/>
+        </w:rPr>
+      </w:r>
+      <w:r>
+        <w:rPr>
+          <w:rFonts w:ascii="Consolas" w:hAnsi="Consolas"/>
+          <w:color w:val="7A3FD6"/>
+          <w:sz w:val="19"/>
+        </w:rPr>
+        <w:t xml:space="preserve"> python strumenti/bibbia_docx.py </w:t>
+      </w:r>
+      <w:r>
+        <w:rPr>
+          <w:rFonts w:ascii="Consolas" w:hAnsi="Consolas"/>
+          <w:color w:val="7A3FD6"/>
+          <w:sz w:val="19"/>
+        </w:rPr>
+      </w:r>
+    </w:p>
+    <w:p>
+      <w:r>
+        <w:t>Il documento si rigenera identico, con copertina, titoli e tabelle. Così i due file non possono litigare: uno è la fonte, l'altro è la sua fotografia.</w:t>
+      </w:r>
+    </w:p>
+    <w:p>
+      <w:pPr>
+        <w:pStyle w:val="Heading2"/>
+      </w:pPr>
+      <w:r>
+        <w:t>Le tre prove</w:t>
+      </w:r>
+    </w:p>
+    <w:p>
+      <w:r>
+        <w:t>Un'idea nuova entra nella Bibbia solo se supera tre controlli:</w:t>
       </w:r>
     </w:p>
     <w:p>
@@ -7546,24 +8064,41 @@
         <w:rPr>
           <w:b/>
         </w:rPr>
-        <w:t>Come si chiama la creatura che resta?</w:t>
-      </w:r>
-      <w:r>
-        <w:t xml:space="preserve"> La forma è decisa (una piccola</w:t>
-      </w:r>
-      <w:r>
-        <w:t xml:space="preserve"> eclissi che nasce dal vetro di Ampere, capitolo 4): manca il nome, e viene</w:t>
-      </w:r>
-      <w:r>
-        <w:t xml:space="preserve"> dal rendering dell'altra IA. Fino ad allora, nei testi, si scrive «la</w:t>
-      </w:r>
-      <w:r>
-        <w:t xml:space="preserve"> creatura che resta».</w:t>
-      </w:r>
-    </w:p>
-    <w:p>
-      <w:r>
-        <w:t>È l'ultima cosa che manca alla Bibbia.</w:t>
+        <w:t>non contraddice il canone</w:t>
+      </w:r>
+      <w:r>
+        <w:t xml:space="preserve"> (e se lo contraddice, si dice quale riga cambia);</w:t>
+      </w:r>
+    </w:p>
+    <w:p>
+      <w:pPr>
+        <w:pStyle w:val="ListNumber"/>
+      </w:pPr>
+      <w:r>
+        <w:rPr>
+          <w:b/>
+        </w:rPr>
+        <w:t>migliora il gioco o l'emozione</w:t>
+      </w:r>
+      <w:r>
+        <w:t xml:space="preserve"> — non solo la mitologia;</w:t>
+      </w:r>
+    </w:p>
+    <w:p>
+      <w:pPr>
+        <w:pStyle w:val="ListNumber"/>
+      </w:pPr>
+      <w:r>
+        <w:rPr>
+          <w:b/>
+        </w:rPr>
+        <w:t>si può raccontare con chiarezza in tutti i media</w:t>
+      </w:r>
+      <w:r>
+        <w:t>: in un livello, in un</w:t>
+      </w:r>
+      <w:r>
+        <w:t xml:space="preserve"> post, in un disegno.</w:t>
       </w:r>
     </w:p>
     <w:p>
@@ -7571,12 +8106,44 @@
         <w:pStyle w:val="Heading2"/>
       </w:pPr>
       <w:r>
-        <w:t>Decise, per memoria</w:t>
-      </w:r>
-    </w:p>
-    <w:p>
-      <w:r>
-        <w:t>Eclissia è il nome dell'altro mondo · Ampere torna in mano ai Custodi al settore 30 · alla fine si versa e la lanterna resta · l'ultimo nemico è OHM · la cima si gioca in soggettiva, la salita in 2,5D · la Frattura si era già aperta una volta e fu chiusa nel modo sbagliato · Aren e Lyra erano due tecnici di turno, non due prescelti · i Comandanti sono d'area e non hanno nomi propri · ECHO-2 ed ECHO-3 non si fanno · il capitolo zero racconta la notte prima · la creatura che resta è una piccola eclissi e nasce dal vetro di Ampere · la modalità infinita si chiama Circuito Aperto e sta fuori dal canone.</w:t>
+        <w:t>La manutenzione</w:t>
+      </w:r>
+    </w:p>
+    <w:p>
+      <w:r>
+        <w:t xml:space="preserve">Quando si decide qualcosa, si scrive </w:t>
+      </w:r>
+      <w:r>
+        <w:rPr>
+          <w:b/>
+        </w:rPr>
+        <w:t>qui</w:t>
+      </w:r>
+      <w:r>
+        <w:t xml:space="preserve">, con la sua etichetta, e si aggiorna la data in cima. Quando una cosa </w:t>
+      </w:r>
+      <w:r>
+        <w:rPr>
+          <w:b/>
+        </w:rPr>
+        <w:t>[SCRITTO]</w:t>
+      </w:r>
+      <w:r>
+        <w:t xml:space="preserve"> entra nel gioco diventa </w:t>
+      </w:r>
+      <w:r>
+        <w:rPr>
+          <w:b/>
+        </w:rPr>
+        <w:t>[GIOCO]</w:t>
+      </w:r>
+      <w:r>
+        <w:t>. Quando una domanda aperta trova risposta, la risposta sale nel capitolo che le compete e la domanda sparisce dal capitolo 11.</w:t>
+      </w:r>
+    </w:p>
+    <w:p>
+      <w:r>
+        <w:t>Tutto sta dentro la cartella del gioco e viaggia con il codice: se cambia il gioco, si cambiano i file nello stesso momento.</w:t>
       </w:r>
     </w:p>
     <w:p>
@@ -7584,366 +8151,160 @@
         <w:pStyle w:val="Heading1"/>
       </w:pPr>
       <w:r>
-        <w:t>12. Come si aggiorna questa Bibbia</w:t>
-      </w:r>
-    </w:p>
-    <w:p>
-      <w:pPr>
-        <w:pStyle w:val="Heading2"/>
-      </w:pPr>
-      <w:r>
-        <w:t>I due file</w:t>
-      </w:r>
-    </w:p>
-    <w:p>
-      <w:r>
-        <w:t xml:space="preserve">La Bibbia vive in </w:t>
+        <w:t>13. Sinossi lunga</w:t>
+      </w:r>
+    </w:p>
+    <w:p>
+      <w:r>
+        <w:t>Da usare quando serve raccontare tutto in una volta: una presentazione, un post lungo, la descrizione del gioco.</w:t>
+      </w:r>
+    </w:p>
+    <w:p>
+      <w:r>
+        <w:t xml:space="preserve">Lumina vive di energia, ma la sua luce nasconde una tensione che cresce. Quando il Nucleo non riesce più a contenerla il cielo si spezza, e una Frattura collega il mondo a </w:t>
       </w:r>
       <w:r>
         <w:rPr>
           <w:b/>
         </w:rPr>
-        <w:t>due formati allineati</w:t>
-      </w:r>
-      <w:r>
-        <w:t>:</w:t>
-      </w:r>
-    </w:p>
-    <w:p>
-      <w:pPr>
-        <w:pStyle w:val="ListBullet"/>
-      </w:pPr>
+        <w:t>Eclissia</w:t>
+      </w:r>
+      <w:r>
+        <w:t xml:space="preserve">, l'altro capo del circuito — anche se nessuno, a Lumina, sa ancora che dall'altra parte ci sia un mondo. Dalla ferita emerge il Divoratore. Aren e Lyra, i due Custodi, cercano di fermarlo, ma il Nucleo può legarsi a uno solo di loro. Il giocatore sceglie chi diventerà </w:t>
+      </w:r>
       <w:r>
         <w:rPr>
           <w:b/>
         </w:rPr>
-        <w:t>`STORIA.md`</w:t>
-      </w:r>
-      <w:r>
-        <w:t xml:space="preserve"> — la fonte. È qui che si scrive, ed è questo che si dà da</w:t>
-      </w:r>
-      <w:r>
-        <w:t xml:space="preserve"> leggere alle intelligenze artificiali.</w:t>
-      </w:r>
-    </w:p>
-    <w:p>
-      <w:pPr>
-        <w:pStyle w:val="ListBullet"/>
-      </w:pPr>
+        <w:t>VOLT</w:t>
+      </w:r>
+      <w:r>
+        <w:t>; l'altro viene rapito e rinchiuso oltre la Frattura.</w:t>
+      </w:r>
+    </w:p>
+    <w:p>
+      <w:r>
+        <w:t xml:space="preserve">Il Custode scelto attraversa venti settori, abbatte tre Comandanti, impara il Rush e la navicella e costruisce una combinazione di poteri tutta sua. Dalla cella, la persona amata non sta a guardare: manda segnali, lascia frammenti, prepara la propria liberazione. E intanto, senza che nessuno se ne accorga, qualcosa porta via dalla centrale la lanterna che tiene accesa Lumina: nei settori finali il mondo comincia a spegnersi a intermittenza. Al ventesimo il Divoratore cade, la cella si spezza, i due si riabbracciano — </w:t>
+      </w:r>
       <w:r>
         <w:rPr>
           <w:b/>
         </w:rPr>
-        <w:t>`VOLT_Bibbia.docx`</w:t>
-      </w:r>
-      <w:r>
-        <w:t xml:space="preserve"> — la stampa, per chi legge da persona.</w:t>
-      </w:r>
-    </w:p>
-    <w:p>
+        <w:t>mentre alle loro spalle la luce se ne va</w:t>
+      </w:r>
+      <w:r>
+        <w:t>.</w:t>
+      </w:r>
+    </w:p>
+    <w:p>
+      <w:r>
+        <w:t xml:space="preserve">A rubare </w:t>
+      </w:r>
       <w:r>
         <w:rPr>
           <w:b/>
         </w:rPr>
-        <w:t>Il Word non si modifica mai a mano.</w:t>
-      </w:r>
-      <w:r>
-        <w:t xml:space="preserve"> Si scrive nell'</w:t>
-      </w:r>
-      <w:r>
-        <w:rPr>
-          <w:rFonts w:ascii="Consolas" w:hAnsi="Consolas"/>
-          <w:color w:val="7A3FD6"/>
-          <w:sz w:val="19"/>
-        </w:rPr>
-        <w:t>.md</w:t>
-      </w:r>
-      <w:r>
-        <w:t xml:space="preserve"> e si rilancia:</w:t>
-      </w:r>
-    </w:p>
-    <w:p>
-      <w:r>
-        <w:rPr>
-          <w:rFonts w:ascii="Consolas" w:hAnsi="Consolas"/>
-          <w:color w:val="7A3FD6"/>
-          <w:sz w:val="19"/>
-        </w:rPr>
-      </w:r>
-      <w:r>
-        <w:rPr>
-          <w:rFonts w:ascii="Consolas" w:hAnsi="Consolas"/>
-          <w:color w:val="7A3FD6"/>
-          <w:sz w:val="19"/>
-        </w:rPr>
-        <w:t xml:space="preserve"> python strumenti/bibbia_docx.py </w:t>
-      </w:r>
-      <w:r>
-        <w:rPr>
-          <w:rFonts w:ascii="Consolas" w:hAnsi="Consolas"/>
-          <w:color w:val="7A3FD6"/>
-          <w:sz w:val="19"/>
-        </w:rPr>
-      </w:r>
-    </w:p>
-    <w:p>
-      <w:r>
-        <w:t>Il documento si rigenera identico, con copertina, titoli e tabelle. Così i due file non possono litigare: uno è la fonte, l'altro è la sua fotografia.</w:t>
-      </w:r>
-    </w:p>
-    <w:p>
-      <w:pPr>
-        <w:pStyle w:val="Heading2"/>
-      </w:pPr>
-      <w:r>
-        <w:t>Le tre prove</w:t>
-      </w:r>
-    </w:p>
-    <w:p>
-      <w:r>
-        <w:t>Un'idea nuova entra nella Bibbia solo se supera tre controlli:</w:t>
-      </w:r>
-    </w:p>
-    <w:p>
-      <w:pPr>
-        <w:pStyle w:val="ListNumber"/>
-      </w:pPr>
+        <w:t>Ampere</w:t>
+      </w:r>
+      <w:r>
+        <w:t xml:space="preserve"> è stato </w:t>
+      </w:r>
       <w:r>
         <w:rPr>
           <w:b/>
         </w:rPr>
-        <w:t>non contraddice il canone</w:t>
-      </w:r>
-      <w:r>
-        <w:t xml:space="preserve"> (e se lo contraddice, si dice quale riga cambia);</w:t>
-      </w:r>
-    </w:p>
-    <w:p>
-      <w:pPr>
-        <w:pStyle w:val="ListNumber"/>
-      </w:pPr>
+        <w:t>ECHO-0</w:t>
+      </w:r>
+      <w:r>
+        <w:t>: una coscienza nata per sbaglio dall'energia corrotta della lanterna e cresciuta con ogni potere che il giocatore ha scelto. Dice di volerla per spegnere Lumina. La verità è un'altra: se Ampere torna a funzionare, la Frattura si chiude e lui smette di esistere.</w:t>
+      </w:r>
+    </w:p>
+    <w:p>
+      <w:r>
+        <w:t xml:space="preserve">Aren e Lyra attraversano insieme, e da quel momento il giocatore li alterna: la forza di Aren e la velocità di Lyra diventano due parti dello stesso circuito. Per quindici settori non sono in un altro mondo, ma </w:t>
+      </w:r>
       <w:r>
         <w:rPr>
           <w:b/>
         </w:rPr>
-        <w:t>migliora il gioco o l'emozione</w:t>
-      </w:r>
-      <w:r>
-        <w:t xml:space="preserve"> — non solo la mitologia;</w:t>
-      </w:r>
-    </w:p>
-    <w:p>
-      <w:pPr>
-        <w:pStyle w:val="ListNumber"/>
-      </w:pPr>
+        <w:t>dentro</w:t>
+      </w:r>
+      <w:r>
+        <w:t xml:space="preserve"> la ferita, fra pezzi di Lumina strappati e sospesi nel viola. Inseguono ECHO-0, che si ferma a combattere e scappa appena rischia di perdere, finché al trentesimo non gli strappano la lanterna di mano. Per cinque settori la proteggono mentre lui prova a riprendersela — e quando finalmente sta per cadere, dal buio arriva </w:t>
+      </w:r>
       <w:r>
         <w:rPr>
           <w:b/>
         </w:rPr>
-        <w:t>si può raccontare con chiarezza in tutti i media</w:t>
-      </w:r>
-      <w:r>
-        <w:t>: in un livello, in un</w:t>
-      </w:r>
-      <w:r>
-        <w:t xml:space="preserve"> post, in un disegno.</w:t>
-      </w:r>
-    </w:p>
-    <w:p>
-      <w:pPr>
-        <w:pStyle w:val="Heading2"/>
-      </w:pPr>
-      <w:r>
-        <w:t>La manutenzione</w:t>
-      </w:r>
-    </w:p>
-    <w:p>
-      <w:r>
-        <w:t xml:space="preserve">Quando si decide qualcosa, si scrive </w:t>
+        <w:t>ECHO-1</w:t>
+      </w:r>
+      <w:r>
+        <w:t>, il Condensatore, che porta via Ampere a tutti e due.</w:t>
+      </w:r>
+    </w:p>
+    <w:p>
+      <w:r>
+        <w:t xml:space="preserve">ECHO-0 si arrende. Non perché è stato battuto: perché hanno derubato anche lui. Si rialza e mostra ai due il passaggio nascosto per </w:t>
       </w:r>
       <w:r>
         <w:rPr>
           <w:b/>
         </w:rPr>
-        <w:t>qui</w:t>
-      </w:r>
-      <w:r>
-        <w:t xml:space="preserve">, con la sua etichetta, e si aggiorna la data in cima. Quando una cosa </w:t>
+        <w:t>Eclissia</w:t>
+      </w:r>
+      <w:r>
+        <w:t>, sapendo benissimo che quella strada porta alla propria fine.</w:t>
+      </w:r>
+    </w:p>
+    <w:p>
+      <w:r>
+        <w:t>In Eclissia le leggi del mondo cambiano ogni tre settori. Senza contenitore, la corrente i Custodi se la tengono addosso — scomoda, instabile, pericolosa — e seguono la scia verde che ECHO-1 perde mentre fugge. Lo raggiungono al cinquantaseiesimo: Ampere è incastonata nel suo petto come un reattore, stretta da tre cristalli. Si combatte in due, si allentano le morse una alla volta, e la lanterna torna a casa piena di tutto quello che i due si erano portati addosso.</w:t>
+      </w:r>
+    </w:p>
+    <w:p>
+      <w:r>
+        <w:t xml:space="preserve">Poi c'è da salire. Al centro di Eclissia si alza la </w:t>
       </w:r>
       <w:r>
         <w:rPr>
           <w:b/>
         </w:rPr>
-        <w:t>[SCRITTO]</w:t>
-      </w:r>
-      <w:r>
-        <w:t xml:space="preserve"> entra nel gioco diventa </w:t>
+        <w:t>Caldera Voltaica</w:t>
+      </w:r>
+      <w:r>
+        <w:t xml:space="preserve">, un vulcano di fulmini liquidi dove la differenza di potenziale fra i mondi tocca il massimo. Nove settori in verticale, e in cima aspetta </w:t>
       </w:r>
       <w:r>
         <w:rPr>
           <w:b/>
         </w:rPr>
-        <w:t>[GIOCO]</w:t>
-      </w:r>
-      <w:r>
-        <w:t>. Quando una domanda aperta trova risposta, la risposta sale nel capitolo che le compete e la domanda sparisce dal capitolo 11.</w:t>
-      </w:r>
-    </w:p>
-    <w:p>
-      <w:r>
-        <w:t>Tutto sta dentro la cartella del gioco e viaggia con il codice: se cambia il gioco, si cambiano i file nello stesso momento.</w:t>
-      </w:r>
-    </w:p>
-    <w:p>
-      <w:pPr>
-        <w:pStyle w:val="Heading1"/>
-      </w:pPr>
-      <w:r>
-        <w:t>13. Sinossi lunga</w:t>
-      </w:r>
-    </w:p>
-    <w:p>
-      <w:r>
-        <w:t>Da usare quando serve raccontare tutto in una volta: una presentazione, un post lungo, la descrizione del gioco.</w:t>
-      </w:r>
-    </w:p>
-    <w:p>
-      <w:r>
-        <w:t xml:space="preserve">Lumina vive di energia, ma la sua luce nasconde una tensione che cresce. Quando il Nucleo non riesce più a contenerla il cielo si spezza, e una Frattura collega il mondo a </w:t>
+        <w:t>OHM</w:t>
+      </w:r>
+      <w:r>
+        <w:t xml:space="preserve">: non un mostro, ma la resistenza stessa — la tensione che non ha mai avuto dove scaricarsi, e che a forza di accumularsi ha preso una forma. Sparargli lo nutre. L'unico modo è </w:t>
       </w:r>
       <w:r>
         <w:rPr>
           <w:b/>
         </w:rPr>
-        <w:t>Eclissia</w:t>
-      </w:r>
-      <w:r>
-        <w:t xml:space="preserve">, l'altro capo del circuito — anche se nessuno, a Lumina, sa ancora che dall'altra parte ci sia un mondo. Dalla ferita emerge il Divoratore. Aren e Lyra, i due Custodi, cercano di fermarlo, ma il Nucleo può legarsi a uno solo di loro. Il giocatore sceglie chi diventerà </w:t>
+        <w:t>Ampere rovesciata</w:t>
+      </w:r>
+      <w:r>
+        <w:t>: la lanterna smette di versare e comincia ad aspirare, finché quello che si riversa nel cratere non è più corrente raccolta, ma lui.</w:t>
+      </w:r>
+    </w:p>
+    <w:p>
+      <w:r>
+        <w:t xml:space="preserve">Il vulcano non esplode: erutta una colonna verde che si divide in migliaia di filamenti e cuce il cielo lungo i bordi della Frattura. ECHO-0 sta per sparire insieme al mondo che lo ha creato — e i due Custodi deviano un filo di quella corrente nel suo nucleo — e quel filo entra dentro Ampere. Il corpo di schegge si disfa, e dal vetro della lanterna esce una piccola sfera fluttuante, metà luce e metà ombra come un'eclissi: si chiama </w:t>
       </w:r>
       <w:r>
         <w:rPr>
           <w:b/>
         </w:rPr>
-        <w:t>VOLT</w:t>
-      </w:r>
-      <w:r>
-        <w:t>; l'altro viene rapito e rinchiuso oltre la Frattura.</w:t>
-      </w:r>
-    </w:p>
-    <w:p>
-      <w:r>
-        <w:t xml:space="preserve">Il Custode scelto attraversa venti settori, abbatte tre Comandanti, impara il Rush e la navicella e costruisce una combinazione di poteri tutta sua. Dalla cella, la persona amata non sta a guardare: manda segnali, lascia frammenti, prepara la propria liberazione. E intanto, senza che nessuno se ne accorga, qualcosa porta via dalla centrale la lanterna che tiene accesa Lumina: nei settori finali il mondo comincia a spegnersi a intermittenza. Al ventesimo il Divoratore cade, la cella si spezza, i due si riabbracciano — </w:t>
-      </w:r>
-      <w:r>
-        <w:rPr>
-          <w:b/>
-        </w:rPr>
-        <w:t>mentre alle loro spalle la luce se ne va</w:t>
-      </w:r>
-      <w:r>
-        <w:t>.</w:t>
-      </w:r>
-    </w:p>
-    <w:p>
-      <w:r>
-        <w:t xml:space="preserve">A rubare </w:t>
-      </w:r>
-      <w:r>
-        <w:rPr>
-          <w:b/>
-        </w:rPr>
-        <w:t>Ampere</w:t>
-      </w:r>
-      <w:r>
-        <w:t xml:space="preserve"> è stato </w:t>
-      </w:r>
-      <w:r>
-        <w:rPr>
-          <w:b/>
-        </w:rPr>
-        <w:t>ECHO-0</w:t>
-      </w:r>
-      <w:r>
-        <w:t>: una coscienza nata per sbaglio dall'energia corrotta della lanterna e cresciuta con ogni potere che il giocatore ha scelto. Dice di volerla per spegnere Lumina. La verità è un'altra: se Ampere torna a funzionare, la Frattura si chiude e lui smette di esistere.</w:t>
-      </w:r>
-    </w:p>
-    <w:p>
-      <w:r>
-        <w:t xml:space="preserve">Aren e Lyra attraversano insieme, e da quel momento il giocatore li alterna: la forza di Aren e la velocità di Lyra diventano due parti dello stesso circuito. Per quindici settori non sono in un altro mondo, ma </w:t>
-      </w:r>
-      <w:r>
-        <w:rPr>
-          <w:b/>
-        </w:rPr>
-        <w:t>dentro</w:t>
-      </w:r>
-      <w:r>
-        <w:t xml:space="preserve"> la ferita, fra pezzi di Lumina strappati e sospesi nel viola. Inseguono ECHO-0, che si ferma a combattere e scappa appena rischia di perdere, finché al trentesimo non gli strappano la lanterna di mano. Per cinque settori la proteggono mentre lui prova a riprendersela — e quando finalmente sta per cadere, dal buio arriva </w:t>
-      </w:r>
-      <w:r>
-        <w:rPr>
-          <w:b/>
-        </w:rPr>
-        <w:t>ECHO-1</w:t>
-      </w:r>
-      <w:r>
-        <w:t>, il Condensatore, che porta via Ampere a tutti e due.</w:t>
-      </w:r>
-    </w:p>
-    <w:p>
-      <w:r>
-        <w:t xml:space="preserve">ECHO-0 si arrende. Non perché è stato battuto: perché hanno derubato anche lui. Si rialza e mostra ai due il passaggio nascosto per </w:t>
-      </w:r>
-      <w:r>
-        <w:rPr>
-          <w:b/>
-        </w:rPr>
-        <w:t>Eclissia</w:t>
-      </w:r>
-      <w:r>
-        <w:t>, sapendo benissimo che quella strada porta alla propria fine.</w:t>
-      </w:r>
-    </w:p>
-    <w:p>
-      <w:r>
-        <w:t>In Eclissia le leggi del mondo cambiano ogni tre settori. Senza contenitore, la corrente i Custodi se la tengono addosso — scomoda, instabile, pericolosa — e seguono la scia verde che ECHO-1 perde mentre fugge. Lo raggiungono al cinquantaseiesimo: Ampere è incastonata nel suo petto come un reattore, stretta da tre cristalli. Si combatte in due, si allentano le morse una alla volta, e la lanterna torna a casa piena di tutto quello che i due si erano portati addosso.</w:t>
-      </w:r>
-    </w:p>
-    <w:p>
-      <w:r>
-        <w:t xml:space="preserve">Poi c'è da salire. Al centro di Eclissia si alza la </w:t>
-      </w:r>
-      <w:r>
-        <w:rPr>
-          <w:b/>
-        </w:rPr>
-        <w:t>Caldera Voltaica</w:t>
-      </w:r>
-      <w:r>
-        <w:t xml:space="preserve">, un vulcano di fulmini liquidi dove la differenza di potenziale fra i mondi tocca il massimo. Nove settori in verticale, e in cima aspetta </w:t>
-      </w:r>
-      <w:r>
-        <w:rPr>
-          <w:b/>
-        </w:rPr>
-        <w:t>OHM</w:t>
-      </w:r>
-      <w:r>
-        <w:t xml:space="preserve">: non un mostro, ma la resistenza stessa — la tensione che non ha mai avuto dove scaricarsi, e che a forza di accumularsi ha preso una forma. Sparargli lo nutre. L'unico modo è </w:t>
-      </w:r>
-      <w:r>
-        <w:rPr>
-          <w:b/>
-        </w:rPr>
-        <w:t>Ampere rovesciata</w:t>
-      </w:r>
-      <w:r>
-        <w:t>: la lanterna smette di versare e comincia ad aspirare, finché quello che si riversa nel cratere non è più corrente raccolta, ma lui.</w:t>
-      </w:r>
-    </w:p>
-    <w:p>
-      <w:r>
-        <w:t>Il vulcano non esplode: erutta una colonna verde che si divide in migliaia di filamenti e cuce il cielo lungo i bordi della Frattura. ECHO-0 sta per sparire insieme al mondo che lo ha creato — e i due Custodi deviano un filo di quella corrente nel suo nucleo — e quel filo entra dentro Ampere. Il corpo di schegge si disfa, e dal vetro della lanterna esce una piccola sfera fluttuante, metà luce e metà ombra come un'eclissi, che tornerà a Lumina con loro.</w:t>
+        <w:t>Eclio</w:t>
+      </w:r>
+      <w:r>
+        <w:t>, e tornerà a Lumina con loro.</w:t>
       </w:r>
     </w:p>
     <w:p>
@@ -8797,7 +9158,7 @@
                 <w:b/>
                 <w:sz w:val="20"/>
               </w:rPr>
-              <w:t>La creatura che resta</w:t>
+              <w:t>ECLIO</w:t>
             </w:r>
           </w:p>
         </w:tc>
@@ -8818,14 +9179,15 @@
               <w:rPr>
                 <w:sz w:val="20"/>
               </w:rPr>
-              <w:t xml:space="preserve">Ultima. La forma è decisa, dal disegno verrà il </w:t>
-            </w:r>
-            <w:r>
-              <w:rPr>
-                <w:b/>
-                <w:sz w:val="20"/>
-              </w:rPr>
-              <w:t>nome</w:t>
+              <w:t xml:space="preserve">✔ Fatto: tre rendering ufficiali in </w:t>
+            </w:r>
+            <w:r>
+              <w:rPr>
+                <w:rFonts w:ascii="Consolas" w:hAnsi="Consolas"/>
+                <w:color w:val="7A3FD6"/>
+                <w:sz w:val="20"/>
+              </w:rPr>
+              <w:t>assets/heroes/</w:t>
             </w:r>
           </w:p>
         </w:tc>
@@ -8837,71 +9199,75 @@
         <w:pStyle w:val="Heading2"/>
       </w:pPr>
       <w:r>
-        <w:t>14.1-bis La commessa per la creatura che resta</w:t>
-      </w:r>
-    </w:p>
-    <w:p>
-      <w:r>
-        <w:t>Il brief, già pronto da passare a chi genera le immagini:</w:t>
-      </w:r>
-    </w:p>
-    <w:p>
-      <w:pPr>
-        <w:spacing w:before="160" w:after="200"/>
-        <w:ind w:left="340"/>
-        <w:pBdr>
-          <w:left w:val="single" w:sz="18" w:space="10" w:color="7A3FD6"/>
-        </w:pBdr>
-      </w:pPr>
-      <w:r>
-        <w:rPr>
-          <w:i/>
-          <w:sz w:val="21"/>
-        </w:rPr>
-        <w:t>Una piccola sfera fluttuante, liscia e senza arti, metà illuminata di luce calda bianco-verde e metà in ombra indaco profondo, come un'eclissi vista da vicino. La linea netta che separa le due metà si sposta come le fasi della luna ed è la sua unica espressione. Nasce dal vetro di una lanterna verde e può rientrarci. Stile coerente con il gioco: forme morbide, contorno scuro, colori vivi.</w:t>
-      </w:r>
-    </w:p>
-    <w:p>
-      <w:r>
-        <w:t xml:space="preserve">Servono tre cose: </w:t>
+        <w:t>14.1-bis ECLIO — fatto</w:t>
+      </w:r>
+    </w:p>
+    <w:p>
+      <w:r>
+        <w:t xml:space="preserve">Le tre immagini di riferimento ci sono, in </w:t>
+      </w:r>
+      <w:r>
+        <w:rPr>
+          <w:rFonts w:ascii="Consolas" w:hAnsi="Consolas"/>
+          <w:color w:val="7A3FD6"/>
+          <w:sz w:val="19"/>
+        </w:rPr>
+        <w:t>assets/heroes/</w:t>
+      </w:r>
+      <w:r>
+        <w:t xml:space="preserve">: </w:t>
+      </w:r>
+      <w:r>
+        <w:rPr>
+          <w:rFonts w:ascii="Consolas" w:hAnsi="Consolas"/>
+          <w:color w:val="7A3FD6"/>
+          <w:sz w:val="19"/>
+        </w:rPr>
+        <w:t>eclio.webp</w:t>
+      </w:r>
+      <w:r>
+        <w:t xml:space="preserve"> (le tre fasi), </w:t>
+      </w:r>
+      <w:r>
+        <w:rPr>
+          <w:rFonts w:ascii="Consolas" w:hAnsi="Consolas"/>
+          <w:color w:val="7A3FD6"/>
+          <w:sz w:val="19"/>
+        </w:rPr>
+        <w:t>lanterna_esce_eclio.webp</w:t>
+      </w:r>
+      <w:r>
+        <w:t xml:space="preserve"> (mentre esce dalla lanterna) e </w:t>
+      </w:r>
+      <w:r>
+        <w:rPr>
+          <w:rFonts w:ascii="Consolas" w:hAnsi="Consolas"/>
+          <w:color w:val="7A3FD6"/>
+          <w:sz w:val="19"/>
+        </w:rPr>
+        <w:t>aren_eclio_lyra.webp</w:t>
+      </w:r>
+      <w:r>
+        <w:t xml:space="preserve"> (fra i due Custodi, per la scala).</w:t>
+      </w:r>
+    </w:p>
+    <w:p>
+      <w:r>
+        <w:t xml:space="preserve">Da qui in poi Eclio si disegna </w:t>
       </w:r>
       <w:r>
         <w:rPr>
           <w:b/>
         </w:rPr>
-        <w:t>la creatura da sola</w:t>
-      </w:r>
-      <w:r>
-        <w:t xml:space="preserve"> (tre fasi: quasi tutta luce, metà e metà, quasi tutta ombra), </w:t>
-      </w:r>
-      <w:r>
-        <w:rPr>
-          <w:b/>
-        </w:rPr>
-        <w:t>mentre esce dalla lanterna</w:t>
-      </w:r>
-      <w:r>
-        <w:t xml:space="preserve">, e </w:t>
-      </w:r>
-      <w:r>
-        <w:rPr>
-          <w:b/>
-        </w:rPr>
-        <w:t>accanto ad Aren e Lyra</w:t>
-      </w:r>
-      <w:r>
-        <w:t xml:space="preserve"> per capire quanto è piccola.</w:t>
-      </w:r>
-    </w:p>
-    <w:p>
-      <w:r>
-        <w:rPr>
-          <w:b/>
-        </w:rPr>
-        <w:t>Poi si guarda il rendering e le si dà il nome.</w:t>
-      </w:r>
-      <w:r>
-        <w:t xml:space="preserve"> È l'ultima cosa che manca alla Bibbia.</w:t>
+        <w:t>sempre</w:t>
+      </w:r>
+      <w:r>
+        <w:t xml:space="preserve"> partendo da quelle: sfera liscia, metà luce bianco-verde con venature che si muovono, metà indaco profondo con un riflesso viola in alto, linea netta fra le due, alone verde sottile. Circa sedici centimetri, alto quanto la testa di Aren.</w:t>
+      </w:r>
+    </w:p>
+    <w:p>
+      <w:r>
+        <w:t>Le fasi hanno un significato canonico (capitolo 4): non si disegna Eclio in prevalenza indaco in una scena allegra.</w:t>
       </w:r>
     </w:p>
     <w:p>

--- a/VOLT_Bibbia.docx
+++ b/VOLT_Bibbia.docx
@@ -615,7 +615,7 @@
         <w:pStyle w:val="Heading2"/>
       </w:pPr>
       <w:r>
-        <w:t>La Frattura — il luogo [SCRITTO]</w:t>
+        <w:t>La Frattura — il luogo [GIOCO] (dalla versione 32, settori 21-23)</w:t>
       </w:r>
     </w:p>
     <w:p>
@@ -663,6 +663,17 @@
       </w:r>
       <w:r>
         <w:t xml:space="preserve"> Fondale viola profondo senza orizzonte, senza sole. Isole di paesaggio riconoscibile che ruotano piano, con i bordi strappati e le radici che pendono. Lampi lontani. Nessuna architettura nuova: solo cose di Lumina finite dove non dovevano.</w:t>
+      </w:r>
+    </w:p>
+    <w:p>
+      <w:r>
+        <w:rPr>
+          <w:b/>
+        </w:rPr>
+        <w:t>Com'è venuto nel gioco:</w:t>
+      </w:r>
+      <w:r>
+        <w:t xml:space="preserve"> le isole hanno la crosta d'erba di Lumina sopra e la roccia strappata sotto, sospese sul viola; i vuoti fra un frammento e l'altro non superano mai i cinque tile, cioè un salto solo; il sole non c'è, e al posto delle nuvole passano masse scure lontane.</w:t>
       </w:r>
     </w:p>
     <w:p>
@@ -4236,7 +4247,7 @@
         <w:pStyle w:val="Heading3"/>
       </w:pPr>
       <w:r>
-        <w:t>Fase 1 · L'INSEGUIMENTO — settori 21-30</w:t>
+        <w:t>Fase 1 · L'INSEGUIMENTO — settori 21-30 (21-23 giocabili dalla v32)</w:t>
       </w:r>
     </w:p>
     <w:p>
@@ -7692,13 +7703,85 @@
         <w:t>CIRCUITO APERTO</w:t>
       </w:r>
       <w:r>
-        <w:t>. Oggi si sblocca finendo i</w:t>
-      </w:r>
-      <w:r>
-        <w:t xml:space="preserve"> 20 settori, perché è dove finisce quello che esiste: quando l'atto II sarà</w:t>
-      </w:r>
-      <w:r>
-        <w:t xml:space="preserve"> pronto si sposterà alla fine del 65.</w:t>
+        <w:t xml:space="preserve"> e si sblocca finendo il</w:t>
+      </w:r>
+      <w:r>
+        <w:t xml:space="preserve"> primo atto.</w:t>
+      </w:r>
+    </w:p>
+    <w:p>
+      <w:pPr>
+        <w:pStyle w:val="ListBullet"/>
+      </w:pPr>
+      <w:r>
+        <w:rPr>
+          <w:b/>
+        </w:rPr>
+        <w:t>L'atto I non è più la fine.</w:t>
+      </w:r>
+      <w:r>
+        <w:t xml:space="preserve"> Al settore 20 arriva la schermata di vittoria</w:t>
+      </w:r>
+      <w:r>
+        <w:t xml:space="preserve"> con sotto </w:t>
+      </w:r>
+      <w:r>
+        <w:rPr>
+          <w:b/>
+        </w:rPr>
+        <w:t>CONTINUA</w:t>
+      </w:r>
+      <w:r>
+        <w:t>: si passa il filmato del ponte e si entra nella</w:t>
+      </w:r>
+      <w:r>
+        <w:t xml:space="preserve"> Frattura, tenendo tutto quello che si è conquistato. Il punto di ripresa si</w:t>
+      </w:r>
+      <w:r>
+        <w:t xml:space="preserve"> sposta al settore 21.</w:t>
+      </w:r>
+    </w:p>
+    <w:p>
+      <w:pPr>
+        <w:pStyle w:val="ListBullet"/>
+      </w:pPr>
+      <w:r>
+        <w:rPr>
+          <w:b/>
+        </w:rPr>
+        <w:t>I settori 21, 22 e 23 esistono e si giocano</w:t>
+      </w:r>
+      <w:r>
+        <w:t>, dentro la Frattura: isole di</w:t>
+      </w:r>
+      <w:r>
+        <w:t xml:space="preserve"> Lumina sospese nel viola, il vuoto sotto, e il cambio fra Aren e Lyra attivo</w:t>
+      </w:r>
+      <w:r>
+        <w:t xml:space="preserve"> come dice il canone. Niente Ampere (ce l'ha ECHO-0) e niente leggi del mondo</w:t>
+      </w:r>
+      <w:r>
+        <w:t xml:space="preserve"> (quelle sono di Eclissia).</w:t>
+      </w:r>
+    </w:p>
+    <w:p>
+      <w:pPr>
+        <w:pStyle w:val="ListBullet"/>
+      </w:pPr>
+      <w:r>
+        <w:t xml:space="preserve">Oltre il 23 il gioco </w:t>
+      </w:r>
+      <w:r>
+        <w:rPr>
+          <w:b/>
+        </w:rPr>
+        <w:t>si ferma e lo dice</w:t>
+      </w:r>
+      <w:r>
+        <w:t>, invece di far finta: schermata</w:t>
+      </w:r>
+      <w:r>
+        <w:t xml:space="preserve"> «fine di questo tratto». Il confine si sposta man mano che costruiamo.</w:t>
       </w:r>
     </w:p>
     <w:p>

--- a/VOLT_Bibbia.docx
+++ b/VOLT_Bibbia.docx
@@ -9455,7 +9455,7 @@
         <w:t>Fatti</w:t>
       </w:r>
       <w:r>
-        <w:t xml:space="preserve"> (già dentro il gioco, quattro):</w:t>
+        <w:t xml:space="preserve"> (già dentro il gioco, cinque):</w:t>
       </w:r>
     </w:p>
     <w:tbl>
@@ -9802,6 +9802,73 @@
                 <w:sz w:val="20"/>
               </w:rPr>
               <w:t>Lyra apre la cella col guanto, si abbracciano</w:t>
+            </w:r>
+          </w:p>
+        </w:tc>
+      </w:tr>
+      <w:tr>
+        <w:tc>
+          <w:tcPr>
+            <w:tcW w:type="dxa" w:w="3173"/>
+          </w:tcPr>
+          <w:p>
+            <w:pPr>
+              <w:spacing w:after="40"/>
+            </w:pPr>
+            <w:r>
+              <w:rPr>
+                <w:sz w:val="20"/>
+              </w:rPr>
+            </w:r>
+            <w:r>
+              <w:rPr>
+                <w:rFonts w:ascii="Consolas" w:hAnsi="Consolas"/>
+                <w:color w:val="7A3FD6"/>
+                <w:sz w:val="20"/>
+              </w:rPr>
+              <w:t>la_luce_se_ne_va</w:t>
+            </w:r>
+          </w:p>
+        </w:tc>
+        <w:tc>
+          <w:tcPr>
+            <w:tcW w:type="dxa" w:w="3173"/>
+          </w:tcPr>
+          <w:p>
+            <w:pPr>
+              <w:spacing w:after="40"/>
+            </w:pPr>
+            <w:r>
+              <w:rPr>
+                <w:sz w:val="20"/>
+              </w:rPr>
+            </w:r>
+            <w:r>
+              <w:rPr>
+                <w:sz w:val="20"/>
+              </w:rPr>
+              <w:t>premendo CONTINUA, dopo il 20</w:t>
+            </w:r>
+          </w:p>
+        </w:tc>
+        <w:tc>
+          <w:tcPr>
+            <w:tcW w:type="dxa" w:w="3173"/>
+          </w:tcPr>
+          <w:p>
+            <w:pPr>
+              <w:spacing w:after="40"/>
+            </w:pPr>
+            <w:r>
+              <w:rPr>
+                <w:sz w:val="20"/>
+              </w:rPr>
+            </w:r>
+            <w:r>
+              <w:rPr>
+                <w:sz w:val="20"/>
+              </w:rPr>
+              <w:t>I due davanti alla Frattura: isole di Lumina sospese nel viola, saette, e la luce di casa che se ne va</w:t>
             </w:r>
           </w:p>
         </w:tc>
@@ -9985,7 +10052,7 @@
                 <w:color w:val="7A3FD6"/>
                 <w:sz w:val="20"/>
               </w:rPr>
-              <w:t>la_luce_se_ne_va</w:t>
+              <w:t>il_tradimento</w:t>
             </w:r>
           </w:p>
         </w:tc>
@@ -10006,7 +10073,7 @@
               <w:rPr>
                 <w:sz w:val="20"/>
               </w:rPr>
-              <w:t>subito dopo la liberazione, prima del 21</w:t>
+              <w:t>settore 35</w:t>
             </w:r>
           </w:p>
         </w:tc>
@@ -10027,7 +10094,7 @@
               <w:rPr>
                 <w:sz w:val="20"/>
               </w:rPr>
-              <w:t>I due si abbracciano; dietro di loro Lumina si spegne a fasce. Una sagoma attraversa la Frattura con una luce verde in mano</w:t>
+              <w:t>ECHO-0 sta per cadere; dal buio arriva ECHO-1, gli strappa Ampere e sparisce. ECHO-0 resta in ginocchio</w:t>
             </w:r>
           </w:p>
         </w:tc>
@@ -10097,7 +10164,7 @@
                 <w:color w:val="7A3FD6"/>
                 <w:sz w:val="20"/>
               </w:rPr>
-              <w:t>il_tradimento</w:t>
+              <w:t>il_passaggio</w:t>
             </w:r>
           </w:p>
         </w:tc>
@@ -10119,7 +10186,7 @@
               <w:rPr>
                 <w:sz w:val="20"/>
               </w:rPr>
-              <w:t>settore 35</w:t>
+              <w:t>subito dopo</w:t>
             </w:r>
           </w:p>
         </w:tc>
@@ -10141,7 +10208,7 @@
               <w:rPr>
                 <w:sz w:val="20"/>
               </w:rPr>
-              <w:t>ECHO-0 sta per cadere; dal buio arriva ECHO-1, gli strappa Ampere e sparisce. ECHO-0 resta in ginocchio</w:t>
+              <w:t>ECHO-0 si rialza e apre una fenditura nel fondo del viola: si intravede Eclissia</w:t>
             </w:r>
           </w:p>
         </w:tc>
@@ -10210,7 +10277,7 @@
                 <w:color w:val="7A3FD6"/>
                 <w:sz w:val="20"/>
               </w:rPr>
-              <w:t>il_passaggio</w:t>
+              <w:t>il_finale</w:t>
             </w:r>
           </w:p>
         </w:tc>
@@ -10231,7 +10298,7 @@
               <w:rPr>
                 <w:sz w:val="20"/>
               </w:rPr>
-              <w:t>subito dopo</w:t>
+              <w:t>settore 65</w:t>
             </w:r>
           </w:p>
         </w:tc>
@@ -10252,7 +10319,7 @@
               <w:rPr>
                 <w:sz w:val="20"/>
               </w:rPr>
-              <w:t>ECHO-0 si rialza e apre una fenditura nel fondo del viola: si intravede Eclissia</w:t>
+              <w:t>L'eruzione verde che si divide in filamenti e cuce il cielo; un filo di corrente devia nel nucleo di ECHO-0; la creatura che resta; il ritorno a Lumina</w:t>
             </w:r>
           </w:p>
         </w:tc>
@@ -10322,7 +10389,7 @@
                 <w:color w:val="7A3FD6"/>
                 <w:sz w:val="20"/>
               </w:rPr>
-              <w:t>il_finale</w:t>
+              <w:t>dentro_la_frattura</w:t>
             </w:r>
           </w:p>
         </w:tc>
@@ -10344,7 +10411,7 @@
               <w:rPr>
                 <w:sz w:val="20"/>
               </w:rPr>
-              <w:t>settore 65</w:t>
+              <w:t>settore 21</w:t>
             </w:r>
           </w:p>
         </w:tc>
@@ -10366,7 +10433,7 @@
               <w:rPr>
                 <w:sz w:val="20"/>
               </w:rPr>
-              <w:t>L'eruzione verde che si divide in filamenti e cuce il cielo; un filo di corrente devia nel nucleo di ECHO-0; la creatura che resta; il ritorno a Lumina</w:t>
+              <w:t>I due entrano insieme; il mondo è fatto di pezzi di casa loro</w:t>
             </w:r>
           </w:p>
         </w:tc>
@@ -10386,10 +10453,9 @@
             </w:r>
             <w:r>
               <w:rPr>
-                <w:b/>
-                <w:sz w:val="20"/>
-              </w:rPr>
-              <w:t>essenziale</w:t>
+                <w:sz w:val="20"/>
+              </w:rPr>
+              <w:t>desiderabile</w:t>
             </w:r>
           </w:p>
         </w:tc>
@@ -10435,7 +10501,7 @@
                 <w:color w:val="7A3FD6"/>
                 <w:sz w:val="20"/>
               </w:rPr>
-              <w:t>dentro_la_frattura</w:t>
+              <w:t>primo_incontro</w:t>
             </w:r>
           </w:p>
         </w:tc>
@@ -10456,7 +10522,7 @@
               <w:rPr>
                 <w:sz w:val="20"/>
               </w:rPr>
-              <w:t>settore 21</w:t>
+              <w:t>settore 24</w:t>
             </w:r>
           </w:p>
         </w:tc>
@@ -10477,7 +10543,7 @@
               <w:rPr>
                 <w:sz w:val="20"/>
               </w:rPr>
-              <w:t>I due entrano insieme; il mondo è fatto di pezzi di casa loro</w:t>
+              <w:t>ECHO-0 appare e parla per la prima volta</w:t>
             </w:r>
           </w:p>
         </w:tc>
@@ -10546,7 +10612,7 @@
                 <w:color w:val="7A3FD6"/>
                 <w:sz w:val="20"/>
               </w:rPr>
-              <w:t>primo_incontro</w:t>
+              <w:t>ampere_torna</w:t>
             </w:r>
           </w:p>
         </w:tc>
@@ -10568,7 +10634,7 @@
               <w:rPr>
                 <w:sz w:val="20"/>
               </w:rPr>
-              <w:t>settore 24</w:t>
+              <w:t>settore 30</w:t>
             </w:r>
           </w:p>
         </w:tc>
@@ -10590,7 +10656,7 @@
               <w:rPr>
                 <w:sz w:val="20"/>
               </w:rPr>
-              <w:t>ECHO-0 appare e parla per la prima volta</w:t>
+              <w:t>Gliela strappano di mano; la lanterna si accende fra i due</w:t>
             </w:r>
           </w:p>
         </w:tc>
@@ -10658,7 +10724,7 @@
                 <w:color w:val="7A3FD6"/>
                 <w:sz w:val="20"/>
               </w:rPr>
-              <w:t>ampere_torna</w:t>
+              <w:t>eclissia</w:t>
             </w:r>
           </w:p>
         </w:tc>
@@ -10679,7 +10745,7 @@
               <w:rPr>
                 <w:sz w:val="20"/>
               </w:rPr>
-              <w:t>settore 30</w:t>
+              <w:t>settore 36</w:t>
             </w:r>
           </w:p>
         </w:tc>
@@ -10700,7 +10766,7 @@
               <w:rPr>
                 <w:sz w:val="20"/>
               </w:rPr>
-              <w:t>Gliela strappano di mano; la lanterna si accende fra i due</w:t>
+              <w:t>La prima immagine del mondo nuovo, con il vulcano all'orizzonte</w:t>
             </w:r>
           </w:p>
         </w:tc>
@@ -10769,7 +10835,7 @@
                 <w:color w:val="7A3FD6"/>
                 <w:sz w:val="20"/>
               </w:rPr>
-              <w:t>eclissia</w:t>
+              <w:t>il_reattore</w:t>
             </w:r>
           </w:p>
         </w:tc>
@@ -10791,7 +10857,7 @@
               <w:rPr>
                 <w:sz w:val="20"/>
               </w:rPr>
-              <w:t>settore 36</w:t>
+              <w:t>settore 56</w:t>
             </w:r>
           </w:p>
         </w:tc>
@@ -10813,7 +10879,7 @@
               <w:rPr>
                 <w:sz w:val="20"/>
               </w:rPr>
-              <w:t>La prima immagine del mondo nuovo, con il vulcano all'orizzonte</w:t>
+              <w:t>ECHO-1 cade, le tre morse si aprono, Ampere esce e si riempie di colpo</w:t>
             </w:r>
           </w:p>
         </w:tc>
@@ -10881,7 +10947,7 @@
                 <w:color w:val="7A3FD6"/>
                 <w:sz w:val="20"/>
               </w:rPr>
-              <w:t>il_reattore</w:t>
+              <w:t>la_cima</w:t>
             </w:r>
           </w:p>
         </w:tc>
@@ -10902,7 +10968,7 @@
               <w:rPr>
                 <w:sz w:val="20"/>
               </w:rPr>
-              <w:t>settore 56</w:t>
+              <w:t>settore 65, prima dello scontro</w:t>
             </w:r>
           </w:p>
         </w:tc>
@@ -10923,127 +10989,13 @@
               <w:rPr>
                 <w:sz w:val="20"/>
               </w:rPr>
-              <w:t>ECHO-1 cade, le tre morse si aprono, Ampere esce e si riempie di colpo</w:t>
+              <w:t>OHM appare sopra il cratere; il segno Ω si accende</w:t>
             </w:r>
           </w:p>
         </w:tc>
         <w:tc>
           <w:tcPr>
             <w:tcW w:type="dxa" w:w="1904"/>
-          </w:tcPr>
-          <w:p>
-            <w:pPr>
-              <w:spacing w:after="40"/>
-            </w:pPr>
-            <w:r>
-              <w:rPr>
-                <w:sz w:val="20"/>
-              </w:rPr>
-            </w:r>
-            <w:r>
-              <w:rPr>
-                <w:sz w:val="20"/>
-              </w:rPr>
-              <w:t>desiderabile</w:t>
-            </w:r>
-          </w:p>
-        </w:tc>
-      </w:tr>
-      <w:tr>
-        <w:tc>
-          <w:tcPr>
-            <w:tcW w:type="dxa" w:w="1904"/>
-            <w:shd w:val="clear" w:fill="F1EFF8"/>
-          </w:tcPr>
-          <w:p>
-            <w:pPr>
-              <w:spacing w:after="40"/>
-            </w:pPr>
-            <w:r>
-              <w:rPr>
-                <w:sz w:val="20"/>
-              </w:rPr>
-            </w:r>
-            <w:r>
-              <w:rPr>
-                <w:sz w:val="20"/>
-              </w:rPr>
-              <w:t>10</w:t>
-            </w:r>
-          </w:p>
-        </w:tc>
-        <w:tc>
-          <w:tcPr>
-            <w:tcW w:type="dxa" w:w="1904"/>
-            <w:shd w:val="clear" w:fill="F1EFF8"/>
-          </w:tcPr>
-          <w:p>
-            <w:pPr>
-              <w:spacing w:after="40"/>
-            </w:pPr>
-            <w:r>
-              <w:rPr>
-                <w:sz w:val="20"/>
-              </w:rPr>
-            </w:r>
-            <w:r>
-              <w:rPr>
-                <w:rFonts w:ascii="Consolas" w:hAnsi="Consolas"/>
-                <w:color w:val="7A3FD6"/>
-                <w:sz w:val="20"/>
-              </w:rPr>
-              <w:t>la_cima</w:t>
-            </w:r>
-          </w:p>
-        </w:tc>
-        <w:tc>
-          <w:tcPr>
-            <w:tcW w:type="dxa" w:w="1904"/>
-            <w:shd w:val="clear" w:fill="F1EFF8"/>
-          </w:tcPr>
-          <w:p>
-            <w:pPr>
-              <w:spacing w:after="40"/>
-            </w:pPr>
-            <w:r>
-              <w:rPr>
-                <w:sz w:val="20"/>
-              </w:rPr>
-            </w:r>
-            <w:r>
-              <w:rPr>
-                <w:sz w:val="20"/>
-              </w:rPr>
-              <w:t>settore 65, prima dello scontro</w:t>
-            </w:r>
-          </w:p>
-        </w:tc>
-        <w:tc>
-          <w:tcPr>
-            <w:tcW w:type="dxa" w:w="1904"/>
-            <w:shd w:val="clear" w:fill="F1EFF8"/>
-          </w:tcPr>
-          <w:p>
-            <w:pPr>
-              <w:spacing w:after="40"/>
-            </w:pPr>
-            <w:r>
-              <w:rPr>
-                <w:sz w:val="20"/>
-              </w:rPr>
-            </w:r>
-            <w:r>
-              <w:rPr>
-                <w:sz w:val="20"/>
-              </w:rPr>
-              <w:t>OHM appare sopra il cratere; il segno Ω si accende</w:t>
-            </w:r>
-          </w:p>
-        </w:tc>
-        <w:tc>
-          <w:tcPr>
-            <w:tcW w:type="dxa" w:w="1904"/>
-            <w:shd w:val="clear" w:fill="F1EFF8"/>
           </w:tcPr>
           <w:p>
             <w:pPr>

--- a/VOLT_Bibbia.docx
+++ b/VOLT_Bibbia.docx
@@ -2072,7 +2072,7 @@
         <w:pStyle w:val="Heading3"/>
       </w:pPr>
       <w:r>
-        <w:t>ECHO-0 — Il Copiatore [SCRITTO]</w:t>
+        <w:t>ECHO-0 — Il Copiatore [SCRITTO] (primo scontro giocabile dalla v34)</w:t>
       </w:r>
     </w:p>
     <w:p>
@@ -2148,10 +2148,50 @@
         <w:rPr>
           <w:b/>
         </w:rPr>
-        <w:t>e appena la sua barra sta per finire, fugge dentro un portale</w:t>
+        <w:t>e appena la sua barra scende sotto un quarto, fugge dentro un portale</w:t>
       </w:r>
       <w:r>
         <w:t>. Osserva la tua build, copia un potenziamento e te lo rimanda addosso. Non si vince due volte con la stessa strategia.</w:t>
+      </w:r>
+    </w:p>
+    <w:p>
+      <w:r>
+        <w:rPr>
+          <w:b/>
+        </w:rPr>
+        <w:t>Com'è venuto nel gioco (settore 24):</w:t>
+      </w:r>
+      <w:r>
+        <w:t xml:space="preserve"> vola e non tocca mai terra, ti tiene a duecento pixel, spara raffiche e ogni tanto attraversa lo schermo con uno scatto. </w:t>
+      </w:r>
+      <w:r>
+        <w:rPr>
+          <w:b/>
+        </w:rPr>
+        <w:t>Il potere rubato non è una scritta: sparisce davvero dalle tue mani</w:t>
+      </w:r>
+      <w:r>
+        <w:t xml:space="preserve"> finché lui è in campo, e glielo vedi addosso — il guanto destro prende il colore di quello che ti ha portato via, e i suoi colpi si comportano di conseguenza (rimbalzano col Rimbalzo, sono più fitti con la Raffica, fanno più male coi Colpi Pesanti, esplodono col Dash Esplosivo, e col Triplo Salto lui sta più in alto). Quando fugge te lo restituisce. </w:t>
+      </w:r>
+      <w:r>
+        <w:rPr>
+          <w:b/>
+        </w:rPr>
+        <w:t>Non lo si può uccidere: si può solo stancarlo.</w:t>
+      </w:r>
+    </w:p>
+    <w:p>
+      <w:r>
+        <w:t xml:space="preserve">I poteri che sa copiare sono cinque, scelti perché </w:t>
+      </w:r>
+      <w:r>
+        <w:rPr>
+          <w:b/>
+        </w:rPr>
+        <w:t>si vedono</w:t>
+      </w:r>
+      <w:r>
+        <w:t>: Rimbalzo, Colpi Pesanti, Raffica Rapida, Dash Esplosivo, Triplo Salto. Se non hai nessuno di quelli, te lo dice: «NON HAI NIENTE CHE MI SERVA».</w:t>
       </w:r>
     </w:p>
     <w:p>
@@ -7769,7 +7809,30 @@
         <w:pStyle w:val="ListBullet"/>
       </w:pPr>
       <w:r>
-        <w:t xml:space="preserve">Oltre il 23 il gioco </w:t>
+        <w:rPr>
+          <w:b/>
+        </w:rPr>
+        <w:t>Settore 24: il primo scontro con ECHO-0.</w:t>
+      </w:r>
+      <w:r>
+        <w:t xml:space="preserve"> Vola, ti studia, ti ruba un</w:t>
+      </w:r>
+      <w:r>
+        <w:t xml:space="preserve"> potere davvero, e quando sta per cadere scappa. Barra della vita viola e</w:t>
+      </w:r>
+      <w:r>
+        <w:t xml:space="preserve"> ciano col suo nome. Provato col bot: fugge in mezzo minuto scarso, il portale</w:t>
+      </w:r>
+      <w:r>
+        <w:t xml:space="preserve"> si apre e il potere torna.</w:t>
+      </w:r>
+    </w:p>
+    <w:p>
+      <w:pPr>
+        <w:pStyle w:val="ListBullet"/>
+      </w:pPr>
+      <w:r>
+        <w:t xml:space="preserve">Oltre il 24 il gioco </w:t>
       </w:r>
       <w:r>
         <w:rPr>

--- a/VOLT_Bibbia.docx
+++ b/VOLT_Bibbia.docx
@@ -9657,7 +9657,7 @@
               <w:rPr>
                 <w:sz w:val="20"/>
               </w:rPr>
-              <w:t>Lyra viene separata, trascinata oltre il portale, rinchiusa</w:t>
+              <w:t>Lyra viene strappata via dai viticci viola; le due mani si cercano e non si toccano; resta Aren solo, con la mano ancora tesa</w:t>
             </w:r>
           </w:p>
         </w:tc>
@@ -9727,7 +9727,7 @@
               <w:rPr>
                 <w:sz w:val="20"/>
               </w:rPr>
-              <w:t>Aren protegge il Nucleo, viene sopraffatto, imprigionato</w:t>
+              <w:t>La stessa scena rovesciata: è Aren a essere preso</w:t>
             </w:r>
           </w:p>
         </w:tc>

--- a/VOLT_Bibbia.docx
+++ b/VOLT_Bibbia.docx
@@ -9518,7 +9518,7 @@
         <w:t>Fatti</w:t>
       </w:r>
       <w:r>
-        <w:t xml:space="preserve"> (già dentro il gioco, cinque):</w:t>
+        <w:t xml:space="preserve"> (già dentro il gioco, sei):</w:t>
       </w:r>
     </w:p>
     <w:tbl>
@@ -9615,7 +9615,7 @@
                 <w:color w:val="7A3FD6"/>
                 <w:sz w:val="20"/>
               </w:rPr>
-              <w:t>rapimento_lyra</w:t>
+              <w:t>introduzione</w:t>
             </w:r>
           </w:p>
         </w:tc>
@@ -9636,7 +9636,7 @@
               <w:rPr>
                 <w:sz w:val="20"/>
               </w:rPr>
-              <w:t>inizio, se giochi Aren</w:t>
+              <w:t>all'apertura del gioco, prima della scelta</w:t>
             </w:r>
           </w:p>
         </w:tc>
@@ -9657,7 +9657,7 @@
               <w:rPr>
                 <w:sz w:val="20"/>
               </w:rPr>
-              <w:t>Lyra viene strappata via dai viticci viola; le due mani si cercano e non si toccano; resta Aren solo, con la mano ancora tesa</w:t>
+              <w:t>Lumina dall'alto, la centrale, i due di turno, e il cielo che si spacca. La lanterna si intravede in penombra dietro un oblò, e nessuno la indica</w:t>
             </w:r>
           </w:p>
         </w:tc>
@@ -9683,7 +9683,7 @@
                 <w:color w:val="7A3FD6"/>
                 <w:sz w:val="20"/>
               </w:rPr>
-              <w:t>rapimento_aren</w:t>
+              <w:t>rapimento_lyra</w:t>
             </w:r>
           </w:p>
         </w:tc>
@@ -9705,7 +9705,7 @@
               <w:rPr>
                 <w:sz w:val="20"/>
               </w:rPr>
-              <w:t>inizio, se giochi Lyra</w:t>
+              <w:t>inizio, se giochi Aren</w:t>
             </w:r>
           </w:p>
         </w:tc>
@@ -9727,7 +9727,7 @@
               <w:rPr>
                 <w:sz w:val="20"/>
               </w:rPr>
-              <w:t>La stessa scena rovesciata: è Aren a essere preso</w:t>
+              <w:t>Lyra viene strappata via dai viticci viola; le due mani si cercano e non si toccano; resta Aren solo, con la mano ancora tesa</w:t>
             </w:r>
           </w:p>
         </w:tc>
@@ -9752,7 +9752,7 @@
                 <w:color w:val="7A3FD6"/>
                 <w:sz w:val="20"/>
               </w:rPr>
-              <w:t>liberazione_lyra</w:t>
+              <w:t>rapimento_aren</w:t>
             </w:r>
           </w:p>
         </w:tc>
@@ -9773,7 +9773,7 @@
               <w:rPr>
                 <w:sz w:val="20"/>
               </w:rPr>
-              <w:t>dopo il settore 20</w:t>
+              <w:t>inizio, se giochi Lyra</w:t>
             </w:r>
           </w:p>
         </w:tc>
@@ -9794,7 +9794,7 @@
               <w:rPr>
                 <w:sz w:val="20"/>
               </w:rPr>
-              <w:t>Aren spezza la cella, si abbracciano</w:t>
+              <w:t>La stessa scena rovesciata: è Aren a essere preso</w:t>
             </w:r>
           </w:p>
         </w:tc>
@@ -9820,7 +9820,7 @@
                 <w:color w:val="7A3FD6"/>
                 <w:sz w:val="20"/>
               </w:rPr>
-              <w:t>liberazione_aren</w:t>
+              <w:t>liberazione_lyra</w:t>
             </w:r>
           </w:p>
         </w:tc>
@@ -9864,7 +9864,7 @@
               <w:rPr>
                 <w:sz w:val="20"/>
               </w:rPr>
-              <w:t>Lyra apre la cella col guanto, si abbracciano</w:t>
+              <w:t>Aren spezza la cella, si abbracciano</w:t>
             </w:r>
           </w:p>
         </w:tc>
@@ -9889,7 +9889,7 @@
                 <w:color w:val="7A3FD6"/>
                 <w:sz w:val="20"/>
               </w:rPr>
-              <w:t>la_luce_se_ne_va</w:t>
+              <w:t>liberazione_aren</w:t>
             </w:r>
           </w:p>
         </w:tc>
@@ -9910,13 +9910,83 @@
               <w:rPr>
                 <w:sz w:val="20"/>
               </w:rPr>
-              <w:t>premendo CONTINUA, dopo il 20</w:t>
+              <w:t>dopo il settore 20</w:t>
             </w:r>
           </w:p>
         </w:tc>
         <w:tc>
           <w:tcPr>
             <w:tcW w:type="dxa" w:w="3173"/>
+          </w:tcPr>
+          <w:p>
+            <w:pPr>
+              <w:spacing w:after="40"/>
+            </w:pPr>
+            <w:r>
+              <w:rPr>
+                <w:sz w:val="20"/>
+              </w:rPr>
+            </w:r>
+            <w:r>
+              <w:rPr>
+                <w:sz w:val="20"/>
+              </w:rPr>
+              <w:t>Lyra apre la cella col guanto, si abbracciano</w:t>
+            </w:r>
+          </w:p>
+        </w:tc>
+      </w:tr>
+      <w:tr>
+        <w:tc>
+          <w:tcPr>
+            <w:tcW w:type="dxa" w:w="3173"/>
+            <w:shd w:val="clear" w:fill="F1EFF8"/>
+          </w:tcPr>
+          <w:p>
+            <w:pPr>
+              <w:spacing w:after="40"/>
+            </w:pPr>
+            <w:r>
+              <w:rPr>
+                <w:sz w:val="20"/>
+              </w:rPr>
+            </w:r>
+            <w:r>
+              <w:rPr>
+                <w:rFonts w:ascii="Consolas" w:hAnsi="Consolas"/>
+                <w:color w:val="7A3FD6"/>
+                <w:sz w:val="20"/>
+              </w:rPr>
+              <w:t>la_luce_se_ne_va</w:t>
+            </w:r>
+          </w:p>
+        </w:tc>
+        <w:tc>
+          <w:tcPr>
+            <w:tcW w:type="dxa" w:w="3173"/>
+            <w:shd w:val="clear" w:fill="F1EFF8"/>
+          </w:tcPr>
+          <w:p>
+            <w:pPr>
+              <w:spacing w:after="40"/>
+            </w:pPr>
+            <w:r>
+              <w:rPr>
+                <w:sz w:val="20"/>
+              </w:rPr>
+            </w:r>
+            <w:r>
+              <w:rPr>
+                <w:sz w:val="20"/>
+              </w:rPr>
+              <w:t>premendo CONTINUA, dopo il 20</w:t>
+            </w:r>
+          </w:p>
+        </w:tc>
+        <w:tc>
+          <w:tcPr>
+            <w:tcW w:type="dxa" w:w="3173"/>
+            <w:shd w:val="clear" w:fill="F1EFF8"/>
           </w:tcPr>
           <w:p>
             <w:pPr>
@@ -11080,6 +11150,35 @@
       </w:tr>
     </w:tbl>
     <w:p/>
+    <w:p>
+      <w:r>
+        <w:rPr>
+          <w:b/>
+        </w:rPr>
+        <w:t>Dove si semina Ampere.</w:t>
+      </w:r>
+      <w:r>
+        <w:t xml:space="preserve"> Nei due rapimenti la lanterna </w:t>
+      </w:r>
+      <w:r>
+        <w:rPr>
+          <w:b/>
+        </w:rPr>
+        <w:t>non si vede</w:t>
+      </w:r>
+      <w:r>
+        <w:t xml:space="preserve">: sono i primi secondi del gioco e non devono spiegare niente. </w:t>
+      </w:r>
+      <w:r>
+        <w:rPr>
+          <w:b/>
+        </w:rPr>
+        <w:t>Nell'introduzione invece c'è, ma in penombra</w:t>
+      </w:r>
+      <w:r>
+        <w:t>, dietro l'oblò della centrale, mentre l'attenzione è altrove. Chi la nota non capisce cos'è — e al settore 15, quando il Comandante della Laguna se la porta via, sente un click senza sapere perché. È il modo giusto di seminare: presente, mai indicata.</w:t>
+      </w:r>
+    </w:p>
     <w:p>
       <w:r>
         <w:rPr>

--- a/VOLT_Bibbia.docx
+++ b/VOLT_Bibbia.docx
@@ -1202,7 +1202,7 @@
         <w:t>#ff5d8f</w:t>
       </w:r>
       <w:r>
-        <w:t xml:space="preserve">, gambe </w:t>
+        <w:t xml:space="preserve">, tuta interna </w:t>
       </w:r>
       <w:r>
         <w:rPr>
@@ -1210,10 +1210,50 @@
           <w:color w:val="7A3FD6"/>
           <w:sz w:val="19"/>
         </w:rPr>
-        <w:t>#3a4a86</w:t>
+        <w:t>#232a52</w:t>
+      </w:r>
+      <w:r>
+        <w:t xml:space="preserve">, gambe </w:t>
+      </w:r>
+      <w:r>
+        <w:rPr>
+          <w:rFonts w:ascii="Consolas" w:hAnsi="Consolas"/>
+          <w:color w:val="7A3FD6"/>
+          <w:sz w:val="19"/>
+        </w:rPr>
+        <w:t>#2b3566</w:t>
       </w:r>
       <w:r>
         <w:t>.</w:t>
+      </w:r>
+    </w:p>
+    <w:p>
+      <w:r>
+        <w:rPr>
+          <w:b/>
+        </w:rPr>
+        <w:t>Nel gioco</w:t>
+      </w:r>
+      <w:r>
+        <w:t xml:space="preserve"> (disegnato in codice): casco bianco con la </w:t>
+      </w:r>
+      <w:r>
+        <w:rPr>
+          <w:b/>
+        </w:rPr>
+        <w:t>visiera scura a fascia</w:t>
+      </w:r>
+      <w:r>
+        <w:t xml:space="preserve">, cresta ciano e disco tondo sull'orecchio; spalline chiare, cintura ciano, </w:t>
+      </w:r>
+      <w:r>
+        <w:rPr>
+          <w:b/>
+        </w:rPr>
+        <w:t>fulmine giallo sul petto</w:t>
+      </w:r>
+      <w:r>
+        <w:t>, stivali chiari con l'anello ciano alla caviglia. La sciarpa fucsia lo segue.</w:t>
       </w:r>
     </w:p>
     <w:p>
@@ -1279,7 +1319,7 @@
           <w:color w:val="7A3FD6"/>
           <w:sz w:val="19"/>
         </w:rPr>
-        <w:t>#7a3fd6</w:t>
+        <w:t>#9457e8</w:t>
       </w:r>
       <w:r>
         <w:t xml:space="preserve">, ciocca </w:t>
@@ -1293,7 +1333,7 @@
         <w:t>#ffd166</w:t>
       </w:r>
       <w:r>
-        <w:t xml:space="preserve">, gambe </w:t>
+        <w:t xml:space="preserve">, tuta corallo </w:t>
       </w:r>
       <w:r>
         <w:rPr>
@@ -1301,10 +1341,61 @@
           <w:color w:val="7A3FD6"/>
           <w:sz w:val="19"/>
         </w:rPr>
-        <w:t>#4a2f7a</w:t>
+        <w:t>#c2405f</w:t>
+      </w:r>
+      <w:r>
+        <w:t xml:space="preserve">, incarnato </w:t>
+      </w:r>
+      <w:r>
+        <w:rPr>
+          <w:rFonts w:ascii="Consolas" w:hAnsi="Consolas"/>
+          <w:color w:val="7A3FD6"/>
+          <w:sz w:val="19"/>
+        </w:rPr>
+        <w:t>#e0a074</w:t>
+      </w:r>
+      <w:r>
+        <w:t xml:space="preserve">, gambe </w:t>
+      </w:r>
+      <w:r>
+        <w:rPr>
+          <w:rFonts w:ascii="Consolas" w:hAnsi="Consolas"/>
+          <w:color w:val="7A3FD6"/>
+          <w:sz w:val="19"/>
+        </w:rPr>
+        <w:t>#3a2a5e</w:t>
       </w:r>
       <w:r>
         <w:t>.</w:t>
+      </w:r>
+    </w:p>
+    <w:p>
+      <w:r>
+        <w:rPr>
+          <w:b/>
+        </w:rPr>
+        <w:t>Nel gioco</w:t>
+      </w:r>
+      <w:r>
+        <w:t xml:space="preserve"> (disegnato in codice): </w:t>
+      </w:r>
+      <w:r>
+        <w:rPr>
+          <w:b/>
+        </w:rPr>
+        <w:t>Lyra non porta il casco</w:t>
+      </w:r>
+      <w:r>
+        <w:t xml:space="preserve">, e questa è la differenza che si vede da lontano. Faccia scoperta con occhi e sorriso, capelli viola corti con la </w:t>
+      </w:r>
+      <w:r>
+        <w:rPr>
+          <w:b/>
+        </w:rPr>
+        <w:t>ciocca gialla</w:t>
+      </w:r>
+      <w:r>
+        <w:t>, tuta bianca e corallo, innesto ciano sul petto, spalline e stivali. Se in una scena Lyra ha il casco, è sbagliata.</w:t>
       </w:r>
     </w:p>
     <w:p>

--- a/VOLT_Bibbia.docx
+++ b/VOLT_Bibbia.docx
@@ -5324,13 +5324,13 @@
         <w:t>non versano tutto</w:t>
       </w:r>
       <w:r>
-        <w:t xml:space="preserve">. Deviano un filo di corrente nel suo nucleo — e quel filo non gli ricostruisce un corpo: </w:t>
+        <w:t xml:space="preserve">. Deviano un filo di corrente verso di lui — non per ricostruirgli un corpo, ma per </w:t>
       </w:r>
       <w:r>
         <w:rPr>
           <w:b/>
         </w:rPr>
-        <w:t>entra dentro Ampere</w:t>
+        <w:t>raccoglierne la scintilla</w:t>
       </w:r>
       <w:r>
         <w:t>.</w:t>
@@ -5338,16 +5338,52 @@
     </w:p>
     <w:p>
       <w:r>
-        <w:t xml:space="preserve">Il corpo di schegge si disfa. Poi, dal vetro della lanterna, </w:t>
+        <w:t xml:space="preserve">Il tragitto si vede: un punto di luce lascia il petto di ECHO-0, attraversa l'aria ed </w:t>
       </w:r>
       <w:r>
         <w:rPr>
           <w:b/>
         </w:rPr>
+        <w:t>entra nel vetro di Ampere</w:t>
+      </w:r>
+      <w:r>
+        <w:t>. Solo allora il corpo di schegge si disfa e cade.</w:t>
+      </w:r>
+    </w:p>
+    <w:p>
+      <w:r>
+        <w:t xml:space="preserve">Poi, dalla lanterna, </w:t>
+      </w:r>
+      <w:r>
+        <w:rPr>
+          <w:b/>
+        </w:rPr>
         <w:t>esce una piccola sfera che fluttua: metà luce e metà ombra, come un'eclissi</w:t>
       </w:r>
       <w:r>
         <w:t>. Gira una volta intorno ai due, e li segue.</w:t>
+      </w:r>
+    </w:p>
+    <w:p>
+      <w:pPr>
+        <w:spacing w:before="160" w:after="200"/>
+        <w:ind w:left="340"/>
+        <w:pBdr>
+          <w:left w:val="single" w:sz="18" w:space="10" w:color="7A3FD6"/>
+        </w:pBdr>
+      </w:pPr>
+      <w:r>
+        <w:rPr>
+          <w:b/>
+          <w:sz w:val="21"/>
+        </w:rPr>
+        <w:t>Il passaggio della scintilla non è un dettaglio: è quello che dice allo spettatore che Eclio è ECHO-0.</w:t>
+      </w:r>
+      <w:r>
+        <w:rPr>
+          <w:sz w:val="21"/>
+        </w:rPr>
+        <w:t xml:space="preserve"> In qualunque media si racconti questa scena, quel tragitto va mostrato.</w:t>
       </w:r>
     </w:p>
     <w:p>

--- a/VOLT_Bibbia.docx
+++ b/VOLT_Bibbia.docx
@@ -2368,8 +2368,84 @@
         </w:rPr>
         <w:t>Ve la indica lo stesso.</w:t>
       </w:r>
-      <w:r>
-        <w:t xml:space="preserve"> Da quel momento non è più il nemico: è uno che si è già arreso a morire per voi, e alla fine sarete voi a non lasciarlo andare.</w:t>
+    </w:p>
+    <w:p>
+      <w:pPr>
+        <w:pStyle w:val="Heading3"/>
+      </w:pPr>
+      <w:r>
+        <w:t>Il compagno scomodo (settori 36-56) [SCRITTO]</w:t>
+      </w:r>
+    </w:p>
+    <w:p>
+      <w:r>
+        <w:t xml:space="preserve">Da lì in poi </w:t>
+      </w:r>
+      <w:r>
+        <w:rPr>
+          <w:b/>
+        </w:rPr>
+        <w:t>non sparisce: viene con voi.</w:t>
+      </w:r>
+      <w:r>
+        <w:t xml:space="preserve"> Non come alleato — la lanterna la rivuole anche lui, per il motivo opposto al vostro. Cammina avanti, apre passaggi, avvisa quando c'è un pericolo, ogni tanto si dilegua e non si sa se tornerà.</w:t>
+      </w:r>
+    </w:p>
+    <w:p>
+      <w:r>
+        <w:t xml:space="preserve">Per venti settori il giocatore ha in testa una domanda sola: </w:t>
+      </w:r>
+      <w:r>
+        <w:rPr>
+          <w:b/>
+        </w:rPr>
+        <w:t>quando mi tradisce?</w:t>
+      </w:r>
+    </w:p>
+    <w:p>
+      <w:r>
+        <w:rPr>
+          <w:b/>
+        </w:rPr>
+        <w:t>Come si gioca.</w:t>
+      </w:r>
+      <w:r>
+        <w:t xml:space="preserve"> Non combatte e non si comanda. Compare sullo sfondo — una sagoma nera su un'isola lontana, sul bordo di un dirupo, dentro un varco — e ogni tanto indica una direzione. Costa poco e cambia tutto: il settore non è più vuoto, c'è qualcuno.</w:t>
+      </w:r>
+    </w:p>
+    <w:p>
+      <w:pPr>
+        <w:pStyle w:val="Heading3"/>
+      </w:pPr>
+      <w:r>
+        <w:t>La scelta (settore 56) [SCRITTO]</w:t>
+      </w:r>
+    </w:p>
+    <w:p>
+      <w:r>
+        <w:t xml:space="preserve">Quando ECHO-1 cade e </w:t>
+      </w:r>
+      <w:r>
+        <w:rPr>
+          <w:b/>
+        </w:rPr>
+        <w:t>Ampere torna piena</w:t>
+      </w:r>
+      <w:r>
+        <w:t>, ECHO-0 è lì. Potrebbe prenderla e sparire: è l'unica cosa che ha voluto dall'inizio, ed è a un passo.</w:t>
+      </w:r>
+    </w:p>
+    <w:p>
+      <w:r>
+        <w:rPr>
+          <w:b/>
+        </w:rPr>
+        <w:t>Non lo fa.</w:t>
+      </w:r>
+    </w:p>
+    <w:p>
+      <w:r>
+        <w:t>È qui che sceglie — non al finale. Al settore 65 i due Custodi non fanno altro che ricambiare. Senza questo momento, salvarlo alla fine sarebbe un regalo; con questo momento, è un debito.</w:t>
       </w:r>
     </w:p>
     <w:p>
@@ -5026,6 +5102,26 @@
     </w:p>
     <w:p>
       <w:r>
+        <w:rPr>
+          <w:b/>
+        </w:rPr>
+        <w:t>E non si va da soli.</w:t>
+      </w:r>
+      <w:r>
+        <w:t xml:space="preserve"> ECHO-0 viene con voi — non al vostro fianco, davanti a voi: apre passaggi, avvisa, sparisce e ricompare. Non si sa mai se sta portando i Custodi dove serve o dove conviene a lui. È la tensione che regge questi venti settori (vedi </w:t>
+      </w:r>
+      <w:r>
+        <w:rPr>
+          <w:i/>
+        </w:rPr>
+        <w:t>Il compagno scomodo</w:t>
+      </w:r>
+      <w:r>
+        <w:t>, capitolo 4).</w:t>
+      </w:r>
+    </w:p>
+    <w:p>
+      <w:r>
         <w:t xml:space="preserve">Ampere non ce l'hai. La corrente </w:t>
       </w:r>
       <w:r>
@@ -5086,6 +5182,17 @@
       </w:r>
       <w:r>
         <w:t xml:space="preserve"> — e tutta la corrente che ti sei portato addosso per venti settori le entra dentro in un colpo solo.</w:t>
+      </w:r>
+    </w:p>
+    <w:p>
+      <w:r>
+        <w:rPr>
+          <w:b/>
+        </w:rPr>
+        <w:t>E ECHO-0 è lì, a un passo, e non la prende.</w:t>
+      </w:r>
+      <w:r>
+        <w:t xml:space="preserve"> È il momento in cui sceglie: tutto quello che succede al settore 65 nasce da qui.</w:t>
       </w:r>
     </w:p>
     <w:p>
@@ -5757,7 +5864,7 @@
               <w:rPr>
                 <w:sz w:val="20"/>
               </w:rPr>
-              <w:t>Fatica</w:t>
+              <w:t>Fatica e sospetto</w:t>
             </w:r>
           </w:p>
         </w:tc>
@@ -5779,7 +5886,7 @@
               <w:rPr>
                 <w:sz w:val="20"/>
               </w:rPr>
-              <w:t>Portarsi addosso una cosa che non si può contenere</w:t>
+              <w:t>Portarsi addosso una cosa che non si può contenere, con accanto uno di cui non ti fidi</w:t>
             </w:r>
           </w:p>
         </w:tc>
@@ -5802,7 +5909,7 @@
               <w:rPr>
                 <w:sz w:val="20"/>
               </w:rPr>
-              <w:t>La Caldera</w:t>
+              <w:t>Settore 56</w:t>
             </w:r>
           </w:p>
         </w:tc>
@@ -5823,13 +5930,81 @@
               <w:rPr>
                 <w:sz w:val="20"/>
               </w:rPr>
-              <w:t>Compassione</w:t>
+              <w:t>La scelta di lui</w:t>
             </w:r>
           </w:p>
         </w:tc>
         <w:tc>
           <w:tcPr>
             <w:tcW w:type="dxa" w:w="3173"/>
+          </w:tcPr>
+          <w:p>
+            <w:pPr>
+              <w:spacing w:after="40"/>
+            </w:pPr>
+            <w:r>
+              <w:rPr>
+                <w:sz w:val="20"/>
+              </w:rPr>
+            </w:r>
+            <w:r>
+              <w:rPr>
+                <w:sz w:val="20"/>
+              </w:rPr>
+              <w:t>Potrebbe prendersi la lanterna e non lo fa</w:t>
+            </w:r>
+          </w:p>
+        </w:tc>
+      </w:tr>
+      <w:tr>
+        <w:tc>
+          <w:tcPr>
+            <w:tcW w:type="dxa" w:w="3173"/>
+            <w:shd w:val="clear" w:fill="F1EFF8"/>
+          </w:tcPr>
+          <w:p>
+            <w:pPr>
+              <w:spacing w:after="40"/>
+            </w:pPr>
+            <w:r>
+              <w:rPr>
+                <w:sz w:val="20"/>
+              </w:rPr>
+            </w:r>
+            <w:r>
+              <w:rPr>
+                <w:sz w:val="20"/>
+              </w:rPr>
+              <w:t>La Caldera</w:t>
+            </w:r>
+          </w:p>
+        </w:tc>
+        <w:tc>
+          <w:tcPr>
+            <w:tcW w:type="dxa" w:w="3173"/>
+            <w:shd w:val="clear" w:fill="F1EFF8"/>
+          </w:tcPr>
+          <w:p>
+            <w:pPr>
+              <w:spacing w:after="40"/>
+            </w:pPr>
+            <w:r>
+              <w:rPr>
+                <w:sz w:val="20"/>
+              </w:rPr>
+            </w:r>
+            <w:r>
+              <w:rPr>
+                <w:sz w:val="20"/>
+              </w:rPr>
+              <w:t>Compassione</w:t>
+            </w:r>
+          </w:p>
+        </w:tc>
+        <w:tc>
+          <w:tcPr>
+            <w:tcW w:type="dxa" w:w="3173"/>
+            <w:shd w:val="clear" w:fill="F1EFF8"/>
           </w:tcPr>
           <w:p>
             <w:pPr>

--- a/VOLT_Bibbia.docx
+++ b/VOLT_Bibbia.docx
@@ -2374,7 +2374,7 @@
         <w:pStyle w:val="Heading3"/>
       </w:pPr>
       <w:r>
-        <w:t>Il compagno scomodo (settori 36-56) [SCRITTO]</w:t>
+        <w:t>Il compagno scomodo (settori 36-55) [SCRITTO]</w:t>
       </w:r>
     </w:p>
     <w:p>
@@ -2388,12 +2388,90 @@
         <w:t>non sparisce: viene con voi.</w:t>
       </w:r>
       <w:r>
-        <w:t xml:space="preserve"> Non come alleato — la lanterna la rivuole anche lui, per il motivo opposto al vostro. Cammina avanti, apre passaggi, avvisa quando c'è un pericolo, ogni tanto si dilegua e non si sa se tornerà.</w:t>
-      </w:r>
-    </w:p>
-    <w:p>
-      <w:r>
-        <w:t xml:space="preserve">Per venti settori il giocatore ha in testa una domanda sola: </w:t>
+        <w:t xml:space="preserve"> Ma a una distanza inquietante, e va tenuta:</w:t>
+      </w:r>
+    </w:p>
+    <w:p>
+      <w:pPr>
+        <w:pStyle w:val="ListBullet"/>
+      </w:pPr>
+      <w:r>
+        <w:rPr>
+          <w:b/>
+        </w:rPr>
+        <w:t>non diventa un alleato</w:t>
+      </w:r>
+      <w:r>
+        <w:t>, e nessuno lo tratta come tale;</w:t>
+      </w:r>
+    </w:p>
+    <w:p>
+      <w:pPr>
+        <w:pStyle w:val="ListBullet"/>
+      </w:pPr>
+      <w:r>
+        <w:rPr>
+          <w:b/>
+        </w:rPr>
+        <w:t>non combatte al vostro fianco</w:t>
+      </w:r>
+      <w:r>
+        <w:t>, mai;</w:t>
+      </w:r>
+    </w:p>
+    <w:p>
+      <w:pPr>
+        <w:pStyle w:val="ListBullet"/>
+      </w:pPr>
+      <w:r>
+        <w:rPr>
+          <w:b/>
+        </w:rPr>
+        <w:t>conosce Eclissia</w:t>
+      </w:r>
+      <w:r>
+        <w:t>: indica passaggi e segnala pericoli;</w:t>
+      </w:r>
+    </w:p>
+    <w:p>
+      <w:pPr>
+        <w:pStyle w:val="ListBullet"/>
+      </w:pPr>
+      <w:r>
+        <w:rPr>
+          <w:b/>
+        </w:rPr>
+        <w:t>compare davanti a voi o sullo sfondo, poi sparisce</w:t>
+      </w:r>
+      <w:r>
+        <w:t>;</w:t>
+      </w:r>
+    </w:p>
+    <w:p>
+      <w:pPr>
+        <w:pStyle w:val="ListBullet"/>
+      </w:pPr>
+      <w:r>
+        <w:rPr>
+          <w:b/>
+        </w:rPr>
+        <w:t>Aren e Lyra non sanno se fidarsi</w:t>
+      </w:r>
+      <w:r>
+        <w:t>, e non lo nascondono;</w:t>
+      </w:r>
+    </w:p>
+    <w:p>
+      <w:pPr>
+        <w:pStyle w:val="ListBullet"/>
+      </w:pPr>
+      <w:r>
+        <w:t>il giocatore continua ad aspettarsi un tradimento.</w:t>
+      </w:r>
+    </w:p>
+    <w:p>
+      <w:r>
+        <w:t xml:space="preserve">Per venti settori la domanda in testa è una sola: </w:t>
       </w:r>
       <w:r>
         <w:rPr>
@@ -2442,12 +2520,818 @@
         </w:rPr>
         <w:t>Non lo fa.</w:t>
       </w:r>
+      <w:r>
+        <w:t xml:space="preserve"> Resta immobile, e rinuncia.</w:t>
+      </w:r>
     </w:p>
     <w:p>
       <w:r>
         <w:t>È qui che sceglie — non al finale. Al settore 65 i due Custodi non fanno altro che ricambiare. Senza questo momento, salvarlo alla fine sarebbe un regalo; con questo momento, è un debito.</w:t>
       </w:r>
     </w:p>
+    <w:p>
+      <w:r>
+        <w:t xml:space="preserve">Questa scena ha un filmato suo: </w:t>
+      </w:r>
+      <w:r>
+        <w:rPr>
+          <w:b/>
+        </w:rPr>
+        <w:t>`la_scelta_di_echo`</w:t>
+      </w:r>
+      <w:r>
+        <w:t>.</w:t>
+      </w:r>
+    </w:p>
+    <w:p>
+      <w:pPr>
+        <w:pStyle w:val="Heading3"/>
+      </w:pPr>
+      <w:r>
+        <w:t>Dopo la scelta (settori 57-65) [SCRITTO]</w:t>
+      </w:r>
+    </w:p>
+    <w:p>
+      <w:r>
+        <w:t>Li accompagna su per la Caldera. Non serve più chiedersi da che parte sta: la decisione l'ha presa al 56, e adesso sale con loro sapendo dove porta quella salita. Non parla molto. Parla una volta sola, in cima, per dire cos'è OHM.</w:t>
+      </w:r>
+    </w:p>
+    <w:p>
+      <w:pPr>
+        <w:pStyle w:val="Heading3"/>
+      </w:pPr>
+      <w:r>
+        <w:t>L'arco di ECHO-0 in dieci passi</w:t>
+      </w:r>
+    </w:p>
+    <w:p>
+      <w:r>
+        <w:t>Questa è la sua storia, ed è la traccia da rispettare in ogni media.</w:t>
+      </w:r>
+    </w:p>
+    <w:tbl>
+      <w:tblPr>
+        <w:tblStyle w:val="TableGrid"/>
+        <w:tblW w:type="auto" w:w="0"/>
+        <w:jc w:val="center"/>
+        <w:tblLook w:firstColumn="1" w:firstRow="1" w:lastColumn="0" w:lastRow="0" w:noHBand="0" w:noVBand="1" w:val="04A0"/>
+      </w:tblPr>
+      <w:tblGrid>
+        <w:gridCol w:w="3173"/>
+        <w:gridCol w:w="3173"/>
+        <w:gridCol w:w="3173"/>
+      </w:tblGrid>
+      <w:tr>
+        <w:tc>
+          <w:tcPr>
+            <w:tcW w:type="dxa" w:w="3173"/>
+            <w:shd w:val="clear" w:fill="3B4A7A"/>
+          </w:tcPr>
+          <w:p>
+            <w:pPr>
+              <w:spacing w:after="40"/>
+            </w:pPr>
+            <w:r/>
+            <w:r>
+              <w:rPr>
+                <w:b/>
+                <w:color w:val="FFFFFF"/>
+                <w:sz w:val="20"/>
+              </w:rPr>
+              <w:t>#</w:t>
+            </w:r>
+          </w:p>
+        </w:tc>
+        <w:tc>
+          <w:tcPr>
+            <w:tcW w:type="dxa" w:w="3173"/>
+            <w:shd w:val="clear" w:fill="3B4A7A"/>
+          </w:tcPr>
+          <w:p>
+            <w:pPr>
+              <w:spacing w:after="40"/>
+            </w:pPr>
+            <w:r/>
+            <w:r>
+              <w:rPr>
+                <w:b/>
+                <w:color w:val="FFFFFF"/>
+                <w:sz w:val="20"/>
+              </w:rPr>
+              <w:t>Dove</w:t>
+            </w:r>
+          </w:p>
+        </w:tc>
+        <w:tc>
+          <w:tcPr>
+            <w:tcW w:type="dxa" w:w="3173"/>
+            <w:shd w:val="clear" w:fill="3B4A7A"/>
+          </w:tcPr>
+          <w:p>
+            <w:pPr>
+              <w:spacing w:after="40"/>
+            </w:pPr>
+            <w:r/>
+            <w:r>
+              <w:rPr>
+                <w:b/>
+                <w:color w:val="FFFFFF"/>
+                <w:sz w:val="20"/>
+              </w:rPr>
+              <w:t>Cosa succede</w:t>
+            </w:r>
+          </w:p>
+        </w:tc>
+      </w:tr>
+      <w:tr>
+        <w:tc>
+          <w:tcPr>
+            <w:tcW w:type="dxa" w:w="3173"/>
+          </w:tcPr>
+          <w:p>
+            <w:pPr>
+              <w:spacing w:after="40"/>
+            </w:pPr>
+            <w:r>
+              <w:rPr>
+                <w:sz w:val="20"/>
+              </w:rPr>
+            </w:r>
+            <w:r>
+              <w:rPr>
+                <w:sz w:val="20"/>
+              </w:rPr>
+              <w:t>1</w:t>
+            </w:r>
+          </w:p>
+        </w:tc>
+        <w:tc>
+          <w:tcPr>
+            <w:tcW w:type="dxa" w:w="3173"/>
+          </w:tcPr>
+          <w:p>
+            <w:pPr>
+              <w:spacing w:after="40"/>
+            </w:pPr>
+            <w:r>
+              <w:rPr>
+                <w:sz w:val="20"/>
+              </w:rPr>
+            </w:r>
+            <w:r>
+              <w:rPr>
+                <w:sz w:val="20"/>
+              </w:rPr>
+              <w:t>Settore 24</w:t>
+            </w:r>
+          </w:p>
+        </w:tc>
+        <w:tc>
+          <w:tcPr>
+            <w:tcW w:type="dxa" w:w="3173"/>
+          </w:tcPr>
+          <w:p>
+            <w:pPr>
+              <w:spacing w:after="40"/>
+            </w:pPr>
+            <w:r>
+              <w:rPr>
+                <w:sz w:val="20"/>
+              </w:rPr>
+            </w:r>
+            <w:r>
+              <w:rPr>
+                <w:sz w:val="20"/>
+              </w:rPr>
+              <w:t>Appare come nemico e copia il giocatore</w:t>
+            </w:r>
+          </w:p>
+        </w:tc>
+      </w:tr>
+      <w:tr>
+        <w:tc>
+          <w:tcPr>
+            <w:tcW w:type="dxa" w:w="3173"/>
+            <w:shd w:val="clear" w:fill="F1EFF8"/>
+          </w:tcPr>
+          <w:p>
+            <w:pPr>
+              <w:spacing w:after="40"/>
+            </w:pPr>
+            <w:r>
+              <w:rPr>
+                <w:sz w:val="20"/>
+              </w:rPr>
+            </w:r>
+            <w:r>
+              <w:rPr>
+                <w:sz w:val="20"/>
+              </w:rPr>
+              <w:t>2</w:t>
+            </w:r>
+          </w:p>
+        </w:tc>
+        <w:tc>
+          <w:tcPr>
+            <w:tcW w:type="dxa" w:w="3173"/>
+            <w:shd w:val="clear" w:fill="F1EFF8"/>
+          </w:tcPr>
+          <w:p>
+            <w:pPr>
+              <w:spacing w:after="40"/>
+            </w:pPr>
+            <w:r>
+              <w:rPr>
+                <w:sz w:val="20"/>
+              </w:rPr>
+            </w:r>
+            <w:r>
+              <w:rPr>
+                <w:sz w:val="20"/>
+              </w:rPr>
+              <w:t>Settori 24-30</w:t>
+            </w:r>
+          </w:p>
+        </w:tc>
+        <w:tc>
+          <w:tcPr>
+            <w:tcW w:type="dxa" w:w="3173"/>
+            <w:shd w:val="clear" w:fill="F1EFF8"/>
+          </w:tcPr>
+          <w:p>
+            <w:pPr>
+              <w:spacing w:after="40"/>
+            </w:pPr>
+            <w:r>
+              <w:rPr>
+                <w:sz w:val="20"/>
+              </w:rPr>
+            </w:r>
+            <w:r>
+              <w:rPr>
+                <w:sz w:val="20"/>
+              </w:rPr>
+              <w:t>Fugge e viene inseguito</w:t>
+            </w:r>
+          </w:p>
+        </w:tc>
+      </w:tr>
+      <w:tr>
+        <w:tc>
+          <w:tcPr>
+            <w:tcW w:type="dxa" w:w="3173"/>
+          </w:tcPr>
+          <w:p>
+            <w:pPr>
+              <w:spacing w:after="40"/>
+            </w:pPr>
+            <w:r>
+              <w:rPr>
+                <w:sz w:val="20"/>
+              </w:rPr>
+            </w:r>
+            <w:r>
+              <w:rPr>
+                <w:sz w:val="20"/>
+              </w:rPr>
+              <w:t>3</w:t>
+            </w:r>
+          </w:p>
+        </w:tc>
+        <w:tc>
+          <w:tcPr>
+            <w:tcW w:type="dxa" w:w="3173"/>
+          </w:tcPr>
+          <w:p>
+            <w:pPr>
+              <w:spacing w:after="40"/>
+            </w:pPr>
+            <w:r>
+              <w:rPr>
+                <w:sz w:val="20"/>
+              </w:rPr>
+            </w:r>
+            <w:r>
+              <w:rPr>
+                <w:sz w:val="20"/>
+              </w:rPr>
+              <w:t>Settore 30</w:t>
+            </w:r>
+          </w:p>
+        </w:tc>
+        <w:tc>
+          <w:tcPr>
+            <w:tcW w:type="dxa" w:w="3173"/>
+          </w:tcPr>
+          <w:p>
+            <w:pPr>
+              <w:spacing w:after="40"/>
+            </w:pPr>
+            <w:r>
+              <w:rPr>
+                <w:sz w:val="20"/>
+              </w:rPr>
+            </w:r>
+            <w:r>
+              <w:rPr>
+                <w:sz w:val="20"/>
+              </w:rPr>
+              <w:t>Perde Ampere</w:t>
+            </w:r>
+          </w:p>
+        </w:tc>
+      </w:tr>
+      <w:tr>
+        <w:tc>
+          <w:tcPr>
+            <w:tcW w:type="dxa" w:w="3173"/>
+            <w:shd w:val="clear" w:fill="F1EFF8"/>
+          </w:tcPr>
+          <w:p>
+            <w:pPr>
+              <w:spacing w:after="40"/>
+            </w:pPr>
+            <w:r>
+              <w:rPr>
+                <w:sz w:val="20"/>
+              </w:rPr>
+            </w:r>
+            <w:r>
+              <w:rPr>
+                <w:sz w:val="20"/>
+              </w:rPr>
+              <w:t>4</w:t>
+            </w:r>
+          </w:p>
+        </w:tc>
+        <w:tc>
+          <w:tcPr>
+            <w:tcW w:type="dxa" w:w="3173"/>
+            <w:shd w:val="clear" w:fill="F1EFF8"/>
+          </w:tcPr>
+          <w:p>
+            <w:pPr>
+              <w:spacing w:after="40"/>
+            </w:pPr>
+            <w:r>
+              <w:rPr>
+                <w:sz w:val="20"/>
+              </w:rPr>
+            </w:r>
+            <w:r>
+              <w:rPr>
+                <w:sz w:val="20"/>
+              </w:rPr>
+              <w:t>Settori 31-35</w:t>
+            </w:r>
+          </w:p>
+        </w:tc>
+        <w:tc>
+          <w:tcPr>
+            <w:tcW w:type="dxa" w:w="3173"/>
+            <w:shd w:val="clear" w:fill="F1EFF8"/>
+          </w:tcPr>
+          <w:p>
+            <w:pPr>
+              <w:spacing w:after="40"/>
+            </w:pPr>
+            <w:r>
+              <w:rPr>
+                <w:sz w:val="20"/>
+              </w:rPr>
+            </w:r>
+            <w:r>
+              <w:rPr>
+                <w:sz w:val="20"/>
+              </w:rPr>
+              <w:t>Insegue i Custodi per riprendersela</w:t>
+            </w:r>
+          </w:p>
+        </w:tc>
+      </w:tr>
+      <w:tr>
+        <w:tc>
+          <w:tcPr>
+            <w:tcW w:type="dxa" w:w="3173"/>
+          </w:tcPr>
+          <w:p>
+            <w:pPr>
+              <w:spacing w:after="40"/>
+            </w:pPr>
+            <w:r>
+              <w:rPr>
+                <w:sz w:val="20"/>
+              </w:rPr>
+            </w:r>
+            <w:r>
+              <w:rPr>
+                <w:sz w:val="20"/>
+              </w:rPr>
+              <w:t>5</w:t>
+            </w:r>
+          </w:p>
+        </w:tc>
+        <w:tc>
+          <w:tcPr>
+            <w:tcW w:type="dxa" w:w="3173"/>
+          </w:tcPr>
+          <w:p>
+            <w:pPr>
+              <w:spacing w:after="40"/>
+            </w:pPr>
+            <w:r>
+              <w:rPr>
+                <w:sz w:val="20"/>
+              </w:rPr>
+            </w:r>
+            <w:r>
+              <w:rPr>
+                <w:sz w:val="20"/>
+              </w:rPr>
+              <w:t>Settore 35</w:t>
+            </w:r>
+          </w:p>
+        </w:tc>
+        <w:tc>
+          <w:tcPr>
+            <w:tcW w:type="dxa" w:w="3173"/>
+          </w:tcPr>
+          <w:p>
+            <w:pPr>
+              <w:spacing w:after="40"/>
+            </w:pPr>
+            <w:r>
+              <w:rPr>
+                <w:sz w:val="20"/>
+              </w:rPr>
+            </w:r>
+            <w:r>
+              <w:rPr>
+                <w:sz w:val="20"/>
+              </w:rPr>
+              <w:t>ECHO-1 gli ruba Ampere; lui si arrende e apre Eclissia</w:t>
+            </w:r>
+          </w:p>
+        </w:tc>
+      </w:tr>
+      <w:tr>
+        <w:tc>
+          <w:tcPr>
+            <w:tcW w:type="dxa" w:w="3173"/>
+            <w:shd w:val="clear" w:fill="F1EFF8"/>
+          </w:tcPr>
+          <w:p>
+            <w:pPr>
+              <w:spacing w:after="40"/>
+            </w:pPr>
+            <w:r>
+              <w:rPr>
+                <w:sz w:val="20"/>
+              </w:rPr>
+            </w:r>
+            <w:r>
+              <w:rPr>
+                <w:sz w:val="20"/>
+              </w:rPr>
+              <w:t>6</w:t>
+            </w:r>
+          </w:p>
+        </w:tc>
+        <w:tc>
+          <w:tcPr>
+            <w:tcW w:type="dxa" w:w="3173"/>
+            <w:shd w:val="clear" w:fill="F1EFF8"/>
+          </w:tcPr>
+          <w:p>
+            <w:pPr>
+              <w:spacing w:after="40"/>
+            </w:pPr>
+            <w:r>
+              <w:rPr>
+                <w:sz w:val="20"/>
+              </w:rPr>
+            </w:r>
+            <w:r>
+              <w:rPr>
+                <w:sz w:val="20"/>
+              </w:rPr>
+              <w:t>Settori 36-55</w:t>
+            </w:r>
+          </w:p>
+        </w:tc>
+        <w:tc>
+          <w:tcPr>
+            <w:tcW w:type="dxa" w:w="3173"/>
+            <w:shd w:val="clear" w:fill="F1EFF8"/>
+          </w:tcPr>
+          <w:p>
+            <w:pPr>
+              <w:spacing w:after="40"/>
+            </w:pPr>
+            <w:r>
+              <w:rPr>
+                <w:sz w:val="20"/>
+              </w:rPr>
+            </w:r>
+            <w:r>
+              <w:rPr>
+                <w:sz w:val="20"/>
+              </w:rPr>
+              <w:t>Li guida a distanza, senza conquistarne la fiducia</w:t>
+            </w:r>
+          </w:p>
+        </w:tc>
+      </w:tr>
+      <w:tr>
+        <w:tc>
+          <w:tcPr>
+            <w:tcW w:type="dxa" w:w="3173"/>
+          </w:tcPr>
+          <w:p>
+            <w:pPr>
+              <w:spacing w:after="40"/>
+            </w:pPr>
+            <w:r>
+              <w:rPr>
+                <w:sz w:val="20"/>
+              </w:rPr>
+            </w:r>
+            <w:r>
+              <w:rPr>
+                <w:sz w:val="20"/>
+              </w:rPr>
+              <w:t>7</w:t>
+            </w:r>
+          </w:p>
+        </w:tc>
+        <w:tc>
+          <w:tcPr>
+            <w:tcW w:type="dxa" w:w="3173"/>
+          </w:tcPr>
+          <w:p>
+            <w:pPr>
+              <w:spacing w:after="40"/>
+            </w:pPr>
+            <w:r>
+              <w:rPr>
+                <w:sz w:val="20"/>
+              </w:rPr>
+            </w:r>
+            <w:r>
+              <w:rPr>
+                <w:b/>
+                <w:sz w:val="20"/>
+              </w:rPr>
+              <w:t>Settore 56</w:t>
+            </w:r>
+          </w:p>
+        </w:tc>
+        <w:tc>
+          <w:tcPr>
+            <w:tcW w:type="dxa" w:w="3173"/>
+          </w:tcPr>
+          <w:p>
+            <w:pPr>
+              <w:spacing w:after="40"/>
+            </w:pPr>
+            <w:r>
+              <w:rPr>
+                <w:sz w:val="20"/>
+              </w:rPr>
+            </w:r>
+            <w:r>
+              <w:rPr>
+                <w:b/>
+                <w:sz w:val="20"/>
+              </w:rPr>
+              <w:t>Potrebbe riprendersi Ampere e sceglie di non farlo</w:t>
+            </w:r>
+          </w:p>
+        </w:tc>
+      </w:tr>
+      <w:tr>
+        <w:tc>
+          <w:tcPr>
+            <w:tcW w:type="dxa" w:w="3173"/>
+            <w:shd w:val="clear" w:fill="F1EFF8"/>
+          </w:tcPr>
+          <w:p>
+            <w:pPr>
+              <w:spacing w:after="40"/>
+            </w:pPr>
+            <w:r>
+              <w:rPr>
+                <w:sz w:val="20"/>
+              </w:rPr>
+            </w:r>
+            <w:r>
+              <w:rPr>
+                <w:sz w:val="20"/>
+              </w:rPr>
+              <w:t>8</w:t>
+            </w:r>
+          </w:p>
+        </w:tc>
+        <w:tc>
+          <w:tcPr>
+            <w:tcW w:type="dxa" w:w="3173"/>
+            <w:shd w:val="clear" w:fill="F1EFF8"/>
+          </w:tcPr>
+          <w:p>
+            <w:pPr>
+              <w:spacing w:after="40"/>
+            </w:pPr>
+            <w:r>
+              <w:rPr>
+                <w:sz w:val="20"/>
+              </w:rPr>
+            </w:r>
+            <w:r>
+              <w:rPr>
+                <w:sz w:val="20"/>
+              </w:rPr>
+              <w:t>Settori 57-65</w:t>
+            </w:r>
+          </w:p>
+        </w:tc>
+        <w:tc>
+          <w:tcPr>
+            <w:tcW w:type="dxa" w:w="3173"/>
+            <w:shd w:val="clear" w:fill="F1EFF8"/>
+          </w:tcPr>
+          <w:p>
+            <w:pPr>
+              <w:spacing w:after="40"/>
+            </w:pPr>
+            <w:r>
+              <w:rPr>
+                <w:sz w:val="20"/>
+              </w:rPr>
+            </w:r>
+            <w:r>
+              <w:rPr>
+                <w:sz w:val="20"/>
+              </w:rPr>
+              <w:t>Li accompagna alla Caldera: la decisione è presa</w:t>
+            </w:r>
+          </w:p>
+        </w:tc>
+      </w:tr>
+      <w:tr>
+        <w:tc>
+          <w:tcPr>
+            <w:tcW w:type="dxa" w:w="3173"/>
+          </w:tcPr>
+          <w:p>
+            <w:pPr>
+              <w:spacing w:after="40"/>
+            </w:pPr>
+            <w:r>
+              <w:rPr>
+                <w:sz w:val="20"/>
+              </w:rPr>
+            </w:r>
+            <w:r>
+              <w:rPr>
+                <w:sz w:val="20"/>
+              </w:rPr>
+              <w:t>9</w:t>
+            </w:r>
+          </w:p>
+        </w:tc>
+        <w:tc>
+          <w:tcPr>
+            <w:tcW w:type="dxa" w:w="3173"/>
+          </w:tcPr>
+          <w:p>
+            <w:pPr>
+              <w:spacing w:after="40"/>
+            </w:pPr>
+            <w:r>
+              <w:rPr>
+                <w:sz w:val="20"/>
+              </w:rPr>
+            </w:r>
+            <w:r>
+              <w:rPr>
+                <w:sz w:val="20"/>
+              </w:rPr>
+              <w:t>Settore 65</w:t>
+            </w:r>
+          </w:p>
+        </w:tc>
+        <w:tc>
+          <w:tcPr>
+            <w:tcW w:type="dxa" w:w="3173"/>
+          </w:tcPr>
+          <w:p>
+            <w:pPr>
+              <w:spacing w:after="40"/>
+            </w:pPr>
+            <w:r>
+              <w:rPr>
+                <w:sz w:val="20"/>
+              </w:rPr>
+            </w:r>
+            <w:r>
+              <w:rPr>
+                <w:sz w:val="20"/>
+              </w:rPr>
+              <w:t xml:space="preserve">La sua scintilla entra </w:t>
+            </w:r>
+            <w:r>
+              <w:rPr>
+                <w:b/>
+                <w:sz w:val="20"/>
+              </w:rPr>
+              <w:t>visibilmente</w:t>
+            </w:r>
+            <w:r>
+              <w:rPr>
+                <w:sz w:val="20"/>
+              </w:rPr>
+              <w:t xml:space="preserve"> dentro Ampere; il corpo si disgrega</w:t>
+            </w:r>
+          </w:p>
+        </w:tc>
+      </w:tr>
+      <w:tr>
+        <w:tc>
+          <w:tcPr>
+            <w:tcW w:type="dxa" w:w="3173"/>
+            <w:shd w:val="clear" w:fill="F1EFF8"/>
+          </w:tcPr>
+          <w:p>
+            <w:pPr>
+              <w:spacing w:after="40"/>
+            </w:pPr>
+            <w:r>
+              <w:rPr>
+                <w:sz w:val="20"/>
+              </w:rPr>
+            </w:r>
+            <w:r>
+              <w:rPr>
+                <w:sz w:val="20"/>
+              </w:rPr>
+              <w:t>10</w:t>
+            </w:r>
+          </w:p>
+        </w:tc>
+        <w:tc>
+          <w:tcPr>
+            <w:tcW w:type="dxa" w:w="3173"/>
+            <w:shd w:val="clear" w:fill="F1EFF8"/>
+          </w:tcPr>
+          <w:p>
+            <w:pPr>
+              <w:spacing w:after="40"/>
+            </w:pPr>
+            <w:r>
+              <w:rPr>
+                <w:sz w:val="20"/>
+              </w:rPr>
+            </w:r>
+            <w:r>
+              <w:rPr>
+                <w:sz w:val="20"/>
+              </w:rPr>
+              <w:t>Finale</w:t>
+            </w:r>
+          </w:p>
+        </w:tc>
+        <w:tc>
+          <w:tcPr>
+            <w:tcW w:type="dxa" w:w="3173"/>
+            <w:shd w:val="clear" w:fill="F1EFF8"/>
+          </w:tcPr>
+          <w:p>
+            <w:pPr>
+              <w:spacing w:after="40"/>
+            </w:pPr>
+            <w:r>
+              <w:rPr>
+                <w:sz w:val="20"/>
+              </w:rPr>
+            </w:r>
+            <w:r>
+              <w:rPr>
+                <w:b/>
+                <w:sz w:val="20"/>
+              </w:rPr>
+              <w:t>ECLIO esce dalla lanterna</w:t>
+            </w:r>
+            <w:r>
+              <w:rPr>
+                <w:sz w:val="20"/>
+              </w:rPr>
+              <w:t>: è ECHO-0 liberato dall'energia corrotta, non una creatura nuova comparsa dal nulla</w:t>
+            </w:r>
+          </w:p>
+        </w:tc>
+      </w:tr>
+    </w:tbl>
+    <w:p/>
     <w:p>
       <w:pPr>
         <w:pStyle w:val="Heading3"/>
@@ -10401,7 +11285,7 @@
                 <w:color w:val="FFFFFF"/>
                 <w:sz w:val="20"/>
               </w:rPr>
-              <w:t>Quando</w:t>
+              <w:t>Settore</w:t>
             </w:r>
           </w:p>
         </w:tc>
@@ -10487,7 +11371,7 @@
                 <w:color w:val="7A3FD6"/>
                 <w:sz w:val="20"/>
               </w:rPr>
-              <w:t>il_tradimento</w:t>
+              <w:t>dentro_la_frattura</w:t>
             </w:r>
           </w:p>
         </w:tc>
@@ -10508,7 +11392,7 @@
               <w:rPr>
                 <w:sz w:val="20"/>
               </w:rPr>
-              <w:t>settore 35</w:t>
+              <w:t>21</w:t>
             </w:r>
           </w:p>
         </w:tc>
@@ -10529,7 +11413,7 @@
               <w:rPr>
                 <w:sz w:val="20"/>
               </w:rPr>
-              <w:t>ECHO-0 sta per cadere; dal buio arriva ECHO-1, gli strappa Ampere e sparisce. ECHO-0 resta in ginocchio</w:t>
+              <w:t>I due entrano insieme; il mondo è fatto di pezzi di casa loro</w:t>
             </w:r>
           </w:p>
         </w:tc>
@@ -10548,10 +11432,9 @@
             </w:r>
             <w:r>
               <w:rPr>
-                <w:b/>
-                <w:sz w:val="20"/>
-              </w:rPr>
-              <w:t>essenziale</w:t>
+                <w:sz w:val="20"/>
+              </w:rPr>
+              <w:t>desiderabile</w:t>
             </w:r>
           </w:p>
         </w:tc>
@@ -10599,7 +11482,7 @@
                 <w:color w:val="7A3FD6"/>
                 <w:sz w:val="20"/>
               </w:rPr>
-              <w:t>il_passaggio</w:t>
+              <w:t>primo_incontro</w:t>
             </w:r>
           </w:p>
         </w:tc>
@@ -10621,7 +11504,7 @@
               <w:rPr>
                 <w:sz w:val="20"/>
               </w:rPr>
-              <w:t>subito dopo</w:t>
+              <w:t>24</w:t>
             </w:r>
           </w:p>
         </w:tc>
@@ -10643,7 +11526,7 @@
               <w:rPr>
                 <w:sz w:val="20"/>
               </w:rPr>
-              <w:t>ECHO-0 si rialza e apre una fenditura nel fondo del viola: si intravede Eclissia</w:t>
+              <w:t>ECHO-0 si compone dalle schegge e parla per la prima volta</w:t>
             </w:r>
           </w:p>
         </w:tc>
@@ -10663,10 +11546,9 @@
             </w:r>
             <w:r>
               <w:rPr>
-                <w:b/>
-                <w:sz w:val="20"/>
-              </w:rPr>
-              <w:t>essenziale</w:t>
+                <w:sz w:val="20"/>
+              </w:rPr>
+              <w:t>desiderabile</w:t>
             </w:r>
           </w:p>
         </w:tc>
@@ -10712,7 +11594,7 @@
                 <w:color w:val="7A3FD6"/>
                 <w:sz w:val="20"/>
               </w:rPr>
-              <w:t>il_finale</w:t>
+              <w:t>ampere_torna</w:t>
             </w:r>
           </w:p>
         </w:tc>
@@ -10733,7 +11615,7 @@
               <w:rPr>
                 <w:sz w:val="20"/>
               </w:rPr>
-              <w:t>settore 65</w:t>
+              <w:t>30</w:t>
             </w:r>
           </w:p>
         </w:tc>
@@ -10754,7 +11636,7 @@
               <w:rPr>
                 <w:sz w:val="20"/>
               </w:rPr>
-              <w:t>L'eruzione verde che si divide in filamenti e cuce il cielo; un filo di corrente devia nel nucleo di ECHO-0; la creatura che resta; il ritorno a Lumina</w:t>
+              <w:t>Gliela strappano di mano; la lanterna si accende fra i due</w:t>
             </w:r>
           </w:p>
         </w:tc>
@@ -10773,10 +11655,9 @@
             </w:r>
             <w:r>
               <w:rPr>
-                <w:b/>
-                <w:sz w:val="20"/>
-              </w:rPr>
-              <w:t>essenziale</w:t>
+                <w:sz w:val="20"/>
+              </w:rPr>
+              <w:t>desiderabile</w:t>
             </w:r>
           </w:p>
         </w:tc>
@@ -10824,7 +11705,7 @@
                 <w:color w:val="7A3FD6"/>
                 <w:sz w:val="20"/>
               </w:rPr>
-              <w:t>dentro_la_frattura</w:t>
+              <w:t>il_tradimento</w:t>
             </w:r>
           </w:p>
         </w:tc>
@@ -10846,7 +11727,7 @@
               <w:rPr>
                 <w:sz w:val="20"/>
               </w:rPr>
-              <w:t>settore 21</w:t>
+              <w:t>35</w:t>
             </w:r>
           </w:p>
         </w:tc>
@@ -10868,7 +11749,7 @@
               <w:rPr>
                 <w:sz w:val="20"/>
               </w:rPr>
-              <w:t>I due entrano insieme; il mondo è fatto di pezzi di casa loro</w:t>
+              <w:t>ECHO-0 è in ginocchio con Ampere al petto; ECHO-1 gliela strappa e sparisce</w:t>
             </w:r>
           </w:p>
         </w:tc>
@@ -10888,9 +11769,10 @@
             </w:r>
             <w:r>
               <w:rPr>
-                <w:sz w:val="20"/>
-              </w:rPr>
-              <w:t>desiderabile</w:t>
+                <w:b/>
+                <w:sz w:val="20"/>
+              </w:rPr>
+              <w:t>essenziale</w:t>
             </w:r>
           </w:p>
         </w:tc>
@@ -10936,7 +11818,7 @@
                 <w:color w:val="7A3FD6"/>
                 <w:sz w:val="20"/>
               </w:rPr>
-              <w:t>primo_incontro</w:t>
+              <w:t>il_passaggio</w:t>
             </w:r>
           </w:p>
         </w:tc>
@@ -10957,7 +11839,7 @@
               <w:rPr>
                 <w:sz w:val="20"/>
               </w:rPr>
-              <w:t>settore 24</w:t>
+              <w:t>35</w:t>
             </w:r>
           </w:p>
         </w:tc>
@@ -10978,7 +11860,7 @@
               <w:rPr>
                 <w:sz w:val="20"/>
               </w:rPr>
-              <w:t>ECHO-0 appare e parla per la prima volta</w:t>
+              <w:t>Si rialza e apre la fenditura su Eclissia: «È DI LÀ»</w:t>
             </w:r>
           </w:p>
         </w:tc>
@@ -10997,9 +11879,10 @@
             </w:r>
             <w:r>
               <w:rPr>
-                <w:sz w:val="20"/>
-              </w:rPr>
-              <w:t>desiderabile</w:t>
+                <w:b/>
+                <w:sz w:val="20"/>
+              </w:rPr>
+              <w:t>essenziale</w:t>
             </w:r>
           </w:p>
         </w:tc>
@@ -11047,7 +11930,7 @@
                 <w:color w:val="7A3FD6"/>
                 <w:sz w:val="20"/>
               </w:rPr>
-              <w:t>ampere_torna</w:t>
+              <w:t>eclissia</w:t>
             </w:r>
           </w:p>
         </w:tc>
@@ -11069,7 +11952,7 @@
               <w:rPr>
                 <w:sz w:val="20"/>
               </w:rPr>
-              <w:t>settore 30</w:t>
+              <w:t>36</w:t>
             </w:r>
           </w:p>
         </w:tc>
@@ -11091,7 +11974,7 @@
               <w:rPr>
                 <w:sz w:val="20"/>
               </w:rPr>
-              <w:t>Gliela strappano di mano; la lanterna si accende fra i due</w:t>
+              <w:t>La prima immagine del mondo nuovo, con la Caldera all'orizzonte</w:t>
             </w:r>
           </w:p>
         </w:tc>
@@ -11159,7 +12042,7 @@
                 <w:color w:val="7A3FD6"/>
                 <w:sz w:val="20"/>
               </w:rPr>
-              <w:t>eclissia</w:t>
+              <w:t>il_reattore</w:t>
             </w:r>
           </w:p>
         </w:tc>
@@ -11180,7 +12063,7 @@
               <w:rPr>
                 <w:sz w:val="20"/>
               </w:rPr>
-              <w:t>settore 36</w:t>
+              <w:t>56</w:t>
             </w:r>
           </w:p>
         </w:tc>
@@ -11201,7 +12084,7 @@
               <w:rPr>
                 <w:sz w:val="20"/>
               </w:rPr>
-              <w:t>La prima immagine del mondo nuovo, con il vulcano all'orizzonte</w:t>
+              <w:t>I tre cristalli si spengono, Ampere esce e si riempie di colpo</w:t>
             </w:r>
           </w:p>
         </w:tc>
@@ -11220,9 +12103,10 @@
             </w:r>
             <w:r>
               <w:rPr>
-                <w:sz w:val="20"/>
-              </w:rPr>
-              <w:t>desiderabile</w:t>
+                <w:b/>
+                <w:sz w:val="20"/>
+              </w:rPr>
+              <w:t>essenziale</w:t>
             </w:r>
           </w:p>
         </w:tc>
@@ -11270,7 +12154,7 @@
                 <w:color w:val="7A3FD6"/>
                 <w:sz w:val="20"/>
               </w:rPr>
-              <w:t>il_reattore</w:t>
+              <w:t>la_scelta_di_echo</w:t>
             </w:r>
           </w:p>
         </w:tc>
@@ -11292,7 +12176,7 @@
               <w:rPr>
                 <w:sz w:val="20"/>
               </w:rPr>
-              <w:t>settore 56</w:t>
+              <w:t>56</w:t>
             </w:r>
           </w:p>
         </w:tc>
@@ -11314,7 +12198,7 @@
               <w:rPr>
                 <w:sz w:val="20"/>
               </w:rPr>
-              <w:t>ECHO-1 cade, le tre morse si aprono, Ampere esce e si riempie di colpo</w:t>
+              <w:t>ECHO-0 allunga la mano verso la lanterna e la ritira</w:t>
             </w:r>
           </w:p>
         </w:tc>
@@ -11334,9 +12218,10 @@
             </w:r>
             <w:r>
               <w:rPr>
-                <w:sz w:val="20"/>
-              </w:rPr>
-              <w:t>desiderabile</w:t>
+                <w:b/>
+                <w:sz w:val="20"/>
+              </w:rPr>
+              <w:t>essenziale</w:t>
             </w:r>
           </w:p>
         </w:tc>
@@ -11403,7 +12288,7 @@
               <w:rPr>
                 <w:sz w:val="20"/>
               </w:rPr>
-              <w:t>settore 65, prima dello scontro</w:t>
+              <w:t>65</w:t>
             </w:r>
           </w:p>
         </w:tc>
@@ -11424,7 +12309,7 @@
               <w:rPr>
                 <w:sz w:val="20"/>
               </w:rPr>
-              <w:t>OHM appare sopra il cratere; il segno Ω si accende</w:t>
+              <w:t>OHM si condensa sopra il cratere; il segno Ω si accende</w:t>
             </w:r>
           </w:p>
         </w:tc>
@@ -11443,15 +12328,222 @@
             </w:r>
             <w:r>
               <w:rPr>
-                <w:sz w:val="20"/>
-              </w:rPr>
-              <w:t>desiderabile</w:t>
+                <w:b/>
+                <w:sz w:val="20"/>
+              </w:rPr>
+              <w:t>essenziale</w:t>
+            </w:r>
+          </w:p>
+        </w:tc>
+      </w:tr>
+      <w:tr>
+        <w:tc>
+          <w:tcPr>
+            <w:tcW w:type="dxa" w:w="1904"/>
+            <w:shd w:val="clear" w:fill="F1EFF8"/>
+          </w:tcPr>
+          <w:p>
+            <w:pPr>
+              <w:spacing w:after="40"/>
+            </w:pPr>
+            <w:r>
+              <w:rPr>
+                <w:sz w:val="20"/>
+              </w:rPr>
+            </w:r>
+            <w:r>
+              <w:rPr>
+                <w:sz w:val="20"/>
+              </w:rPr>
+              <w:t>10</w:t>
+            </w:r>
+          </w:p>
+        </w:tc>
+        <w:tc>
+          <w:tcPr>
+            <w:tcW w:type="dxa" w:w="1904"/>
+            <w:shd w:val="clear" w:fill="F1EFF8"/>
+          </w:tcPr>
+          <w:p>
+            <w:pPr>
+              <w:spacing w:after="40"/>
+            </w:pPr>
+            <w:r>
+              <w:rPr>
+                <w:sz w:val="20"/>
+              </w:rPr>
+            </w:r>
+            <w:r>
+              <w:rPr>
+                <w:rFonts w:ascii="Consolas" w:hAnsi="Consolas"/>
+                <w:color w:val="7A3FD6"/>
+                <w:sz w:val="20"/>
+              </w:rPr>
+              <w:t>il_finale</w:t>
+            </w:r>
+          </w:p>
+        </w:tc>
+        <w:tc>
+          <w:tcPr>
+            <w:tcW w:type="dxa" w:w="1904"/>
+            <w:shd w:val="clear" w:fill="F1EFF8"/>
+          </w:tcPr>
+          <w:p>
+            <w:pPr>
+              <w:spacing w:after="40"/>
+            </w:pPr>
+            <w:r>
+              <w:rPr>
+                <w:sz w:val="20"/>
+              </w:rPr>
+            </w:r>
+            <w:r>
+              <w:rPr>
+                <w:sz w:val="20"/>
+              </w:rPr>
+              <w:t>65</w:t>
+            </w:r>
+          </w:p>
+        </w:tc>
+        <w:tc>
+          <w:tcPr>
+            <w:tcW w:type="dxa" w:w="1904"/>
+            <w:shd w:val="clear" w:fill="F1EFF8"/>
+          </w:tcPr>
+          <w:p>
+            <w:pPr>
+              <w:spacing w:after="40"/>
+            </w:pPr>
+            <w:r>
+              <w:rPr>
+                <w:sz w:val="20"/>
+              </w:rPr>
+            </w:r>
+            <w:r>
+              <w:rPr>
+                <w:sz w:val="20"/>
+              </w:rPr>
+              <w:t>L'eruzione, il cielo che si cuce, la scintilla che entra in Ampere, Eclio</w:t>
+            </w:r>
+          </w:p>
+        </w:tc>
+        <w:tc>
+          <w:tcPr>
+            <w:tcW w:type="dxa" w:w="1904"/>
+            <w:shd w:val="clear" w:fill="F1EFF8"/>
+          </w:tcPr>
+          <w:p>
+            <w:pPr>
+              <w:spacing w:after="40"/>
+            </w:pPr>
+            <w:r>
+              <w:rPr>
+                <w:sz w:val="20"/>
+              </w:rPr>
+            </w:r>
+            <w:r>
+              <w:rPr>
+                <w:b/>
+                <w:sz w:val="20"/>
+              </w:rPr>
+              <w:t>essenziale</w:t>
             </w:r>
           </w:p>
         </w:tc>
       </w:tr>
     </w:tbl>
     <w:p/>
+    <w:p>
+      <w:r>
+        <w:t xml:space="preserve">I sei essenziali vanno prodotti </w:t>
+      </w:r>
+      <w:r>
+        <w:rPr>
+          <w:b/>
+        </w:rPr>
+        <w:t>a coppie</w:t>
+      </w:r>
+      <w:r>
+        <w:t xml:space="preserve">, perché sono tre scene divise in due ciascuna: </w:t>
+      </w:r>
+      <w:r>
+        <w:rPr>
+          <w:rFonts w:ascii="Consolas" w:hAnsi="Consolas"/>
+          <w:color w:val="7A3FD6"/>
+          <w:sz w:val="19"/>
+        </w:rPr>
+        <w:t>il_tradimento</w:t>
+      </w:r>
+      <w:r>
+        <w:t>+</w:t>
+      </w:r>
+      <w:r>
+        <w:rPr>
+          <w:rFonts w:ascii="Consolas" w:hAnsi="Consolas"/>
+          <w:color w:val="7A3FD6"/>
+          <w:sz w:val="19"/>
+        </w:rPr>
+        <w:t>il_passaggio</w:t>
+      </w:r>
+      <w:r>
+        <w:t xml:space="preserve">, </w:t>
+      </w:r>
+      <w:r>
+        <w:rPr>
+          <w:rFonts w:ascii="Consolas" w:hAnsi="Consolas"/>
+          <w:color w:val="7A3FD6"/>
+          <w:sz w:val="19"/>
+        </w:rPr>
+        <w:t>il_reattore</w:t>
+      </w:r>
+      <w:r>
+        <w:t>+</w:t>
+      </w:r>
+      <w:r>
+        <w:rPr>
+          <w:rFonts w:ascii="Consolas" w:hAnsi="Consolas"/>
+          <w:color w:val="7A3FD6"/>
+          <w:sz w:val="19"/>
+        </w:rPr>
+        <w:t>la_scelta_di_echo</w:t>
+      </w:r>
+      <w:r>
+        <w:t xml:space="preserve">, </w:t>
+      </w:r>
+      <w:r>
+        <w:rPr>
+          <w:rFonts w:ascii="Consolas" w:hAnsi="Consolas"/>
+          <w:color w:val="7A3FD6"/>
+          <w:sz w:val="19"/>
+        </w:rPr>
+        <w:t>la_cima</w:t>
+      </w:r>
+      <w:r>
+        <w:t>+</w:t>
+      </w:r>
+      <w:r>
+        <w:rPr>
+          <w:rFonts w:ascii="Consolas" w:hAnsi="Consolas"/>
+          <w:color w:val="7A3FD6"/>
+          <w:sz w:val="19"/>
+        </w:rPr>
+        <w:t>il_finale</w:t>
+      </w:r>
+      <w:r>
+        <w:t xml:space="preserve">. La commessa completa, scheda per scheda, sta in </w:t>
+      </w:r>
+      <w:r>
+        <w:rPr>
+          <w:rFonts w:ascii="Consolas" w:hAnsi="Consolas"/>
+          <w:color w:val="7A3FD6"/>
+          <w:sz w:val="19"/>
+        </w:rPr>
+        <w:t>assets/video/DA-FARE.md</w:t>
+      </w:r>
+      <w:r>
+        <w:t>.</w:t>
+      </w:r>
+    </w:p>
     <w:p>
       <w:r>
         <w:rPr>

--- a/VOLT_Bibbia.docx
+++ b/VOLT_Bibbia.docx
@@ -11199,19 +11199,19 @@
         <w:rPr>
           <w:b/>
         </w:rPr>
-        <w:t>Da fare</w:t>
-      </w:r>
-      <w:r>
-        <w:t xml:space="preserve">, in ordine di importanza. I primi quattro sono </w:t>
+        <w:t>Da fare: dieci</w:t>
+      </w:r>
+      <w:r>
+        <w:t xml:space="preserve">, qui in ordine di settore. I sei segnati </w:t>
       </w:r>
       <w:r>
         <w:rPr>
           <w:b/>
         </w:rPr>
-        <w:t>essenziali</w:t>
-      </w:r>
-      <w:r>
-        <w:t>: senza di loro la storia non si capisce. Gli altri fanno bella figura.</w:t>
+        <w:t>essenziale</w:t>
+      </w:r>
+      <w:r>
+        <w:t xml:space="preserve"> sono quelli senza cui la storia non si capisce; gli altri fanno bella figura.</w:t>
       </w:r>
     </w:p>
     <w:tbl>
@@ -12668,13 +12668,28 @@
         <w:rPr>
           <w:b/>
         </w:rPr>
-        <w:t>massimo 3 MB l'uno.</w:t>
-      </w:r>
-      <w:r>
-        <w:t xml:space="preserve"> Il gioco intero pesa poco più di un mega:</w:t>
-      </w:r>
-      <w:r>
-        <w:t xml:space="preserve"> quattro video da dieci lo renderebbero lentissimo da aprire in mobilità.</w:t>
+        <w:t>massimo 3 MB l'uno</w:t>
+      </w:r>
+      <w:r>
+        <w:t xml:space="preserve"> (l'introduzione è l'unica eccezione, 4,5 MB,</w:t>
+      </w:r>
+      <w:r>
+        <w:t xml:space="preserve"> perché si scarica mentre il giocatore guarda una schermata ferma). La pagina</w:t>
+      </w:r>
+      <w:r>
+        <w:t xml:space="preserve"> del gioco pesa poco più di un mega e i filmati si caricano solo quando</w:t>
+      </w:r>
+      <w:r>
+        <w:t xml:space="preserve"> servono: se pesassero dieci mega l'uno, ognuno sarebbe un'attesa nera nel</w:t>
+      </w:r>
+      <w:r>
+        <w:t xml:space="preserve"> momento peggiore. </w:t>
+      </w:r>
+      <w:r>
+        <w:rPr>
+          <w:b/>
+        </w:rPr>
+        <w:t>Mandali pure pesanti: li ricomprimo io.</w:t>
       </w:r>
     </w:p>
     <w:p>

--- a/VOLT_Bibbia.docx
+++ b/VOLT_Bibbia.docx
@@ -2293,34 +2293,137 @@
         <w:t>Come si disegna.</w:t>
       </w:r>
       <w:r>
-        <w:t xml:space="preserve"> Corpo nero cristallino fatto di schegge fluttuanti, nastri viola che si muovono da soli, </w:t>
+        <w:t xml:space="preserve"> Corpo nero cristallino fatto di schegge fluttuanti, nastri viola che si muovono da soli, fulmine giallo sul petto e </w:t>
       </w:r>
       <w:r>
         <w:rPr>
           <w:b/>
         </w:rPr>
-        <w:t>occhio sinistro azzurro e occhio destro rosso</w:t>
-      </w:r>
-      <w:r>
-        <w:t xml:space="preserve">, fulmine giallo sul petto. </w:t>
-      </w:r>
+        <w:t>braccia diverse fra loro</w:t>
+      </w:r>
+      <w:r>
+        <w:t xml:space="preserve"> — imitano il blaster di Aren e il guanto di Lyra.</w:t>
+      </w:r>
+    </w:p>
+    <w:p>
+      <w:pPr>
+        <w:spacing w:before="160" w:after="200"/>
+        <w:ind w:left="340"/>
+        <w:pBdr>
+          <w:left w:val="single" w:sz="18" w:space="10" w:color="7A3FD6"/>
+        </w:pBdr>
+      </w:pPr>
       <w:r>
         <w:rPr>
           <w:b/>
-        </w:rPr>
-        <w:t>Braccia diverse fra loro</w:t>
-      </w:r>
-      <w:r>
-        <w:t xml:space="preserve">: cannone ciano a sinistra, guanto rosso a destra — imitano il blaster di Aren e il guanto di Lyra. L'asimmetria non è un vezzo: </w:t>
+          <w:sz w:val="21"/>
+        </w:rPr>
+        <w:t>Il verso, e non è ambiguo.</w:t>
+      </w:r>
+      <w:r>
+        <w:rPr>
+          <w:sz w:val="21"/>
+        </w:rPr>
+        <w:t xml:space="preserve"> Tutto si dice </w:t>
       </w:r>
       <w:r>
         <w:rPr>
           <w:b/>
+          <w:sz w:val="21"/>
+        </w:rPr>
+        <w:t>guardandolo di fronte</w:t>
+      </w:r>
+      <w:r>
+        <w:rPr>
+          <w:sz w:val="21"/>
+        </w:rPr>
+        <w:t xml:space="preserve">, dal punto di vista di chi guarda, mai dal suo: - </w:t>
+      </w:r>
+      <w:r>
+        <w:rPr>
+          <w:b/>
+          <w:sz w:val="21"/>
+        </w:rPr>
+        <w:t>occhio ROSSO alla nostra sinistra</w:t>
+      </w:r>
+      <w:r>
+        <w:rPr>
+          <w:sz w:val="21"/>
+        </w:rPr>
+        <w:t xml:space="preserve">, occhio </w:t>
+      </w:r>
+      <w:r>
+        <w:rPr>
+          <w:b/>
+          <w:sz w:val="21"/>
+        </w:rPr>
+        <w:t>CIANO alla nostra destra</w:t>
+      </w:r>
+      <w:r>
+        <w:rPr>
+          <w:sz w:val="21"/>
+        </w:rPr>
+        <w:t xml:space="preserve">; - </w:t>
+      </w:r>
+      <w:r>
+        <w:rPr>
+          <w:b/>
+          <w:sz w:val="21"/>
+        </w:rPr>
+        <w:t>guanto alla nostra sinistra</w:t>
+      </w:r>
+      <w:r>
+        <w:rPr>
+          <w:sz w:val="21"/>
+        </w:rPr>
+        <w:t xml:space="preserve">, </w:t>
+      </w:r>
+      <w:r>
+        <w:rPr>
+          <w:b/>
+          <w:sz w:val="21"/>
+        </w:rPr>
+        <w:t>cannone ciano alla nostra destra</w:t>
+      </w:r>
+      <w:r>
+        <w:rPr>
+          <w:sz w:val="21"/>
+        </w:rPr>
+        <w:t>. È il verso della tavola ufficiale, e il gioco è stato allineato a lei.</w:t>
+      </w:r>
+    </w:p>
+    <w:p>
+      <w:r>
+        <w:t xml:space="preserve">L'asimmetria non è un vezzo: </w:t>
+      </w:r>
+      <w:r>
+        <w:rPr>
+          <w:b/>
         </w:rPr>
         <w:t>è lì che si vede quale potere ha rubato</w:t>
       </w:r>
       <w:r>
         <w:t>. Il guanto prende il colore del potenziamento copiato.</w:t>
+      </w:r>
+    </w:p>
+    <w:p>
+      <w:r>
+        <w:rPr>
+          <w:b/>
+        </w:rPr>
+        <w:t>La scintilla nel petto.</w:t>
+      </w:r>
+      <w:r>
+        <w:t xml:space="preserve"> Dietro il fulmine giallo si intravede una piccola sfera bianco-verde e indaco: alla prima apparizione sembra solo il suo nucleo energetico, e nessuno la nomina. È </w:t>
+      </w:r>
+      <w:r>
+        <w:rPr>
+          <w:b/>
+        </w:rPr>
+        <w:t>quella</w:t>
+      </w:r>
+      <w:r>
+        <w:t xml:space="preserve"> che al settore 65 lascerà il suo petto ed entrerà in Ampere. Va disegnata fin dalla prima immagine, sempre in secondo piano.</w:t>
       </w:r>
     </w:p>
     <w:p>

--- a/VOLT_Bibbia.docx
+++ b/VOLT_Bibbia.docx
@@ -1738,7 +1738,7 @@
               <w:rPr>
                 <w:sz w:val="20"/>
               </w:rPr>
-              <w:t>Trionfa. Apertamente, davanti al cielo che si ricuce</w:t>
+              <w:t>Trionfa. Aren si toglie il casco, e per la prima volta si vede chi c'era sotto</w:t>
             </w:r>
           </w:p>
         </w:tc>
@@ -1753,7 +1753,18 @@
         <w:t>Come si scrive.</w:t>
       </w:r>
       <w:r>
-        <w:t xml:space="preserve"> Non si scrivono dichiarazioni d'amore e non si scrivono baci: si scrive quello che fanno l'uno per l'altra. Un abbraccio vale dieci frasi, e il gioco lo guardano anche i bambini. Le cose dette a metà funzionano meglio — fino al finale, dove invece si può smettere di dirle a metà.</w:t>
+        <w:t xml:space="preserve"> Non si scrivono dichiarazioni d'amore e non si scrivono baci: si scrive quello che fanno l'uno per l'altra. Un abbraccio vale dieci frasi, e il gioco lo guardano anche i bambini. Le cose dette a metà funzionano meglio.</w:t>
+      </w:r>
+    </w:p>
+    <w:p>
+      <w:r>
+        <w:rPr>
+          <w:b/>
+        </w:rPr>
+        <w:t>L'unica eccezione è l'ultima scena</w:t>
+      </w:r>
+      <w:r>
+        <w:t>, quando Aren si toglie il casco: lì si smette di dirlo a metà, e proprio per questo lì funziona.</w:t>
       </w:r>
     </w:p>
     <w:p>
@@ -6507,6 +6518,159 @@
     </w:p>
     <w:p>
       <w:pPr>
+        <w:pStyle w:val="Heading3"/>
+      </w:pPr>
+      <w:r>
+        <w:t>E poi Aren si toglie il casco [SCRITTO]</w:t>
+      </w:r>
+    </w:p>
+    <w:p>
+      <w:r>
+        <w:t>È l'ultima scena del gioco, e arriva dopo la nascita di Eclio.</w:t>
+      </w:r>
+    </w:p>
+    <w:p>
+      <w:r>
+        <w:t xml:space="preserve">Il cielo di Lumina è tornato sereno. Eclio vola intorno ai due. Aren e Lyra si guardano, esausti. E allora </w:t>
+      </w:r>
+      <w:r>
+        <w:rPr>
+          <w:b/>
+        </w:rPr>
+        <w:t>Aren sblocca il casco, lentamente</w:t>
+      </w:r>
+      <w:r>
+        <w:t>.</w:t>
+      </w:r>
+    </w:p>
+    <w:p>
+      <w:r>
+        <w:t xml:space="preserve">Per la prima volta — dopo sessantacinque settori — </w:t>
+      </w:r>
+      <w:r>
+        <w:rPr>
+          <w:b/>
+        </w:rPr>
+        <w:t>si vede la sua faccia</w:t>
+      </w:r>
+      <w:r>
+        <w:t xml:space="preserve">. Un ragazzo normale, giovane, stanco. Sorride a Lyra e </w:t>
+      </w:r>
+      <w:r>
+        <w:rPr>
+          <w:b/>
+        </w:rPr>
+        <w:t>lascia cadere il casco a terra</w:t>
+      </w:r>
+      <w:r>
+        <w:t xml:space="preserve">. Lei gli corre incontro. Si abbracciano e </w:t>
+      </w:r>
+      <w:r>
+        <w:rPr>
+          <w:b/>
+        </w:rPr>
+        <w:t>si baciano</w:t>
+      </w:r>
+      <w:r>
+        <w:t>.</w:t>
+      </w:r>
+    </w:p>
+    <w:p>
+      <w:r>
+        <w:t xml:space="preserve">Eclio gira intorno alla coppia lasciando una scia bianco-verde. Ultima inquadratura: </w:t>
+      </w:r>
+      <w:r>
+        <w:rPr>
+          <w:b/>
+        </w:rPr>
+        <w:t>loro due abbracciati, il casco per terra, e Lumina ricomposta dietro</w:t>
+      </w:r>
+      <w:r>
+        <w:t>.</w:t>
+      </w:r>
+    </w:p>
+    <w:p>
+      <w:r>
+        <w:rPr>
+          <w:b/>
+        </w:rPr>
+        <w:t>Perché è la fine giusta.</w:t>
+      </w:r>
+      <w:r>
+        <w:t xml:space="preserve"> Per tutto il gioco Aren è stato una visiera. Il claim dice </w:t>
+      </w:r>
+      <w:r>
+        <w:rPr>
+          <w:i/>
+        </w:rPr>
+        <w:t>non si nasce VOLT, lo si diventa</w:t>
+      </w:r>
+      <w:r>
+        <w:t>: questa scena è l'unica prova che sotto quell'armatura non c'era una macchina, ma qualcuno che lo è diventato.</w:t>
+      </w:r>
+    </w:p>
+    <w:p>
+      <w:r>
+        <w:rPr>
+          <w:b/>
+        </w:rPr>
+        <w:t>Una versione sola, non due.</w:t>
+      </w:r>
+      <w:r>
+        <w:t xml:space="preserve"> Tutte le altre scene esistono in doppia versione, questa no: il casco ce l'ha Aren, e la faccia da scoprire è la sua. Chi ha giocato Lyra la vede lo stesso — anzi, la vede meglio: è lui a togliersi il casco davanti a chi lo è andato a riprendere.</w:t>
+      </w:r>
+    </w:p>
+    <w:p>
+      <w:r>
+        <w:rPr>
+          <w:b/>
+        </w:rPr>
+        <w:t>Il bacio si può scrivere.</w:t>
+      </w:r>
+      <w:r>
+        <w:t xml:space="preserve"> La regola del capitolo 6 — </w:t>
+      </w:r>
+      <w:r>
+        <w:rPr>
+          <w:i/>
+        </w:rPr>
+        <w:t>non si scrivono baci</w:t>
+      </w:r>
+      <w:r>
+        <w:t xml:space="preserve"> — vale per tutto il viaggio, e serve a tenere il sentimento in sospeso. Qui cade: è il punto in cui si smette di dirlo a metà. Va girato come lo si girerebbe per una famiglia: controluce, breve, niente indugio.</w:t>
+      </w:r>
+    </w:p>
+    <w:p>
+      <w:pPr>
+        <w:spacing w:before="160" w:after="200"/>
+        <w:ind w:left="340"/>
+        <w:pBdr>
+          <w:left w:val="single" w:sz="18" w:space="10" w:color="7A3FD6"/>
+        </w:pBdr>
+      </w:pPr>
+      <w:r>
+        <w:rPr>
+          <w:b/>
+          <w:sz w:val="21"/>
+        </w:rPr>
+        <w:t>VINCOLO — la faccia di Aren non si vede mai prima di qui.</w:t>
+      </w:r>
+      <w:r>
+        <w:rPr>
+          <w:sz w:val="21"/>
+        </w:rPr>
+        <w:t xml:space="preserve"> Non nel capitolo zero, non nell'introduzione, non nei rapimenti, non in un post, non in un disegno di scorta. Se la faccia esce prima, questa scena non vale più niente. </w:t>
+      </w:r>
+      <w:r>
+        <w:rPr>
+          <w:i/>
+          <w:sz w:val="21"/>
+        </w:rPr>
+        <w:t>(Verificato: nei sei filmati già fatti il casco è sempre allacciato.)</w:t>
+      </w:r>
+    </w:p>
+    <w:p>
+      <w:pPr>
         <w:spacing w:before="160" w:after="200"/>
         <w:ind w:left="340"/>
         <w:pBdr>
@@ -9288,10 +9452,62 @@
         <w:rPr>
           <w:b/>
         </w:rPr>
-        <w:t>Nessuna.</w:t>
-      </w:r>
-      <w:r>
-        <w:t xml:space="preserve"> Per la prima volta da quando esiste questo file, ogni decisione di racconto è presa: il mondo, i personaggi, i nemici, i due atti, il finale, i nomi.</w:t>
+        <w:t>Una, e va disegnata prima di girare l'ultima scena.</w:t>
+      </w:r>
+    </w:p>
+    <w:p>
+      <w:pPr>
+        <w:pStyle w:val="Heading2"/>
+      </w:pPr>
+      <w:r>
+        <w:t>Il volto di Aren [APERTO]</w:t>
+      </w:r>
+    </w:p>
+    <w:p>
+      <w:r>
+        <w:t>Serve la tavola canonica della sua faccia senza casco. Da quel momento non si cambia più, e sarà l'unica faccia che potrà comparire in quella scena e in qualunque immagine successiva.</w:t>
+      </w:r>
+    </w:p>
+    <w:p>
+      <w:r>
+        <w:t xml:space="preserve">Le indicazioni: </w:t>
+      </w:r>
+      <w:r>
+        <w:rPr>
+          <w:b/>
+        </w:rPr>
+        <w:t>bello, giovane e credibile</w:t>
+      </w:r>
+      <w:r>
+        <w:t xml:space="preserve">, coerente con Lyra — </w:t>
+      </w:r>
+      <w:r>
+        <w:rPr>
+          <w:b/>
+        </w:rPr>
+        <w:t>non il principe perfetto</w:t>
+      </w:r>
+      <w:r>
+        <w:t>, ma il tecnico umano che abbiamo seguito per tutto il viaggio. Stanco, spettinato dal casco, con la faccia di uno che ha appena finito qualcosa di enorme.</w:t>
+      </w:r>
+    </w:p>
+    <w:p>
+      <w:r>
+        <w:t xml:space="preserve">Finché quella tavola non esiste, </w:t>
+      </w:r>
+      <w:r>
+        <w:rPr>
+          <w:b/>
+        </w:rPr>
+        <w:t>`il_bacio` non si gira</w:t>
+      </w:r>
+      <w:r>
+        <w:t>.</w:t>
+      </w:r>
+    </w:p>
+    <w:p>
+      <w:r>
+        <w:t>Per il resto ogni decisione di racconto è presa: il mondo, i personaggi, i nemici, i due atti, il finale, i nomi.</w:t>
       </w:r>
     </w:p>
     <w:p>
@@ -11302,10 +11518,10 @@
         <w:rPr>
           <w:b/>
         </w:rPr>
-        <w:t>Da fare: dieci</w:t>
-      </w:r>
-      <w:r>
-        <w:t xml:space="preserve">, qui in ordine di settore. I sei segnati </w:t>
+        <w:t>Da fare: undici</w:t>
+      </w:r>
+      <w:r>
+        <w:t xml:space="preserve">, qui in ordine di settore. I sette segnati </w:t>
       </w:r>
       <w:r>
         <w:rPr>
@@ -12554,11 +12770,121 @@
           </w:p>
         </w:tc>
       </w:tr>
+      <w:tr>
+        <w:tc>
+          <w:tcPr>
+            <w:tcW w:type="dxa" w:w="1904"/>
+          </w:tcPr>
+          <w:p>
+            <w:pPr>
+              <w:spacing w:after="40"/>
+            </w:pPr>
+            <w:r>
+              <w:rPr>
+                <w:sz w:val="20"/>
+              </w:rPr>
+            </w:r>
+            <w:r>
+              <w:rPr>
+                <w:sz w:val="20"/>
+              </w:rPr>
+              <w:t>11</w:t>
+            </w:r>
+          </w:p>
+        </w:tc>
+        <w:tc>
+          <w:tcPr>
+            <w:tcW w:type="dxa" w:w="1904"/>
+          </w:tcPr>
+          <w:p>
+            <w:pPr>
+              <w:spacing w:after="40"/>
+            </w:pPr>
+            <w:r>
+              <w:rPr>
+                <w:sz w:val="20"/>
+              </w:rPr>
+            </w:r>
+            <w:r>
+              <w:rPr>
+                <w:rFonts w:ascii="Consolas" w:hAnsi="Consolas"/>
+                <w:color w:val="7A3FD6"/>
+                <w:sz w:val="20"/>
+              </w:rPr>
+              <w:t>il_bacio</w:t>
+            </w:r>
+          </w:p>
+        </w:tc>
+        <w:tc>
+          <w:tcPr>
+            <w:tcW w:type="dxa" w:w="1904"/>
+          </w:tcPr>
+          <w:p>
+            <w:pPr>
+              <w:spacing w:after="40"/>
+            </w:pPr>
+            <w:r>
+              <w:rPr>
+                <w:sz w:val="20"/>
+              </w:rPr>
+            </w:r>
+            <w:r>
+              <w:rPr>
+                <w:sz w:val="20"/>
+              </w:rPr>
+              <w:t>65</w:t>
+            </w:r>
+          </w:p>
+        </w:tc>
+        <w:tc>
+          <w:tcPr>
+            <w:tcW w:type="dxa" w:w="1904"/>
+          </w:tcPr>
+          <w:p>
+            <w:pPr>
+              <w:spacing w:after="40"/>
+            </w:pPr>
+            <w:r>
+              <w:rPr>
+                <w:sz w:val="20"/>
+              </w:rPr>
+            </w:r>
+            <w:r>
+              <w:rPr>
+                <w:sz w:val="20"/>
+              </w:rPr>
+              <w:t>Aren si toglie il casco, lo lascia cadere, abbraccia e bacia Lyra</w:t>
+            </w:r>
+          </w:p>
+        </w:tc>
+        <w:tc>
+          <w:tcPr>
+            <w:tcW w:type="dxa" w:w="1904"/>
+          </w:tcPr>
+          <w:p>
+            <w:pPr>
+              <w:spacing w:after="40"/>
+            </w:pPr>
+            <w:r>
+              <w:rPr>
+                <w:sz w:val="20"/>
+              </w:rPr>
+            </w:r>
+            <w:r>
+              <w:rPr>
+                <w:b/>
+                <w:sz w:val="20"/>
+              </w:rPr>
+              <w:t>essenziale</w:t>
+            </w:r>
+          </w:p>
+        </w:tc>
+      </w:tr>
     </w:tbl>
     <w:p/>
     <w:p>
       <w:r>
-        <w:t xml:space="preserve">I sei essenziali vanno prodotti </w:t>
+        <w:t xml:space="preserve">I sette essenziali vanno prodotti </w:t>
       </w:r>
       <w:r>
         <w:rPr>
@@ -12567,7 +12893,7 @@
         <w:t>a coppie</w:t>
       </w:r>
       <w:r>
-        <w:t xml:space="preserve">, perché sono tre scene divise in due ciascuna: </w:t>
+        <w:t xml:space="preserve">, perché sono scene divise in due: </w:t>
       </w:r>
       <w:r>
         <w:rPr>
@@ -12611,7 +12937,7 @@
         <w:t>la_scelta_di_echo</w:t>
       </w:r>
       <w:r>
-        <w:t xml:space="preserve">, </w:t>
+        <w:t xml:space="preserve">, e </w:t>
       </w:r>
       <w:r>
         <w:rPr>
@@ -12633,7 +12959,29 @@
         <w:t>il_finale</w:t>
       </w:r>
       <w:r>
-        <w:t xml:space="preserve">. La commessa completa, scheda per scheda, sta in </w:t>
+        <w:t>+</w:t>
+      </w:r>
+      <w:r>
+        <w:rPr>
+          <w:rFonts w:ascii="Consolas" w:hAnsi="Consolas"/>
+          <w:color w:val="7A3FD6"/>
+          <w:sz w:val="19"/>
+        </w:rPr>
+        <w:t>il_bacio</w:t>
+      </w:r>
+      <w:r>
+        <w:t>, che sono una sequenza sola.</w:t>
+      </w:r>
+    </w:p>
+    <w:p>
+      <w:r>
+        <w:rPr>
+          <w:b/>
+        </w:rPr>
+        <w:t>`il_bacio` non si gira</w:t>
+      </w:r>
+      <w:r>
+        <w:t xml:space="preserve"> finché non esiste la tavola canonica del volto di Aren (capitolo 11). La commessa completa, scheda per scheda, sta in </w:t>
       </w:r>
       <w:r>
         <w:rPr>

--- a/VOLT_Bibbia.docx
+++ b/VOLT_Bibbia.docx
@@ -1169,7 +1169,16 @@
         <w:t>sciarpa fucsia</w:t>
       </w:r>
       <w:r>
-        <w:t xml:space="preserve">, fulmine giallo sul petto. Colori esatti: corpo </w:t>
+        <w:t xml:space="preserve">, </w:t>
+      </w:r>
+      <w:r>
+        <w:rPr>
+          <w:b/>
+        </w:rPr>
+        <w:t>fulmine ciano sul petto</w:t>
+      </w:r>
+      <w:r>
+        <w:t xml:space="preserve">. Colori esatti: corpo </w:t>
       </w:r>
       <w:r>
         <w:rPr>
@@ -1250,10 +1259,68 @@
         <w:rPr>
           <w:b/>
         </w:rPr>
-        <w:t>fulmine giallo sul petto</w:t>
+        <w:t>fulmine ciano sul petto</w:t>
       </w:r>
       <w:r>
         <w:t>, stivali chiari con l'anello ciano alla caviglia. La sciarpa fucsia lo segue.</w:t>
+      </w:r>
+    </w:p>
+    <w:p>
+      <w:pPr>
+        <w:pStyle w:val="Heading3"/>
+      </w:pPr>
+      <w:r>
+        <w:t>Il volto [SCRITTO] — si vede una volta sola</w:t>
+      </w:r>
+    </w:p>
+    <w:p>
+      <w:r>
+        <w:t xml:space="preserve">Capelli castani mossi e spettinati dal casco, occhi castani caldi, viso giovane e aperto, un sorriso appena accennato, niente barba. </w:t>
+      </w:r>
+      <w:r>
+        <w:rPr>
+          <w:b/>
+        </w:rPr>
+        <w:t>Non un principe: un ragazzo normale</w:t>
+      </w:r>
+      <w:r>
+        <w:t>, quello che è entrato in turno alla centrale e ne è uscito VOLT.</w:t>
+      </w:r>
+    </w:p>
+    <w:p>
+      <w:r>
+        <w:rPr>
+          <w:b/>
+        </w:rPr>
+        <w:t>Si vede soltanto nell'ultima scena del gioco</w:t>
+      </w:r>
+      <w:r>
+        <w:t xml:space="preserve"> (</w:t>
+      </w:r>
+      <w:r>
+        <w:rPr>
+          <w:rFonts w:ascii="Consolas" w:hAnsi="Consolas"/>
+          <w:color w:val="7A3FD6"/>
+          <w:sz w:val="19"/>
+        </w:rPr>
+        <w:t>il_bacio</w:t>
+      </w:r>
+      <w:r>
+        <w:t>, settore 65). Prima di allora, mai: non nel capitolo zero, non nell'introduzione, non nei rapimenti, non in un post, non in un disegno di scorta. Se la faccia esce prima, quella scena non vale più niente.</w:t>
+      </w:r>
+    </w:p>
+    <w:p>
+      <w:r>
+        <w:t xml:space="preserve">Riferimento ufficiale: la tavola </w:t>
+      </w:r>
+      <w:r>
+        <w:rPr>
+          <w:b/>
+        </w:rPr>
+        <w:t>IL BACIO</w:t>
+      </w:r>
+      <w:r>
+        <w:t>.</w:t>
       </w:r>
     </w:p>
     <w:p>
@@ -2304,7 +2371,16 @@
         <w:t>Come si disegna.</w:t>
       </w:r>
       <w:r>
-        <w:t xml:space="preserve"> Corpo nero cristallino fatto di schegge fluttuanti, nastri viola che si muovono da soli, fulmine giallo sul petto e </w:t>
+        <w:t xml:space="preserve"> Corpo nero cristallino fatto di schegge fluttuanti, nastri viola che si muovono da soli, </w:t>
+      </w:r>
+      <w:r>
+        <w:rPr>
+          <w:b/>
+        </w:rPr>
+        <w:t>fulmine giallo sul petto</w:t>
+      </w:r>
+      <w:r>
+        <w:t xml:space="preserve"> — giallo, non ciano come quello di Aren: e' lo stesso simbolo, copiato e corrotto — e </w:t>
       </w:r>
       <w:r>
         <w:rPr>
@@ -9452,62 +9528,24 @@
         <w:rPr>
           <w:b/>
         </w:rPr>
-        <w:t>Una, e va disegnata prima di girare l'ultima scena.</w:t>
-      </w:r>
-    </w:p>
-    <w:p>
-      <w:pPr>
-        <w:pStyle w:val="Heading2"/>
-      </w:pPr>
-      <w:r>
-        <w:t>Il volto di Aren [APERTO]</w:t>
-      </w:r>
-    </w:p>
-    <w:p>
-      <w:r>
-        <w:t>Serve la tavola canonica della sua faccia senza casco. Da quel momento non si cambia più, e sarà l'unica faccia che potrà comparire in quella scena e in qualunque immagine successiva.</w:t>
-      </w:r>
-    </w:p>
-    <w:p>
-      <w:r>
-        <w:t xml:space="preserve">Le indicazioni: </w:t>
-      </w:r>
-      <w:r>
-        <w:rPr>
-          <w:b/>
-        </w:rPr>
-        <w:t>bello, giovane e credibile</w:t>
-      </w:r>
-      <w:r>
-        <w:t xml:space="preserve">, coerente con Lyra — </w:t>
-      </w:r>
-      <w:r>
-        <w:rPr>
-          <w:b/>
-        </w:rPr>
-        <w:t>non il principe perfetto</w:t>
-      </w:r>
-      <w:r>
-        <w:t>, ma il tecnico umano che abbiamo seguito per tutto il viaggio. Stanco, spettinato dal casco, con la faccia di uno che ha appena finito qualcosa di enorme.</w:t>
-      </w:r>
-    </w:p>
-    <w:p>
-      <w:r>
-        <w:t xml:space="preserve">Finché quella tavola non esiste, </w:t>
-      </w:r>
-      <w:r>
-        <w:rPr>
-          <w:b/>
-        </w:rPr>
-        <w:t>`il_bacio` non si gira</w:t>
-      </w:r>
-      <w:r>
-        <w:t>.</w:t>
-      </w:r>
-    </w:p>
-    <w:p>
-      <w:r>
-        <w:t>Per il resto ogni decisione di racconto è presa: il mondo, i personaggi, i nemici, i due atti, il finale, i nomi.</w:t>
+        <w:t>Nessuna.</w:t>
+      </w:r>
+      <w:r>
+        <w:t xml:space="preserve"> Il volto di Aren era l'ultima, ed è stata chiusa con la tavola </w:t>
+      </w:r>
+      <w:r>
+        <w:rPr>
+          <w:b/>
+        </w:rPr>
+        <w:t>IL BACIO</w:t>
+      </w:r>
+      <w:r>
+        <w:t>: capelli castani spettinati, occhi caldi, viso giovane e normale. Da adesso quella è l'unica faccia possibile, e si vede una volta sola — nell'ultima scena.</w:t>
+      </w:r>
+    </w:p>
+    <w:p>
+      <w:r>
+        <w:t>Ogni decisione di racconto è presa: il mondo, i personaggi, i nemici, i due atti, il finale, i nomi, le facce.</w:t>
       </w:r>
     </w:p>
     <w:p>

--- a/VOLT_Bibbia.docx
+++ b/VOLT_Bibbia.docx
@@ -11061,7 +11061,7 @@
         <w:t>Fatti</w:t>
       </w:r>
       <w:r>
-        <w:t xml:space="preserve"> (già dentro il gioco, sei):</w:t>
+        <w:t xml:space="preserve"> (già dentro il gioco, sette):</w:t>
       </w:r>
     </w:p>
     <w:tbl>
@@ -11549,6 +11549,73 @@
           </w:p>
         </w:tc>
       </w:tr>
+      <w:tr>
+        <w:tc>
+          <w:tcPr>
+            <w:tcW w:type="dxa" w:w="3173"/>
+          </w:tcPr>
+          <w:p>
+            <w:pPr>
+              <w:spacing w:after="40"/>
+            </w:pPr>
+            <w:r>
+              <w:rPr>
+                <w:sz w:val="20"/>
+              </w:rPr>
+            </w:r>
+            <w:r>
+              <w:rPr>
+                <w:rFonts w:ascii="Consolas" w:hAnsi="Consolas"/>
+                <w:color w:val="7A3FD6"/>
+                <w:sz w:val="20"/>
+              </w:rPr>
+              <w:t>primo_incontro</w:t>
+            </w:r>
+          </w:p>
+        </w:tc>
+        <w:tc>
+          <w:tcPr>
+            <w:tcW w:type="dxa" w:w="3173"/>
+          </w:tcPr>
+          <w:p>
+            <w:pPr>
+              <w:spacing w:after="40"/>
+            </w:pPr>
+            <w:r>
+              <w:rPr>
+                <w:sz w:val="20"/>
+              </w:rPr>
+            </w:r>
+            <w:r>
+              <w:rPr>
+                <w:sz w:val="20"/>
+              </w:rPr>
+              <w:t>entrando nel settore 24</w:t>
+            </w:r>
+          </w:p>
+        </w:tc>
+        <w:tc>
+          <w:tcPr>
+            <w:tcW w:type="dxa" w:w="3173"/>
+          </w:tcPr>
+          <w:p>
+            <w:pPr>
+              <w:spacing w:after="40"/>
+            </w:pPr>
+            <w:r>
+              <w:rPr>
+                <w:sz w:val="20"/>
+              </w:rPr>
+            </w:r>
+            <w:r>
+              <w:rPr>
+                <w:sz w:val="20"/>
+              </w:rPr>
+              <w:t>ECHO-0 si compone dalle schegge e si alza sopra i due: braccia diverse, occhi accesi, fulmine giallo</w:t>
+            </w:r>
+          </w:p>
+        </w:tc>
+      </w:tr>
     </w:tbl>
     <w:p/>
     <w:p>
@@ -11556,7 +11623,7 @@
         <w:rPr>
           <w:b/>
         </w:rPr>
-        <w:t>Da fare: undici</w:t>
+        <w:t>Da fare: dieci</w:t>
       </w:r>
       <w:r>
         <w:t xml:space="preserve">, qui in ordine di settore. I sette segnati </w:t>
@@ -11815,7 +11882,7 @@
               <w:rPr>
                 <w:sz w:val="20"/>
               </w:rPr>
-              <w:t>2</w:t>
+              <w:t>3</w:t>
             </w:r>
           </w:p>
         </w:tc>
@@ -11839,7 +11906,7 @@
                 <w:color w:val="7A3FD6"/>
                 <w:sz w:val="20"/>
               </w:rPr>
-              <w:t>primo_incontro</w:t>
+              <w:t>ampere_torna</w:t>
             </w:r>
           </w:p>
         </w:tc>
@@ -11861,7 +11928,7 @@
               <w:rPr>
                 <w:sz w:val="20"/>
               </w:rPr>
-              <w:t>24</w:t>
+              <w:t>30</w:t>
             </w:r>
           </w:p>
         </w:tc>
@@ -11883,7 +11950,7 @@
               <w:rPr>
                 <w:sz w:val="20"/>
               </w:rPr>
-              <w:t>ECHO-0 si compone dalle schegge e parla per la prima volta</w:t>
+              <w:t>Gliela strappano di mano; la lanterna si accende fra i due</w:t>
             </w:r>
           </w:p>
         </w:tc>
@@ -11928,7 +11995,7 @@
               <w:rPr>
                 <w:sz w:val="20"/>
               </w:rPr>
-              <w:t>3</w:t>
+              <w:t>4</w:t>
             </w:r>
           </w:p>
         </w:tc>
@@ -11951,7 +12018,7 @@
                 <w:color w:val="7A3FD6"/>
                 <w:sz w:val="20"/>
               </w:rPr>
-              <w:t>ampere_torna</w:t>
+              <w:t>il_tradimento</w:t>
             </w:r>
           </w:p>
         </w:tc>
@@ -11972,7 +12039,7 @@
               <w:rPr>
                 <w:sz w:val="20"/>
               </w:rPr>
-              <w:t>30</w:t>
+              <w:t>35</w:t>
             </w:r>
           </w:p>
         </w:tc>
@@ -11993,7 +12060,7 @@
               <w:rPr>
                 <w:sz w:val="20"/>
               </w:rPr>
-              <w:t>Gliela strappano di mano; la lanterna si accende fra i due</w:t>
+              <w:t>ECHO-0 è in ginocchio con Ampere al petto; ECHO-1 gliela strappa e sparisce</w:t>
             </w:r>
           </w:p>
         </w:tc>
@@ -12012,9 +12079,10 @@
             </w:r>
             <w:r>
               <w:rPr>
-                <w:sz w:val="20"/>
-              </w:rPr>
-              <w:t>desiderabile</w:t>
+                <w:b/>
+                <w:sz w:val="20"/>
+              </w:rPr>
+              <w:t>essenziale</w:t>
             </w:r>
           </w:p>
         </w:tc>
@@ -12038,7 +12106,7 @@
               <w:rPr>
                 <w:sz w:val="20"/>
               </w:rPr>
-              <w:t>4</w:t>
+              <w:t>5</w:t>
             </w:r>
           </w:p>
         </w:tc>
@@ -12062,7 +12130,7 @@
                 <w:color w:val="7A3FD6"/>
                 <w:sz w:val="20"/>
               </w:rPr>
-              <w:t>il_tradimento</w:t>
+              <w:t>il_passaggio</w:t>
             </w:r>
           </w:p>
         </w:tc>
@@ -12106,7 +12174,7 @@
               <w:rPr>
                 <w:sz w:val="20"/>
               </w:rPr>
-              <w:t>ECHO-0 è in ginocchio con Ampere al petto; ECHO-1 gliela strappa e sparisce</w:t>
+              <w:t>Si rialza e apre la fenditura su Eclissia: «È DI LÀ»</w:t>
             </w:r>
           </w:p>
         </w:tc>
@@ -12152,7 +12220,7 @@
               <w:rPr>
                 <w:sz w:val="20"/>
               </w:rPr>
-              <w:t>5</w:t>
+              <w:t>6</w:t>
             </w:r>
           </w:p>
         </w:tc>
@@ -12175,7 +12243,7 @@
                 <w:color w:val="7A3FD6"/>
                 <w:sz w:val="20"/>
               </w:rPr>
-              <w:t>il_passaggio</w:t>
+              <w:t>eclissia</w:t>
             </w:r>
           </w:p>
         </w:tc>
@@ -12196,7 +12264,7 @@
               <w:rPr>
                 <w:sz w:val="20"/>
               </w:rPr>
-              <w:t>35</w:t>
+              <w:t>36</w:t>
             </w:r>
           </w:p>
         </w:tc>
@@ -12217,7 +12285,7 @@
               <w:rPr>
                 <w:sz w:val="20"/>
               </w:rPr>
-              <w:t>Si rialza e apre la fenditura su Eclissia: «È DI LÀ»</w:t>
+              <w:t>La prima immagine del mondo nuovo, con la Caldera all'orizzonte</w:t>
             </w:r>
           </w:p>
         </w:tc>
@@ -12236,10 +12304,9 @@
             </w:r>
             <w:r>
               <w:rPr>
-                <w:b/>
-                <w:sz w:val="20"/>
-              </w:rPr>
-              <w:t>essenziale</w:t>
+                <w:sz w:val="20"/>
+              </w:rPr>
+              <w:t>desiderabile</w:t>
             </w:r>
           </w:p>
         </w:tc>
@@ -12263,7 +12330,7 @@
               <w:rPr>
                 <w:sz w:val="20"/>
               </w:rPr>
-              <w:t>6</w:t>
+              <w:t>7</w:t>
             </w:r>
           </w:p>
         </w:tc>
@@ -12287,7 +12354,7 @@
                 <w:color w:val="7A3FD6"/>
                 <w:sz w:val="20"/>
               </w:rPr>
-              <w:t>eclissia</w:t>
+              <w:t>il_reattore</w:t>
             </w:r>
           </w:p>
         </w:tc>
@@ -12309,7 +12376,7 @@
               <w:rPr>
                 <w:sz w:val="20"/>
               </w:rPr>
-              <w:t>36</w:t>
+              <w:t>56</w:t>
             </w:r>
           </w:p>
         </w:tc>
@@ -12331,7 +12398,7 @@
               <w:rPr>
                 <w:sz w:val="20"/>
               </w:rPr>
-              <w:t>La prima immagine del mondo nuovo, con la Caldera all'orizzonte</w:t>
+              <w:t>I tre cristalli si spengono, Ampere esce e si riempie di colpo</w:t>
             </w:r>
           </w:p>
         </w:tc>
@@ -12351,9 +12418,10 @@
             </w:r>
             <w:r>
               <w:rPr>
-                <w:sz w:val="20"/>
-              </w:rPr>
-              <w:t>desiderabile</w:t>
+                <w:b/>
+                <w:sz w:val="20"/>
+              </w:rPr>
+              <w:t>essenziale</w:t>
             </w:r>
           </w:p>
         </w:tc>
@@ -12376,7 +12444,7 @@
               <w:rPr>
                 <w:sz w:val="20"/>
               </w:rPr>
-              <w:t>7</w:t>
+              <w:t>8</w:t>
             </w:r>
           </w:p>
         </w:tc>
@@ -12399,7 +12467,7 @@
                 <w:color w:val="7A3FD6"/>
                 <w:sz w:val="20"/>
               </w:rPr>
-              <w:t>il_reattore</w:t>
+              <w:t>la_scelta_di_echo</w:t>
             </w:r>
           </w:p>
         </w:tc>
@@ -12441,7 +12509,7 @@
               <w:rPr>
                 <w:sz w:val="20"/>
               </w:rPr>
-              <w:t>I tre cristalli si spengono, Ampere esce e si riempie di colpo</w:t>
+              <w:t>ECHO-0 allunga la mano verso la lanterna e la ritira</w:t>
             </w:r>
           </w:p>
         </w:tc>
@@ -12487,7 +12555,7 @@
               <w:rPr>
                 <w:sz w:val="20"/>
               </w:rPr>
-              <w:t>8</w:t>
+              <w:t>9</w:t>
             </w:r>
           </w:p>
         </w:tc>
@@ -12511,7 +12579,7 @@
                 <w:color w:val="7A3FD6"/>
                 <w:sz w:val="20"/>
               </w:rPr>
-              <w:t>la_scelta_di_echo</w:t>
+              <w:t>la_cima</w:t>
             </w:r>
           </w:p>
         </w:tc>
@@ -12533,7 +12601,7 @@
               <w:rPr>
                 <w:sz w:val="20"/>
               </w:rPr>
-              <w:t>56</w:t>
+              <w:t>65</w:t>
             </w:r>
           </w:p>
         </w:tc>
@@ -12555,7 +12623,7 @@
               <w:rPr>
                 <w:sz w:val="20"/>
               </w:rPr>
-              <w:t>ECHO-0 allunga la mano verso la lanterna e la ritira</w:t>
+              <w:t>OHM si condensa sopra il cratere; il segno Ω si accende</w:t>
             </w:r>
           </w:p>
         </w:tc>
@@ -12601,7 +12669,7 @@
               <w:rPr>
                 <w:sz w:val="20"/>
               </w:rPr>
-              <w:t>9</w:t>
+              <w:t>10</w:t>
             </w:r>
           </w:p>
         </w:tc>
@@ -12624,7 +12692,7 @@
                 <w:color w:val="7A3FD6"/>
                 <w:sz w:val="20"/>
               </w:rPr>
-              <w:t>la_cima</w:t>
+              <w:t>il_finale</w:t>
             </w:r>
           </w:p>
         </w:tc>
@@ -12666,7 +12734,7 @@
               <w:rPr>
                 <w:sz w:val="20"/>
               </w:rPr>
-              <w:t>OHM si condensa sopra il cratere; il segno Ω si accende</w:t>
+              <w:t>L'eruzione, il cielo che si cuce, la scintilla che entra in Ampere, Eclio</w:t>
             </w:r>
           </w:p>
         </w:tc>
@@ -12712,7 +12780,7 @@
               <w:rPr>
                 <w:sz w:val="20"/>
               </w:rPr>
-              <w:t>10</w:t>
+              <w:t>11</w:t>
             </w:r>
           </w:p>
         </w:tc>
@@ -12736,7 +12804,7 @@
                 <w:color w:val="7A3FD6"/>
                 <w:sz w:val="20"/>
               </w:rPr>
-              <w:t>il_finale</w:t>
+              <w:t>il_bacio</w:t>
             </w:r>
           </w:p>
         </w:tc>
@@ -12780,7 +12848,7 @@
               <w:rPr>
                 <w:sz w:val="20"/>
               </w:rPr>
-              <w:t>L'eruzione, il cielo che si cuce, la scintilla che entra in Ampere, Eclio</w:t>
+              <w:t>Aren si toglie il casco, lo lascia cadere, abbraccia e bacia Lyra</w:t>
             </w:r>
           </w:p>
         </w:tc>
@@ -12788,116 +12856,6 @@
           <w:tcPr>
             <w:tcW w:type="dxa" w:w="1904"/>
             <w:shd w:val="clear" w:fill="F1EFF8"/>
-          </w:tcPr>
-          <w:p>
-            <w:pPr>
-              <w:spacing w:after="40"/>
-            </w:pPr>
-            <w:r>
-              <w:rPr>
-                <w:sz w:val="20"/>
-              </w:rPr>
-            </w:r>
-            <w:r>
-              <w:rPr>
-                <w:b/>
-                <w:sz w:val="20"/>
-              </w:rPr>
-              <w:t>essenziale</w:t>
-            </w:r>
-          </w:p>
-        </w:tc>
-      </w:tr>
-      <w:tr>
-        <w:tc>
-          <w:tcPr>
-            <w:tcW w:type="dxa" w:w="1904"/>
-          </w:tcPr>
-          <w:p>
-            <w:pPr>
-              <w:spacing w:after="40"/>
-            </w:pPr>
-            <w:r>
-              <w:rPr>
-                <w:sz w:val="20"/>
-              </w:rPr>
-            </w:r>
-            <w:r>
-              <w:rPr>
-                <w:sz w:val="20"/>
-              </w:rPr>
-              <w:t>11</w:t>
-            </w:r>
-          </w:p>
-        </w:tc>
-        <w:tc>
-          <w:tcPr>
-            <w:tcW w:type="dxa" w:w="1904"/>
-          </w:tcPr>
-          <w:p>
-            <w:pPr>
-              <w:spacing w:after="40"/>
-            </w:pPr>
-            <w:r>
-              <w:rPr>
-                <w:sz w:val="20"/>
-              </w:rPr>
-            </w:r>
-            <w:r>
-              <w:rPr>
-                <w:rFonts w:ascii="Consolas" w:hAnsi="Consolas"/>
-                <w:color w:val="7A3FD6"/>
-                <w:sz w:val="20"/>
-              </w:rPr>
-              <w:t>il_bacio</w:t>
-            </w:r>
-          </w:p>
-        </w:tc>
-        <w:tc>
-          <w:tcPr>
-            <w:tcW w:type="dxa" w:w="1904"/>
-          </w:tcPr>
-          <w:p>
-            <w:pPr>
-              <w:spacing w:after="40"/>
-            </w:pPr>
-            <w:r>
-              <w:rPr>
-                <w:sz w:val="20"/>
-              </w:rPr>
-            </w:r>
-            <w:r>
-              <w:rPr>
-                <w:sz w:val="20"/>
-              </w:rPr>
-              <w:t>65</w:t>
-            </w:r>
-          </w:p>
-        </w:tc>
-        <w:tc>
-          <w:tcPr>
-            <w:tcW w:type="dxa" w:w="1904"/>
-          </w:tcPr>
-          <w:p>
-            <w:pPr>
-              <w:spacing w:after="40"/>
-            </w:pPr>
-            <w:r>
-              <w:rPr>
-                <w:sz w:val="20"/>
-              </w:rPr>
-            </w:r>
-            <w:r>
-              <w:rPr>
-                <w:sz w:val="20"/>
-              </w:rPr>
-              <w:t>Aren si toglie il casco, lo lascia cadere, abbraccia e bacia Lyra</w:t>
-            </w:r>
-          </w:p>
-        </w:tc>
-        <w:tc>
-          <w:tcPr>
-            <w:tcW w:type="dxa" w:w="1904"/>
           </w:tcPr>
           <w:p>
             <w:pPr>

--- a/VOLT_Bibbia.docx
+++ b/VOLT_Bibbia.docx
@@ -9219,6 +9219,43 @@
       </w:r>
       <w:r>
         <w:t xml:space="preserve"> ricarica.</w:t>
+      </w:r>
+    </w:p>
+    <w:p>
+      <w:pPr>
+        <w:pStyle w:val="ListBullet"/>
+      </w:pPr>
+      <w:r>
+        <w:rPr>
+          <w:b/>
+        </w:rPr>
+        <w:t>I fondali dipinti.</w:t>
+      </w:r>
+      <w:r>
+        <w:t xml:space="preserve"> Dal settore 21 il fondale del gioco è la stessa</w:t>
+      </w:r>
+      <w:r>
+        <w:t xml:space="preserve"> immagine della tavola della Frattura, non più le colline disegnate in codice:</w:t>
+      </w:r>
+      <w:r>
+        <w:t xml:space="preserve"> scorre più lento del terreno, si specchia a ogni ripetizione e ha sopra un</w:t>
+      </w:r>
+      <w:r>
+        <w:t xml:space="preserve"> velo che stacca i personaggi. Per i primi venti settori servono le stesse</w:t>
+      </w:r>
+      <w:r>
+        <w:t xml:space="preserve"> panoramiche di Lumina (commessa in </w:t>
+      </w:r>
+      <w:r>
+        <w:rPr>
+          <w:rFonts w:ascii="Consolas" w:hAnsi="Consolas"/>
+          <w:color w:val="7A3FD6"/>
+          <w:sz w:val="19"/>
+        </w:rPr>
+        <w:t>assets/video/DA-FARE.md</w:t>
+      </w:r>
+      <w:r>
+        <w:t>).</w:t>
       </w:r>
     </w:p>
     <w:p>

--- a/VOLT_Bibbia.docx
+++ b/VOLT_Bibbia.docx
@@ -4466,6 +4466,337 @@
         <w:pStyle w:val="Heading2"/>
       </w:pPr>
       <w:r>
+        <w:t>I SILENTI — le ombre che guardano [SCRITTO]</w:t>
+      </w:r>
+    </w:p>
+    <w:p>
+      <w:r>
+        <w:t xml:space="preserve">Sono già nel gioco, e nessuno se n'è accorto. Nel filmato del rapimento di Aren, </w:t>
+      </w:r>
+      <w:r>
+        <w:rPr>
+          <w:b/>
+        </w:rPr>
+        <w:t>dietro alla scena, in piedi, ci sono quattro sagome umane scure</w:t>
+      </w:r>
+      <w:r>
+        <w:t xml:space="preserve"> che non fanno niente. Guardano. Poi il cielo si chiude e non si vedono più.</w:t>
+      </w:r>
+    </w:p>
+    <w:p>
+      <w:r>
+        <w:t xml:space="preserve">Al settore 56 tornano, e combattono </w:t>
+      </w:r>
+      <w:r>
+        <w:rPr>
+          <w:b/>
+        </w:rPr>
+        <w:t>accanto a ECHO-1</w:t>
+      </w:r>
+      <w:r>
+        <w:t>.</w:t>
+      </w:r>
+    </w:p>
+    <w:p>
+      <w:r>
+        <w:rPr>
+          <w:b/>
+        </w:rPr>
+        <w:t>Come si disegnano.</w:t>
+      </w:r>
+      <w:r>
+        <w:t xml:space="preserve"> Esattamente come nel filmato, o non serve a niente:</w:t>
+      </w:r>
+    </w:p>
+    <w:p>
+      <w:pPr>
+        <w:pStyle w:val="ListBullet"/>
+      </w:pPr>
+      <w:r>
+        <w:rPr>
+          <w:b/>
+        </w:rPr>
+        <w:t>sagome umane</w:t>
+      </w:r>
+      <w:r>
+        <w:t xml:space="preserve">, in piedi, proporzioni da persona ma </w:t>
+      </w:r>
+      <w:r>
+        <w:rPr>
+          <w:b/>
+        </w:rPr>
+        <w:t>allungate</w:t>
+      </w:r>
+      <w:r>
+        <w:t xml:space="preserve"> — braccia</w:t>
+      </w:r>
+      <w:r>
+        <w:t xml:space="preserve"> lunghe, spalle strette, testa piccola;</w:t>
+      </w:r>
+    </w:p>
+    <w:p>
+      <w:pPr>
+        <w:pStyle w:val="ListBullet"/>
+      </w:pPr>
+      <w:r>
+        <w:rPr>
+          <w:b/>
+        </w:rPr>
+        <w:t>nessun volto</w:t>
+      </w:r>
+      <w:r>
+        <w:t>: niente occhi, niente bocca, niente naso;</w:t>
+      </w:r>
+    </w:p>
+    <w:p>
+      <w:pPr>
+        <w:pStyle w:val="ListBullet"/>
+      </w:pPr>
+      <w:r>
+        <w:rPr>
+          <w:b/>
+        </w:rPr>
+        <w:t>nessun vestito e nessun dettaglio</w:t>
+      </w:r>
+      <w:r>
+        <w:t>: sono una silhouette piena, viola-nera e</w:t>
+      </w:r>
+      <w:r>
+        <w:t xml:space="preserve"> un po' trasparente, come vetro fumé;</w:t>
+      </w:r>
+    </w:p>
+    <w:p>
+      <w:pPr>
+        <w:pStyle w:val="ListBullet"/>
+      </w:pPr>
+      <w:r>
+        <w:rPr>
+          <w:b/>
+        </w:rPr>
+        <w:t>il contorno prende luce</w:t>
+      </w:r>
+      <w:r>
+        <w:t xml:space="preserve"> da quello che hanno dietro: nella Frattura si</w:t>
+      </w:r>
+      <w:r>
+        <w:t xml:space="preserve"> accendono di viola, in Eclissia di verde;</w:t>
+      </w:r>
+    </w:p>
+    <w:p>
+      <w:pPr>
+        <w:pStyle w:val="ListBullet"/>
+      </w:pPr>
+      <w:r>
+        <w:rPr>
+          <w:b/>
+        </w:rPr>
+        <w:t>stanno fermi e dritti</w:t>
+      </w:r>
+      <w:r>
+        <w:t>, con le braccia lungo i fianchi. Non minacciano.</w:t>
+      </w:r>
+      <w:r>
+        <w:t xml:space="preserve"> È quello che fa paura.</w:t>
+      </w:r>
+    </w:p>
+    <w:p>
+      <w:r>
+        <w:rPr>
+          <w:b/>
+        </w:rPr>
+        <w:t>Chi sono.</w:t>
+      </w:r>
+      <w:r>
+        <w:t xml:space="preserve"> Gli abitanti di Eclissia. Il loro mondo è illuminato al contrario e loro sono quello che resta di chi ci vive: </w:t>
+      </w:r>
+      <w:r>
+        <w:rPr>
+          <w:b/>
+        </w:rPr>
+        <w:t>persone senza luce dentro</w:t>
+      </w:r>
+      <w:r>
+        <w:t>. Quando la prima Frattura si è aperta ne sono passati alcuni, e sono rimasti dalla parte sbagliata.</w:t>
+      </w:r>
+    </w:p>
+    <w:p>
+      <w:r>
+        <w:rPr>
+          <w:b/>
+        </w:rPr>
+        <w:t>Cosa vogliono.</w:t>
+      </w:r>
+      <w:r>
+        <w:t xml:space="preserve"> Una cosa sola: </w:t>
+      </w:r>
+      <w:r>
+        <w:rPr>
+          <w:b/>
+        </w:rPr>
+        <w:t>stare vicino ad Ampere.</w:t>
+      </w:r>
+      <w:r>
+        <w:t xml:space="preserve"> Non la rubano, non la toccano. Le vanno incontro come ci si mette vicino a una stufa. Per questo erano lì la notte del rapimento — non guardavano i due Custodi, </w:t>
+      </w:r>
+      <w:r>
+        <w:rPr>
+          <w:b/>
+        </w:rPr>
+        <w:t>guardavano la lanterna</w:t>
+      </w:r>
+      <w:r>
+        <w:t>.</w:t>
+      </w:r>
+    </w:p>
+    <w:p>
+      <w:pPr>
+        <w:spacing w:before="160" w:after="200"/>
+        <w:ind w:left="340"/>
+        <w:pBdr>
+          <w:left w:val="single" w:sz="18" w:space="10" w:color="7A3FD6"/>
+        </w:pBdr>
+      </w:pPr>
+      <w:r>
+        <w:rPr>
+          <w:b/>
+          <w:sz w:val="21"/>
+        </w:rPr>
+        <w:t>La regola dei Silenti, e vale sempre.</w:t>
+      </w:r>
+      <w:r>
+        <w:rPr>
+          <w:sz w:val="21"/>
+        </w:rPr>
+        <w:t xml:space="preserve"> </w:t>
+      </w:r>
+      <w:r>
+        <w:rPr>
+          <w:b/>
+          <w:sz w:val="21"/>
+        </w:rPr>
+        <w:t>Non stanno con nessuno: stanno con chi ha Ampere in mano.</w:t>
+      </w:r>
+      <w:r>
+        <w:rPr>
+          <w:sz w:val="21"/>
+        </w:rPr>
+        <w:t xml:space="preserve"> Al settore 56 Ampere è nel petto di ECHO-1, e loro difendono ECHO-1. Appena la lanterna torna ai Custodi, </w:t>
+      </w:r>
+      <w:r>
+        <w:rPr>
+          <w:b/>
+          <w:sz w:val="21"/>
+        </w:rPr>
+        <w:t>smettono di combattere e si voltano verso di loro</w:t>
+      </w:r>
+      <w:r>
+        <w:rPr>
+          <w:sz w:val="21"/>
+        </w:rPr>
+        <w:t>.</w:t>
+      </w:r>
+    </w:p>
+    <w:p>
+      <w:r>
+        <w:rPr>
+          <w:b/>
+        </w:rPr>
+        <w:t>Come si combattono (settore 56).</w:t>
+      </w:r>
+      <w:r>
+        <w:t xml:space="preserve"> Sono quattro e sono il contorno dello scontro, non lo scontro: non sparano, </w:t>
+      </w:r>
+      <w:r>
+        <w:rPr>
+          <w:b/>
+        </w:rPr>
+        <w:t>camminano addosso</w:t>
+      </w:r>
+      <w:r>
+        <w:t xml:space="preserve"> e con le braccia lunghe cercano di bloccarti — chi resta preso non spara per un secondo. Si buttano giù con due colpi. Il problema è che </w:t>
+      </w:r>
+      <w:r>
+        <w:rPr>
+          <w:b/>
+        </w:rPr>
+        <w:t>tornano in piedi</w:t>
+      </w:r>
+      <w:r>
+        <w:t xml:space="preserve"> finché ECHO-1 ha almeno un cristallo acceso, e ne restano fermi tanti quanti sono i cristalli: tre cristalli, tre Silenti in piedi; ultimo cristallo, ne resta uno solo. </w:t>
+      </w:r>
+      <w:r>
+        <w:rPr>
+          <w:b/>
+        </w:rPr>
+        <w:t>Contarli è il modo di capire quanto manca.</w:t>
+      </w:r>
+    </w:p>
+    <w:p>
+      <w:r>
+        <w:t>Quando l'ultimo cristallo si spegne, si fermano tutti e quattro in piedi, e restano lì mentre Ampere torna ai Custodi.</w:t>
+      </w:r>
+    </w:p>
+    <w:p>
+      <w:r>
+        <w:rPr>
+          <w:b/>
+        </w:rPr>
+        <w:t>E poi?</w:t>
+      </w:r>
+      <w:r>
+        <w:t xml:space="preserve"> Salgono. Da lontano, dietro, senza mai raggiungerli: nei nove settori della Caldera si vedono </w:t>
+      </w:r>
+      <w:r>
+        <w:rPr>
+          <w:b/>
+        </w:rPr>
+        <w:t>in fondo alle piattaforme, fermi</w:t>
+      </w:r>
+      <w:r>
+        <w:t>, sempre di più. Alla cima sono decine. Non attaccano mai. Aspettano la lanterna.</w:t>
+      </w:r>
+    </w:p>
+    <w:p>
+      <w:r>
+        <w:t xml:space="preserve">Nel finale, quando Ampere si riaccende, </w:t>
+      </w:r>
+      <w:r>
+        <w:rPr>
+          <w:b/>
+        </w:rPr>
+        <w:t>si accendono anche loro</w:t>
+      </w:r>
+      <w:r>
+        <w:t xml:space="preserve"> — e per la prima volta hanno un colore. È il modo più semplice di far vedere che riaccendere Lumina serviva anche a qualcun altro.</w:t>
+      </w:r>
+    </w:p>
+    <w:p>
+      <w:pPr>
+        <w:spacing w:before="160" w:after="200"/>
+        <w:ind w:left="340"/>
+        <w:pBdr>
+          <w:left w:val="single" w:sz="18" w:space="10" w:color="7A3FD6"/>
+        </w:pBdr>
+      </w:pPr>
+      <w:r>
+        <w:rPr>
+          <w:b/>
+          <w:sz w:val="21"/>
+        </w:rPr>
+        <w:t>Il nome è una proposta.</w:t>
+      </w:r>
+      <w:r>
+        <w:rPr>
+          <w:sz w:val="21"/>
+        </w:rPr>
+        <w:t xml:space="preserve"> «Silenti» descrive quello che fanno: guardano e non parlano mai. Se ne salta fuori uno migliore, si cambia qui e in tutti i file — sono l'unica cosa di questo capitolo ancora da approvare.</w:t>
+      </w:r>
+    </w:p>
+    <w:p>
+      <w:pPr>
+        <w:pStyle w:val="Heading2"/>
+      </w:pPr>
+      <w:r>
         <w:t>I mostri comuni [GIOCO]</w:t>
       </w:r>
     </w:p>
@@ -4600,6 +4931,35 @@
     <w:p>
       <w:r>
         <w:t>Finisce esattamente dove comincia il gioco: il cielo che si spacca.</w:t>
+      </w:r>
+    </w:p>
+    <w:p>
+      <w:r>
+        <w:rPr>
+          <w:b/>
+        </w:rPr>
+        <w:t>E in quel momento, dietro, c'è già qualcuno.</w:t>
+      </w:r>
+      <w:r>
+        <w:t xml:space="preserve"> Nel filmato del rapimento si vedono </w:t>
+      </w:r>
+      <w:r>
+        <w:rPr>
+          <w:b/>
+        </w:rPr>
+        <w:t>quattro sagome umane scure</w:t>
+      </w:r>
+      <w:r>
+        <w:t xml:space="preserve">, in piedi, che non intervengono e non scappano: sono i </w:t>
+      </w:r>
+      <w:r>
+        <w:rPr>
+          <w:b/>
+        </w:rPr>
+        <w:t>Silenti</w:t>
+      </w:r>
+      <w:r>
+        <w:t>, ed è la prima volta che si vedono. Chi gioca li prende per un dettaglio dello sfondo. Torneranno al settore 56.</w:t>
       </w:r>
     </w:p>
     <w:p>
@@ -6246,6 +6606,53 @@
     </w:p>
     <w:p>
       <w:r>
+        <w:rPr>
+          <w:b/>
+        </w:rPr>
+        <w:t>E non è solo.</w:t>
+      </w:r>
+      <w:r>
+        <w:t xml:space="preserve"> Intorno a lui ci sono </w:t>
+      </w:r>
+      <w:r>
+        <w:rPr>
+          <w:b/>
+        </w:rPr>
+        <w:t>quattro Silenti</w:t>
+      </w:r>
+      <w:r>
+        <w:t xml:space="preserve"> — le stesse sagome umane scure che si vedevano dietro al rapimento, all'inizio del gioco. Non sparano: camminano addosso e cercano di bloccarti con le braccia. Si buttano giù con due colpi, ma </w:t>
+      </w:r>
+      <w:r>
+        <w:rPr>
+          <w:b/>
+        </w:rPr>
+        <w:t>si rialzano finché ECHO-1 ha un cristallo acceso</w:t>
+      </w:r>
+      <w:r>
+        <w:t xml:space="preserve">, e ne restano in piedi tanti quanti sono i cristalli. Non difendono ECHO-1: difendono </w:t>
+      </w:r>
+      <w:r>
+        <w:rPr>
+          <w:b/>
+        </w:rPr>
+        <w:t>Ampere</w:t>
+      </w:r>
+      <w:r>
+        <w:t xml:space="preserve">, che ce l'ha lui nel petto (vedi </w:t>
+      </w:r>
+      <w:r>
+        <w:rPr>
+          <w:i/>
+        </w:rPr>
+        <w:t>I Silenti</w:t>
+      </w:r>
+      <w:r>
+        <w:t>, capitolo 4).</w:t>
+      </w:r>
+    </w:p>
+    <w:p>
+      <w:r>
         <w:t xml:space="preserve">Quando cade, </w:t>
       </w:r>
       <w:r>
@@ -6256,6 +6663,17 @@
       </w:r>
       <w:r>
         <w:t xml:space="preserve"> — e tutta la corrente che ti sei portato addosso per venti settori le entra dentro in un colpo solo.</w:t>
+      </w:r>
+    </w:p>
+    <w:p>
+      <w:r>
+        <w:rPr>
+          <w:b/>
+        </w:rPr>
+        <w:t>E i quattro Silenti si fermano</w:t>
+      </w:r>
+      <w:r>
+        <w:t xml:space="preserve"> e si voltano verso i Custodi. Da quel momento li seguono, sempre a distanza, fino alla cima.</w:t>
       </w:r>
     </w:p>
     <w:p>

--- a/VOLT_Bibbia.docx
+++ b/VOLT_Bibbia.docx
@@ -11516,7 +11516,7 @@
         <w:t>Fatti</w:t>
       </w:r>
       <w:r>
-        <w:t xml:space="preserve"> (già dentro il gioco, sette):</w:t>
+        <w:t xml:space="preserve"> (già dentro il gioco, otto):</w:t>
       </w:r>
     </w:p>
     <w:tbl>
@@ -12071,6 +12071,83 @@
           </w:p>
         </w:tc>
       </w:tr>
+      <w:tr>
+        <w:tc>
+          <w:tcPr>
+            <w:tcW w:type="dxa" w:w="3173"/>
+            <w:shd w:val="clear" w:fill="F1EFF8"/>
+          </w:tcPr>
+          <w:p>
+            <w:pPr>
+              <w:spacing w:after="40"/>
+            </w:pPr>
+            <w:r>
+              <w:rPr>
+                <w:sz w:val="20"/>
+              </w:rPr>
+            </w:r>
+            <w:r>
+              <w:rPr>
+                <w:rFonts w:ascii="Consolas" w:hAnsi="Consolas"/>
+                <w:color w:val="7A3FD6"/>
+                <w:sz w:val="20"/>
+              </w:rPr>
+              <w:t>ampere_torna</w:t>
+            </w:r>
+          </w:p>
+        </w:tc>
+        <w:tc>
+          <w:tcPr>
+            <w:tcW w:type="dxa" w:w="3173"/>
+            <w:shd w:val="clear" w:fill="F1EFF8"/>
+          </w:tcPr>
+          <w:p>
+            <w:pPr>
+              <w:spacing w:after="40"/>
+            </w:pPr>
+            <w:r>
+              <w:rPr>
+                <w:sz w:val="20"/>
+              </w:rPr>
+            </w:r>
+            <w:r>
+              <w:rPr>
+                <w:sz w:val="20"/>
+              </w:rPr>
+              <w:t>entrando nel settore 31</w:t>
+            </w:r>
+          </w:p>
+        </w:tc>
+        <w:tc>
+          <w:tcPr>
+            <w:tcW w:type="dxa" w:w="3173"/>
+            <w:shd w:val="clear" w:fill="F1EFF8"/>
+          </w:tcPr>
+          <w:p>
+            <w:pPr>
+              <w:spacing w:after="40"/>
+            </w:pPr>
+            <w:r>
+              <w:rPr>
+                <w:sz w:val="20"/>
+              </w:rPr>
+            </w:r>
+            <w:r>
+              <w:rPr>
+                <w:sz w:val="20"/>
+              </w:rPr>
+              <w:t xml:space="preserve">Lo strappo: la lanterna passa di mano, si accende di verde fra Aren e Lyra, ECHO-0 indietreggia e fugge nel varco. </w:t>
+            </w:r>
+            <w:r>
+              <w:rPr>
+                <w:b/>
+                <w:sz w:val="20"/>
+              </w:rPr>
+              <w:t>È muto</w:t>
+            </w:r>
+          </w:p>
+        </w:tc>
+      </w:tr>
     </w:tbl>
     <w:p/>
     <w:p>
@@ -12078,7 +12155,7 @@
         <w:rPr>
           <w:b/>
         </w:rPr>
-        <w:t>Da fare: dieci</w:t>
+        <w:t>Da fare: nove</w:t>
       </w:r>
       <w:r>
         <w:t xml:space="preserve">, qui in ordine di settore. I sette segnati </w:t>
@@ -12337,7 +12414,7 @@
               <w:rPr>
                 <w:sz w:val="20"/>
               </w:rPr>
-              <w:t>3</w:t>
+              <w:t>2</w:t>
             </w:r>
           </w:p>
         </w:tc>
@@ -12361,7 +12438,7 @@
                 <w:color w:val="7A3FD6"/>
                 <w:sz w:val="20"/>
               </w:rPr>
-              <w:t>ampere_torna</w:t>
+              <w:t>il_tradimento</w:t>
             </w:r>
           </w:p>
         </w:tc>
@@ -12383,7 +12460,7 @@
               <w:rPr>
                 <w:sz w:val="20"/>
               </w:rPr>
-              <w:t>30</w:t>
+              <w:t>35</w:t>
             </w:r>
           </w:p>
         </w:tc>
@@ -12405,7 +12482,7 @@
               <w:rPr>
                 <w:sz w:val="20"/>
               </w:rPr>
-              <w:t>Gliela strappano di mano; la lanterna si accende fra i due</w:t>
+              <w:t>ECHO-0 è in ginocchio con Ampere al petto; ECHO-1 gliela strappa e sparisce</w:t>
             </w:r>
           </w:p>
         </w:tc>
@@ -12425,9 +12502,10 @@
             </w:r>
             <w:r>
               <w:rPr>
-                <w:sz w:val="20"/>
-              </w:rPr>
-              <w:t>desiderabile</w:t>
+                <w:b/>
+                <w:sz w:val="20"/>
+              </w:rPr>
+              <w:t>essenziale</w:t>
             </w:r>
           </w:p>
         </w:tc>
@@ -12450,7 +12528,7 @@
               <w:rPr>
                 <w:sz w:val="20"/>
               </w:rPr>
-              <w:t>4</w:t>
+              <w:t>3</w:t>
             </w:r>
           </w:p>
         </w:tc>
@@ -12473,7 +12551,7 @@
                 <w:color w:val="7A3FD6"/>
                 <w:sz w:val="20"/>
               </w:rPr>
-              <w:t>il_tradimento</w:t>
+              <w:t>il_passaggio</w:t>
             </w:r>
           </w:p>
         </w:tc>
@@ -12515,7 +12593,7 @@
               <w:rPr>
                 <w:sz w:val="20"/>
               </w:rPr>
-              <w:t>ECHO-0 è in ginocchio con Ampere al petto; ECHO-1 gliela strappa e sparisce</w:t>
+              <w:t>Si rialza e apre la fenditura su Eclissia: «È DI LÀ»</w:t>
             </w:r>
           </w:p>
         </w:tc>
@@ -12561,7 +12639,7 @@
               <w:rPr>
                 <w:sz w:val="20"/>
               </w:rPr>
-              <w:t>5</w:t>
+              <w:t>4</w:t>
             </w:r>
           </w:p>
         </w:tc>
@@ -12585,7 +12663,7 @@
                 <w:color w:val="7A3FD6"/>
                 <w:sz w:val="20"/>
               </w:rPr>
-              <w:t>il_passaggio</w:t>
+              <w:t>eclissia</w:t>
             </w:r>
           </w:p>
         </w:tc>
@@ -12607,7 +12685,7 @@
               <w:rPr>
                 <w:sz w:val="20"/>
               </w:rPr>
-              <w:t>35</w:t>
+              <w:t>36</w:t>
             </w:r>
           </w:p>
         </w:tc>
@@ -12629,7 +12707,7 @@
               <w:rPr>
                 <w:sz w:val="20"/>
               </w:rPr>
-              <w:t>Si rialza e apre la fenditura su Eclissia: «È DI LÀ»</w:t>
+              <w:t>La prima immagine del mondo nuovo, con la Caldera all'orizzonte</w:t>
             </w:r>
           </w:p>
         </w:tc>
@@ -12649,10 +12727,9 @@
             </w:r>
             <w:r>
               <w:rPr>
-                <w:b/>
-                <w:sz w:val="20"/>
-              </w:rPr>
-              <w:t>essenziale</w:t>
+                <w:sz w:val="20"/>
+              </w:rPr>
+              <w:t>desiderabile</w:t>
             </w:r>
           </w:p>
         </w:tc>
@@ -12675,7 +12752,7 @@
               <w:rPr>
                 <w:sz w:val="20"/>
               </w:rPr>
-              <w:t>6</w:t>
+              <w:t>5</w:t>
             </w:r>
           </w:p>
         </w:tc>
@@ -12698,7 +12775,7 @@
                 <w:color w:val="7A3FD6"/>
                 <w:sz w:val="20"/>
               </w:rPr>
-              <w:t>eclissia</w:t>
+              <w:t>il_reattore</w:t>
             </w:r>
           </w:p>
         </w:tc>
@@ -12719,7 +12796,7 @@
               <w:rPr>
                 <w:sz w:val="20"/>
               </w:rPr>
-              <w:t>36</w:t>
+              <w:t>56</w:t>
             </w:r>
           </w:p>
         </w:tc>
@@ -12740,7 +12817,7 @@
               <w:rPr>
                 <w:sz w:val="20"/>
               </w:rPr>
-              <w:t>La prima immagine del mondo nuovo, con la Caldera all'orizzonte</w:t>
+              <w:t>I tre cristalli si spengono, Ampere esce e si riempie di colpo</w:t>
             </w:r>
           </w:p>
         </w:tc>
@@ -12759,9 +12836,10 @@
             </w:r>
             <w:r>
               <w:rPr>
-                <w:sz w:val="20"/>
-              </w:rPr>
-              <w:t>desiderabile</w:t>
+                <w:b/>
+                <w:sz w:val="20"/>
+              </w:rPr>
+              <w:t>essenziale</w:t>
             </w:r>
           </w:p>
         </w:tc>
@@ -12785,7 +12863,7 @@
               <w:rPr>
                 <w:sz w:val="20"/>
               </w:rPr>
-              <w:t>7</w:t>
+              <w:t>6</w:t>
             </w:r>
           </w:p>
         </w:tc>
@@ -12809,7 +12887,7 @@
                 <w:color w:val="7A3FD6"/>
                 <w:sz w:val="20"/>
               </w:rPr>
-              <w:t>il_reattore</w:t>
+              <w:t>la_scelta_di_echo</w:t>
             </w:r>
           </w:p>
         </w:tc>
@@ -12853,7 +12931,7 @@
               <w:rPr>
                 <w:sz w:val="20"/>
               </w:rPr>
-              <w:t>I tre cristalli si spengono, Ampere esce e si riempie di colpo</w:t>
+              <w:t>ECHO-0 allunga la mano verso la lanterna e la ritira</w:t>
             </w:r>
           </w:p>
         </w:tc>
@@ -12899,7 +12977,7 @@
               <w:rPr>
                 <w:sz w:val="20"/>
               </w:rPr>
-              <w:t>8</w:t>
+              <w:t>7</w:t>
             </w:r>
           </w:p>
         </w:tc>
@@ -12922,7 +13000,7 @@
                 <w:color w:val="7A3FD6"/>
                 <w:sz w:val="20"/>
               </w:rPr>
-              <w:t>la_scelta_di_echo</w:t>
+              <w:t>la_cima</w:t>
             </w:r>
           </w:p>
         </w:tc>
@@ -12943,7 +13021,7 @@
               <w:rPr>
                 <w:sz w:val="20"/>
               </w:rPr>
-              <w:t>56</w:t>
+              <w:t>65</w:t>
             </w:r>
           </w:p>
         </w:tc>
@@ -12964,7 +13042,7 @@
               <w:rPr>
                 <w:sz w:val="20"/>
               </w:rPr>
-              <w:t>ECHO-0 allunga la mano verso la lanterna e la ritira</w:t>
+              <w:t>OHM si condensa sopra il cratere; il segno Ω si accende</w:t>
             </w:r>
           </w:p>
         </w:tc>
@@ -13010,7 +13088,7 @@
               <w:rPr>
                 <w:sz w:val="20"/>
               </w:rPr>
-              <w:t>9</w:t>
+              <w:t>8</w:t>
             </w:r>
           </w:p>
         </w:tc>
@@ -13034,7 +13112,7 @@
                 <w:color w:val="7A3FD6"/>
                 <w:sz w:val="20"/>
               </w:rPr>
-              <w:t>la_cima</w:t>
+              <w:t>il_finale</w:t>
             </w:r>
           </w:p>
         </w:tc>
@@ -13078,7 +13156,7 @@
               <w:rPr>
                 <w:sz w:val="20"/>
               </w:rPr>
-              <w:t>OHM si condensa sopra il cratere; il segno Ω si accende</w:t>
+              <w:t>L'eruzione, il cielo che si cuce, la scintilla che entra in Ampere, Eclio</w:t>
             </w:r>
           </w:p>
         </w:tc>
@@ -13124,7 +13202,7 @@
               <w:rPr>
                 <w:sz w:val="20"/>
               </w:rPr>
-              <w:t>10</w:t>
+              <w:t>9</w:t>
             </w:r>
           </w:p>
         </w:tc>
@@ -13147,7 +13225,7 @@
                 <w:color w:val="7A3FD6"/>
                 <w:sz w:val="20"/>
               </w:rPr>
-              <w:t>il_finale</w:t>
+              <w:t>il_bacio</w:t>
             </w:r>
           </w:p>
         </w:tc>
@@ -13189,128 +13267,13 @@
               <w:rPr>
                 <w:sz w:val="20"/>
               </w:rPr>
-              <w:t>L'eruzione, il cielo che si cuce, la scintilla che entra in Ampere, Eclio</w:t>
+              <w:t>Aren si toglie il casco, lo lascia cadere, abbraccia e bacia Lyra</w:t>
             </w:r>
           </w:p>
         </w:tc>
         <w:tc>
           <w:tcPr>
             <w:tcW w:type="dxa" w:w="1904"/>
-          </w:tcPr>
-          <w:p>
-            <w:pPr>
-              <w:spacing w:after="40"/>
-            </w:pPr>
-            <w:r>
-              <w:rPr>
-                <w:sz w:val="20"/>
-              </w:rPr>
-            </w:r>
-            <w:r>
-              <w:rPr>
-                <w:b/>
-                <w:sz w:val="20"/>
-              </w:rPr>
-              <w:t>essenziale</w:t>
-            </w:r>
-          </w:p>
-        </w:tc>
-      </w:tr>
-      <w:tr>
-        <w:tc>
-          <w:tcPr>
-            <w:tcW w:type="dxa" w:w="1904"/>
-            <w:shd w:val="clear" w:fill="F1EFF8"/>
-          </w:tcPr>
-          <w:p>
-            <w:pPr>
-              <w:spacing w:after="40"/>
-            </w:pPr>
-            <w:r>
-              <w:rPr>
-                <w:sz w:val="20"/>
-              </w:rPr>
-            </w:r>
-            <w:r>
-              <w:rPr>
-                <w:sz w:val="20"/>
-              </w:rPr>
-              <w:t>11</w:t>
-            </w:r>
-          </w:p>
-        </w:tc>
-        <w:tc>
-          <w:tcPr>
-            <w:tcW w:type="dxa" w:w="1904"/>
-            <w:shd w:val="clear" w:fill="F1EFF8"/>
-          </w:tcPr>
-          <w:p>
-            <w:pPr>
-              <w:spacing w:after="40"/>
-            </w:pPr>
-            <w:r>
-              <w:rPr>
-                <w:sz w:val="20"/>
-              </w:rPr>
-            </w:r>
-            <w:r>
-              <w:rPr>
-                <w:rFonts w:ascii="Consolas" w:hAnsi="Consolas"/>
-                <w:color w:val="7A3FD6"/>
-                <w:sz w:val="20"/>
-              </w:rPr>
-              <w:t>il_bacio</w:t>
-            </w:r>
-          </w:p>
-        </w:tc>
-        <w:tc>
-          <w:tcPr>
-            <w:tcW w:type="dxa" w:w="1904"/>
-            <w:shd w:val="clear" w:fill="F1EFF8"/>
-          </w:tcPr>
-          <w:p>
-            <w:pPr>
-              <w:spacing w:after="40"/>
-            </w:pPr>
-            <w:r>
-              <w:rPr>
-                <w:sz w:val="20"/>
-              </w:rPr>
-            </w:r>
-            <w:r>
-              <w:rPr>
-                <w:sz w:val="20"/>
-              </w:rPr>
-              <w:t>65</w:t>
-            </w:r>
-          </w:p>
-        </w:tc>
-        <w:tc>
-          <w:tcPr>
-            <w:tcW w:type="dxa" w:w="1904"/>
-            <w:shd w:val="clear" w:fill="F1EFF8"/>
-          </w:tcPr>
-          <w:p>
-            <w:pPr>
-              <w:spacing w:after="40"/>
-            </w:pPr>
-            <w:r>
-              <w:rPr>
-                <w:sz w:val="20"/>
-              </w:rPr>
-            </w:r>
-            <w:r>
-              <w:rPr>
-                <w:sz w:val="20"/>
-              </w:rPr>
-              <w:t>Aren si toglie il casco, lo lascia cadere, abbraccia e bacia Lyra</w:t>
-            </w:r>
-          </w:p>
-        </w:tc>
-        <w:tc>
-          <w:tcPr>
-            <w:tcW w:type="dxa" w:w="1904"/>
-            <w:shd w:val="clear" w:fill="F1EFF8"/>
           </w:tcPr>
           <w:p>
             <w:pPr>

--- a/VOLT_Bibbia.docx
+++ b/VOLT_Bibbia.docx
@@ -2008,7 +2008,13 @@
         <w:t>Riconquistata</w:t>
       </w:r>
       <w:r>
-        <w:t xml:space="preserve"> — settore 30: gliela strappi di mano.</w:t>
+        <w:t xml:space="preserve"> — settore 30: gliela strappi di mano. **Dal 31 al 35 la</w:t>
+      </w:r>
+      <w:r>
+        <w:t xml:space="preserve"> lanterna è tua**, te la porti dietro e la riempi: è per questo che ECHO-0 ti</w:t>
+      </w:r>
+      <w:r>
+        <w:t xml:space="preserve"> dà la caccia.</w:t>
       </w:r>
     </w:p>
     <w:p>
@@ -2022,10 +2028,22 @@
         <w:t>Persa di nuovo</w:t>
       </w:r>
       <w:r>
-        <w:t xml:space="preserve"> — settore 35: te la strappa ECHO-1, un istante prima che tu</w:t>
-      </w:r>
-      <w:r>
-        <w:t xml:space="preserve"> vinca.</w:t>
+        <w:t xml:space="preserve"> — settore 35: </w:t>
+      </w:r>
+      <w:r>
+        <w:rPr>
+          <w:b/>
+        </w:rPr>
+        <w:t>te la strappa ECHO-1 dalle mani</w:t>
+      </w:r>
+      <w:r>
+        <w:t>, un</w:t>
+      </w:r>
+      <w:r>
+        <w:t xml:space="preserve"> istante prima che tu vinca. Non la strappa a ECHO-0: ECHO-0 in quel momento</w:t>
+      </w:r>
+      <w:r>
+        <w:t xml:space="preserve"> è in ginocchio davanti a te, a un passo dal riprendersela.</w:t>
       </w:r>
     </w:p>
     <w:p>
@@ -2536,7 +2554,32 @@
         <w:t>La resa (settore 35).</w:t>
       </w:r>
       <w:r>
-        <w:t xml:space="preserve"> Sta per cadere, e proprio allora arriva ECHO-1 e gli porta via Ampere. Si arrende — non perché l'hai battuto: perché l'hanno derubato anche a lui. Si rialza e </w:t>
+        <w:t xml:space="preserve"> Sta per cadere. È in ginocchio, e la lanterna — che per cinque settori vi siete portati dietro voi — è a un passo dalla sua mano.</w:t>
+      </w:r>
+    </w:p>
+    <w:p>
+      <w:r>
+        <w:t xml:space="preserve">E proprio allora </w:t>
+      </w:r>
+      <w:r>
+        <w:rPr>
+          <w:b/>
+        </w:rPr>
+        <w:t>arriva ECHO-1 e la strappa a voi.</w:t>
+      </w:r>
+    </w:p>
+    <w:p>
+      <w:r>
+        <w:t xml:space="preserve">In un secondo restano tutti e tre senza: voi senza la luce di casa, lui senza l'unica cosa per cui esisteva. </w:t>
+      </w:r>
+      <w:r>
+        <w:rPr>
+          <w:b/>
+        </w:rPr>
+        <w:t>Si arrende non perché l'hai battuto: perché adesso avete perso la stessa cosa.</w:t>
+      </w:r>
+      <w:r>
+        <w:t xml:space="preserve"> Si rialza e </w:t>
       </w:r>
       <w:r>
         <w:rPr>
@@ -3159,7 +3202,7 @@
               <w:rPr>
                 <w:sz w:val="20"/>
               </w:rPr>
-              <w:t>ECHO-1 gli ruba Ampere; lui si arrende e apre Eclissia</w:t>
+              <w:t>Sta per riprendersi Ampere, ma ECHO-1 la strappa ai Custodi davanti a lui; si arrende e apre Eclissia</w:t>
             </w:r>
           </w:p>
         </w:tc>
@@ -4466,7 +4509,7 @@
         <w:pStyle w:val="Heading2"/>
       </w:pPr>
       <w:r>
-        <w:t>I SILENTI — le ombre che guardano [SCRITTO]</w:t>
+        <w:t>I SILENTI — le ombre che guardano [SCRITTO] (nome approvato)</w:t>
       </w:r>
     </w:p>
     <w:p>
@@ -4633,10 +4676,10 @@
         <w:rPr>
           <w:b/>
         </w:rPr>
-        <w:t>stare vicino ad Ampere.</w:t>
-      </w:r>
-      <w:r>
-        <w:t xml:space="preserve"> Non la rubano, non la toccano. Le vanno incontro come ci si mette vicino a una stufa. Per questo erano lì la notte del rapimento — non guardavano i due Custodi, </w:t>
+        <w:t>stare vicino alla corrente.</w:t>
+      </w:r>
+      <w:r>
+        <w:t xml:space="preserve"> Non la rubano e non la toccano: le vanno incontro come ci si mette vicino a una stufa. Per questo erano lì la notte del rapimento — non guardavano i due Custodi, </w:t>
       </w:r>
       <w:r>
         <w:rPr>
@@ -4658,116 +4701,22 @@
       </w:pPr>
       <w:r>
         <w:rPr>
-          <w:b/>
           <w:sz w:val="21"/>
         </w:rPr>
-        <w:t>La regola dei Silenti, e vale sempre.</w:t>
-      </w:r>
-      <w:r>
-        <w:rPr>
+        <w:t xml:space="preserve">### La regola dei Silenti ## «I Silenti non seguono un padrone. Seguono la Corrente.» Al settore 56 Ampere è nel petto di ECHO-1, e loro difendono ECHO-1. Appena la lanterna torna ai Custodi, </w:t>
+      </w:r>
+      <w:r>
+        <w:rPr>
+          <w:b/>
           <w:sz w:val="21"/>
         </w:rPr>
-        <w:t xml:space="preserve"> </w:t>
-      </w:r>
-      <w:r>
-        <w:rPr>
-          <w:b/>
+        <w:t>smettono di combattere e si voltano verso di loro</w:t>
+      </w:r>
+      <w:r>
+        <w:rPr>
           <w:sz w:val="21"/>
         </w:rPr>
-        <w:t>Non stanno con nessuno: stanno con chi ha Ampere in mano.</w:t>
-      </w:r>
-      <w:r>
-        <w:rPr>
-          <w:sz w:val="21"/>
-        </w:rPr>
-        <w:t xml:space="preserve"> Al settore 56 Ampere è nel petto di ECHO-1, e loro difendono ECHO-1. Appena la lanterna torna ai Custodi, </w:t>
-      </w:r>
-      <w:r>
-        <w:rPr>
-          <w:b/>
-          <w:sz w:val="21"/>
-        </w:rPr>
-        <w:t>smettono di combattere e si voltano verso di loro</w:t>
-      </w:r>
-      <w:r>
-        <w:rPr>
-          <w:sz w:val="21"/>
-        </w:rPr>
-        <w:t>.</w:t>
-      </w:r>
-    </w:p>
-    <w:p>
-      <w:r>
-        <w:rPr>
-          <w:b/>
-        </w:rPr>
-        <w:t>Come si combattono (settore 56).</w:t>
-      </w:r>
-      <w:r>
-        <w:t xml:space="preserve"> Sono quattro e sono il contorno dello scontro, non lo scontro: non sparano, </w:t>
-      </w:r>
-      <w:r>
-        <w:rPr>
-          <w:b/>
-        </w:rPr>
-        <w:t>camminano addosso</w:t>
-      </w:r>
-      <w:r>
-        <w:t xml:space="preserve"> e con le braccia lunghe cercano di bloccarti — chi resta preso non spara per un secondo. Si buttano giù con due colpi. Il problema è che </w:t>
-      </w:r>
-      <w:r>
-        <w:rPr>
-          <w:b/>
-        </w:rPr>
-        <w:t>tornano in piedi</w:t>
-      </w:r>
-      <w:r>
-        <w:t xml:space="preserve"> finché ECHO-1 ha almeno un cristallo acceso, e ne restano fermi tanti quanti sono i cristalli: tre cristalli, tre Silenti in piedi; ultimo cristallo, ne resta uno solo. </w:t>
-      </w:r>
-      <w:r>
-        <w:rPr>
-          <w:b/>
-        </w:rPr>
-        <w:t>Contarli è il modo di capire quanto manca.</w:t>
-      </w:r>
-    </w:p>
-    <w:p>
-      <w:r>
-        <w:t>Quando l'ultimo cristallo si spegne, si fermano tutti e quattro in piedi, e restano lì mentre Ampere torna ai Custodi.</w:t>
-      </w:r>
-    </w:p>
-    <w:p>
-      <w:r>
-        <w:rPr>
-          <w:b/>
-        </w:rPr>
-        <w:t>E poi?</w:t>
-      </w:r>
-      <w:r>
-        <w:t xml:space="preserve"> Salgono. Da lontano, dietro, senza mai raggiungerli: nei nove settori della Caldera si vedono </w:t>
-      </w:r>
-      <w:r>
-        <w:rPr>
-          <w:b/>
-        </w:rPr>
-        <w:t>in fondo alle piattaforme, fermi</w:t>
-      </w:r>
-      <w:r>
-        <w:t>, sempre di più. Alla cima sono decine. Non attaccano mai. Aspettano la lanterna.</w:t>
-      </w:r>
-    </w:p>
-    <w:p>
-      <w:r>
-        <w:t xml:space="preserve">Nel finale, quando Ampere si riaccende, </w:t>
-      </w:r>
-      <w:r>
-        <w:rPr>
-          <w:b/>
-        </w:rPr>
-        <w:t>si accendono anche loro</w:t>
-      </w:r>
-      <w:r>
-        <w:t xml:space="preserve"> — e per la prima volta hanno un colore. È il modo più semplice di far vedere che riaccendere Lumina serviva anche a qualcun altro.</w:t>
+        <w:t>. Non hanno cambiato idea: non l'avevano mai avuta.</w:t>
       </w:r>
     </w:p>
     <w:p>
@@ -4780,16 +4729,138 @@
       </w:pPr>
       <w:r>
         <w:rPr>
-          <w:b/>
           <w:sz w:val="21"/>
         </w:rPr>
-        <w:t>Il nome è una proposta.</w:t>
-      </w:r>
-      <w:r>
-        <w:rPr>
+        <w:t xml:space="preserve">### ⛔ QUESTA REGOLA NON SI DICE — vale per il gioco, i post e i filmati Fino al settore 56 i Silenti devono sembrare </w:t>
+      </w:r>
+      <w:r>
+        <w:rPr>
+          <w:b/>
           <w:sz w:val="21"/>
         </w:rPr>
-        <w:t xml:space="preserve"> «Silenti» descrive quello che fanno: guardano e non parlano mai. Se ne salta fuori uno migliore, si cambia qui e in tutti i file — sono l'unica cosa di questo capitolo ancora da approvare.</w:t>
+        <w:t>quello che sembrano</w:t>
+      </w:r>
+      <w:r>
+        <w:rPr>
+          <w:sz w:val="21"/>
+        </w:rPr>
+        <w:t xml:space="preserve">: seguaci inquietanti di ECHO-1. Il giocatore ci deve arrivare da solo, e ci arriva in un istante — quando la lanterna torna ai Custodi e loro si voltano. Quindi: </w:t>
+      </w:r>
+      <w:r>
+        <w:rPr>
+          <w:b/>
+          <w:sz w:val="21"/>
+        </w:rPr>
+        <w:t>nessun post, nessuna didascalia e nessun filmato prima del 56 può spiegare che seguono la corrente.</w:t>
+      </w:r>
+      <w:r>
+        <w:rPr>
+          <w:sz w:val="21"/>
+        </w:rPr>
+        <w:t xml:space="preserve"> Si possono mostrare, si possono nominare, non si possono spiegare. Chi scrive per Instagram lo tratti come lo si tratta in un film: la spiegazione arriva alla scena, non prima.</w:t>
+      </w:r>
+    </w:p>
+    <w:p>
+      <w:r>
+        <w:rPr>
+          <w:b/>
+        </w:rPr>
+        <w:t>Come si combattono (settore 56).</w:t>
+      </w:r>
+      <w:r>
+        <w:t xml:space="preserve"> Sono quattro e sono il contorno dello scontro, non lo scontro: non sparano, </w:t>
+      </w:r>
+      <w:r>
+        <w:rPr>
+          <w:b/>
+        </w:rPr>
+        <w:t>camminano addosso</w:t>
+      </w:r>
+      <w:r>
+        <w:t xml:space="preserve"> e con le braccia lunghe cercano di bloccarti — chi resta preso non spara per un secondo. Si buttano giù con due colpi. Il problema è che </w:t>
+      </w:r>
+      <w:r>
+        <w:rPr>
+          <w:b/>
+        </w:rPr>
+        <w:t>tornano in piedi</w:t>
+      </w:r>
+      <w:r>
+        <w:t xml:space="preserve"> finché ECHO-1 ha almeno un cristallo acceso, e ne restano fermi tanti quanti sono i cristalli: tre cristalli, tre Silenti in piedi; ultimo cristallo, ne resta uno solo. </w:t>
+      </w:r>
+      <w:r>
+        <w:rPr>
+          <w:b/>
+        </w:rPr>
+        <w:t>Contarli è il modo di capire quanto manca.</w:t>
+      </w:r>
+    </w:p>
+    <w:p>
+      <w:r>
+        <w:t>Quando l'ultimo cristallo si spegne, si fermano tutti e quattro in piedi, e restano lì mentre Ampere torna ai Custodi.</w:t>
+      </w:r>
+    </w:p>
+    <w:p>
+      <w:r>
+        <w:rPr>
+          <w:b/>
+        </w:rPr>
+        <w:t>E poi?</w:t>
+      </w:r>
+      <w:r>
+        <w:t xml:space="preserve"> Salgono. Da lontano, dietro, senza mai raggiungerli: nei nove settori della Caldera si vedono </w:t>
+      </w:r>
+      <w:r>
+        <w:rPr>
+          <w:b/>
+        </w:rPr>
+        <w:t>in fondo alle piattaforme, fermi</w:t>
+      </w:r>
+      <w:r>
+        <w:t>, sempre di più. Alla cima sono decine. Non attaccano mai. Aspettano la lanterna.</w:t>
+      </w:r>
+    </w:p>
+    <w:p>
+      <w:r>
+        <w:t xml:space="preserve">Nel finale, quando Ampere si riaccende, </w:t>
+      </w:r>
+      <w:r>
+        <w:rPr>
+          <w:b/>
+        </w:rPr>
+        <w:t>si accendono anche loro</w:t>
+      </w:r>
+      <w:r>
+        <w:t xml:space="preserve"> — e per la prima volta hanno un colore. È il modo più semplice di far vedere che riaccendere Lumina serviva anche a qualcun altro.</w:t>
+      </w:r>
+    </w:p>
+    <w:p>
+      <w:r>
+        <w:rPr>
+          <w:b/>
+        </w:rPr>
+        <w:t>Perché si chiamano così.</w:t>
+      </w:r>
+      <w:r>
+        <w:t xml:space="preserve"> «Silenti» dice quello che fanno: guardano e non parlano mai. Funziona anche fuori dall'italiano — </w:t>
+      </w:r>
+      <w:r>
+        <w:rPr>
+          <w:i/>
+        </w:rPr>
+        <w:t>The Silent Ones</w:t>
+      </w:r>
+      <w:r>
+        <w:t xml:space="preserve"> — e soprattutto </w:t>
+      </w:r>
+      <w:r>
+        <w:rPr>
+          <w:b/>
+        </w:rPr>
+        <w:t>non anticipa niente</w:t>
+      </w:r>
+      <w:r>
+        <w:t>: non c'è dentro la corrente, non c'è dentro Ampere. Un nome che spiegasse il loro rapporto con la lanterna avrebbe bruciato la scena del 56.</w:t>
       </w:r>
     </w:p>
     <w:p>
@@ -6465,7 +6536,20 @@
               <w:rPr>
                 <w:sz w:val="20"/>
               </w:rPr>
-              <w:t>: prende Ampere e sparisce</w:t>
+              <w:t xml:space="preserve">: </w:t>
+            </w:r>
+            <w:r>
+              <w:rPr>
+                <w:b/>
+                <w:sz w:val="20"/>
+              </w:rPr>
+              <w:t>strappa Ampere dalle vostre mani</w:t>
+            </w:r>
+            <w:r>
+              <w:rPr>
+                <w:sz w:val="20"/>
+              </w:rPr>
+              <w:t xml:space="preserve"> e sparisce</w:t>
             </w:r>
           </w:p>
         </w:tc>
@@ -9462,7 +9546,7 @@
         <w:pStyle w:val="Heading1"/>
       </w:pPr>
       <w:r>
-        <w:t>10. Cos'è vero oggi nel gioco (versione 30)</w:t>
+        <w:t>10. Cos'è vero oggi nel gioco (versione 58)</w:t>
       </w:r>
     </w:p>
     <w:p>
@@ -9816,7 +9900,132 @@
         <w:pStyle w:val="ListBullet"/>
       </w:pPr>
       <w:r>
-        <w:t xml:space="preserve">Oltre il 24 il gioco </w:t>
+        <w:rPr>
+          <w:b/>
+        </w:rPr>
+        <w:t>Settori 25 e 26: l'inseguimento, e non è più un corridoio vuoto.</w:t>
+      </w:r>
+      <w:r>
+        <w:t xml:space="preserve"> Tre</w:t>
+      </w:r>
+      <w:r>
+        <w:t xml:space="preserve"> volte per settore ECHO-0 </w:t>
+      </w:r>
+      <w:r>
+        <w:rPr>
+          <w:b/>
+        </w:rPr>
+        <w:t>si fa vedere</w:t>
+      </w:r>
+      <w:r>
+        <w:t>: una sagoma nera sospesa sopra di</w:t>
+      </w:r>
+      <w:r>
+        <w:t xml:space="preserve"> te, con i nastri viola, le schegge in orbita e i due occhi accesi — rosso alla</w:t>
+      </w:r>
+      <w:r>
+        <w:t xml:space="preserve"> nostra sinistra, ciano alla nostra destra. È disegnata </w:t>
+      </w:r>
+      <w:r>
+        <w:rPr>
+          <w:b/>
+        </w:rPr>
+        <w:t>dietro al terreno</w:t>
+      </w:r>
+      <w:r>
+        <w:t>,</w:t>
+      </w:r>
+      <w:r>
+        <w:t xml:space="preserve"> quindi gli passa dietro e si legge come lontana. Non spara, non si può</w:t>
+      </w:r>
+      <w:r>
+        <w:t xml:space="preserve"> colpire, non fa male: resta due secondi e mezzo, poi si sfila dentro un varco</w:t>
+      </w:r>
+      <w:r>
+        <w:t xml:space="preserve"> lasciando un anello viola. Non stai attraversando settori a caso: stai</w:t>
+      </w:r>
+      <w:r>
+        <w:t xml:space="preserve"> seguendo qualcuno.</w:t>
+      </w:r>
+    </w:p>
+    <w:p>
+      <w:pPr>
+        <w:pStyle w:val="ListBullet"/>
+      </w:pPr>
+      <w:r>
+        <w:rPr>
+          <w:b/>
+        </w:rPr>
+        <w:t>Settore 27: il secondo scontro.</w:t>
+      </w:r>
+      <w:r>
+        <w:t xml:space="preserve"> Lo stesso ECHO-0, ma di seconda mano:</w:t>
+      </w:r>
+      <w:r>
+        <w:t xml:space="preserve"> quasi il doppio della vita, più veloce, e la raffica cambia forma **secondo il</w:t>
+      </w:r>
+      <w:r>
+        <w:t xml:space="preserve"> potere che ti ha appena rubato** — se ti prende il rimbalzo i suoi colpi</w:t>
+      </w:r>
+      <w:r>
+        <w:t xml:space="preserve"> rimbalzano, se ti prende la raffica rapida ti martella. È lì che si vede che</w:t>
+      </w:r>
+      <w:r>
+        <w:t xml:space="preserve"> sta usando contro di te la tua stessa partita.</w:t>
+      </w:r>
+    </w:p>
+    <w:p>
+      <w:pPr>
+        <w:pStyle w:val="ListBullet"/>
+      </w:pPr>
+      <w:r>
+        <w:rPr>
+          <w:b/>
+        </w:rPr>
+        <w:t>Dentro la Frattura non ci sono più i Comandanti ogni cinque settori.</w:t>
+      </w:r>
+      <w:r>
+        <w:t xml:space="preserve"> Il</w:t>
+      </w:r>
+      <w:r>
+        <w:t xml:space="preserve"> ritmo dei primi venti (boss a 5-10-15-20) si spegne al 21 e ne subentra un</w:t>
+      </w:r>
+      <w:r>
+        <w:t xml:space="preserve"> altro, che è quello di ECHO-0: appuntamento al 24, al 27 e al 30, inseguimento</w:t>
+      </w:r>
+      <w:r>
+        <w:t xml:space="preserve"> in mezzo. Due ritmi insieme non funzionavano — un Comandante al 25, subito</w:t>
+      </w:r>
+      <w:r>
+        <w:t xml:space="preserve"> dopo lo scontro del 24, spezzava la caccia invece di darle respiro.</w:t>
+      </w:r>
+    </w:p>
+    <w:p>
+      <w:pPr>
+        <w:pStyle w:val="ListBullet"/>
+      </w:pPr>
+      <w:r>
+        <w:rPr>
+          <w:b/>
+        </w:rPr>
+        <w:t>Il filmato `ampere_torna`</w:t>
+      </w:r>
+      <w:r>
+        <w:t xml:space="preserve"> si vede entrando nel settore 31: è lo strappo</w:t>
+      </w:r>
+      <w:r>
+        <w:t xml:space="preserve"> della lanterna, cioè come finisce lo scontro del 30. È arrivato senza traccia</w:t>
+      </w:r>
+      <w:r>
+        <w:t xml:space="preserve"> audio, quindi su questo filmato la musica del gioco non si ferma.</w:t>
+      </w:r>
+    </w:p>
+    <w:p>
+      <w:pPr>
+        <w:pStyle w:val="ListBullet"/>
+      </w:pPr>
+      <w:r>
+        <w:t xml:space="preserve">Oltre il 27 il gioco </w:t>
       </w:r>
       <w:r>
         <w:rPr>
@@ -9836,7 +10045,7 @@
         <w:rPr>
           <w:b/>
         </w:rPr>
-        <w:t>Manca tutto l'atto II</w:t>
+        <w:t>Manca la seconda metà dell'atto II</w:t>
       </w:r>
       <w:r>
         <w:t xml:space="preserve">, cioè i settori </w:t>
@@ -9845,10 +10054,10 @@
         <w:rPr>
           <w:b/>
         </w:rPr>
-        <w:t>21-65</w:t>
-      </w:r>
-      <w:r>
-        <w:t>: la semina nei settori 15-20, la Frattura come luogo, ECHO-0 e i suoi tre scontri, il furto dei poteri, la barra della corrente addosso, Eclissia, ECHO-1 e il suo reattore, la salita in 2,5D, la cima in soggettiva, OHM, Ampere rovesciata e i filmati nuovi.</w:t>
+        <w:t>28-65</w:t>
+      </w:r>
+      <w:r>
+        <w:t>: il terzo scontro e lo strappo della lanterna, la caccia al contrario dei settori 31-35, il tradimento di ECHO-1, Eclissia, la barra della corrente addosso, i Silenti, il reattore, la salita in 2,5D, la cima in soggettiva, OHM, Ampere rovesciata e i filmati che restano.</w:t>
       </w:r>
     </w:p>
     <w:p>
@@ -12482,7 +12691,20 @@
               <w:rPr>
                 <w:sz w:val="20"/>
               </w:rPr>
-              <w:t>ECHO-0 è in ginocchio con Ampere al petto; ECHO-1 gliela strappa e sparisce</w:t>
+              <w:t xml:space="preserve">ECHO-0 è in ginocchio e allunga la mano verso la lanterna; ECHO-1 la strappa </w:t>
+            </w:r>
+            <w:r>
+              <w:rPr>
+                <w:b/>
+                <w:sz w:val="20"/>
+              </w:rPr>
+              <w:t>ai Custodi</w:t>
+            </w:r>
+            <w:r>
+              <w:rPr>
+                <w:sz w:val="20"/>
+              </w:rPr>
+              <w:t xml:space="preserve"> e sparisce; restano tutti e tre senza</w:t>
             </w:r>
           </w:p>
         </w:tc>

--- a/VOLT_Bibbia.docx
+++ b/VOLT_Bibbia.docx
@@ -10025,7 +10025,106 @@
         <w:pStyle w:val="ListBullet"/>
       </w:pPr>
       <w:r>
-        <w:t xml:space="preserve">Oltre il 27 il gioco </w:t>
+        <w:rPr>
+          <w:b/>
+        </w:rPr>
+        <w:t>Settori 28 e 29: le ultime due tappe dell'inseguimento</w:t>
+      </w:r>
+      <w:r>
+        <w:t>, con le stesse</w:t>
+      </w:r>
+      <w:r>
+        <w:t xml:space="preserve"> apparizioni del 25 e del 26.</w:t>
+      </w:r>
+    </w:p>
+    <w:p>
+      <w:pPr>
+        <w:pStyle w:val="ListBullet"/>
+      </w:pPr>
+      <w:r>
+        <w:rPr>
+          <w:b/>
+        </w:rPr>
+        <w:t>Settore 30: il terzo scontro, e la caccia finisce.</w:t>
+      </w:r>
+      <w:r>
+        <w:t xml:space="preserve"> ECHO-0 arriva alla</w:t>
+      </w:r>
+      <w:r>
+        <w:t xml:space="preserve"> terza mano — quasi il triplo della vita del primo incontro — e stavolta la</w:t>
+      </w:r>
+      <w:r>
+        <w:t xml:space="preserve"> fuga non gli riesce: il banner dice </w:t>
+      </w:r>
+      <w:r>
+        <w:rPr>
+          <w:b/>
+        </w:rPr>
+        <w:t>«STAVOLTA NO»</w:t>
+      </w:r>
+      <w:r>
+        <w:t>, il potere non te lo</w:t>
+      </w:r>
+      <w:r>
+        <w:t xml:space="preserve"> restituisce ma </w:t>
+      </w:r>
+      <w:r>
+        <w:rPr>
+          <w:b/>
+        </w:rPr>
+        <w:t>glielo riprendi</w:t>
+      </w:r>
+      <w:r>
+        <w:t>, e al posto del solito lampo viola c'è un</w:t>
+      </w:r>
+      <w:r>
+        <w:t xml:space="preserve"> lampo verde con la scritta </w:t>
+      </w:r>
+      <w:r>
+        <w:rPr>
+          <w:b/>
+        </w:rPr>
+        <w:t>«AMPERE È TORNATA»</w:t>
+      </w:r>
+      <w:r>
+        <w:t>.</w:t>
+      </w:r>
+    </w:p>
+    <w:p>
+      <w:pPr>
+        <w:pStyle w:val="ListBullet"/>
+      </w:pPr>
+      <w:r>
+        <w:rPr>
+          <w:b/>
+        </w:rPr>
+        <w:t>E subito dopo parte `ampere_torna`</w:t>
+      </w:r>
+      <w:r>
+        <w:t>, il filmato dello strappo. Il tratto</w:t>
+      </w:r>
+      <w:r>
+        <w:t xml:space="preserve"> giocabile si chiude </w:t>
+      </w:r>
+      <w:r>
+        <w:rPr>
+          <w:b/>
+        </w:rPr>
+        <w:t>dopo</w:t>
+      </w:r>
+      <w:r>
+        <w:t xml:space="preserve"> il filmato, non prima: la caccia non si ferma un</w:t>
+      </w:r>
+      <w:r>
+        <w:t xml:space="preserve"> attimo prima del momento per cui l'hai fatta.</w:t>
+      </w:r>
+    </w:p>
+    <w:p>
+      <w:pPr>
+        <w:pStyle w:val="ListBullet"/>
+      </w:pPr>
+      <w:r>
+        <w:t xml:space="preserve">Oltre il 30 il gioco </w:t>
       </w:r>
       <w:r>
         <w:rPr>
@@ -10037,7 +10136,10 @@
         <w:t>, invece di far finta: schermata</w:t>
       </w:r>
       <w:r>
-        <w:t xml:space="preserve"> «fine di questo tratto». Il confine si sposta man mano che costruiamo.</w:t>
+        <w:t xml:space="preserve"> «fine di questo tratto», e la frase dice che adesso la caccia si rovescia. Il</w:t>
+      </w:r>
+      <w:r>
+        <w:t xml:space="preserve"> confine si sposta man mano che costruiamo.</w:t>
       </w:r>
     </w:p>
     <w:p>
@@ -10054,10 +10156,10 @@
         <w:rPr>
           <w:b/>
         </w:rPr>
-        <w:t>28-65</w:t>
-      </w:r>
-      <w:r>
-        <w:t>: il terzo scontro e lo strappo della lanterna, la caccia al contrario dei settori 31-35, il tradimento di ECHO-1, Eclissia, la barra della corrente addosso, i Silenti, il reattore, la salita in 2,5D, la cima in soggettiva, OHM, Ampere rovesciata e i filmati che restano.</w:t>
+        <w:t>31-65</w:t>
+      </w:r>
+      <w:r>
+        <w:t>: la caccia al contrario dei settori 31-35, il tradimento di ECHO-1, Eclissia, la barra della corrente addosso, i Silenti, il reattore, la salita in 2,5D, la cima in soggettiva, OHM, Ampere rovesciata e i filmati che restano.</w:t>
       </w:r>
     </w:p>
     <w:p>

--- a/VOLT_Bibbia.docx
+++ b/VOLT_Bibbia.docx
@@ -10018,6 +10018,88 @@
       </w:r>
       <w:r>
         <w:t xml:space="preserve"> audio, quindi su questo filmato la musica del gioco non si ferma.</w:t>
+      </w:r>
+    </w:p>
+    <w:p>
+      <w:pPr>
+        <w:pStyle w:val="ListBullet"/>
+      </w:pPr>
+      <w:r>
+        <w:t>**I banner sono disegnati come in un fumetto, e le forme vogliono dire</w:t>
+      </w:r>
+      <w:r>
+        <w:t xml:space="preserve"> qualcosa.** In una vignetta chi parla ha la nuvoletta e chi racconta ha la</w:t>
+      </w:r>
+      <w:r>
+        <w:t xml:space="preserve"> targa: qui vale uguale.</w:t>
+      </w:r>
+      <w:r>
+        <w:t xml:space="preserve"> - </w:t>
+      </w:r>
+      <w:r>
+        <w:rPr>
+          <w:b/>
+        </w:rPr>
+        <w:t>La nuvoletta</w:t>
+      </w:r>
+      <w:r>
+        <w:t xml:space="preserve"> — nera col bordo viola, gli stessi colori di ECHO-0 — è</w:t>
+      </w:r>
+      <w:r>
+        <w:t xml:space="preserve"> </w:t>
+      </w:r>
+      <w:r>
+        <w:rPr>
+          <w:b/>
+        </w:rPr>
+        <w:t>solo</w:t>
+      </w:r>
+      <w:r>
+        <w:t xml:space="preserve"> quello che una creatura dice davvero: «HO OSSERVATO OGNI TUA</w:t>
+      </w:r>
+      <w:r>
+        <w:t xml:space="preserve"> SCELTA», «CI VEDIAMO PIÙ AVANTI», «STAVOLTA NO». **La codina punta da che</w:t>
+      </w:r>
+      <w:r>
+        <w:t xml:space="preserve"> parte sta chi parla**, se no la battuta sembra dell'eroe.</w:t>
+      </w:r>
+      <w:r>
+        <w:t xml:space="preserve"> - </w:t>
+      </w:r>
+      <w:r>
+        <w:rPr>
+          <w:b/>
+        </w:rPr>
+        <w:t>La targa gialla storta</w:t>
+      </w:r>
+      <w:r>
+        <w:t xml:space="preserve"> è il gioco che racconta: «CACCIA», «PORTALE</w:t>
+      </w:r>
+      <w:r>
+        <w:t xml:space="preserve"> APERTO!», «ONDATA 2», gli avvisi delle missioni e delle leggi.</w:t>
+      </w:r>
+      <w:r>
+        <w:t xml:space="preserve"> - </w:t>
+      </w:r>
+      <w:r>
+        <w:rPr>
+          <w:b/>
+        </w:rPr>
+        <w:t>Il lettering grosso col contorno</w:t>
+      </w:r>
+      <w:r>
+        <w:t xml:space="preserve"> è per i nomi propri di chi entra in</w:t>
+      </w:r>
+      <w:r>
+        <w:t xml:space="preserve"> scena, e per quelli soltanto: «IL DIVORATORE», «ECHO-0», «IL COMANDANTE</w:t>
+      </w:r>
+      <w:r>
+        <w:t xml:space="preserve"> DELLA LAGUNA».</w:t>
+      </w:r>
+    </w:p>
+    <w:p>
+      <w:r>
+        <w:t>Non si mescolano mai, ed è una regola di racconto prima che di grafica: se il gioco parlasse con la nuvoletta, la voce delle creature non varrebbe più niente.</w:t>
       </w:r>
     </w:p>
     <w:p>

--- a/VOLT_Bibbia.docx
+++ b/VOLT_Bibbia.docx
@@ -2216,6 +2216,26 @@
       </w:r>
       <w:r>
         <w:t xml:space="preserve"> È la prima cosa uscita dalla Frattura, non l'ultima. E non è lui ad aver rubato Ampere.</w:t>
+      </w:r>
+    </w:p>
+    <w:p>
+      <w:r>
+        <w:rPr>
+          <w:b/>
+        </w:rPr>
+        <w:t>La cella è sua, e si vede cinque settori prima di lui.</w:t>
+      </w:r>
+      <w:r>
+        <w:t xml:space="preserve"> Al quindicesimo il Comandante della Laguna la porta addosso, e quando cade sono </w:t>
+      </w:r>
+      <w:r>
+        <w:rPr>
+          <w:b/>
+        </w:rPr>
+        <w:t>i suoi viticci viola</w:t>
+      </w:r>
+      <w:r>
+        <w:t xml:space="preserve"> a venirsela a riprendere, davanti agli occhi del giocatore. È il modo in cui il Divoratore si presenta: quando finalmente lo incontri al ventesimo, non è il boss di turno — è quello che te l'ha portata via.</w:t>
       </w:r>
     </w:p>
     <w:p>
@@ -5709,8 +5729,101 @@
       </w:r>
     </w:p>
     <w:p>
-      <w:r>
-        <w:t xml:space="preserve">La lanterna sulla schiena del Comandante della Laguna è accesa e si vede da lontano. Quando lui cade, la luce verde </w:t>
+      <w:pPr>
+        <w:pStyle w:val="Heading3"/>
+      </w:pPr>
+      <w:r>
+        <w:t>Il Comandante della Laguna porta due cose che non sono sue [GIOCO]</w:t>
+      </w:r>
+    </w:p>
+    <w:p>
+      <w:r>
+        <w:t xml:space="preserve">Sulla schiena, </w:t>
+      </w:r>
+      <w:r>
+        <w:rPr>
+          <w:b/>
+        </w:rPr>
+        <w:t>la lanterna di Lumina</w:t>
+      </w:r>
+      <w:r>
+        <w:t xml:space="preserve">: accesa, verde, si vede da lontano. E dall'altra parte, appesa, </w:t>
+      </w:r>
+      <w:r>
+        <w:rPr>
+          <w:b/>
+        </w:rPr>
+        <w:t>una cella</w:t>
+      </w:r>
+      <w:r>
+        <w:t xml:space="preserve"> — una capsula viola di energia, con le costolature scure e i viticci che la tengono.</w:t>
+      </w:r>
+    </w:p>
+    <w:p>
+      <w:r>
+        <w:rPr>
+          <w:b/>
+        </w:rPr>
+        <w:t>Dentro c'è il custode rapito.</w:t>
+      </w:r>
+      <w:r>
+        <w:t xml:space="preserve"> Si muove, si scuote, bussa. Chi gioca Aren vede Lyra: i capelli viola e la ciocca gialla. Chi gioca Lyra vede Aren: il casco bianco con la cresta ciano, e il casco </w:t>
+      </w:r>
+      <w:r>
+        <w:rPr>
+          <w:b/>
+        </w:rPr>
+        <w:t>non si toglie</w:t>
+      </w:r>
+      <w:r>
+        <w:t>.</w:t>
+      </w:r>
+    </w:p>
+    <w:p>
+      <w:pPr>
+        <w:spacing w:before="160" w:after="200"/>
+        <w:ind w:left="340"/>
+        <w:pBdr>
+          <w:left w:val="single" w:sz="18" w:space="10" w:color="7A3FD6"/>
+        </w:pBdr>
+      </w:pPr>
+      <w:r>
+        <w:rPr>
+          <w:b/>
+          <w:sz w:val="21"/>
+        </w:rPr>
+        <w:t>È l'unica volta, prima del ventesimo settore, in cui si vede la persona che si sta cercando.</w:t>
+      </w:r>
+      <w:r>
+        <w:rPr>
+          <w:sz w:val="21"/>
+        </w:rPr>
+        <w:t xml:space="preserve"> Fino a qui era un nome nel filmato d'apertura. Da qui in poi è qualcuno.</w:t>
+      </w:r>
+    </w:p>
+    <w:p>
+      <w:r>
+        <w:rPr>
+          <w:b/>
+        </w:rPr>
+        <w:t>Quando il Comandante cade succedono due cose, una dopo l'altra.</w:t>
+      </w:r>
+      <w:r>
+        <w:t xml:space="preserve"> Mai insieme: sovrapposte non si capirebbe nessuna delle due.</w:t>
+      </w:r>
+    </w:p>
+    <w:p>
+      <w:pPr>
+        <w:pStyle w:val="ListNumber"/>
+      </w:pPr>
+      <w:r>
+        <w:rPr>
+          <w:b/>
+        </w:rPr>
+        <w:t>La lanterna.</w:t>
+      </w:r>
+      <w:r>
+        <w:t xml:space="preserve"> La luce verde </w:t>
       </w:r>
       <w:r>
         <w:rPr>
@@ -5719,7 +5832,76 @@
         <w:t>sale</w:t>
       </w:r>
       <w:r>
-        <w:t xml:space="preserve"> dal corpo, e a metà salita una sagoma scura attraversa lo schermo e non c'è più. Nessuna scritta, nessun filmato: chi guarda lo vede, chi non guarda lo capirà al settore 21.</w:t>
+        <w:t xml:space="preserve"> dal corpo, e a metà salita una sagoma</w:t>
+      </w:r>
+      <w:r>
+        <w:t xml:space="preserve"> scura attraversa lo schermo e non c'è più. *(È ECHO-0, ma nessuno lo sa</w:t>
+      </w:r>
+      <w:r>
+        <w:t xml:space="preserve"> ancora: si scoprirà al settore 21.)*</w:t>
+      </w:r>
+    </w:p>
+    <w:p>
+      <w:pPr>
+        <w:pStyle w:val="ListNumber"/>
+      </w:pPr>
+      <w:r>
+        <w:rPr>
+          <w:b/>
+        </w:rPr>
+        <w:t>La cella.</w:t>
+      </w:r>
+      <w:r>
+        <w:t xml:space="preserve"> Cade a terra, rimbalza e resta lì — abbastanza da vedere bene</w:t>
+      </w:r>
+      <w:r>
+        <w:t xml:space="preserve"> chi c'è dentro, e da credere per un secondo di potercela fare. Poi dal buio a</w:t>
+      </w:r>
+      <w:r>
+        <w:t xml:space="preserve"> destra arrivano </w:t>
+      </w:r>
+      <w:r>
+        <w:rPr>
+          <w:b/>
+        </w:rPr>
+        <w:t>tre viticci viola</w:t>
+      </w:r>
+      <w:r>
+        <w:t>, la afferrano, e **il tempo si ferma un</w:t>
+      </w:r>
+      <w:r>
+        <w:t xml:space="preserve"> istante**. La trascinano via piano, mentre rimpicciolisce, fino a sparire.</w:t>
+      </w:r>
+    </w:p>
+    <w:p>
+      <w:r>
+        <w:rPr>
+          <w:b/>
+        </w:rPr>
+        <w:t>Nessuna scritta, nessun filmato.</w:t>
+      </w:r>
+      <w:r>
+        <w:t xml:space="preserve"> Vale la regola di tutta la semina: chi guarda lo vede.</w:t>
+      </w:r>
+    </w:p>
+    <w:p>
+      <w:r>
+        <w:rPr>
+          <w:b/>
+        </w:rPr>
+        <w:t>Perché conta, e sono due cose.</w:t>
+      </w:r>
+      <w:r>
+        <w:t xml:space="preserve"> Primo: la caccia smette di essere astratta. Non stai attraversando venti settori per un'idea, l'hai appena vista chiusa in una gabbia. Secondo: </w:t>
+      </w:r>
+      <w:r>
+        <w:rPr>
+          <w:b/>
+        </w:rPr>
+        <w:t>quei viticci sono del Divoratore</w:t>
+      </w:r>
+      <w:r>
+        <w:t>, e sono gli stessi che al settore 20 tengono la cella. Quando arrivi da lui non è il boss di turno: è quello che te l'ha portata via davanti agli occhi.</w:t>
       </w:r>
     </w:p>
     <w:p>
@@ -9771,13 +9953,40 @@
         <w:t>La semina dei settori 15-20</w:t>
       </w:r>
       <w:r>
-        <w:t>: il Comandante della Laguna porta la lanterna</w:t>
-      </w:r>
-      <w:r>
-        <w:t xml:space="preserve"> verde sulla schiena, quando cade la luce sale e qualcosa se la porta via, e</w:t>
-      </w:r>
-      <w:r>
-        <w:t xml:space="preserve"> dal 16 al 20 Lumina va in blackout sempre più spesso.</w:t>
+        <w:t>: il Comandante della Laguna porta **due cose</w:t>
+      </w:r>
+      <w:r>
+        <w:t xml:space="preserve"> che non sono sue</w:t>
+      </w:r>
+      <w:r>
+        <w:rPr>
+          <w:b/>
+        </w:rPr>
+        <w:t xml:space="preserve"> — la lanterna verde sulla schiena e </w:t>
+      </w:r>
+      <w:r>
+        <w:t>la cella col custode</w:t>
+      </w:r>
+      <w:r>
+        <w:t xml:space="preserve"> rapito dentro**, l'unica volta prima del 20 in cui si vede la persona che si</w:t>
+      </w:r>
+      <w:r>
+        <w:t xml:space="preserve"> sta cercando. Quando cade, prima la luce verde sale e una sagoma se la porta</w:t>
+      </w:r>
+      <w:r>
+        <w:t xml:space="preserve"> via, poi la cella cade a terra e </w:t>
+      </w:r>
+      <w:r>
+        <w:rPr>
+          <w:b/>
+        </w:rPr>
+        <w:t>i viticci del Divoratore</w:t>
+      </w:r>
+      <w:r>
+        <w:t xml:space="preserve"> la trascinano</w:t>
+      </w:r>
+      <w:r>
+        <w:t xml:space="preserve"> nel buio. Dal 16 al 20 Lumina va in blackout sempre più spesso.</w:t>
       </w:r>
     </w:p>
     <w:p>

--- a/VOLT_Bibbia.docx
+++ b/VOLT_Bibbia.docx
@@ -5878,7 +5878,66 @@
         <w:rPr>
           <w:b/>
         </w:rPr>
-        <w:t>Nessuna scritta, nessun filmato.</w:t>
+        <w:t>E su ciascuno dei due furti si apre uno squarcio di fumetto.</w:t>
+      </w:r>
+      <w:r>
+        <w:t xml:space="preserve"> Una vignetta piccola, in alto, con la cornice chiara: ingrandisce il momento come il riquadro di primo piano in una pagina disegnata. Restano aperte insieme un istante, in fila, e sembrano due riquadri della stessa pagina.</w:t>
+      </w:r>
+    </w:p>
+    <w:p>
+      <w:pPr>
+        <w:pStyle w:val="ListBullet"/>
+      </w:pPr>
+      <w:r>
+        <w:rPr>
+          <w:b/>
+        </w:rPr>
+        <w:t>La prima</w:t>
+      </w:r>
+      <w:r>
+        <w:t xml:space="preserve"> è la lanterna, con tre dita nere che si chiudono su di lei.</w:t>
+      </w:r>
+    </w:p>
+    <w:p>
+      <w:pPr>
+        <w:pStyle w:val="ListBullet"/>
+      </w:pPr>
+      <w:r>
+        <w:rPr>
+          <w:b/>
+        </w:rPr>
+        <w:t>La seconda</w:t>
+      </w:r>
+      <w:r>
+        <w:t xml:space="preserve"> è il rapito che grida, e nella nuvoletta bianca c'è **il nome</w:t>
+      </w:r>
+      <w:r>
+        <w:t xml:space="preserve"> di chi sta giocando**: «AREN!» se giochi Aren, «LYRA!» se giochi Lyra. Chiama</w:t>
+      </w:r>
+      <w:r>
+        <w:t xml:space="preserve"> la persona che lo sta cercando.</w:t>
+      </w:r>
+    </w:p>
+    <w:p>
+      <w:r>
+        <w:t xml:space="preserve">La nuvoletta è </w:t>
+      </w:r>
+      <w:r>
+        <w:rPr>
+          <w:b/>
+        </w:rPr>
+        <w:t>bianca col testo scuro</w:t>
+      </w:r>
+      <w:r>
+        <w:t>, non nera col bordo viola: quella è la voce delle creature della Frattura, questa è la voce di un Custode, e la differenza si deve vedere dal colore prima ancora che dalle parole.</w:t>
+      </w:r>
+    </w:p>
+    <w:p>
+      <w:r>
+        <w:rPr>
+          <w:b/>
+        </w:rPr>
+        <w:t>Nessun'altra scritta, nessun filmato.</w:t>
       </w:r>
       <w:r>
         <w:t xml:space="preserve"> Vale la regola di tutta la semina: chi guarda lo vede.</w:t>

--- a/VOLT_Bibbia.docx
+++ b/VOLT_Bibbia.docx
@@ -5912,10 +5912,22 @@
         <w:t xml:space="preserve"> è il rapito che grida, e nella nuvoletta bianca c'è **il nome</w:t>
       </w:r>
       <w:r>
-        <w:t xml:space="preserve"> di chi sta giocando**: «AREN!» se giochi Aren, «LYRA!» se giochi Lyra. Chiama</w:t>
-      </w:r>
-      <w:r>
-        <w:t xml:space="preserve"> la persona che lo sta cercando.</w:t>
+        <w:t xml:space="preserve"> di chi sta giocando**: «AIUTO AREN!» se giochi Aren, «AIUTO LYRA!» se giochi</w:t>
+      </w:r>
+      <w:r>
+        <w:t xml:space="preserve"> Lyra. Non dice il proprio nome: chiama </w:t>
+      </w:r>
+      <w:r>
+        <w:rPr>
+          <w:b/>
+        </w:rPr>
+        <w:t>la persona che lo sta cercando</w:t>
+      </w:r>
+      <w:r>
+        <w:t>, ed</w:t>
+      </w:r>
+      <w:r>
+        <w:t xml:space="preserve"> è quella che ha il telefono in mano.</w:t>
       </w:r>
     </w:p>
     <w:p>
@@ -12177,7 +12189,7 @@
         <w:t>Fatti</w:t>
       </w:r>
       <w:r>
-        <w:t xml:space="preserve"> (già dentro il gioco, otto):</w:t>
+        <w:t xml:space="preserve"> (già dentro il gioco, nove):</w:t>
       </w:r>
     </w:p>
     <w:tbl>
@@ -12809,6 +12821,86 @@
           </w:p>
         </w:tc>
       </w:tr>
+      <w:tr>
+        <w:tc>
+          <w:tcPr>
+            <w:tcW w:type="dxa" w:w="3173"/>
+          </w:tcPr>
+          <w:p>
+            <w:pPr>
+              <w:spacing w:after="40"/>
+            </w:pPr>
+            <w:r>
+              <w:rPr>
+                <w:sz w:val="20"/>
+              </w:rPr>
+            </w:r>
+            <w:r>
+              <w:rPr>
+                <w:rFonts w:ascii="Consolas" w:hAnsi="Consolas"/>
+                <w:color w:val="7A3FD6"/>
+                <w:sz w:val="20"/>
+              </w:rPr>
+              <w:t>il_tradimento</w:t>
+            </w:r>
+          </w:p>
+        </w:tc>
+        <w:tc>
+          <w:tcPr>
+            <w:tcW w:type="dxa" w:w="3173"/>
+          </w:tcPr>
+          <w:p>
+            <w:pPr>
+              <w:spacing w:after="40"/>
+            </w:pPr>
+            <w:r>
+              <w:rPr>
+                <w:sz w:val="20"/>
+              </w:rPr>
+            </w:r>
+            <w:r>
+              <w:rPr>
+                <w:sz w:val="20"/>
+              </w:rPr>
+              <w:t>fine del settore 35</w:t>
+            </w:r>
+          </w:p>
+        </w:tc>
+        <w:tc>
+          <w:tcPr>
+            <w:tcW w:type="dxa" w:w="3173"/>
+          </w:tcPr>
+          <w:p>
+            <w:pPr>
+              <w:spacing w:after="40"/>
+            </w:pPr>
+            <w:r>
+              <w:rPr>
+                <w:sz w:val="20"/>
+              </w:rPr>
+            </w:r>
+            <w:r>
+              <w:rPr>
+                <w:sz w:val="20"/>
+              </w:rPr>
+              <w:t xml:space="preserve">ECHO-0 in ginocchio allunga la mano verso la lanterna che è in mano ai Custodi; il pugno di ECHO-1 la strappa </w:t>
+            </w:r>
+            <w:r>
+              <w:rPr>
+                <w:b/>
+                <w:sz w:val="20"/>
+              </w:rPr>
+              <w:t>a loro</w:t>
+            </w:r>
+            <w:r>
+              <w:rPr>
+                <w:sz w:val="20"/>
+              </w:rPr>
+              <w:t>; restano tutti e tre a terra con la mano tesa nel vuoto</w:t>
+            </w:r>
+          </w:p>
+        </w:tc>
+      </w:tr>
     </w:tbl>
     <w:p/>
     <w:p>
@@ -12816,10 +12908,10 @@
         <w:rPr>
           <w:b/>
         </w:rPr>
-        <w:t>Da fare: nove</w:t>
-      </w:r>
-      <w:r>
-        <w:t xml:space="preserve">, qui in ordine di settore. I sette segnati </w:t>
+        <w:t>Da fare: otto</w:t>
+      </w:r>
+      <w:r>
+        <w:t xml:space="preserve">, qui in ordine di settore. I sei segnati </w:t>
       </w:r>
       <w:r>
         <w:rPr>
@@ -13099,7 +13191,7 @@
                 <w:color w:val="7A3FD6"/>
                 <w:sz w:val="20"/>
               </w:rPr>
-              <w:t>il_tradimento</w:t>
+              <w:t>il_passaggio</w:t>
             </w:r>
           </w:p>
         </w:tc>
@@ -13143,20 +13235,7 @@
               <w:rPr>
                 <w:sz w:val="20"/>
               </w:rPr>
-              <w:t xml:space="preserve">ECHO-0 è in ginocchio e allunga la mano verso la lanterna; ECHO-1 la strappa </w:t>
-            </w:r>
-            <w:r>
-              <w:rPr>
-                <w:b/>
-                <w:sz w:val="20"/>
-              </w:rPr>
-              <w:t>ai Custodi</w:t>
-            </w:r>
-            <w:r>
-              <w:rPr>
-                <w:sz w:val="20"/>
-              </w:rPr>
-              <w:t xml:space="preserve"> e sparisce; restano tutti e tre senza</w:t>
+              <w:t>Si rialza e apre la fenditura su Eclissia: «È DI LÀ»</w:t>
             </w:r>
           </w:p>
         </w:tc>
@@ -13225,7 +13304,7 @@
                 <w:color w:val="7A3FD6"/>
                 <w:sz w:val="20"/>
               </w:rPr>
-              <w:t>il_passaggio</w:t>
+              <w:t>eclissia</w:t>
             </w:r>
           </w:p>
         </w:tc>
@@ -13246,7 +13325,7 @@
               <w:rPr>
                 <w:sz w:val="20"/>
               </w:rPr>
-              <w:t>35</w:t>
+              <w:t>36</w:t>
             </w:r>
           </w:p>
         </w:tc>
@@ -13267,7 +13346,7 @@
               <w:rPr>
                 <w:sz w:val="20"/>
               </w:rPr>
-              <w:t>Si rialza e apre la fenditura su Eclissia: «È DI LÀ»</w:t>
+              <w:t>La prima immagine del mondo nuovo, con la Caldera all'orizzonte</w:t>
             </w:r>
           </w:p>
         </w:tc>
@@ -13286,10 +13365,9 @@
             </w:r>
             <w:r>
               <w:rPr>
-                <w:b/>
-                <w:sz w:val="20"/>
-              </w:rPr>
-              <w:t>essenziale</w:t>
+                <w:sz w:val="20"/>
+              </w:rPr>
+              <w:t>desiderabile</w:t>
             </w:r>
           </w:p>
         </w:tc>
@@ -13337,7 +13415,7 @@
                 <w:color w:val="7A3FD6"/>
                 <w:sz w:val="20"/>
               </w:rPr>
-              <w:t>eclissia</w:t>
+              <w:t>il_reattore</w:t>
             </w:r>
           </w:p>
         </w:tc>
@@ -13359,7 +13437,7 @@
               <w:rPr>
                 <w:sz w:val="20"/>
               </w:rPr>
-              <w:t>36</w:t>
+              <w:t>56</w:t>
             </w:r>
           </w:p>
         </w:tc>
@@ -13381,7 +13459,7 @@
               <w:rPr>
                 <w:sz w:val="20"/>
               </w:rPr>
-              <w:t>La prima immagine del mondo nuovo, con la Caldera all'orizzonte</w:t>
+              <w:t>I tre cristalli si spengono, Ampere esce e si riempie di colpo</w:t>
             </w:r>
           </w:p>
         </w:tc>
@@ -13401,9 +13479,10 @@
             </w:r>
             <w:r>
               <w:rPr>
-                <w:sz w:val="20"/>
-              </w:rPr>
-              <w:t>desiderabile</w:t>
+                <w:b/>
+                <w:sz w:val="20"/>
+              </w:rPr>
+              <w:t>essenziale</w:t>
             </w:r>
           </w:p>
         </w:tc>
@@ -13449,7 +13528,7 @@
                 <w:color w:val="7A3FD6"/>
                 <w:sz w:val="20"/>
               </w:rPr>
-              <w:t>il_reattore</w:t>
+              <w:t>la_scelta_di_echo</w:t>
             </w:r>
           </w:p>
         </w:tc>
@@ -13491,7 +13570,7 @@
               <w:rPr>
                 <w:sz w:val="20"/>
               </w:rPr>
-              <w:t>I tre cristalli si spengono, Ampere esce e si riempie di colpo</w:t>
+              <w:t>ECHO-0 allunga la mano verso la lanterna e la ritira</w:t>
             </w:r>
           </w:p>
         </w:tc>
@@ -13561,7 +13640,7 @@
                 <w:color w:val="7A3FD6"/>
                 <w:sz w:val="20"/>
               </w:rPr>
-              <w:t>la_scelta_di_echo</w:t>
+              <w:t>la_cima</w:t>
             </w:r>
           </w:p>
         </w:tc>
@@ -13583,7 +13662,7 @@
               <w:rPr>
                 <w:sz w:val="20"/>
               </w:rPr>
-              <w:t>56</w:t>
+              <w:t>65</w:t>
             </w:r>
           </w:p>
         </w:tc>
@@ -13605,7 +13684,7 @@
               <w:rPr>
                 <w:sz w:val="20"/>
               </w:rPr>
-              <w:t>ECHO-0 allunga la mano verso la lanterna e la ritira</w:t>
+              <w:t>OHM si condensa sopra il cratere; il segno Ω si accende</w:t>
             </w:r>
           </w:p>
         </w:tc>
@@ -13674,7 +13753,7 @@
                 <w:color w:val="7A3FD6"/>
                 <w:sz w:val="20"/>
               </w:rPr>
-              <w:t>la_cima</w:t>
+              <w:t>il_finale</w:t>
             </w:r>
           </w:p>
         </w:tc>
@@ -13716,7 +13795,7 @@
               <w:rPr>
                 <w:sz w:val="20"/>
               </w:rPr>
-              <w:t>OHM si condensa sopra il cratere; il segno Ω si accende</w:t>
+              <w:t>L'eruzione, il cielo che si cuce, la scintilla che entra in Ampere, Eclio</w:t>
             </w:r>
           </w:p>
         </w:tc>
@@ -13786,7 +13865,7 @@
                 <w:color w:val="7A3FD6"/>
                 <w:sz w:val="20"/>
               </w:rPr>
-              <w:t>il_finale</w:t>
+              <w:t>il_bacio</w:t>
             </w:r>
           </w:p>
         </w:tc>
@@ -13830,7 +13909,7 @@
               <w:rPr>
                 <w:sz w:val="20"/>
               </w:rPr>
-              <w:t>L'eruzione, il cielo che si cuce, la scintilla che entra in Ampere, Eclio</w:t>
+              <w:t>Aren si toglie il casco, lo lascia cadere, abbraccia e bacia Lyra</w:t>
             </w:r>
           </w:p>
         </w:tc>
@@ -13858,121 +13937,11 @@
           </w:p>
         </w:tc>
       </w:tr>
-      <w:tr>
-        <w:tc>
-          <w:tcPr>
-            <w:tcW w:type="dxa" w:w="1904"/>
-          </w:tcPr>
-          <w:p>
-            <w:pPr>
-              <w:spacing w:after="40"/>
-            </w:pPr>
-            <w:r>
-              <w:rPr>
-                <w:sz w:val="20"/>
-              </w:rPr>
-            </w:r>
-            <w:r>
-              <w:rPr>
-                <w:sz w:val="20"/>
-              </w:rPr>
-              <w:t>9</w:t>
-            </w:r>
-          </w:p>
-        </w:tc>
-        <w:tc>
-          <w:tcPr>
-            <w:tcW w:type="dxa" w:w="1904"/>
-          </w:tcPr>
-          <w:p>
-            <w:pPr>
-              <w:spacing w:after="40"/>
-            </w:pPr>
-            <w:r>
-              <w:rPr>
-                <w:sz w:val="20"/>
-              </w:rPr>
-            </w:r>
-            <w:r>
-              <w:rPr>
-                <w:rFonts w:ascii="Consolas" w:hAnsi="Consolas"/>
-                <w:color w:val="7A3FD6"/>
-                <w:sz w:val="20"/>
-              </w:rPr>
-              <w:t>il_bacio</w:t>
-            </w:r>
-          </w:p>
-        </w:tc>
-        <w:tc>
-          <w:tcPr>
-            <w:tcW w:type="dxa" w:w="1904"/>
-          </w:tcPr>
-          <w:p>
-            <w:pPr>
-              <w:spacing w:after="40"/>
-            </w:pPr>
-            <w:r>
-              <w:rPr>
-                <w:sz w:val="20"/>
-              </w:rPr>
-            </w:r>
-            <w:r>
-              <w:rPr>
-                <w:sz w:val="20"/>
-              </w:rPr>
-              <w:t>65</w:t>
-            </w:r>
-          </w:p>
-        </w:tc>
-        <w:tc>
-          <w:tcPr>
-            <w:tcW w:type="dxa" w:w="1904"/>
-          </w:tcPr>
-          <w:p>
-            <w:pPr>
-              <w:spacing w:after="40"/>
-            </w:pPr>
-            <w:r>
-              <w:rPr>
-                <w:sz w:val="20"/>
-              </w:rPr>
-            </w:r>
-            <w:r>
-              <w:rPr>
-                <w:sz w:val="20"/>
-              </w:rPr>
-              <w:t>Aren si toglie il casco, lo lascia cadere, abbraccia e bacia Lyra</w:t>
-            </w:r>
-          </w:p>
-        </w:tc>
-        <w:tc>
-          <w:tcPr>
-            <w:tcW w:type="dxa" w:w="1904"/>
-          </w:tcPr>
-          <w:p>
-            <w:pPr>
-              <w:spacing w:after="40"/>
-            </w:pPr>
-            <w:r>
-              <w:rPr>
-                <w:sz w:val="20"/>
-              </w:rPr>
-            </w:r>
-            <w:r>
-              <w:rPr>
-                <w:b/>
-                <w:sz w:val="20"/>
-              </w:rPr>
-              <w:t>essenziale</w:t>
-            </w:r>
-          </w:p>
-        </w:tc>
-      </w:tr>
     </w:tbl>
     <w:p/>
     <w:p>
       <w:r>
-        <w:t xml:space="preserve">I sette essenziali vanno prodotti </w:t>
+        <w:t xml:space="preserve">I sei essenziali vanno prodotti </w:t>
       </w:r>
       <w:r>
         <w:rPr>
@@ -13989,7 +13958,7 @@
           <w:color w:val="7A3FD6"/>
           <w:sz w:val="19"/>
         </w:rPr>
-        <w:t>il_tradimento</w:t>
+        <w:t>il_reattore</w:t>
       </w:r>
       <w:r>
         <w:t>+</w:t>
@@ -14000,10 +13969,10 @@
           <w:color w:val="7A3FD6"/>
           <w:sz w:val="19"/>
         </w:rPr>
-        <w:t>il_passaggio</w:t>
-      </w:r>
-      <w:r>
-        <w:t xml:space="preserve">, </w:t>
+        <w:t>la_scelta_di_echo</w:t>
+      </w:r>
+      <w:r>
+        <w:t xml:space="preserve">, e </w:t>
       </w:r>
       <w:r>
         <w:rPr>
@@ -14011,7 +13980,7 @@
           <w:color w:val="7A3FD6"/>
           <w:sz w:val="19"/>
         </w:rPr>
-        <w:t>il_reattore</w:t>
+        <w:t>la_cima</w:t>
       </w:r>
       <w:r>
         <w:t>+</w:t>
@@ -14022,10 +13991,10 @@
           <w:color w:val="7A3FD6"/>
           <w:sz w:val="19"/>
         </w:rPr>
-        <w:t>la_scelta_di_echo</w:t>
-      </w:r>
-      <w:r>
-        <w:t xml:space="preserve">, e </w:t>
+        <w:t>il_finale</w:t>
+      </w:r>
+      <w:r>
+        <w:t>+</w:t>
       </w:r>
       <w:r>
         <w:rPr>
@@ -14033,32 +14002,19 @@
           <w:color w:val="7A3FD6"/>
           <w:sz w:val="19"/>
         </w:rPr>
-        <w:t>la_cima</w:t>
-      </w:r>
-      <w:r>
-        <w:t>+</w:t>
-      </w:r>
-      <w:r>
-        <w:rPr>
-          <w:rFonts w:ascii="Consolas" w:hAnsi="Consolas"/>
-          <w:color w:val="7A3FD6"/>
-          <w:sz w:val="19"/>
-        </w:rPr>
-        <w:t>il_finale</w:t>
-      </w:r>
-      <w:r>
-        <w:t>+</w:t>
-      </w:r>
-      <w:r>
-        <w:rPr>
-          <w:rFonts w:ascii="Consolas" w:hAnsi="Consolas"/>
-          <w:color w:val="7A3FD6"/>
-          <w:sz w:val="19"/>
-        </w:rPr>
         <w:t>il_bacio</w:t>
       </w:r>
       <w:r>
-        <w:t>, che sono una sequenza sola.</w:t>
+        <w:t xml:space="preserve">, che sono una sequenza sola. </w:t>
+      </w:r>
+      <w:r>
+        <w:rPr>
+          <w:b/>
+        </w:rPr>
+        <w:t>`il_passaggio` è il seguito immediato di `il_tradimento`</w:t>
+      </w:r>
+      <w:r>
+        <w:t>, che è già girato: attacca esattamente dove quello finisce.</w:t>
       </w:r>
     </w:p>
     <w:p>

--- a/VOLT_Bibbia.docx
+++ b/VOLT_Bibbia.docx
@@ -10294,10 +10294,7 @@
         <w:t xml:space="preserve"> si vede entrando nel settore 31: è lo strappo</w:t>
       </w:r>
       <w:r>
-        <w:t xml:space="preserve"> della lanterna, cioè come finisce lo scontro del 30. È arrivato senza traccia</w:t>
-      </w:r>
-      <w:r>
-        <w:t xml:space="preserve"> audio, quindi su questo filmato la musica del gioco non si ferma.</w:t>
+        <w:t xml:space="preserve"> della lanterna, cioè come finisce lo scontro del 30.</w:t>
       </w:r>
     </w:p>
     <w:p>
@@ -12809,14 +12806,7 @@
               <w:rPr>
                 <w:sz w:val="20"/>
               </w:rPr>
-              <w:t xml:space="preserve">Lo strappo: la lanterna passa di mano, si accende di verde fra Aren e Lyra, ECHO-0 indietreggia e fugge nel varco. </w:t>
-            </w:r>
-            <w:r>
-              <w:rPr>
-                <w:b/>
-                <w:sz w:val="20"/>
-              </w:rPr>
-              <w:t>È muto</w:t>
+              <w:t>Lo strappo: la lanterna passa di mano, si accende di verde fra Aren e Lyra, ECHO-0 indietreggia e fugge nel varco</w:t>
             </w:r>
           </w:p>
         </w:tc>

--- a/VOLT_Bibbia.docx
+++ b/VOLT_Bibbia.docx
@@ -2620,6 +2620,123 @@
           <w:b/>
         </w:rPr>
         <w:t>Ve la indica lo stesso.</w:t>
+      </w:r>
+    </w:p>
+    <w:p>
+      <w:pPr>
+        <w:pStyle w:val="Heading3"/>
+      </w:pPr>
+      <w:r>
+        <w:t>Il prezzo (settore 35) [SCRITTO]</w:t>
+      </w:r>
+    </w:p>
+    <w:p>
+      <w:r>
+        <w:t xml:space="preserve">E il giocatore lo vede, in una battuta sola del filmato </w:t>
+      </w:r>
+      <w:r>
+        <w:rPr>
+          <w:rFonts w:ascii="Consolas" w:hAnsi="Consolas"/>
+          <w:color w:val="7A3FD6"/>
+          <w:sz w:val="19"/>
+        </w:rPr>
+        <w:t>il_passaggio</w:t>
+      </w:r>
+      <w:r>
+        <w:t>.</w:t>
+      </w:r>
+    </w:p>
+    <w:p>
+      <w:r>
+        <w:t xml:space="preserve">Appena la fenditura si apre, </w:t>
+      </w:r>
+      <w:r>
+        <w:rPr>
+          <w:b/>
+        </w:rPr>
+        <w:t>dalla parte di là arriva un filo di luce verde</w:t>
+      </w:r>
+      <w:r>
+        <w:t xml:space="preserve"> — è Ampere, lontanissima, nel petto di ECHO-1. Quando quel filo gli tocca il petto, </w:t>
+      </w:r>
+      <w:r>
+        <w:rPr>
+          <w:b/>
+        </w:rPr>
+        <w:t>alcune schegge del suo corpo diventano trasparenti e cominciano a sfaldarsi</w:t>
+      </w:r>
+      <w:r>
+        <w:t>. Poi la luce passa oltre e tornano solide.</w:t>
+      </w:r>
+    </w:p>
+    <w:p>
+      <w:r>
+        <w:t>Non serve altro. La regola del mondo si capisce da sola:</w:t>
+      </w:r>
+    </w:p>
+    <w:p>
+      <w:pPr>
+        <w:spacing w:before="160" w:after="200"/>
+        <w:ind w:left="340"/>
+        <w:pBdr>
+          <w:left w:val="single" w:sz="18" w:space="10" w:color="7A3FD6"/>
+        </w:pBdr>
+      </w:pPr>
+      <w:r>
+        <w:rPr>
+          <w:b/>
+          <w:sz w:val="21"/>
+        </w:rPr>
+        <w:t>ECHO-0 è nato dall'assenza di Ampere. Se Ampere torna viva, lui non può più esistere.</w:t>
+      </w:r>
+    </w:p>
+    <w:p>
+      <w:r>
+        <w:rPr>
+          <w:b/>
+        </w:rPr>
+        <w:t>Non è una scoperta: è una conferma.</w:t>
+      </w:r>
+      <w:r>
+        <w:t xml:space="preserve"> Lo sospettava, e adesso l'ha visto. Per questo la faccia non è stupore ma </w:t>
+      </w:r>
+      <w:r>
+        <w:rPr>
+          <w:b/>
+        </w:rPr>
+        <w:t>rassegnazione</w:t>
+      </w:r>
+      <w:r>
+        <w:t xml:space="preserve">. Abbassa la mano dal petto, guarda i due Custodi, e </w:t>
+      </w:r>
+      <w:r>
+        <w:rPr>
+          <w:b/>
+        </w:rPr>
+        <w:t>indica lo squarcio lo stesso</w:t>
+      </w:r>
+      <w:r>
+        <w:t>.</w:t>
+      </w:r>
+    </w:p>
+    <w:p>
+      <w:r>
+        <w:rPr>
+          <w:b/>
+        </w:rPr>
+        <w:t>Ed è qui che nasce la scena del settore 56.</w:t>
+      </w:r>
+      <w:r>
+        <w:t xml:space="preserve"> Là avrà Ampere a un passo e non la prenderà. Senza questa battuta è un gesto gentile; con questa battuta il giocatore sa che prendersela era </w:t>
+      </w:r>
+      <w:r>
+        <w:rPr>
+          <w:b/>
+        </w:rPr>
+        <w:t>l'unico modo che aveva di restare vivo</w:t>
+      </w:r>
+      <w:r>
+        <w:t>. È per questo che alla fine i due Custodi non lo lasciano andare.</w:t>
       </w:r>
     </w:p>
     <w:p>
@@ -13225,7 +13342,20 @@
               <w:rPr>
                 <w:sz w:val="20"/>
               </w:rPr>
-              <w:t>Si rialza e apre la fenditura su Eclissia: «È DI LÀ»</w:t>
+              <w:t xml:space="preserve">Si rialza, apre la fenditura, </w:t>
+            </w:r>
+            <w:r>
+              <w:rPr>
+                <w:b/>
+                <w:sz w:val="20"/>
+              </w:rPr>
+              <w:t>vede il prezzo</w:t>
+            </w:r>
+            <w:r>
+              <w:rPr>
+                <w:sz w:val="20"/>
+              </w:rPr>
+              <w:t xml:space="preserve"> — la luce verde lo sfalda — e indica lo stesso: «È DI LÀ»</w:t>
             </w:r>
           </w:p>
         </w:tc>

--- a/VOLT_Bibbia.docx
+++ b/VOLT_Bibbia.docx
@@ -9916,7 +9916,7 @@
         <w:pStyle w:val="Heading1"/>
       </w:pPr>
       <w:r>
-        <w:t>10. Cos'è vero oggi nel gioco (versione 58)</w:t>
+        <w:t>10. Cos'è vero oggi nel gioco (versione 79)</w:t>
       </w:r>
     </w:p>
     <w:p>
@@ -10600,7 +10600,190 @@
         <w:pStyle w:val="ListBullet"/>
       </w:pPr>
       <w:r>
-        <w:t xml:space="preserve">Oltre il 30 il gioco </w:t>
+        <w:rPr>
+          <w:b/>
+        </w:rPr>
+        <w:t>Settori 31-34: la caccia al contrario, e il gioco si rovescia davvero.</w:t>
+      </w:r>
+      <w:r>
+        <w:t xml:space="preserve"> - </w:t>
+      </w:r>
+      <w:r>
+        <w:rPr>
+          <w:b/>
+        </w:rPr>
+        <w:t>AMPERE è tua.</w:t>
+      </w:r>
+      <w:r>
+        <w:t xml:space="preserve"> Galleggia dietro le spalle, illumina, si riempie di</w:t>
+      </w:r>
+      <w:r>
+        <w:t xml:space="preserve"> Corrente Verde — quella sparsa nei settori e quella che lasciano i mostri</w:t>
+      </w:r>
+      <w:r>
+        <w:t xml:space="preserve"> cadendo — e quando è piena </w:t>
+      </w:r>
+      <w:r>
+        <w:rPr>
+          <w:b/>
+        </w:rPr>
+        <w:t>scarica da sola</w:t>
+      </w:r>
+      <w:r>
+        <w:t>, con un filo verde che salta</w:t>
+      </w:r>
+      <w:r>
+        <w:t xml:space="preserve"> di mostro in mostro. La carica </w:t>
+      </w:r>
+      <w:r>
+        <w:rPr>
+          <w:b/>
+        </w:rPr>
+        <w:t>resta da un settore all'altro</w:t>
+      </w:r>
+      <w:r>
+        <w:t>: quello che</w:t>
+      </w:r>
+      <w:r>
+        <w:t xml:space="preserve"> hai raccolto al 31 te lo porti al 34.</w:t>
+      </w:r>
+      <w:r>
+        <w:t xml:space="preserve"> - </w:t>
+      </w:r>
+      <w:r>
+        <w:rPr>
+          <w:b/>
+        </w:rPr>
+        <w:t>ECHO-0 non ti aspetta alla fine del settore: arriva mentre giochi.</w:t>
+      </w:r>
+      <w:r>
+        <w:t xml:space="preserve"> Fra i</w:t>
+      </w:r>
+      <w:r>
+        <w:t xml:space="preserve"> nove e i quindici secondi dall'inizio, dal bordo, in alto, dalla parte in</w:t>
+      </w:r>
+      <w:r>
+        <w:t xml:space="preserve"> cui stai andando. Entra col suo nome e con una battuta: **«QUELLA LUCE NON È</w:t>
+      </w:r>
+      <w:r>
+        <w:t xml:space="preserve"> VOSTRA»**.</w:t>
+      </w:r>
+      <w:r>
+        <w:t xml:space="preserve"> - </w:t>
+      </w:r>
+      <w:r>
+        <w:rPr>
+          <w:b/>
+        </w:rPr>
+        <w:t>E non punta a te: punta alla lanterna.</w:t>
+      </w:r>
+      <w:r>
+        <w:t xml:space="preserve"> Ignora i colpi, ignora dove ti</w:t>
+      </w:r>
+      <w:r>
+        <w:t xml:space="preserve"> metti, piomba su Ampere — e più le è vicino più accelera. Quando la</w:t>
+      </w:r>
+      <w:r>
+        <w:t xml:space="preserve"> raggiunge le strappa </w:t>
+      </w:r>
+      <w:r>
+        <w:rPr>
+          <w:b/>
+        </w:rPr>
+        <w:t>ventidue punti di corrente</w:t>
+      </w:r>
+      <w:r>
+        <w:t>, la lanterna viene</w:t>
+      </w:r>
+      <w:r>
+        <w:t xml:space="preserve"> sbalzata via e lui rimbalza indietro. Poi ci riprova.</w:t>
+      </w:r>
+      <w:r>
+        <w:t xml:space="preserve"> - </w:t>
+      </w:r>
+      <w:r>
+        <w:rPr>
+          <w:b/>
+        </w:rPr>
+        <w:t>Non si uccide: si respinge.</w:t>
+      </w:r>
+      <w:r>
+        <w:t xml:space="preserve"> Se lo porti sotto metà vita, o se resiste</w:t>
+      </w:r>
+      <w:r>
+        <w:t xml:space="preserve"> ventisei secondi, se ne va — </w:t>
+      </w:r>
+      <w:r>
+        <w:rPr>
+          <w:b/>
+        </w:rPr>
+        <w:t>«TORNERÒ»</w:t>
+      </w:r>
+      <w:r>
+        <w:t xml:space="preserve"> — e lo ritrovi nel settore dopo.</w:t>
+      </w:r>
+      <w:r>
+        <w:t xml:space="preserve"> - </w:t>
+      </w:r>
+      <w:r>
+        <w:rPr>
+          <w:b/>
+        </w:rPr>
+        <w:t>Non conta come mostro</w:t>
+      </w:r>
+      <w:r>
+        <w:t>: la missione del settore resta quella che è, e si</w:t>
+      </w:r>
+      <w:r>
+        <w:t xml:space="preserve"> può chiudere anche mentre lui è lì.</w:t>
+      </w:r>
+    </w:p>
+    <w:p>
+      <w:r>
+        <w:rPr>
+          <w:b/>
+        </w:rPr>
+        <w:t>Come si sente.</w:t>
+      </w:r>
+      <w:r>
+        <w:t xml:space="preserve"> Se lo ignori ti svuota la lanterna in una quindicina di secondi. Se lo affronti ne perdi la metà e lo mandi via in dieci. È il primo scontro del gioco in cui </w:t>
+      </w:r>
+      <w:r>
+        <w:rPr>
+          <w:b/>
+        </w:rPr>
+        <w:t>non si difende la propria vita: si difende una cosa</w:t>
+      </w:r>
+      <w:r>
+        <w:t>.</w:t>
+      </w:r>
+    </w:p>
+    <w:p>
+      <w:r>
+        <w:rPr>
+          <w:b/>
+        </w:rPr>
+        <w:t>E una regola di composizione:</w:t>
+      </w:r>
+      <w:r>
+        <w:t xml:space="preserve"> in questi quattro settori </w:t>
+      </w:r>
+      <w:r>
+        <w:rPr>
+          <w:b/>
+        </w:rPr>
+        <w:t>non c'è mai la missione di FUGA</w:t>
+      </w:r>
+      <w:r>
+        <w:t>. Con un muro di tempesta alle spalle o lo semini correndo o se lo mangia il muro — due inseguitori insieme non fanno il doppio della tensione, se la tolgono a vicenda.</w:t>
+      </w:r>
+    </w:p>
+    <w:p>
+      <w:pPr>
+        <w:pStyle w:val="ListBullet"/>
+      </w:pPr>
+      <w:r>
+        <w:t xml:space="preserve">Oltre il 34 il gioco </w:t>
       </w:r>
       <w:r>
         <w:rPr>
@@ -10612,10 +10795,7 @@
         <w:t>, invece di far finta: schermata</w:t>
       </w:r>
       <w:r>
-        <w:t xml:space="preserve"> «fine di questo tratto», e la frase dice che adesso la caccia si rovescia. Il</w:t>
-      </w:r>
-      <w:r>
-        <w:t xml:space="preserve"> confine si sposta man mano che costruiamo.</w:t>
+        <w:t xml:space="preserve"> «fine di questo tratto». Il confine si sposta man mano che costruiamo.</w:t>
       </w:r>
     </w:p>
     <w:p>
@@ -10632,10 +10812,10 @@
         <w:rPr>
           <w:b/>
         </w:rPr>
-        <w:t>31-65</w:t>
-      </w:r>
-      <w:r>
-        <w:t>: la caccia al contrario dei settori 31-35, il tradimento di ECHO-1, Eclissia, la barra della corrente addosso, i Silenti, il reattore, la salita in 2,5D, la cima in soggettiva, OHM, Ampere rovesciata e i filmati che restano.</w:t>
+        <w:t>35-65</w:t>
+      </w:r>
+      <w:r>
+        <w:t>: lo scontro del 35 e il tradimento di ECHO-1, Eclissia, la barra della corrente addosso, i Silenti, il reattore, la salita in 2,5D, la cima in soggettiva, OHM, Ampere rovesciata e i filmati che restano.</w:t>
       </w:r>
     </w:p>
     <w:p>

--- a/VOLT_Bibbia.docx
+++ b/VOLT_Bibbia.docx
@@ -2563,7 +2563,75 @@
         <w:rPr>
           <w:sz w:val="21"/>
         </w:rPr>
-        <w:t>«HO OSSERVATO OGNI TUA SCELTA. ORA I TUOI POTERI APPARTENGONO A ME.» «VOI VOLETE SALVARE IL VOSTRO MONDO. IO STO SOLTANTO CERCANDO DI NON SCOMPARIRE.»</w:t>
+        <w:t xml:space="preserve">«HO OSSERVATO OGNI TUA SCELTA. ORA I TUOI POTERI APPARTENGONO A ME.» «VOI VOLETE SALVARE IL VOSTRO MONDO. IO STO SOLTANTO CERCANDO DI NON SCOMPARIRE.» «QUELLA LUCE NON È VOSTRA.» </w:t>
+      </w:r>
+      <w:r>
+        <w:rPr>
+          <w:i/>
+          <w:sz w:val="21"/>
+        </w:rPr>
+        <w:t>(quando viene a riprendersi Ampere, settori 31-34)</w:t>
+      </w:r>
+      <w:r>
+        <w:rPr>
+          <w:sz w:val="21"/>
+        </w:rPr>
+        <w:t xml:space="preserve"> «TORNERÒ.» </w:t>
+      </w:r>
+      <w:r>
+        <w:rPr>
+          <w:i/>
+          <w:sz w:val="21"/>
+        </w:rPr>
+        <w:t>(quando lo respingi)</w:t>
+      </w:r>
+      <w:r>
+        <w:rPr>
+          <w:sz w:val="21"/>
+        </w:rPr>
+        <w:t xml:space="preserve"> «È DI LÀ. PERDONATEMI… ERA L'UNICO MODO PER RESTARE VIVO.» </w:t>
+      </w:r>
+      <w:r>
+        <w:rPr>
+          <w:i/>
+          <w:sz w:val="21"/>
+        </w:rPr>
+        <w:t>(settore 35)</w:t>
+      </w:r>
+    </w:p>
+    <w:p>
+      <w:pPr>
+        <w:spacing w:before="160" w:after="200"/>
+        <w:ind w:left="340"/>
+        <w:pBdr>
+          <w:left w:val="single" w:sz="18" w:space="10" w:color="7A3FD6"/>
+        </w:pBdr>
+      </w:pPr>
+      <w:r>
+        <w:rPr>
+          <w:b/>
+          <w:sz w:val="21"/>
+        </w:rPr>
+        <w:t>ECHO-0 non spiega mai le proprie ragioni fino in fondo, e non dice mai da che parte sta.</w:t>
+      </w:r>
+      <w:r>
+        <w:rPr>
+          <w:sz w:val="21"/>
+        </w:rPr>
+        <w:t xml:space="preserve"> Fa le cose e lascia che si interpretino. È la regola che tiene in piedi i venti settori di Eclissia, dove la domanda in testa al giocatore deve restare una sola: </w:t>
+      </w:r>
+      <w:r>
+        <w:rPr>
+          <w:i/>
+          <w:sz w:val="21"/>
+        </w:rPr>
+        <w:t>quando mi tradisce?</w:t>
+      </w:r>
+      <w:r>
+        <w:rPr>
+          <w:sz w:val="21"/>
+        </w:rPr>
+        <w:t xml:space="preserve"> Una battuta come «ma è giusto che torni vostra» — proposta e scartata — scioglieva quella domanda venti settori prima del dovuto.</w:t>
       </w:r>
     </w:p>
     <w:p>

--- a/VOLT_Bibbia.docx
+++ b/VOLT_Bibbia.docx
@@ -10701,7 +10701,13 @@
         <w:t>, con un filo verde che salta</w:t>
       </w:r>
       <w:r>
-        <w:t xml:space="preserve"> di mostro in mostro. La carica </w:t>
+        <w:t xml:space="preserve"> di mostro in mostro. Le cariche sparse sono **una per ogni tratto del</w:t>
+      </w:r>
+      <w:r>
+        <w:t xml:space="preserve"> settore**, non a caso: sparpagliate a caso finivano ammucchiate in fondo e</w:t>
+      </w:r>
+      <w:r>
+        <w:t xml:space="preserve"> il primo pezzo di strada era vuoto. La carica </w:t>
       </w:r>
       <w:r>
         <w:rPr>
@@ -10725,13 +10731,31 @@
         <w:t>ECHO-0 non ti aspetta alla fine del settore: arriva mentre giochi.</w:t>
       </w:r>
       <w:r>
-        <w:t xml:space="preserve"> Fra i</w:t>
-      </w:r>
-      <w:r>
-        <w:t xml:space="preserve"> nove e i quindici secondi dall'inizio, dal bordo, in alto, dalla parte in</w:t>
-      </w:r>
-      <w:r>
-        <w:t xml:space="preserve"> cui stai andando. Entra col suo nome e con una battuta: **«QUELLA LUCE NON È</w:t>
+        <w:t xml:space="preserve"> E non</w:t>
+      </w:r>
+      <w:r>
+        <w:t xml:space="preserve"> arriva a tempo: </w:t>
+      </w:r>
+      <w:r>
+        <w:rPr>
+          <w:b/>
+        </w:rPr>
+        <w:t>arriva quando nella lanterna c'è qualcosa da prendere</w:t>
+      </w:r>
+      <w:r>
+        <w:t xml:space="preserve"> —</w:t>
+      </w:r>
+      <w:r>
+        <w:t xml:space="preserve"> dal terzo di carica in su, e mai prima di otto secondi. Se non raccogli</w:t>
+      </w:r>
+      <w:r>
+        <w:t xml:space="preserve"> niente si presenta lo stesso dopo ventisei secondi, ma il suo momento è</w:t>
+      </w:r>
+      <w:r>
+        <w:t xml:space="preserve"> quello in cui hai qualcosa da perdere. Entra dal bordo, in alto, dalla parte</w:t>
+      </w:r>
+      <w:r>
+        <w:t xml:space="preserve"> in cui stai andando, col suo nome e con una battuta: **«QUELLA LUCE NON È</w:t>
       </w:r>
       <w:r>
         <w:t xml:space="preserve"> VOSTRA»**.</w:t>

--- a/VOLT_Bibbia.docx
+++ b/VOLT_Bibbia.docx
@@ -12575,7 +12575,7 @@
         <w:t>Fatti</w:t>
       </w:r>
       <w:r>
-        <w:t xml:space="preserve"> (già dentro il gioco, nove):</w:t>
+        <w:t xml:space="preserve"> (già dentro il gioco, dieci):</w:t>
       </w:r>
     </w:p>
     <w:tbl>
@@ -13280,6 +13280,89 @@
           </w:p>
         </w:tc>
       </w:tr>
+      <w:tr>
+        <w:tc>
+          <w:tcPr>
+            <w:tcW w:type="dxa" w:w="3173"/>
+            <w:shd w:val="clear" w:fill="F1EFF8"/>
+          </w:tcPr>
+          <w:p>
+            <w:pPr>
+              <w:spacing w:after="40"/>
+            </w:pPr>
+            <w:r>
+              <w:rPr>
+                <w:sz w:val="20"/>
+              </w:rPr>
+            </w:r>
+            <w:r>
+              <w:rPr>
+                <w:rFonts w:ascii="Consolas" w:hAnsi="Consolas"/>
+                <w:color w:val="7A3FD6"/>
+                <w:sz w:val="20"/>
+              </w:rPr>
+              <w:t>il_passaggio</w:t>
+            </w:r>
+          </w:p>
+        </w:tc>
+        <w:tc>
+          <w:tcPr>
+            <w:tcW w:type="dxa" w:w="3173"/>
+            <w:shd w:val="clear" w:fill="F1EFF8"/>
+          </w:tcPr>
+          <w:p>
+            <w:pPr>
+              <w:spacing w:after="40"/>
+            </w:pPr>
+            <w:r>
+              <w:rPr>
+                <w:sz w:val="20"/>
+              </w:rPr>
+            </w:r>
+            <w:r>
+              <w:rPr>
+                <w:sz w:val="20"/>
+              </w:rPr>
+              <w:t>subito dopo, senza stacco</w:t>
+            </w:r>
+          </w:p>
+        </w:tc>
+        <w:tc>
+          <w:tcPr>
+            <w:tcW w:type="dxa" w:w="3173"/>
+            <w:shd w:val="clear" w:fill="F1EFF8"/>
+          </w:tcPr>
+          <w:p>
+            <w:pPr>
+              <w:spacing w:after="40"/>
+            </w:pPr>
+            <w:r>
+              <w:rPr>
+                <w:sz w:val="20"/>
+              </w:rPr>
+            </w:r>
+            <w:r>
+              <w:rPr>
+                <w:sz w:val="20"/>
+              </w:rPr>
+              <w:t xml:space="preserve">Si rialza e apre la fenditura su Eclissia; </w:t>
+            </w:r>
+            <w:r>
+              <w:rPr>
+                <w:b/>
+                <w:sz w:val="20"/>
+              </w:rPr>
+              <w:t>il filo di luce verde gli attraversa il petto e lo sfalda</w:t>
+            </w:r>
+            <w:r>
+              <w:rPr>
+                <w:sz w:val="20"/>
+              </w:rPr>
+              <w:t xml:space="preserve"> — è il prezzo; poi indica la strada lo stesso: «È DI LÀ. PERDONATEMI… ERA L'UNICO MODO PER RESTARE VIVO.»</w:t>
+            </w:r>
+          </w:p>
+        </w:tc>
+      </w:tr>
     </w:tbl>
     <w:p/>
     <w:p>
@@ -13287,10 +13370,10 @@
         <w:rPr>
           <w:b/>
         </w:rPr>
-        <w:t>Da fare: otto</w:t>
-      </w:r>
-      <w:r>
-        <w:t xml:space="preserve">, qui in ordine di settore. I sei segnati </w:t>
+        <w:t>Da fare: sette</w:t>
+      </w:r>
+      <w:r>
+        <w:t xml:space="preserve">, qui in ordine di settore. I cinque segnati </w:t>
       </w:r>
       <w:r>
         <w:rPr>
@@ -13570,7 +13653,7 @@
                 <w:color w:val="7A3FD6"/>
                 <w:sz w:val="20"/>
               </w:rPr>
-              <w:t>il_passaggio</w:t>
+              <w:t>eclissia</w:t>
             </w:r>
           </w:p>
         </w:tc>
@@ -13592,7 +13675,7 @@
               <w:rPr>
                 <w:sz w:val="20"/>
               </w:rPr>
-              <w:t>35</w:t>
+              <w:t>36</w:t>
             </w:r>
           </w:p>
         </w:tc>
@@ -13614,20 +13697,7 @@
               <w:rPr>
                 <w:sz w:val="20"/>
               </w:rPr>
-              <w:t xml:space="preserve">Si rialza, apre la fenditura, </w:t>
-            </w:r>
-            <w:r>
-              <w:rPr>
-                <w:b/>
-                <w:sz w:val="20"/>
-              </w:rPr>
-              <w:t>vede il prezzo</w:t>
-            </w:r>
-            <w:r>
-              <w:rPr>
-                <w:sz w:val="20"/>
-              </w:rPr>
-              <w:t xml:space="preserve"> — la luce verde lo sfalda — e indica lo stesso: «È DI LÀ»</w:t>
+              <w:t>La prima immagine del mondo nuovo, con la Caldera all'orizzonte</w:t>
             </w:r>
           </w:p>
         </w:tc>
@@ -13647,10 +13717,9 @@
             </w:r>
             <w:r>
               <w:rPr>
-                <w:b/>
-                <w:sz w:val="20"/>
-              </w:rPr>
-              <w:t>essenziale</w:t>
+                <w:sz w:val="20"/>
+              </w:rPr>
+              <w:t>desiderabile</w:t>
             </w:r>
           </w:p>
         </w:tc>
@@ -13696,7 +13765,7 @@
                 <w:color w:val="7A3FD6"/>
                 <w:sz w:val="20"/>
               </w:rPr>
-              <w:t>eclissia</w:t>
+              <w:t>il_reattore</w:t>
             </w:r>
           </w:p>
         </w:tc>
@@ -13717,7 +13786,7 @@
               <w:rPr>
                 <w:sz w:val="20"/>
               </w:rPr>
-              <w:t>36</w:t>
+              <w:t>56</w:t>
             </w:r>
           </w:p>
         </w:tc>
@@ -13738,7 +13807,7 @@
               <w:rPr>
                 <w:sz w:val="20"/>
               </w:rPr>
-              <w:t>La prima immagine del mondo nuovo, con la Caldera all'orizzonte</w:t>
+              <w:t>I tre cristalli si spengono, Ampere esce e si riempie di colpo</w:t>
             </w:r>
           </w:p>
         </w:tc>
@@ -13757,9 +13826,10 @@
             </w:r>
             <w:r>
               <w:rPr>
-                <w:sz w:val="20"/>
-              </w:rPr>
-              <w:t>desiderabile</w:t>
+                <w:b/>
+                <w:sz w:val="20"/>
+              </w:rPr>
+              <w:t>essenziale</w:t>
             </w:r>
           </w:p>
         </w:tc>
@@ -13807,7 +13877,7 @@
                 <w:color w:val="7A3FD6"/>
                 <w:sz w:val="20"/>
               </w:rPr>
-              <w:t>il_reattore</w:t>
+              <w:t>la_scelta_di_echo</w:t>
             </w:r>
           </w:p>
         </w:tc>
@@ -13851,7 +13921,7 @@
               <w:rPr>
                 <w:sz w:val="20"/>
               </w:rPr>
-              <w:t>I tre cristalli si spengono, Ampere esce e si riempie di colpo</w:t>
+              <w:t>ECHO-0 allunga la mano verso la lanterna e la ritira</w:t>
             </w:r>
           </w:p>
         </w:tc>
@@ -13920,7 +13990,7 @@
                 <w:color w:val="7A3FD6"/>
                 <w:sz w:val="20"/>
               </w:rPr>
-              <w:t>la_scelta_di_echo</w:t>
+              <w:t>la_cima</w:t>
             </w:r>
           </w:p>
         </w:tc>
@@ -13941,7 +14011,7 @@
               <w:rPr>
                 <w:sz w:val="20"/>
               </w:rPr>
-              <w:t>56</w:t>
+              <w:t>65</w:t>
             </w:r>
           </w:p>
         </w:tc>
@@ -13962,7 +14032,7 @@
               <w:rPr>
                 <w:sz w:val="20"/>
               </w:rPr>
-              <w:t>ECHO-0 allunga la mano verso la lanterna e la ritira</w:t>
+              <w:t>OHM si condensa sopra il cratere; il segno Ω si accende</w:t>
             </w:r>
           </w:p>
         </w:tc>
@@ -14032,7 +14102,7 @@
                 <w:color w:val="7A3FD6"/>
                 <w:sz w:val="20"/>
               </w:rPr>
-              <w:t>la_cima</w:t>
+              <w:t>il_finale</w:t>
             </w:r>
           </w:p>
         </w:tc>
@@ -14076,7 +14146,7 @@
               <w:rPr>
                 <w:sz w:val="20"/>
               </w:rPr>
-              <w:t>OHM si condensa sopra il cratere; il segno Ω si accende</w:t>
+              <w:t>L'eruzione, il cielo che si cuce, la scintilla che entra in Ampere, Eclio</w:t>
             </w:r>
           </w:p>
         </w:tc>
@@ -14145,7 +14215,7 @@
                 <w:color w:val="7A3FD6"/>
                 <w:sz w:val="20"/>
               </w:rPr>
-              <w:t>il_finale</w:t>
+              <w:t>il_bacio</w:t>
             </w:r>
           </w:p>
         </w:tc>
@@ -14187,7 +14257,7 @@
               <w:rPr>
                 <w:sz w:val="20"/>
               </w:rPr>
-              <w:t>L'eruzione, il cielo che si cuce, la scintilla che entra in Ampere, Eclio</w:t>
+              <w:t>Aren si toglie il casco, lo lascia cadere, abbraccia e bacia Lyra</w:t>
             </w:r>
           </w:p>
         </w:tc>
@@ -14214,126 +14284,11 @@
           </w:p>
         </w:tc>
       </w:tr>
-      <w:tr>
-        <w:tc>
-          <w:tcPr>
-            <w:tcW w:type="dxa" w:w="1904"/>
-            <w:shd w:val="clear" w:fill="F1EFF8"/>
-          </w:tcPr>
-          <w:p>
-            <w:pPr>
-              <w:spacing w:after="40"/>
-            </w:pPr>
-            <w:r>
-              <w:rPr>
-                <w:sz w:val="20"/>
-              </w:rPr>
-            </w:r>
-            <w:r>
-              <w:rPr>
-                <w:sz w:val="20"/>
-              </w:rPr>
-              <w:t>8</w:t>
-            </w:r>
-          </w:p>
-        </w:tc>
-        <w:tc>
-          <w:tcPr>
-            <w:tcW w:type="dxa" w:w="1904"/>
-            <w:shd w:val="clear" w:fill="F1EFF8"/>
-          </w:tcPr>
-          <w:p>
-            <w:pPr>
-              <w:spacing w:after="40"/>
-            </w:pPr>
-            <w:r>
-              <w:rPr>
-                <w:sz w:val="20"/>
-              </w:rPr>
-            </w:r>
-            <w:r>
-              <w:rPr>
-                <w:rFonts w:ascii="Consolas" w:hAnsi="Consolas"/>
-                <w:color w:val="7A3FD6"/>
-                <w:sz w:val="20"/>
-              </w:rPr>
-              <w:t>il_bacio</w:t>
-            </w:r>
-          </w:p>
-        </w:tc>
-        <w:tc>
-          <w:tcPr>
-            <w:tcW w:type="dxa" w:w="1904"/>
-            <w:shd w:val="clear" w:fill="F1EFF8"/>
-          </w:tcPr>
-          <w:p>
-            <w:pPr>
-              <w:spacing w:after="40"/>
-            </w:pPr>
-            <w:r>
-              <w:rPr>
-                <w:sz w:val="20"/>
-              </w:rPr>
-            </w:r>
-            <w:r>
-              <w:rPr>
-                <w:sz w:val="20"/>
-              </w:rPr>
-              <w:t>65</w:t>
-            </w:r>
-          </w:p>
-        </w:tc>
-        <w:tc>
-          <w:tcPr>
-            <w:tcW w:type="dxa" w:w="1904"/>
-            <w:shd w:val="clear" w:fill="F1EFF8"/>
-          </w:tcPr>
-          <w:p>
-            <w:pPr>
-              <w:spacing w:after="40"/>
-            </w:pPr>
-            <w:r>
-              <w:rPr>
-                <w:sz w:val="20"/>
-              </w:rPr>
-            </w:r>
-            <w:r>
-              <w:rPr>
-                <w:sz w:val="20"/>
-              </w:rPr>
-              <w:t>Aren si toglie il casco, lo lascia cadere, abbraccia e bacia Lyra</w:t>
-            </w:r>
-          </w:p>
-        </w:tc>
-        <w:tc>
-          <w:tcPr>
-            <w:tcW w:type="dxa" w:w="1904"/>
-            <w:shd w:val="clear" w:fill="F1EFF8"/>
-          </w:tcPr>
-          <w:p>
-            <w:pPr>
-              <w:spacing w:after="40"/>
-            </w:pPr>
-            <w:r>
-              <w:rPr>
-                <w:sz w:val="20"/>
-              </w:rPr>
-            </w:r>
-            <w:r>
-              <w:rPr>
-                <w:b/>
-                <w:sz w:val="20"/>
-              </w:rPr>
-              <w:t>essenziale</w:t>
-            </w:r>
-          </w:p>
-        </w:tc>
-      </w:tr>
     </w:tbl>
     <w:p/>
     <w:p>
       <w:r>
-        <w:t xml:space="preserve">I sei essenziali vanno prodotti </w:t>
+        <w:t xml:space="preserve">I cinque essenziali vanno prodotti </w:t>
       </w:r>
       <w:r>
         <w:rPr>
@@ -14397,16 +14352,7 @@
         <w:t>il_bacio</w:t>
       </w:r>
       <w:r>
-        <w:t xml:space="preserve">, che sono una sequenza sola. </w:t>
-      </w:r>
-      <w:r>
-        <w:rPr>
-          <w:b/>
-        </w:rPr>
-        <w:t>`il_passaggio` è il seguito immediato di `il_tradimento`</w:t>
-      </w:r>
-      <w:r>
-        <w:t>, che è già girato: attacca esattamente dove quello finisce.</w:t>
+        <w:t>, che sono una sequenza sola.</w:t>
       </w:r>
     </w:p>
     <w:p>

--- a/VOLT_Bibbia.docx
+++ b/VOLT_Bibbia.docx
@@ -2584,6 +2584,19 @@
           <w:sz w:val="21"/>
         </w:rPr>
         <w:t>(quando lo respingi)</w:t>
+      </w:r>
+      <w:r>
+        <w:rPr>
+          <w:sz w:val="21"/>
+        </w:rPr>
+        <w:t xml:space="preserve"> «NON HO PIÙ NIENTE DA RUBARVI.» </w:t>
+      </w:r>
+      <w:r>
+        <w:rPr>
+          <w:i/>
+          <w:sz w:val="21"/>
+        </w:rPr>
+        <w:t>(quando cade, settore 35)</w:t>
       </w:r>
       <w:r>
         <w:rPr>
@@ -9984,7 +9997,7 @@
         <w:pStyle w:val="Heading1"/>
       </w:pPr>
       <w:r>
-        <w:t>10. Cos'è vero oggi nel gioco (versione 79)</w:t>
+        <w:t>10. Cos'è vero oggi nel gioco (versione 84)</w:t>
       </w:r>
     </w:p>
     <w:p>
@@ -10875,7 +10888,166 @@
         <w:pStyle w:val="ListBullet"/>
       </w:pPr>
       <w:r>
-        <w:t xml:space="preserve">Oltre il 34 il gioco </w:t>
+        <w:rPr>
+          <w:b/>
+        </w:rPr>
+        <w:t>Settore 35: lo scontro vero, e l'unico in cui ECHO-0 non scappa.</w:t>
+      </w:r>
+      <w:r>
+        <w:t xml:space="preserve"> - È il quarto e ultimo appuntamento, ed è </w:t>
+      </w:r>
+      <w:r>
+        <w:rPr>
+          <w:b/>
+        </w:rPr>
+        <w:t>il più duro di tutti</w:t>
+      </w:r>
+      <w:r>
+        <w:t>: quasi il</w:t>
+      </w:r>
+      <w:r>
+        <w:t xml:space="preserve"> quadruplo della vita del primo incontro.</w:t>
+      </w:r>
+      <w:r>
+        <w:t xml:space="preserve"> - </w:t>
+      </w:r>
+      <w:r>
+        <w:rPr>
+          <w:b/>
+        </w:rPr>
+        <w:t>Combatte su due fronti insieme</w:t>
+      </w:r>
+      <w:r>
+        <w:t>, ed è la somma dei tre scontri che hai</w:t>
+      </w:r>
+      <w:r>
+        <w:t xml:space="preserve"> già fatto: ti tiene a distanza e ti martella come al 24, e ogni sei-dieci</w:t>
+      </w:r>
+      <w:r>
+        <w:t xml:space="preserve"> secondi </w:t>
+      </w:r>
+      <w:r>
+        <w:rPr>
+          <w:b/>
+        </w:rPr>
+        <w:t>molla tutto e si butta sulla lanterna</w:t>
+      </w:r>
+      <w:r>
+        <w:t xml:space="preserve"> come nei settori della</w:t>
+      </w:r>
+      <w:r>
+        <w:t xml:space="preserve"> caccia. Chi ha giocato dal 21 riconosce tutte e due le cose.</w:t>
+      </w:r>
+      <w:r>
+        <w:t xml:space="preserve"> - </w:t>
+      </w:r>
+      <w:r>
+        <w:rPr>
+          <w:b/>
+        </w:rPr>
+        <w:t>Non fugge: cade.</w:t>
+      </w:r>
+      <w:r>
+        <w:t xml:space="preserve"> Sotto il 14% della vita si piega su un fianco, si</w:t>
+      </w:r>
+      <w:r>
+        <w:t xml:space="preserve"> appoggia a terra e resta lì — banner </w:t>
+      </w:r>
+      <w:r>
+        <w:rPr>
+          <w:b/>
+        </w:rPr>
+        <w:t>«NON SI RIALZA»</w:t>
+      </w:r>
+      <w:r>
+        <w:t>, e un attimo dopo</w:t>
+      </w:r>
+      <w:r>
+        <w:t xml:space="preserve"> la sua ultima battuta: </w:t>
+      </w:r>
+      <w:r>
+        <w:rPr>
+          <w:b/>
+        </w:rPr>
+        <w:t>«NON HO PIÙ NIENTE DA RUBARVI»</w:t>
+      </w:r>
+      <w:r>
+        <w:t>.</w:t>
+      </w:r>
+      <w:r>
+        <w:t xml:space="preserve"> - </w:t>
+      </w:r>
+      <w:r>
+        <w:rPr>
+          <w:b/>
+        </w:rPr>
+        <w:t>Da lì non si può più colpire.</w:t>
+      </w:r>
+      <w:r>
+        <w:t xml:space="preserve"> Infierire su uno in ginocchio non è quello</w:t>
+      </w:r>
+      <w:r>
+        <w:t xml:space="preserve"> che fanno i Custodi, e il gioco non lo permette. Il portale si apre da solo.</w:t>
+      </w:r>
+      <w:r>
+        <w:t xml:space="preserve"> - </w:t>
+      </w:r>
+      <w:r>
+        <w:rPr>
+          <w:b/>
+        </w:rPr>
+        <w:t>Quello che succede dopo lo racconta il filmato, non il gioco.</w:t>
+      </w:r>
+      <w:r>
+        <w:t xml:space="preserve"> Si entra</w:t>
+      </w:r>
+      <w:r>
+        <w:t xml:space="preserve"> nel portale e partono </w:t>
+      </w:r>
+      <w:r>
+        <w:rPr>
+          <w:rFonts w:ascii="Consolas" w:hAnsi="Consolas"/>
+          <w:color w:val="7A3FD6"/>
+          <w:sz w:val="19"/>
+        </w:rPr>
+        <w:t>il_tradimento</w:t>
+      </w:r>
+      <w:r>
+        <w:t xml:space="preserve"> e </w:t>
+      </w:r>
+      <w:r>
+        <w:rPr>
+          <w:rFonts w:ascii="Consolas" w:hAnsi="Consolas"/>
+          <w:color w:val="7A3FD6"/>
+          <w:sz w:val="19"/>
+        </w:rPr>
+        <w:t>il_passaggio</w:t>
+      </w:r>
+      <w:r>
+        <w:t xml:space="preserve"> di fila, senza</w:t>
+      </w:r>
+      <w:r>
+        <w:t xml:space="preserve"> stacco: la mano di ECHO-1 che strappa Ampere </w:t>
+      </w:r>
+      <w:r>
+        <w:rPr>
+          <w:b/>
+        </w:rPr>
+        <w:t>ai Custodi</w:t>
+      </w:r>
+      <w:r>
+        <w:t>, il prezzo, e la</w:t>
+      </w:r>
+      <w:r>
+        <w:t xml:space="preserve"> strada aperta verso Eclissia.</w:t>
+      </w:r>
+    </w:p>
+    <w:p>
+      <w:pPr>
+        <w:pStyle w:val="ListBullet"/>
+      </w:pPr>
+      <w:r>
+        <w:t xml:space="preserve">Oltre il 35 il gioco </w:t>
       </w:r>
       <w:r>
         <w:rPr>
@@ -10887,7 +11059,10 @@
         <w:t>, invece di far finta: schermata</w:t>
       </w:r>
       <w:r>
-        <w:t xml:space="preserve"> «fine di questo tratto». Il confine si sposta man mano che costruiamo.</w:t>
+        <w:t xml:space="preserve"> «fine di questo tratto», dopo aver fatto vedere i due filmati. Il confine si</w:t>
+      </w:r>
+      <w:r>
+        <w:t xml:space="preserve"> sposta man mano che costruiamo.</w:t>
       </w:r>
     </w:p>
     <w:p>
@@ -10904,10 +11079,10 @@
         <w:rPr>
           <w:b/>
         </w:rPr>
-        <w:t>35-65</w:t>
-      </w:r>
-      <w:r>
-        <w:t>: lo scontro del 35 e il tradimento di ECHO-1, Eclissia, la barra della corrente addosso, i Silenti, il reattore, la salita in 2,5D, la cima in soggettiva, OHM, Ampere rovesciata e i filmati che restano.</w:t>
+        <w:t>36-65</w:t>
+      </w:r>
+      <w:r>
+        <w:t>: il tradimento di ECHO-1, Eclissia, la barra della corrente addosso, i Silenti, il reattore, la salita in 2,5D, la cima in soggettiva, OHM, Ampere rovesciata e i filmati che restano.</w:t>
       </w:r>
     </w:p>
     <w:p>

--- a/VOLT_Bibbia.docx
+++ b/VOLT_Bibbia.docx
@@ -963,7 +963,7 @@
         <w:pStyle w:val="Heading2"/>
       </w:pPr>
       <w:r>
-        <w:t>La corrente addosso [SCRITTO]</w:t>
+        <w:t>La corrente addosso [GIOCO] (dalla versione 89)</w:t>
       </w:r>
     </w:p>
     <w:p>
@@ -1008,7 +1008,7 @@
         <w:t>barra verde fluo in alto</w:t>
       </w:r>
       <w:r>
-        <w:t xml:space="preserve"> che si riempie mano a mano che si raccoglie. Più è piena, più è instabile: ogni tanto </w:t>
+        <w:t xml:space="preserve"> che si riempie mano a mano che si raccoglie, e che pulsa quando supera il settanta per cento. Più è piena, più è instabile: ogni tanto </w:t>
       </w:r>
       <w:r>
         <w:rPr>
@@ -1017,7 +1017,32 @@
         <w:t>scarica da sola</w:t>
       </w:r>
       <w:r>
-        <w:t xml:space="preserve"> — un lampo, una scossa, il personaggio che perde un istante il controllo — e più sale, più capita spesso. Non toglie vite: toglie tranquillità. Al settore 56, appena Ampere torna, </w:t>
+        <w:t xml:space="preserve"> — un lampo, una scossa, il personaggio che perde un istante il controllo — e più sale, più capita spesso. </w:t>
+      </w:r>
+      <w:r>
+        <w:rPr>
+          <w:b/>
+        </w:rPr>
+        <w:t>Non toglie vite: toglie tranquillità.</w:t>
+      </w:r>
+    </w:p>
+    <w:p>
+      <w:r>
+        <w:t xml:space="preserve">I numeri, misurati: al 30% della barra scappa ogni quindici secondi, al 60% ogni sette e mezzo, quasi piena ogni tre e mezzo. Ogni scarica costa un quarto di secondo di comandi che non rispondono e un pezzo di barra — e </w:t>
+      </w:r>
+      <w:r>
+        <w:rPr>
+          <w:b/>
+        </w:rPr>
+        <w:t>quel pezzo non torna più</w:t>
+      </w:r>
+      <w:r>
+        <w:t>. Il lampo intanto salta addosso a quello che hai vicino, fino a quattro mostri: non lo decidi tu e non lo puoi puntare, quindi è una cosa che ti capita, non un'arma.</w:t>
+      </w:r>
+    </w:p>
+    <w:p>
+      <w:r>
+        <w:t xml:space="preserve">Al settore 56, appena Ampere torna, </w:t>
       </w:r>
       <w:r>
         <w:rPr>
@@ -9997,7 +10022,7 @@
         <w:pStyle w:val="Heading1"/>
       </w:pPr>
       <w:r>
-        <w:t>10. Cos'è vero oggi nel gioco (versione 84)</w:t>
+        <w:t>10. Cos'è vero oggi nel gioco (versione 89)</w:t>
       </w:r>
     </w:p>
     <w:p>
@@ -11047,7 +11072,184 @@
         <w:pStyle w:val="ListBullet"/>
       </w:pPr>
       <w:r>
-        <w:t xml:space="preserve">Oltre il 35 il gioco </w:t>
+        <w:rPr>
+          <w:b/>
+        </w:rPr>
+        <w:t>ECLISSIA esiste, dal settore 36.</w:t>
+      </w:r>
+      <w:r>
+        <w:t xml:space="preserve"> Il fondale è la tavola di riferimento</w:t>
+      </w:r>
+      <w:r>
+        <w:t xml:space="preserve"> ritagliata: l'eclissi, la nebbia viola, le rovine e il vulcano che lampeggia</w:t>
+      </w:r>
+      <w:r>
+        <w:t xml:space="preserve"> all'orizzonte. La roccia ha perso il colore — viola smorto, prugna — e sopra</w:t>
+      </w:r>
+      <w:r>
+        <w:t xml:space="preserve"> non cresce erba. Niente Comandanti: lì il ritmo lo danno le leggi.</w:t>
+      </w:r>
+    </w:p>
+    <w:p>
+      <w:pPr>
+        <w:pStyle w:val="ListBullet"/>
+      </w:pPr>
+      <w:r>
+        <w:rPr>
+          <w:b/>
+        </w:rPr>
+        <w:t>Le leggi del mondo sono in campagna.</w:t>
+      </w:r>
+      <w:r>
+        <w:t xml:space="preserve"> Dal 36 il mondo cambia regola **ogni</w:t>
+      </w:r>
+      <w:r>
+        <w:t xml:space="preserve"> tre settori**, col conto che riparte da capo: i primi tre servono a prendere</w:t>
+      </w:r>
+      <w:r>
+        <w:t xml:space="preserve"> le misure, poi escono tutte e sette mescolate — pioggia di fuoco, eco,</w:t>
+      </w:r>
+      <w:r>
+        <w:t xml:space="preserve"> giganti, piattaforme instabili, buio, bassa gravità, tempesta.</w:t>
+      </w:r>
+    </w:p>
+    <w:p>
+      <w:pPr>
+        <w:pStyle w:val="ListBullet"/>
+      </w:pPr>
+      <w:r>
+        <w:rPr>
+          <w:b/>
+        </w:rPr>
+        <w:t>LA CORRENTE ADDOSSO, ed è la cosa nuova più grossa dai fondali in poi.</w:t>
+      </w:r>
+      <w:r>
+        <w:t xml:space="preserve"> - Ampere ce l'ha ECHO-1 nel petto, quindi la corrente **non si può mettere da</w:t>
+      </w:r>
+      <w:r>
+        <w:t xml:space="preserve"> nessuna parte**: te la tieni in corpo.</w:t>
+      </w:r>
+      <w:r>
+        <w:t xml:space="preserve"> - </w:t>
+      </w:r>
+      <w:r>
+        <w:rPr>
+          <w:b/>
+        </w:rPr>
+        <w:t>Barra verde fluo in alto</w:t>
+      </w:r>
+      <w:r>
+        <w:t>, larga, che pulsa quando supera il settanta per</w:t>
+      </w:r>
+      <w:r>
+        <w:t xml:space="preserve"> cento. Non è una risorsa da guardare quando serve: è una cosa che ti stai</w:t>
+      </w:r>
+      <w:r>
+        <w:t xml:space="preserve"> portando addosso e che non dovresti dimenticarti.</w:t>
+      </w:r>
+      <w:r>
+        <w:t xml:space="preserve"> - </w:t>
+      </w:r>
+      <w:r>
+        <w:rPr>
+          <w:b/>
+        </w:rPr>
+        <w:t>Si vede sul personaggio</w:t>
+      </w:r>
+      <w:r>
+        <w:t>: vene verdi che salgono lungo il corpo, sempre</w:t>
+      </w:r>
+      <w:r>
+        <w:t xml:space="preserve"> più fitte e luminose man mano che la barra sale, e scintille che saltano via</w:t>
+      </w:r>
+      <w:r>
+        <w:t xml:space="preserve"> da sole. Sono pieni di una cosa che non è loro.</w:t>
+      </w:r>
+      <w:r>
+        <w:t xml:space="preserve"> - </w:t>
+      </w:r>
+      <w:r>
+        <w:rPr>
+          <w:b/>
+        </w:rPr>
+        <w:t>Più è piena, più scappa.</w:t>
+      </w:r>
+      <w:r>
+        <w:t xml:space="preserve"> Misurato: al 30% della barra parte da sola una</w:t>
+      </w:r>
+      <w:r>
+        <w:t xml:space="preserve"> volta ogni quindici secondi, al 60% ogni sette e mezzo, quasi piena ogni</w:t>
+      </w:r>
+      <w:r>
+        <w:t xml:space="preserve"> tre e mezzo.</w:t>
+      </w:r>
+      <w:r>
+        <w:t xml:space="preserve"> - </w:t>
+      </w:r>
+      <w:r>
+        <w:rPr>
+          <w:b/>
+        </w:rPr>
+        <w:t>Quando scappa non toglie vite: toglie il controllo.</w:t>
+      </w:r>
+      <w:r>
+        <w:t xml:space="preserve"> Un quarto di secondo</w:t>
+      </w:r>
+      <w:r>
+        <w:t xml:space="preserve"> in cui i comandi non rispondono, il lampo verde che salta addosso a quello</w:t>
+      </w:r>
+      <w:r>
+        <w:t xml:space="preserve"> che hai intorno — fino a quattro mostri — e un pezzo di barra che se ne va.</w:t>
+      </w:r>
+      <w:r>
+        <w:t xml:space="preserve"> A barra piena si resta immobili meno dell'otto per cento del tempo: si</w:t>
+      </w:r>
+      <w:r>
+        <w:t xml:space="preserve"> sente, ma non toglie mai il gioco di mano.</w:t>
+      </w:r>
+      <w:r>
+        <w:t xml:space="preserve"> - </w:t>
+      </w:r>
+      <w:r>
+        <w:rPr>
+          <w:b/>
+        </w:rPr>
+        <w:t>E quello che scappa non torna.</w:t>
+      </w:r>
+      <w:r>
+        <w:t xml:space="preserve"> È corrente che Lumina non riavrà, ed è il</w:t>
+      </w:r>
+      <w:r>
+        <w:t xml:space="preserve"> motivo per cui vogliono indietro la lanterna. Il tema del gioco applicato</w:t>
+      </w:r>
+      <w:r>
+        <w:t xml:space="preserve"> addosso ai protagonisti: senza un contenitore l'energia non serve a niente</w:t>
+      </w:r>
+      <w:r>
+        <w:t xml:space="preserve"> e fa solo male.</w:t>
+      </w:r>
+      <w:r>
+        <w:t xml:space="preserve"> - La barra </w:t>
+      </w:r>
+      <w:r>
+        <w:rPr>
+          <w:b/>
+        </w:rPr>
+        <w:t>non si azzera fra un settore e l'altro</w:t>
+      </w:r>
+      <w:r>
+        <w:t>: è il bottino di venti</w:t>
+      </w:r>
+      <w:r>
+        <w:t xml:space="preserve"> settori, e al 56 finirà tutto dentro Ampere in un colpo solo.</w:t>
+      </w:r>
+    </w:p>
+    <w:p>
+      <w:pPr>
+        <w:pStyle w:val="ListBullet"/>
+      </w:pPr>
+      <w:r>
+        <w:t xml:space="preserve">Oltre il 40 il gioco </w:t>
       </w:r>
       <w:r>
         <w:rPr>
@@ -11059,18 +11261,15 @@
         <w:t>, invece di far finta: schermata</w:t>
       </w:r>
       <w:r>
-        <w:t xml:space="preserve"> «fine di questo tratto», dopo aver fatto vedere i due filmati. Il confine si</w:t>
-      </w:r>
-      <w:r>
-        <w:t xml:space="preserve"> sposta man mano che costruiamo.</w:t>
-      </w:r>
-    </w:p>
-    <w:p>
-      <w:r>
-        <w:rPr>
-          <w:b/>
-        </w:rPr>
-        <w:t>Manca la seconda metà dell'atto II</w:t>
+        <w:t xml:space="preserve"> «fine di questo tratto». Il confine si sposta man mano che costruiamo.</w:t>
+      </w:r>
+    </w:p>
+    <w:p>
+      <w:r>
+        <w:rPr>
+          <w:b/>
+        </w:rPr>
+        <w:t>Manca l'ultimo terzo dell'atto II</w:t>
       </w:r>
       <w:r>
         <w:t xml:space="preserve">, cioè i settori </w:t>
@@ -11079,7 +11278,7 @@
         <w:rPr>
           <w:b/>
         </w:rPr>
-        <w:t>36-65</w:t>
+        <w:t>41-65</w:t>
       </w:r>
       <w:r>
         <w:t>: il tradimento di ECHO-1, Eclissia, la barra della corrente addosso, i Silenti, il reattore, la salita in 2,5D, la cima in soggettiva, OHM, Ampere rovesciata e i filmati che restano.</w:t>

--- a/VOLT_Bibbia.docx
+++ b/VOLT_Bibbia.docx
@@ -2850,7 +2850,7 @@
         <w:pStyle w:val="Heading3"/>
       </w:pPr>
       <w:r>
-        <w:t>Il compagno scomodo (settori 36-55) [SCRITTO]</w:t>
+        <w:t>Il compagno scomodo (settori 36-55) [GIOCO] (dalla versione 95)</w:t>
       </w:r>
     </w:p>
     <w:p>
@@ -10022,7 +10022,7 @@
         <w:pStyle w:val="Heading1"/>
       </w:pPr>
       <w:r>
-        <w:t>10. Cos'è vero oggi nel gioco (versione 89)</w:t>
+        <w:t>10. Cos'è vero oggi nel gioco (versione 96)</w:t>
       </w:r>
     </w:p>
     <w:p>
@@ -11249,7 +11249,126 @@
         <w:pStyle w:val="ListBullet"/>
       </w:pPr>
       <w:r>
-        <w:t xml:space="preserve">Oltre il 40 il gioco </w:t>
+        <w:rPr>
+          <w:b/>
+        </w:rPr>
+        <w:t>ECHO-0 il compagno scomodo c'è, dal 36 al 55.</w:t>
+      </w:r>
+      <w:r>
+        <w:t xml:space="preserve"> Ed è il rovescio esatto</w:t>
+      </w:r>
+      <w:r>
+        <w:t xml:space="preserve"> delle apparizioni della Frattura, che è il modo in cui il giocatore capisce</w:t>
+      </w:r>
+      <w:r>
+        <w:t xml:space="preserve"> che qualcosa è cambiato senza che nessuno glielo dica:</w:t>
+      </w:r>
+      <w:r>
+        <w:t xml:space="preserve"> - </w:t>
+      </w:r>
+      <w:r>
+        <w:rPr>
+          <w:b/>
+        </w:rPr>
+        <w:t>nella Frattura</w:t>
+      </w:r>
+      <w:r>
+        <w:t xml:space="preserve"> si faceva vedere e </w:t>
+      </w:r>
+      <w:r>
+        <w:rPr>
+          <w:b/>
+        </w:rPr>
+        <w:t>spariva</w:t>
+      </w:r>
+      <w:r>
+        <w:t xml:space="preserve"> appena ti avvicinavi, con</w:t>
+      </w:r>
+      <w:r>
+        <w:t xml:space="preserve"> uno schiocco e un anello viola;</w:t>
+      </w:r>
+      <w:r>
+        <w:t xml:space="preserve"> - </w:t>
+      </w:r>
+      <w:r>
+        <w:rPr>
+          <w:b/>
+        </w:rPr>
+        <w:t>in Eclissia</w:t>
+      </w:r>
+      <w:r>
+        <w:t xml:space="preserve"> si ferma, </w:t>
+      </w:r>
+      <w:r>
+        <w:rPr>
+          <w:b/>
+        </w:rPr>
+        <w:t>indica qualcosa</w:t>
+      </w:r>
+      <w:r>
+        <w:t>, e **aspetta che tu gli passi</w:t>
+      </w:r>
+      <w:r>
+        <w:t xml:space="preserve"> accanto**. Poi si spegne piano, senza schiocco.</w:t>
+      </w:r>
+      <w:r>
+        <w:t xml:space="preserve"> - Cosa indica: </w:t>
+      </w:r>
+      <w:r>
+        <w:rPr>
+          <w:b/>
+        </w:rPr>
+        <w:t>la strada avanti</w:t>
+      </w:r>
+      <w:r>
+        <w:t xml:space="preserve">, o </w:t>
+      </w:r>
+      <w:r>
+        <w:rPr>
+          <w:b/>
+        </w:rPr>
+        <w:t>una buca</w:t>
+      </w:r>
+      <w:r>
+        <w:t>, se ce n'è una nel tratto</w:t>
+      </w:r>
+      <w:r>
+        <w:t xml:space="preserve"> che sta arrivando. Dove indica compare un cerchietto viola che pulsa.</w:t>
+      </w:r>
+      <w:r>
+        <w:t xml:space="preserve"> - </w:t>
+      </w:r>
+      <w:r>
+        <w:rPr>
+          <w:b/>
+        </w:rPr>
+        <w:t>Non si capisce mai se ti stia aiutando o portando dove conviene a lui</w:t>
+      </w:r>
+      <w:r>
+        <w:t>, e</w:t>
+      </w:r>
+      <w:r>
+        <w:t xml:space="preserve"> quello è il punto. Non combatte, non si comanda, non parla, non lo si può</w:t>
+      </w:r>
+      <w:r>
+        <w:t xml:space="preserve"> colpire.</w:t>
+      </w:r>
+      <w:r>
+        <w:t xml:space="preserve"> - Tre per settore. L'altezza sullo schermo è **calcolata sulla vista, non sul</w:t>
+      </w:r>
+      <w:r>
+        <w:t xml:space="preserve"> mondo**: col telefono coricato la vista è alta meno della metà, e una sagoma</w:t>
+      </w:r>
+      <w:r>
+        <w:t xml:space="preserve"> messa sette caselle sopra il suolo finirebbe fuori dall'inquadratura.</w:t>
+      </w:r>
+    </w:p>
+    <w:p>
+      <w:pPr>
+        <w:pStyle w:val="ListBullet"/>
+      </w:pPr>
+      <w:r>
+        <w:t xml:space="preserve">Oltre il 55 il gioco </w:t>
       </w:r>
       <w:r>
         <w:rPr>
@@ -11269,7 +11388,7 @@
         <w:rPr>
           <w:b/>
         </w:rPr>
-        <w:t>Manca l'ultimo terzo dell'atto II</w:t>
+        <w:t>Manca la fine dell'atto II</w:t>
       </w:r>
       <w:r>
         <w:t xml:space="preserve">, cioè i settori </w:t>
@@ -11278,7 +11397,7 @@
         <w:rPr>
           <w:b/>
         </w:rPr>
-        <w:t>41-65</w:t>
+        <w:t>56-65</w:t>
       </w:r>
       <w:r>
         <w:t>: il tradimento di ECHO-1, Eclissia, la barra della corrente addosso, i Silenti, il reattore, la salita in 2,5D, la cima in soggettiva, OHM, Ampere rovesciata e i filmati che restano.</w:t>

--- a/VOLT_Bibbia.docx
+++ b/VOLT_Bibbia.docx
@@ -7133,7 +7133,7 @@
         <w:pStyle w:val="Heading3"/>
       </w:pPr>
       <w:r>
-        <w:t>Fase 4 · IL CONDENSATORE — settore 56</w:t>
+        <w:t>Fase 4 · IL CONDENSATORE — settore 56 [GIOCO] (dalla versione 100)</w:t>
       </w:r>
     </w:p>
     <w:p>
@@ -10022,7 +10022,7 @@
         <w:pStyle w:val="Heading1"/>
       </w:pPr>
       <w:r>
-        <w:t>10. Cos'è vero oggi nel gioco (versione 96)</w:t>
+        <w:t>10. Cos'è vero oggi nel gioco (versione 100)</w:t>
       </w:r>
     </w:p>
     <w:p>
@@ -11368,7 +11368,225 @@
         <w:pStyle w:val="ListBullet"/>
       </w:pPr>
       <w:r>
-        <w:t xml:space="preserve">Oltre il 55 il gioco </w:t>
+        <w:rPr>
+          <w:b/>
+        </w:rPr>
+        <w:t>SETTORE 56: il Condensatore, e i quattro Silenti.</w:t>
+      </w:r>
+      <w:r>
+        <w:t xml:space="preserve"> È l'unico scontro del</w:t>
+      </w:r>
+      <w:r>
+        <w:t xml:space="preserve"> gioco che non si vince sparando, e la regola sta in una frase:</w:t>
+      </w:r>
+      <w:r>
+        <w:t xml:space="preserve"> </w:t>
+      </w:r>
+      <w:r>
+        <w:rPr>
+          <w:b/>
+        </w:rPr>
+        <w:t>ogni colpo lo carica</w:t>
+      </w:r>
+      <w:r>
+        <w:t>.</w:t>
+      </w:r>
+      <w:r>
+        <w:t xml:space="preserve"> - </w:t>
+      </w:r>
+      <w:r>
+        <w:rPr>
+          <w:b/>
+        </w:rPr>
+        <w:t>ECHO-1</w:t>
+      </w:r>
+      <w:r>
+        <w:t xml:space="preserve"> è un colosso senza volto: massa scura squadrata, **tre cristalli</w:t>
+      </w:r>
+      <w:r>
+        <w:t xml:space="preserve"> gialli</w:t>
+      </w:r>
+      <w:r>
+        <w:rPr>
+          <w:b/>
+        </w:rPr>
+        <w:t xml:space="preserve"> sul petto e in mezzo, incastonata come un reattore, </w:t>
+      </w:r>
+      <w:r>
+        <w:t>AMPERE** —</w:t>
+      </w:r>
+      <w:r>
+        <w:t xml:space="preserve"> che si vede verde attraverso il vetro. La barra in alto non conta la vita:</w:t>
+      </w:r>
+      <w:r>
+        <w:t xml:space="preserve"> </w:t>
+      </w:r>
+      <w:r>
+        <w:rPr>
+          <w:b/>
+        </w:rPr>
+        <w:t>conta i cristalli</w:t>
+      </w:r>
+      <w:r>
+        <w:t>.</w:t>
+      </w:r>
+      <w:r>
+        <w:t xml:space="preserve"> - </w:t>
+      </w:r>
+      <w:r>
+        <w:rPr>
+          <w:b/>
+        </w:rPr>
+        <w:t>Sparargli addosso non fa danno: gli riempie il serbatoio.</w:t>
+      </w:r>
+      <w:r>
+        <w:t xml:space="preserve"> Un anello</w:t>
+      </w:r>
+      <w:r>
+        <w:t xml:space="preserve"> giallo gli si chiude intorno man mano, e quando è pieno </w:t>
+      </w:r>
+      <w:r>
+        <w:rPr>
+          <w:b/>
+        </w:rPr>
+        <w:t>si scarica</w:t>
+      </w:r>
+      <w:r>
+        <w:t xml:space="preserve"> e ti</w:t>
+      </w:r>
+      <w:r>
+        <w:t xml:space="preserve"> ridà tutto in faccia.</w:t>
+      </w:r>
+      <w:r>
+        <w:t xml:space="preserve"> - </w:t>
+      </w:r>
+      <w:r>
+        <w:rPr>
+          <w:b/>
+        </w:rPr>
+        <w:t>L'unica cosa che gli leva un cristallo</w:t>
+      </w:r>
+      <w:r>
+        <w:t xml:space="preserve"> è colpire </w:t>
+      </w:r>
+      <w:r>
+        <w:rPr>
+          <w:b/>
+        </w:rPr>
+        <w:t>quello esposto</w:t>
+      </w:r>
+      <w:r>
+        <w:t xml:space="preserve"> con</w:t>
+      </w:r>
+      <w:r>
+        <w:t xml:space="preserve"> il </w:t>
+      </w:r>
+      <w:r>
+        <w:rPr>
+          <w:b/>
+        </w:rPr>
+        <w:t>Custode giusto</w:t>
+      </w:r>
+      <w:r>
+        <w:t xml:space="preserve">: il cristallo </w:t>
+      </w:r>
+      <w:r>
+        <w:rPr>
+          <w:b/>
+        </w:rPr>
+        <w:t>ciano vuole Aren</w:t>
+      </w:r>
+      <w:r>
+        <w:t>, quello **corallo</w:t>
+      </w:r>
+      <w:r>
+        <w:t xml:space="preserve"> vuole Lyra**. Ogni sei-nove secondi cambia, e tocca cambiare anche a te.</w:t>
+      </w:r>
+      <w:r>
+        <w:t xml:space="preserve"> </w:t>
+      </w:r>
+      <w:r>
+        <w:rPr>
+          <w:b/>
+        </w:rPr>
+        <w:t>È il motivo per cui il cambio esiste dal settore 21</w:t>
+      </w:r>
+      <w:r>
+        <w:t>, e qui viene</w:t>
+      </w:r>
+      <w:r>
+        <w:t xml:space="preserve"> presentato il conto.</w:t>
+      </w:r>
+      <w:r>
+        <w:t xml:space="preserve"> - </w:t>
+      </w:r>
+      <w:r>
+        <w:rPr>
+          <w:b/>
+        </w:rPr>
+        <w:t>I quattro Silenti</w:t>
+      </w:r>
+      <w:r>
+        <w:t xml:space="preserve"> sono lì dall'inizio. Non sparano: camminano addosso e</w:t>
+      </w:r>
+      <w:r>
+        <w:t xml:space="preserve"> con le braccia lunghe </w:t>
+      </w:r>
+      <w:r>
+        <w:rPr>
+          <w:b/>
+        </w:rPr>
+        <w:t>ti tengono fermo</w:t>
+      </w:r>
+      <w:r>
+        <w:t xml:space="preserve"> un istante. E **a ogni cristallo</w:t>
+      </w:r>
+      <w:r>
+        <w:t xml:space="preserve"> che si spegne uno di loro cade in ginocchio**: quanti ne restano in piedi</w:t>
+      </w:r>
+      <w:r>
+        <w:t xml:space="preserve"> dice quanti cristalli mancano, e non serve spiegarlo a nessuno.</w:t>
+      </w:r>
+      <w:r>
+        <w:t xml:space="preserve"> - </w:t>
+      </w:r>
+      <w:r>
+        <w:rPr>
+          <w:b/>
+        </w:rPr>
+        <w:t>Quando l'ultimo cristallo si spegne</w:t>
+      </w:r>
+      <w:r>
+        <w:t>, ECHO-1 si accascia, i **quattro</w:t>
+      </w:r>
+      <w:r>
+        <w:t xml:space="preserve"> Silenti si rimettono in piedi tutti insieme** e smettono di attaccare, e</w:t>
+      </w:r>
+      <w:r>
+        <w:t xml:space="preserve"> **la corrente che ti sei portato addosso si svuota dentro Ampere in un colpo</w:t>
+      </w:r>
+      <w:r>
+        <w:t xml:space="preserve"> solo** — con scritto quanta ne è entrata.</w:t>
+      </w:r>
+      <w:r>
+        <w:t xml:space="preserve"> - E all'uscita parte </w:t>
+      </w:r>
+      <w:r>
+        <w:rPr>
+          <w:b/>
+        </w:rPr>
+        <w:t>`il_reattore`</w:t>
+      </w:r>
+      <w:r>
+        <w:t>.</w:t>
+      </w:r>
+    </w:p>
+    <w:p>
+      <w:pPr>
+        <w:pStyle w:val="ListBullet"/>
+      </w:pPr>
+      <w:r>
+        <w:t xml:space="preserve">Oltre il 56 il gioco </w:t>
       </w:r>
       <w:r>
         <w:rPr>
@@ -11397,10 +11615,10 @@
         <w:rPr>
           <w:b/>
         </w:rPr>
-        <w:t>56-65</w:t>
-      </w:r>
-      <w:r>
-        <w:t>: il tradimento di ECHO-1, Eclissia, la barra della corrente addosso, i Silenti, il reattore, la salita in 2,5D, la cima in soggettiva, OHM, Ampere rovesciata e i filmati che restano.</w:t>
+        <w:t>57-65</w:t>
+      </w:r>
+      <w:r>
+        <w:t>: la salita sulla Caldera in 2,5D, la cima in soggettiva, OHM, Ampere rovesciata, e il tradimento di ECHO-1, Eclissia, la barra della corrente addosso, i Silenti, il reattore, la salita in 2,5D, la cima in soggettiva, OHM, Ampere rovesciata e i filmati che restano.</w:t>
       </w:r>
     </w:p>
     <w:p>

--- a/VOLT_Bibbia.docx
+++ b/VOLT_Bibbia.docx
@@ -13286,7 +13286,7 @@
         <w:t>Fatti</w:t>
       </w:r>
       <w:r>
-        <w:t xml:space="preserve"> (già dentro il gioco, dieci):</w:t>
+        <w:t xml:space="preserve"> (già dentro il gioco, undici):</w:t>
       </w:r>
     </w:p>
     <w:tbl>
@@ -14074,6 +14074,73 @@
           </w:p>
         </w:tc>
       </w:tr>
+      <w:tr>
+        <w:tc>
+          <w:tcPr>
+            <w:tcW w:type="dxa" w:w="3173"/>
+          </w:tcPr>
+          <w:p>
+            <w:pPr>
+              <w:spacing w:after="40"/>
+            </w:pPr>
+            <w:r>
+              <w:rPr>
+                <w:sz w:val="20"/>
+              </w:rPr>
+            </w:r>
+            <w:r>
+              <w:rPr>
+                <w:rFonts w:ascii="Consolas" w:hAnsi="Consolas"/>
+                <w:color w:val="7A3FD6"/>
+                <w:sz w:val="20"/>
+              </w:rPr>
+              <w:t>il_reattore</w:t>
+            </w:r>
+          </w:p>
+        </w:tc>
+        <w:tc>
+          <w:tcPr>
+            <w:tcW w:type="dxa" w:w="3173"/>
+          </w:tcPr>
+          <w:p>
+            <w:pPr>
+              <w:spacing w:after="40"/>
+            </w:pPr>
+            <w:r>
+              <w:rPr>
+                <w:sz w:val="20"/>
+              </w:rPr>
+            </w:r>
+            <w:r>
+              <w:rPr>
+                <w:sz w:val="20"/>
+              </w:rPr>
+              <w:t>fine del settore 56</w:t>
+            </w:r>
+          </w:p>
+        </w:tc>
+        <w:tc>
+          <w:tcPr>
+            <w:tcW w:type="dxa" w:w="3173"/>
+          </w:tcPr>
+          <w:p>
+            <w:pPr>
+              <w:spacing w:after="40"/>
+            </w:pPr>
+            <w:r>
+              <w:rPr>
+                <w:sz w:val="20"/>
+              </w:rPr>
+            </w:r>
+            <w:r>
+              <w:rPr>
+                <w:sz w:val="20"/>
+              </w:rPr>
+              <w:t>I tre cristalli gialli si spengono uno alla volta e i Silenti cadono con loro; Ampere esce dal petto del colosso e si riempie di colpo; i quattro Silenti si rialzano e si voltano verso i Custodi</w:t>
+            </w:r>
+          </w:p>
+        </w:tc>
+      </w:tr>
     </w:tbl>
     <w:p/>
     <w:p>
@@ -14081,10 +14148,10 @@
         <w:rPr>
           <w:b/>
         </w:rPr>
-        <w:t>Da fare: sette</w:t>
-      </w:r>
-      <w:r>
-        <w:t xml:space="preserve">, qui in ordine di settore. I cinque segnati </w:t>
+        <w:t>Da fare: sei</w:t>
+      </w:r>
+      <w:r>
+        <w:t xml:space="preserve">, qui in ordine di settore. I quattro segnati </w:t>
       </w:r>
       <w:r>
         <w:rPr>
@@ -14476,7 +14543,7 @@
                 <w:color w:val="7A3FD6"/>
                 <w:sz w:val="20"/>
               </w:rPr>
-              <w:t>il_reattore</w:t>
+              <w:t>la_scelta_di_echo</w:t>
             </w:r>
           </w:p>
         </w:tc>
@@ -14518,7 +14585,7 @@
               <w:rPr>
                 <w:sz w:val="20"/>
               </w:rPr>
-              <w:t>I tre cristalli si spengono, Ampere esce e si riempie di colpo</w:t>
+              <w:t>ECHO-0 allunga la mano verso la lanterna e la ritira</w:t>
             </w:r>
           </w:p>
         </w:tc>
@@ -14588,7 +14655,7 @@
                 <w:color w:val="7A3FD6"/>
                 <w:sz w:val="20"/>
               </w:rPr>
-              <w:t>la_scelta_di_echo</w:t>
+              <w:t>la_cima</w:t>
             </w:r>
           </w:p>
         </w:tc>
@@ -14610,7 +14677,7 @@
               <w:rPr>
                 <w:sz w:val="20"/>
               </w:rPr>
-              <w:t>56</w:t>
+              <w:t>65</w:t>
             </w:r>
           </w:p>
         </w:tc>
@@ -14632,7 +14699,7 @@
               <w:rPr>
                 <w:sz w:val="20"/>
               </w:rPr>
-              <w:t>ECHO-0 allunga la mano verso la lanterna e la ritira</w:t>
+              <w:t>OHM si condensa sopra il cratere; il segno Ω si accende</w:t>
             </w:r>
           </w:p>
         </w:tc>
@@ -14701,7 +14768,7 @@
                 <w:color w:val="7A3FD6"/>
                 <w:sz w:val="20"/>
               </w:rPr>
-              <w:t>la_cima</w:t>
+              <w:t>il_finale</w:t>
             </w:r>
           </w:p>
         </w:tc>
@@ -14743,7 +14810,7 @@
               <w:rPr>
                 <w:sz w:val="20"/>
               </w:rPr>
-              <w:t>OHM si condensa sopra il cratere; il segno Ω si accende</w:t>
+              <w:t>L'eruzione, il cielo che si cuce, la scintilla che entra in Ampere, Eclio</w:t>
             </w:r>
           </w:p>
         </w:tc>
@@ -14813,7 +14880,7 @@
                 <w:color w:val="7A3FD6"/>
                 <w:sz w:val="20"/>
               </w:rPr>
-              <w:t>il_finale</w:t>
+              <w:t>il_bacio</w:t>
             </w:r>
           </w:p>
         </w:tc>
@@ -14857,7 +14924,7 @@
               <w:rPr>
                 <w:sz w:val="20"/>
               </w:rPr>
-              <w:t>L'eruzione, il cielo che si cuce, la scintilla che entra in Ampere, Eclio</w:t>
+              <w:t>Aren si toglie il casco, lo lascia cadere, abbraccia e bacia Lyra</w:t>
             </w:r>
           </w:p>
         </w:tc>
@@ -14885,130 +14952,17 @@
           </w:p>
         </w:tc>
       </w:tr>
-      <w:tr>
-        <w:tc>
-          <w:tcPr>
-            <w:tcW w:type="dxa" w:w="1904"/>
-          </w:tcPr>
-          <w:p>
-            <w:pPr>
-              <w:spacing w:after="40"/>
-            </w:pPr>
-            <w:r>
-              <w:rPr>
-                <w:sz w:val="20"/>
-              </w:rPr>
-            </w:r>
-            <w:r>
-              <w:rPr>
-                <w:sz w:val="20"/>
-              </w:rPr>
-              <w:t>7</w:t>
-            </w:r>
-          </w:p>
-        </w:tc>
-        <w:tc>
-          <w:tcPr>
-            <w:tcW w:type="dxa" w:w="1904"/>
-          </w:tcPr>
-          <w:p>
-            <w:pPr>
-              <w:spacing w:after="40"/>
-            </w:pPr>
-            <w:r>
-              <w:rPr>
-                <w:sz w:val="20"/>
-              </w:rPr>
-            </w:r>
-            <w:r>
-              <w:rPr>
-                <w:rFonts w:ascii="Consolas" w:hAnsi="Consolas"/>
-                <w:color w:val="7A3FD6"/>
-                <w:sz w:val="20"/>
-              </w:rPr>
-              <w:t>il_bacio</w:t>
-            </w:r>
-          </w:p>
-        </w:tc>
-        <w:tc>
-          <w:tcPr>
-            <w:tcW w:type="dxa" w:w="1904"/>
-          </w:tcPr>
-          <w:p>
-            <w:pPr>
-              <w:spacing w:after="40"/>
-            </w:pPr>
-            <w:r>
-              <w:rPr>
-                <w:sz w:val="20"/>
-              </w:rPr>
-            </w:r>
-            <w:r>
-              <w:rPr>
-                <w:sz w:val="20"/>
-              </w:rPr>
-              <w:t>65</w:t>
-            </w:r>
-          </w:p>
-        </w:tc>
-        <w:tc>
-          <w:tcPr>
-            <w:tcW w:type="dxa" w:w="1904"/>
-          </w:tcPr>
-          <w:p>
-            <w:pPr>
-              <w:spacing w:after="40"/>
-            </w:pPr>
-            <w:r>
-              <w:rPr>
-                <w:sz w:val="20"/>
-              </w:rPr>
-            </w:r>
-            <w:r>
-              <w:rPr>
-                <w:sz w:val="20"/>
-              </w:rPr>
-              <w:t>Aren si toglie il casco, lo lascia cadere, abbraccia e bacia Lyra</w:t>
-            </w:r>
-          </w:p>
-        </w:tc>
-        <w:tc>
-          <w:tcPr>
-            <w:tcW w:type="dxa" w:w="1904"/>
-          </w:tcPr>
-          <w:p>
-            <w:pPr>
-              <w:spacing w:after="40"/>
-            </w:pPr>
-            <w:r>
-              <w:rPr>
-                <w:sz w:val="20"/>
-              </w:rPr>
-            </w:r>
-            <w:r>
-              <w:rPr>
-                <w:b/>
-                <w:sz w:val="20"/>
-              </w:rPr>
-              <w:t>essenziale</w:t>
-            </w:r>
-          </w:p>
-        </w:tc>
-      </w:tr>
     </w:tbl>
     <w:p/>
     <w:p>
       <w:r>
-        <w:t xml:space="preserve">I cinque essenziali vanno prodotti </w:t>
-      </w:r>
-      <w:r>
-        <w:rPr>
-          <w:b/>
-        </w:rPr>
-        <w:t>a coppie</w:t>
-      </w:r>
-      <w:r>
-        <w:t xml:space="preserve">, perché sono scene divise in due: </w:t>
+        <w:rPr>
+          <w:b/>
+        </w:rPr>
+        <w:t>`la_scelta_di_echo` attacca dove finisce `il_reattore`</w:t>
+      </w:r>
+      <w:r>
+        <w:t xml:space="preserve">, che è già girato: la lanterna accesa a mezz'aria è l'ultimo fotogramma dell'uno e il primo dell'altro. </w:t>
       </w:r>
       <w:r>
         <w:rPr>
@@ -15016,7 +14970,7 @@
           <w:color w:val="7A3FD6"/>
           <w:sz w:val="19"/>
         </w:rPr>
-        <w:t>il_reattore</w:t>
+        <w:t>la_cima</w:t>
       </w:r>
       <w:r>
         <w:t>+</w:t>
@@ -15027,10 +14981,10 @@
           <w:color w:val="7A3FD6"/>
           <w:sz w:val="19"/>
         </w:rPr>
-        <w:t>la_scelta_di_echo</w:t>
-      </w:r>
-      <w:r>
-        <w:t xml:space="preserve">, e </w:t>
+        <w:t>il_finale</w:t>
+      </w:r>
+      <w:r>
+        <w:t>+</w:t>
       </w:r>
       <w:r>
         <w:rPr>
@@ -15038,32 +14992,10 @@
           <w:color w:val="7A3FD6"/>
           <w:sz w:val="19"/>
         </w:rPr>
-        <w:t>la_cima</w:t>
-      </w:r>
-      <w:r>
-        <w:t>+</w:t>
-      </w:r>
-      <w:r>
-        <w:rPr>
-          <w:rFonts w:ascii="Consolas" w:hAnsi="Consolas"/>
-          <w:color w:val="7A3FD6"/>
-          <w:sz w:val="19"/>
-        </w:rPr>
-        <w:t>il_finale</w:t>
-      </w:r>
-      <w:r>
-        <w:t>+</w:t>
-      </w:r>
-      <w:r>
-        <w:rPr>
-          <w:rFonts w:ascii="Consolas" w:hAnsi="Consolas"/>
-          <w:color w:val="7A3FD6"/>
-          <w:sz w:val="19"/>
-        </w:rPr>
         <w:t>il_bacio</w:t>
       </w:r>
       <w:r>
-        <w:t>, che sono una sequenza sola.</w:t>
+        <w:t xml:space="preserve"> sono una sequenza sola, e vanno prodotti insieme.</w:t>
       </w:r>
     </w:p>
     <w:p>
